--- a/project_reference.docx
+++ b/project_reference.docx
@@ -525,91 +525,169 @@
           </w:p>
         </w:tc>
       </w:tr>
+    </w:tbl>
+    <w:p>
+      <w:pPr>
+        <w:spacing w:before="80" w:after="0"/>
+      </w:pPr>
+    </w:p>
+    <w:p>
+      <w:pPr>
+        <w:pStyle w:val="Heading2"/>
+        <w:spacing w:before="240" w:after="80"/>
+      </w:pPr>
+      <w:r>
+        <w:rPr>
+          <w:rFonts w:ascii="Arial" w:cs="Arial" w:eastAsia="Arial" w:hAnsi="Arial"/>
+          <w:b/>
+          <w:bCs/>
+          <w:color w:val="444444"/>
+          <w:sz w:val="26"/>
+          <w:szCs w:val="26"/>
+        </w:rPr>
+        <w:t xml:space="preserve">Planned hardware — purchased, not yet connected</w:t>
+      </w:r>
+    </w:p>
+    <w:tbl>
+      <w:tblPr>
+        <w:tblW w:type="dxa" w:w="9360"/>
+        <w:tblBorders>
+          <w:top w:val="single" w:color="auto" w:sz="4"/>
+          <w:left w:val="single" w:color="auto" w:sz="4"/>
+          <w:bottom w:val="single" w:color="auto" w:sz="4"/>
+          <w:right w:val="single" w:color="auto" w:sz="4"/>
+          <w:insideH w:val="single" w:color="auto" w:sz="4"/>
+          <w:insideV w:val="single" w:color="auto" w:sz="4"/>
+        </w:tblBorders>
+      </w:tblPr>
+      <w:tblGrid>
+        <w:gridCol w:w="2400"/>
+        <w:gridCol w:w="3600"/>
+        <w:gridCol w:w="800"/>
+        <w:gridCol w:w="2560"/>
+      </w:tblGrid>
       <w:tr>
         <w:tc>
           <w:tcPr>
-            <w:tcW w:type="dxa" w:w="3200"/>
-            <w:tcBorders>
-              <w:top w:val="single" w:color="CCCCCC" w:sz="1"/>
-              <w:left w:val="single" w:color="CCCCCC" w:sz="1"/>
-              <w:bottom w:val="single" w:color="CCCCCC" w:sz="1"/>
-              <w:right w:val="single" w:color="CCCCCC" w:sz="1"/>
-            </w:tcBorders>
-            <w:shd w:fill="F2F2F2" w:val="clear"/>
-            <w:tcMar>
-              <w:top w:type="dxa" w:w="80"/>
-              <w:left w:type="dxa" w:w="120"/>
-              <w:bottom w:type="dxa" w:w="80"/>
-              <w:right w:type="dxa" w:w="120"/>
-            </w:tcMar>
-          </w:tcPr>
-          <w:p>
-            <w:r>
-              <w:rPr>
-                <w:rFonts w:ascii="Arial" w:cs="Arial" w:eastAsia="Arial" w:hAnsi="Arial"/>
-                <w:color w:val="000000"/>
-                <w:sz w:val="18"/>
-                <w:szCs w:val="18"/>
-              </w:rPr>
-              <w:t xml:space="preserve">Battery charger</w:t>
-            </w:r>
-          </w:p>
-        </w:tc>
-        <w:tc>
-          <w:tcPr>
-            <w:tcW w:type="dxa" w:w="4800"/>
-            <w:tcBorders>
-              <w:top w:val="single" w:color="CCCCCC" w:sz="1"/>
-              <w:left w:val="single" w:color="CCCCCC" w:sz="1"/>
-              <w:bottom w:val="single" w:color="CCCCCC" w:sz="1"/>
-              <w:right w:val="single" w:color="CCCCCC" w:sz="1"/>
-            </w:tcBorders>
-            <w:shd w:fill="F2F2F2" w:val="clear"/>
-            <w:tcMar>
-              <w:top w:type="dxa" w:w="80"/>
-              <w:left w:type="dxa" w:w="120"/>
-              <w:bottom w:type="dxa" w:w="80"/>
-              <w:right w:type="dxa" w:w="120"/>
-            </w:tcMar>
-          </w:tcPr>
-          <w:p>
-            <w:r>
-              <w:rPr>
-                <w:rFonts w:ascii="Arial" w:cs="Arial" w:eastAsia="Arial" w:hAnsi="Arial"/>
-                <w:color w:val="000000"/>
-                <w:sz w:val="18"/>
-                <w:szCs w:val="18"/>
-              </w:rPr>
-              <w:t xml:space="preserve">Adafruit LiIon/LiPoly Charger BFF for QT Py</w:t>
-            </w:r>
-          </w:p>
-        </w:tc>
-        <w:tc>
-          <w:tcPr>
-            <w:tcW w:type="dxa" w:w="1360"/>
-            <w:tcBorders>
-              <w:top w:val="single" w:color="CCCCCC" w:sz="1"/>
-              <w:left w:val="single" w:color="CCCCCC" w:sz="1"/>
-              <w:bottom w:val="single" w:color="CCCCCC" w:sz="1"/>
-              <w:right w:val="single" w:color="CCCCCC" w:sz="1"/>
-            </w:tcBorders>
-            <w:shd w:fill="F2F2F2" w:val="clear"/>
-            <w:tcMar>
-              <w:top w:type="dxa" w:w="80"/>
-              <w:left w:type="dxa" w:w="120"/>
-              <w:bottom w:type="dxa" w:w="80"/>
-              <w:right w:type="dxa" w:w="120"/>
-            </w:tcMar>
-          </w:tcPr>
-          <w:p>
-            <w:r>
-              <w:rPr>
-                <w:rFonts w:ascii="Arial" w:cs="Arial" w:eastAsia="Arial" w:hAnsi="Arial"/>
-                <w:color w:val="000000"/>
-                <w:sz w:val="18"/>
-                <w:szCs w:val="18"/>
-              </w:rPr>
-              <w:t xml:space="preserve">#5397</w:t>
+            <w:tcW w:type="dxa" w:w="2400"/>
+            <w:tcBorders>
+              <w:top w:val="single" w:color="CCCCCC" w:sz="1"/>
+              <w:left w:val="single" w:color="CCCCCC" w:sz="1"/>
+              <w:bottom w:val="single" w:color="CCCCCC" w:sz="1"/>
+              <w:right w:val="single" w:color="CCCCCC" w:sz="1"/>
+            </w:tcBorders>
+            <w:shd w:fill="007A7A" w:val="clear"/>
+            <w:tcMar>
+              <w:top w:type="dxa" w:w="80"/>
+              <w:left w:type="dxa" w:w="120"/>
+              <w:bottom w:type="dxa" w:w="80"/>
+              <w:right w:type="dxa" w:w="120"/>
+            </w:tcMar>
+          </w:tcPr>
+          <w:p>
+            <w:r>
+              <w:rPr>
+                <w:rFonts w:ascii="Arial" w:cs="Arial" w:eastAsia="Arial" w:hAnsi="Arial"/>
+                <w:b/>
+                <w:bCs/>
+                <w:color w:val="FFFFFF"/>
+                <w:sz w:val="18"/>
+                <w:szCs w:val="18"/>
+              </w:rPr>
+              <w:t xml:space="preserve">Component</w:t>
+            </w:r>
+          </w:p>
+        </w:tc>
+        <w:tc>
+          <w:tcPr>
+            <w:tcW w:type="dxa" w:w="3600"/>
+            <w:tcBorders>
+              <w:top w:val="single" w:color="CCCCCC" w:sz="1"/>
+              <w:left w:val="single" w:color="CCCCCC" w:sz="1"/>
+              <w:bottom w:val="single" w:color="CCCCCC" w:sz="1"/>
+              <w:right w:val="single" w:color="CCCCCC" w:sz="1"/>
+            </w:tcBorders>
+            <w:shd w:fill="007A7A" w:val="clear"/>
+            <w:tcMar>
+              <w:top w:type="dxa" w:w="80"/>
+              <w:left w:type="dxa" w:w="120"/>
+              <w:bottom w:type="dxa" w:w="80"/>
+              <w:right w:type="dxa" w:w="120"/>
+            </w:tcMar>
+          </w:tcPr>
+          <w:p>
+            <w:r>
+              <w:rPr>
+                <w:rFonts w:ascii="Arial" w:cs="Arial" w:eastAsia="Arial" w:hAnsi="Arial"/>
+                <w:b/>
+                <w:bCs/>
+                <w:color w:val="FFFFFF"/>
+                <w:sz w:val="18"/>
+                <w:szCs w:val="18"/>
+              </w:rPr>
+              <w:t xml:space="preserve">Product</w:t>
+            </w:r>
+          </w:p>
+        </w:tc>
+        <w:tc>
+          <w:tcPr>
+            <w:tcW w:type="dxa" w:w="800"/>
+            <w:tcBorders>
+              <w:top w:val="single" w:color="CCCCCC" w:sz="1"/>
+              <w:left w:val="single" w:color="CCCCCC" w:sz="1"/>
+              <w:bottom w:val="single" w:color="CCCCCC" w:sz="1"/>
+              <w:right w:val="single" w:color="CCCCCC" w:sz="1"/>
+            </w:tcBorders>
+            <w:shd w:fill="007A7A" w:val="clear"/>
+            <w:tcMar>
+              <w:top w:type="dxa" w:w="80"/>
+              <w:left w:type="dxa" w:w="120"/>
+              <w:bottom w:type="dxa" w:w="80"/>
+              <w:right w:type="dxa" w:w="120"/>
+            </w:tcMar>
+          </w:tcPr>
+          <w:p>
+            <w:r>
+              <w:rPr>
+                <w:rFonts w:ascii="Arial" w:cs="Arial" w:eastAsia="Arial" w:hAnsi="Arial"/>
+                <w:b/>
+                <w:bCs/>
+                <w:color w:val="FFFFFF"/>
+                <w:sz w:val="18"/>
+                <w:szCs w:val="18"/>
+              </w:rPr>
+              <w:t xml:space="preserve">ID</w:t>
+            </w:r>
+          </w:p>
+        </w:tc>
+        <w:tc>
+          <w:tcPr>
+            <w:tcW w:type="dxa" w:w="2560"/>
+            <w:tcBorders>
+              <w:top w:val="single" w:color="CCCCCC" w:sz="1"/>
+              <w:left w:val="single" w:color="CCCCCC" w:sz="1"/>
+              <w:bottom w:val="single" w:color="CCCCCC" w:sz="1"/>
+              <w:right w:val="single" w:color="CCCCCC" w:sz="1"/>
+            </w:tcBorders>
+            <w:shd w:fill="007A7A" w:val="clear"/>
+            <w:tcMar>
+              <w:top w:type="dxa" w:w="80"/>
+              <w:left w:type="dxa" w:w="120"/>
+              <w:bottom w:type="dxa" w:w="80"/>
+              <w:right w:type="dxa" w:w="120"/>
+            </w:tcMar>
+          </w:tcPr>
+          <w:p>
+            <w:r>
+              <w:rPr>
+                <w:rFonts w:ascii="Arial" w:cs="Arial" w:eastAsia="Arial" w:hAnsi="Arial"/>
+                <w:b/>
+                <w:bCs/>
+                <w:color w:val="FFFFFF"/>
+                <w:sz w:val="18"/>
+                <w:szCs w:val="18"/>
+              </w:rPr>
+              <w:t xml:space="preserve">Notes</w:t>
             </w:r>
           </w:p>
         </w:tc>
@@ -617,7 +695,125 @@
       <w:tr>
         <w:tc>
           <w:tcPr>
-            <w:tcW w:type="dxa" w:w="3200"/>
+            <w:tcW w:type="dxa" w:w="2400"/>
+            <w:tcBorders>
+              <w:top w:val="single" w:color="CCCCCC" w:sz="1"/>
+              <w:left w:val="single" w:color="CCCCCC" w:sz="1"/>
+              <w:bottom w:val="single" w:color="CCCCCC" w:sz="1"/>
+              <w:right w:val="single" w:color="CCCCCC" w:sz="1"/>
+            </w:tcBorders>
+            <w:shd w:fill="F2F2F2" w:val="clear"/>
+            <w:tcMar>
+              <w:top w:type="dxa" w:w="80"/>
+              <w:left w:type="dxa" w:w="120"/>
+              <w:bottom w:type="dxa" w:w="80"/>
+              <w:right w:type="dxa" w:w="120"/>
+            </w:tcMar>
+          </w:tcPr>
+          <w:p>
+            <w:r>
+              <w:rPr>
+                <w:rFonts w:ascii="Arial" w:cs="Arial" w:eastAsia="Arial" w:hAnsi="Arial"/>
+                <w:color w:val="000000"/>
+                <w:sz w:val="18"/>
+                <w:szCs w:val="18"/>
+              </w:rPr>
+              <w:t xml:space="preserve">Battery charger</w:t>
+            </w:r>
+          </w:p>
+        </w:tc>
+        <w:tc>
+          <w:tcPr>
+            <w:tcW w:type="dxa" w:w="3600"/>
+            <w:tcBorders>
+              <w:top w:val="single" w:color="CCCCCC" w:sz="1"/>
+              <w:left w:val="single" w:color="CCCCCC" w:sz="1"/>
+              <w:bottom w:val="single" w:color="CCCCCC" w:sz="1"/>
+              <w:right w:val="single" w:color="CCCCCC" w:sz="1"/>
+            </w:tcBorders>
+            <w:shd w:fill="F2F2F2" w:val="clear"/>
+            <w:tcMar>
+              <w:top w:type="dxa" w:w="80"/>
+              <w:left w:type="dxa" w:w="120"/>
+              <w:bottom w:type="dxa" w:w="80"/>
+              <w:right w:type="dxa" w:w="120"/>
+            </w:tcMar>
+          </w:tcPr>
+          <w:p>
+            <w:r>
+              <w:rPr>
+                <w:rFonts w:ascii="Arial" w:cs="Arial" w:eastAsia="Arial" w:hAnsi="Arial"/>
+                <w:color w:val="000000"/>
+                <w:sz w:val="18"/>
+                <w:szCs w:val="18"/>
+              </w:rPr>
+              <w:t xml:space="preserve">Adafruit LiIon/LiPoly Charger BFF for QT Py</w:t>
+            </w:r>
+          </w:p>
+        </w:tc>
+        <w:tc>
+          <w:tcPr>
+            <w:tcW w:type="dxa" w:w="800"/>
+            <w:tcBorders>
+              <w:top w:val="single" w:color="CCCCCC" w:sz="1"/>
+              <w:left w:val="single" w:color="CCCCCC" w:sz="1"/>
+              <w:bottom w:val="single" w:color="CCCCCC" w:sz="1"/>
+              <w:right w:val="single" w:color="CCCCCC" w:sz="1"/>
+            </w:tcBorders>
+            <w:shd w:fill="F2F2F2" w:val="clear"/>
+            <w:tcMar>
+              <w:top w:type="dxa" w:w="80"/>
+              <w:left w:type="dxa" w:w="120"/>
+              <w:bottom w:type="dxa" w:w="80"/>
+              <w:right w:type="dxa" w:w="120"/>
+            </w:tcMar>
+          </w:tcPr>
+          <w:p>
+            <w:r>
+              <w:rPr>
+                <w:rFonts w:ascii="Arial" w:cs="Arial" w:eastAsia="Arial" w:hAnsi="Arial"/>
+                <w:color w:val="000000"/>
+                <w:sz w:val="18"/>
+                <w:szCs w:val="18"/>
+              </w:rPr>
+              <w:t xml:space="preserve">#5397</w:t>
+            </w:r>
+          </w:p>
+        </w:tc>
+        <w:tc>
+          <w:tcPr>
+            <w:tcW w:type="dxa" w:w="2560"/>
+            <w:tcBorders>
+              <w:top w:val="single" w:color="CCCCCC" w:sz="1"/>
+              <w:left w:val="single" w:color="CCCCCC" w:sz="1"/>
+              <w:bottom w:val="single" w:color="CCCCCC" w:sz="1"/>
+              <w:right w:val="single" w:color="CCCCCC" w:sz="1"/>
+            </w:tcBorders>
+            <w:shd w:fill="F2F2F2" w:val="clear"/>
+            <w:tcMar>
+              <w:top w:type="dxa" w:w="80"/>
+              <w:left w:type="dxa" w:w="120"/>
+              <w:bottom w:type="dxa" w:w="80"/>
+              <w:right w:type="dxa" w:w="120"/>
+            </w:tcMar>
+          </w:tcPr>
+          <w:p>
+            <w:r>
+              <w:rPr>
+                <w:rFonts w:ascii="Arial" w:cs="Arial" w:eastAsia="Arial" w:hAnsi="Arial"/>
+                <w:color w:val="000000"/>
+                <w:sz w:val="18"/>
+                <w:szCs w:val="18"/>
+              </w:rPr>
+              <w:t xml:space="preserve">Stacks onto QT Py, charges via USB, voltage divider on A2</w:t>
+            </w:r>
+          </w:p>
+        </w:tc>
+      </w:tr>
+      <w:tr>
+        <w:tc>
+          <w:tcPr>
+            <w:tcW w:type="dxa" w:w="2400"/>
             <w:tcBorders>
               <w:top w:val="single" w:color="CCCCCC" w:sz="1"/>
               <w:left w:val="single" w:color="CCCCCC" w:sz="1"/>
@@ -646,7 +842,7 @@
         </w:tc>
         <w:tc>
           <w:tcPr>
-            <w:tcW w:type="dxa" w:w="4800"/>
+            <w:tcW w:type="dxa" w:w="3600"/>
             <w:tcBorders>
               <w:top w:val="single" w:color="CCCCCC" w:sz="1"/>
               <w:left w:val="single" w:color="CCCCCC" w:sz="1"/>
@@ -675,7 +871,7 @@
         </w:tc>
         <w:tc>
           <w:tcPr>
-            <w:tcW w:type="dxa" w:w="1360"/>
+            <w:tcW w:type="dxa" w:w="800"/>
             <w:tcBorders>
               <w:top w:val="single" w:color="CCCCCC" w:sz="1"/>
               <w:left w:val="single" w:color="CCCCCC" w:sz="1"/>
@@ -699,6 +895,271 @@
                 <w:szCs w:val="18"/>
               </w:rPr>
               <w:t xml:space="preserve">#3898</w:t>
+            </w:r>
+          </w:p>
+        </w:tc>
+        <w:tc>
+          <w:tcPr>
+            <w:tcW w:type="dxa" w:w="2560"/>
+            <w:tcBorders>
+              <w:top w:val="single" w:color="CCCCCC" w:sz="1"/>
+              <w:left w:val="single" w:color="CCCCCC" w:sz="1"/>
+              <w:bottom w:val="single" w:color="CCCCCC" w:sz="1"/>
+              <w:right w:val="single" w:color="CCCCCC" w:sz="1"/>
+            </w:tcBorders>
+            <w:shd w:fill="F2F2F2" w:val="clear"/>
+            <w:tcMar>
+              <w:top w:type="dxa" w:w="80"/>
+              <w:left w:type="dxa" w:w="120"/>
+              <w:bottom w:type="dxa" w:w="80"/>
+              <w:right w:type="dxa" w:w="120"/>
+            </w:tcMar>
+          </w:tcPr>
+          <w:p>
+            <w:r>
+              <w:rPr>
+                <w:rFonts w:ascii="Arial" w:cs="Arial" w:eastAsia="Arial" w:hAnsi="Arial"/>
+                <w:color w:val="000000"/>
+                <w:sz w:val="18"/>
+                <w:szCs w:val="18"/>
+              </w:rPr>
+              <w:t xml:space="preserve">JST-PH connector, protection circuit cuts at 3.0V</w:t>
+            </w:r>
+          </w:p>
+        </w:tc>
+      </w:tr>
+      <w:tr>
+        <w:tc>
+          <w:tcPr>
+            <w:tcW w:type="dxa" w:w="2400"/>
+            <w:tcBorders>
+              <w:top w:val="single" w:color="CCCCCC" w:sz="1"/>
+              <w:left w:val="single" w:color="CCCCCC" w:sz="1"/>
+              <w:bottom w:val="single" w:color="CCCCCC" w:sz="1"/>
+              <w:right w:val="single" w:color="CCCCCC" w:sz="1"/>
+            </w:tcBorders>
+            <w:shd w:fill="F2F2F2" w:val="clear"/>
+            <w:tcMar>
+              <w:top w:type="dxa" w:w="80"/>
+              <w:left w:type="dxa" w:w="120"/>
+              <w:bottom w:type="dxa" w:w="80"/>
+              <w:right w:type="dxa" w:w="120"/>
+            </w:tcMar>
+          </w:tcPr>
+          <w:p>
+            <w:r>
+              <w:rPr>
+                <w:rFonts w:ascii="Arial" w:cs="Arial" w:eastAsia="Arial" w:hAnsi="Arial"/>
+                <w:color w:val="000000"/>
+                <w:sz w:val="18"/>
+                <w:szCs w:val="18"/>
+              </w:rPr>
+              <w:t xml:space="preserve">Passive buzzer</w:t>
+            </w:r>
+          </w:p>
+        </w:tc>
+        <w:tc>
+          <w:tcPr>
+            <w:tcW w:type="dxa" w:w="3600"/>
+            <w:tcBorders>
+              <w:top w:val="single" w:color="CCCCCC" w:sz="1"/>
+              <w:left w:val="single" w:color="CCCCCC" w:sz="1"/>
+              <w:bottom w:val="single" w:color="CCCCCC" w:sz="1"/>
+              <w:right w:val="single" w:color="CCCCCC" w:sz="1"/>
+            </w:tcBorders>
+            <w:shd w:fill="F2F2F2" w:val="clear"/>
+            <w:tcMar>
+              <w:top w:type="dxa" w:w="80"/>
+              <w:left w:type="dxa" w:w="120"/>
+              <w:bottom w:type="dxa" w:w="80"/>
+              <w:right w:type="dxa" w:w="120"/>
+            </w:tcMar>
+          </w:tcPr>
+          <w:p>
+            <w:r>
+              <w:rPr>
+                <w:rFonts w:ascii="Arial" w:cs="Arial" w:eastAsia="Arial" w:hAnsi="Arial"/>
+                <w:color w:val="000000"/>
+                <w:sz w:val="18"/>
+                <w:szCs w:val="18"/>
+              </w:rPr>
+              <w:t xml:space="preserve">BOJACK kit (passive, not active)</w:t>
+            </w:r>
+          </w:p>
+        </w:tc>
+        <w:tc>
+          <w:tcPr>
+            <w:tcW w:type="dxa" w:w="800"/>
+            <w:tcBorders>
+              <w:top w:val="single" w:color="CCCCCC" w:sz="1"/>
+              <w:left w:val="single" w:color="CCCCCC" w:sz="1"/>
+              <w:bottom w:val="single" w:color="CCCCCC" w:sz="1"/>
+              <w:right w:val="single" w:color="CCCCCC" w:sz="1"/>
+            </w:tcBorders>
+            <w:shd w:fill="F2F2F2" w:val="clear"/>
+            <w:tcMar>
+              <w:top w:type="dxa" w:w="80"/>
+              <w:left w:type="dxa" w:w="120"/>
+              <w:bottom w:type="dxa" w:w="80"/>
+              <w:right w:type="dxa" w:w="120"/>
+            </w:tcMar>
+          </w:tcPr>
+          <w:p>
+            <w:r>
+              <w:rPr>
+                <w:rFonts w:ascii="Arial" w:cs="Arial" w:eastAsia="Arial" w:hAnsi="Arial"/>
+                <w:color w:val="000000"/>
+                <w:sz w:val="18"/>
+                <w:szCs w:val="18"/>
+              </w:rPr>
+              <w:t xml:space="preserve">—</w:t>
+            </w:r>
+          </w:p>
+        </w:tc>
+        <w:tc>
+          <w:tcPr>
+            <w:tcW w:type="dxa" w:w="2560"/>
+            <w:tcBorders>
+              <w:top w:val="single" w:color="CCCCCC" w:sz="1"/>
+              <w:left w:val="single" w:color="CCCCCC" w:sz="1"/>
+              <w:bottom w:val="single" w:color="CCCCCC" w:sz="1"/>
+              <w:right w:val="single" w:color="CCCCCC" w:sz="1"/>
+            </w:tcBorders>
+            <w:shd w:fill="F2F2F2" w:val="clear"/>
+            <w:tcMar>
+              <w:top w:type="dxa" w:w="80"/>
+              <w:left w:type="dxa" w:w="120"/>
+              <w:bottom w:type="dxa" w:w="80"/>
+              <w:right w:type="dxa" w:w="120"/>
+            </w:tcMar>
+          </w:tcPr>
+          <w:p>
+            <w:r>
+              <w:rPr>
+                <w:rFonts w:ascii="Arial" w:cs="Arial" w:eastAsia="Arial" w:hAnsi="Arial"/>
+                <w:color w:val="000000"/>
+                <w:sz w:val="18"/>
+                <w:szCs w:val="18"/>
+              </w:rPr>
+              <w:t xml:space="preserve">A3, two wires, no transistor needed</w:t>
+            </w:r>
+          </w:p>
+        </w:tc>
+      </w:tr>
+      <w:tr>
+        <w:tc>
+          <w:tcPr>
+            <w:tcW w:type="dxa" w:w="2400"/>
+            <w:tcBorders>
+              <w:top w:val="single" w:color="CCCCCC" w:sz="1"/>
+              <w:left w:val="single" w:color="CCCCCC" w:sz="1"/>
+              <w:bottom w:val="single" w:color="CCCCCC" w:sz="1"/>
+              <w:right w:val="single" w:color="CCCCCC" w:sz="1"/>
+            </w:tcBorders>
+            <w:shd w:fill="F2F2F2" w:val="clear"/>
+            <w:tcMar>
+              <w:top w:type="dxa" w:w="80"/>
+              <w:left w:type="dxa" w:w="120"/>
+              <w:bottom w:type="dxa" w:w="80"/>
+              <w:right w:type="dxa" w:w="120"/>
+            </w:tcMar>
+          </w:tcPr>
+          <w:p>
+            <w:r>
+              <w:rPr>
+                <w:rFonts w:ascii="Arial" w:cs="Arial" w:eastAsia="Arial" w:hAnsi="Arial"/>
+                <w:color w:val="000000"/>
+                <w:sz w:val="18"/>
+                <w:szCs w:val="18"/>
+              </w:rPr>
+              <w:t xml:space="preserve">Vibration motor</w:t>
+            </w:r>
+          </w:p>
+        </w:tc>
+        <w:tc>
+          <w:tcPr>
+            <w:tcW w:type="dxa" w:w="3600"/>
+            <w:tcBorders>
+              <w:top w:val="single" w:color="CCCCCC" w:sz="1"/>
+              <w:left w:val="single" w:color="CCCCCC" w:sz="1"/>
+              <w:bottom w:val="single" w:color="CCCCCC" w:sz="1"/>
+              <w:right w:val="single" w:color="CCCCCC" w:sz="1"/>
+            </w:tcBorders>
+            <w:shd w:fill="F2F2F2" w:val="clear"/>
+            <w:tcMar>
+              <w:top w:type="dxa" w:w="80"/>
+              <w:left w:type="dxa" w:w="120"/>
+              <w:bottom w:type="dxa" w:w="80"/>
+              <w:right w:type="dxa" w:w="120"/>
+            </w:tcMar>
+          </w:tcPr>
+          <w:p>
+            <w:r>
+              <w:rPr>
+                <w:rFonts w:ascii="Arial" w:cs="Arial" w:eastAsia="Arial" w:hAnsi="Arial"/>
+                <w:color w:val="000000"/>
+                <w:sz w:val="18"/>
+                <w:szCs w:val="18"/>
+              </w:rPr>
+              <w:t xml:space="preserve">Adafruit disc ERM motor</w:t>
+            </w:r>
+          </w:p>
+        </w:tc>
+        <w:tc>
+          <w:tcPr>
+            <w:tcW w:type="dxa" w:w="800"/>
+            <w:tcBorders>
+              <w:top w:val="single" w:color="CCCCCC" w:sz="1"/>
+              <w:left w:val="single" w:color="CCCCCC" w:sz="1"/>
+              <w:bottom w:val="single" w:color="CCCCCC" w:sz="1"/>
+              <w:right w:val="single" w:color="CCCCCC" w:sz="1"/>
+            </w:tcBorders>
+            <w:shd w:fill="F2F2F2" w:val="clear"/>
+            <w:tcMar>
+              <w:top w:type="dxa" w:w="80"/>
+              <w:left w:type="dxa" w:w="120"/>
+              <w:bottom w:type="dxa" w:w="80"/>
+              <w:right w:type="dxa" w:w="120"/>
+            </w:tcMar>
+          </w:tcPr>
+          <w:p>
+            <w:r>
+              <w:rPr>
+                <w:rFonts w:ascii="Arial" w:cs="Arial" w:eastAsia="Arial" w:hAnsi="Arial"/>
+                <w:color w:val="000000"/>
+                <w:sz w:val="18"/>
+                <w:szCs w:val="18"/>
+              </w:rPr>
+              <w:t xml:space="preserve">#1201</w:t>
+            </w:r>
+          </w:p>
+        </w:tc>
+        <w:tc>
+          <w:tcPr>
+            <w:tcW w:type="dxa" w:w="2560"/>
+            <w:tcBorders>
+              <w:top w:val="single" w:color="CCCCCC" w:sz="1"/>
+              <w:left w:val="single" w:color="CCCCCC" w:sz="1"/>
+              <w:bottom w:val="single" w:color="CCCCCC" w:sz="1"/>
+              <w:right w:val="single" w:color="CCCCCC" w:sz="1"/>
+            </w:tcBorders>
+            <w:shd w:fill="F2F2F2" w:val="clear"/>
+            <w:tcMar>
+              <w:top w:type="dxa" w:w="80"/>
+              <w:left w:type="dxa" w:w="120"/>
+              <w:bottom w:type="dxa" w:w="80"/>
+              <w:right w:type="dxa" w:w="120"/>
+            </w:tcMar>
+          </w:tcPr>
+          <w:p>
+            <w:r>
+              <w:rPr>
+                <w:rFonts w:ascii="Arial" w:cs="Arial" w:eastAsia="Arial" w:hAnsi="Arial"/>
+                <w:color w:val="000000"/>
+                <w:sz w:val="18"/>
+                <w:szCs w:val="18"/>
+              </w:rPr>
+              <w:t xml:space="preserve">A1, 2N2222 transistor circuit, parts from BOJACK kit</w:t>
             </w:r>
           </w:p>
         </w:tc>
@@ -940,7 +1401,7 @@
                 <w:sz w:val="18"/>
                 <w:szCs w:val="18"/>
               </w:rPr>
-              <w:t xml:space="preserve">Flash-and-fade beat animation with BPM, note symbol, time signature and beat emphasis.</w:t>
+              <w:t xml:space="preserve">Flash-and-fade beat animation with BPM, note symbol and time signature. BPM range 40–200, step 10.</w:t>
             </w:r>
           </w:p>
         </w:tc>
@@ -1213,27 +1674,6 @@
         </w:rPr>
         <w:t xml:space="preserve">BOOT long press (≥1 s): toggle SOUND / SILENT mode</w:t>
       </w:r>
-    </w:p>
-    <w:p>
-      <w:pPr>
-        <w:spacing w:before="60" w:after="60"/>
-      </w:pPr>
-      <w:r>
-        <w:rPr>
-          <w:rFonts w:ascii="Arial" w:cs="Arial" w:eastAsia="Arial" w:hAnsi="Arial"/>
-          <w:i/>
-          <w:iCs/>
-          <w:color w:val="000000"/>
-          <w:sz w:val="20"/>
-          <w:szCs w:val="20"/>
-        </w:rPr>
-        <w:t xml:space="preserve">Beat 1 (downbeat) flashes at full brightness and will trigger a louder click or stronger vibration pulse than beats 2–3/4 once audio hardware is connected.</w:t>
-      </w:r>
-    </w:p>
-    <w:p>
-      <w:pPr>
-        <w:spacing w:before="80" w:after="0"/>
-      </w:pPr>
     </w:p>
     <w:p>
       <w:pPr>
@@ -2763,7 +3203,7 @@
                 <w:sz w:val="18"/>
                 <w:szCs w:val="18"/>
               </w:rPr>
-              <w:t xml:space="preserve">background circle + fork rectangles + lbl_note + lbl_freq + lbl_tuner_mute</w:t>
+              <w:t xml:space="preserve">background circle + fork rectangles + lbl_note ('A4 440 Hz', combined) + lbl_tuner_mute</w:t>
             </w:r>
           </w:p>
         </w:tc>
@@ -11277,7 +11717,7 @@
           <w:sz w:val="20"/>
           <w:szCs w:val="20"/>
         </w:rPr>
-        <w:t xml:space="preserve">Both audio outputs (buzzer and motor) are confirmed and use parts from the BOJACK kit plus the Adafruit #1201 motor. No additional hardware purchases needed for audio.</w:t>
+        <w:t xml:space="preserve">Both audio outputs (buzzer and motor) are planned and use parts already owned: passive buzzer from the BOJACK kit and the Adafruit #1201 motor. The TODO hooks in code.py are in place. Neither is wired yet — see Planned Hardware.</w:t>
       </w:r>
     </w:p>
     <w:p>
@@ -20231,7 +20671,7 @@
           <w:sz w:val="26"/>
           <w:szCs w:val="26"/>
         </w:rPr>
-        <w:t xml:space="preserve">Audio power budget — confirmed</w:t>
+        <w:t xml:space="preserve">Audio power budget — planned</w:t>
       </w:r>
     </w:p>
     <w:tbl>

--- a/project_reference.docx
+++ b/project_reference.docx
@@ -3765,7 +3765,7 @@
           <w:sz w:val="20"/>
           <w:szCs w:val="20"/>
         </w:rPr>
-        <w:t xml:space="preserve">Three separate label instances are required (lbl_bat_clock, lbl_bat_metro, lbl_bat_tuner) — a single displayio Label can only belong to one Group at a time. All three are updated together in update_battery_ui(). Battery percentage is derived from the A2 voltage divider on the Charger BFF (#5397) via read_battery_voltage(). Update frequency: once per minute — voltage changes slowly and the A2 deinit/reinit is disruptive if done frequently.</w:t>
+        <w:t xml:space="preserve">Three separate label instances are required (lbl_bat_clock, lbl_bat_metro, lbl_bat_tuner) — a single displayio Label can only belong to one Group at a time. All three are updated together in update_bat_labels(). Battery percentage and charging state are derived from the A2 voltage divider on the Charger BFF (#5397). Update frequency: once per minute — voltage changes slowly and the A2 deinit/reinit is disruptive if done frequently.</w:t>
       </w:r>
     </w:p>
     <w:p>
@@ -4279,6 +4279,23 @@
     </w:p>
     <w:p>
       <w:pPr>
+        <w:pStyle w:val="Heading2"/>
+        <w:spacing w:before="240" w:after="80"/>
+      </w:pPr>
+      <w:r>
+        <w:rPr>
+          <w:rFonts w:ascii="Arial" w:cs="Arial" w:eastAsia="Arial" w:hAnsi="Arial"/>
+          <w:b/>
+          <w:bCs/>
+          <w:color w:val="444444"/>
+          <w:sz w:val="26"/>
+          <w:szCs w:val="26"/>
+        </w:rPr>
+        <w:t xml:space="preserve">Charging indicator</w:t>
+      </w:r>
+    </w:p>
+    <w:p>
+      <w:pPr>
         <w:spacing w:before="60" w:after="60"/>
       </w:pPr>
       <w:r>
@@ -4288,7 +4305,500 @@
           <w:sz w:val="20"/>
           <w:szCs w:val="20"/>
         </w:rPr>
-        <w:t xml:space="preserve">Tuner note: A4 and 440 Hz are combined into a single label 'A4 440 Hz' at scale=2 (y=75), above the fork. This saves one Label object and one gc.collect() call versus the previous two-label approach.</w:t>
+        <w:t xml:space="preserve">When USB is connected and the battery is charging, the voltage on A2 reads above 4.3V. The BAT label flashes — toggling between its charge-level colour and black at a 1-second interval — to indicate active charging. When running on battery the label is solid. The flash colour still follows the green/yellow/red threshold so charge level remains readable while charging.</w:t>
+      </w:r>
+    </w:p>
+    <w:p>
+      <w:pPr>
+        <w:spacing w:before="80" w:after="0"/>
+      </w:pPr>
+    </w:p>
+    <w:tbl>
+      <w:tblPr>
+        <w:tblW w:type="dxa" w:w="9360"/>
+        <w:tblBorders>
+          <w:top w:val="single" w:color="auto" w:sz="4"/>
+          <w:left w:val="single" w:color="auto" w:sz="4"/>
+          <w:bottom w:val="single" w:color="auto" w:sz="4"/>
+          <w:right w:val="single" w:color="auto" w:sz="4"/>
+          <w:insideH w:val="single" w:color="auto" w:sz="4"/>
+          <w:insideV w:val="single" w:color="auto" w:sz="4"/>
+        </w:tblBorders>
+      </w:tblPr>
+      <w:tblGrid>
+        <w:gridCol w:w="2400"/>
+        <w:gridCol w:w="2000"/>
+        <w:gridCol w:w="4960"/>
+      </w:tblGrid>
+      <w:tr>
+        <w:tc>
+          <w:tcPr>
+            <w:tcW w:type="dxa" w:w="2400"/>
+            <w:tcBorders>
+              <w:top w:val="single" w:color="CCCCCC" w:sz="1"/>
+              <w:left w:val="single" w:color="CCCCCC" w:sz="1"/>
+              <w:bottom w:val="single" w:color="CCCCCC" w:sz="1"/>
+              <w:right w:val="single" w:color="CCCCCC" w:sz="1"/>
+            </w:tcBorders>
+            <w:shd w:fill="007A7A" w:val="clear"/>
+            <w:tcMar>
+              <w:top w:type="dxa" w:w="80"/>
+              <w:left w:type="dxa" w:w="120"/>
+              <w:bottom w:type="dxa" w:w="80"/>
+              <w:right w:type="dxa" w:w="120"/>
+            </w:tcMar>
+          </w:tcPr>
+          <w:p>
+            <w:r>
+              <w:rPr>
+                <w:rFonts w:ascii="Arial" w:cs="Arial" w:eastAsia="Arial" w:hAnsi="Arial"/>
+                <w:b/>
+                <w:bCs/>
+                <w:color w:val="FFFFFF"/>
+                <w:sz w:val="18"/>
+                <w:szCs w:val="18"/>
+              </w:rPr>
+              <w:t xml:space="preserve">State</w:t>
+            </w:r>
+          </w:p>
+        </w:tc>
+        <w:tc>
+          <w:tcPr>
+            <w:tcW w:type="dxa" w:w="2000"/>
+            <w:tcBorders>
+              <w:top w:val="single" w:color="CCCCCC" w:sz="1"/>
+              <w:left w:val="single" w:color="CCCCCC" w:sz="1"/>
+              <w:bottom w:val="single" w:color="CCCCCC" w:sz="1"/>
+              <w:right w:val="single" w:color="CCCCCC" w:sz="1"/>
+            </w:tcBorders>
+            <w:shd w:fill="007A7A" w:val="clear"/>
+            <w:tcMar>
+              <w:top w:type="dxa" w:w="80"/>
+              <w:left w:type="dxa" w:w="120"/>
+              <w:bottom w:type="dxa" w:w="80"/>
+              <w:right w:type="dxa" w:w="120"/>
+            </w:tcMar>
+          </w:tcPr>
+          <w:p>
+            <w:r>
+              <w:rPr>
+                <w:rFonts w:ascii="Arial" w:cs="Arial" w:eastAsia="Arial" w:hAnsi="Arial"/>
+                <w:b/>
+                <w:bCs/>
+                <w:color w:val="FFFFFF"/>
+                <w:sz w:val="18"/>
+                <w:szCs w:val="18"/>
+              </w:rPr>
+              <w:t xml:space="preserve">A2 voltage</w:t>
+            </w:r>
+          </w:p>
+        </w:tc>
+        <w:tc>
+          <w:tcPr>
+            <w:tcW w:type="dxa" w:w="4960"/>
+            <w:tcBorders>
+              <w:top w:val="single" w:color="CCCCCC" w:sz="1"/>
+              <w:left w:val="single" w:color="CCCCCC" w:sz="1"/>
+              <w:bottom w:val="single" w:color="CCCCCC" w:sz="1"/>
+              <w:right w:val="single" w:color="CCCCCC" w:sz="1"/>
+            </w:tcBorders>
+            <w:shd w:fill="007A7A" w:val="clear"/>
+            <w:tcMar>
+              <w:top w:type="dxa" w:w="80"/>
+              <w:left w:type="dxa" w:w="120"/>
+              <w:bottom w:type="dxa" w:w="80"/>
+              <w:right w:type="dxa" w:w="120"/>
+            </w:tcMar>
+          </w:tcPr>
+          <w:p>
+            <w:r>
+              <w:rPr>
+                <w:rFonts w:ascii="Arial" w:cs="Arial" w:eastAsia="Arial" w:hAnsi="Arial"/>
+                <w:b/>
+                <w:bCs/>
+                <w:color w:val="FFFFFF"/>
+                <w:sz w:val="18"/>
+                <w:szCs w:val="18"/>
+              </w:rPr>
+              <w:t xml:space="preserve">BAT label behaviour</w:t>
+            </w:r>
+          </w:p>
+        </w:tc>
+      </w:tr>
+      <w:tr>
+        <w:tc>
+          <w:tcPr>
+            <w:tcW w:type="dxa" w:w="2400"/>
+            <w:tcBorders>
+              <w:top w:val="single" w:color="CCCCCC" w:sz="1"/>
+              <w:left w:val="single" w:color="CCCCCC" w:sz="1"/>
+              <w:bottom w:val="single" w:color="CCCCCC" w:sz="1"/>
+              <w:right w:val="single" w:color="CCCCCC" w:sz="1"/>
+            </w:tcBorders>
+            <w:shd w:fill="F2F2F2" w:val="clear"/>
+            <w:tcMar>
+              <w:top w:type="dxa" w:w="80"/>
+              <w:left w:type="dxa" w:w="120"/>
+              <w:bottom w:type="dxa" w:w="80"/>
+              <w:right w:type="dxa" w:w="120"/>
+            </w:tcMar>
+          </w:tcPr>
+          <w:p>
+            <w:r>
+              <w:rPr>
+                <w:rFonts w:ascii="Arial" w:cs="Arial" w:eastAsia="Arial" w:hAnsi="Arial"/>
+                <w:color w:val="000000"/>
+                <w:sz w:val="18"/>
+                <w:szCs w:val="18"/>
+              </w:rPr>
+              <w:t xml:space="preserve">Charging (USB connected)</w:t>
+            </w:r>
+          </w:p>
+        </w:tc>
+        <w:tc>
+          <w:tcPr>
+            <w:tcW w:type="dxa" w:w="2000"/>
+            <w:tcBorders>
+              <w:top w:val="single" w:color="CCCCCC" w:sz="1"/>
+              <w:left w:val="single" w:color="CCCCCC" w:sz="1"/>
+              <w:bottom w:val="single" w:color="CCCCCC" w:sz="1"/>
+              <w:right w:val="single" w:color="CCCCCC" w:sz="1"/>
+            </w:tcBorders>
+            <w:shd w:fill="F2F2F2" w:val="clear"/>
+            <w:tcMar>
+              <w:top w:type="dxa" w:w="80"/>
+              <w:left w:type="dxa" w:w="120"/>
+              <w:bottom w:type="dxa" w:w="80"/>
+              <w:right w:type="dxa" w:w="120"/>
+            </w:tcMar>
+          </w:tcPr>
+          <w:p>
+            <w:r>
+              <w:rPr>
+                <w:rFonts w:ascii="Arial" w:cs="Arial" w:eastAsia="Arial" w:hAnsi="Arial"/>
+                <w:color w:val="000000"/>
+                <w:sz w:val="18"/>
+                <w:szCs w:val="18"/>
+              </w:rPr>
+              <w:t xml:space="preserve">≥ 4.3V</w:t>
+            </w:r>
+          </w:p>
+        </w:tc>
+        <w:tc>
+          <w:tcPr>
+            <w:tcW w:type="dxa" w:w="4960"/>
+            <w:tcBorders>
+              <w:top w:val="single" w:color="CCCCCC" w:sz="1"/>
+              <w:left w:val="single" w:color="CCCCCC" w:sz="1"/>
+              <w:bottom w:val="single" w:color="CCCCCC" w:sz="1"/>
+              <w:right w:val="single" w:color="CCCCCC" w:sz="1"/>
+            </w:tcBorders>
+            <w:shd w:fill="F2F2F2" w:val="clear"/>
+            <w:tcMar>
+              <w:top w:type="dxa" w:w="80"/>
+              <w:left w:type="dxa" w:w="120"/>
+              <w:bottom w:type="dxa" w:w="80"/>
+              <w:right w:type="dxa" w:w="120"/>
+            </w:tcMar>
+          </w:tcPr>
+          <w:p>
+            <w:r>
+              <w:rPr>
+                <w:rFonts w:ascii="Arial" w:cs="Arial" w:eastAsia="Arial" w:hAnsi="Arial"/>
+                <w:color w:val="000000"/>
+                <w:sz w:val="18"/>
+                <w:szCs w:val="18"/>
+              </w:rPr>
+              <w:t xml:space="preserve">Flashes between charge-level colour and black, 1s interval</w:t>
+            </w:r>
+          </w:p>
+        </w:tc>
+      </w:tr>
+      <w:tr>
+        <w:tc>
+          <w:tcPr>
+            <w:tcW w:type="dxa" w:w="2400"/>
+            <w:tcBorders>
+              <w:top w:val="single" w:color="CCCCCC" w:sz="1"/>
+              <w:left w:val="single" w:color="CCCCCC" w:sz="1"/>
+              <w:bottom w:val="single" w:color="CCCCCC" w:sz="1"/>
+              <w:right w:val="single" w:color="CCCCCC" w:sz="1"/>
+            </w:tcBorders>
+            <w:shd w:fill="F2F2F2" w:val="clear"/>
+            <w:tcMar>
+              <w:top w:type="dxa" w:w="80"/>
+              <w:left w:type="dxa" w:w="120"/>
+              <w:bottom w:type="dxa" w:w="80"/>
+              <w:right w:type="dxa" w:w="120"/>
+            </w:tcMar>
+          </w:tcPr>
+          <w:p>
+            <w:r>
+              <w:rPr>
+                <w:rFonts w:ascii="Arial" w:cs="Arial" w:eastAsia="Arial" w:hAnsi="Arial"/>
+                <w:color w:val="000000"/>
+                <w:sz w:val="18"/>
+                <w:szCs w:val="18"/>
+              </w:rPr>
+              <w:t xml:space="preserve">On battery — good</w:t>
+            </w:r>
+          </w:p>
+        </w:tc>
+        <w:tc>
+          <w:tcPr>
+            <w:tcW w:type="dxa" w:w="2000"/>
+            <w:tcBorders>
+              <w:top w:val="single" w:color="CCCCCC" w:sz="1"/>
+              <w:left w:val="single" w:color="CCCCCC" w:sz="1"/>
+              <w:bottom w:val="single" w:color="CCCCCC" w:sz="1"/>
+              <w:right w:val="single" w:color="CCCCCC" w:sz="1"/>
+            </w:tcBorders>
+            <w:shd w:fill="F2F2F2" w:val="clear"/>
+            <w:tcMar>
+              <w:top w:type="dxa" w:w="80"/>
+              <w:left w:type="dxa" w:w="120"/>
+              <w:bottom w:type="dxa" w:w="80"/>
+              <w:right w:type="dxa" w:w="120"/>
+            </w:tcMar>
+          </w:tcPr>
+          <w:p>
+            <w:r>
+              <w:rPr>
+                <w:rFonts w:ascii="Arial" w:cs="Arial" w:eastAsia="Arial" w:hAnsi="Arial"/>
+                <w:color w:val="000000"/>
+                <w:sz w:val="18"/>
+                <w:szCs w:val="18"/>
+              </w:rPr>
+              <w:t xml:space="preserve">3.75–4.2V</w:t>
+            </w:r>
+          </w:p>
+        </w:tc>
+        <w:tc>
+          <w:tcPr>
+            <w:tcW w:type="dxa" w:w="4960"/>
+            <w:tcBorders>
+              <w:top w:val="single" w:color="CCCCCC" w:sz="1"/>
+              <w:left w:val="single" w:color="CCCCCC" w:sz="1"/>
+              <w:bottom w:val="single" w:color="CCCCCC" w:sz="1"/>
+              <w:right w:val="single" w:color="CCCCCC" w:sz="1"/>
+            </w:tcBorders>
+            <w:shd w:fill="F2F2F2" w:val="clear"/>
+            <w:tcMar>
+              <w:top w:type="dxa" w:w="80"/>
+              <w:left w:type="dxa" w:w="120"/>
+              <w:bottom w:type="dxa" w:w="80"/>
+              <w:right w:type="dxa" w:w="120"/>
+            </w:tcMar>
+          </w:tcPr>
+          <w:p>
+            <w:r>
+              <w:rPr>
+                <w:rFonts w:ascii="Arial" w:cs="Arial" w:eastAsia="Arial" w:hAnsi="Arial"/>
+                <w:color w:val="000000"/>
+                <w:sz w:val="18"/>
+                <w:szCs w:val="18"/>
+              </w:rPr>
+              <w:t xml:space="preserve">Solid green</w:t>
+            </w:r>
+          </w:p>
+        </w:tc>
+      </w:tr>
+      <w:tr>
+        <w:tc>
+          <w:tcPr>
+            <w:tcW w:type="dxa" w:w="2400"/>
+            <w:tcBorders>
+              <w:top w:val="single" w:color="CCCCCC" w:sz="1"/>
+              <w:left w:val="single" w:color="CCCCCC" w:sz="1"/>
+              <w:bottom w:val="single" w:color="CCCCCC" w:sz="1"/>
+              <w:right w:val="single" w:color="CCCCCC" w:sz="1"/>
+            </w:tcBorders>
+            <w:shd w:fill="F2F2F2" w:val="clear"/>
+            <w:tcMar>
+              <w:top w:type="dxa" w:w="80"/>
+              <w:left w:type="dxa" w:w="120"/>
+              <w:bottom w:type="dxa" w:w="80"/>
+              <w:right w:type="dxa" w:w="120"/>
+            </w:tcMar>
+          </w:tcPr>
+          <w:p>
+            <w:r>
+              <w:rPr>
+                <w:rFonts w:ascii="Arial" w:cs="Arial" w:eastAsia="Arial" w:hAnsi="Arial"/>
+                <w:color w:val="000000"/>
+                <w:sz w:val="18"/>
+                <w:szCs w:val="18"/>
+              </w:rPr>
+              <w:t xml:space="preserve">On battery — low</w:t>
+            </w:r>
+          </w:p>
+        </w:tc>
+        <w:tc>
+          <w:tcPr>
+            <w:tcW w:type="dxa" w:w="2000"/>
+            <w:tcBorders>
+              <w:top w:val="single" w:color="CCCCCC" w:sz="1"/>
+              <w:left w:val="single" w:color="CCCCCC" w:sz="1"/>
+              <w:bottom w:val="single" w:color="CCCCCC" w:sz="1"/>
+              <w:right w:val="single" w:color="CCCCCC" w:sz="1"/>
+            </w:tcBorders>
+            <w:shd w:fill="F2F2F2" w:val="clear"/>
+            <w:tcMar>
+              <w:top w:type="dxa" w:w="80"/>
+              <w:left w:type="dxa" w:w="120"/>
+              <w:bottom w:type="dxa" w:w="80"/>
+              <w:right w:type="dxa" w:w="120"/>
+            </w:tcMar>
+          </w:tcPr>
+          <w:p>
+            <w:r>
+              <w:rPr>
+                <w:rFonts w:ascii="Arial" w:cs="Arial" w:eastAsia="Arial" w:hAnsi="Arial"/>
+                <w:color w:val="000000"/>
+                <w:sz w:val="18"/>
+                <w:szCs w:val="18"/>
+              </w:rPr>
+              <w:t xml:space="preserve">3.55–3.74V</w:t>
+            </w:r>
+          </w:p>
+        </w:tc>
+        <w:tc>
+          <w:tcPr>
+            <w:tcW w:type="dxa" w:w="4960"/>
+            <w:tcBorders>
+              <w:top w:val="single" w:color="CCCCCC" w:sz="1"/>
+              <w:left w:val="single" w:color="CCCCCC" w:sz="1"/>
+              <w:bottom w:val="single" w:color="CCCCCC" w:sz="1"/>
+              <w:right w:val="single" w:color="CCCCCC" w:sz="1"/>
+            </w:tcBorders>
+            <w:shd w:fill="F2F2F2" w:val="clear"/>
+            <w:tcMar>
+              <w:top w:type="dxa" w:w="80"/>
+              <w:left w:type="dxa" w:w="120"/>
+              <w:bottom w:type="dxa" w:w="80"/>
+              <w:right w:type="dxa" w:w="120"/>
+            </w:tcMar>
+          </w:tcPr>
+          <w:p>
+            <w:r>
+              <w:rPr>
+                <w:rFonts w:ascii="Arial" w:cs="Arial" w:eastAsia="Arial" w:hAnsi="Arial"/>
+                <w:color w:val="000000"/>
+                <w:sz w:val="18"/>
+                <w:szCs w:val="18"/>
+              </w:rPr>
+              <w:t xml:space="preserve">Solid yellow</w:t>
+            </w:r>
+          </w:p>
+        </w:tc>
+      </w:tr>
+      <w:tr>
+        <w:tc>
+          <w:tcPr>
+            <w:tcW w:type="dxa" w:w="2400"/>
+            <w:tcBorders>
+              <w:top w:val="single" w:color="CCCCCC" w:sz="1"/>
+              <w:left w:val="single" w:color="CCCCCC" w:sz="1"/>
+              <w:bottom w:val="single" w:color="CCCCCC" w:sz="1"/>
+              <w:right w:val="single" w:color="CCCCCC" w:sz="1"/>
+            </w:tcBorders>
+            <w:shd w:fill="F2F2F2" w:val="clear"/>
+            <w:tcMar>
+              <w:top w:type="dxa" w:w="80"/>
+              <w:left w:type="dxa" w:w="120"/>
+              <w:bottom w:type="dxa" w:w="80"/>
+              <w:right w:type="dxa" w:w="120"/>
+            </w:tcMar>
+          </w:tcPr>
+          <w:p>
+            <w:r>
+              <w:rPr>
+                <w:rFonts w:ascii="Arial" w:cs="Arial" w:eastAsia="Arial" w:hAnsi="Arial"/>
+                <w:color w:val="000000"/>
+                <w:sz w:val="18"/>
+                <w:szCs w:val="18"/>
+              </w:rPr>
+              <w:t xml:space="preserve">On battery — critical</w:t>
+            </w:r>
+          </w:p>
+        </w:tc>
+        <w:tc>
+          <w:tcPr>
+            <w:tcW w:type="dxa" w:w="2000"/>
+            <w:tcBorders>
+              <w:top w:val="single" w:color="CCCCCC" w:sz="1"/>
+              <w:left w:val="single" w:color="CCCCCC" w:sz="1"/>
+              <w:bottom w:val="single" w:color="CCCCCC" w:sz="1"/>
+              <w:right w:val="single" w:color="CCCCCC" w:sz="1"/>
+            </w:tcBorders>
+            <w:shd w:fill="F2F2F2" w:val="clear"/>
+            <w:tcMar>
+              <w:top w:type="dxa" w:w="80"/>
+              <w:left w:type="dxa" w:w="120"/>
+              <w:bottom w:type="dxa" w:w="80"/>
+              <w:right w:type="dxa" w:w="120"/>
+            </w:tcMar>
+          </w:tcPr>
+          <w:p>
+            <w:r>
+              <w:rPr>
+                <w:rFonts w:ascii="Arial" w:cs="Arial" w:eastAsia="Arial" w:hAnsi="Arial"/>
+                <w:color w:val="000000"/>
+                <w:sz w:val="18"/>
+                <w:szCs w:val="18"/>
+              </w:rPr>
+              <w:t xml:space="preserve">&lt; 3.55V</w:t>
+            </w:r>
+          </w:p>
+        </w:tc>
+        <w:tc>
+          <w:tcPr>
+            <w:tcW w:type="dxa" w:w="4960"/>
+            <w:tcBorders>
+              <w:top w:val="single" w:color="CCCCCC" w:sz="1"/>
+              <w:left w:val="single" w:color="CCCCCC" w:sz="1"/>
+              <w:bottom w:val="single" w:color="CCCCCC" w:sz="1"/>
+              <w:right w:val="single" w:color="CCCCCC" w:sz="1"/>
+            </w:tcBorders>
+            <w:shd w:fill="F2F2F2" w:val="clear"/>
+            <w:tcMar>
+              <w:top w:type="dxa" w:w="80"/>
+              <w:left w:type="dxa" w:w="120"/>
+              <w:bottom w:type="dxa" w:w="80"/>
+              <w:right w:type="dxa" w:w="120"/>
+            </w:tcMar>
+          </w:tcPr>
+          <w:p>
+            <w:r>
+              <w:rPr>
+                <w:rFonts w:ascii="Arial" w:cs="Arial" w:eastAsia="Arial" w:hAnsi="Arial"/>
+                <w:color w:val="000000"/>
+                <w:sz w:val="18"/>
+                <w:szCs w:val="18"/>
+              </w:rPr>
+              <w:t xml:space="preserve">Solid red</w:t>
+            </w:r>
+          </w:p>
+        </w:tc>
+      </w:tr>
+    </w:tbl>
+    <w:p>
+      <w:pPr>
+        <w:spacing w:before="80" w:after="0"/>
+      </w:pPr>
+    </w:p>
+    <w:p>
+      <w:pPr>
+        <w:spacing w:before="60" w:after="60"/>
+      </w:pPr>
+      <w:r>
+        <w:rPr>
+          <w:rFonts w:ascii="Arial" w:cs="Arial" w:eastAsia="Arial" w:hAnsi="Arial"/>
+          <w:color w:val="000000"/>
+          <w:sz w:val="20"/>
+          <w:szCs w:val="20"/>
+        </w:rPr>
+        <w:t xml:space="preserve">Tuner note: A4 and 440 Hz are combined into a single label 'A4 440 Hz' at scale=2 (y=55), above the fork. This saves one Label object versus the previous two-label approach.</w:t>
       </w:r>
     </w:p>
     <w:p>
@@ -13553,7 +14063,7 @@
           <w:sz w:val="20"/>
           <w:szCs w:val="20"/>
         </w:rPr>
-        <w:t xml:space="preserve">A2 pin note: the Charger BFF includes a voltage divider on A2 to allow firmware to detect USB vs battery mode (above 4.3V = USB, below 4.2V = battery). This project uses A2 only as a digital button input so the divider has no effect. Do not attempt to use A2 as an analog voltage sensor alongside the button.</w:t>
+        <w:t xml:space="preserve">A2 pin note: the Charger BFF includes a voltage divider on A2. The firmware reads this once per minute by temporarily deiniting btn_a2 as a digital input, reading the ADC value, then reiniting as digital. Above 4.3V = USB connected and charging; below = on battery. The read is scheduled outside the metro timing loop to avoid disrupting beat timing.</w:t>
       </w:r>
     </w:p>
     <w:p>
@@ -13767,7 +14277,7 @@
                 <w:sz w:val="18"/>
                 <w:szCs w:val="18"/>
               </w:rPr>
-              <w:t xml:space="preserve">Full build, full backlight (current)</w:t>
+              <w:t xml:space="preserve">Full build, full backlight</w:t>
             </w:r>
           </w:p>
         </w:tc>
@@ -13885,7 +14395,7 @@
                 <w:sz w:val="18"/>
                 <w:szCs w:val="18"/>
               </w:rPr>
-              <w:t xml:space="preserve">Full build, 50% backlight</w:t>
+              <w:t xml:space="preserve">50% backlight (dim mode after 60 min)</w:t>
             </w:r>
           </w:p>
         </w:tc>
@@ -13973,247 +14483,30 @@
                 <w:szCs w:val="18"/>
               </w:rPr>
               <w:t xml:space="preserve">~4.6 h</w:t>
-            </w:r>
-          </w:p>
-        </w:tc>
-      </w:tr>
-      <w:tr>
-        <w:tc>
-          <w:tcPr>
-            <w:tcW w:type="dxa" w:w="2800"/>
-            <w:tcBorders>
-              <w:top w:val="single" w:color="CCCCCC" w:sz="1"/>
-              <w:left w:val="single" w:color="CCCCCC" w:sz="1"/>
-              <w:bottom w:val="single" w:color="CCCCCC" w:sz="1"/>
-              <w:right w:val="single" w:color="CCCCCC" w:sz="1"/>
-            </w:tcBorders>
-            <w:shd w:fill="F2F2F2" w:val="clear"/>
-            <w:tcMar>
-              <w:top w:type="dxa" w:w="80"/>
-              <w:left w:type="dxa" w:w="120"/>
-              <w:bottom w:type="dxa" w:w="80"/>
-              <w:right w:type="dxa" w:w="120"/>
-            </w:tcMar>
-          </w:tcPr>
-          <w:p>
-            <w:r>
-              <w:rPr>
-                <w:rFonts w:ascii="Arial" w:cs="Arial" w:eastAsia="Arial" w:hAnsi="Arial"/>
-                <w:color w:val="000000"/>
-                <w:sz w:val="18"/>
-                <w:szCs w:val="18"/>
-              </w:rPr>
-              <w:t xml:space="preserve">Full build, 30% backlight</w:t>
-            </w:r>
-          </w:p>
-        </w:tc>
-        <w:tc>
-          <w:tcPr>
-            <w:tcW w:type="dxa" w:w="1400"/>
-            <w:tcBorders>
-              <w:top w:val="single" w:color="CCCCCC" w:sz="1"/>
-              <w:left w:val="single" w:color="CCCCCC" w:sz="1"/>
-              <w:bottom w:val="single" w:color="CCCCCC" w:sz="1"/>
-              <w:right w:val="single" w:color="CCCCCC" w:sz="1"/>
-            </w:tcBorders>
-            <w:shd w:fill="F2F2F2" w:val="clear"/>
-            <w:tcMar>
-              <w:top w:type="dxa" w:w="80"/>
-              <w:left w:type="dxa" w:w="120"/>
-              <w:bottom w:type="dxa" w:w="80"/>
-              <w:right w:type="dxa" w:w="120"/>
-            </w:tcMar>
-          </w:tcPr>
-          <w:p>
-            <w:r>
-              <w:rPr>
-                <w:rFonts w:ascii="Arial" w:cs="Arial" w:eastAsia="Arial" w:hAnsi="Arial"/>
-                <w:color w:val="000000"/>
-                <w:sz w:val="18"/>
-                <w:szCs w:val="18"/>
-              </w:rPr>
-              <w:t xml:space="preserve">~62 mA</w:t>
-            </w:r>
-          </w:p>
-        </w:tc>
-        <w:tc>
-          <w:tcPr>
-            <w:tcW w:type="dxa" w:w="1800"/>
-            <w:tcBorders>
-              <w:top w:val="single" w:color="CCCCCC" w:sz="1"/>
-              <w:left w:val="single" w:color="CCCCCC" w:sz="1"/>
-              <w:bottom w:val="single" w:color="CCCCCC" w:sz="1"/>
-              <w:right w:val="single" w:color="CCCCCC" w:sz="1"/>
-            </w:tcBorders>
-            <w:shd w:fill="F2F2F2" w:val="clear"/>
-            <w:tcMar>
-              <w:top w:type="dxa" w:w="80"/>
-              <w:left w:type="dxa" w:w="120"/>
-              <w:bottom w:type="dxa" w:w="80"/>
-              <w:right w:type="dxa" w:w="120"/>
-            </w:tcMar>
-          </w:tcPr>
-          <w:p>
-            <w:r>
-              <w:rPr>
-                <w:rFonts w:ascii="Arial" w:cs="Arial" w:eastAsia="Arial" w:hAnsi="Arial"/>
-                <w:color w:val="000000"/>
-                <w:sz w:val="18"/>
-                <w:szCs w:val="18"/>
-              </w:rPr>
-              <w:t xml:space="preserve">~6.5 h</w:t>
-            </w:r>
-          </w:p>
-        </w:tc>
-        <w:tc>
-          <w:tcPr>
-            <w:tcW w:type="dxa" w:w="1800"/>
-            <w:tcBorders>
-              <w:top w:val="single" w:color="CCCCCC" w:sz="1"/>
-              <w:left w:val="single" w:color="CCCCCC" w:sz="1"/>
-              <w:bottom w:val="single" w:color="CCCCCC" w:sz="1"/>
-              <w:right w:val="single" w:color="CCCCCC" w:sz="1"/>
-            </w:tcBorders>
-            <w:shd w:fill="F2F2F2" w:val="clear"/>
-            <w:tcMar>
-              <w:top w:type="dxa" w:w="80"/>
-              <w:left w:type="dxa" w:w="120"/>
-              <w:bottom w:type="dxa" w:w="80"/>
-              <w:right w:type="dxa" w:w="120"/>
-            </w:tcMar>
-          </w:tcPr>
-          <w:p>
-            <w:r>
-              <w:rPr>
-                <w:rFonts w:ascii="Arial" w:cs="Arial" w:eastAsia="Arial" w:hAnsi="Arial"/>
-                <w:color w:val="000000"/>
-                <w:sz w:val="18"/>
-                <w:szCs w:val="18"/>
-              </w:rPr>
-              <w:t xml:space="preserve">~5.2 h</w:t>
-            </w:r>
-          </w:p>
-        </w:tc>
-      </w:tr>
-      <w:tr>
-        <w:tc>
-          <w:tcPr>
-            <w:tcW w:type="dxa" w:w="2800"/>
-            <w:tcBorders>
-              <w:top w:val="single" w:color="CCCCCC" w:sz="1"/>
-              <w:left w:val="single" w:color="CCCCCC" w:sz="1"/>
-              <w:bottom w:val="single" w:color="CCCCCC" w:sz="1"/>
-              <w:right w:val="single" w:color="CCCCCC" w:sz="1"/>
-            </w:tcBorders>
-            <w:shd w:fill="F2F2F2" w:val="clear"/>
-            <w:tcMar>
-              <w:top w:type="dxa" w:w="80"/>
-              <w:left w:type="dxa" w:w="120"/>
-              <w:bottom w:type="dxa" w:w="80"/>
-              <w:right w:type="dxa" w:w="120"/>
-            </w:tcMar>
-          </w:tcPr>
-          <w:p>
-            <w:r>
-              <w:rPr>
-                <w:rFonts w:ascii="Arial" w:cs="Arial" w:eastAsia="Arial" w:hAnsi="Arial"/>
-                <w:color w:val="000000"/>
-                <w:sz w:val="18"/>
-                <w:szCs w:val="18"/>
-              </w:rPr>
-              <w:t xml:space="preserve">Backlight off (display sleep, clock running)</w:t>
-            </w:r>
-          </w:p>
-        </w:tc>
-        <w:tc>
-          <w:tcPr>
-            <w:tcW w:type="dxa" w:w="1400"/>
-            <w:tcBorders>
-              <w:top w:val="single" w:color="CCCCCC" w:sz="1"/>
-              <w:left w:val="single" w:color="CCCCCC" w:sz="1"/>
-              <w:bottom w:val="single" w:color="CCCCCC" w:sz="1"/>
-              <w:right w:val="single" w:color="CCCCCC" w:sz="1"/>
-            </w:tcBorders>
-            <w:shd w:fill="F2F2F2" w:val="clear"/>
-            <w:tcMar>
-              <w:top w:type="dxa" w:w="80"/>
-              <w:left w:type="dxa" w:w="120"/>
-              <w:bottom w:type="dxa" w:w="80"/>
-              <w:right w:type="dxa" w:w="120"/>
-            </w:tcMar>
-          </w:tcPr>
-          <w:p>
-            <w:r>
-              <w:rPr>
-                <w:rFonts w:ascii="Arial" w:cs="Arial" w:eastAsia="Arial" w:hAnsi="Arial"/>
-                <w:color w:val="000000"/>
-                <w:sz w:val="18"/>
-                <w:szCs w:val="18"/>
-              </w:rPr>
-              <w:t xml:space="preserve">~43 mA</w:t>
-            </w:r>
-          </w:p>
-        </w:tc>
-        <w:tc>
-          <w:tcPr>
-            <w:tcW w:type="dxa" w:w="1800"/>
-            <w:tcBorders>
-              <w:top w:val="single" w:color="CCCCCC" w:sz="1"/>
-              <w:left w:val="single" w:color="CCCCCC" w:sz="1"/>
-              <w:bottom w:val="single" w:color="CCCCCC" w:sz="1"/>
-              <w:right w:val="single" w:color="CCCCCC" w:sz="1"/>
-            </w:tcBorders>
-            <w:shd w:fill="F2F2F2" w:val="clear"/>
-            <w:tcMar>
-              <w:top w:type="dxa" w:w="80"/>
-              <w:left w:type="dxa" w:w="120"/>
-              <w:bottom w:type="dxa" w:w="80"/>
-              <w:right w:type="dxa" w:w="120"/>
-            </w:tcMar>
-          </w:tcPr>
-          <w:p>
-            <w:r>
-              <w:rPr>
-                <w:rFonts w:ascii="Arial" w:cs="Arial" w:eastAsia="Arial" w:hAnsi="Arial"/>
-                <w:color w:val="000000"/>
-                <w:sz w:val="18"/>
-                <w:szCs w:val="18"/>
-              </w:rPr>
-              <w:t xml:space="preserve">~9.3 h</w:t>
-            </w:r>
-          </w:p>
-        </w:tc>
-        <w:tc>
-          <w:tcPr>
-            <w:tcW w:type="dxa" w:w="1800"/>
-            <w:tcBorders>
-              <w:top w:val="single" w:color="CCCCCC" w:sz="1"/>
-              <w:left w:val="single" w:color="CCCCCC" w:sz="1"/>
-              <w:bottom w:val="single" w:color="CCCCCC" w:sz="1"/>
-              <w:right w:val="single" w:color="CCCCCC" w:sz="1"/>
-            </w:tcBorders>
-            <w:shd w:fill="F2F2F2" w:val="clear"/>
-            <w:tcMar>
-              <w:top w:type="dxa" w:w="80"/>
-              <w:left w:type="dxa" w:w="120"/>
-              <w:bottom w:type="dxa" w:w="80"/>
-              <w:right w:type="dxa" w:w="120"/>
-            </w:tcMar>
-          </w:tcPr>
-          <w:p>
-            <w:r>
-              <w:rPr>
-                <w:rFonts w:ascii="Arial" w:cs="Arial" w:eastAsia="Arial" w:hAnsi="Arial"/>
-                <w:color w:val="000000"/>
-                <w:sz w:val="18"/>
-                <w:szCs w:val="18"/>
-              </w:rPr>
-              <w:t xml:space="preserve">~7.4 h</w:t>
             </w:r>
           </w:p>
         </w:tc>
       </w:tr>
     </w:tbl>
+    <w:p>
+      <w:pPr>
+        <w:spacing w:before="80" w:after="0"/>
+      </w:pPr>
+    </w:p>
+    <w:p>
+      <w:pPr>
+        <w:spacing w:before="60" w:after="60"/>
+      </w:pPr>
+      <w:r>
+        <w:rPr>
+          <w:rFonts w:ascii="Arial" w:cs="Arial" w:eastAsia="Arial" w:hAnsi="Arial"/>
+          <w:color w:val="000000"/>
+          <w:sz w:val="20"/>
+          <w:szCs w:val="20"/>
+        </w:rPr>
+        <w:t xml:space="preserve">The display is never turned off — this is a wristwatch and must remain readable at all times. The 50% dim level after 60 minutes of inactivity is the primary power saving strategy.</w:t>
+      </w:r>
+    </w:p>
     <w:p>
       <w:pPr>
         <w:spacing w:before="160" w:after="0"/>
@@ -14810,7 +15103,7 @@
           <w:sz w:val="20"/>
           <w:szCs w:val="20"/>
         </w:rPr>
-        <w:t xml:space="preserve">There is no low-battery warning in the current code. Adding one is worthwhile — the Charger BFF voltage divider on A2 can be read as an analog value to estimate remaining charge, though the button input on A2 means this must be read carefully between presses.</w:t>
+        <w:t xml:space="preserve">The BAT label colour provides a continuous low-battery warning (green → yellow → red). The A2 voltage divider read happens once per minute via a deinit/reinit of btn_a2. At 3.4V the RP2040 regulator begins losing headroom — the red BAT label gives advance warning before the 3.0V protection cutoff causes a hard power loss.</w:t>
       </w:r>
     </w:p>
     <w:p>
@@ -14832,7 +15125,7 @@
           <w:sz w:val="26"/>
           <w:szCs w:val="26"/>
         </w:rPr>
-        <w:t xml:space="preserve">Backlight dimming — highest-impact power saving</w:t>
+        <w:t xml:space="preserve">Backlight dimming — inactivity timeout</w:t>
       </w:r>
     </w:p>
     <w:p>
@@ -14846,7 +15139,26 @@
           <w:sz w:val="20"/>
           <w:szCs w:val="20"/>
         </w:rPr>
-        <w:t xml:space="preserve">The display backlight draws ~35 mA — 45% of total system draw at full brightness. The EYESPI BFF exposes the BL pin. Connecting it to A0 and driving it with CircuitPython PWM allows runtime brightness control. The GC9A01A driver chip does not expose brightness via software registers — GPIO PWM on the BL pin is the correct approach.</w:t>
+        <w:t xml:space="preserve">The display backlight draws ~35 mA at full brightness — 45% of total system draw. The EYESPI BFF exposes the BL pin, connected to A0 and driven by CircuitPython PWM. The GC9A01A driver has no software brightness register — GPIO PWM is the only approach.</w:t>
+      </w:r>
+    </w:p>
+    <w:p>
+      <w:pPr>
+        <w:spacing w:before="80" w:after="0"/>
+      </w:pPr>
+    </w:p>
+    <w:p>
+      <w:pPr>
+        <w:spacing w:before="60" w:after="60"/>
+      </w:pPr>
+      <w:r>
+        <w:rPr>
+          <w:rFonts w:ascii="Arial" w:cs="Arial" w:eastAsia="Arial" w:hAnsi="Arial"/>
+          <w:color w:val="000000"/>
+          <w:sz w:val="20"/>
+          <w:szCs w:val="20"/>
+        </w:rPr>
+        <w:t xml:space="preserve">The display never turns off. This is a wristwatch and must remain readable at all times. The power saving strategy is:</w:t>
       </w:r>
     </w:p>
     <w:p>
@@ -14867,15 +15179,15 @@
         </w:tblBorders>
       </w:tblPr>
       <w:tblGrid>
-        <w:gridCol w:w="1800"/>
-        <w:gridCol w:w="1800"/>
-        <w:gridCol w:w="2000"/>
-        <w:gridCol w:w="3760"/>
+        <w:gridCol w:w="2800"/>
+        <w:gridCol w:w="1200"/>
+        <w:gridCol w:w="1400"/>
+        <w:gridCol w:w="3960"/>
       </w:tblGrid>
       <w:tr>
         <w:tc>
           <w:tcPr>
-            <w:tcW w:type="dxa" w:w="1800"/>
+            <w:tcW w:type="dxa" w:w="2800"/>
             <w:tcBorders>
               <w:top w:val="single" w:color="CCCCCC" w:sz="1"/>
               <w:left w:val="single" w:color="CCCCCC" w:sz="1"/>
@@ -14900,13 +15212,13 @@
                 <w:sz w:val="18"/>
                 <w:szCs w:val="18"/>
               </w:rPr>
-              <w:t xml:space="preserve">Brightness</w:t>
-            </w:r>
-          </w:p>
-        </w:tc>
-        <w:tc>
-          <w:tcPr>
-            <w:tcW w:type="dxa" w:w="1800"/>
+              <w:t xml:space="preserve">Condition</w:t>
+            </w:r>
+          </w:p>
+        </w:tc>
+        <w:tc>
+          <w:tcPr>
+            <w:tcW w:type="dxa" w:w="1200"/>
             <w:tcBorders>
               <w:top w:val="single" w:color="CCCCCC" w:sz="1"/>
               <w:left w:val="single" w:color="CCCCCC" w:sz="1"/>
@@ -14931,13 +15243,13 @@
                 <w:sz w:val="18"/>
                 <w:szCs w:val="18"/>
               </w:rPr>
-              <w:t xml:space="preserve">Backlight mA</w:t>
-            </w:r>
-          </w:p>
-        </w:tc>
-        <w:tc>
-          <w:tcPr>
-            <w:tcW w:type="dxa" w:w="2000"/>
+              <w:t xml:space="preserve">Backlight</w:t>
+            </w:r>
+          </w:p>
+        </w:tc>
+        <w:tc>
+          <w:tcPr>
+            <w:tcW w:type="dxa" w:w="1400"/>
             <w:tcBorders>
               <w:top w:val="single" w:color="CCCCCC" w:sz="1"/>
               <w:left w:val="single" w:color="CCCCCC" w:sz="1"/>
@@ -14962,13 +15274,13 @@
                 <w:sz w:val="18"/>
                 <w:szCs w:val="18"/>
               </w:rPr>
-              <w:t xml:space="preserve">Total system mA</w:t>
-            </w:r>
-          </w:p>
-        </w:tc>
-        <w:tc>
-          <w:tcPr>
-            <w:tcW w:type="dxa" w:w="3760"/>
+              <w:t xml:space="preserve">Draw</w:t>
+            </w:r>
+          </w:p>
+        </w:tc>
+        <w:tc>
+          <w:tcPr>
+            <w:tcW w:type="dxa" w:w="3960"/>
             <w:tcBorders>
               <w:top w:val="single" w:color="CCCCCC" w:sz="1"/>
               <w:left w:val="single" w:color="CCCCCC" w:sz="1"/>
@@ -14993,7 +15305,7 @@
                 <w:sz w:val="18"/>
                 <w:szCs w:val="18"/>
               </w:rPr>
-              <w:t xml:space="preserve">400mAh runtime (usable)</w:t>
+              <w:t xml:space="preserve">Usable runtime</w:t>
             </w:r>
           </w:p>
         </w:tc>
@@ -15001,94 +15313,94 @@
       <w:tr>
         <w:tc>
           <w:tcPr>
-            <w:tcW w:type="dxa" w:w="1800"/>
-            <w:tcBorders>
-              <w:top w:val="single" w:color="CCCCCC" w:sz="1"/>
-              <w:left w:val="single" w:color="CCCCCC" w:sz="1"/>
-              <w:bottom w:val="single" w:color="CCCCCC" w:sz="1"/>
-              <w:right w:val="single" w:color="CCCCCC" w:sz="1"/>
-            </w:tcBorders>
-            <w:shd w:fill="F2F2F2" w:val="clear"/>
-            <w:tcMar>
-              <w:top w:type="dxa" w:w="80"/>
-              <w:left w:type="dxa" w:w="120"/>
-              <w:bottom w:type="dxa" w:w="80"/>
-              <w:right w:type="dxa" w:w="120"/>
-            </w:tcMar>
-          </w:tcPr>
-          <w:p>
-            <w:r>
-              <w:rPr>
-                <w:rFonts w:ascii="Arial" w:cs="Arial" w:eastAsia="Arial" w:hAnsi="Arial"/>
-                <w:color w:val="000000"/>
-                <w:sz w:val="18"/>
-                <w:szCs w:val="18"/>
-              </w:rPr>
-              <w:t xml:space="preserve">100% (current)</w:t>
-            </w:r>
-          </w:p>
-        </w:tc>
-        <w:tc>
-          <w:tcPr>
-            <w:tcW w:type="dxa" w:w="1800"/>
-            <w:tcBorders>
-              <w:top w:val="single" w:color="CCCCCC" w:sz="1"/>
-              <w:left w:val="single" w:color="CCCCCC" w:sz="1"/>
-              <w:bottom w:val="single" w:color="CCCCCC" w:sz="1"/>
-              <w:right w:val="single" w:color="CCCCCC" w:sz="1"/>
-            </w:tcBorders>
-            <w:shd w:fill="F2F2F2" w:val="clear"/>
-            <w:tcMar>
-              <w:top w:type="dxa" w:w="80"/>
-              <w:left w:type="dxa" w:w="120"/>
-              <w:bottom w:type="dxa" w:w="80"/>
-              <w:right w:type="dxa" w:w="120"/>
-            </w:tcMar>
-          </w:tcPr>
-          <w:p>
-            <w:r>
-              <w:rPr>
-                <w:rFonts w:ascii="Arial" w:cs="Arial" w:eastAsia="Arial" w:hAnsi="Arial"/>
-                <w:color w:val="000000"/>
-                <w:sz w:val="18"/>
-                <w:szCs w:val="18"/>
-              </w:rPr>
-              <w:t xml:space="preserve">~35</w:t>
-            </w:r>
-          </w:p>
-        </w:tc>
-        <w:tc>
-          <w:tcPr>
-            <w:tcW w:type="dxa" w:w="2000"/>
-            <w:tcBorders>
-              <w:top w:val="single" w:color="CCCCCC" w:sz="1"/>
-              <w:left w:val="single" w:color="CCCCCC" w:sz="1"/>
-              <w:bottom w:val="single" w:color="CCCCCC" w:sz="1"/>
-              <w:right w:val="single" w:color="CCCCCC" w:sz="1"/>
-            </w:tcBorders>
-            <w:shd w:fill="F2F2F2" w:val="clear"/>
-            <w:tcMar>
-              <w:top w:type="dxa" w:w="80"/>
-              <w:left w:type="dxa" w:w="120"/>
-              <w:bottom w:type="dxa" w:w="80"/>
-              <w:right w:type="dxa" w:w="120"/>
-            </w:tcMar>
-          </w:tcPr>
-          <w:p>
-            <w:r>
-              <w:rPr>
-                <w:rFonts w:ascii="Arial" w:cs="Arial" w:eastAsia="Arial" w:hAnsi="Arial"/>
-                <w:color w:val="000000"/>
-                <w:sz w:val="18"/>
-                <w:szCs w:val="18"/>
-              </w:rPr>
-              <w:t xml:space="preserve">~87</w:t>
-            </w:r>
-          </w:p>
-        </w:tc>
-        <w:tc>
-          <w:tcPr>
-            <w:tcW w:type="dxa" w:w="3760"/>
+            <w:tcW w:type="dxa" w:w="2800"/>
+            <w:tcBorders>
+              <w:top w:val="single" w:color="CCCCCC" w:sz="1"/>
+              <w:left w:val="single" w:color="CCCCCC" w:sz="1"/>
+              <w:bottom w:val="single" w:color="CCCCCC" w:sz="1"/>
+              <w:right w:val="single" w:color="CCCCCC" w:sz="1"/>
+            </w:tcBorders>
+            <w:shd w:fill="F2F2F2" w:val="clear"/>
+            <w:tcMar>
+              <w:top w:type="dxa" w:w="80"/>
+              <w:left w:type="dxa" w:w="120"/>
+              <w:bottom w:type="dxa" w:w="80"/>
+              <w:right w:type="dxa" w:w="120"/>
+            </w:tcMar>
+          </w:tcPr>
+          <w:p>
+            <w:r>
+              <w:rPr>
+                <w:rFonts w:ascii="Arial" w:cs="Arial" w:eastAsia="Arial" w:hAnsi="Arial"/>
+                <w:color w:val="000000"/>
+                <w:sz w:val="18"/>
+                <w:szCs w:val="18"/>
+              </w:rPr>
+              <w:t xml:space="preserve">Normal — button pressed within 60 min</w:t>
+            </w:r>
+          </w:p>
+        </w:tc>
+        <w:tc>
+          <w:tcPr>
+            <w:tcW w:type="dxa" w:w="1200"/>
+            <w:tcBorders>
+              <w:top w:val="single" w:color="CCCCCC" w:sz="1"/>
+              <w:left w:val="single" w:color="CCCCCC" w:sz="1"/>
+              <w:bottom w:val="single" w:color="CCCCCC" w:sz="1"/>
+              <w:right w:val="single" w:color="CCCCCC" w:sz="1"/>
+            </w:tcBorders>
+            <w:shd w:fill="F2F2F2" w:val="clear"/>
+            <w:tcMar>
+              <w:top w:type="dxa" w:w="80"/>
+              <w:left w:type="dxa" w:w="120"/>
+              <w:bottom w:type="dxa" w:w="80"/>
+              <w:right w:type="dxa" w:w="120"/>
+            </w:tcMar>
+          </w:tcPr>
+          <w:p>
+            <w:r>
+              <w:rPr>
+                <w:rFonts w:ascii="Arial" w:cs="Arial" w:eastAsia="Arial" w:hAnsi="Arial"/>
+                <w:color w:val="000000"/>
+                <w:sz w:val="18"/>
+                <w:szCs w:val="18"/>
+              </w:rPr>
+              <w:t xml:space="preserve">100%</w:t>
+            </w:r>
+          </w:p>
+        </w:tc>
+        <w:tc>
+          <w:tcPr>
+            <w:tcW w:type="dxa" w:w="1400"/>
+            <w:tcBorders>
+              <w:top w:val="single" w:color="CCCCCC" w:sz="1"/>
+              <w:left w:val="single" w:color="CCCCCC" w:sz="1"/>
+              <w:bottom w:val="single" w:color="CCCCCC" w:sz="1"/>
+              <w:right w:val="single" w:color="CCCCCC" w:sz="1"/>
+            </w:tcBorders>
+            <w:shd w:fill="F2F2F2" w:val="clear"/>
+            <w:tcMar>
+              <w:top w:type="dxa" w:w="80"/>
+              <w:left w:type="dxa" w:w="120"/>
+              <w:bottom w:type="dxa" w:w="80"/>
+              <w:right w:type="dxa" w:w="120"/>
+            </w:tcMar>
+          </w:tcPr>
+          <w:p>
+            <w:r>
+              <w:rPr>
+                <w:rFonts w:ascii="Arial" w:cs="Arial" w:eastAsia="Arial" w:hAnsi="Arial"/>
+                <w:color w:val="000000"/>
+                <w:sz w:val="18"/>
+                <w:szCs w:val="18"/>
+              </w:rPr>
+              <w:t xml:space="preserve">~87 mA</w:t>
+            </w:r>
+          </w:p>
+        </w:tc>
+        <w:tc>
+          <w:tcPr>
+            <w:tcW w:type="dxa" w:w="3960"/>
             <w:tcBorders>
               <w:top w:val="single" w:color="CCCCCC" w:sz="1"/>
               <w:left w:val="single" w:color="CCCCCC" w:sz="1"/>
@@ -15119,7 +15431,36 @@
       <w:tr>
         <w:tc>
           <w:tcPr>
-            <w:tcW w:type="dxa" w:w="1800"/>
+            <w:tcW w:type="dxa" w:w="2800"/>
+            <w:tcBorders>
+              <w:top w:val="single" w:color="CCCCCC" w:sz="1"/>
+              <w:left w:val="single" w:color="CCCCCC" w:sz="1"/>
+              <w:bottom w:val="single" w:color="CCCCCC" w:sz="1"/>
+              <w:right w:val="single" w:color="CCCCCC" w:sz="1"/>
+            </w:tcBorders>
+            <w:shd w:fill="F2F2F2" w:val="clear"/>
+            <w:tcMar>
+              <w:top w:type="dxa" w:w="80"/>
+              <w:left w:type="dxa" w:w="120"/>
+              <w:bottom w:type="dxa" w:w="80"/>
+              <w:right w:type="dxa" w:w="120"/>
+            </w:tcMar>
+          </w:tcPr>
+          <w:p>
+            <w:r>
+              <w:rPr>
+                <w:rFonts w:ascii="Arial" w:cs="Arial" w:eastAsia="Arial" w:hAnsi="Arial"/>
+                <w:color w:val="000000"/>
+                <w:sz w:val="18"/>
+                <w:szCs w:val="18"/>
+              </w:rPr>
+              <w:t xml:space="preserve">Dim — no button press for 60 min</w:t>
+            </w:r>
+          </w:p>
+        </w:tc>
+        <w:tc>
+          <w:tcPr>
+            <w:tcW w:type="dxa" w:w="1200"/>
             <w:tcBorders>
               <w:top w:val="single" w:color="CCCCCC" w:sz="1"/>
               <w:left w:val="single" w:color="CCCCCC" w:sz="1"/>
@@ -15148,65 +15489,36 @@
         </w:tc>
         <w:tc>
           <w:tcPr>
-            <w:tcW w:type="dxa" w:w="1800"/>
-            <w:tcBorders>
-              <w:top w:val="single" w:color="CCCCCC" w:sz="1"/>
-              <w:left w:val="single" w:color="CCCCCC" w:sz="1"/>
-              <w:bottom w:val="single" w:color="CCCCCC" w:sz="1"/>
-              <w:right w:val="single" w:color="CCCCCC" w:sz="1"/>
-            </w:tcBorders>
-            <w:shd w:fill="F2F2F2" w:val="clear"/>
-            <w:tcMar>
-              <w:top w:type="dxa" w:w="80"/>
-              <w:left w:type="dxa" w:w="120"/>
-              <w:bottom w:type="dxa" w:w="80"/>
-              <w:right w:type="dxa" w:w="120"/>
-            </w:tcMar>
-          </w:tcPr>
-          <w:p>
-            <w:r>
-              <w:rPr>
-                <w:rFonts w:ascii="Arial" w:cs="Arial" w:eastAsia="Arial" w:hAnsi="Arial"/>
-                <w:color w:val="000000"/>
-                <w:sz w:val="18"/>
-                <w:szCs w:val="18"/>
-              </w:rPr>
-              <w:t xml:space="preserve">~18</w:t>
-            </w:r>
-          </w:p>
-        </w:tc>
-        <w:tc>
-          <w:tcPr>
-            <w:tcW w:type="dxa" w:w="2000"/>
-            <w:tcBorders>
-              <w:top w:val="single" w:color="CCCCCC" w:sz="1"/>
-              <w:left w:val="single" w:color="CCCCCC" w:sz="1"/>
-              <w:bottom w:val="single" w:color="CCCCCC" w:sz="1"/>
-              <w:right w:val="single" w:color="CCCCCC" w:sz="1"/>
-            </w:tcBorders>
-            <w:shd w:fill="F2F2F2" w:val="clear"/>
-            <w:tcMar>
-              <w:top w:type="dxa" w:w="80"/>
-              <w:left w:type="dxa" w:w="120"/>
-              <w:bottom w:type="dxa" w:w="80"/>
-              <w:right w:type="dxa" w:w="120"/>
-            </w:tcMar>
-          </w:tcPr>
-          <w:p>
-            <w:r>
-              <w:rPr>
-                <w:rFonts w:ascii="Arial" w:cs="Arial" w:eastAsia="Arial" w:hAnsi="Arial"/>
-                <w:color w:val="000000"/>
-                <w:sz w:val="18"/>
-                <w:szCs w:val="18"/>
-              </w:rPr>
-              <w:t xml:space="preserve">~70</w:t>
-            </w:r>
-          </w:p>
-        </w:tc>
-        <w:tc>
-          <w:tcPr>
-            <w:tcW w:type="dxa" w:w="3760"/>
+            <w:tcW w:type="dxa" w:w="1400"/>
+            <w:tcBorders>
+              <w:top w:val="single" w:color="CCCCCC" w:sz="1"/>
+              <w:left w:val="single" w:color="CCCCCC" w:sz="1"/>
+              <w:bottom w:val="single" w:color="CCCCCC" w:sz="1"/>
+              <w:right w:val="single" w:color="CCCCCC" w:sz="1"/>
+            </w:tcBorders>
+            <w:shd w:fill="F2F2F2" w:val="clear"/>
+            <w:tcMar>
+              <w:top w:type="dxa" w:w="80"/>
+              <w:left w:type="dxa" w:w="120"/>
+              <w:bottom w:type="dxa" w:w="80"/>
+              <w:right w:type="dxa" w:w="120"/>
+            </w:tcMar>
+          </w:tcPr>
+          <w:p>
+            <w:r>
+              <w:rPr>
+                <w:rFonts w:ascii="Arial" w:cs="Arial" w:eastAsia="Arial" w:hAnsi="Arial"/>
+                <w:color w:val="000000"/>
+                <w:sz w:val="18"/>
+                <w:szCs w:val="18"/>
+              </w:rPr>
+              <w:t xml:space="preserve">~70 mA</w:t>
+            </w:r>
+          </w:p>
+        </w:tc>
+        <w:tc>
+          <w:tcPr>
+            <w:tcW w:type="dxa" w:w="3960"/>
             <w:tcBorders>
               <w:top w:val="single" w:color="CCCCCC" w:sz="1"/>
               <w:left w:val="single" w:color="CCCCCC" w:sz="1"/>
@@ -15230,242 +15542,6 @@
                 <w:szCs w:val="18"/>
               </w:rPr>
               <w:t xml:space="preserve">~4.6 h</w:t>
-            </w:r>
-          </w:p>
-        </w:tc>
-      </w:tr>
-      <w:tr>
-        <w:tc>
-          <w:tcPr>
-            <w:tcW w:type="dxa" w:w="1800"/>
-            <w:tcBorders>
-              <w:top w:val="single" w:color="CCCCCC" w:sz="1"/>
-              <w:left w:val="single" w:color="CCCCCC" w:sz="1"/>
-              <w:bottom w:val="single" w:color="CCCCCC" w:sz="1"/>
-              <w:right w:val="single" w:color="CCCCCC" w:sz="1"/>
-            </w:tcBorders>
-            <w:shd w:fill="F2F2F2" w:val="clear"/>
-            <w:tcMar>
-              <w:top w:type="dxa" w:w="80"/>
-              <w:left w:type="dxa" w:w="120"/>
-              <w:bottom w:type="dxa" w:w="80"/>
-              <w:right w:type="dxa" w:w="120"/>
-            </w:tcMar>
-          </w:tcPr>
-          <w:p>
-            <w:r>
-              <w:rPr>
-                <w:rFonts w:ascii="Arial" w:cs="Arial" w:eastAsia="Arial" w:hAnsi="Arial"/>
-                <w:color w:val="000000"/>
-                <w:sz w:val="18"/>
-                <w:szCs w:val="18"/>
-              </w:rPr>
-              <w:t xml:space="preserve">30%</w:t>
-            </w:r>
-          </w:p>
-        </w:tc>
-        <w:tc>
-          <w:tcPr>
-            <w:tcW w:type="dxa" w:w="1800"/>
-            <w:tcBorders>
-              <w:top w:val="single" w:color="CCCCCC" w:sz="1"/>
-              <w:left w:val="single" w:color="CCCCCC" w:sz="1"/>
-              <w:bottom w:val="single" w:color="CCCCCC" w:sz="1"/>
-              <w:right w:val="single" w:color="CCCCCC" w:sz="1"/>
-            </w:tcBorders>
-            <w:shd w:fill="F2F2F2" w:val="clear"/>
-            <w:tcMar>
-              <w:top w:type="dxa" w:w="80"/>
-              <w:left w:type="dxa" w:w="120"/>
-              <w:bottom w:type="dxa" w:w="80"/>
-              <w:right w:type="dxa" w:w="120"/>
-            </w:tcMar>
-          </w:tcPr>
-          <w:p>
-            <w:r>
-              <w:rPr>
-                <w:rFonts w:ascii="Arial" w:cs="Arial" w:eastAsia="Arial" w:hAnsi="Arial"/>
-                <w:color w:val="000000"/>
-                <w:sz w:val="18"/>
-                <w:szCs w:val="18"/>
-              </w:rPr>
-              <w:t xml:space="preserve">~11</w:t>
-            </w:r>
-          </w:p>
-        </w:tc>
-        <w:tc>
-          <w:tcPr>
-            <w:tcW w:type="dxa" w:w="2000"/>
-            <w:tcBorders>
-              <w:top w:val="single" w:color="CCCCCC" w:sz="1"/>
-              <w:left w:val="single" w:color="CCCCCC" w:sz="1"/>
-              <w:bottom w:val="single" w:color="CCCCCC" w:sz="1"/>
-              <w:right w:val="single" w:color="CCCCCC" w:sz="1"/>
-            </w:tcBorders>
-            <w:shd w:fill="F2F2F2" w:val="clear"/>
-            <w:tcMar>
-              <w:top w:type="dxa" w:w="80"/>
-              <w:left w:type="dxa" w:w="120"/>
-              <w:bottom w:type="dxa" w:w="80"/>
-              <w:right w:type="dxa" w:w="120"/>
-            </w:tcMar>
-          </w:tcPr>
-          <w:p>
-            <w:r>
-              <w:rPr>
-                <w:rFonts w:ascii="Arial" w:cs="Arial" w:eastAsia="Arial" w:hAnsi="Arial"/>
-                <w:color w:val="000000"/>
-                <w:sz w:val="18"/>
-                <w:szCs w:val="18"/>
-              </w:rPr>
-              <w:t xml:space="preserve">~62</w:t>
-            </w:r>
-          </w:p>
-        </w:tc>
-        <w:tc>
-          <w:tcPr>
-            <w:tcW w:type="dxa" w:w="3760"/>
-            <w:tcBorders>
-              <w:top w:val="single" w:color="CCCCCC" w:sz="1"/>
-              <w:left w:val="single" w:color="CCCCCC" w:sz="1"/>
-              <w:bottom w:val="single" w:color="CCCCCC" w:sz="1"/>
-              <w:right w:val="single" w:color="CCCCCC" w:sz="1"/>
-            </w:tcBorders>
-            <w:shd w:fill="F2F2F2" w:val="clear"/>
-            <w:tcMar>
-              <w:top w:type="dxa" w:w="80"/>
-              <w:left w:type="dxa" w:w="120"/>
-              <w:bottom w:type="dxa" w:w="80"/>
-              <w:right w:type="dxa" w:w="120"/>
-            </w:tcMar>
-          </w:tcPr>
-          <w:p>
-            <w:r>
-              <w:rPr>
-                <w:rFonts w:ascii="Arial" w:cs="Arial" w:eastAsia="Arial" w:hAnsi="Arial"/>
-                <w:color w:val="000000"/>
-                <w:sz w:val="18"/>
-                <w:szCs w:val="18"/>
-              </w:rPr>
-              <w:t xml:space="preserve">~5.2 h</w:t>
-            </w:r>
-          </w:p>
-        </w:tc>
-      </w:tr>
-      <w:tr>
-        <w:tc>
-          <w:tcPr>
-            <w:tcW w:type="dxa" w:w="1800"/>
-            <w:tcBorders>
-              <w:top w:val="single" w:color="CCCCCC" w:sz="1"/>
-              <w:left w:val="single" w:color="CCCCCC" w:sz="1"/>
-              <w:bottom w:val="single" w:color="CCCCCC" w:sz="1"/>
-              <w:right w:val="single" w:color="CCCCCC" w:sz="1"/>
-            </w:tcBorders>
-            <w:shd w:fill="F2F2F2" w:val="clear"/>
-            <w:tcMar>
-              <w:top w:type="dxa" w:w="80"/>
-              <w:left w:type="dxa" w:w="120"/>
-              <w:bottom w:type="dxa" w:w="80"/>
-              <w:right w:type="dxa" w:w="120"/>
-            </w:tcMar>
-          </w:tcPr>
-          <w:p>
-            <w:r>
-              <w:rPr>
-                <w:rFonts w:ascii="Arial" w:cs="Arial" w:eastAsia="Arial" w:hAnsi="Arial"/>
-                <w:color w:val="000000"/>
-                <w:sz w:val="18"/>
-                <w:szCs w:val="18"/>
-              </w:rPr>
-              <w:t xml:space="preserve">Off (display sleep)</w:t>
-            </w:r>
-          </w:p>
-        </w:tc>
-        <w:tc>
-          <w:tcPr>
-            <w:tcW w:type="dxa" w:w="1800"/>
-            <w:tcBorders>
-              <w:top w:val="single" w:color="CCCCCC" w:sz="1"/>
-              <w:left w:val="single" w:color="CCCCCC" w:sz="1"/>
-              <w:bottom w:val="single" w:color="CCCCCC" w:sz="1"/>
-              <w:right w:val="single" w:color="CCCCCC" w:sz="1"/>
-            </w:tcBorders>
-            <w:shd w:fill="F2F2F2" w:val="clear"/>
-            <w:tcMar>
-              <w:top w:type="dxa" w:w="80"/>
-              <w:left w:type="dxa" w:w="120"/>
-              <w:bottom w:type="dxa" w:w="80"/>
-              <w:right w:type="dxa" w:w="120"/>
-            </w:tcMar>
-          </w:tcPr>
-          <w:p>
-            <w:r>
-              <w:rPr>
-                <w:rFonts w:ascii="Arial" w:cs="Arial" w:eastAsia="Arial" w:hAnsi="Arial"/>
-                <w:color w:val="000000"/>
-                <w:sz w:val="18"/>
-                <w:szCs w:val="18"/>
-              </w:rPr>
-              <w:t xml:space="preserve">~0</w:t>
-            </w:r>
-          </w:p>
-        </w:tc>
-        <w:tc>
-          <w:tcPr>
-            <w:tcW w:type="dxa" w:w="2000"/>
-            <w:tcBorders>
-              <w:top w:val="single" w:color="CCCCCC" w:sz="1"/>
-              <w:left w:val="single" w:color="CCCCCC" w:sz="1"/>
-              <w:bottom w:val="single" w:color="CCCCCC" w:sz="1"/>
-              <w:right w:val="single" w:color="CCCCCC" w:sz="1"/>
-            </w:tcBorders>
-            <w:shd w:fill="F2F2F2" w:val="clear"/>
-            <w:tcMar>
-              <w:top w:type="dxa" w:w="80"/>
-              <w:left w:type="dxa" w:w="120"/>
-              <w:bottom w:type="dxa" w:w="80"/>
-              <w:right w:type="dxa" w:w="120"/>
-            </w:tcMar>
-          </w:tcPr>
-          <w:p>
-            <w:r>
-              <w:rPr>
-                <w:rFonts w:ascii="Arial" w:cs="Arial" w:eastAsia="Arial" w:hAnsi="Arial"/>
-                <w:color w:val="000000"/>
-                <w:sz w:val="18"/>
-                <w:szCs w:val="18"/>
-              </w:rPr>
-              <w:t xml:space="preserve">~43</w:t>
-            </w:r>
-          </w:p>
-        </w:tc>
-        <w:tc>
-          <w:tcPr>
-            <w:tcW w:type="dxa" w:w="3760"/>
-            <w:tcBorders>
-              <w:top w:val="single" w:color="CCCCCC" w:sz="1"/>
-              <w:left w:val="single" w:color="CCCCCC" w:sz="1"/>
-              <w:bottom w:val="single" w:color="CCCCCC" w:sz="1"/>
-              <w:right w:val="single" w:color="CCCCCC" w:sz="1"/>
-            </w:tcBorders>
-            <w:shd w:fill="F2F2F2" w:val="clear"/>
-            <w:tcMar>
-              <w:top w:type="dxa" w:w="80"/>
-              <w:left w:type="dxa" w:w="120"/>
-              <w:bottom w:type="dxa" w:w="80"/>
-              <w:right w:type="dxa" w:w="120"/>
-            </w:tcMar>
-          </w:tcPr>
-          <w:p>
-            <w:r>
-              <w:rPr>
-                <w:rFonts w:ascii="Arial" w:cs="Arial" w:eastAsia="Arial" w:hAnsi="Arial"/>
-                <w:color w:val="000000"/>
-                <w:sz w:val="18"/>
-                <w:szCs w:val="18"/>
-              </w:rPr>
-              <w:t xml:space="preserve">~7.4 h</w:t>
             </w:r>
           </w:p>
         </w:tc>
@@ -15487,7 +15563,26 @@
           <w:sz w:val="20"/>
           <w:szCs w:val="20"/>
         </w:rPr>
-        <w:t xml:space="preserve">Display sleep — backlight off while the clock still runs — is the most effective strategy for extending battery life. Turning the backlight on when a button is pressed and off again after a few seconds of inactivity would nearly double runtime on a 400mAh cell.</w:t>
+        <w:t xml:space="preserve">Any button press while dimmed restores full brightness. The first press only wakes — it does not also trigger the button's normal action (BPM change, mode switch etc). This guard is implemented via is_waking() in the power management stub.</w:t>
+      </w:r>
+    </w:p>
+    <w:p>
+      <w:pPr>
+        <w:spacing w:before="80" w:after="0"/>
+      </w:pPr>
+    </w:p>
+    <w:p>
+      <w:pPr>
+        <w:spacing w:before="60" w:after="60"/>
+      </w:pPr>
+      <w:r>
+        <w:rPr>
+          <w:rFonts w:ascii="Arial" w:cs="Arial" w:eastAsia="Arial" w:hAnsi="Arial"/>
+          <w:color w:val="000000"/>
+          <w:sz w:val="20"/>
+          <w:szCs w:val="20"/>
+        </w:rPr>
+        <w:t xml:space="preserve">The dim timeout check runs once per main loop iteration using time.monotonic() comparison — near-zero cost and does not affect metro timing. The backlight PWM write only occurs at the moment of dimming or on button press, never inside the beat fade loop.</w:t>
       </w:r>
     </w:p>
     <w:p>

--- a/project_reference.docx
+++ b/project_reference.docx
@@ -1159,7 +1159,7 @@
                 <w:sz w:val="18"/>
                 <w:szCs w:val="18"/>
               </w:rPr>
-              <w:t xml:space="preserve">A1, 2N2222 transistor circuit, parts from BOJACK kit</w:t>
+              <w:t xml:space="preserve">A1, 2N2222 transistor circuit, parts from BOJACK kit — soldered and integrated</w:t>
             </w:r>
           </w:p>
         </w:tc>
@@ -12029,7 +12029,7 @@
                 <w:sz w:val="18"/>
                 <w:szCs w:val="18"/>
               </w:rPr>
-              <w:t xml:space="preserve">GPIO high 70 ms pulse</w:t>
+              <w:t xml:space="preserve">vibrate(80ms downbeat / 50ms regular)</w:t>
             </w:r>
           </w:p>
         </w:tc>
@@ -12058,7 +12058,7 @@
                 <w:sz w:val="18"/>
                 <w:szCs w:val="18"/>
               </w:rPr>
-              <w:t xml:space="preserve">Yes — same circuit</w:t>
+              <w:t xml:space="preserve">Yes — stronger on downbeat</w:t>
             </w:r>
           </w:p>
         </w:tc>
@@ -12087,7 +12087,7 @@
                 <w:sz w:val="18"/>
                 <w:szCs w:val="18"/>
               </w:rPr>
-              <w:t xml:space="preserve">Vibrating motor disc (#1201), 2N2222 on A1</w:t>
+              <w:t xml:space="preserve">Vibrating motor disc (#1201), 2N2222 on A1 — integrated</w:t>
             </w:r>
           </w:p>
         </w:tc>
@@ -12227,7 +12227,7 @@
           <w:sz w:val="20"/>
           <w:szCs w:val="20"/>
         </w:rPr>
-        <w:t xml:space="preserve">Both audio outputs (buzzer and motor) are planned and use parts already owned: passive buzzer from the BOJACK kit and the Adafruit #1201 motor. The TODO hooks in code.py are in place. Neither is wired yet — see Planned Hardware.</w:t>
+        <w:t xml:space="preserve">Vibration motor is soldered and integrated — vibrate(80) fires on downbeat, vibrate(50) on regular beats in SILENT mode. Passive buzzer (BOJACK kit, A3) is purchased and awaiting a replacement piezo — TODO hook remains in place for the SOUND mode click.</w:t>
       </w:r>
     </w:p>
     <w:p>
@@ -17898,6 +17898,61 @@
           <w:szCs w:val="20"/>
         </w:rPr>
         <w:t xml:space="preserve">Pulse duration: 60–80 ms is enough to feel clearly on the wrist. At 80 BPM with 70 ms pulses the average added current is about 6 mA — a small fraction of the total system draw.</w:t>
+      </w:r>
+    </w:p>
+    <w:p>
+      <w:pPr>
+        <w:spacing w:before="160" w:after="0"/>
+      </w:pPr>
+    </w:p>
+    <w:p>
+      <w:pPr>
+        <w:pStyle w:val="Heading2"/>
+        <w:spacing w:before="240" w:after="80"/>
+      </w:pPr>
+      <w:r>
+        <w:rPr>
+          <w:rFonts w:ascii="Arial" w:cs="Arial" w:eastAsia="Arial" w:hAnsi="Arial"/>
+          <w:b/>
+          <w:bCs/>
+          <w:color w:val="444444"/>
+          <w:sz w:val="26"/>
+          <w:szCs w:val="26"/>
+        </w:rPr>
+        <w:t xml:space="preserve">Circuit diagram</w:t>
+      </w:r>
+    </w:p>
+    <w:p>
+      <w:pPr>
+        <w:spacing w:before="60" w:after="60"/>
+      </w:pPr>
+      <w:r>
+        <w:rPr>
+          <w:rFonts w:ascii="Arial" w:cs="Arial" w:eastAsia="Arial" w:hAnsi="Arial"/>
+          <w:color w:val="000000"/>
+          <w:sz w:val="20"/>
+          <w:szCs w:val="20"/>
+        </w:rPr>
+        <w:t xml:space="preserve">See the wiring diagrams in the project chat for schematic and physical breadboard layout. Wire colours: red = 3.3V, blue = motor negative / collector node, orange = GPIO A1, black = GND.</w:t>
+      </w:r>
+    </w:p>
+    <w:p>
+      <w:pPr>
+        <w:spacing w:before="80" w:after="0"/>
+      </w:pPr>
+    </w:p>
+    <w:p>
+      <w:pPr>
+        <w:spacing w:before="60" w:after="60"/>
+      </w:pPr>
+      <w:r>
+        <w:rPr>
+          <w:rFonts w:ascii="Arial" w:cs="Arial" w:eastAsia="Arial" w:hAnsi="Arial"/>
+          <w:color w:val="000000"/>
+          <w:sz w:val="20"/>
+          <w:szCs w:val="20"/>
+        </w:rPr>
+        <w:t xml:space="preserve">The flyback diode (1N4007) sits in parallel with the motor, cathode toward 3.3V. When the transistor cuts off the motor coil generates a reverse voltage spike — the diode clamps it before it can damage the transistor or GPIO.</w:t>
       </w:r>
     </w:p>
     <w:p>

--- a/project_reference.docx
+++ b/project_reference.docx
@@ -983,7 +983,7 @@
                 <w:sz w:val="18"/>
                 <w:szCs w:val="18"/>
               </w:rPr>
-              <w:t xml:space="preserve">BOJACK kit (passive, not active)</w:t>
+              <w:t xml:space="preserve">Passive piezo buzzer</w:t>
             </w:r>
           </w:p>
         </w:tc>
@@ -1041,7 +1041,7 @@
                 <w:sz w:val="18"/>
                 <w:szCs w:val="18"/>
               </w:rPr>
-              <w:t xml:space="preserve">A3, two wires, no transistor needed</w:t>
+              <w:t xml:space="preserve">A3, two wires, no transistor — soldered and integrated</w:t>
             </w:r>
           </w:p>
         </w:tc>
@@ -1708,7 +1708,26 @@
           <w:sz w:val="20"/>
           <w:szCs w:val="20"/>
         </w:rPr>
-        <w:t xml:space="preserve">BOOT: toggle mute — display shows MUTE or LIVE</w:t>
+        <w:t xml:space="preserve">A2: cycle reference pitch — E2 → A2 → D3 → G3 → B3 → E2 (only works in LIVE mode)</w:t>
+      </w:r>
+    </w:p>
+    <w:p>
+      <w:pPr>
+        <w:pStyle w:val="ListParagraph"/>
+        <w:numPr>
+          <w:ilvl w:val="0"/>
+          <w:numId w:val="2"/>
+        </w:numPr>
+        <w:spacing w:before="40" w:after="40"/>
+      </w:pPr>
+      <w:r>
+        <w:rPr>
+          <w:rFonts w:ascii="Arial" w:cs="Arial" w:eastAsia="Arial" w:hAnsi="Arial"/>
+          <w:color w:val="000000"/>
+          <w:sz w:val="20"/>
+          <w:szCs w:val="20"/>
+        </w:rPr>
+        <w:t xml:space="preserve">BOOT: toggle LIVE / MUTE</w:t>
       </w:r>
     </w:p>
     <w:p>
@@ -1990,7 +2009,7 @@
                 <w:sz w:val="18"/>
                 <w:szCs w:val="18"/>
               </w:rPr>
-              <w:t xml:space="preserve">—</w:t>
+              <w:t xml:space="preserve">Cycle pitch (LIVE only)</w:t>
             </w:r>
           </w:p>
         </w:tc>
@@ -2226,7 +2245,7 @@
                 <w:sz w:val="18"/>
                 <w:szCs w:val="18"/>
               </w:rPr>
-              <w:t xml:space="preserve">Toggle mute (LIVE/MUTE)</w:t>
+              <w:t xml:space="preserve">Toggle LIVE / MUTE</w:t>
             </w:r>
           </w:p>
         </w:tc>
@@ -5542,7 +5561,7 @@
                 <w:sz w:val="18"/>
                 <w:szCs w:val="18"/>
               </w:rPr>
-              <w:t xml:space="preserve">lbl_note (combined)</w:t>
+              <w:t xml:space="preserve">lbl_note</w:t>
             </w:r>
           </w:p>
         </w:tc>
@@ -5600,7 +5619,7 @@
                 <w:sz w:val="18"/>
                 <w:szCs w:val="18"/>
               </w:rPr>
-              <w:t xml:space="preserve">'A4 440 Hz', pink-purple scale=2</w:t>
+              <w:t xml:space="preserve">Current pitch e.g. 'E2  82 Hz', pink-purple scale=2 — updates on A2 press</w:t>
             </w:r>
           </w:p>
         </w:tc>
@@ -5873,6 +5892,782 @@
         </w:tc>
       </w:tr>
     </w:tbl>
+    <w:p>
+      <w:pPr>
+        <w:spacing w:before="160" w:after="0"/>
+      </w:pPr>
+    </w:p>
+    <w:p>
+      <w:pPr>
+        <w:pStyle w:val="Heading2"/>
+        <w:spacing w:before="240" w:after="80"/>
+      </w:pPr>
+      <w:r>
+        <w:rPr>
+          <w:rFonts w:ascii="Arial" w:cs="Arial" w:eastAsia="Arial" w:hAnsi="Arial"/>
+          <w:b/>
+          <w:bCs/>
+          <w:color w:val="444444"/>
+          <w:sz w:val="26"/>
+          <w:szCs w:val="26"/>
+        </w:rPr>
+        <w:t xml:space="preserve">Tuner — reference pitches</w:t>
+      </w:r>
+    </w:p>
+    <w:tbl>
+      <w:tblPr>
+        <w:tblW w:type="dxa" w:w="7360"/>
+        <w:tblBorders>
+          <w:top w:val="single" w:color="auto" w:sz="4"/>
+          <w:left w:val="single" w:color="auto" w:sz="4"/>
+          <w:bottom w:val="single" w:color="auto" w:sz="4"/>
+          <w:right w:val="single" w:color="auto" w:sz="4"/>
+          <w:insideH w:val="single" w:color="auto" w:sz="4"/>
+          <w:insideV w:val="single" w:color="auto" w:sz="4"/>
+        </w:tblBorders>
+      </w:tblPr>
+      <w:tblGrid>
+        <w:gridCol w:w="1600"/>
+        <w:gridCol w:w="1200"/>
+        <w:gridCol w:w="1600"/>
+        <w:gridCol w:w="2960"/>
+      </w:tblGrid>
+      <w:tr>
+        <w:tc>
+          <w:tcPr>
+            <w:tcW w:type="dxa" w:w="1600"/>
+            <w:tcBorders>
+              <w:top w:val="single" w:color="CCCCCC" w:sz="1"/>
+              <w:left w:val="single" w:color="CCCCCC" w:sz="1"/>
+              <w:bottom w:val="single" w:color="CCCCCC" w:sz="1"/>
+              <w:right w:val="single" w:color="CCCCCC" w:sz="1"/>
+            </w:tcBorders>
+            <w:shd w:fill="007A7A" w:val="clear"/>
+            <w:tcMar>
+              <w:top w:type="dxa" w:w="80"/>
+              <w:left w:type="dxa" w:w="120"/>
+              <w:bottom w:type="dxa" w:w="80"/>
+              <w:right w:type="dxa" w:w="120"/>
+            </w:tcMar>
+          </w:tcPr>
+          <w:p>
+            <w:r>
+              <w:rPr>
+                <w:rFonts w:ascii="Arial" w:cs="Arial" w:eastAsia="Arial" w:hAnsi="Arial"/>
+                <w:b/>
+                <w:bCs/>
+                <w:color w:val="FFFFFF"/>
+                <w:sz w:val="18"/>
+                <w:szCs w:val="18"/>
+              </w:rPr>
+              <w:t xml:space="preserve">String</w:t>
+            </w:r>
+          </w:p>
+        </w:tc>
+        <w:tc>
+          <w:tcPr>
+            <w:tcW w:type="dxa" w:w="1200"/>
+            <w:tcBorders>
+              <w:top w:val="single" w:color="CCCCCC" w:sz="1"/>
+              <w:left w:val="single" w:color="CCCCCC" w:sz="1"/>
+              <w:bottom w:val="single" w:color="CCCCCC" w:sz="1"/>
+              <w:right w:val="single" w:color="CCCCCC" w:sz="1"/>
+            </w:tcBorders>
+            <w:shd w:fill="007A7A" w:val="clear"/>
+            <w:tcMar>
+              <w:top w:type="dxa" w:w="80"/>
+              <w:left w:type="dxa" w:w="120"/>
+              <w:bottom w:type="dxa" w:w="80"/>
+              <w:right w:type="dxa" w:w="120"/>
+            </w:tcMar>
+          </w:tcPr>
+          <w:p>
+            <w:r>
+              <w:rPr>
+                <w:rFonts w:ascii="Arial" w:cs="Arial" w:eastAsia="Arial" w:hAnsi="Arial"/>
+                <w:b/>
+                <w:bCs/>
+                <w:color w:val="FFFFFF"/>
+                <w:sz w:val="18"/>
+                <w:szCs w:val="18"/>
+              </w:rPr>
+              <w:t xml:space="preserve">Note</w:t>
+            </w:r>
+          </w:p>
+        </w:tc>
+        <w:tc>
+          <w:tcPr>
+            <w:tcW w:type="dxa" w:w="1600"/>
+            <w:tcBorders>
+              <w:top w:val="single" w:color="CCCCCC" w:sz="1"/>
+              <w:left w:val="single" w:color="CCCCCC" w:sz="1"/>
+              <w:bottom w:val="single" w:color="CCCCCC" w:sz="1"/>
+              <w:right w:val="single" w:color="CCCCCC" w:sz="1"/>
+            </w:tcBorders>
+            <w:shd w:fill="007A7A" w:val="clear"/>
+            <w:tcMar>
+              <w:top w:type="dxa" w:w="80"/>
+              <w:left w:type="dxa" w:w="120"/>
+              <w:bottom w:type="dxa" w:w="80"/>
+              <w:right w:type="dxa" w:w="120"/>
+            </w:tcMar>
+          </w:tcPr>
+          <w:p>
+            <w:r>
+              <w:rPr>
+                <w:rFonts w:ascii="Arial" w:cs="Arial" w:eastAsia="Arial" w:hAnsi="Arial"/>
+                <w:b/>
+                <w:bCs/>
+                <w:color w:val="FFFFFF"/>
+                <w:sz w:val="18"/>
+                <w:szCs w:val="18"/>
+              </w:rPr>
+              <w:t xml:space="preserve">Frequency</w:t>
+            </w:r>
+          </w:p>
+        </w:tc>
+        <w:tc>
+          <w:tcPr>
+            <w:tcW w:type="dxa" w:w="2960"/>
+            <w:tcBorders>
+              <w:top w:val="single" w:color="CCCCCC" w:sz="1"/>
+              <w:left w:val="single" w:color="CCCCCC" w:sz="1"/>
+              <w:bottom w:val="single" w:color="CCCCCC" w:sz="1"/>
+              <w:right w:val="single" w:color="CCCCCC" w:sz="1"/>
+            </w:tcBorders>
+            <w:shd w:fill="007A7A" w:val="clear"/>
+            <w:tcMar>
+              <w:top w:type="dxa" w:w="80"/>
+              <w:left w:type="dxa" w:w="120"/>
+              <w:bottom w:type="dxa" w:w="80"/>
+              <w:right w:type="dxa" w:w="120"/>
+            </w:tcMar>
+          </w:tcPr>
+          <w:p>
+            <w:r>
+              <w:rPr>
+                <w:rFonts w:ascii="Arial" w:cs="Arial" w:eastAsia="Arial" w:hAnsi="Arial"/>
+                <w:b/>
+                <w:bCs/>
+                <w:color w:val="FFFFFF"/>
+                <w:sz w:val="18"/>
+                <w:szCs w:val="18"/>
+              </w:rPr>
+              <w:t xml:space="preserve">A2 presses from E2</w:t>
+            </w:r>
+          </w:p>
+        </w:tc>
+      </w:tr>
+      <w:tr>
+        <w:tc>
+          <w:tcPr>
+            <w:tcW w:type="dxa" w:w="1600"/>
+            <w:tcBorders>
+              <w:top w:val="single" w:color="CCCCCC" w:sz="1"/>
+              <w:left w:val="single" w:color="CCCCCC" w:sz="1"/>
+              <w:bottom w:val="single" w:color="CCCCCC" w:sz="1"/>
+              <w:right w:val="single" w:color="CCCCCC" w:sz="1"/>
+            </w:tcBorders>
+            <w:shd w:fill="F2F2F2" w:val="clear"/>
+            <w:tcMar>
+              <w:top w:type="dxa" w:w="80"/>
+              <w:left w:type="dxa" w:w="120"/>
+              <w:bottom w:type="dxa" w:w="80"/>
+              <w:right w:type="dxa" w:w="120"/>
+            </w:tcMar>
+          </w:tcPr>
+          <w:p>
+            <w:r>
+              <w:rPr>
+                <w:rFonts w:ascii="Arial" w:cs="Arial" w:eastAsia="Arial" w:hAnsi="Arial"/>
+                <w:color w:val="000000"/>
+                <w:sz w:val="18"/>
+                <w:szCs w:val="18"/>
+              </w:rPr>
+              <w:t xml:space="preserve">6th (low E)</w:t>
+            </w:r>
+          </w:p>
+        </w:tc>
+        <w:tc>
+          <w:tcPr>
+            <w:tcW w:type="dxa" w:w="1200"/>
+            <w:tcBorders>
+              <w:top w:val="single" w:color="CCCCCC" w:sz="1"/>
+              <w:left w:val="single" w:color="CCCCCC" w:sz="1"/>
+              <w:bottom w:val="single" w:color="CCCCCC" w:sz="1"/>
+              <w:right w:val="single" w:color="CCCCCC" w:sz="1"/>
+            </w:tcBorders>
+            <w:shd w:fill="F2F2F2" w:val="clear"/>
+            <w:tcMar>
+              <w:top w:type="dxa" w:w="80"/>
+              <w:left w:type="dxa" w:w="120"/>
+              <w:bottom w:type="dxa" w:w="80"/>
+              <w:right w:type="dxa" w:w="120"/>
+            </w:tcMar>
+          </w:tcPr>
+          <w:p>
+            <w:r>
+              <w:rPr>
+                <w:rFonts w:ascii="Arial" w:cs="Arial" w:eastAsia="Arial" w:hAnsi="Arial"/>
+                <w:color w:val="000000"/>
+                <w:sz w:val="18"/>
+                <w:szCs w:val="18"/>
+              </w:rPr>
+              <w:t xml:space="preserve">E2</w:t>
+            </w:r>
+          </w:p>
+        </w:tc>
+        <w:tc>
+          <w:tcPr>
+            <w:tcW w:type="dxa" w:w="1600"/>
+            <w:tcBorders>
+              <w:top w:val="single" w:color="CCCCCC" w:sz="1"/>
+              <w:left w:val="single" w:color="CCCCCC" w:sz="1"/>
+              <w:bottom w:val="single" w:color="CCCCCC" w:sz="1"/>
+              <w:right w:val="single" w:color="CCCCCC" w:sz="1"/>
+            </w:tcBorders>
+            <w:shd w:fill="F2F2F2" w:val="clear"/>
+            <w:tcMar>
+              <w:top w:type="dxa" w:w="80"/>
+              <w:left w:type="dxa" w:w="120"/>
+              <w:bottom w:type="dxa" w:w="80"/>
+              <w:right w:type="dxa" w:w="120"/>
+            </w:tcMar>
+          </w:tcPr>
+          <w:p>
+            <w:r>
+              <w:rPr>
+                <w:rFonts w:ascii="Arial" w:cs="Arial" w:eastAsia="Arial" w:hAnsi="Arial"/>
+                <w:color w:val="000000"/>
+                <w:sz w:val="18"/>
+                <w:szCs w:val="18"/>
+              </w:rPr>
+              <w:t xml:space="preserve">82 Hz</w:t>
+            </w:r>
+          </w:p>
+        </w:tc>
+        <w:tc>
+          <w:tcPr>
+            <w:tcW w:type="dxa" w:w="2960"/>
+            <w:tcBorders>
+              <w:top w:val="single" w:color="CCCCCC" w:sz="1"/>
+              <w:left w:val="single" w:color="CCCCCC" w:sz="1"/>
+              <w:bottom w:val="single" w:color="CCCCCC" w:sz="1"/>
+              <w:right w:val="single" w:color="CCCCCC" w:sz="1"/>
+            </w:tcBorders>
+            <w:shd w:fill="F2F2F2" w:val="clear"/>
+            <w:tcMar>
+              <w:top w:type="dxa" w:w="80"/>
+              <w:left w:type="dxa" w:w="120"/>
+              <w:bottom w:type="dxa" w:w="80"/>
+              <w:right w:type="dxa" w:w="120"/>
+            </w:tcMar>
+          </w:tcPr>
+          <w:p>
+            <w:r>
+              <w:rPr>
+                <w:rFonts w:ascii="Arial" w:cs="Arial" w:eastAsia="Arial" w:hAnsi="Arial"/>
+                <w:color w:val="000000"/>
+                <w:sz w:val="18"/>
+                <w:szCs w:val="18"/>
+              </w:rPr>
+              <w:t xml:space="preserve">0 (default on entry)</w:t>
+            </w:r>
+          </w:p>
+        </w:tc>
+      </w:tr>
+      <w:tr>
+        <w:tc>
+          <w:tcPr>
+            <w:tcW w:type="dxa" w:w="1600"/>
+            <w:tcBorders>
+              <w:top w:val="single" w:color="CCCCCC" w:sz="1"/>
+              <w:left w:val="single" w:color="CCCCCC" w:sz="1"/>
+              <w:bottom w:val="single" w:color="CCCCCC" w:sz="1"/>
+              <w:right w:val="single" w:color="CCCCCC" w:sz="1"/>
+            </w:tcBorders>
+            <w:shd w:fill="F2F2F2" w:val="clear"/>
+            <w:tcMar>
+              <w:top w:type="dxa" w:w="80"/>
+              <w:left w:type="dxa" w:w="120"/>
+              <w:bottom w:type="dxa" w:w="80"/>
+              <w:right w:type="dxa" w:w="120"/>
+            </w:tcMar>
+          </w:tcPr>
+          <w:p>
+            <w:r>
+              <w:rPr>
+                <w:rFonts w:ascii="Arial" w:cs="Arial" w:eastAsia="Arial" w:hAnsi="Arial"/>
+                <w:color w:val="000000"/>
+                <w:sz w:val="18"/>
+                <w:szCs w:val="18"/>
+              </w:rPr>
+              <w:t xml:space="preserve">5th</w:t>
+            </w:r>
+          </w:p>
+        </w:tc>
+        <w:tc>
+          <w:tcPr>
+            <w:tcW w:type="dxa" w:w="1200"/>
+            <w:tcBorders>
+              <w:top w:val="single" w:color="CCCCCC" w:sz="1"/>
+              <w:left w:val="single" w:color="CCCCCC" w:sz="1"/>
+              <w:bottom w:val="single" w:color="CCCCCC" w:sz="1"/>
+              <w:right w:val="single" w:color="CCCCCC" w:sz="1"/>
+            </w:tcBorders>
+            <w:shd w:fill="F2F2F2" w:val="clear"/>
+            <w:tcMar>
+              <w:top w:type="dxa" w:w="80"/>
+              <w:left w:type="dxa" w:w="120"/>
+              <w:bottom w:type="dxa" w:w="80"/>
+              <w:right w:type="dxa" w:w="120"/>
+            </w:tcMar>
+          </w:tcPr>
+          <w:p>
+            <w:r>
+              <w:rPr>
+                <w:rFonts w:ascii="Arial" w:cs="Arial" w:eastAsia="Arial" w:hAnsi="Arial"/>
+                <w:color w:val="000000"/>
+                <w:sz w:val="18"/>
+                <w:szCs w:val="18"/>
+              </w:rPr>
+              <w:t xml:space="preserve">A2</w:t>
+            </w:r>
+          </w:p>
+        </w:tc>
+        <w:tc>
+          <w:tcPr>
+            <w:tcW w:type="dxa" w:w="1600"/>
+            <w:tcBorders>
+              <w:top w:val="single" w:color="CCCCCC" w:sz="1"/>
+              <w:left w:val="single" w:color="CCCCCC" w:sz="1"/>
+              <w:bottom w:val="single" w:color="CCCCCC" w:sz="1"/>
+              <w:right w:val="single" w:color="CCCCCC" w:sz="1"/>
+            </w:tcBorders>
+            <w:shd w:fill="F2F2F2" w:val="clear"/>
+            <w:tcMar>
+              <w:top w:type="dxa" w:w="80"/>
+              <w:left w:type="dxa" w:w="120"/>
+              <w:bottom w:type="dxa" w:w="80"/>
+              <w:right w:type="dxa" w:w="120"/>
+            </w:tcMar>
+          </w:tcPr>
+          <w:p>
+            <w:r>
+              <w:rPr>
+                <w:rFonts w:ascii="Arial" w:cs="Arial" w:eastAsia="Arial" w:hAnsi="Arial"/>
+                <w:color w:val="000000"/>
+                <w:sz w:val="18"/>
+                <w:szCs w:val="18"/>
+              </w:rPr>
+              <w:t xml:space="preserve">110 Hz</w:t>
+            </w:r>
+          </w:p>
+        </w:tc>
+        <w:tc>
+          <w:tcPr>
+            <w:tcW w:type="dxa" w:w="2960"/>
+            <w:tcBorders>
+              <w:top w:val="single" w:color="CCCCCC" w:sz="1"/>
+              <w:left w:val="single" w:color="CCCCCC" w:sz="1"/>
+              <w:bottom w:val="single" w:color="CCCCCC" w:sz="1"/>
+              <w:right w:val="single" w:color="CCCCCC" w:sz="1"/>
+            </w:tcBorders>
+            <w:shd w:fill="F2F2F2" w:val="clear"/>
+            <w:tcMar>
+              <w:top w:type="dxa" w:w="80"/>
+              <w:left w:type="dxa" w:w="120"/>
+              <w:bottom w:type="dxa" w:w="80"/>
+              <w:right w:type="dxa" w:w="120"/>
+            </w:tcMar>
+          </w:tcPr>
+          <w:p>
+            <w:r>
+              <w:rPr>
+                <w:rFonts w:ascii="Arial" w:cs="Arial" w:eastAsia="Arial" w:hAnsi="Arial"/>
+                <w:color w:val="000000"/>
+                <w:sz w:val="18"/>
+                <w:szCs w:val="18"/>
+              </w:rPr>
+              <w:t xml:space="preserve">1</w:t>
+            </w:r>
+          </w:p>
+        </w:tc>
+      </w:tr>
+      <w:tr>
+        <w:tc>
+          <w:tcPr>
+            <w:tcW w:type="dxa" w:w="1600"/>
+            <w:tcBorders>
+              <w:top w:val="single" w:color="CCCCCC" w:sz="1"/>
+              <w:left w:val="single" w:color="CCCCCC" w:sz="1"/>
+              <w:bottom w:val="single" w:color="CCCCCC" w:sz="1"/>
+              <w:right w:val="single" w:color="CCCCCC" w:sz="1"/>
+            </w:tcBorders>
+            <w:shd w:fill="F2F2F2" w:val="clear"/>
+            <w:tcMar>
+              <w:top w:type="dxa" w:w="80"/>
+              <w:left w:type="dxa" w:w="120"/>
+              <w:bottom w:type="dxa" w:w="80"/>
+              <w:right w:type="dxa" w:w="120"/>
+            </w:tcMar>
+          </w:tcPr>
+          <w:p>
+            <w:r>
+              <w:rPr>
+                <w:rFonts w:ascii="Arial" w:cs="Arial" w:eastAsia="Arial" w:hAnsi="Arial"/>
+                <w:color w:val="000000"/>
+                <w:sz w:val="18"/>
+                <w:szCs w:val="18"/>
+              </w:rPr>
+              <w:t xml:space="preserve">4th</w:t>
+            </w:r>
+          </w:p>
+        </w:tc>
+        <w:tc>
+          <w:tcPr>
+            <w:tcW w:type="dxa" w:w="1200"/>
+            <w:tcBorders>
+              <w:top w:val="single" w:color="CCCCCC" w:sz="1"/>
+              <w:left w:val="single" w:color="CCCCCC" w:sz="1"/>
+              <w:bottom w:val="single" w:color="CCCCCC" w:sz="1"/>
+              <w:right w:val="single" w:color="CCCCCC" w:sz="1"/>
+            </w:tcBorders>
+            <w:shd w:fill="F2F2F2" w:val="clear"/>
+            <w:tcMar>
+              <w:top w:type="dxa" w:w="80"/>
+              <w:left w:type="dxa" w:w="120"/>
+              <w:bottom w:type="dxa" w:w="80"/>
+              <w:right w:type="dxa" w:w="120"/>
+            </w:tcMar>
+          </w:tcPr>
+          <w:p>
+            <w:r>
+              <w:rPr>
+                <w:rFonts w:ascii="Arial" w:cs="Arial" w:eastAsia="Arial" w:hAnsi="Arial"/>
+                <w:color w:val="000000"/>
+                <w:sz w:val="18"/>
+                <w:szCs w:val="18"/>
+              </w:rPr>
+              <w:t xml:space="preserve">D3</w:t>
+            </w:r>
+          </w:p>
+        </w:tc>
+        <w:tc>
+          <w:tcPr>
+            <w:tcW w:type="dxa" w:w="1600"/>
+            <w:tcBorders>
+              <w:top w:val="single" w:color="CCCCCC" w:sz="1"/>
+              <w:left w:val="single" w:color="CCCCCC" w:sz="1"/>
+              <w:bottom w:val="single" w:color="CCCCCC" w:sz="1"/>
+              <w:right w:val="single" w:color="CCCCCC" w:sz="1"/>
+            </w:tcBorders>
+            <w:shd w:fill="F2F2F2" w:val="clear"/>
+            <w:tcMar>
+              <w:top w:type="dxa" w:w="80"/>
+              <w:left w:type="dxa" w:w="120"/>
+              <w:bottom w:type="dxa" w:w="80"/>
+              <w:right w:type="dxa" w:w="120"/>
+            </w:tcMar>
+          </w:tcPr>
+          <w:p>
+            <w:r>
+              <w:rPr>
+                <w:rFonts w:ascii="Arial" w:cs="Arial" w:eastAsia="Arial" w:hAnsi="Arial"/>
+                <w:color w:val="000000"/>
+                <w:sz w:val="18"/>
+                <w:szCs w:val="18"/>
+              </w:rPr>
+              <w:t xml:space="preserve">147 Hz</w:t>
+            </w:r>
+          </w:p>
+        </w:tc>
+        <w:tc>
+          <w:tcPr>
+            <w:tcW w:type="dxa" w:w="2960"/>
+            <w:tcBorders>
+              <w:top w:val="single" w:color="CCCCCC" w:sz="1"/>
+              <w:left w:val="single" w:color="CCCCCC" w:sz="1"/>
+              <w:bottom w:val="single" w:color="CCCCCC" w:sz="1"/>
+              <w:right w:val="single" w:color="CCCCCC" w:sz="1"/>
+            </w:tcBorders>
+            <w:shd w:fill="F2F2F2" w:val="clear"/>
+            <w:tcMar>
+              <w:top w:type="dxa" w:w="80"/>
+              <w:left w:type="dxa" w:w="120"/>
+              <w:bottom w:type="dxa" w:w="80"/>
+              <w:right w:type="dxa" w:w="120"/>
+            </w:tcMar>
+          </w:tcPr>
+          <w:p>
+            <w:r>
+              <w:rPr>
+                <w:rFonts w:ascii="Arial" w:cs="Arial" w:eastAsia="Arial" w:hAnsi="Arial"/>
+                <w:color w:val="000000"/>
+                <w:sz w:val="18"/>
+                <w:szCs w:val="18"/>
+              </w:rPr>
+              <w:t xml:space="preserve">2</w:t>
+            </w:r>
+          </w:p>
+        </w:tc>
+      </w:tr>
+      <w:tr>
+        <w:tc>
+          <w:tcPr>
+            <w:tcW w:type="dxa" w:w="1600"/>
+            <w:tcBorders>
+              <w:top w:val="single" w:color="CCCCCC" w:sz="1"/>
+              <w:left w:val="single" w:color="CCCCCC" w:sz="1"/>
+              <w:bottom w:val="single" w:color="CCCCCC" w:sz="1"/>
+              <w:right w:val="single" w:color="CCCCCC" w:sz="1"/>
+            </w:tcBorders>
+            <w:shd w:fill="F2F2F2" w:val="clear"/>
+            <w:tcMar>
+              <w:top w:type="dxa" w:w="80"/>
+              <w:left w:type="dxa" w:w="120"/>
+              <w:bottom w:type="dxa" w:w="80"/>
+              <w:right w:type="dxa" w:w="120"/>
+            </w:tcMar>
+          </w:tcPr>
+          <w:p>
+            <w:r>
+              <w:rPr>
+                <w:rFonts w:ascii="Arial" w:cs="Arial" w:eastAsia="Arial" w:hAnsi="Arial"/>
+                <w:color w:val="000000"/>
+                <w:sz w:val="18"/>
+                <w:szCs w:val="18"/>
+              </w:rPr>
+              <w:t xml:space="preserve">3rd</w:t>
+            </w:r>
+          </w:p>
+        </w:tc>
+        <w:tc>
+          <w:tcPr>
+            <w:tcW w:type="dxa" w:w="1200"/>
+            <w:tcBorders>
+              <w:top w:val="single" w:color="CCCCCC" w:sz="1"/>
+              <w:left w:val="single" w:color="CCCCCC" w:sz="1"/>
+              <w:bottom w:val="single" w:color="CCCCCC" w:sz="1"/>
+              <w:right w:val="single" w:color="CCCCCC" w:sz="1"/>
+            </w:tcBorders>
+            <w:shd w:fill="F2F2F2" w:val="clear"/>
+            <w:tcMar>
+              <w:top w:type="dxa" w:w="80"/>
+              <w:left w:type="dxa" w:w="120"/>
+              <w:bottom w:type="dxa" w:w="80"/>
+              <w:right w:type="dxa" w:w="120"/>
+            </w:tcMar>
+          </w:tcPr>
+          <w:p>
+            <w:r>
+              <w:rPr>
+                <w:rFonts w:ascii="Arial" w:cs="Arial" w:eastAsia="Arial" w:hAnsi="Arial"/>
+                <w:color w:val="000000"/>
+                <w:sz w:val="18"/>
+                <w:szCs w:val="18"/>
+              </w:rPr>
+              <w:t xml:space="preserve">G3</w:t>
+            </w:r>
+          </w:p>
+        </w:tc>
+        <w:tc>
+          <w:tcPr>
+            <w:tcW w:type="dxa" w:w="1600"/>
+            <w:tcBorders>
+              <w:top w:val="single" w:color="CCCCCC" w:sz="1"/>
+              <w:left w:val="single" w:color="CCCCCC" w:sz="1"/>
+              <w:bottom w:val="single" w:color="CCCCCC" w:sz="1"/>
+              <w:right w:val="single" w:color="CCCCCC" w:sz="1"/>
+            </w:tcBorders>
+            <w:shd w:fill="F2F2F2" w:val="clear"/>
+            <w:tcMar>
+              <w:top w:type="dxa" w:w="80"/>
+              <w:left w:type="dxa" w:w="120"/>
+              <w:bottom w:type="dxa" w:w="80"/>
+              <w:right w:type="dxa" w:w="120"/>
+            </w:tcMar>
+          </w:tcPr>
+          <w:p>
+            <w:r>
+              <w:rPr>
+                <w:rFonts w:ascii="Arial" w:cs="Arial" w:eastAsia="Arial" w:hAnsi="Arial"/>
+                <w:color w:val="000000"/>
+                <w:sz w:val="18"/>
+                <w:szCs w:val="18"/>
+              </w:rPr>
+              <w:t xml:space="preserve">196 Hz</w:t>
+            </w:r>
+          </w:p>
+        </w:tc>
+        <w:tc>
+          <w:tcPr>
+            <w:tcW w:type="dxa" w:w="2960"/>
+            <w:tcBorders>
+              <w:top w:val="single" w:color="CCCCCC" w:sz="1"/>
+              <w:left w:val="single" w:color="CCCCCC" w:sz="1"/>
+              <w:bottom w:val="single" w:color="CCCCCC" w:sz="1"/>
+              <w:right w:val="single" w:color="CCCCCC" w:sz="1"/>
+            </w:tcBorders>
+            <w:shd w:fill="F2F2F2" w:val="clear"/>
+            <w:tcMar>
+              <w:top w:type="dxa" w:w="80"/>
+              <w:left w:type="dxa" w:w="120"/>
+              <w:bottom w:type="dxa" w:w="80"/>
+              <w:right w:type="dxa" w:w="120"/>
+            </w:tcMar>
+          </w:tcPr>
+          <w:p>
+            <w:r>
+              <w:rPr>
+                <w:rFonts w:ascii="Arial" w:cs="Arial" w:eastAsia="Arial" w:hAnsi="Arial"/>
+                <w:color w:val="000000"/>
+                <w:sz w:val="18"/>
+                <w:szCs w:val="18"/>
+              </w:rPr>
+              <w:t xml:space="preserve">3</w:t>
+            </w:r>
+          </w:p>
+        </w:tc>
+      </w:tr>
+      <w:tr>
+        <w:tc>
+          <w:tcPr>
+            <w:tcW w:type="dxa" w:w="1600"/>
+            <w:tcBorders>
+              <w:top w:val="single" w:color="CCCCCC" w:sz="1"/>
+              <w:left w:val="single" w:color="CCCCCC" w:sz="1"/>
+              <w:bottom w:val="single" w:color="CCCCCC" w:sz="1"/>
+              <w:right w:val="single" w:color="CCCCCC" w:sz="1"/>
+            </w:tcBorders>
+            <w:shd w:fill="F2F2F2" w:val="clear"/>
+            <w:tcMar>
+              <w:top w:type="dxa" w:w="80"/>
+              <w:left w:type="dxa" w:w="120"/>
+              <w:bottom w:type="dxa" w:w="80"/>
+              <w:right w:type="dxa" w:w="120"/>
+            </w:tcMar>
+          </w:tcPr>
+          <w:p>
+            <w:r>
+              <w:rPr>
+                <w:rFonts w:ascii="Arial" w:cs="Arial" w:eastAsia="Arial" w:hAnsi="Arial"/>
+                <w:color w:val="000000"/>
+                <w:sz w:val="18"/>
+                <w:szCs w:val="18"/>
+              </w:rPr>
+              <w:t xml:space="preserve">2nd</w:t>
+            </w:r>
+          </w:p>
+        </w:tc>
+        <w:tc>
+          <w:tcPr>
+            <w:tcW w:type="dxa" w:w="1200"/>
+            <w:tcBorders>
+              <w:top w:val="single" w:color="CCCCCC" w:sz="1"/>
+              <w:left w:val="single" w:color="CCCCCC" w:sz="1"/>
+              <w:bottom w:val="single" w:color="CCCCCC" w:sz="1"/>
+              <w:right w:val="single" w:color="CCCCCC" w:sz="1"/>
+            </w:tcBorders>
+            <w:shd w:fill="F2F2F2" w:val="clear"/>
+            <w:tcMar>
+              <w:top w:type="dxa" w:w="80"/>
+              <w:left w:type="dxa" w:w="120"/>
+              <w:bottom w:type="dxa" w:w="80"/>
+              <w:right w:type="dxa" w:w="120"/>
+            </w:tcMar>
+          </w:tcPr>
+          <w:p>
+            <w:r>
+              <w:rPr>
+                <w:rFonts w:ascii="Arial" w:cs="Arial" w:eastAsia="Arial" w:hAnsi="Arial"/>
+                <w:color w:val="000000"/>
+                <w:sz w:val="18"/>
+                <w:szCs w:val="18"/>
+              </w:rPr>
+              <w:t xml:space="preserve">B3</w:t>
+            </w:r>
+          </w:p>
+        </w:tc>
+        <w:tc>
+          <w:tcPr>
+            <w:tcW w:type="dxa" w:w="1600"/>
+            <w:tcBorders>
+              <w:top w:val="single" w:color="CCCCCC" w:sz="1"/>
+              <w:left w:val="single" w:color="CCCCCC" w:sz="1"/>
+              <w:bottom w:val="single" w:color="CCCCCC" w:sz="1"/>
+              <w:right w:val="single" w:color="CCCCCC" w:sz="1"/>
+            </w:tcBorders>
+            <w:shd w:fill="F2F2F2" w:val="clear"/>
+            <w:tcMar>
+              <w:top w:type="dxa" w:w="80"/>
+              <w:left w:type="dxa" w:w="120"/>
+              <w:bottom w:type="dxa" w:w="80"/>
+              <w:right w:type="dxa" w:w="120"/>
+            </w:tcMar>
+          </w:tcPr>
+          <w:p>
+            <w:r>
+              <w:rPr>
+                <w:rFonts w:ascii="Arial" w:cs="Arial" w:eastAsia="Arial" w:hAnsi="Arial"/>
+                <w:color w:val="000000"/>
+                <w:sz w:val="18"/>
+                <w:szCs w:val="18"/>
+              </w:rPr>
+              <w:t xml:space="preserve">247 Hz</w:t>
+            </w:r>
+          </w:p>
+        </w:tc>
+        <w:tc>
+          <w:tcPr>
+            <w:tcW w:type="dxa" w:w="2960"/>
+            <w:tcBorders>
+              <w:top w:val="single" w:color="CCCCCC" w:sz="1"/>
+              <w:left w:val="single" w:color="CCCCCC" w:sz="1"/>
+              <w:bottom w:val="single" w:color="CCCCCC" w:sz="1"/>
+              <w:right w:val="single" w:color="CCCCCC" w:sz="1"/>
+            </w:tcBorders>
+            <w:shd w:fill="F2F2F2" w:val="clear"/>
+            <w:tcMar>
+              <w:top w:type="dxa" w:w="80"/>
+              <w:left w:type="dxa" w:w="120"/>
+              <w:bottom w:type="dxa" w:w="80"/>
+              <w:right w:type="dxa" w:w="120"/>
+            </w:tcMar>
+          </w:tcPr>
+          <w:p>
+            <w:r>
+              <w:rPr>
+                <w:rFonts w:ascii="Arial" w:cs="Arial" w:eastAsia="Arial" w:hAnsi="Arial"/>
+                <w:color w:val="000000"/>
+                <w:sz w:val="18"/>
+                <w:szCs w:val="18"/>
+              </w:rPr>
+              <w:t xml:space="preserve">4</w:t>
+            </w:r>
+          </w:p>
+        </w:tc>
+      </w:tr>
+    </w:tbl>
+    <w:p>
+      <w:pPr>
+        <w:spacing w:before="80" w:after="0"/>
+      </w:pPr>
+    </w:p>
+    <w:p>
+      <w:pPr>
+        <w:spacing w:before="60" w:after="60"/>
+      </w:pPr>
+      <w:r>
+        <w:rPr>
+          <w:rFonts w:ascii="Arial" w:cs="Arial" w:eastAsia="Arial" w:hAnsi="Arial"/>
+          <w:color w:val="000000"/>
+          <w:sz w:val="20"/>
+          <w:szCs w:val="20"/>
+        </w:rPr>
+        <w:t xml:space="preserve">Pitch cycling only works in LIVE mode. When MUTED, A2 has no effect. The tone restarts with a 100ms pause after each pitch change so the new frequency begins cleanly. Tone pattern: 4 seconds on, 2 seconds off, repeating. TUNER_ON_S and TUNER_OFF_S can be adjusted in code.</w:t>
+      </w:r>
+    </w:p>
     <w:p>
       <w:pPr>
         <w:spacing w:before="160" w:after="0"/>
@@ -11969,7 +12764,7 @@
                 <w:sz w:val="18"/>
                 <w:szCs w:val="18"/>
               </w:rPr>
-              <w:t xml:space="preserve">Passive buzzer on A3 (BOJACK kit)</w:t>
+              <w:t xml:space="preserve">Passive buzzer on A3 — integrated</w:t>
             </w:r>
           </w:p>
         </w:tc>
@@ -12118,7 +12913,7 @@
                 <w:sz w:val="18"/>
                 <w:szCs w:val="18"/>
               </w:rPr>
-              <w:t xml:space="preserve">enter_tuner()</w:t>
+              <w:t xml:space="preserve">Tuner LIVE mode</w:t>
             </w:r>
           </w:p>
         </w:tc>
@@ -12147,7 +12942,7 @@
                 <w:sz w:val="18"/>
                 <w:szCs w:val="18"/>
               </w:rPr>
-              <w:t xml:space="preserve">tone(440, 2000) on entry; tone(440,500) on BOOT press</w:t>
+              <w:t xml:space="preserve">Repeating tone at selected pitch (4s on / 2s off)</w:t>
             </w:r>
           </w:p>
         </w:tc>
@@ -12205,7 +13000,7 @@
                 <w:sz w:val="18"/>
                 <w:szCs w:val="18"/>
               </w:rPr>
-              <w:t xml:space="preserve">Passive buzzer on A3</w:t>
+              <w:t xml:space="preserve">Passive buzzer on A3 — integrated</w:t>
             </w:r>
           </w:p>
         </w:tc>
@@ -12227,7 +13022,7 @@
           <w:sz w:val="20"/>
           <w:szCs w:val="20"/>
         </w:rPr>
-        <w:t xml:space="preserve">Vibration motor is soldered and integrated — vibrate(80) fires on downbeat, vibrate(50) on regular beats in SILENT mode. Passive buzzer (BOJACK kit, A3) is purchased and awaiting a replacement piezo — TODO hook remains in place for the SOUND mode click.</w:t>
+        <w:t xml:space="preserve">Both audio outputs are soldered and integrated. Vibration motor (A1): vibrate(80ms) on downbeat, vibrate(50ms) on regular beats in SILENT mode. Passive buzzer (A3): tone(880Hz,60ms) on downbeat, tone(660Hz,60ms) on regular beats in SOUND mode. Tuner: tone(440Hz,2000ms) on entry, tone(440Hz,500ms) on each BOOT press when unmuted. No TODO hooks remain.</w:t>
       </w:r>
     </w:p>
     <w:p>

--- a/project_reference.docx
+++ b/project_reference.docx
@@ -1740,6 +1740,638 @@
       </w:r>
     </w:p>
     <w:p/>
+    <w:p>
+      <w:pPr>
+        <w:pStyle w:val="Heading2"/>
+      </w:pPr>
+      <w:r>
+        <w:t xml:space="preserve">Motor strength control — PWM</w:t>
+      </w:r>
+    </w:p>
+    <w:p>
+      <w:r>
+        <w:rPr>
+          <w:sz w:val="24"/>
+          <w:szCs w:val="24"/>
+        </w:rPr>
+        <w:t xml:space="preserve">The motor is driven via pwmio.PWMOut on A1 at 1000 Hz, matching the backlight frequency on A0. Both share PWM slice 6 and can run simultaneously at different duty cycles — confirmed working on hardware. Vibration strength is controlled by MOTOR_STRENGTH (0–65535).</w:t>
+      </w:r>
+    </w:p>
+    <w:p/>
+    <w:tbl>
+      <w:tblPr>
+        <w:tblW w:type="dxa" w:w="9360"/>
+        <w:tblBorders>
+          <w:top w:val="single" w:color="auto" w:sz="4"/>
+          <w:left w:val="single" w:color="auto" w:sz="4"/>
+          <w:bottom w:val="single" w:color="auto" w:sz="4"/>
+          <w:right w:val="single" w:color="auto" w:sz="4"/>
+          <w:insideH w:val="single" w:color="auto" w:sz="4"/>
+          <w:insideV w:val="single" w:color="auto" w:sz="4"/>
+        </w:tblBorders>
+      </w:tblPr>
+      <w:tblGrid>
+        <w:gridCol w:w="2000"/>
+        <w:gridCol w:w="1400"/>
+        <w:gridCol w:w="2000"/>
+        <w:gridCol w:w="3960"/>
+      </w:tblGrid>
+      <w:tr>
+        <w:tc>
+          <w:tcPr>
+            <w:tcW w:type="dxa" w:w="2000"/>
+            <w:tcBorders>
+              <w:top w:val="single" w:color="CCCCCC" w:sz="1"/>
+              <w:left w:val="single" w:color="CCCCCC" w:sz="1"/>
+              <w:bottom w:val="single" w:color="CCCCCC" w:sz="1"/>
+              <w:right w:val="single" w:color="CCCCCC" w:sz="1"/>
+            </w:tcBorders>
+            <w:shd w:fill="D5E8F0" w:val="clear"/>
+            <w:tcMar>
+              <w:top w:type="dxa" w:w="80"/>
+              <w:left w:type="dxa" w:w="120"/>
+              <w:bottom w:type="dxa" w:w="80"/>
+              <w:right w:type="dxa" w:w="120"/>
+            </w:tcMar>
+          </w:tcPr>
+          <w:p>
+            <w:r>
+              <w:rPr>
+                <w:b/>
+                <w:bCs/>
+                <w:sz w:val="22"/>
+                <w:szCs w:val="22"/>
+              </w:rPr>
+              <w:t xml:space="preserve">MOTOR_STRENGTH</w:t>
+            </w:r>
+          </w:p>
+        </w:tc>
+        <w:tc>
+          <w:tcPr>
+            <w:tcW w:type="dxa" w:w="1400"/>
+            <w:tcBorders>
+              <w:top w:val="single" w:color="CCCCCC" w:sz="1"/>
+              <w:left w:val="single" w:color="CCCCCC" w:sz="1"/>
+              <w:bottom w:val="single" w:color="CCCCCC" w:sz="1"/>
+              <w:right w:val="single" w:color="CCCCCC" w:sz="1"/>
+            </w:tcBorders>
+            <w:shd w:fill="D5E8F0" w:val="clear"/>
+            <w:tcMar>
+              <w:top w:type="dxa" w:w="80"/>
+              <w:left w:type="dxa" w:w="120"/>
+              <w:bottom w:type="dxa" w:w="80"/>
+              <w:right w:type="dxa" w:w="120"/>
+            </w:tcMar>
+          </w:tcPr>
+          <w:p>
+            <w:r>
+              <w:rPr>
+                <w:b/>
+                <w:bCs/>
+                <w:sz w:val="22"/>
+                <w:szCs w:val="22"/>
+              </w:rPr>
+              <w:t xml:space="preserve">Duty cycle</w:t>
+            </w:r>
+          </w:p>
+        </w:tc>
+        <w:tc>
+          <w:tcPr>
+            <w:tcW w:type="dxa" w:w="2000"/>
+            <w:tcBorders>
+              <w:top w:val="single" w:color="CCCCCC" w:sz="1"/>
+              <w:left w:val="single" w:color="CCCCCC" w:sz="1"/>
+              <w:bottom w:val="single" w:color="CCCCCC" w:sz="1"/>
+              <w:right w:val="single" w:color="CCCCCC" w:sz="1"/>
+            </w:tcBorders>
+            <w:shd w:fill="D5E8F0" w:val="clear"/>
+            <w:tcMar>
+              <w:top w:type="dxa" w:w="80"/>
+              <w:left w:type="dxa" w:w="120"/>
+              <w:bottom w:type="dxa" w:w="80"/>
+              <w:right w:type="dxa" w:w="120"/>
+            </w:tcMar>
+          </w:tcPr>
+          <w:p>
+            <w:r>
+              <w:rPr>
+                <w:b/>
+                <w:bCs/>
+                <w:sz w:val="22"/>
+                <w:szCs w:val="22"/>
+              </w:rPr>
+              <w:t xml:space="preserve">Strength</w:t>
+            </w:r>
+          </w:p>
+        </w:tc>
+        <w:tc>
+          <w:tcPr>
+            <w:tcW w:type="dxa" w:w="3960"/>
+            <w:tcBorders>
+              <w:top w:val="single" w:color="CCCCCC" w:sz="1"/>
+              <w:left w:val="single" w:color="CCCCCC" w:sz="1"/>
+              <w:bottom w:val="single" w:color="CCCCCC" w:sz="1"/>
+              <w:right w:val="single" w:color="CCCCCC" w:sz="1"/>
+            </w:tcBorders>
+            <w:shd w:fill="D5E8F0" w:val="clear"/>
+            <w:tcMar>
+              <w:top w:type="dxa" w:w="80"/>
+              <w:left w:type="dxa" w:w="120"/>
+              <w:bottom w:type="dxa" w:w="80"/>
+              <w:right w:type="dxa" w:w="120"/>
+            </w:tcMar>
+          </w:tcPr>
+          <w:p>
+            <w:r>
+              <w:rPr>
+                <w:b/>
+                <w:bCs/>
+                <w:sz w:val="22"/>
+                <w:szCs w:val="22"/>
+              </w:rPr>
+              <w:t xml:space="preserve">Notes</w:t>
+            </w:r>
+          </w:p>
+        </w:tc>
+      </w:tr>
+      <w:tr>
+        <w:tc>
+          <w:tcPr>
+            <w:tcW w:type="dxa" w:w="2000"/>
+            <w:tcBorders>
+              <w:top w:val="single" w:color="CCCCCC" w:sz="1"/>
+              <w:left w:val="single" w:color="CCCCCC" w:sz="1"/>
+              <w:bottom w:val="single" w:color="CCCCCC" w:sz="1"/>
+              <w:right w:val="single" w:color="CCCCCC" w:sz="1"/>
+            </w:tcBorders>
+            <w:tcMar>
+              <w:top w:type="dxa" w:w="80"/>
+              <w:left w:type="dxa" w:w="120"/>
+              <w:bottom w:type="dxa" w:w="80"/>
+              <w:right w:type="dxa" w:w="120"/>
+            </w:tcMar>
+          </w:tcPr>
+          <w:p>
+            <w:r>
+              <w:rPr>
+                <w:b w:val="false"/>
+                <w:bCs w:val="false"/>
+                <w:sz w:val="22"/>
+                <w:szCs w:val="22"/>
+              </w:rPr>
+              <w:t xml:space="preserve">16384</w:t>
+            </w:r>
+          </w:p>
+        </w:tc>
+        <w:tc>
+          <w:tcPr>
+            <w:tcW w:type="dxa" w:w="1400"/>
+            <w:tcBorders>
+              <w:top w:val="single" w:color="CCCCCC" w:sz="1"/>
+              <w:left w:val="single" w:color="CCCCCC" w:sz="1"/>
+              <w:bottom w:val="single" w:color="CCCCCC" w:sz="1"/>
+              <w:right w:val="single" w:color="CCCCCC" w:sz="1"/>
+            </w:tcBorders>
+            <w:tcMar>
+              <w:top w:type="dxa" w:w="80"/>
+              <w:left w:type="dxa" w:w="120"/>
+              <w:bottom w:type="dxa" w:w="80"/>
+              <w:right w:type="dxa" w:w="120"/>
+            </w:tcMar>
+          </w:tcPr>
+          <w:p>
+            <w:r>
+              <w:rPr>
+                <w:b w:val="false"/>
+                <w:bCs w:val="false"/>
+                <w:sz w:val="22"/>
+                <w:szCs w:val="22"/>
+              </w:rPr>
+              <w:t xml:space="preserve">25%</w:t>
+            </w:r>
+          </w:p>
+        </w:tc>
+        <w:tc>
+          <w:tcPr>
+            <w:tcW w:type="dxa" w:w="2000"/>
+            <w:tcBorders>
+              <w:top w:val="single" w:color="CCCCCC" w:sz="1"/>
+              <w:left w:val="single" w:color="CCCCCC" w:sz="1"/>
+              <w:bottom w:val="single" w:color="CCCCCC" w:sz="1"/>
+              <w:right w:val="single" w:color="CCCCCC" w:sz="1"/>
+            </w:tcBorders>
+            <w:tcMar>
+              <w:top w:type="dxa" w:w="80"/>
+              <w:left w:type="dxa" w:w="120"/>
+              <w:bottom w:type="dxa" w:w="80"/>
+              <w:right w:type="dxa" w:w="120"/>
+            </w:tcMar>
+          </w:tcPr>
+          <w:p>
+            <w:r>
+              <w:rPr>
+                <w:b w:val="false"/>
+                <w:bCs w:val="false"/>
+                <w:sz w:val="22"/>
+                <w:szCs w:val="22"/>
+              </w:rPr>
+              <w:t xml:space="preserve">Weak</w:t>
+            </w:r>
+          </w:p>
+        </w:tc>
+        <w:tc>
+          <w:tcPr>
+            <w:tcW w:type="dxa" w:w="3960"/>
+            <w:tcBorders>
+              <w:top w:val="single" w:color="CCCCCC" w:sz="1"/>
+              <w:left w:val="single" w:color="CCCCCC" w:sz="1"/>
+              <w:bottom w:val="single" w:color="CCCCCC" w:sz="1"/>
+              <w:right w:val="single" w:color="CCCCCC" w:sz="1"/>
+            </w:tcBorders>
+            <w:tcMar>
+              <w:top w:type="dxa" w:w="80"/>
+              <w:left w:type="dxa" w:w="120"/>
+              <w:bottom w:type="dxa" w:w="80"/>
+              <w:right w:type="dxa" w:w="120"/>
+            </w:tcMar>
+          </w:tcPr>
+          <w:p>
+            <w:r>
+              <w:rPr>
+                <w:b w:val="false"/>
+                <w:bCs w:val="false"/>
+                <w:sz w:val="22"/>
+                <w:szCs w:val="22"/>
+              </w:rPr>
+              <w:t xml:space="preserve">May not start reliably — ERM minimum threshold ~20-30%</w:t>
+            </w:r>
+          </w:p>
+        </w:tc>
+      </w:tr>
+      <w:tr>
+        <w:tc>
+          <w:tcPr>
+            <w:tcW w:type="dxa" w:w="2000"/>
+            <w:tcBorders>
+              <w:top w:val="single" w:color="CCCCCC" w:sz="1"/>
+              <w:left w:val="single" w:color="CCCCCC" w:sz="1"/>
+              <w:bottom w:val="single" w:color="CCCCCC" w:sz="1"/>
+              <w:right w:val="single" w:color="CCCCCC" w:sz="1"/>
+            </w:tcBorders>
+            <w:tcMar>
+              <w:top w:type="dxa" w:w="80"/>
+              <w:left w:type="dxa" w:w="120"/>
+              <w:bottom w:type="dxa" w:w="80"/>
+              <w:right w:type="dxa" w:w="120"/>
+            </w:tcMar>
+          </w:tcPr>
+          <w:p>
+            <w:r>
+              <w:rPr>
+                <w:b w:val="false"/>
+                <w:bCs w:val="false"/>
+                <w:sz w:val="22"/>
+                <w:szCs w:val="22"/>
+              </w:rPr>
+              <w:t xml:space="preserve">32768</w:t>
+            </w:r>
+          </w:p>
+        </w:tc>
+        <w:tc>
+          <w:tcPr>
+            <w:tcW w:type="dxa" w:w="1400"/>
+            <w:tcBorders>
+              <w:top w:val="single" w:color="CCCCCC" w:sz="1"/>
+              <w:left w:val="single" w:color="CCCCCC" w:sz="1"/>
+              <w:bottom w:val="single" w:color="CCCCCC" w:sz="1"/>
+              <w:right w:val="single" w:color="CCCCCC" w:sz="1"/>
+            </w:tcBorders>
+            <w:tcMar>
+              <w:top w:type="dxa" w:w="80"/>
+              <w:left w:type="dxa" w:w="120"/>
+              <w:bottom w:type="dxa" w:w="80"/>
+              <w:right w:type="dxa" w:w="120"/>
+            </w:tcMar>
+          </w:tcPr>
+          <w:p>
+            <w:r>
+              <w:rPr>
+                <w:b w:val="false"/>
+                <w:bCs w:val="false"/>
+                <w:sz w:val="22"/>
+                <w:szCs w:val="22"/>
+              </w:rPr>
+              <w:t xml:space="preserve">50%</w:t>
+            </w:r>
+          </w:p>
+        </w:tc>
+        <w:tc>
+          <w:tcPr>
+            <w:tcW w:type="dxa" w:w="2000"/>
+            <w:tcBorders>
+              <w:top w:val="single" w:color="CCCCCC" w:sz="1"/>
+              <w:left w:val="single" w:color="CCCCCC" w:sz="1"/>
+              <w:bottom w:val="single" w:color="CCCCCC" w:sz="1"/>
+              <w:right w:val="single" w:color="CCCCCC" w:sz="1"/>
+            </w:tcBorders>
+            <w:tcMar>
+              <w:top w:type="dxa" w:w="80"/>
+              <w:left w:type="dxa" w:w="120"/>
+              <w:bottom w:type="dxa" w:w="80"/>
+              <w:right w:type="dxa" w:w="120"/>
+            </w:tcMar>
+          </w:tcPr>
+          <w:p>
+            <w:r>
+              <w:rPr>
+                <w:b w:val="false"/>
+                <w:bCs w:val="false"/>
+                <w:sz w:val="22"/>
+                <w:szCs w:val="22"/>
+              </w:rPr>
+              <w:t xml:space="preserve">Medium</w:t>
+            </w:r>
+          </w:p>
+        </w:tc>
+        <w:tc>
+          <w:tcPr>
+            <w:tcW w:type="dxa" w:w="3960"/>
+            <w:tcBorders>
+              <w:top w:val="single" w:color="CCCCCC" w:sz="1"/>
+              <w:left w:val="single" w:color="CCCCCC" w:sz="1"/>
+              <w:bottom w:val="single" w:color="CCCCCC" w:sz="1"/>
+              <w:right w:val="single" w:color="CCCCCC" w:sz="1"/>
+            </w:tcBorders>
+            <w:tcMar>
+              <w:top w:type="dxa" w:w="80"/>
+              <w:left w:type="dxa" w:w="120"/>
+              <w:bottom w:type="dxa" w:w="80"/>
+              <w:right w:type="dxa" w:w="120"/>
+            </w:tcMar>
+          </w:tcPr>
+          <w:p>
+            <w:r>
+              <w:rPr>
+                <w:b w:val="false"/>
+                <w:bCs w:val="false"/>
+                <w:sz w:val="22"/>
+                <w:szCs w:val="22"/>
+              </w:rPr>
+              <w:t xml:space="preserve">Safe lower bound for reliable starts</w:t>
+            </w:r>
+          </w:p>
+        </w:tc>
+      </w:tr>
+      <w:tr>
+        <w:tc>
+          <w:tcPr>
+            <w:tcW w:type="dxa" w:w="2000"/>
+            <w:tcBorders>
+              <w:top w:val="single" w:color="CCCCCC" w:sz="1"/>
+              <w:left w:val="single" w:color="CCCCCC" w:sz="1"/>
+              <w:bottom w:val="single" w:color="CCCCCC" w:sz="1"/>
+              <w:right w:val="single" w:color="CCCCCC" w:sz="1"/>
+            </w:tcBorders>
+            <w:tcMar>
+              <w:top w:type="dxa" w:w="80"/>
+              <w:left w:type="dxa" w:w="120"/>
+              <w:bottom w:type="dxa" w:w="80"/>
+              <w:right w:type="dxa" w:w="120"/>
+            </w:tcMar>
+          </w:tcPr>
+          <w:p>
+            <w:r>
+              <w:rPr>
+                <w:b w:val="false"/>
+                <w:bCs w:val="false"/>
+                <w:sz w:val="22"/>
+                <w:szCs w:val="22"/>
+              </w:rPr>
+              <w:t xml:space="preserve">49151</w:t>
+            </w:r>
+          </w:p>
+        </w:tc>
+        <w:tc>
+          <w:tcPr>
+            <w:tcW w:type="dxa" w:w="1400"/>
+            <w:tcBorders>
+              <w:top w:val="single" w:color="CCCCCC" w:sz="1"/>
+              <w:left w:val="single" w:color="CCCCCC" w:sz="1"/>
+              <w:bottom w:val="single" w:color="CCCCCC" w:sz="1"/>
+              <w:right w:val="single" w:color="CCCCCC" w:sz="1"/>
+            </w:tcBorders>
+            <w:tcMar>
+              <w:top w:type="dxa" w:w="80"/>
+              <w:left w:type="dxa" w:w="120"/>
+              <w:bottom w:type="dxa" w:w="80"/>
+              <w:right w:type="dxa" w:w="120"/>
+            </w:tcMar>
+          </w:tcPr>
+          <w:p>
+            <w:r>
+              <w:rPr>
+                <w:b w:val="false"/>
+                <w:bCs w:val="false"/>
+                <w:sz w:val="22"/>
+                <w:szCs w:val="22"/>
+              </w:rPr>
+              <w:t xml:space="preserve">75%</w:t>
+            </w:r>
+          </w:p>
+        </w:tc>
+        <w:tc>
+          <w:tcPr>
+            <w:tcW w:type="dxa" w:w="2000"/>
+            <w:tcBorders>
+              <w:top w:val="single" w:color="CCCCCC" w:sz="1"/>
+              <w:left w:val="single" w:color="CCCCCC" w:sz="1"/>
+              <w:bottom w:val="single" w:color="CCCCCC" w:sz="1"/>
+              <w:right w:val="single" w:color="CCCCCC" w:sz="1"/>
+            </w:tcBorders>
+            <w:tcMar>
+              <w:top w:type="dxa" w:w="80"/>
+              <w:left w:type="dxa" w:w="120"/>
+              <w:bottom w:type="dxa" w:w="80"/>
+              <w:right w:type="dxa" w:w="120"/>
+            </w:tcMar>
+          </w:tcPr>
+          <w:p>
+            <w:r>
+              <w:rPr>
+                <w:b w:val="false"/>
+                <w:bCs w:val="false"/>
+                <w:sz w:val="22"/>
+                <w:szCs w:val="22"/>
+              </w:rPr>
+              <w:t xml:space="preserve">Strong (default)</w:t>
+            </w:r>
+          </w:p>
+        </w:tc>
+        <w:tc>
+          <w:tcPr>
+            <w:tcW w:type="dxa" w:w="3960"/>
+            <w:tcBorders>
+              <w:top w:val="single" w:color="CCCCCC" w:sz="1"/>
+              <w:left w:val="single" w:color="CCCCCC" w:sz="1"/>
+              <w:bottom w:val="single" w:color="CCCCCC" w:sz="1"/>
+              <w:right w:val="single" w:color="CCCCCC" w:sz="1"/>
+            </w:tcBorders>
+            <w:tcMar>
+              <w:top w:type="dxa" w:w="80"/>
+              <w:left w:type="dxa" w:w="120"/>
+              <w:bottom w:type="dxa" w:w="80"/>
+              <w:right w:type="dxa" w:w="120"/>
+            </w:tcMar>
+          </w:tcPr>
+          <w:p>
+            <w:r>
+              <w:rPr>
+                <w:b w:val="false"/>
+                <w:bCs w:val="false"/>
+                <w:sz w:val="22"/>
+                <w:szCs w:val="22"/>
+              </w:rPr>
+              <w:t xml:space="preserve">Good balance of feel and power saving</w:t>
+            </w:r>
+          </w:p>
+        </w:tc>
+      </w:tr>
+      <w:tr>
+        <w:tc>
+          <w:tcPr>
+            <w:tcW w:type="dxa" w:w="2000"/>
+            <w:tcBorders>
+              <w:top w:val="single" w:color="CCCCCC" w:sz="1"/>
+              <w:left w:val="single" w:color="CCCCCC" w:sz="1"/>
+              <w:bottom w:val="single" w:color="CCCCCC" w:sz="1"/>
+              <w:right w:val="single" w:color="CCCCCC" w:sz="1"/>
+            </w:tcBorders>
+            <w:tcMar>
+              <w:top w:type="dxa" w:w="80"/>
+              <w:left w:type="dxa" w:w="120"/>
+              <w:bottom w:type="dxa" w:w="80"/>
+              <w:right w:type="dxa" w:w="120"/>
+            </w:tcMar>
+          </w:tcPr>
+          <w:p>
+            <w:r>
+              <w:rPr>
+                <w:b w:val="false"/>
+                <w:bCs w:val="false"/>
+                <w:sz w:val="22"/>
+                <w:szCs w:val="22"/>
+              </w:rPr>
+              <w:t xml:space="preserve">65535</w:t>
+            </w:r>
+          </w:p>
+        </w:tc>
+        <w:tc>
+          <w:tcPr>
+            <w:tcW w:type="dxa" w:w="1400"/>
+            <w:tcBorders>
+              <w:top w:val="single" w:color="CCCCCC" w:sz="1"/>
+              <w:left w:val="single" w:color="CCCCCC" w:sz="1"/>
+              <w:bottom w:val="single" w:color="CCCCCC" w:sz="1"/>
+              <w:right w:val="single" w:color="CCCCCC" w:sz="1"/>
+            </w:tcBorders>
+            <w:tcMar>
+              <w:top w:type="dxa" w:w="80"/>
+              <w:left w:type="dxa" w:w="120"/>
+              <w:bottom w:type="dxa" w:w="80"/>
+              <w:right w:type="dxa" w:w="120"/>
+            </w:tcMar>
+          </w:tcPr>
+          <w:p>
+            <w:r>
+              <w:rPr>
+                <w:b w:val="false"/>
+                <w:bCs w:val="false"/>
+                <w:sz w:val="22"/>
+                <w:szCs w:val="22"/>
+              </w:rPr>
+              <w:t xml:space="preserve">100%</w:t>
+            </w:r>
+          </w:p>
+        </w:tc>
+        <w:tc>
+          <w:tcPr>
+            <w:tcW w:type="dxa" w:w="2000"/>
+            <w:tcBorders>
+              <w:top w:val="single" w:color="CCCCCC" w:sz="1"/>
+              <w:left w:val="single" w:color="CCCCCC" w:sz="1"/>
+              <w:bottom w:val="single" w:color="CCCCCC" w:sz="1"/>
+              <w:right w:val="single" w:color="CCCCCC" w:sz="1"/>
+            </w:tcBorders>
+            <w:tcMar>
+              <w:top w:type="dxa" w:w="80"/>
+              <w:left w:type="dxa" w:w="120"/>
+              <w:bottom w:type="dxa" w:w="80"/>
+              <w:right w:type="dxa" w:w="120"/>
+            </w:tcMar>
+          </w:tcPr>
+          <w:p>
+            <w:r>
+              <w:rPr>
+                <w:b w:val="false"/>
+                <w:bCs w:val="false"/>
+                <w:sz w:val="22"/>
+                <w:szCs w:val="22"/>
+              </w:rPr>
+              <w:t xml:space="preserve">Full</w:t>
+            </w:r>
+          </w:p>
+        </w:tc>
+        <w:tc>
+          <w:tcPr>
+            <w:tcW w:type="dxa" w:w="3960"/>
+            <w:tcBorders>
+              <w:top w:val="single" w:color="CCCCCC" w:sz="1"/>
+              <w:left w:val="single" w:color="CCCCCC" w:sz="1"/>
+              <w:bottom w:val="single" w:color="CCCCCC" w:sz="1"/>
+              <w:right w:val="single" w:color="CCCCCC" w:sz="1"/>
+            </w:tcBorders>
+            <w:tcMar>
+              <w:top w:type="dxa" w:w="80"/>
+              <w:left w:type="dxa" w:w="120"/>
+              <w:bottom w:type="dxa" w:w="80"/>
+              <w:right w:type="dxa" w:w="120"/>
+            </w:tcMar>
+          </w:tcPr>
+          <w:p>
+            <w:r>
+              <w:rPr>
+                <w:b w:val="false"/>
+                <w:bCs w:val="false"/>
+                <w:sz w:val="22"/>
+                <w:szCs w:val="22"/>
+              </w:rPr>
+              <w:t xml:space="preserve">Previous behaviour — maximum draw</w:t>
+            </w:r>
+          </w:p>
+        </w:tc>
+      </w:tr>
+    </w:tbl>
+    <w:p/>
+    <w:p>
+      <w:r>
+        <w:rPr>
+          <w:sz w:val="24"/>
+          <w:szCs w:val="24"/>
+        </w:rPr>
+        <w:t xml:space="preserve">Disc ERM motors have a minimum start threshold — below ~20% duty cycle the motor may not spin reliably. 50% (32768) is the recommended lower bound. Adjust MOTOR_STRENGTH once the watch is cased and wrist feel can be properly assessed.</w:t>
+      </w:r>
+    </w:p>
+    <w:p/>
+    <w:p>
+      <w:r>
+        <w:rPr>
+          <w:sz w:val="24"/>
+          <w:szCs w:val="24"/>
+        </w:rPr>
+        <w:t xml:space="preserve">Power saving: at 75% strength the motor draws approximately 45 mA peak versus 60 mA at full. At 80 BPM with 80ms downbeat and 50ms regular pulses, average motor current drops from ~6 mA to ~4.5 mA — a small but useful saving on a small battery.</w:t>
+      </w:r>
+    </w:p>
+    <w:p/>
     <w:p/>
     <w:p>
       <w:pPr>
@@ -2080,7 +2712,7 @@
                 <w:sz w:val="22"/>
                 <w:szCs w:val="22"/>
               </w:rPr>
-              <w:t xml:space="preserve">Vibration motor (digital)</w:t>
+              <w:t xml:space="preserve">Vibration motor (PWM strength control)</w:t>
             </w:r>
           </w:p>
         </w:tc>
@@ -2805,7 +3437,7 @@
           <w:sz w:val="24"/>
           <w:szCs w:val="24"/>
         </w:rPr>
-        <w:t xml:space="preserve">No PWM conflicts. A3 (buzzer PWM5 A) and A2 (button PWM5 B) share slice 5 but A2 is digital input only. A0 (backlight PWM6 B) and A1 (motor PWM6 A) share slice 6 but motor is digital on/off. Five pins free for future expansion.</w:t>
+        <w:t xml:space="preserve">No PWM conflicts. A3 (buzzer PWM5 A) and A2 (button PWM5 B) share slice 5 but A2 is digital input only. A0 (backlight PWM6 B) and A1 (motor PWM6 A) share slice 6 — both run at 1000 Hz so they share the slice cleanly. PWM on A1 allows variable motor strength via duty cycle. Five pins free for future expansion.</w:t>
       </w:r>
     </w:p>
     <w:p/>
@@ -4929,7 +5561,7 @@
           <w:sz w:val="24"/>
           <w:szCs w:val="24"/>
         </w:rPr>
-        <w:t xml:space="preserve">vibrate(80ms) on downbeat. vibrate(50ms) on regular beats. Motor on A1 via transistor circuit.</w:t>
+        <w:t xml:space="preserve">vibrate(80ms) on downbeat, vibrate(50ms) on regular beats. Motor on A1 via PWM transistor circuit. Strength set by MOTOR_STRENGTH constant (0–65535, default 49151 = 75%). Reduce to save power when case design is finalised and wrist feel can be assessed.</w:t>
       </w:r>
     </w:p>
     <w:p/>

--- a/project_reference.docx
+++ b/project_reference.docx
@@ -3657,7 +3657,7 @@
                 <w:sz w:val="22"/>
                 <w:szCs w:val="22"/>
               </w:rPr>
-              <w:t xml:space="preserve">Increment field (time-set)</w:t>
+              <w:t xml:space="preserve">Increment field (time-set) / wake display</w:t>
             </w:r>
           </w:p>
         </w:tc>
@@ -3713,7 +3713,7 @@
                 <w:sz w:val="22"/>
                 <w:szCs w:val="22"/>
               </w:rPr>
-              <w:t xml:space="preserve">Wake only (display was dimmed)</w:t>
+              <w:t xml:space="preserve">Wake display (clock) or cycle pitch (tuner LIVE)</w:t>
             </w:r>
           </w:p>
         </w:tc>
@@ -4771,7 +4771,7 @@
                 <w:sz w:val="22"/>
                 <w:szCs w:val="22"/>
               </w:rPr>
-              <w:t xml:space="preserve">BAT indicator — green/yellow/red, flashes when charging</w:t>
+              <w:t xml:space="preserve">BAT indicator — blue=charging, green/yellow/red=battery level</w:t>
             </w:r>
           </w:p>
         </w:tc>
@@ -6037,7 +6037,7 @@
                 <w:sz w:val="22"/>
                 <w:szCs w:val="22"/>
               </w:rPr>
-              <w:t xml:space="preserve">BAT indicator — green/yellow/red, flashes when charging</w:t>
+              <w:t xml:space="preserve">BAT indicator — blue=charging, green/yellow/red=battery level</w:t>
             </w:r>
           </w:p>
         </w:tc>
@@ -7185,7 +7185,7 @@
                 <w:sz w:val="22"/>
                 <w:szCs w:val="22"/>
               </w:rPr>
-              <w:t xml:space="preserve">50% backlight (dim mode)</w:t>
+              <w:t xml:space="preserve">25% backlight (dim mode, current)</w:t>
             </w:r>
           </w:p>
         </w:tc>
@@ -7213,7 +7213,7 @@
                 <w:sz w:val="22"/>
                 <w:szCs w:val="22"/>
               </w:rPr>
-              <w:t xml:space="preserve">~70mA</w:t>
+              <w:t xml:space="preserve">~52mA</w:t>
             </w:r>
           </w:p>
         </w:tc>
@@ -7241,7 +7241,7 @@
                 <w:sz w:val="22"/>
                 <w:szCs w:val="22"/>
               </w:rPr>
-              <w:t xml:space="preserve">~5.7h</w:t>
+              <w:t xml:space="preserve">~7.7h</w:t>
             </w:r>
           </w:p>
         </w:tc>
@@ -7269,7 +7269,7 @@
                 <w:sz w:val="22"/>
                 <w:szCs w:val="22"/>
               </w:rPr>
-              <w:t xml:space="preserve">~4.6h</w:t>
+              <w:t xml:space="preserve">~6.2h</w:t>
             </w:r>
           </w:p>
         </w:tc>
@@ -7673,7 +7673,7 @@
                 <w:sz w:val="22"/>
                 <w:szCs w:val="22"/>
               </w:rPr>
-              <w:t xml:space="preserve">Flashing</w:t>
+              <w:t xml:space="preserve">Blue (solid)</w:t>
             </w:r>
           </w:p>
         </w:tc>
@@ -7729,7 +7729,7 @@
                 <w:sz w:val="22"/>
                 <w:szCs w:val="22"/>
               </w:rPr>
-              <w:t xml:space="preserve">USB connected, charging active</w:t>
+              <w:t xml:space="preserve">USB connected — solid blue regardless of charge level</w:t>
             </w:r>
           </w:p>
         </w:tc>
@@ -7742,7 +7742,7 @@
           <w:sz w:val="24"/>
           <w:szCs w:val="24"/>
         </w:rPr>
-        <w:t xml:space="preserve">Battery voltage read once per minute via A2 voltage divider. btn_a2 is deinited, ADC read taken, then btn_a2 reinited as digital input. Above 4.3V = USB charging. Voltage divider factor = 2.0, ADC ref = 3.3V.</w:t>
+        <w:t xml:space="preserve">Battery voltage read once per minute via A2 voltage divider. btn_a2 is deinited, ADC read taken, then btn_a2 reinited as digital input. Above 4.3V = USB charging. Voltage divider factor = 2.0, ADC ref = 3.3V. Voltage is clamped to 4.2V before percentage calculation so USB-present voltage (typically 4.49V) does not corrupt the reading. Charging detected: label turns solid blue. Unplugged: label returns to green/yellow/red based on actual charge level.</w:t>
       </w:r>
     </w:p>
     <w:p/>
@@ -7760,7 +7760,7 @@
           <w:sz w:val="24"/>
           <w:szCs w:val="24"/>
         </w:rPr>
-        <w:t xml:space="preserve">After DIM_AFTER_S (default 3600s = 60min) of no button press, backlight dims to 50% (BL_DIM = 32768). First button press restores full brightness (BL_FULL = 65535) without triggering the button action — is_waking() guard. Any subsequent press resets the dim timer via register_interaction().</w:t>
+        <w:t xml:space="preserve">After DIM_AFTER_S (default 600s = 10min) of no button press, backlight dims to 25% (BL_DIM = 16384). In clock mode A2 wakes the display without triggering time-set — BOOT is reserved for time-set when fully awake. In metro and tuner modes any button press wakes first, action fires only on the next press. is_waking() guard implemented on all button handlers.</w:t>
       </w:r>
     </w:p>
     <w:p/>
@@ -8970,6 +8970,889 @@
         <w:t xml:space="preserve">All other library bundle contents have been removed. The full Adafruit bundle was causing slow filesystem scan at boot and unnecessary RAM pressure.</w:t>
       </w:r>
     </w:p>
+    <w:p/>
+    <w:p/>
+    <w:p>
+      <w:pPr>
+        <w:pStyle w:val="Heading1"/>
+      </w:pPr>
+      <w:r>
+        <w:t xml:space="preserve">Real World Battery Tests</w:t>
+      </w:r>
+    </w:p>
+    <w:p>
+      <w:r>
+        <w:rPr>
+          <w:sz w:val="24"/>
+          <w:szCs w:val="24"/>
+        </w:rPr>
+        <w:t xml:space="preserve">Tests run on 400mAh LiPo (#3898), full charge, room temperature. All tests used original settings (60min dim, 50% brightness) except where noted.</w:t>
+      </w:r>
+    </w:p>
+    <w:p/>
+    <w:tbl>
+      <w:tblPr>
+        <w:tblW w:type="dxa" w:w="9360"/>
+        <w:tblBorders>
+          <w:top w:val="single" w:color="auto" w:sz="4"/>
+          <w:left w:val="single" w:color="auto" w:sz="4"/>
+          <w:bottom w:val="single" w:color="auto" w:sz="4"/>
+          <w:right w:val="single" w:color="auto" w:sz="4"/>
+          <w:insideH w:val="single" w:color="auto" w:sz="4"/>
+          <w:insideV w:val="single" w:color="auto" w:sz="4"/>
+        </w:tblBorders>
+      </w:tblPr>
+      <w:tblGrid>
+        <w:gridCol w:w="2400"/>
+        <w:gridCol w:w="2000"/>
+        <w:gridCol w:w="5000"/>
+      </w:tblGrid>
+      <w:tr>
+        <w:tc>
+          <w:tcPr>
+            <w:tcW w:type="dxa" w:w="2400"/>
+            <w:tcBorders>
+              <w:top w:val="single" w:color="CCCCCC" w:sz="1"/>
+              <w:left w:val="single" w:color="CCCCCC" w:sz="1"/>
+              <w:bottom w:val="single" w:color="CCCCCC" w:sz="1"/>
+              <w:right w:val="single" w:color="CCCCCC" w:sz="1"/>
+            </w:tcBorders>
+            <w:shd w:fill="D5E8F0" w:val="clear"/>
+            <w:tcMar>
+              <w:top w:type="dxa" w:w="80"/>
+              <w:left w:type="dxa" w:w="120"/>
+              <w:bottom w:type="dxa" w:w="80"/>
+              <w:right w:type="dxa" w:w="120"/>
+            </w:tcMar>
+          </w:tcPr>
+          <w:p>
+            <w:r>
+              <w:rPr>
+                <w:b/>
+                <w:bCs/>
+                <w:sz w:val="22"/>
+                <w:szCs w:val="22"/>
+              </w:rPr>
+              <w:t xml:space="preserve">Mode</w:t>
+            </w:r>
+          </w:p>
+        </w:tc>
+        <w:tc>
+          <w:tcPr>
+            <w:tcW w:type="dxa" w:w="2000"/>
+            <w:tcBorders>
+              <w:top w:val="single" w:color="CCCCCC" w:sz="1"/>
+              <w:left w:val="single" w:color="CCCCCC" w:sz="1"/>
+              <w:bottom w:val="single" w:color="CCCCCC" w:sz="1"/>
+              <w:right w:val="single" w:color="CCCCCC" w:sz="1"/>
+            </w:tcBorders>
+            <w:shd w:fill="D5E8F0" w:val="clear"/>
+            <w:tcMar>
+              <w:top w:type="dxa" w:w="80"/>
+              <w:left w:type="dxa" w:w="120"/>
+              <w:bottom w:type="dxa" w:w="80"/>
+              <w:right w:type="dxa" w:w="120"/>
+            </w:tcMar>
+          </w:tcPr>
+          <w:p>
+            <w:r>
+              <w:rPr>
+                <w:b/>
+                <w:bCs/>
+                <w:sz w:val="22"/>
+                <w:szCs w:val="22"/>
+              </w:rPr>
+              <w:t xml:space="preserve">Runtime to red</w:t>
+            </w:r>
+          </w:p>
+        </w:tc>
+        <w:tc>
+          <w:tcPr>
+            <w:tcW w:type="dxa" w:w="5000"/>
+            <w:tcBorders>
+              <w:top w:val="single" w:color="CCCCCC" w:sz="1"/>
+              <w:left w:val="single" w:color="CCCCCC" w:sz="1"/>
+              <w:bottom w:val="single" w:color="CCCCCC" w:sz="1"/>
+              <w:right w:val="single" w:color="CCCCCC" w:sz="1"/>
+            </w:tcBorders>
+            <w:shd w:fill="D5E8F0" w:val="clear"/>
+            <w:tcMar>
+              <w:top w:type="dxa" w:w="80"/>
+              <w:left w:type="dxa" w:w="120"/>
+              <w:bottom w:type="dxa" w:w="80"/>
+              <w:right w:type="dxa" w:w="120"/>
+            </w:tcMar>
+          </w:tcPr>
+          <w:p>
+            <w:r>
+              <w:rPr>
+                <w:b/>
+                <w:bCs/>
+                <w:sz w:val="22"/>
+                <w:szCs w:val="22"/>
+              </w:rPr>
+              <w:t xml:space="preserve">Notes</w:t>
+            </w:r>
+          </w:p>
+        </w:tc>
+      </w:tr>
+      <w:tr>
+        <w:tc>
+          <w:tcPr>
+            <w:tcW w:type="dxa" w:w="2400"/>
+            <w:tcBorders>
+              <w:top w:val="single" w:color="CCCCCC" w:sz="1"/>
+              <w:left w:val="single" w:color="CCCCCC" w:sz="1"/>
+              <w:bottom w:val="single" w:color="CCCCCC" w:sz="1"/>
+              <w:right w:val="single" w:color="CCCCCC" w:sz="1"/>
+            </w:tcBorders>
+            <w:tcMar>
+              <w:top w:type="dxa" w:w="80"/>
+              <w:left w:type="dxa" w:w="120"/>
+              <w:bottom w:type="dxa" w:w="80"/>
+              <w:right w:type="dxa" w:w="120"/>
+            </w:tcMar>
+          </w:tcPr>
+          <w:p>
+            <w:r>
+              <w:rPr>
+                <w:b w:val="false"/>
+                <w:bCs w:val="false"/>
+                <w:sz w:val="22"/>
+                <w:szCs w:val="22"/>
+              </w:rPr>
+              <w:t xml:space="preserve">Clock only</w:t>
+            </w:r>
+          </w:p>
+        </w:tc>
+        <w:tc>
+          <w:tcPr>
+            <w:tcW w:type="dxa" w:w="2000"/>
+            <w:tcBorders>
+              <w:top w:val="single" w:color="CCCCCC" w:sz="1"/>
+              <w:left w:val="single" w:color="CCCCCC" w:sz="1"/>
+              <w:bottom w:val="single" w:color="CCCCCC" w:sz="1"/>
+              <w:right w:val="single" w:color="CCCCCC" w:sz="1"/>
+            </w:tcBorders>
+            <w:tcMar>
+              <w:top w:type="dxa" w:w="80"/>
+              <w:left w:type="dxa" w:w="120"/>
+              <w:bottom w:type="dxa" w:w="80"/>
+              <w:right w:type="dxa" w:w="120"/>
+            </w:tcMar>
+          </w:tcPr>
+          <w:p>
+            <w:r>
+              <w:rPr>
+                <w:b w:val="false"/>
+                <w:bCs w:val="false"/>
+                <w:sz w:val="22"/>
+                <w:szCs w:val="22"/>
+              </w:rPr>
+              <w:t xml:space="preserve">~4–5 hours</w:t>
+            </w:r>
+          </w:p>
+        </w:tc>
+        <w:tc>
+          <w:tcPr>
+            <w:tcW w:type="dxa" w:w="5000"/>
+            <w:tcBorders>
+              <w:top w:val="single" w:color="CCCCCC" w:sz="1"/>
+              <w:left w:val="single" w:color="CCCCCC" w:sz="1"/>
+              <w:bottom w:val="single" w:color="CCCCCC" w:sz="1"/>
+              <w:right w:val="single" w:color="CCCCCC" w:sz="1"/>
+            </w:tcBorders>
+            <w:tcMar>
+              <w:top w:type="dxa" w:w="80"/>
+              <w:left w:type="dxa" w:w="120"/>
+              <w:bottom w:type="dxa" w:w="80"/>
+              <w:right w:type="dxa" w:w="120"/>
+            </w:tcMar>
+          </w:tcPr>
+          <w:p>
+            <w:r>
+              <w:rPr>
+                <w:b w:val="false"/>
+                <w:bCs w:val="false"/>
+                <w:sz w:val="22"/>
+                <w:szCs w:val="22"/>
+              </w:rPr>
+              <w:t xml:space="preserve">Hand redraw every second. Dim activated ~3x during test.</w:t>
+            </w:r>
+          </w:p>
+        </w:tc>
+      </w:tr>
+      <w:tr>
+        <w:tc>
+          <w:tcPr>
+            <w:tcW w:type="dxa" w:w="2400"/>
+            <w:tcBorders>
+              <w:top w:val="single" w:color="CCCCCC" w:sz="1"/>
+              <w:left w:val="single" w:color="CCCCCC" w:sz="1"/>
+              <w:bottom w:val="single" w:color="CCCCCC" w:sz="1"/>
+              <w:right w:val="single" w:color="CCCCCC" w:sz="1"/>
+            </w:tcBorders>
+            <w:tcMar>
+              <w:top w:type="dxa" w:w="80"/>
+              <w:left w:type="dxa" w:w="120"/>
+              <w:bottom w:type="dxa" w:w="80"/>
+              <w:right w:type="dxa" w:w="120"/>
+            </w:tcMar>
+          </w:tcPr>
+          <w:p>
+            <w:r>
+              <w:rPr>
+                <w:b w:val="false"/>
+                <w:bCs w:val="false"/>
+                <w:sz w:val="22"/>
+                <w:szCs w:val="22"/>
+              </w:rPr>
+              <w:t xml:space="preserve">Metronome — vibration (SILENT)</w:t>
+            </w:r>
+          </w:p>
+        </w:tc>
+        <w:tc>
+          <w:tcPr>
+            <w:tcW w:type="dxa" w:w="2000"/>
+            <w:tcBorders>
+              <w:top w:val="single" w:color="CCCCCC" w:sz="1"/>
+              <w:left w:val="single" w:color="CCCCCC" w:sz="1"/>
+              <w:bottom w:val="single" w:color="CCCCCC" w:sz="1"/>
+              <w:right w:val="single" w:color="CCCCCC" w:sz="1"/>
+            </w:tcBorders>
+            <w:tcMar>
+              <w:top w:type="dxa" w:w="80"/>
+              <w:left w:type="dxa" w:w="120"/>
+              <w:bottom w:type="dxa" w:w="80"/>
+              <w:right w:type="dxa" w:w="120"/>
+            </w:tcMar>
+          </w:tcPr>
+          <w:p>
+            <w:r>
+              <w:rPr>
+                <w:b w:val="false"/>
+                <w:bCs w:val="false"/>
+                <w:sz w:val="22"/>
+                <w:szCs w:val="22"/>
+              </w:rPr>
+              <w:t xml:space="preserve">~3.5 hours</w:t>
+            </w:r>
+          </w:p>
+        </w:tc>
+        <w:tc>
+          <w:tcPr>
+            <w:tcW w:type="dxa" w:w="5000"/>
+            <w:tcBorders>
+              <w:top w:val="single" w:color="CCCCCC" w:sz="1"/>
+              <w:left w:val="single" w:color="CCCCCC" w:sz="1"/>
+              <w:bottom w:val="single" w:color="CCCCCC" w:sz="1"/>
+              <w:right w:val="single" w:color="CCCCCC" w:sz="1"/>
+            </w:tcBorders>
+            <w:tcMar>
+              <w:top w:type="dxa" w:w="80"/>
+              <w:left w:type="dxa" w:w="120"/>
+              <w:bottom w:type="dxa" w:w="80"/>
+              <w:right w:type="dxa" w:w="120"/>
+            </w:tcMar>
+          </w:tcPr>
+          <w:p>
+            <w:r>
+              <w:rPr>
+                <w:b w:val="false"/>
+                <w:bCs w:val="false"/>
+                <w:sz w:val="22"/>
+                <w:szCs w:val="22"/>
+              </w:rPr>
+              <w:t xml:space="preserve">Motor every beat at 80 BPM 4/4. Loose solder joint caused motor to stop before battery cutoff.</w:t>
+            </w:r>
+          </w:p>
+        </w:tc>
+      </w:tr>
+      <w:tr>
+        <w:tc>
+          <w:tcPr>
+            <w:tcW w:type="dxa" w:w="2400"/>
+            <w:tcBorders>
+              <w:top w:val="single" w:color="CCCCCC" w:sz="1"/>
+              <w:left w:val="single" w:color="CCCCCC" w:sz="1"/>
+              <w:bottom w:val="single" w:color="CCCCCC" w:sz="1"/>
+              <w:right w:val="single" w:color="CCCCCC" w:sz="1"/>
+            </w:tcBorders>
+            <w:tcMar>
+              <w:top w:type="dxa" w:w="80"/>
+              <w:left w:type="dxa" w:w="120"/>
+              <w:bottom w:type="dxa" w:w="80"/>
+              <w:right w:type="dxa" w:w="120"/>
+            </w:tcMar>
+          </w:tcPr>
+          <w:p>
+            <w:r>
+              <w:rPr>
+                <w:b w:val="false"/>
+                <w:bCs w:val="false"/>
+                <w:sz w:val="22"/>
+                <w:szCs w:val="22"/>
+              </w:rPr>
+              <w:t xml:space="preserve">Tuner — LIVE</w:t>
+            </w:r>
+          </w:p>
+        </w:tc>
+        <w:tc>
+          <w:tcPr>
+            <w:tcW w:type="dxa" w:w="2000"/>
+            <w:tcBorders>
+              <w:top w:val="single" w:color="CCCCCC" w:sz="1"/>
+              <w:left w:val="single" w:color="CCCCCC" w:sz="1"/>
+              <w:bottom w:val="single" w:color="CCCCCC" w:sz="1"/>
+              <w:right w:val="single" w:color="CCCCCC" w:sz="1"/>
+            </w:tcBorders>
+            <w:tcMar>
+              <w:top w:type="dxa" w:w="80"/>
+              <w:left w:type="dxa" w:w="120"/>
+              <w:bottom w:type="dxa" w:w="80"/>
+              <w:right w:type="dxa" w:w="120"/>
+            </w:tcMar>
+          </w:tcPr>
+          <w:p>
+            <w:r>
+              <w:rPr>
+                <w:b w:val="false"/>
+                <w:bCs w:val="false"/>
+                <w:sz w:val="22"/>
+                <w:szCs w:val="22"/>
+              </w:rPr>
+              <w:t xml:space="preserve">5+ hours still green</w:t>
+            </w:r>
+          </w:p>
+        </w:tc>
+        <w:tc>
+          <w:tcPr>
+            <w:tcW w:type="dxa" w:w="5000"/>
+            <w:tcBorders>
+              <w:top w:val="single" w:color="CCCCCC" w:sz="1"/>
+              <w:left w:val="single" w:color="CCCCCC" w:sz="1"/>
+              <w:bottom w:val="single" w:color="CCCCCC" w:sz="1"/>
+              <w:right w:val="single" w:color="CCCCCC" w:sz="1"/>
+            </w:tcBorders>
+            <w:tcMar>
+              <w:top w:type="dxa" w:w="80"/>
+              <w:left w:type="dxa" w:w="120"/>
+              <w:bottom w:type="dxa" w:w="80"/>
+              <w:right w:type="dxa" w:w="120"/>
+            </w:tcMar>
+          </w:tcPr>
+          <w:p>
+            <w:r>
+              <w:rPr>
+                <w:b w:val="false"/>
+                <w:bCs w:val="false"/>
+                <w:sz w:val="22"/>
+                <w:szCs w:val="22"/>
+              </w:rPr>
+              <w:t xml:space="preserve">Estimated 7–9 hours total. Static display, buzzer only. Most efficient mode.</w:t>
+            </w:r>
+          </w:p>
+        </w:tc>
+      </w:tr>
+    </w:tbl>
+    <w:p/>
+    <w:p>
+      <w:r>
+        <w:rPr>
+          <w:sz w:val="24"/>
+          <w:szCs w:val="24"/>
+        </w:rPr>
+        <w:t xml:space="preserve">Voltage bouncing between colour thresholds (e.g. yellow→green→yellow) observed in all tests near end of charge. Normal LiPo behaviour — voltage fluctuates under varying load. Motor cutting out before display loss also expected — ERM motor requires more voltage headroom than the 3.3V logic regulator.</w:t>
+      </w:r>
+    </w:p>
+    <w:p/>
+    <w:p>
+      <w:pPr>
+        <w:pStyle w:val="Heading2"/>
+      </w:pPr>
+      <w:r>
+        <w:t xml:space="preserve">Updated settings after testing</w:t>
+      </w:r>
+    </w:p>
+    <w:tbl>
+      <w:tblPr>
+        <w:tblW w:type="dxa" w:w="9360"/>
+        <w:tblBorders>
+          <w:top w:val="single" w:color="auto" w:sz="4"/>
+          <w:left w:val="single" w:color="auto" w:sz="4"/>
+          <w:bottom w:val="single" w:color="auto" w:sz="4"/>
+          <w:right w:val="single" w:color="auto" w:sz="4"/>
+          <w:insideH w:val="single" w:color="auto" w:sz="4"/>
+          <w:insideV w:val="single" w:color="auto" w:sz="4"/>
+        </w:tblBorders>
+      </w:tblPr>
+      <w:tblGrid>
+        <w:gridCol w:w="2400"/>
+        <w:gridCol w:w="2000"/>
+        <w:gridCol w:w="2000"/>
+        <w:gridCol w:w="3400"/>
+      </w:tblGrid>
+      <w:tr>
+        <w:tc>
+          <w:tcPr>
+            <w:tcW w:type="dxa" w:w="2400"/>
+            <w:tcBorders>
+              <w:top w:val="single" w:color="CCCCCC" w:sz="1"/>
+              <w:left w:val="single" w:color="CCCCCC" w:sz="1"/>
+              <w:bottom w:val="single" w:color="CCCCCC" w:sz="1"/>
+              <w:right w:val="single" w:color="CCCCCC" w:sz="1"/>
+            </w:tcBorders>
+            <w:shd w:fill="D5E8F0" w:val="clear"/>
+            <w:tcMar>
+              <w:top w:type="dxa" w:w="80"/>
+              <w:left w:type="dxa" w:w="120"/>
+              <w:bottom w:type="dxa" w:w="80"/>
+              <w:right w:type="dxa" w:w="120"/>
+            </w:tcMar>
+          </w:tcPr>
+          <w:p>
+            <w:r>
+              <w:rPr>
+                <w:b/>
+                <w:bCs/>
+                <w:sz w:val="22"/>
+                <w:szCs w:val="22"/>
+              </w:rPr>
+              <w:t xml:space="preserve">Constant</w:t>
+            </w:r>
+          </w:p>
+        </w:tc>
+        <w:tc>
+          <w:tcPr>
+            <w:tcW w:type="dxa" w:w="2000"/>
+            <w:tcBorders>
+              <w:top w:val="single" w:color="CCCCCC" w:sz="1"/>
+              <w:left w:val="single" w:color="CCCCCC" w:sz="1"/>
+              <w:bottom w:val="single" w:color="CCCCCC" w:sz="1"/>
+              <w:right w:val="single" w:color="CCCCCC" w:sz="1"/>
+            </w:tcBorders>
+            <w:shd w:fill="D5E8F0" w:val="clear"/>
+            <w:tcMar>
+              <w:top w:type="dxa" w:w="80"/>
+              <w:left w:type="dxa" w:w="120"/>
+              <w:bottom w:type="dxa" w:w="80"/>
+              <w:right w:type="dxa" w:w="120"/>
+            </w:tcMar>
+          </w:tcPr>
+          <w:p>
+            <w:r>
+              <w:rPr>
+                <w:b/>
+                <w:bCs/>
+                <w:sz w:val="22"/>
+                <w:szCs w:val="22"/>
+              </w:rPr>
+              <w:t xml:space="preserve">Old value</w:t>
+            </w:r>
+          </w:p>
+        </w:tc>
+        <w:tc>
+          <w:tcPr>
+            <w:tcW w:type="dxa" w:w="2000"/>
+            <w:tcBorders>
+              <w:top w:val="single" w:color="CCCCCC" w:sz="1"/>
+              <w:left w:val="single" w:color="CCCCCC" w:sz="1"/>
+              <w:bottom w:val="single" w:color="CCCCCC" w:sz="1"/>
+              <w:right w:val="single" w:color="CCCCCC" w:sz="1"/>
+            </w:tcBorders>
+            <w:shd w:fill="D5E8F0" w:val="clear"/>
+            <w:tcMar>
+              <w:top w:type="dxa" w:w="80"/>
+              <w:left w:type="dxa" w:w="120"/>
+              <w:bottom w:type="dxa" w:w="80"/>
+              <w:right w:type="dxa" w:w="120"/>
+            </w:tcMar>
+          </w:tcPr>
+          <w:p>
+            <w:r>
+              <w:rPr>
+                <w:b/>
+                <w:bCs/>
+                <w:sz w:val="22"/>
+                <w:szCs w:val="22"/>
+              </w:rPr>
+              <w:t xml:space="preserve">New value</w:t>
+            </w:r>
+          </w:p>
+        </w:tc>
+        <w:tc>
+          <w:tcPr>
+            <w:tcW w:type="dxa" w:w="3400"/>
+            <w:tcBorders>
+              <w:top w:val="single" w:color="CCCCCC" w:sz="1"/>
+              <w:left w:val="single" w:color="CCCCCC" w:sz="1"/>
+              <w:bottom w:val="single" w:color="CCCCCC" w:sz="1"/>
+              <w:right w:val="single" w:color="CCCCCC" w:sz="1"/>
+            </w:tcBorders>
+            <w:shd w:fill="D5E8F0" w:val="clear"/>
+            <w:tcMar>
+              <w:top w:type="dxa" w:w="80"/>
+              <w:left w:type="dxa" w:w="120"/>
+              <w:bottom w:type="dxa" w:w="80"/>
+              <w:right w:type="dxa" w:w="120"/>
+            </w:tcMar>
+          </w:tcPr>
+          <w:p>
+            <w:r>
+              <w:rPr>
+                <w:b/>
+                <w:bCs/>
+                <w:sz w:val="22"/>
+                <w:szCs w:val="22"/>
+              </w:rPr>
+              <w:t xml:space="preserve">Reason</w:t>
+            </w:r>
+          </w:p>
+        </w:tc>
+      </w:tr>
+      <w:tr>
+        <w:tc>
+          <w:tcPr>
+            <w:tcW w:type="dxa" w:w="2400"/>
+            <w:tcBorders>
+              <w:top w:val="single" w:color="CCCCCC" w:sz="1"/>
+              <w:left w:val="single" w:color="CCCCCC" w:sz="1"/>
+              <w:bottom w:val="single" w:color="CCCCCC" w:sz="1"/>
+              <w:right w:val="single" w:color="CCCCCC" w:sz="1"/>
+            </w:tcBorders>
+            <w:tcMar>
+              <w:top w:type="dxa" w:w="80"/>
+              <w:left w:type="dxa" w:w="120"/>
+              <w:bottom w:type="dxa" w:w="80"/>
+              <w:right w:type="dxa" w:w="120"/>
+            </w:tcMar>
+          </w:tcPr>
+          <w:p>
+            <w:r>
+              <w:rPr>
+                <w:b w:val="false"/>
+                <w:bCs w:val="false"/>
+                <w:sz w:val="22"/>
+                <w:szCs w:val="22"/>
+              </w:rPr>
+              <w:t xml:space="preserve">DIM_AFTER_S</w:t>
+            </w:r>
+          </w:p>
+        </w:tc>
+        <w:tc>
+          <w:tcPr>
+            <w:tcW w:type="dxa" w:w="2000"/>
+            <w:tcBorders>
+              <w:top w:val="single" w:color="CCCCCC" w:sz="1"/>
+              <w:left w:val="single" w:color="CCCCCC" w:sz="1"/>
+              <w:bottom w:val="single" w:color="CCCCCC" w:sz="1"/>
+              <w:right w:val="single" w:color="CCCCCC" w:sz="1"/>
+            </w:tcBorders>
+            <w:tcMar>
+              <w:top w:type="dxa" w:w="80"/>
+              <w:left w:type="dxa" w:w="120"/>
+              <w:bottom w:type="dxa" w:w="80"/>
+              <w:right w:type="dxa" w:w="120"/>
+            </w:tcMar>
+          </w:tcPr>
+          <w:p>
+            <w:r>
+              <w:rPr>
+                <w:b w:val="false"/>
+                <w:bCs w:val="false"/>
+                <w:sz w:val="22"/>
+                <w:szCs w:val="22"/>
+              </w:rPr>
+              <w:t xml:space="preserve">3600 (60 min)</w:t>
+            </w:r>
+          </w:p>
+        </w:tc>
+        <w:tc>
+          <w:tcPr>
+            <w:tcW w:type="dxa" w:w="2000"/>
+            <w:tcBorders>
+              <w:top w:val="single" w:color="CCCCCC" w:sz="1"/>
+              <w:left w:val="single" w:color="CCCCCC" w:sz="1"/>
+              <w:bottom w:val="single" w:color="CCCCCC" w:sz="1"/>
+              <w:right w:val="single" w:color="CCCCCC" w:sz="1"/>
+            </w:tcBorders>
+            <w:tcMar>
+              <w:top w:type="dxa" w:w="80"/>
+              <w:left w:type="dxa" w:w="120"/>
+              <w:bottom w:type="dxa" w:w="80"/>
+              <w:right w:type="dxa" w:w="120"/>
+            </w:tcMar>
+          </w:tcPr>
+          <w:p>
+            <w:r>
+              <w:rPr>
+                <w:b w:val="false"/>
+                <w:bCs w:val="false"/>
+                <w:sz w:val="22"/>
+                <w:szCs w:val="22"/>
+              </w:rPr>
+              <w:t xml:space="preserve">600 (10 min)</w:t>
+            </w:r>
+          </w:p>
+        </w:tc>
+        <w:tc>
+          <w:tcPr>
+            <w:tcW w:type="dxa" w:w="3400"/>
+            <w:tcBorders>
+              <w:top w:val="single" w:color="CCCCCC" w:sz="1"/>
+              <w:left w:val="single" w:color="CCCCCC" w:sz="1"/>
+              <w:bottom w:val="single" w:color="CCCCCC" w:sz="1"/>
+              <w:right w:val="single" w:color="CCCCCC" w:sz="1"/>
+            </w:tcBorders>
+            <w:tcMar>
+              <w:top w:type="dxa" w:w="80"/>
+              <w:left w:type="dxa" w:w="120"/>
+              <w:bottom w:type="dxa" w:w="80"/>
+              <w:right w:type="dxa" w:w="120"/>
+            </w:tcMar>
+          </w:tcPr>
+          <w:p>
+            <w:r>
+              <w:rPr>
+                <w:b w:val="false"/>
+                <w:bCs w:val="false"/>
+                <w:sz w:val="22"/>
+                <w:szCs w:val="22"/>
+              </w:rPr>
+              <w:t xml:space="preserve">More aggressive dimming for better runtime</w:t>
+            </w:r>
+          </w:p>
+        </w:tc>
+      </w:tr>
+      <w:tr>
+        <w:tc>
+          <w:tcPr>
+            <w:tcW w:type="dxa" w:w="2400"/>
+            <w:tcBorders>
+              <w:top w:val="single" w:color="CCCCCC" w:sz="1"/>
+              <w:left w:val="single" w:color="CCCCCC" w:sz="1"/>
+              <w:bottom w:val="single" w:color="CCCCCC" w:sz="1"/>
+              <w:right w:val="single" w:color="CCCCCC" w:sz="1"/>
+            </w:tcBorders>
+            <w:tcMar>
+              <w:top w:type="dxa" w:w="80"/>
+              <w:left w:type="dxa" w:w="120"/>
+              <w:bottom w:type="dxa" w:w="80"/>
+              <w:right w:type="dxa" w:w="120"/>
+            </w:tcMar>
+          </w:tcPr>
+          <w:p>
+            <w:r>
+              <w:rPr>
+                <w:b w:val="false"/>
+                <w:bCs w:val="false"/>
+                <w:sz w:val="22"/>
+                <w:szCs w:val="22"/>
+              </w:rPr>
+              <w:t xml:space="preserve">BL_DIM</w:t>
+            </w:r>
+          </w:p>
+        </w:tc>
+        <w:tc>
+          <w:tcPr>
+            <w:tcW w:type="dxa" w:w="2000"/>
+            <w:tcBorders>
+              <w:top w:val="single" w:color="CCCCCC" w:sz="1"/>
+              <w:left w:val="single" w:color="CCCCCC" w:sz="1"/>
+              <w:bottom w:val="single" w:color="CCCCCC" w:sz="1"/>
+              <w:right w:val="single" w:color="CCCCCC" w:sz="1"/>
+            </w:tcBorders>
+            <w:tcMar>
+              <w:top w:type="dxa" w:w="80"/>
+              <w:left w:type="dxa" w:w="120"/>
+              <w:bottom w:type="dxa" w:w="80"/>
+              <w:right w:type="dxa" w:w="120"/>
+            </w:tcMar>
+          </w:tcPr>
+          <w:p>
+            <w:r>
+              <w:rPr>
+                <w:b w:val="false"/>
+                <w:bCs w:val="false"/>
+                <w:sz w:val="22"/>
+                <w:szCs w:val="22"/>
+              </w:rPr>
+              <w:t xml:space="preserve">32768 (50%)</w:t>
+            </w:r>
+          </w:p>
+        </w:tc>
+        <w:tc>
+          <w:tcPr>
+            <w:tcW w:type="dxa" w:w="2000"/>
+            <w:tcBorders>
+              <w:top w:val="single" w:color="CCCCCC" w:sz="1"/>
+              <w:left w:val="single" w:color="CCCCCC" w:sz="1"/>
+              <w:bottom w:val="single" w:color="CCCCCC" w:sz="1"/>
+              <w:right w:val="single" w:color="CCCCCC" w:sz="1"/>
+            </w:tcBorders>
+            <w:tcMar>
+              <w:top w:type="dxa" w:w="80"/>
+              <w:left w:type="dxa" w:w="120"/>
+              <w:bottom w:type="dxa" w:w="80"/>
+              <w:right w:type="dxa" w:w="120"/>
+            </w:tcMar>
+          </w:tcPr>
+          <w:p>
+            <w:r>
+              <w:rPr>
+                <w:b w:val="false"/>
+                <w:bCs w:val="false"/>
+                <w:sz w:val="22"/>
+                <w:szCs w:val="22"/>
+              </w:rPr>
+              <w:t xml:space="preserve">16384 (25%)</w:t>
+            </w:r>
+          </w:p>
+        </w:tc>
+        <w:tc>
+          <w:tcPr>
+            <w:tcW w:type="dxa" w:w="3400"/>
+            <w:tcBorders>
+              <w:top w:val="single" w:color="CCCCCC" w:sz="1"/>
+              <w:left w:val="single" w:color="CCCCCC" w:sz="1"/>
+              <w:bottom w:val="single" w:color="CCCCCC" w:sz="1"/>
+              <w:right w:val="single" w:color="CCCCCC" w:sz="1"/>
+            </w:tcBorders>
+            <w:tcMar>
+              <w:top w:type="dxa" w:w="80"/>
+              <w:left w:type="dxa" w:w="120"/>
+              <w:bottom w:type="dxa" w:w="80"/>
+              <w:right w:type="dxa" w:w="120"/>
+            </w:tcMar>
+          </w:tcPr>
+          <w:p>
+            <w:r>
+              <w:rPr>
+                <w:b w:val="false"/>
+                <w:bCs w:val="false"/>
+                <w:sz w:val="22"/>
+                <w:szCs w:val="22"/>
+              </w:rPr>
+              <w:t xml:space="preserve">Lower dim level — still readable, saves more power</w:t>
+            </w:r>
+          </w:p>
+        </w:tc>
+      </w:tr>
+      <w:tr>
+        <w:tc>
+          <w:tcPr>
+            <w:tcW w:type="dxa" w:w="2400"/>
+            <w:tcBorders>
+              <w:top w:val="single" w:color="CCCCCC" w:sz="1"/>
+              <w:left w:val="single" w:color="CCCCCC" w:sz="1"/>
+              <w:bottom w:val="single" w:color="CCCCCC" w:sz="1"/>
+              <w:right w:val="single" w:color="CCCCCC" w:sz="1"/>
+            </w:tcBorders>
+            <w:tcMar>
+              <w:top w:type="dxa" w:w="80"/>
+              <w:left w:type="dxa" w:w="120"/>
+              <w:bottom w:type="dxa" w:w="80"/>
+              <w:right w:type="dxa" w:w="120"/>
+            </w:tcMar>
+          </w:tcPr>
+          <w:p>
+            <w:r>
+              <w:rPr>
+                <w:b w:val="false"/>
+                <w:bCs w:val="false"/>
+                <w:sz w:val="22"/>
+                <w:szCs w:val="22"/>
+              </w:rPr>
+              <w:t xml:space="preserve">MOTOR_STRENGTH</w:t>
+            </w:r>
+          </w:p>
+        </w:tc>
+        <w:tc>
+          <w:tcPr>
+            <w:tcW w:type="dxa" w:w="2000"/>
+            <w:tcBorders>
+              <w:top w:val="single" w:color="CCCCCC" w:sz="1"/>
+              <w:left w:val="single" w:color="CCCCCC" w:sz="1"/>
+              <w:bottom w:val="single" w:color="CCCCCC" w:sz="1"/>
+              <w:right w:val="single" w:color="CCCCCC" w:sz="1"/>
+            </w:tcBorders>
+            <w:tcMar>
+              <w:top w:type="dxa" w:w="80"/>
+              <w:left w:type="dxa" w:w="120"/>
+              <w:bottom w:type="dxa" w:w="80"/>
+              <w:right w:type="dxa" w:w="120"/>
+            </w:tcMar>
+          </w:tcPr>
+          <w:p>
+            <w:r>
+              <w:rPr>
+                <w:b w:val="false"/>
+                <w:bCs w:val="false"/>
+                <w:sz w:val="22"/>
+                <w:szCs w:val="22"/>
+              </w:rPr>
+              <w:t xml:space="preserve">65535 (100%)</w:t>
+            </w:r>
+          </w:p>
+        </w:tc>
+        <w:tc>
+          <w:tcPr>
+            <w:tcW w:type="dxa" w:w="2000"/>
+            <w:tcBorders>
+              <w:top w:val="single" w:color="CCCCCC" w:sz="1"/>
+              <w:left w:val="single" w:color="CCCCCC" w:sz="1"/>
+              <w:bottom w:val="single" w:color="CCCCCC" w:sz="1"/>
+              <w:right w:val="single" w:color="CCCCCC" w:sz="1"/>
+            </w:tcBorders>
+            <w:tcMar>
+              <w:top w:type="dxa" w:w="80"/>
+              <w:left w:type="dxa" w:w="120"/>
+              <w:bottom w:type="dxa" w:w="80"/>
+              <w:right w:type="dxa" w:w="120"/>
+            </w:tcMar>
+          </w:tcPr>
+          <w:p>
+            <w:r>
+              <w:rPr>
+                <w:b w:val="false"/>
+                <w:bCs w:val="false"/>
+                <w:sz w:val="22"/>
+                <w:szCs w:val="22"/>
+              </w:rPr>
+              <w:t xml:space="preserve">49151 (75%)</w:t>
+            </w:r>
+          </w:p>
+        </w:tc>
+        <w:tc>
+          <w:tcPr>
+            <w:tcW w:type="dxa" w:w="3400"/>
+            <w:tcBorders>
+              <w:top w:val="single" w:color="CCCCCC" w:sz="1"/>
+              <w:left w:val="single" w:color="CCCCCC" w:sz="1"/>
+              <w:bottom w:val="single" w:color="CCCCCC" w:sz="1"/>
+              <w:right w:val="single" w:color="CCCCCC" w:sz="1"/>
+            </w:tcBorders>
+            <w:tcMar>
+              <w:top w:type="dxa" w:w="80"/>
+              <w:left w:type="dxa" w:w="120"/>
+              <w:bottom w:type="dxa" w:w="80"/>
+              <w:right w:type="dxa" w:w="120"/>
+            </w:tcMar>
+          </w:tcPr>
+          <w:p>
+            <w:r>
+              <w:rPr>
+                <w:b w:val="false"/>
+                <w:bCs w:val="false"/>
+                <w:sz w:val="22"/>
+                <w:szCs w:val="22"/>
+              </w:rPr>
+              <w:t xml:space="preserve">Power saving, wrist feel to be tuned once cased</w:t>
+            </w:r>
+          </w:p>
+        </w:tc>
+      </w:tr>
+    </w:tbl>
     <w:p/>
     <w:p/>
     <w:p>

--- a/project_reference.docx
+++ b/project_reference.docx
@@ -9860,7 +9860,7 @@
         <w:pStyle w:val="Heading1"/>
       </w:pPr>
       <w:r>
-        <w:t xml:space="preserve">Future Features</w:t>
+        <w:t xml:space="preserve">Next Steps</w:t>
       </w:r>
     </w:p>
     <w:p>
@@ -9868,7 +9868,7 @@
         <w:pStyle w:val="Heading2"/>
       </w:pPr>
       <w:r>
-        <w:t xml:space="preserve">Planned — hardware</w:t>
+        <w:t xml:space="preserve">Immediate — button swap (buttons arrived, PCB design in progress)</w:t>
       </w:r>
     </w:p>
     <w:tbl>
@@ -9884,13 +9884,13 @@
         </w:tblBorders>
       </w:tblPr>
       <w:tblGrid>
-        <w:gridCol w:w="3000"/>
-        <w:gridCol w:w="6360"/>
+        <w:gridCol w:w="2000"/>
+        <w:gridCol w:w="7360"/>
       </w:tblGrid>
       <w:tr>
         <w:tc>
           <w:tcPr>
-            <w:tcW w:type="dxa" w:w="3000"/>
+            <w:tcW w:type="dxa" w:w="2000"/>
             <w:tcBorders>
               <w:top w:val="single" w:color="CCCCCC" w:sz="1"/>
               <w:left w:val="single" w:color="CCCCCC" w:sz="1"/>
@@ -9913,13 +9913,13 @@
                 <w:sz w:val="22"/>
                 <w:szCs w:val="22"/>
               </w:rPr>
-              <w:t xml:space="preserve">Feature</w:t>
-            </w:r>
-          </w:p>
-        </w:tc>
-        <w:tc>
-          <w:tcPr>
-            <w:tcW w:type="dxa" w:w="6360"/>
+              <w:t xml:space="preserve">Step</w:t>
+            </w:r>
+          </w:p>
+        </w:tc>
+        <w:tc>
+          <w:tcPr>
+            <w:tcW w:type="dxa" w:w="7360"/>
             <w:tcBorders>
               <w:top w:val="single" w:color="CCCCCC" w:sz="1"/>
               <w:left w:val="single" w:color="CCCCCC" w:sz="1"/>
@@ -9942,7 +9942,7 @@
                 <w:sz w:val="22"/>
                 <w:szCs w:val="22"/>
               </w:rPr>
-              <w:t xml:space="preserve">Notes</w:t>
+              <w:t xml:space="preserve">Detail</w:t>
             </w:r>
           </w:p>
         </w:tc>
@@ -9950,57 +9950,57 @@
       <w:tr>
         <w:tc>
           <w:tcPr>
-            <w:tcW w:type="dxa" w:w="3000"/>
-            <w:tcBorders>
-              <w:top w:val="single" w:color="CCCCCC" w:sz="1"/>
-              <w:left w:val="single" w:color="CCCCCC" w:sz="1"/>
-              <w:bottom w:val="single" w:color="CCCCCC" w:sz="1"/>
-              <w:right w:val="single" w:color="CCCCCC" w:sz="1"/>
-            </w:tcBorders>
-            <w:tcMar>
-              <w:top w:type="dxa" w:w="80"/>
-              <w:left w:type="dxa" w:w="120"/>
-              <w:bottom w:type="dxa" w:w="80"/>
-              <w:right w:type="dxa" w:w="120"/>
-            </w:tcMar>
-          </w:tcPr>
-          <w:p>
-            <w:r>
-              <w:rPr>
-                <w:b w:val="false"/>
-                <w:bCs w:val="false"/>
-                <w:sz w:val="22"/>
-                <w:szCs w:val="22"/>
-              </w:rPr>
-              <w:t xml:space="preserve">Replace IoT Button BFF with tactile switches</w:t>
-            </w:r>
-          </w:p>
-        </w:tc>
-        <w:tc>
-          <w:tcPr>
-            <w:tcW w:type="dxa" w:w="6360"/>
-            <w:tcBorders>
-              <w:top w:val="single" w:color="CCCCCC" w:sz="1"/>
-              <w:left w:val="single" w:color="CCCCCC" w:sz="1"/>
-              <w:bottom w:val="single" w:color="CCCCCC" w:sz="1"/>
-              <w:right w:val="single" w:color="CCCCCC" w:sz="1"/>
-            </w:tcBorders>
-            <w:tcMar>
-              <w:top w:type="dxa" w:w="80"/>
-              <w:left w:type="dxa" w:w="120"/>
-              <w:bottom w:type="dxa" w:w="80"/>
-              <w:right w:type="dxa" w:w="120"/>
-            </w:tcMar>
-          </w:tcPr>
-          <w:p>
-            <w:r>
-              <w:rPr>
-                <w:b w:val="false"/>
-                <w:bCs w:val="false"/>
-                <w:sz w:val="22"/>
-                <w:szCs w:val="22"/>
-              </w:rPr>
-              <w:t xml:space="preserve">Two tactile switches wired to A2 and BOOT castellated pads. Enables case design with positioned buttons. Stack becomes EYESPI BFF → QT Py → Charger BFF (3 boards).</w:t>
+            <w:tcW w:type="dxa" w:w="2000"/>
+            <w:tcBorders>
+              <w:top w:val="single" w:color="CCCCCC" w:sz="1"/>
+              <w:left w:val="single" w:color="CCCCCC" w:sz="1"/>
+              <w:bottom w:val="single" w:color="CCCCCC" w:sz="1"/>
+              <w:right w:val="single" w:color="CCCCCC" w:sz="1"/>
+            </w:tcBorders>
+            <w:tcMar>
+              <w:top w:type="dxa" w:w="80"/>
+              <w:left w:type="dxa" w:w="120"/>
+              <w:bottom w:type="dxa" w:w="80"/>
+              <w:right w:type="dxa" w:w="120"/>
+            </w:tcMar>
+          </w:tcPr>
+          <w:p>
+            <w:r>
+              <w:rPr>
+                <w:b w:val="false"/>
+                <w:bCs w:val="false"/>
+                <w:sz w:val="22"/>
+                <w:szCs w:val="22"/>
+              </w:rPr>
+              <w:t xml:space="preserve">Remove IoT Button BFF</w:t>
+            </w:r>
+          </w:p>
+        </w:tc>
+        <w:tc>
+          <w:tcPr>
+            <w:tcW w:type="dxa" w:w="7360"/>
+            <w:tcBorders>
+              <w:top w:val="single" w:color="CCCCCC" w:sz="1"/>
+              <w:left w:val="single" w:color="CCCCCC" w:sz="1"/>
+              <w:bottom w:val="single" w:color="CCCCCC" w:sz="1"/>
+              <w:right w:val="single" w:color="CCCCCC" w:sz="1"/>
+            </w:tcBorders>
+            <w:tcMar>
+              <w:top w:type="dxa" w:w="80"/>
+              <w:left w:type="dxa" w:w="120"/>
+              <w:bottom w:type="dxa" w:w="80"/>
+              <w:right w:type="dxa" w:w="120"/>
+            </w:tcMar>
+          </w:tcPr>
+          <w:p>
+            <w:r>
+              <w:rPr>
+                <w:b w:val="false"/>
+                <w:bCs w:val="false"/>
+                <w:sz w:val="22"/>
+                <w:szCs w:val="22"/>
+              </w:rPr>
+              <w:t xml:space="preserve">Stack becomes EYESPI BFF → QT Py → Charger BFF (3 boards).</w:t>
             </w:r>
           </w:p>
         </w:tc>
@@ -10008,69 +10008,195 @@
       <w:tr>
         <w:tc>
           <w:tcPr>
-            <w:tcW w:type="dxa" w:w="3000"/>
-            <w:tcBorders>
-              <w:top w:val="single" w:color="CCCCCC" w:sz="1"/>
-              <w:left w:val="single" w:color="CCCCCC" w:sz="1"/>
-              <w:bottom w:val="single" w:color="CCCCCC" w:sz="1"/>
-              <w:right w:val="single" w:color="CCCCCC" w:sz="1"/>
-            </w:tcBorders>
-            <w:tcMar>
-              <w:top w:type="dxa" w:w="80"/>
-              <w:left w:type="dxa" w:w="120"/>
-              <w:bottom w:type="dxa" w:w="80"/>
-              <w:right w:type="dxa" w:w="120"/>
-            </w:tcMar>
-          </w:tcPr>
-          <w:p>
-            <w:r>
-              <w:rPr>
-                <w:b w:val="false"/>
-                <w:bCs w:val="false"/>
-                <w:sz w:val="22"/>
-                <w:szCs w:val="22"/>
-              </w:rPr>
-              <w:t xml:space="preserve">BOOT button parallel wire or remap</w:t>
-            </w:r>
-          </w:p>
-        </w:tc>
-        <w:tc>
-          <w:tcPr>
-            <w:tcW w:type="dxa" w:w="6360"/>
-            <w:tcBorders>
-              <w:top w:val="single" w:color="CCCCCC" w:sz="1"/>
-              <w:left w:val="single" w:color="CCCCCC" w:sz="1"/>
-              <w:bottom w:val="single" w:color="CCCCCC" w:sz="1"/>
-              <w:right w:val="single" w:color="CCCCCC" w:sz="1"/>
-            </w:tcBorders>
-            <w:tcMar>
-              <w:top w:type="dxa" w:w="80"/>
-              <w:left w:type="dxa" w:w="120"/>
-              <w:bottom w:type="dxa" w:w="80"/>
-              <w:right w:type="dxa" w:w="120"/>
-            </w:tcMar>
-          </w:tcPr>
-          <w:p>
-            <w:r>
-              <w:rPr>
-                <w:b w:val="false"/>
-                <w:bCs w:val="false"/>
-                <w:sz w:val="22"/>
-                <w:szCs w:val="22"/>
-              </w:rPr>
-              <w:t xml:space="preserve">Option 1: wire tactile switch in parallel with onboard BOOT button. Option 2: remap to SDA or SCL in code.</w:t>
+            <w:tcW w:type="dxa" w:w="2000"/>
+            <w:tcBorders>
+              <w:top w:val="single" w:color="CCCCCC" w:sz="1"/>
+              <w:left w:val="single" w:color="CCCCCC" w:sz="1"/>
+              <w:bottom w:val="single" w:color="CCCCCC" w:sz="1"/>
+              <w:right w:val="single" w:color="CCCCCC" w:sz="1"/>
+            </w:tcBorders>
+            <w:tcMar>
+              <w:top w:type="dxa" w:w="80"/>
+              <w:left w:type="dxa" w:w="120"/>
+              <w:bottom w:type="dxa" w:w="80"/>
+              <w:right w:type="dxa" w:w="120"/>
+            </w:tcMar>
+          </w:tcPr>
+          <w:p>
+            <w:r>
+              <w:rPr>
+                <w:b w:val="false"/>
+                <w:bCs w:val="false"/>
+                <w:sz w:val="22"/>
+                <w:szCs w:val="22"/>
+              </w:rPr>
+              <w:t xml:space="preserve">Wire Button 1</w:t>
+            </w:r>
+          </w:p>
+        </w:tc>
+        <w:tc>
+          <w:tcPr>
+            <w:tcW w:type="dxa" w:w="7360"/>
+            <w:tcBorders>
+              <w:top w:val="single" w:color="CCCCCC" w:sz="1"/>
+              <w:left w:val="single" w:color="CCCCCC" w:sz="1"/>
+              <w:bottom w:val="single" w:color="CCCCCC" w:sz="1"/>
+              <w:right w:val="single" w:color="CCCCCC" w:sz="1"/>
+            </w:tcBorders>
+            <w:tcMar>
+              <w:top w:type="dxa" w:w="80"/>
+              <w:left w:type="dxa" w:w="120"/>
+              <w:bottom w:type="dxa" w:w="80"/>
+              <w:right w:type="dxa" w:w="120"/>
+            </w:tcMar>
+          </w:tcPr>
+          <w:p>
+            <w:r>
+              <w:rPr>
+                <w:b w:val="false"/>
+                <w:bCs w:val="false"/>
+                <w:sz w:val="22"/>
+                <w:szCs w:val="22"/>
+              </w:rPr>
+              <w:t xml:space="preserve">One leg to A2 castellated pad, other leg to GND. No resistor needed — internal pull-up in code.</w:t>
+            </w:r>
+          </w:p>
+        </w:tc>
+      </w:tr>
+      <w:tr>
+        <w:tc>
+          <w:tcPr>
+            <w:tcW w:type="dxa" w:w="2000"/>
+            <w:tcBorders>
+              <w:top w:val="single" w:color="CCCCCC" w:sz="1"/>
+              <w:left w:val="single" w:color="CCCCCC" w:sz="1"/>
+              <w:bottom w:val="single" w:color="CCCCCC" w:sz="1"/>
+              <w:right w:val="single" w:color="CCCCCC" w:sz="1"/>
+            </w:tcBorders>
+            <w:tcMar>
+              <w:top w:type="dxa" w:w="80"/>
+              <w:left w:type="dxa" w:w="120"/>
+              <w:bottom w:type="dxa" w:w="80"/>
+              <w:right w:type="dxa" w:w="120"/>
+            </w:tcMar>
+          </w:tcPr>
+          <w:p>
+            <w:r>
+              <w:rPr>
+                <w:b w:val="false"/>
+                <w:bCs w:val="false"/>
+                <w:sz w:val="22"/>
+                <w:szCs w:val="22"/>
+              </w:rPr>
+              <w:t xml:space="preserve">Wire Button 2</w:t>
+            </w:r>
+          </w:p>
+        </w:tc>
+        <w:tc>
+          <w:tcPr>
+            <w:tcW w:type="dxa" w:w="7360"/>
+            <w:tcBorders>
+              <w:top w:val="single" w:color="CCCCCC" w:sz="1"/>
+              <w:left w:val="single" w:color="CCCCCC" w:sz="1"/>
+              <w:bottom w:val="single" w:color="CCCCCC" w:sz="1"/>
+              <w:right w:val="single" w:color="CCCCCC" w:sz="1"/>
+            </w:tcBorders>
+            <w:tcMar>
+              <w:top w:type="dxa" w:w="80"/>
+              <w:left w:type="dxa" w:w="120"/>
+              <w:bottom w:type="dxa" w:w="80"/>
+              <w:right w:type="dxa" w:w="120"/>
+            </w:tcMar>
+          </w:tcPr>
+          <w:p>
+            <w:r>
+              <w:rPr>
+                <w:b w:val="false"/>
+                <w:bCs w:val="false"/>
+                <w:sz w:val="22"/>
+                <w:szCs w:val="22"/>
+              </w:rPr>
+              <w:t xml:space="preserve">One leg to SDA castellated pad, other leg to GND. Same wiring as Button 1.</w:t>
+            </w:r>
+          </w:p>
+        </w:tc>
+      </w:tr>
+      <w:tr>
+        <w:tc>
+          <w:tcPr>
+            <w:tcW w:type="dxa" w:w="2000"/>
+            <w:tcBorders>
+              <w:top w:val="single" w:color="CCCCCC" w:sz="1"/>
+              <w:left w:val="single" w:color="CCCCCC" w:sz="1"/>
+              <w:bottom w:val="single" w:color="CCCCCC" w:sz="1"/>
+              <w:right w:val="single" w:color="CCCCCC" w:sz="1"/>
+            </w:tcBorders>
+            <w:tcMar>
+              <w:top w:type="dxa" w:w="80"/>
+              <w:left w:type="dxa" w:w="120"/>
+              <w:bottom w:type="dxa" w:w="80"/>
+              <w:right w:type="dxa" w:w="120"/>
+            </w:tcMar>
+          </w:tcPr>
+          <w:p>
+            <w:r>
+              <w:rPr>
+                <w:b w:val="false"/>
+                <w:bCs w:val="false"/>
+                <w:sz w:val="22"/>
+                <w:szCs w:val="22"/>
+              </w:rPr>
+              <w:t xml:space="preserve">Code change</w:t>
+            </w:r>
+          </w:p>
+        </w:tc>
+        <w:tc>
+          <w:tcPr>
+            <w:tcW w:type="dxa" w:w="7360"/>
+            <w:tcBorders>
+              <w:top w:val="single" w:color="CCCCCC" w:sz="1"/>
+              <w:left w:val="single" w:color="CCCCCC" w:sz="1"/>
+              <w:bottom w:val="single" w:color="CCCCCC" w:sz="1"/>
+              <w:right w:val="single" w:color="CCCCCC" w:sz="1"/>
+            </w:tcBorders>
+            <w:tcMar>
+              <w:top w:type="dxa" w:w="80"/>
+              <w:left w:type="dxa" w:w="120"/>
+              <w:bottom w:type="dxa" w:w="80"/>
+              <w:right w:type="dxa" w:w="120"/>
+            </w:tcMar>
+          </w:tcPr>
+          <w:p>
+            <w:r>
+              <w:rPr>
+                <w:b w:val="false"/>
+                <w:bCs w:val="false"/>
+                <w:sz w:val="22"/>
+                <w:szCs w:val="22"/>
+              </w:rPr>
+              <w:t xml:space="preserve">One line only: btn_boot=digitalio.DigitalInOut(board.SDA) replacing board.BUTTON.</w:t>
             </w:r>
           </w:p>
         </w:tc>
       </w:tr>
     </w:tbl>
+    <w:p/>
+    <w:p>
+      <w:r>
+        <w:rPr>
+          <w:sz w:val="24"/>
+          <w:szCs w:val="24"/>
+        </w:rPr>
+        <w:t xml:space="preserve">Decision made: BOOT button remapped to SDA. Parallel wire option rejected. Both buttons are fully independent tactile switches on castellated pads, giving full freedom over button placement in the case design.</w:t>
+      </w:r>
+    </w:p>
     <w:p/>
     <w:p>
       <w:pPr>
         <w:pStyle w:val="Heading2"/>
       </w:pPr>
       <w:r>
-        <w:t xml:space="preserve">Planned — software</w:t>
+        <w:t xml:space="preserve">After button swap</w:t>
       </w:r>
     </w:p>
     <w:tbl>
@@ -10086,13 +10212,13 @@
         </w:tblBorders>
       </w:tblPr>
       <w:tblGrid>
-        <w:gridCol w:w="3000"/>
-        <w:gridCol w:w="6360"/>
+        <w:gridCol w:w="2400"/>
+        <w:gridCol w:w="6960"/>
       </w:tblGrid>
       <w:tr>
         <w:tc>
           <w:tcPr>
-            <w:tcW w:type="dxa" w:w="3000"/>
+            <w:tcW w:type="dxa" w:w="2400"/>
             <w:tcBorders>
               <w:top w:val="single" w:color="CCCCCC" w:sz="1"/>
               <w:left w:val="single" w:color="CCCCCC" w:sz="1"/>
@@ -10115,13 +10241,13 @@
                 <w:sz w:val="22"/>
                 <w:szCs w:val="22"/>
               </w:rPr>
-              <w:t xml:space="preserve">Feature</w:t>
-            </w:r>
-          </w:p>
-        </w:tc>
-        <w:tc>
-          <w:tcPr>
-            <w:tcW w:type="dxa" w:w="6360"/>
+              <w:t xml:space="preserve">Step</w:t>
+            </w:r>
+          </w:p>
+        </w:tc>
+        <w:tc>
+          <w:tcPr>
+            <w:tcW w:type="dxa" w:w="6960"/>
             <w:tcBorders>
               <w:top w:val="single" w:color="CCCCCC" w:sz="1"/>
               <w:left w:val="single" w:color="CCCCCC" w:sz="1"/>
@@ -10144,7 +10270,7 @@
                 <w:sz w:val="22"/>
                 <w:szCs w:val="22"/>
               </w:rPr>
-              <w:t xml:space="preserve">Notes</w:t>
+              <w:t xml:space="preserve">Detail</w:t>
             </w:r>
           </w:p>
         </w:tc>
@@ -10152,57 +10278,57 @@
       <w:tr>
         <w:tc>
           <w:tcPr>
-            <w:tcW w:type="dxa" w:w="3000"/>
-            <w:tcBorders>
-              <w:top w:val="single" w:color="CCCCCC" w:sz="1"/>
-              <w:left w:val="single" w:color="CCCCCC" w:sz="1"/>
-              <w:bottom w:val="single" w:color="CCCCCC" w:sz="1"/>
-              <w:right w:val="single" w:color="CCCCCC" w:sz="1"/>
-            </w:tcBorders>
-            <w:tcMar>
-              <w:top w:type="dxa" w:w="80"/>
-              <w:left w:type="dxa" w:w="120"/>
-              <w:bottom w:type="dxa" w:w="80"/>
-              <w:right w:type="dxa" w:w="120"/>
-            </w:tcMar>
-          </w:tcPr>
-          <w:p>
-            <w:r>
-              <w:rPr>
-                <w:b w:val="false"/>
-                <w:bCs w:val="false"/>
-                <w:sz w:val="22"/>
-                <w:szCs w:val="22"/>
-              </w:rPr>
-              <w:t xml:space="preserve">NeoPixel sync with metronome</w:t>
-            </w:r>
-          </w:p>
-        </w:tc>
-        <w:tc>
-          <w:tcPr>
-            <w:tcW w:type="dxa" w:w="6360"/>
-            <w:tcBorders>
-              <w:top w:val="single" w:color="CCCCCC" w:sz="1"/>
-              <w:left w:val="single" w:color="CCCCCC" w:sz="1"/>
-              <w:bottom w:val="single" w:color="CCCCCC" w:sz="1"/>
-              <w:right w:val="single" w:color="CCCCCC" w:sz="1"/>
-            </w:tcBorders>
-            <w:tcMar>
-              <w:top w:type="dxa" w:w="80"/>
-              <w:left w:type="dxa" w:w="120"/>
-              <w:bottom w:type="dxa" w:w="80"/>
-              <w:right w:type="dxa" w:w="120"/>
-            </w:tcMar>
-          </w:tcPr>
-          <w:p>
-            <w:r>
-              <w:rPr>
-                <w:b w:val="false"/>
-                <w:bCs w:val="false"/>
-                <w:sz w:val="22"/>
-                <w:szCs w:val="22"/>
-              </w:rPr>
-              <w:t xml:space="preserve">board.NEOPIXEL is independent of all exposed pins — no wiring needed. Flash in sync with beat colour through translucent case window. Needs memory headroom check first.</w:t>
+            <w:tcW w:type="dxa" w:w="2400"/>
+            <w:tcBorders>
+              <w:top w:val="single" w:color="CCCCCC" w:sz="1"/>
+              <w:left w:val="single" w:color="CCCCCC" w:sz="1"/>
+              <w:bottom w:val="single" w:color="CCCCCC" w:sz="1"/>
+              <w:right w:val="single" w:color="CCCCCC" w:sz="1"/>
+            </w:tcBorders>
+            <w:tcMar>
+              <w:top w:type="dxa" w:w="80"/>
+              <w:left w:type="dxa" w:w="120"/>
+              <w:bottom w:type="dxa" w:w="80"/>
+              <w:right w:type="dxa" w:w="120"/>
+            </w:tcMar>
+          </w:tcPr>
+          <w:p>
+            <w:r>
+              <w:rPr>
+                <w:b w:val="false"/>
+                <w:bCs w:val="false"/>
+                <w:sz w:val="22"/>
+                <w:szCs w:val="22"/>
+              </w:rPr>
+              <w:t xml:space="preserve">Memory check</w:t>
+            </w:r>
+          </w:p>
+        </w:tc>
+        <w:tc>
+          <w:tcPr>
+            <w:tcW w:type="dxa" w:w="6960"/>
+            <w:tcBorders>
+              <w:top w:val="single" w:color="CCCCCC" w:sz="1"/>
+              <w:left w:val="single" w:color="CCCCCC" w:sz="1"/>
+              <w:bottom w:val="single" w:color="CCCCCC" w:sz="1"/>
+              <w:right w:val="single" w:color="CCCCCC" w:sz="1"/>
+            </w:tcBorders>
+            <w:tcMar>
+              <w:top w:type="dxa" w:w="80"/>
+              <w:left w:type="dxa" w:w="120"/>
+              <w:bottom w:type="dxa" w:w="80"/>
+              <w:right w:type="dxa" w:w="120"/>
+            </w:tcMar>
+          </w:tcPr>
+          <w:p>
+            <w:r>
+              <w:rPr>
+                <w:b w:val="false"/>
+                <w:bCs w:val="false"/>
+                <w:sz w:val="22"/>
+                <w:szCs w:val="22"/>
+              </w:rPr>
+              <w:t xml:space="preserve">Run mem_check.py with neopixel.mpy in /lib. Confirm headroom after full boot with sprites built.</w:t>
             </w:r>
           </w:p>
         </w:tc>
@@ -10210,57 +10336,57 @@
       <w:tr>
         <w:tc>
           <w:tcPr>
-            <w:tcW w:type="dxa" w:w="3000"/>
-            <w:tcBorders>
-              <w:top w:val="single" w:color="CCCCCC" w:sz="1"/>
-              <w:left w:val="single" w:color="CCCCCC" w:sz="1"/>
-              <w:bottom w:val="single" w:color="CCCCCC" w:sz="1"/>
-              <w:right w:val="single" w:color="CCCCCC" w:sz="1"/>
-            </w:tcBorders>
-            <w:tcMar>
-              <w:top w:type="dxa" w:w="80"/>
-              <w:left w:type="dxa" w:w="120"/>
-              <w:bottom w:type="dxa" w:w="80"/>
-              <w:right w:type="dxa" w:w="120"/>
-            </w:tcMar>
-          </w:tcPr>
-          <w:p>
-            <w:r>
-              <w:rPr>
-                <w:b w:val="false"/>
-                <w:bCs w:val="false"/>
-                <w:sz w:val="22"/>
-                <w:szCs w:val="22"/>
-              </w:rPr>
-              <w:t xml:space="preserve">Tuner pitch cycling</w:t>
-            </w:r>
-          </w:p>
-        </w:tc>
-        <w:tc>
-          <w:tcPr>
-            <w:tcW w:type="dxa" w:w="6360"/>
-            <w:tcBorders>
-              <w:top w:val="single" w:color="CCCCCC" w:sz="1"/>
-              <w:left w:val="single" w:color="CCCCCC" w:sz="1"/>
-              <w:bottom w:val="single" w:color="CCCCCC" w:sz="1"/>
-              <w:right w:val="single" w:color="CCCCCC" w:sz="1"/>
-            </w:tcBorders>
-            <w:tcMar>
-              <w:top w:type="dxa" w:w="80"/>
-              <w:left w:type="dxa" w:w="120"/>
-              <w:bottom w:type="dxa" w:w="80"/>
-              <w:right w:type="dxa" w:w="120"/>
-            </w:tcMar>
-          </w:tcPr>
-          <w:p>
-            <w:r>
-              <w:rPr>
-                <w:b w:val="false"/>
-                <w:bCs w:val="false"/>
-                <w:sz w:val="22"/>
-                <w:szCs w:val="22"/>
-              </w:rPr>
-              <w:t xml:space="preserve">Cycle E2/A2/D3/G3/B3 on A2 press. Was implemented but caused BAT label interference due to variable-width lbl_note bounding box. Fix: use fixed-width label text so bounding box never changes.</w:t>
+            <w:tcW w:type="dxa" w:w="2400"/>
+            <w:tcBorders>
+              <w:top w:val="single" w:color="CCCCCC" w:sz="1"/>
+              <w:left w:val="single" w:color="CCCCCC" w:sz="1"/>
+              <w:bottom w:val="single" w:color="CCCCCC" w:sz="1"/>
+              <w:right w:val="single" w:color="CCCCCC" w:sz="1"/>
+            </w:tcBorders>
+            <w:tcMar>
+              <w:top w:type="dxa" w:w="80"/>
+              <w:left w:type="dxa" w:w="120"/>
+              <w:bottom w:type="dxa" w:w="80"/>
+              <w:right w:type="dxa" w:w="120"/>
+            </w:tcMar>
+          </w:tcPr>
+          <w:p>
+            <w:r>
+              <w:rPr>
+                <w:b w:val="false"/>
+                <w:bCs w:val="false"/>
+                <w:sz w:val="22"/>
+                <w:szCs w:val="22"/>
+              </w:rPr>
+              <w:t xml:space="preserve">NeoPixel exploration</w:t>
+            </w:r>
+          </w:p>
+        </w:tc>
+        <w:tc>
+          <w:tcPr>
+            <w:tcW w:type="dxa" w:w="6960"/>
+            <w:tcBorders>
+              <w:top w:val="single" w:color="CCCCCC" w:sz="1"/>
+              <w:left w:val="single" w:color="CCCCCC" w:sz="1"/>
+              <w:bottom w:val="single" w:color="CCCCCC" w:sz="1"/>
+              <w:right w:val="single" w:color="CCCCCC" w:sz="1"/>
+            </w:tcBorders>
+            <w:tcMar>
+              <w:top w:type="dxa" w:w="80"/>
+              <w:left w:type="dxa" w:w="120"/>
+              <w:bottom w:type="dxa" w:w="80"/>
+              <w:right w:type="dxa" w:w="120"/>
+            </w:tcMar>
+          </w:tcPr>
+          <w:p>
+            <w:r>
+              <w:rPr>
+                <w:b w:val="false"/>
+                <w:bCs w:val="false"/>
+                <w:sz w:val="22"/>
+                <w:szCs w:val="22"/>
+              </w:rPr>
+              <w:t xml:space="preserve">board.NEOPIXEL is independent of all exposed pins — no wiring needed. Flash in sync with metronome beat colour through translucent case window. ~1,744 bytes library cost confirmed viable.</w:t>
             </w:r>
           </w:p>
         </w:tc>
@@ -10268,7 +10394,325 @@
       <w:tr>
         <w:tc>
           <w:tcPr>
-            <w:tcW w:type="dxa" w:w="3000"/>
+            <w:tcW w:type="dxa" w:w="2400"/>
+            <w:tcBorders>
+              <w:top w:val="single" w:color="CCCCCC" w:sz="1"/>
+              <w:left w:val="single" w:color="CCCCCC" w:sz="1"/>
+              <w:bottom w:val="single" w:color="CCCCCC" w:sz="1"/>
+              <w:right w:val="single" w:color="CCCCCC" w:sz="1"/>
+            </w:tcBorders>
+            <w:tcMar>
+              <w:top w:type="dxa" w:w="80"/>
+              <w:left w:type="dxa" w:w="120"/>
+              <w:bottom w:type="dxa" w:w="80"/>
+              <w:right w:type="dxa" w:w="120"/>
+            </w:tcMar>
+          </w:tcPr>
+          <w:p>
+            <w:r>
+              <w:rPr>
+                <w:b w:val="false"/>
+                <w:bCs w:val="false"/>
+                <w:sz w:val="22"/>
+                <w:szCs w:val="22"/>
+              </w:rPr>
+              <w:t xml:space="preserve">Battery sizing</w:t>
+            </w:r>
+          </w:p>
+        </w:tc>
+        <w:tc>
+          <w:tcPr>
+            <w:tcW w:type="dxa" w:w="6960"/>
+            <w:tcBorders>
+              <w:top w:val="single" w:color="CCCCCC" w:sz="1"/>
+              <w:left w:val="single" w:color="CCCCCC" w:sz="1"/>
+              <w:bottom w:val="single" w:color="CCCCCC" w:sz="1"/>
+              <w:right w:val="single" w:color="CCCCCC" w:sz="1"/>
+            </w:tcBorders>
+            <w:tcMar>
+              <w:top w:type="dxa" w:w="80"/>
+              <w:left w:type="dxa" w:w="120"/>
+              <w:bottom w:type="dxa" w:w="80"/>
+              <w:right w:type="dxa" w:w="120"/>
+            </w:tcMar>
+          </w:tcPr>
+          <w:p>
+            <w:r>
+              <w:rPr>
+                <w:b w:val="false"/>
+                <w:bCs w:val="false"/>
+                <w:sz w:val="22"/>
+                <w:szCs w:val="22"/>
+              </w:rPr>
+              <w:t xml:space="preserve">Informed by PCB and case design once button placement is finalised. Target: half-day (12 hours). Options: larger flat cell, curved LiPo in strap, two cells in parallel.</w:t>
+            </w:r>
+          </w:p>
+        </w:tc>
+      </w:tr>
+      <w:tr>
+        <w:tc>
+          <w:tcPr>
+            <w:tcW w:type="dxa" w:w="2400"/>
+            <w:tcBorders>
+              <w:top w:val="single" w:color="CCCCCC" w:sz="1"/>
+              <w:left w:val="single" w:color="CCCCCC" w:sz="1"/>
+              <w:bottom w:val="single" w:color="CCCCCC" w:sz="1"/>
+              <w:right w:val="single" w:color="CCCCCC" w:sz="1"/>
+            </w:tcBorders>
+            <w:tcMar>
+              <w:top w:type="dxa" w:w="80"/>
+              <w:left w:type="dxa" w:w="120"/>
+              <w:bottom w:type="dxa" w:w="80"/>
+              <w:right w:type="dxa" w:w="120"/>
+            </w:tcMar>
+          </w:tcPr>
+          <w:p>
+            <w:r>
+              <w:rPr>
+                <w:b w:val="false"/>
+                <w:bCs w:val="false"/>
+                <w:sz w:val="22"/>
+                <w:szCs w:val="22"/>
+              </w:rPr>
+              <w:t xml:space="preserve">MOTOR_STRENGTH tuning</w:t>
+            </w:r>
+          </w:p>
+        </w:tc>
+        <w:tc>
+          <w:tcPr>
+            <w:tcW w:type="dxa" w:w="6960"/>
+            <w:tcBorders>
+              <w:top w:val="single" w:color="CCCCCC" w:sz="1"/>
+              <w:left w:val="single" w:color="CCCCCC" w:sz="1"/>
+              <w:bottom w:val="single" w:color="CCCCCC" w:sz="1"/>
+              <w:right w:val="single" w:color="CCCCCC" w:sz="1"/>
+            </w:tcBorders>
+            <w:tcMar>
+              <w:top w:type="dxa" w:w="80"/>
+              <w:left w:type="dxa" w:w="120"/>
+              <w:bottom w:type="dxa" w:w="80"/>
+              <w:right w:type="dxa" w:w="120"/>
+            </w:tcMar>
+          </w:tcPr>
+          <w:p>
+            <w:r>
+              <w:rPr>
+                <w:b w:val="false"/>
+                <w:bCs w:val="false"/>
+                <w:sz w:val="22"/>
+                <w:szCs w:val="22"/>
+              </w:rPr>
+              <w:t xml:space="preserve">Currently 49151 (75%). Tune once watch is cased and wrist feel can be assessed properly.</w:t>
+            </w:r>
+          </w:p>
+        </w:tc>
+      </w:tr>
+    </w:tbl>
+    <w:p/>
+    <w:p>
+      <w:pPr>
+        <w:pStyle w:val="Heading2"/>
+      </w:pPr>
+      <w:r>
+        <w:t xml:space="preserve">Future — second iteration</w:t>
+      </w:r>
+    </w:p>
+    <w:tbl>
+      <w:tblPr>
+        <w:tblW w:type="dxa" w:w="9360"/>
+        <w:tblBorders>
+          <w:top w:val="single" w:color="auto" w:sz="4"/>
+          <w:left w:val="single" w:color="auto" w:sz="4"/>
+          <w:bottom w:val="single" w:color="auto" w:sz="4"/>
+          <w:right w:val="single" w:color="auto" w:sz="4"/>
+          <w:insideH w:val="single" w:color="auto" w:sz="4"/>
+          <w:insideV w:val="single" w:color="auto" w:sz="4"/>
+        </w:tblBorders>
+      </w:tblPr>
+      <w:tblGrid>
+        <w:gridCol w:w="2800"/>
+        <w:gridCol w:w="6560"/>
+      </w:tblGrid>
+      <w:tr>
+        <w:tc>
+          <w:tcPr>
+            <w:tcW w:type="dxa" w:w="2800"/>
+            <w:tcBorders>
+              <w:top w:val="single" w:color="CCCCCC" w:sz="1"/>
+              <w:left w:val="single" w:color="CCCCCC" w:sz="1"/>
+              <w:bottom w:val="single" w:color="CCCCCC" w:sz="1"/>
+              <w:right w:val="single" w:color="CCCCCC" w:sz="1"/>
+            </w:tcBorders>
+            <w:shd w:fill="D5E8F0" w:val="clear"/>
+            <w:tcMar>
+              <w:top w:type="dxa" w:w="80"/>
+              <w:left w:type="dxa" w:w="120"/>
+              <w:bottom w:type="dxa" w:w="80"/>
+              <w:right w:type="dxa" w:w="120"/>
+            </w:tcMar>
+          </w:tcPr>
+          <w:p>
+            <w:r>
+              <w:rPr>
+                <w:b/>
+                <w:bCs/>
+                <w:sz w:val="22"/>
+                <w:szCs w:val="22"/>
+              </w:rPr>
+              <w:t xml:space="preserve">Feature</w:t>
+            </w:r>
+          </w:p>
+        </w:tc>
+        <w:tc>
+          <w:tcPr>
+            <w:tcW w:type="dxa" w:w="6560"/>
+            <w:tcBorders>
+              <w:top w:val="single" w:color="CCCCCC" w:sz="1"/>
+              <w:left w:val="single" w:color="CCCCCC" w:sz="1"/>
+              <w:bottom w:val="single" w:color="CCCCCC" w:sz="1"/>
+              <w:right w:val="single" w:color="CCCCCC" w:sz="1"/>
+            </w:tcBorders>
+            <w:shd w:fill="D5E8F0" w:val="clear"/>
+            <w:tcMar>
+              <w:top w:type="dxa" w:w="80"/>
+              <w:left w:type="dxa" w:w="120"/>
+              <w:bottom w:type="dxa" w:w="80"/>
+              <w:right w:type="dxa" w:w="120"/>
+            </w:tcMar>
+          </w:tcPr>
+          <w:p>
+            <w:r>
+              <w:rPr>
+                <w:b/>
+                <w:bCs/>
+                <w:sz w:val="22"/>
+                <w:szCs w:val="22"/>
+              </w:rPr>
+              <w:t xml:space="preserve">Notes</w:t>
+            </w:r>
+          </w:p>
+        </w:tc>
+      </w:tr>
+      <w:tr>
+        <w:tc>
+          <w:tcPr>
+            <w:tcW w:type="dxa" w:w="2800"/>
+            <w:tcBorders>
+              <w:top w:val="single" w:color="CCCCCC" w:sz="1"/>
+              <w:left w:val="single" w:color="CCCCCC" w:sz="1"/>
+              <w:bottom w:val="single" w:color="CCCCCC" w:sz="1"/>
+              <w:right w:val="single" w:color="CCCCCC" w:sz="1"/>
+            </w:tcBorders>
+            <w:tcMar>
+              <w:top w:type="dxa" w:w="80"/>
+              <w:left w:type="dxa" w:w="120"/>
+              <w:bottom w:type="dxa" w:w="80"/>
+              <w:right w:type="dxa" w:w="120"/>
+            </w:tcMar>
+          </w:tcPr>
+          <w:p>
+            <w:r>
+              <w:rPr>
+                <w:b w:val="false"/>
+                <w:bCs w:val="false"/>
+                <w:sz w:val="22"/>
+                <w:szCs w:val="22"/>
+              </w:rPr>
+              <w:t xml:space="preserve">Dedicated voltage divider pin</w:t>
+            </w:r>
+          </w:p>
+        </w:tc>
+        <w:tc>
+          <w:tcPr>
+            <w:tcW w:type="dxa" w:w="6560"/>
+            <w:tcBorders>
+              <w:top w:val="single" w:color="CCCCCC" w:sz="1"/>
+              <w:left w:val="single" w:color="CCCCCC" w:sz="1"/>
+              <w:bottom w:val="single" w:color="CCCCCC" w:sz="1"/>
+              <w:right w:val="single" w:color="CCCCCC" w:sz="1"/>
+            </w:tcBorders>
+            <w:tcMar>
+              <w:top w:type="dxa" w:w="80"/>
+              <w:left w:type="dxa" w:w="120"/>
+              <w:bottom w:type="dxa" w:w="80"/>
+              <w:right w:type="dxa" w:w="120"/>
+            </w:tcMar>
+          </w:tcPr>
+          <w:p>
+            <w:r>
+              <w:rPr>
+                <w:b w:val="false"/>
+                <w:bCs w:val="false"/>
+                <w:sz w:val="22"/>
+                <w:szCs w:val="22"/>
+              </w:rPr>
+              <w:t xml:space="preserve">Eliminates A2 deinit/reinit during battery reads. Allows continuous background monitoring and faster charging indicator response.</w:t>
+            </w:r>
+          </w:p>
+        </w:tc>
+      </w:tr>
+      <w:tr>
+        <w:tc>
+          <w:tcPr>
+            <w:tcW w:type="dxa" w:w="2800"/>
+            <w:tcBorders>
+              <w:top w:val="single" w:color="CCCCCC" w:sz="1"/>
+              <w:left w:val="single" w:color="CCCCCC" w:sz="1"/>
+              <w:bottom w:val="single" w:color="CCCCCC" w:sz="1"/>
+              <w:right w:val="single" w:color="CCCCCC" w:sz="1"/>
+            </w:tcBorders>
+            <w:tcMar>
+              <w:top w:type="dxa" w:w="80"/>
+              <w:left w:type="dxa" w:w="120"/>
+              <w:bottom w:type="dxa" w:w="80"/>
+              <w:right w:type="dxa" w:w="120"/>
+            </w:tcMar>
+          </w:tcPr>
+          <w:p>
+            <w:r>
+              <w:rPr>
+                <w:b w:val="false"/>
+                <w:bCs w:val="false"/>
+                <w:sz w:val="22"/>
+                <w:szCs w:val="22"/>
+              </w:rPr>
+              <w:t xml:space="preserve">Tuner pitch cycling</w:t>
+            </w:r>
+          </w:p>
+        </w:tc>
+        <w:tc>
+          <w:tcPr>
+            <w:tcW w:type="dxa" w:w="6560"/>
+            <w:tcBorders>
+              <w:top w:val="single" w:color="CCCCCC" w:sz="1"/>
+              <w:left w:val="single" w:color="CCCCCC" w:sz="1"/>
+              <w:bottom w:val="single" w:color="CCCCCC" w:sz="1"/>
+              <w:right w:val="single" w:color="CCCCCC" w:sz="1"/>
+            </w:tcBorders>
+            <w:tcMar>
+              <w:top w:type="dxa" w:w="80"/>
+              <w:left w:type="dxa" w:w="120"/>
+              <w:bottom w:type="dxa" w:w="80"/>
+              <w:right w:type="dxa" w:w="120"/>
+            </w:tcMar>
+          </w:tcPr>
+          <w:p>
+            <w:r>
+              <w:rPr>
+                <w:b w:val="false"/>
+                <w:bCs w:val="false"/>
+                <w:sz w:val="22"/>
+                <w:szCs w:val="22"/>
+              </w:rPr>
+              <w:t xml:space="preserve">Cycle E2/A2/D3/G3/B3 on A2 press. Fix required: use fixed-width label format to prevent BAT label interference from variable lbl_note bounding box.</w:t>
+            </w:r>
+          </w:p>
+        </w:tc>
+      </w:tr>
+      <w:tr>
+        <w:tc>
+          <w:tcPr>
+            <w:tcW w:type="dxa" w:w="2800"/>
             <w:tcBorders>
               <w:top w:val="single" w:color="CCCCCC" w:sz="1"/>
               <w:left w:val="single" w:color="CCCCCC" w:sz="1"/>
@@ -10296,29 +10740,87 @@
         </w:tc>
         <w:tc>
           <w:tcPr>
-            <w:tcW w:type="dxa" w:w="6360"/>
-            <w:tcBorders>
-              <w:top w:val="single" w:color="CCCCCC" w:sz="1"/>
-              <w:left w:val="single" w:color="CCCCCC" w:sz="1"/>
-              <w:bottom w:val="single" w:color="CCCCCC" w:sz="1"/>
-              <w:right w:val="single" w:color="CCCCCC" w:sz="1"/>
-            </w:tcBorders>
-            <w:tcMar>
-              <w:top w:type="dxa" w:w="80"/>
-              <w:left w:type="dxa" w:w="120"/>
-              <w:bottom w:type="dxa" w:w="80"/>
-              <w:right w:type="dxa" w:w="120"/>
-            </w:tcMar>
-          </w:tcPr>
-          <w:p>
-            <w:r>
-              <w:rPr>
-                <w:b w:val="false"/>
-                <w:bCs w:val="false"/>
-                <w:sz w:val="22"/>
-                <w:szCs w:val="22"/>
-              </w:rPr>
-              <w:t xml:space="preserve">RP2040 internal RTC ±1% (~14min/day). rtc.calibration offset available once drift measured over 24h.</w:t>
+            <w:tcW w:type="dxa" w:w="6560"/>
+            <w:tcBorders>
+              <w:top w:val="single" w:color="CCCCCC" w:sz="1"/>
+              <w:left w:val="single" w:color="CCCCCC" w:sz="1"/>
+              <w:bottom w:val="single" w:color="CCCCCC" w:sz="1"/>
+              <w:right w:val="single" w:color="CCCCCC" w:sz="1"/>
+            </w:tcBorders>
+            <w:tcMar>
+              <w:top w:type="dxa" w:w="80"/>
+              <w:left w:type="dxa" w:w="120"/>
+              <w:bottom w:type="dxa" w:w="80"/>
+              <w:right w:type="dxa" w:w="120"/>
+            </w:tcMar>
+          </w:tcPr>
+          <w:p>
+            <w:r>
+              <w:rPr>
+                <w:b w:val="false"/>
+                <w:bCs w:val="false"/>
+                <w:sz w:val="22"/>
+                <w:szCs w:val="22"/>
+              </w:rPr>
+              <w:t xml:space="preserve">RP2040 internal RTC ±1% (~14min/day). Measure drift over 24h then apply rtc.calibration offset.</w:t>
+            </w:r>
+          </w:p>
+        </w:tc>
+      </w:tr>
+      <w:tr>
+        <w:tc>
+          <w:tcPr>
+            <w:tcW w:type="dxa" w:w="2800"/>
+            <w:tcBorders>
+              <w:top w:val="single" w:color="CCCCCC" w:sz="1"/>
+              <w:left w:val="single" w:color="CCCCCC" w:sz="1"/>
+              <w:bottom w:val="single" w:color="CCCCCC" w:sz="1"/>
+              <w:right w:val="single" w:color="CCCCCC" w:sz="1"/>
+            </w:tcBorders>
+            <w:tcMar>
+              <w:top w:type="dxa" w:w="80"/>
+              <w:left w:type="dxa" w:w="120"/>
+              <w:bottom w:type="dxa" w:w="80"/>
+              <w:right w:type="dxa" w:w="120"/>
+            </w:tcMar>
+          </w:tcPr>
+          <w:p>
+            <w:r>
+              <w:rPr>
+                <w:b w:val="false"/>
+                <w:bCs w:val="false"/>
+                <w:sz w:val="22"/>
+                <w:szCs w:val="22"/>
+              </w:rPr>
+              <w:t xml:space="preserve">Full charge detection</w:t>
+            </w:r>
+          </w:p>
+        </w:tc>
+        <w:tc>
+          <w:tcPr>
+            <w:tcW w:type="dxa" w:w="6560"/>
+            <w:tcBorders>
+              <w:top w:val="single" w:color="CCCCCC" w:sz="1"/>
+              <w:left w:val="single" w:color="CCCCCC" w:sz="1"/>
+              <w:bottom w:val="single" w:color="CCCCCC" w:sz="1"/>
+              <w:right w:val="single" w:color="CCCCCC" w:sz="1"/>
+            </w:tcBorders>
+            <w:tcMar>
+              <w:top w:type="dxa" w:w="80"/>
+              <w:left w:type="dxa" w:w="120"/>
+              <w:bottom w:type="dxa" w:w="80"/>
+              <w:right w:type="dxa" w:w="120"/>
+            </w:tcMar>
+          </w:tcPr>
+          <w:p>
+            <w:r>
+              <w:rPr>
+                <w:b w:val="false"/>
+                <w:bCs w:val="false"/>
+                <w:sz w:val="22"/>
+                <w:szCs w:val="22"/>
+              </w:rPr>
+              <w:t xml:space="preserve">Charger BFF voltage divider detects USB presence but not charge completion. Future: threshold comparison to detect 4.15–4.2V plateau.</w:t>
             </w:r>
           </w:p>
         </w:tc>

--- a/project_reference.docx
+++ b/project_reference.docx
@@ -396,7 +396,7 @@
                 <w:sz w:val="22"/>
                 <w:szCs w:val="22"/>
               </w:rPr>
-              <w:t xml:space="preserve">18-pin FPC, SPI, LITE pad wired to A0 for backlight PWM</w:t>
+              <w:t xml:space="preserve">18-pin FPC connector absorbed into custom SMD PCB. EYESPI BFF removed from stack. Stack is now QT Py → Charger BFF only.</w:t>
             </w:r>
           </w:p>
         </w:tc>
@@ -568,7 +568,7 @@
                 <w:sz w:val="22"/>
                 <w:szCs w:val="22"/>
               </w:rPr>
-              <w:t xml:space="preserve">IoT Button BFF (being replaced)</w:t>
+              <w:t xml:space="preserve">Adafruit slim tactile switch #1489 — custom SMD PCB</w:t>
             </w:r>
           </w:p>
         </w:tc>
@@ -624,7 +624,7 @@
                 <w:sz w:val="22"/>
                 <w:szCs w:val="22"/>
               </w:rPr>
-              <w:t xml:space="preserve">A2 — will be replaced with tactile switch</w:t>
+              <w:t xml:space="preserve">A2 and SDA — two tactile switches on custom SMD PCB. IoT Button BFF removed. PCB wired and working.</w:t>
             </w:r>
           </w:p>
         </w:tc>
@@ -3226,7 +3226,7 @@
                 <w:sz w:val="22"/>
                 <w:szCs w:val="22"/>
               </w:rPr>
-              <w:t xml:space="preserve">SDA/SCL/MI/MO</w:t>
+              <w:t xml:space="preserve">SDA / SCL / MISO</w:t>
             </w:r>
           </w:p>
         </w:tc>
@@ -3282,7 +3282,7 @@
                 <w:sz w:val="22"/>
                 <w:szCs w:val="22"/>
               </w:rPr>
-              <w:t xml:space="preserve">Unused</w:t>
+              <w:t xml:space="preserve">SDA — Button 2. SCL, MISO — unused.</w:t>
             </w:r>
           </w:p>
         </w:tc>
@@ -3310,7 +3310,7 @@
                 <w:sz w:val="22"/>
                 <w:szCs w:val="22"/>
               </w:rPr>
-              <w:t xml:space="preserve">Free</w:t>
+              <w:t xml:space="preserve">SDA in use / SCL, MISO free</w:t>
             </w:r>
           </w:p>
         </w:tc>
@@ -3437,7 +3437,7 @@
           <w:sz w:val="24"/>
           <w:szCs w:val="24"/>
         </w:rPr>
-        <w:t xml:space="preserve">No PWM conflicts. A3 (buzzer PWM5 A) and A2 (button PWM5 B) share slice 5 but A2 is digital input only. A0 (backlight PWM6 B) and A1 (motor PWM6 A) share slice 6 — both run at 1000 Hz so they share the slice cleanly. PWM on A1 allows variable motor strength via duty cycle. Five pins free for future expansion.</w:t>
+        <w:t xml:space="preserve">No PWM conflicts. A3 (buzzer PWM5 A) and A2 (button PWM5 B) share slice 5 but A2 is digital input only. A0 (backlight PWM6 B) and A1 (motor PWM6 A) share slice 6 — both run at 1000 Hz so they share the slice cleanly. SDA is Button 2 (board.SDA). SCL and MISO are free. If an RTC is added in a future iteration, SDA and SCL will both be needed for I2C — the SDA button would need remapping to MISO at that point.</w:t>
       </w:r>
     </w:p>
     <w:p/>
@@ -9868,7 +9868,7 @@
         <w:pStyle w:val="Heading2"/>
       </w:pPr>
       <w:r>
-        <w:t xml:space="preserve">Immediate — button swap (buttons arrived, PCB design in progress)</w:t>
+        <w:t xml:space="preserve">Immediate — custom SMD PCB (built and working)</w:t>
       </w:r>
     </w:p>
     <w:tbl>
@@ -10000,7 +10000,7 @@
                 <w:sz w:val="22"/>
                 <w:szCs w:val="22"/>
               </w:rPr>
-              <w:t xml:space="preserve">Stack becomes EYESPI BFF → QT Py → Charger BFF (3 boards).</w:t>
+              <w:t xml:space="preserve">IoT Button BFF removed. EYESPI BFF removed.</w:t>
             </w:r>
           </w:p>
         </w:tc>
@@ -10058,7 +10058,7 @@
                 <w:sz w:val="22"/>
                 <w:szCs w:val="22"/>
               </w:rPr>
-              <w:t xml:space="preserve">One leg to A2 castellated pad, other leg to GND. No resistor needed — internal pull-up in code.</w:t>
+              <w:t xml:space="preserve">Done. A2 — SKRPABE010 SMD tactile on custom PCB. Internal pull-up, no resistor.</w:t>
             </w:r>
           </w:p>
         </w:tc>
@@ -10116,7 +10116,7 @@
                 <w:sz w:val="22"/>
                 <w:szCs w:val="22"/>
               </w:rPr>
-              <w:t xml:space="preserve">One leg to SDA castellated pad, other leg to GND. Same wiring as Button 1.</w:t>
+              <w:t xml:space="preserve">Done. SDA — SKRPABE010 SMD tactile on custom PCB. Internal pull-up, no resistor.</w:t>
             </w:r>
           </w:p>
         </w:tc>
@@ -10174,7 +10174,7 @@
                 <w:sz w:val="22"/>
                 <w:szCs w:val="22"/>
               </w:rPr>
-              <w:t xml:space="preserve">One line only: btn_boot=digitalio.DigitalInOut(board.SDA) replacing board.BUTTON.</w:t>
+              <w:t xml:space="preserve">Done. btn_boot=digitalio.DigitalInOut(board.SDA) — confirmed working.</w:t>
             </w:r>
           </w:p>
         </w:tc>
@@ -10187,7 +10187,7 @@
           <w:sz w:val="24"/>
           <w:szCs w:val="24"/>
         </w:rPr>
-        <w:t xml:space="preserve">Decision made: BOOT button remapped to SDA. Parallel wire option rejected. Both buttons are fully independent tactile switches on castellated pads, giving full freedom over button placement in the case design.</w:t>
+        <w:t xml:space="preserve">Custom SMD PCB built and working. Contains: MMBT2222A motor driver circuit, MMBT2222A buzzer driver circuit (CSS-0575A-SMT magnetic transducer), two SKRPABE010 SMD tactile switches, 18-pin FPC connector (503480-1800) absorbing EYESPI BFF function. Stack is now QT Py → Charger BFF. Board size 30.25×31mm. PCB iteration 3 (SMD). Note: Adafruit slim tactile #1489 THT switches on hand as fallback if needed.</w:t>
       </w:r>
     </w:p>
     <w:p/>
@@ -10196,7 +10196,7 @@
         <w:pStyle w:val="Heading2"/>
       </w:pPr>
       <w:r>
-        <w:t xml:space="preserve">After button swap</w:t>
+        <w:t xml:space="preserve">Next — PCB iteration 4</w:t>
       </w:r>
     </w:p>
     <w:tbl>
@@ -10444,7 +10444,7 @@
                 <w:sz w:val="22"/>
                 <w:szCs w:val="22"/>
               </w:rPr>
-              <w:t xml:space="preserve">Informed by PCB and case design once button placement is finalised. Target: half-day (12 hours). Options: larger flat cell, curved LiPo in strap, two cells in parallel.</w:t>
+              <w:t xml:space="preserve">Informed by case design once PCB iteration 4 is complete. Target: half-day (12 hours). Options: larger flat cell, curved LiPo in strap, two cells in parallel.</w:t>
             </w:r>
           </w:p>
         </w:tc>
@@ -10503,6 +10503,64 @@
                 <w:szCs w:val="22"/>
               </w:rPr>
               <w:t xml:space="preserve">Currently 49151 (75%). Tune once watch is cased and wrist feel can be assessed properly.</w:t>
+            </w:r>
+          </w:p>
+        </w:tc>
+      </w:tr>
+      <w:tr>
+        <w:tc>
+          <w:tcPr>
+            <w:tcW w:type="dxa" w:w="2400"/>
+            <w:tcBorders>
+              <w:top w:val="single" w:color="CCCCCC" w:sz="1"/>
+              <w:left w:val="single" w:color="CCCCCC" w:sz="1"/>
+              <w:bottom w:val="single" w:color="CCCCCC" w:sz="1"/>
+              <w:right w:val="single" w:color="CCCCCC" w:sz="1"/>
+            </w:tcBorders>
+            <w:tcMar>
+              <w:top w:type="dxa" w:w="80"/>
+              <w:left w:type="dxa" w:w="120"/>
+              <w:bottom w:type="dxa" w:w="80"/>
+              <w:right w:type="dxa" w:w="120"/>
+            </w:tcMar>
+          </w:tcPr>
+          <w:p>
+            <w:r>
+              <w:rPr>
+                <w:b w:val="false"/>
+                <w:bCs w:val="false"/>
+                <w:sz w:val="22"/>
+                <w:szCs w:val="22"/>
+              </w:rPr>
+              <w:t xml:space="preserve">PCB iteration 4</w:t>
+            </w:r>
+          </w:p>
+        </w:tc>
+        <w:tc>
+          <w:tcPr>
+            <w:tcW w:type="dxa" w:w="6960"/>
+            <w:tcBorders>
+              <w:top w:val="single" w:color="CCCCCC" w:sz="1"/>
+              <w:left w:val="single" w:color="CCCCCC" w:sz="1"/>
+              <w:bottom w:val="single" w:color="CCCCCC" w:sz="1"/>
+              <w:right w:val="single" w:color="CCCCCC" w:sz="1"/>
+            </w:tcBorders>
+            <w:tcMar>
+              <w:top w:type="dxa" w:w="80"/>
+              <w:left w:type="dxa" w:w="120"/>
+              <w:bottom w:type="dxa" w:w="80"/>
+              <w:right w:type="dxa" w:w="120"/>
+            </w:tcMar>
+          </w:tcPr>
+          <w:p>
+            <w:r>
+              <w:rPr>
+                <w:b w:val="false"/>
+                <w:bCs w:val="false"/>
+                <w:sz w:val="22"/>
+                <w:szCs w:val="22"/>
+              </w:rPr>
+              <w:t xml:space="preserve">Iterate on PCB to remove EYESPI BFF from stack. Absorb SPI signals (SCK, MOSI, RX, TX, A0/LITE) and FPC connector directly onto the board. Stack target: QT Py → Charger BFF → custom PCB only.</w:t>
             </w:r>
           </w:p>
         </w:tc>
@@ -10705,64 +10763,6 @@
                 <w:szCs w:val="22"/>
               </w:rPr>
               <w:t xml:space="preserve">Cycle E2/A2/D3/G3/B3 on A2 press. Fix required: use fixed-width label format to prevent BAT label interference from variable lbl_note bounding box.</w:t>
-            </w:r>
-          </w:p>
-        </w:tc>
-      </w:tr>
-      <w:tr>
-        <w:tc>
-          <w:tcPr>
-            <w:tcW w:type="dxa" w:w="2800"/>
-            <w:tcBorders>
-              <w:top w:val="single" w:color="CCCCCC" w:sz="1"/>
-              <w:left w:val="single" w:color="CCCCCC" w:sz="1"/>
-              <w:bottom w:val="single" w:color="CCCCCC" w:sz="1"/>
-              <w:right w:val="single" w:color="CCCCCC" w:sz="1"/>
-            </w:tcBorders>
-            <w:tcMar>
-              <w:top w:type="dxa" w:w="80"/>
-              <w:left w:type="dxa" w:w="120"/>
-              <w:bottom w:type="dxa" w:w="80"/>
-              <w:right w:type="dxa" w:w="120"/>
-            </w:tcMar>
-          </w:tcPr>
-          <w:p>
-            <w:r>
-              <w:rPr>
-                <w:b w:val="false"/>
-                <w:bCs w:val="false"/>
-                <w:sz w:val="22"/>
-                <w:szCs w:val="22"/>
-              </w:rPr>
-              <w:t xml:space="preserve">RTC drift calibration</w:t>
-            </w:r>
-          </w:p>
-        </w:tc>
-        <w:tc>
-          <w:tcPr>
-            <w:tcW w:type="dxa" w:w="6560"/>
-            <w:tcBorders>
-              <w:top w:val="single" w:color="CCCCCC" w:sz="1"/>
-              <w:left w:val="single" w:color="CCCCCC" w:sz="1"/>
-              <w:bottom w:val="single" w:color="CCCCCC" w:sz="1"/>
-              <w:right w:val="single" w:color="CCCCCC" w:sz="1"/>
-            </w:tcBorders>
-            <w:tcMar>
-              <w:top w:type="dxa" w:w="80"/>
-              <w:left w:type="dxa" w:w="120"/>
-              <w:bottom w:type="dxa" w:w="80"/>
-              <w:right w:type="dxa" w:w="120"/>
-            </w:tcMar>
-          </w:tcPr>
-          <w:p>
-            <w:r>
-              <w:rPr>
-                <w:b w:val="false"/>
-                <w:bCs w:val="false"/>
-                <w:sz w:val="22"/>
-                <w:szCs w:val="22"/>
-              </w:rPr>
-              <w:t xml:space="preserve">RP2040 internal RTC ±1% (~14min/day). Measure drift over 24h then apply rtc.calibration offset.</w:t>
             </w:r>
           </w:p>
         </w:tc>

--- a/project_reference.docx
+++ b/project_reference.docx
@@ -10763,6 +10763,64 @@
                 <w:szCs w:val="22"/>
               </w:rPr>
               <w:t xml:space="preserve">Cycle E2/A2/D3/G3/B3 on A2 press. Fix required: use fixed-width label format to prevent BAT label interference from variable lbl_note bounding box.</w:t>
+            </w:r>
+          </w:p>
+        </w:tc>
+      </w:tr>
+      <w:tr>
+        <w:tc>
+          <w:tcPr>
+            <w:tcW w:type="dxa" w:w="2800"/>
+            <w:tcBorders>
+              <w:top w:val="single" w:color="CCCCCC" w:sz="1"/>
+              <w:left w:val="single" w:color="CCCCCC" w:sz="1"/>
+              <w:bottom w:val="single" w:color="CCCCCC" w:sz="1"/>
+              <w:right w:val="single" w:color="CCCCCC" w:sz="1"/>
+            </w:tcBorders>
+            <w:tcMar>
+              <w:top w:type="dxa" w:w="80"/>
+              <w:left w:type="dxa" w:w="120"/>
+              <w:bottom w:type="dxa" w:w="80"/>
+              <w:right w:type="dxa" w:w="120"/>
+            </w:tcMar>
+          </w:tcPr>
+          <w:p>
+            <w:r>
+              <w:rPr>
+                <w:b w:val="false"/>
+                <w:bCs w:val="false"/>
+                <w:sz w:val="22"/>
+                <w:szCs w:val="22"/>
+              </w:rPr>
+              <w:t xml:space="preserve">RTC drift calibration</w:t>
+            </w:r>
+          </w:p>
+        </w:tc>
+        <w:tc>
+          <w:tcPr>
+            <w:tcW w:type="dxa" w:w="6560"/>
+            <w:tcBorders>
+              <w:top w:val="single" w:color="CCCCCC" w:sz="1"/>
+              <w:left w:val="single" w:color="CCCCCC" w:sz="1"/>
+              <w:bottom w:val="single" w:color="CCCCCC" w:sz="1"/>
+              <w:right w:val="single" w:color="CCCCCC" w:sz="1"/>
+            </w:tcBorders>
+            <w:tcMar>
+              <w:top w:type="dxa" w:w="80"/>
+              <w:left w:type="dxa" w:w="120"/>
+              <w:bottom w:type="dxa" w:w="80"/>
+              <w:right w:type="dxa" w:w="120"/>
+            </w:tcMar>
+          </w:tcPr>
+          <w:p>
+            <w:r>
+              <w:rPr>
+                <w:b w:val="false"/>
+                <w:bCs w:val="false"/>
+                <w:sz w:val="22"/>
+                <w:szCs w:val="22"/>
+              </w:rPr>
+              <w:t xml:space="preserve">RP2040 internal RTC ±1% (~14min/day). Measure drift over 24h then apply rtc.calibration offset.</w:t>
             </w:r>
           </w:p>
         </w:tc>

--- a/project_reference.docx
+++ b/project_reference.docx
@@ -34,7 +34,7 @@
         <w:pStyle w:val="Heading2"/>
       </w:pPr>
       <w:r>
-        <w:t xml:space="preserve">Core components</w:t>
+        <w:t xml:space="preserve">Core components — Prototype 1</w:t>
       </w:r>
     </w:p>
     <w:tbl>
@@ -864,7 +864,469 @@
         <w:pStyle w:val="Heading2"/>
       </w:pPr>
       <w:r>
-        <w:t xml:space="preserve">Audio and feedback hardware</w:t>
+        <w:t xml:space="preserve">Core components — Prototype 2 (current)</w:t>
+      </w:r>
+    </w:p>
+    <w:tbl>
+      <w:tblPr>
+        <w:tblW w:type="dxa" w:w="9360"/>
+        <w:tblBorders>
+          <w:top w:val="single" w:color="auto" w:sz="4"/>
+          <w:left w:val="single" w:color="auto" w:sz="4"/>
+          <w:bottom w:val="single" w:color="auto" w:sz="4"/>
+          <w:right w:val="single" w:color="auto" w:sz="4"/>
+          <w:insideH w:val="single" w:color="CCCCCC" w:sz="1"/>
+          <w:insideV w:val="single" w:color="CCCCCC" w:sz="1"/>
+        </w:tblBorders>
+      </w:tblPr>
+      <w:tblGrid>
+        <w:gridCol w:w="2000"/>
+        <w:gridCol w:w="2800"/>
+        <w:gridCol w:w="800"/>
+        <w:gridCol w:w="3760"/>
+      </w:tblGrid>
+      <w:tr>
+        <w:tc>
+          <w:tcPr>
+            <w:tcW w:type="dxa" w:w="2000"/>
+          </w:tcPr>
+          <w:p>
+            <w:r>
+              <w:rPr>
+                <w:b/>
+                <w:sz w:val="22"/>
+                <w:szCs w:val="22"/>
+              </w:rPr>
+              <w:t>Component</w:t>
+            </w:r>
+          </w:p>
+        </w:tc>
+        <w:tc>
+          <w:tcPr>
+            <w:tcW w:type="dxa" w:w="2800"/>
+          </w:tcPr>
+          <w:p>
+            <w:r>
+              <w:rPr>
+                <w:b/>
+                <w:sz w:val="22"/>
+                <w:szCs w:val="22"/>
+              </w:rPr>
+              <w:t>Product</w:t>
+            </w:r>
+          </w:p>
+        </w:tc>
+        <w:tc>
+          <w:tcPr>
+            <w:tcW w:type="dxa" w:w="800"/>
+          </w:tcPr>
+          <w:p>
+            <w:r>
+              <w:rPr>
+                <w:b/>
+                <w:sz w:val="22"/>
+                <w:szCs w:val="22"/>
+              </w:rPr>
+              <w:t>ID</w:t>
+            </w:r>
+          </w:p>
+        </w:tc>
+        <w:tc>
+          <w:tcPr>
+            <w:tcW w:type="dxa" w:w="3760"/>
+          </w:tcPr>
+          <w:p>
+            <w:r>
+              <w:rPr>
+                <w:b/>
+                <w:sz w:val="22"/>
+                <w:szCs w:val="22"/>
+              </w:rPr>
+              <w:t>Notes</w:t>
+            </w:r>
+          </w:p>
+        </w:tc>
+      </w:tr>
+      <w:tr>
+        <w:tc>
+          <w:tcPr>
+            <w:tcW w:type="dxa" w:w="2000"/>
+          </w:tcPr>
+          <w:p>
+            <w:r>
+              <w:rPr>
+                <w:b w:val="false"/>
+                <w:sz w:val="22"/>
+                <w:szCs w:val="22"/>
+              </w:rPr>
+              <w:t>Microcontroller</w:t>
+            </w:r>
+          </w:p>
+        </w:tc>
+        <w:tc>
+          <w:tcPr>
+            <w:tcW w:type="dxa" w:w="2800"/>
+          </w:tcPr>
+          <w:p>
+            <w:r>
+              <w:rPr>
+                <w:b w:val="false"/>
+                <w:sz w:val="22"/>
+                <w:szCs w:val="22"/>
+              </w:rPr>
+              <w:t>Adafruit QT Py RP2040</w:t>
+            </w:r>
+          </w:p>
+        </w:tc>
+        <w:tc>
+          <w:tcPr>
+            <w:tcW w:type="dxa" w:w="800"/>
+          </w:tcPr>
+          <w:p>
+            <w:r>
+              <w:rPr>
+                <w:b w:val="false"/>
+                <w:sz w:val="22"/>
+                <w:szCs w:val="22"/>
+              </w:rPr>
+              <w:t>#4900</w:t>
+            </w:r>
+          </w:p>
+        </w:tc>
+        <w:tc>
+          <w:tcPr>
+            <w:tcW w:type="dxa" w:w="3760"/>
+          </w:tcPr>
+          <w:p>
+            <w:r>
+              <w:rPr>
+                <w:b w:val="false"/>
+                <w:sz w:val="22"/>
+                <w:szCs w:val="22"/>
+              </w:rPr>
+              <w:t xml:space="preserve">Unchanged from Prototype 1</w:t>
+            </w:r>
+          </w:p>
+        </w:tc>
+      </w:tr>
+      <w:tr>
+        <w:tc>
+          <w:tcPr>
+            <w:tcW w:type="dxa" w:w="2000"/>
+          </w:tcPr>
+          <w:p>
+            <w:r>
+              <w:rPr>
+                <w:b w:val="false"/>
+                <w:sz w:val="22"/>
+                <w:szCs w:val="22"/>
+              </w:rPr>
+              <w:t>Display</w:t>
+            </w:r>
+          </w:p>
+        </w:tc>
+        <w:tc>
+          <w:tcPr>
+            <w:tcW w:type="dxa" w:w="2800"/>
+          </w:tcPr>
+          <w:p>
+            <w:r>
+              <w:rPr>
+                <w:b w:val="false"/>
+                <w:sz w:val="22"/>
+                <w:szCs w:val="22"/>
+              </w:rPr>
+              <w:t xml:space="preserve">Adafruit 1.28” 240x240 Round TFT GC9A01A</w:t>
+            </w:r>
+          </w:p>
+        </w:tc>
+        <w:tc>
+          <w:tcPr>
+            <w:tcW w:type="dxa" w:w="800"/>
+          </w:tcPr>
+          <w:p>
+            <w:r>
+              <w:rPr>
+                <w:b w:val="false"/>
+                <w:sz w:val="22"/>
+                <w:szCs w:val="22"/>
+              </w:rPr>
+              <w:t>#6178</w:t>
+            </w:r>
+          </w:p>
+        </w:tc>
+        <w:tc>
+          <w:tcPr>
+            <w:tcW w:type="dxa" w:w="3760"/>
+          </w:tcPr>
+          <w:p>
+            <w:r>
+              <w:rPr>
+                <w:b w:val="false"/>
+                <w:sz w:val="22"/>
+                <w:szCs w:val="22"/>
+              </w:rPr>
+              <w:t xml:space="preserve">Temporary. PCB not round — does not fit watch case. To be replaced with bare round panel (e.g. Buydisplay ER-TFT1.28-2 or -3) on custom circular carrier PCB.</w:t>
+            </w:r>
+          </w:p>
+        </w:tc>
+      </w:tr>
+      <w:tr>
+        <w:tc>
+          <w:tcPr>
+            <w:tcW w:type="dxa" w:w="2000"/>
+          </w:tcPr>
+          <w:p>
+            <w:r>
+              <w:rPr>
+                <w:b w:val="false"/>
+                <w:sz w:val="22"/>
+                <w:szCs w:val="22"/>
+              </w:rPr>
+              <w:t>Display adapter</w:t>
+            </w:r>
+          </w:p>
+        </w:tc>
+        <w:tc>
+          <w:tcPr>
+            <w:tcW w:type="dxa" w:w="2800"/>
+          </w:tcPr>
+          <w:p>
+            <w:r>
+              <w:rPr>
+                <w:b w:val="false"/>
+                <w:sz w:val="22"/>
+                <w:szCs w:val="22"/>
+              </w:rPr>
+              <w:t xml:space="preserve">Custom SMD PCB (SMDv3)</w:t>
+            </w:r>
+          </w:p>
+        </w:tc>
+        <w:tc>
+          <w:tcPr>
+            <w:tcW w:type="dxa" w:w="800"/>
+          </w:tcPr>
+          <w:p>
+            <w:r>
+              <w:rPr>
+                <w:b w:val="false"/>
+                <w:sz w:val="22"/>
+                <w:szCs w:val="22"/>
+              </w:rPr>
+              <w:t>—</w:t>
+            </w:r>
+          </w:p>
+        </w:tc>
+        <w:tc>
+          <w:tcPr>
+            <w:tcW w:type="dxa" w:w="3760"/>
+          </w:tcPr>
+          <w:p>
+            <w:r>
+              <w:rPr>
+                <w:b w:val="false"/>
+                <w:sz w:val="22"/>
+                <w:szCs w:val="22"/>
+              </w:rPr>
+              <w:t xml:space="preserve">Absorbs EYESPI BFF function. 18-pin FPC connector (503480-1800), 30.25×31mm, SPI signals direct to QT Py castellated pads.</w:t>
+            </w:r>
+          </w:p>
+        </w:tc>
+      </w:tr>
+      <w:tr>
+        <w:tc>
+          <w:tcPr>
+            <w:tcW w:type="dxa" w:w="2000"/>
+          </w:tcPr>
+          <w:p>
+            <w:r>
+              <w:rPr>
+                <w:b w:val="false"/>
+                <w:sz w:val="22"/>
+                <w:szCs w:val="22"/>
+              </w:rPr>
+              <w:t>Buttons</w:t>
+            </w:r>
+          </w:p>
+        </w:tc>
+        <w:tc>
+          <w:tcPr>
+            <w:tcW w:type="dxa" w:w="2800"/>
+          </w:tcPr>
+          <w:p>
+            <w:r>
+              <w:rPr>
+                <w:b w:val="false"/>
+                <w:sz w:val="22"/>
+                <w:szCs w:val="22"/>
+              </w:rPr>
+              <w:t xml:space="preserve">Alps Alpine SKRPABE010 SMD tactile ×2</w:t>
+            </w:r>
+          </w:p>
+        </w:tc>
+        <w:tc>
+          <w:tcPr>
+            <w:tcW w:type="dxa" w:w="800"/>
+          </w:tcPr>
+          <w:p>
+            <w:r>
+              <w:rPr>
+                <w:b w:val="false"/>
+                <w:sz w:val="22"/>
+                <w:szCs w:val="22"/>
+              </w:rPr>
+              <w:t>—</w:t>
+            </w:r>
+          </w:p>
+        </w:tc>
+        <w:tc>
+          <w:tcPr>
+            <w:tcW w:type="dxa" w:w="3760"/>
+          </w:tcPr>
+          <w:p>
+            <w:r>
+              <w:rPr>
+                <w:b w:val="false"/>
+                <w:sz w:val="22"/>
+                <w:szCs w:val="22"/>
+              </w:rPr>
+              <w:t xml:space="preserve">A2 and SDA. 4.2×3.2mm SMD, 1.57N actuation force. On custom PCB. Internal pull-up, no resistor needed.</w:t>
+            </w:r>
+          </w:p>
+        </w:tc>
+      </w:tr>
+      <w:tr>
+        <w:tc>
+          <w:tcPr>
+            <w:tcW w:type="dxa" w:w="2000"/>
+          </w:tcPr>
+          <w:p>
+            <w:r>
+              <w:rPr>
+                <w:b w:val="false"/>
+                <w:sz w:val="22"/>
+                <w:szCs w:val="22"/>
+              </w:rPr>
+              <w:t>Battery charger</w:t>
+            </w:r>
+          </w:p>
+        </w:tc>
+        <w:tc>
+          <w:tcPr>
+            <w:tcW w:type="dxa" w:w="2800"/>
+          </w:tcPr>
+          <w:p>
+            <w:r>
+              <w:rPr>
+                <w:b w:val="false"/>
+                <w:sz w:val="22"/>
+                <w:szCs w:val="22"/>
+              </w:rPr>
+              <w:t xml:space="preserve">Adafruit LiIon/LiPoly Charger BFF</w:t>
+            </w:r>
+          </w:p>
+        </w:tc>
+        <w:tc>
+          <w:tcPr>
+            <w:tcW w:type="dxa" w:w="800"/>
+          </w:tcPr>
+          <w:p>
+            <w:r>
+              <w:rPr>
+                <w:b w:val="false"/>
+                <w:sz w:val="22"/>
+                <w:szCs w:val="22"/>
+              </w:rPr>
+              <w:t>#5397</w:t>
+            </w:r>
+          </w:p>
+        </w:tc>
+        <w:tc>
+          <w:tcPr>
+            <w:tcW w:type="dxa" w:w="3760"/>
+          </w:tcPr>
+          <w:p>
+            <w:r>
+              <w:rPr>
+                <w:b w:val="false"/>
+                <w:sz w:val="22"/>
+                <w:szCs w:val="22"/>
+              </w:rPr>
+              <w:t xml:space="preserve">Unchanged from Prototype 1. Stacks on QT Py back.</w:t>
+            </w:r>
+          </w:p>
+        </w:tc>
+      </w:tr>
+      <w:tr>
+        <w:tc>
+          <w:tcPr>
+            <w:tcW w:type="dxa" w:w="2000"/>
+          </w:tcPr>
+          <w:p>
+            <w:r>
+              <w:rPr>
+                <w:b w:val="false"/>
+                <w:sz w:val="22"/>
+                <w:szCs w:val="22"/>
+              </w:rPr>
+              <w:t>Battery</w:t>
+            </w:r>
+          </w:p>
+        </w:tc>
+        <w:tc>
+          <w:tcPr>
+            <w:tcW w:type="dxa" w:w="2800"/>
+          </w:tcPr>
+          <w:p>
+            <w:r>
+              <w:rPr>
+                <w:b w:val="false"/>
+                <w:sz w:val="22"/>
+                <w:szCs w:val="22"/>
+              </w:rPr>
+              <w:t xml:space="preserve">Adafruit 400mAh LiPo</w:t>
+            </w:r>
+          </w:p>
+        </w:tc>
+        <w:tc>
+          <w:tcPr>
+            <w:tcW w:type="dxa" w:w="800"/>
+          </w:tcPr>
+          <w:p>
+            <w:r>
+              <w:rPr>
+                <w:b w:val="false"/>
+                <w:sz w:val="22"/>
+                <w:szCs w:val="22"/>
+              </w:rPr>
+              <w:t>#3898</w:t>
+            </w:r>
+          </w:p>
+        </w:tc>
+        <w:tc>
+          <w:tcPr>
+            <w:tcW w:type="dxa" w:w="3760"/>
+          </w:tcPr>
+          <w:p>
+            <w:r>
+              <w:rPr>
+                <w:b w:val="false"/>
+                <w:sz w:val="22"/>
+                <w:szCs w:val="22"/>
+              </w:rPr>
+              <w:t xml:space="preserve">Unchanged from Prototype 1.</w:t>
+            </w:r>
+          </w:p>
+        </w:tc>
+      </w:tr>
+    </w:tbl>
+    <w:p/>
+    <w:p>
+      <w:pPr>
+        <w:pStyle w:val="Heading2"/>
+      </w:pPr>
+      <w:r>
+        <w:t xml:space="preserve">Audio and feedback hardware — Prototype 1</w:t>
       </w:r>
     </w:p>
     <w:tbl>
@@ -1352,7 +1814,283 @@
         <w:pStyle w:val="Heading2"/>
       </w:pPr>
       <w:r>
-        <w:t xml:space="preserve">Transistor circuit — vibration motor</w:t>
+        <w:t xml:space="preserve">Audio and feedback hardware — Prototype 2 (current)</w:t>
+      </w:r>
+    </w:p>
+    <w:tbl>
+      <w:tblPr>
+        <w:tblW w:type="dxa" w:w="9360"/>
+        <w:tblBorders>
+          <w:top w:val="single" w:color="auto" w:sz="4"/>
+          <w:left w:val="single" w:color="auto" w:sz="4"/>
+          <w:bottom w:val="single" w:color="auto" w:sz="4"/>
+          <w:right w:val="single" w:color="auto" w:sz="4"/>
+          <w:insideH w:val="single" w:color="CCCCCC" w:sz="1"/>
+          <w:insideV w:val="single" w:color="CCCCCC" w:sz="1"/>
+        </w:tblBorders>
+      </w:tblPr>
+      <w:tblGrid>
+        <w:gridCol w:w="1800"/>
+        <w:gridCol w:w="2200"/>
+        <w:gridCol w:w="760"/>
+        <w:gridCol w:w="4600"/>
+      </w:tblGrid>
+      <w:tr>
+        <w:tc>
+          <w:tcPr>
+            <w:tcW w:type="dxa" w:w="1800"/>
+          </w:tcPr>
+          <w:p>
+            <w:r>
+              <w:rPr>
+                <w:b/>
+                <w:sz w:val="22"/>
+                <w:szCs w:val="22"/>
+              </w:rPr>
+              <w:t>Component</w:t>
+            </w:r>
+          </w:p>
+        </w:tc>
+        <w:tc>
+          <w:tcPr>
+            <w:tcW w:type="dxa" w:w="2200"/>
+          </w:tcPr>
+          <w:p>
+            <w:r>
+              <w:rPr>
+                <w:b/>
+                <w:sz w:val="22"/>
+                <w:szCs w:val="22"/>
+              </w:rPr>
+              <w:t>Part</w:t>
+            </w:r>
+          </w:p>
+        </w:tc>
+        <w:tc>
+          <w:tcPr>
+            <w:tcW w:type="dxa" w:w="760"/>
+          </w:tcPr>
+          <w:p>
+            <w:r>
+              <w:rPr>
+                <w:b/>
+                <w:sz w:val="22"/>
+                <w:szCs w:val="22"/>
+              </w:rPr>
+              <w:t>Pin</w:t>
+            </w:r>
+          </w:p>
+        </w:tc>
+        <w:tc>
+          <w:tcPr>
+            <w:tcW w:type="dxa" w:w="4600"/>
+          </w:tcPr>
+          <w:p>
+            <w:r>
+              <w:rPr>
+                <w:b/>
+                <w:sz w:val="22"/>
+                <w:szCs w:val="22"/>
+              </w:rPr>
+              <w:t>Notes</w:t>
+            </w:r>
+          </w:p>
+        </w:tc>
+      </w:tr>
+      <w:tr>
+        <w:tc>
+          <w:tcPr>
+            <w:tcW w:type="dxa" w:w="1800"/>
+          </w:tcPr>
+          <w:p>
+            <w:r>
+              <w:rPr>
+                <w:b w:val="false"/>
+                <w:sz w:val="22"/>
+                <w:szCs w:val="22"/>
+              </w:rPr>
+              <w:t>Vibration motor</w:t>
+            </w:r>
+          </w:p>
+        </w:tc>
+        <w:tc>
+          <w:tcPr>
+            <w:tcW w:type="dxa" w:w="2200"/>
+          </w:tcPr>
+          <w:p>
+            <w:r>
+              <w:rPr>
+                <w:b w:val="false"/>
+                <w:sz w:val="22"/>
+                <w:szCs w:val="22"/>
+              </w:rPr>
+              <w:t xml:space="preserve">C0720B001F SMD ERM 7mm</w:t>
+            </w:r>
+          </w:p>
+        </w:tc>
+        <w:tc>
+          <w:tcPr>
+            <w:tcW w:type="dxa" w:w="760"/>
+          </w:tcPr>
+          <w:p>
+            <w:r>
+              <w:rPr>
+                <w:b w:val="false"/>
+                <w:sz w:val="22"/>
+                <w:szCs w:val="22"/>
+              </w:rPr>
+              <w:t>A1</w:t>
+            </w:r>
+          </w:p>
+        </w:tc>
+        <w:tc>
+          <w:tcPr>
+            <w:tcW w:type="dxa" w:w="4600"/>
+          </w:tcPr>
+          <w:p>
+            <w:r>
+              <w:rPr>
+                <w:b w:val="false"/>
+                <w:sz w:val="22"/>
+                <w:szCs w:val="22"/>
+              </w:rPr>
+              <w:t xml:space="preserve">MMBT2222A (SOT-23) driver, SS14 flyback diode, 100Ω 0805 base resistor. All on custom PCB. 7×2mm, 3V, 48mA, 0.4G.</w:t>
+            </w:r>
+          </w:p>
+        </w:tc>
+      </w:tr>
+      <w:tr>
+        <w:tc>
+          <w:tcPr>
+            <w:tcW w:type="dxa" w:w="1800"/>
+          </w:tcPr>
+          <w:p>
+            <w:r>
+              <w:rPr>
+                <w:b w:val="false"/>
+                <w:sz w:val="22"/>
+                <w:szCs w:val="22"/>
+              </w:rPr>
+              <w:t>Magnetic buzzer</w:t>
+            </w:r>
+          </w:p>
+        </w:tc>
+        <w:tc>
+          <w:tcPr>
+            <w:tcW w:type="dxa" w:w="2200"/>
+          </w:tcPr>
+          <w:p>
+            <w:r>
+              <w:rPr>
+                <w:b w:val="false"/>
+                <w:sz w:val="22"/>
+                <w:szCs w:val="22"/>
+              </w:rPr>
+              <w:t xml:space="preserve">Same Sky CSS-0575A-SMT-TR</w:t>
+            </w:r>
+          </w:p>
+        </w:tc>
+        <w:tc>
+          <w:tcPr>
+            <w:tcW w:type="dxa" w:w="760"/>
+          </w:tcPr>
+          <w:p>
+            <w:r>
+              <w:rPr>
+                <w:b w:val="false"/>
+                <w:sz w:val="22"/>
+                <w:szCs w:val="22"/>
+              </w:rPr>
+              <w:t>A3</w:t>
+            </w:r>
+          </w:p>
+        </w:tc>
+        <w:tc>
+          <w:tcPr>
+            <w:tcW w:type="dxa" w:w="4600"/>
+          </w:tcPr>
+          <w:p>
+            <w:r>
+              <w:rPr>
+                <w:b w:val="false"/>
+                <w:sz w:val="22"/>
+                <w:szCs w:val="22"/>
+              </w:rPr>
+              <w:t xml:space="preserve">MMBT2222A (SOT-23) driver, SS14 flyback diode, 100Ω 0805 base resistor. All on custom PCB. 5mm SMD magnetic transducer, up to 95mA. Better response at 660/880Hz than piezo. Requires transistor driver — cannot drive direct from GPIO.</w:t>
+            </w:r>
+          </w:p>
+        </w:tc>
+      </w:tr>
+      <w:tr>
+        <w:tc>
+          <w:tcPr>
+            <w:tcW w:type="dxa" w:w="1800"/>
+          </w:tcPr>
+          <w:p>
+            <w:r>
+              <w:rPr>
+                <w:b w:val="false"/>
+                <w:sz w:val="22"/>
+                <w:szCs w:val="22"/>
+              </w:rPr>
+              <w:t>Backlight</w:t>
+            </w:r>
+          </w:p>
+        </w:tc>
+        <w:tc>
+          <w:tcPr>
+            <w:tcW w:type="dxa" w:w="2200"/>
+          </w:tcPr>
+          <w:p>
+            <w:r>
+              <w:rPr>
+                <w:b w:val="false"/>
+                <w:sz w:val="22"/>
+                <w:szCs w:val="22"/>
+              </w:rPr>
+              <w:t xml:space="preserve">FPC pin 2 (BACKLITE) via custom PCB</w:t>
+            </w:r>
+          </w:p>
+        </w:tc>
+        <w:tc>
+          <w:tcPr>
+            <w:tcW w:type="dxa" w:w="760"/>
+          </w:tcPr>
+          <w:p>
+            <w:r>
+              <w:rPr>
+                <w:b w:val="false"/>
+                <w:sz w:val="22"/>
+                <w:szCs w:val="22"/>
+              </w:rPr>
+              <w:t>A0</w:t>
+            </w:r>
+          </w:p>
+        </w:tc>
+        <w:tc>
+          <w:tcPr>
+            <w:tcW w:type="dxa" w:w="4600"/>
+          </w:tcPr>
+          <w:p>
+            <w:r>
+              <w:rPr>
+                <w:b w:val="false"/>
+                <w:sz w:val="22"/>
+                <w:szCs w:val="22"/>
+              </w:rPr>
+              <w:t xml:space="preserve">PWM dimming via FPC connector on custom PCB. MOSFET backlight switch on PCB. Routed from A0 castellated pad.</w:t>
+            </w:r>
+          </w:p>
+        </w:tc>
+      </w:tr>
+    </w:tbl>
+    <w:p/>
+    <w:p>
+      <w:pPr>
+        <w:pStyle w:val="Heading2"/>
+      </w:pPr>
+      <w:r>
+        <w:t xml:space="preserve">Transistor circuit — vibration motor and buzzer</w:t>
       </w:r>
     </w:p>
     <w:tbl>
@@ -1514,7 +2252,7 @@
                 <w:sz w:val="22"/>
                 <w:szCs w:val="22"/>
               </w:rPr>
-              <w:t xml:space="preserve">2N2222</w:t>
+              <w:t xml:space="preserve">MMBT2222A (SOT-23)</w:t>
             </w:r>
           </w:p>
         </w:tc>
@@ -1542,7 +2280,7 @@
                 <w:sz w:val="22"/>
                 <w:szCs w:val="22"/>
               </w:rPr>
-              <w:t xml:space="preserve">Switches 60 mA motor load from 3 mA GPIO signal</w:t>
+              <w:t xml:space="preserve">Switches motor (60mA) and buzzer (95mA) loads from 3mA GPIO signal. One per circuit — motor on A1, buzzer on A3.</w:t>
             </w:r>
           </w:p>
         </w:tc>
@@ -1686,7 +2424,7 @@
                 <w:sz w:val="22"/>
                 <w:szCs w:val="22"/>
               </w:rPr>
-              <w:t xml:space="preserve">1N4007</w:t>
+              <w:t xml:space="preserve">SS14 (SMA)</w:t>
             </w:r>
           </w:p>
         </w:tc>
@@ -1714,7 +2452,7 @@
                 <w:sz w:val="22"/>
                 <w:szCs w:val="22"/>
               </w:rPr>
-              <w:t xml:space="preserve">Clamps voltage spike when motor switches off</w:t>
+              <w:t xml:space="preserve">Clamps voltage spike when motor or buzzer switches off. Schottky — lower forward voltage than 1N4007. One per circuit.</w:t>
             </w:r>
           </w:p>
         </w:tc>
@@ -1727,7 +2465,7 @@
           <w:sz w:val="24"/>
           <w:szCs w:val="24"/>
         </w:rPr>
-        <w:t xml:space="preserve">Pin order (2N2222, flat face toward you, left to right): Emitter — Base — Collector.</w:t>
+        <w:t xml:space="preserve">MMBT2222A SOT-23 pinout (flat face up, pins down): pin 1 = Base, pin 2 = Emitter, pin 3 = Collector. Two identical circuits on custom PCB — Q1 for motor (A1), Q2 for buzzer (A3).</w:t>
       </w:r>
     </w:p>
     <w:p>
@@ -2826,7 +3564,7 @@
                 <w:sz w:val="22"/>
                 <w:szCs w:val="22"/>
               </w:rPr>
-              <w:t xml:space="preserve">Button + Charger BFF voltage divider</w:t>
+              <w:t xml:space="preserve">Button 1 (SKRPABE010, custom PCB)</w:t>
             </w:r>
           </w:p>
         </w:tc>
@@ -2940,7 +3678,7 @@
                 <w:sz w:val="22"/>
                 <w:szCs w:val="22"/>
               </w:rPr>
-              <w:t xml:space="preserve">Passive buzzer (variable-freq PWM)</w:t>
+              <w:t xml:space="preserve">Magnetic buzzer via transistor (CSS-0575A-SMT, variable-freq PWM)</w:t>
             </w:r>
           </w:p>
         </w:tc>
@@ -3054,7 +3792,7 @@
                 <w:sz w:val="22"/>
                 <w:szCs w:val="22"/>
               </w:rPr>
-              <w:t xml:space="preserve">Onboard boot button</w:t>
+              <w:t xml:space="preserve">Onboard boot button — not used (replaced by SDA tactile)</w:t>
             </w:r>
           </w:p>
         </w:tc>
@@ -5544,7 +6282,7 @@
           <w:sz w:val="24"/>
           <w:szCs w:val="24"/>
         </w:rPr>
-        <w:t xml:space="preserve">tone(880Hz, 60ms) on downbeat. tone(660Hz, 60ms) on regular beats. Passive buzzer on A3.</w:t>
+        <w:t xml:space="preserve">tone(880Hz, 60ms) on downbeat. tone(660Hz, 60ms) on regular beats. Magnetic buzzer (CSS-0575A-SMT) on A3 via MMBT2222A transistor.</w:t>
       </w:r>
     </w:p>
     <w:p>

--- a/project_reference.docx
+++ b/project_reference.docx
@@ -1066,7 +1066,7 @@
                 <w:sz w:val="22"/>
                 <w:szCs w:val="22"/>
               </w:rPr>
-              <w:t xml:space="preserve">Temporary. PCB not round — does not fit watch case. To be replaced with bare round panel (e.g. Buydisplay ER-TFT1.28-2 or -3) on custom circular carrier PCB.</w:t>
+              <w:t xml:space="preserve">Temporary. Current PCB (SMDv3) uses Adafruit #6178 only — 18-pin FPC connector. PCB iteration 4 targets ER-TFT1.28-2 (24-pin, 0.5mm pitch). PCB iteration 5 targets ER-TFT1.09-2 (15-pin, 0.5mm pitch). Both Buydisplay panels use GC9A01 COG driver, 4-wire SPI, same code throughout.</w:t>
             </w:r>
           </w:p>
         </w:tc>
@@ -11298,7 +11298,63 @@
                 <w:sz w:val="22"/>
                 <w:szCs w:val="22"/>
               </w:rPr>
-              <w:t xml:space="preserve">Iterate on PCB to remove EYESPI BFF from stack. Absorb SPI signals (SCK, MOSI, RX, TX, A0/LITE) and FPC connector directly onto the board. Stack target: QT Py → Charger BFF → custom PCB only.</w:t>
+              <w:t xml:space="preserve">Iterate on PCB for ER-TFT1.28-2 round display. 24-pin 0.5mm pitch FPC connector replaces current 18-pin 503480-1800. Button positions driven by case design. Round case form factor. Absorbs EYESPI BFF function. Stack target: QT Py → Charger BFF → custom PCB only. Same circuit as current board — FPC connector and display traces change.</w:t>
+            </w:r>
+          </w:p>
+        </w:tc>
+      </w:tr>
+      <w:tr>
+        <w:tc>
+          <w:tcPr>
+            <w:tcW w:type="dxa" w:w="2400"/>
+            <w:tcBorders>
+              <w:top w:val="single" w:color="CCCCCC" w:sz="1"/>
+              <w:left w:val="single" w:color="CCCCCC" w:sz="1"/>
+              <w:bottom w:val="single" w:color="CCCCCC" w:sz="1"/>
+              <w:right w:val="single" w:color="CCCCCC" w:sz="1"/>
+            </w:tcBorders>
+            <w:tcMar>
+              <w:top w:type="dxa" w:w="80"/>
+              <w:left w:type="dxa" w:w="120"/>
+              <w:bottom w:type="dxa" w:w="80"/>
+              <w:right w:type="dxa" w:w="120"/>
+            </w:tcMar>
+          </w:tcPr>
+          <w:p>
+            <w:r>
+              <w:rPr>
+                <w:b w:val="false"/>
+                <w:sz w:val="22"/>
+                <w:szCs w:val="22"/>
+              </w:rPr>
+              <w:t xml:space="preserve">PCB iteration 5</w:t>
+            </w:r>
+          </w:p>
+        </w:tc>
+        <w:tc>
+          <w:tcPr>
+            <w:tcW w:type="dxa" w:w="6960"/>
+            <w:tcBorders>
+              <w:top w:val="single" w:color="CCCCCC" w:sz="1"/>
+              <w:left w:val="single" w:color="CCCCCC" w:sz="1"/>
+              <w:bottom w:val="single" w:color="CCCCCC" w:sz="1"/>
+              <w:right w:val="single" w:color="CCCCCC" w:sz="1"/>
+            </w:tcBorders>
+            <w:tcMar>
+              <w:top w:type="dxa" w:w="80"/>
+              <w:left w:type="dxa" w:w="120"/>
+              <w:bottom w:type="dxa" w:w="80"/>
+              <w:right w:type="dxa" w:w="120"/>
+            </w:tcMar>
+          </w:tcPr>
+          <w:p>
+            <w:r>
+              <w:rPr>
+                <w:b w:val="false"/>
+                <w:sz w:val="22"/>
+                <w:szCs w:val="22"/>
+              </w:rPr>
+              <w:t xml:space="preserve">Revision of iteration 4 for ER-TFT1.09-2 smaller display. 15-pin 0.5mm pitch FPC connector. Smaller round case. Same circuit throughout — only FPC connector, display traces, and board dimensions change from iteration 4.</w:t>
             </w:r>
           </w:p>
         </w:tc>

--- a/project_reference.docx
+++ b/project_reference.docx
@@ -1066,7 +1066,7 @@
                 <w:sz w:val="22"/>
                 <w:szCs w:val="22"/>
               </w:rPr>
-              <w:t xml:space="preserve">Temporary. Current PCB (SMDv3) uses Adafruit #6178 only — 18-pin FPC connector. PCB iteration 4 targets ER-TFT1.28-2 (24-pin, 0.5mm pitch). PCB iteration 5 targets ER-TFT1.09-2 (15-pin, 0.5mm pitch). Both Buydisplay panels use GC9A01 COG driver, 4-wire SPI, same code throughout.</w:t>
+              <w:t xml:space="preserve">Temporary. Current PCB (SMDv3) uses Adafruit #6178 only — 18-pin FPC connector. PCB iteration 4 targets ER-TFT1.28-3 (15-pin, 0.5mm pitch) — complete, ready for fabrication. PCB iteration 5 targets ER-TFT1.09-2 (15-pin, 0.5mm pitch). Both Buydisplay panels use GC9A01 COG driver, 4-wire SPI, same code throughout. Note: LEDA/LEDK pins 2 and 3 are swapped between the two panels.</w:t>
             </w:r>
           </w:p>
         </w:tc>
@@ -10934,7 +10934,7 @@
         <w:pStyle w:val="Heading2"/>
       </w:pPr>
       <w:r>
-        <w:t xml:space="preserve">Next — PCB iteration 4</w:t>
+        <w:t xml:space="preserve">Next — PCB iteration 5</w:t>
       </w:r>
     </w:p>
     <w:tbl>
@@ -11298,7 +11298,7 @@
                 <w:sz w:val="22"/>
                 <w:szCs w:val="22"/>
               </w:rPr>
-              <w:t xml:space="preserve">Iterate on PCB for ER-TFT1.28-2 round display. 24-pin 0.5mm pitch FPC connector replaces current 18-pin 503480-1800. Button positions driven by case design. Round case form factor. Absorbs EYESPI BFF function. Stack target: QT Py → Charger BFF → custom PCB only. Same circuit as current board — FPC connector and display traces change.</w:t>
+              <w:t xml:space="preserve">Complete — ready for fabrication. SMDv4a. ER-TFT1.28-3 display (15-pin, 0.5mm pitch Molex 5051102491 FPC connector). Double-sided PCB, 6 vias, 77 segments. PinSocket_1x07 headers for QT Py dock (USB faces board edge). Buttons at case-driven coordinates. GND copper pour both layers. DRC clean — 0 errors, 0 warnings.</w:t>
             </w:r>
           </w:p>
         </w:tc>
@@ -11354,7 +11354,7 @@
                 <w:sz w:val="22"/>
                 <w:szCs w:val="22"/>
               </w:rPr>
-              <w:t xml:space="preserve">Revision of iteration 4 for ER-TFT1.09-2 smaller display. 15-pin 0.5mm pitch FPC connector. Smaller round case. Same circuit throughout — only FPC connector, display traces, and board dimensions change from iteration 4.</w:t>
+              <w:t xml:space="preserve">Active next step. Revision of iteration 4 (SMDv4a) for ER-TFT1.09-2 smaller display. 15-pin 0.5mm pitch Molex 5051101592 FPC connector. Smaller round case. LEDA/LEDK swapped vs iteration 4 — pins 2 and 3 reversed. Same circuit throughout — FPC connector, display traces, and board dimensions change from iteration 4.</w:t>
             </w:r>
           </w:p>
         </w:tc>

--- a/project_reference.docx
+++ b/project_reference.docx
@@ -2078,7 +2078,7 @@
                 <w:sz w:val="22"/>
                 <w:szCs w:val="22"/>
               </w:rPr>
-              <w:t xml:space="preserve">PWM dimming via FPC connector on custom PCB. MOSFET backlight switch on PCB. Routed from A0 castellated pad.</w:t>
+              <w:t xml:space="preserve">PWM dimming via A0 through Q3 BSS138 MOSFET and R3 10kΩ gate resistor. R5 10Ω current limiting resistor between 3.3V and LEDA. R4 10kΩ pull-up on RESET pin. Circuit missing in SMDv4a — added in SMDv5.</w:t>
             </w:r>
           </w:p>
         </w:tc>
@@ -11298,7 +11298,7 @@
                 <w:sz w:val="22"/>
                 <w:szCs w:val="22"/>
               </w:rPr>
-              <w:t xml:space="preserve">Complete — ready for fabrication. SMDv4a. ER-TFT1.28-3 display (15-pin, 0.5mm pitch Molex 5051102491 FPC connector). Double-sided PCB, 6 vias, 77 segments. PinSocket_1x07 headers for QT Py dock (USB faces board edge). Buttons at case-driven coordinates. GND copper pour both layers. DRC clean — 0 errors, 0 warnings.</w:t>
+              <w:t xml:space="preserve">Complete — built and tested. SMDv4a. ER-TFT1.28-3 display (15-pin, 0.5mm pitch Molex 5051102491 FPC connector). Double-sided PCB, 6 vias, 77 segments. PinSocket_1x07 headers for QT Py dock (USB faces board edge). Buttons, motor, buzzer all confirmed working. Display non-functional — two design gaps found: (1) RESET pin 9 floating, needs 10k pull-up to 3.3V or GPIO connection via MISO. (2) No backlight circuit — missing R3 (10k gate resistor), R4 (10k reset pull-up), R5 (10Ω backlight current limiting resistor), Q3 (BSS138 SOT-23 N-channel MOSFET). All values sourced from Adafruit round display Eagle schematic. Parts ordered for SMDv5.</w:t>
             </w:r>
           </w:p>
         </w:tc>
@@ -11354,12 +11354,75 @@
                 <w:sz w:val="22"/>
                 <w:szCs w:val="22"/>
               </w:rPr>
-              <w:t xml:space="preserve">Active next step. Revision of iteration 4 (SMDv4a) for ER-TFT1.09-2 smaller display. 15-pin 0.5mm pitch Molex 5051101592 FPC connector. Smaller round case. LEDA/LEDK swapped vs iteration 4 — pins 2 and 3 reversed. Same circuit throughout — FPC connector, display traces, and board dimensions change from iteration 4.</w:t>
+              <w:t xml:space="preserve">Active next step. Revision of iteration 4 (SMDv4a) for ER-TFT1.09-2 smaller display. 15-pin 0.5mm pitch Molex 5051101592 FPC connector. Smaller round case. LEDA/LEDK swapped vs iteration 4 — pins 2 and 3 reversed. New display circuit additions required: R3 (10kΩ BSS138 gate resistor, A0 to gate), R4 (10kΩ RESET pull-up, pin 9 to 3.3V), R5 (10Ω backlight current limiter, 3.3V to LEDA), Q3 (BSS138 SOT-23, drain to LEDK, source to GND, gate via R3 from A0). RESET pin 9 connected to 3.3V via R4. Code update: backlight PWMOut on A0 drives Q3 gate via R3. All values from Adafruit round display Eagle schematic.</w:t>
             </w:r>
           </w:p>
         </w:tc>
       </w:tr>
     </w:tbl>
+    <w:p/>
+    <w:p>
+      <w:pPr>
+        <w:pStyle w:val="Heading2"/>
+      </w:pPr>
+      <w:r>
+        <w:t xml:space="preserve">Lessons Learned — SMDv4a</w:t>
+      </w:r>
+    </w:p>
+    <w:p>
+      <w:r>
+        <w:rPr>
+          <w:sz w:val="22"/>
+          <w:szCs w:val="22"/>
+        </w:rPr>
+        <w:t xml:space="preserve">1. Display circuit is incomplete without reset and backlight circuits. When moving from a BFF/breakout to a custom carrier PCB all supporting components must be explicitly added — they are not automatic.</w:t>
+      </w:r>
+    </w:p>
+    <w:p>
+      <w:r>
+        <w:rPr>
+          <w:sz w:val="22"/>
+          <w:szCs w:val="22"/>
+        </w:rPr>
+        <w:t xml:space="preserve">2. RESET pin must be pulled high (10kΩ to 3.3V via R4) or driven by GPIO (MISO). Floating RESET prevents display from coming out of reset even when SPI communication succeeds.</w:t>
+      </w:r>
+    </w:p>
+    <w:p>
+      <w:r>
+        <w:rPr>
+          <w:sz w:val="22"/>
+          <w:szCs w:val="22"/>
+        </w:rPr>
+        <w:t xml:space="preserve">3. Backlight LED requires current limiting (R5 10Ω) and MOSFET switching (Q3 BSS138) for PWM control from A0. Direct connection of LEDA to 3.3V will not illuminate reliably.</w:t>
+      </w:r>
+    </w:p>
+    <w:p>
+      <w:r>
+        <w:rPr>
+          <w:sz w:val="22"/>
+          <w:szCs w:val="22"/>
+        </w:rPr>
+        <w:t xml:space="preserve">4. Always verify diode/LED circuits with fresh multimeter batteries. Dead batteries give false readings in diode mode.</w:t>
+      </w:r>
+    </w:p>
+    <w:p>
+      <w:r>
+        <w:rPr>
+          <w:sz w:val="22"/>
+          <w:szCs w:val="22"/>
+        </w:rPr>
+        <w:t xml:space="preserve">5. Reflow at 250°C to remove a misplaced component risks reflowing all Maker Paste joints (liquidus 140°C) simultaneously. Place all SMD components carefully before first reflow.</w:t>
+      </w:r>
+    </w:p>
+    <w:p>
+      <w:r>
+        <w:rPr>
+          <w:sz w:val="22"/>
+          <w:szCs w:val="22"/>
+        </w:rPr>
+        <w:t xml:space="preserve">6. When reviewing a source schematic for component values, check ALL supporting circuits — not just the signal connections.</w:t>
+      </w:r>
+    </w:p>
     <w:p/>
     <w:p>
       <w:pPr>

--- a/project_reference.docx
+++ b/project_reference.docx
@@ -10934,7 +10934,7 @@
         <w:pStyle w:val="Heading2"/>
       </w:pPr>
       <w:r>
-        <w:t xml:space="preserve">Next — PCB iteration 5</w:t>
+        <w:t xml:space="preserve">Recent — PCB iterations 4 and 5</w:t>
       </w:r>
     </w:p>
     <w:tbl>
@@ -11354,7 +11354,7 @@
                 <w:sz w:val="22"/>
                 <w:szCs w:val="22"/>
               </w:rPr>
-              <w:t xml:space="preserve">Active next step. Revision of iteration 4 (SMDv4a) for ER-TFT1.09-2 smaller display. 15-pin 0.5mm pitch Molex 5051101592 FPC connector. Smaller round case. LEDA/LEDK swapped vs iteration 4 — pins 2 and 3 reversed. New display circuit additions required: R3 (10kΩ BSS138 gate resistor, A0 to gate), R4 (10kΩ RESET pull-up, pin 9 to 3.3V), R5 (10Ω backlight current limiter, 3.3V to LEDA), Q3 (BSS138 SOT-23, drain to LEDK, source to GND, gate via R3 from A0). RESET pin 9 connected to 3.3V via R4. Code update: backlight PWMOut on A0 drives Q3 gate via R3. All values from Adafruit round display Eagle schematic.</w:t>
+              <w:t xml:space="preserve">Sent for fabrication. SMDv5a. ER-TFT1.09-2 smaller display. 15-pin 0.5mm pitch Molex 5051101592 FPC connector. Smaller round case. LEDA/LEDK swapped vs iteration 4 — pins 2 and 3 reversed. Display circuit added: R3 (10kΩ BSS138 gate resistor, A0 to gate), R4 (10kΩ RESET pull-up, pin 9 to 3.3V), R5 (10Ω backlight current limiter, 3.3V to LEDA), Q3 (BSS138 SOT-23, drain to LEDK, source to GND, gate via R3 from A0). Board size 33×25mm. 98 segments, 7 vias, double-sided. New parts on order. Resistor values R4/R5 corrected in schematic and PCB after initial error.</w:t>
             </w:r>
           </w:p>
         </w:tc>

--- a/project_reference.docx
+++ b/project_reference.docx
@@ -1066,7 +1066,7 @@
                 <w:sz w:val="22"/>
                 <w:szCs w:val="22"/>
               </w:rPr>
-              <w:t xml:space="preserve">Temporary. Current PCB (SMDv3) uses Adafruit #6178 only — 18-pin FPC connector. PCB iteration 4 targets ER-TFT1.28-3 (15-pin, 0.5mm pitch) — complete, ready for fabrication. PCB iteration 5 targets ER-TFT1.09-2 (15-pin, 0.5mm pitch). Both Buydisplay panels use GC9A01 COG driver, 4-wire SPI, same code throughout. Note: LEDA/LEDK pins 2 and 3 are swapped between the two panels.</w:t>
+              <w:t>Temporary. Current PCB (SMDv3) uses Adafruit #6178 only — 18-pin FPC connector. PCB iterations 4 and 5 both target ER-TFT1.28-3 (15-pin, 0.5mm pitch, Molex 5051101592 FPC connector). Pin mapping cross-checked pin-by-pin against the EastRising ER-TFT1.28-3 datasheet (Jul 2026) — SMDv5a's wiring matches exactly (GND/LEDK/LEDA/VDD/RS/CS/SCL/SDA/RESET on pins 1-9), no errors found. Moving to the smaller ER-TFT1.09-2 remains a possible future step once ER-TFT1.28-3 is confirmed working. Earlier notes claimed ER-TFT1.09-2's LEDA/LEDK are swapped relative to ER-TFT1.28-3 (pins 2/3 reversed) — this is UNVERIFIED against that panel's actual datasheet and should be checked before any switch, not assumed. Both panels use the GC9A01 COG driver, 4-wire SPI, so no code changes would be needed either way.</w:t>
             </w:r>
           </w:p>
         </w:tc>
@@ -11298,7 +11298,7 @@
                 <w:sz w:val="22"/>
                 <w:szCs w:val="22"/>
               </w:rPr>
-              <w:t xml:space="preserve">Complete — built and tested. SMDv4a. ER-TFT1.28-3 display (15-pin, 0.5mm pitch Molex 5051102491 FPC connector). Double-sided PCB, 6 vias, 77 segments. PinSocket_1x07 headers for QT Py dock (USB faces board edge). Buttons, motor, buzzer all confirmed working. Display non-functional — two design gaps found: (1) RESET pin 9 floating, needs 10k pull-up to 3.3V or GPIO connection via MISO. (2) No backlight circuit — missing R3 (10k gate resistor), R4 (10k reset pull-up), R5 (10Ω backlight current limiting resistor), Q3 (BSS138 SOT-23 N-channel MOSFET). All values sourced from Adafruit round display Eagle schematic. Parts ordered for SMDv5.</w:t>
+              <w:t>Complete — built and tested. SMDv4a. ER-TFT1.28-3 display (15-pin, 0.5mm pitch). Connector recorded here as Molex 5051102491, but that part number is actually a 24-circuit connector, not 15 — likely a typo for 5051101592 (the 15-circuit part confirmed correct on SMDv5a), or this board genuinely used a different connector. UNCONFIRMED which connector iteration 4 actually used — check the board/BOM if it's still around. Double-sided PCB, 6 vias, 77 segments. PinSocket_1x07 headers for QT Py dock (USB faces board edge). Buttons, motor, buzzer all confirmed working. Display non-functional — two design gaps found: (1) RESET pin 9 floating, needs 10k pull-up to 3.3V or GPIO connection via MISO. (2) No backlight circuit — missing R3 (10k gate resistor), R4 (10k reset pull-up), R5 (10Ω backlight current limiting resistor), Q3 (BSS138 SOT-23 N-channel MOSFET). All values sourced from Adafruit round display Eagle schematic. Parts ordered for SMDv5.</w:t>
             </w:r>
           </w:p>
         </w:tc>
@@ -11354,7 +11354,7 @@
                 <w:sz w:val="22"/>
                 <w:szCs w:val="22"/>
               </w:rPr>
-              <w:t xml:space="preserve">Sent for fabrication. SMDv5a. ER-TFT1.09-2 smaller display. 15-pin 0.5mm pitch Molex 5051101592 FPC connector. Smaller round case. LEDA/LEDK swapped vs iteration 4 — pins 2 and 3 reversed. Display circuit added: R3 (10kΩ BSS138 gate resistor, A0 to gate), R4 (10kΩ RESET pull-up, pin 9 to 3.3V), R5 (10Ω backlight current limiter, 3.3V to LEDA), Q3 (BSS138 SOT-23, drain to LEDK, source to GND, gate via R3 from A0). Board size 33×25mm. 98 segments, 7 vias, double-sided. New parts on order. Resistor values R4/R5 corrected in schematic and PCB after initial error.</w:t>
+              <w:t>Sent for fabrication and assembled. SMDv5a. ER-TFT1.28-3 display — continued from iteration 4, NOT moved to ER-TFT1.09-2. 15-pin 0.5mm pitch Molex 5051101592 FPC connector — pin-by-pin cross-checked against EastRising's ER-TFT1.28-3 datasheet (Jul 2026): pins 1-9 (GND, LEDK, LEDA, VDD, RS/DC, CS, SCL, SDA, RESET) all match the schematic exactly, no swap needed. Display circuit added: R3 (10kΩ BSS138 gate resistor, A0 to gate), R4 (10kΩ RESET pull-up, pin 9 to 3.3V), R5 (10Ω backlight current limiter, 3.3V to LEDA), Q3 (BSS138 SOT-23, drain to LEDK, source to GND, gate via R3 from A0). Board size 33×25mm — sized for a smaller display; confirm this still fits the case plan now that ER-TFT1.28-3 (not ER-TFT1.09-2) is staying in use. 98 segments, 7 vias, double-sided. Resistor values R4/R5 corrected in schematic and PCB after initial error. STATUS (Jul 2026): assembled board's display still non-functional. RESET pull-up and full pin mapping both confirmed correct against datasheet — root cause narrowed to the FPC connector itself (bridging found and wicked once already; FPC tail inspected, no visible damage) or a defective panel. Known-good Adafruit #6178 breakout not usable for A/B swap testing (separate carrier board/circuitry, not pin-compatible for a quick test). Next steps: reflow J1 pins with fresh solder + wick, then multimeter-check pin 3 (LEDA, expect just under 3.3V) and pin 9 (RESET, expect ~3.3V) to confirm the rework took.</w:t>
             </w:r>
           </w:p>
         </w:tc>

--- a/project_reference.docx
+++ b/project_reference.docx
@@ -11354,7 +11354,7 @@
                 <w:sz w:val="22"/>
                 <w:szCs w:val="22"/>
               </w:rPr>
-              <w:t>Sent for fabrication and assembled. SMDv5a. ER-TFT1.28-3 display — continued from iteration 4, NOT moved to ER-TFT1.09-2. 15-pin 0.5mm pitch Molex 5051101592 FPC connector — pin-by-pin cross-checked against EastRising's ER-TFT1.28-3 datasheet (Jul 2026): pins 1-9 (GND, LEDK, LEDA, VDD, RS/DC, CS, SCL, SDA, RESET) all match the schematic exactly, no swap needed. Display circuit added: R3 (10kΩ BSS138 gate resistor, A0 to gate), R4 (10kΩ RESET pull-up, pin 9 to 3.3V), R5 (10Ω backlight current limiter, 3.3V to LEDA), Q3 (BSS138 SOT-23, drain to LEDK, source to GND, gate via R3 from A0). Board size 33×25mm — sized for a smaller display; confirm this still fits the case plan now that ER-TFT1.28-3 (not ER-TFT1.09-2) is staying in use. 98 segments, 7 vias, double-sided. Resistor values R4/R5 corrected in schematic and PCB after initial error. STATUS (Jul 2026): assembled board's display still non-functional. RESET pull-up and full pin mapping both confirmed correct against datasheet — root cause narrowed to the FPC connector itself (bridging found and wicked once already; FPC tail inspected, no visible damage) or a defective panel. Known-good Adafruit #6178 breakout not usable for A/B swap testing (separate carrier board/circuitry, not pin-compatible for a quick test). Next steps: reflow J1 pins with fresh solder + wick, then multimeter-check pin 3 (LEDA, expect just under 3.3V) and pin 9 (RESET, expect ~3.3V) to confirm the rework took.</w:t>
+              <w:t>Fabricated, assembled, then fully rerouted after a major finding. SMDv5a. ER-TFT1.28-3 display — continued from iteration 4, NOT moved to ER-TFT1.09-2. 15-pin 0.5mm pitch Molex 5051101592 FPC connector. R3/R4/R5/Q3 backlight+reset circuit values confirmed correct throughout. Board size 33x25mm — sized for a smaller display; revisit case fit now that ER-TFT1.28-3 (not ER-TFT1.09-2) is staying in use. ROOT CAUSE FOUND (Jul 2026): the J1 FPC footprint was placed mirrored on the PCB — the connector's physical pin 1 position actually lands on the display cable's pin 15, and so on inward (physical pin P = datasheet pin 16-P). This was NOT a soldering, cable-seating, or component defect; every prior 'pins 1-9 match the datasheet' note in earlier revisions of this doc was based on the datasheet's pinout TABLE only — the datasheet's own mechanical outline drawing (checked later) shows the true physical pin-1 end, and it disagreed with the table's implied orientation. See 'Lessons Learned - SMDv5a' below for the full corrected pinout and how it was found. FIX: connector footprint kept as-is (same physical part, correctly ordered pins are just physically further down the connector), all 9 active signals rewired to their corrected physical pins (7-15 instead of 1-9), which required rotating several components and a full re-trace of the board. Also fixed during this pass: solder mask openings overlapping between adjacent 0.5mm-pitch FPC pads (board-wide 0.102mm mask expansion default was too large for this pitch — overridden to 0mm on J1's pads), and pin 15 (GND) thermal relief spoke count falling short of the zone's requirement (resolved with a redundant ground trace alongside the pour). DRC clean as of Jul 2026. Board considered ready for fab pending final visual review — not yet confirmed working with real hardware since this was a full reroute, not a rework of the originally assembled (mirrored) board.</w:t>
             </w:r>
           </w:p>
         </w:tc>
@@ -11421,6 +11421,119 @@
           <w:szCs w:val="22"/>
         </w:rPr>
         <w:t xml:space="preserve">6. When reviewing a source schematic for component values, check ALL supporting circuits — not just the signal connections.</w:t>
+      </w:r>
+    </w:p>
+    <w:p/>
+    <w:p/>
+    <w:p>
+      <w:pPr>
+        <w:pStyle w:val="Heading2"/>
+      </w:pPr>
+      <w:r>
+        <w:t>Lessons Learned — SMDv5a (FPC connector mirroring)</w:t>
+      </w:r>
+    </w:p>
+    <w:p/>
+    <w:p>
+      <w:r>
+        <w:t>1. A datasheet's pinout TABLE and its mechanical OUTLINE DRAWING can disagree on which physical end is pin 1. The table was checked first and trusted; the outline drawing (which shows the actual FPC tail with pin 1 marked at the physical connector) was skipped as "just dimensions." The drawing is authoritative for physical pin-1 location — check it first, not last, whenever a connector's orientation matters.</w:t>
+      </w:r>
+    </w:p>
+    <w:p/>
+    <w:p>
+      <w:r>
+        <w:t>2. A bottom-contact FPC/FFC connector only accepts the cable in one orientation. If the cable's own printed pin-1 mark does not land on the connector footprint's pin-1 marker under normal, non-flipped insertion, the footprint itself was placed mirrored on the PCB — this cannot be fixed by reseating, reorienting, or replacing the cable. It requires correcting the pin assignment in routing. For a 15-position mirror, physical pin P maps to the datasheet's pin (16 − P).</w:t>
+      </w:r>
+    </w:p>
+    <w:p/>
+    <w:p>
+      <w:r>
+        <w:t>3. Symptom pattern for a mirrored connector: RESET reads a partial voltage (neither clean 3.3V nor 0V) with the display connected, but reads correctly with it disconnected — this points to the pin landing on an actively-toggling SPI clock/data line rather than a short. Diagnose by comparing readings with the display connected vs. disconnected.</w:t>
+      </w:r>
+    </w:p>
+    <w:p/>
+    <w:p>
+      <w:r>
+        <w:t>4. A diode-mode test reading "OL" in both directions across suspected LED pins does not automatically mean a dead LED — confirm the physical pins actually correspond to LEDA/LEDK per the CORRECTED pinout before condemning the part.</w:t>
+      </w:r>
+    </w:p>
+    <w:p/>
+    <w:p>
+      <w:r>
+        <w:t>5. Molex 505110-series FPC connector "fitting nails" (the P1/P2 pins beyond the numbered signal circuits) are mechanical PCB-pad-peel-prevention tabs, not signal or ground pins — confirmed via Molex's own customer drawing (5051100008-SD). No electrical connection is needed or expected.</w:t>
+      </w:r>
+    </w:p>
+    <w:p/>
+    <w:p>
+      <w:r>
+        <w:t>6. At 0.5mm pitch, KiCad's default solder mask expansion (0.102mm in this project) can make adjacent pads' mask OPENINGS overlap even when the copper pads themselves do not touch. Set a local solder mask expansion override (0mm, or near-zero) on fine-pitch connector footprints rather than relying on the board-wide default.</w:t>
+      </w:r>
+    </w:p>
+    <w:p/>
+    <w:p>
+      <w:r>
+        <w:t>7. Thermal relief spokes can fail to fully connect a fine-pitch or rotated pad to a ground pour/zone (spoke count falls short of what the zone expects) due to physical space or mask geometry constraints. A thin, dedicated ground trace run alongside the zone as a redundant connection is an acceptable, standard fix when relief geometry can't be resolved through zone settings alone.</w:t>
+      </w:r>
+    </w:p>
+    <w:p/>
+    <w:p>
+      <w:r>
+        <w:t>Corrected J1 pinout (physical footprint pin -&gt; actual ER-TFT1.28-3 signal), verified against the EastRising datasheet and confirmed in the final routed PCB net table:</w:t>
+      </w:r>
+    </w:p>
+    <w:p>
+      <w:r>
+        <w:t>Pins 1-6: not connected (touch-panel signals; touch controller not used)</w:t>
+      </w:r>
+    </w:p>
+    <w:p>
+      <w:r>
+        <w:t>Pin 7: RESET (10k pull-up, R4, to +3.3V)</w:t>
+      </w:r>
+    </w:p>
+    <w:p>
+      <w:r>
+        <w:t>Pin 8: SDA / MOSI</w:t>
+      </w:r>
+    </w:p>
+    <w:p>
+      <w:r>
+        <w:t>Pin 9: SCL / SCK</w:t>
+      </w:r>
+    </w:p>
+    <w:p>
+      <w:r>
+        <w:t>Pin 10: CS</w:t>
+      </w:r>
+    </w:p>
+    <w:p>
+      <w:r>
+        <w:t>Pin 11: RS / DC</w:t>
+      </w:r>
+    </w:p>
+    <w:p>
+      <w:r>
+        <w:t>Pin 12: VDD (+3.3V direct)</w:t>
+      </w:r>
+    </w:p>
+    <w:p>
+      <w:r>
+        <w:t>Pin 13: LEDA (10ohm current limit, R5, to +3.3V)</w:t>
+      </w:r>
+    </w:p>
+    <w:p>
+      <w:r>
+        <w:t>Pin 14: LEDK (switched to GND via Q3 BSS138 drain, gated from A0 through R3)</w:t>
+      </w:r>
+    </w:p>
+    <w:p>
+      <w:r>
+        <w:t>Pin 15: GND</w:t>
+      </w:r>
+    </w:p>
+    <w:p>
+      <w:r>
+        <w:t>P1, P2: mechanical fitting nails only, no connection</w:t>
       </w:r>
     </w:p>
     <w:p/>

--- a/project_reference.docx
+++ b/project_reference.docx
@@ -16,7 +16,7 @@
           <w:sz w:val="24"/>
           <w:szCs w:val="24"/>
         </w:rPr>
-        <w:t xml:space="preserve">QT Py RP2040 wristwatch. Three modes: Clock, Metronome, Tuner. Both buttons held 0.5s cycles modes.</w:t>
+        <w:t xml:space="preserve">QT Py RP2040 wristwatch. Three modes: Clock, Metronome, Tuner. Both buttons held 0.3s (BOTH_HOLD_S) cycles modes. Individual button long-press threshold is 0.8s (LONG_PRESS_S), independent of the mode switch threshold.</w:t>
       </w:r>
     </w:p>
     <w:p/>
@@ -9658,7 +9658,7 @@
           <w:sz w:val="24"/>
           <w:szCs w:val="24"/>
         </w:rPr>
-        <w:t xml:space="preserve">Entering tuner mode from another mode always resets to STOPPED state with buzzer silenced. TUNER_ON_S = 3.0 seconds ring-out duration.</w:t>
+        <w:t xml:space="preserve">Entering tuner mode from another mode always resets to STOPPED state with buzzer silenced. TUNER_ON_S = 3.0 seconds ring-out duration. Both button handlers use the same both_held() polling pattern as the metronome — mode switch is detected mid-press regardless of which button is pressed first.</w:t>
       </w:r>
     </w:p>
     <w:p/>
@@ -12428,6 +12428,264 @@
                 <w:szCs w:val="22"/>
               </w:rPr>
               <w:t xml:space="preserve">Voltage threshold for USB charging detection</w:t>
+            </w:r>
+          </w:p>
+        </w:tc>
+      </w:tr>
+      <w:tr>
+        <w:tc>
+          <w:tcPr>
+            <w:tcW w:type="dxa" w:w="2400"/>
+            <w:tcBorders>
+              <w:top w:val="single" w:color="CCCCCC" w:sz="1"/>
+              <w:left w:val="single" w:color="CCCCCC" w:sz="1"/>
+              <w:bottom w:val="single" w:color="CCCCCC" w:sz="1"/>
+              <w:right w:val="single" w:color="CCCCCC" w:sz="1"/>
+            </w:tcBorders>
+            <w:tcMar>
+              <w:top w:type="dxa" w:w="80"/>
+              <w:left w:type="dxa" w:w="120"/>
+              <w:bottom w:type="dxa" w:w="80"/>
+              <w:right w:type="dxa" w:w="120"/>
+            </w:tcMar>
+          </w:tcPr>
+          <w:p>
+            <w:r>
+              <w:rPr>
+                <w:b w:val="false"/>
+                <w:bCs w:val="false"/>
+                <w:sz w:val="22"/>
+                <w:szCs w:val="22"/>
+              </w:rPr>
+              <w:t xml:space="preserve">BOTH_HOLD_S</w:t>
+            </w:r>
+          </w:p>
+        </w:tc>
+        <w:tc>
+          <w:tcPr>
+            <w:tcW w:type="dxa" w:w="2000"/>
+            <w:tcBorders>
+              <w:top w:val="single" w:color="CCCCCC" w:sz="1"/>
+              <w:left w:val="single" w:color="CCCCCC" w:sz="1"/>
+              <w:bottom w:val="single" w:color="CCCCCC" w:sz="1"/>
+              <w:right w:val="single" w:color="CCCCCC" w:sz="1"/>
+            </w:tcBorders>
+            <w:tcMar>
+              <w:top w:type="dxa" w:w="80"/>
+              <w:left w:type="dxa" w:w="120"/>
+              <w:bottom w:type="dxa" w:w="80"/>
+              <w:right w:type="dxa" w:w="120"/>
+            </w:tcMar>
+          </w:tcPr>
+          <w:p>
+            <w:r>
+              <w:rPr>
+                <w:b w:val="false"/>
+                <w:bCs w:val="false"/>
+                <w:sz w:val="22"/>
+                <w:szCs w:val="22"/>
+              </w:rPr>
+              <w:t xml:space="preserve">0.3s</w:t>
+            </w:r>
+          </w:p>
+        </w:tc>
+        <w:tc>
+          <w:tcPr>
+            <w:tcW w:type="dxa" w:w="5360"/>
+            <w:tcBorders>
+              <w:top w:val="single" w:color="CCCCCC" w:sz="1"/>
+              <w:left w:val="single" w:color="CCCCCC" w:sz="1"/>
+              <w:bottom w:val="single" w:color="CCCCCC" w:sz="1"/>
+              <w:right w:val="single" w:color="CCCCCC" w:sz="1"/>
+            </w:tcBorders>
+            <w:tcMar>
+              <w:top w:type="dxa" w:w="80"/>
+              <w:left w:type="dxa" w:w="120"/>
+              <w:bottom w:type="dxa" w:w="80"/>
+              <w:right w:type="dxa" w:w="120"/>
+            </w:tcMar>
+          </w:tcPr>
+          <w:p>
+            <w:r>
+              <w:rPr>
+                <w:b w:val="false"/>
+                <w:bCs w:val="false"/>
+                <w:sz w:val="22"/>
+                <w:szCs w:val="22"/>
+              </w:rPr>
+              <w:t xml:space="preserve">Both buttons held duration to trigger mode switch</w:t>
+            </w:r>
+          </w:p>
+        </w:tc>
+      </w:tr>
+      <w:tr>
+        <w:tc>
+          <w:tcPr>
+            <w:tcW w:type="dxa" w:w="2400"/>
+            <w:tcBorders>
+              <w:top w:val="single" w:color="CCCCCC" w:sz="1"/>
+              <w:left w:val="single" w:color="CCCCCC" w:sz="1"/>
+              <w:bottom w:val="single" w:color="CCCCCC" w:sz="1"/>
+              <w:right w:val="single" w:color="CCCCCC" w:sz="1"/>
+            </w:tcBorders>
+            <w:tcMar>
+              <w:top w:type="dxa" w:w="80"/>
+              <w:left w:type="dxa" w:w="120"/>
+              <w:bottom w:type="dxa" w:w="80"/>
+              <w:right w:type="dxa" w:w="120"/>
+            </w:tcMar>
+          </w:tcPr>
+          <w:p>
+            <w:r>
+              <w:rPr>
+                <w:b w:val="false"/>
+                <w:bCs w:val="false"/>
+                <w:sz w:val="22"/>
+                <w:szCs w:val="22"/>
+              </w:rPr>
+              <w:t xml:space="preserve">LONG_PRESS_S</w:t>
+            </w:r>
+          </w:p>
+        </w:tc>
+        <w:tc>
+          <w:tcPr>
+            <w:tcW w:type="dxa" w:w="2000"/>
+            <w:tcBorders>
+              <w:top w:val="single" w:color="CCCCCC" w:sz="1"/>
+              <w:left w:val="single" w:color="CCCCCC" w:sz="1"/>
+              <w:bottom w:val="single" w:color="CCCCCC" w:sz="1"/>
+              <w:right w:val="single" w:color="CCCCCC" w:sz="1"/>
+            </w:tcBorders>
+            <w:tcMar>
+              <w:top w:type="dxa" w:w="80"/>
+              <w:left w:type="dxa" w:w="120"/>
+              <w:bottom w:type="dxa" w:w="80"/>
+              <w:right w:type="dxa" w:w="120"/>
+            </w:tcMar>
+          </w:tcPr>
+          <w:p>
+            <w:r>
+              <w:rPr>
+                <w:b w:val="false"/>
+                <w:bCs w:val="false"/>
+                <w:sz w:val="22"/>
+                <w:szCs w:val="22"/>
+              </w:rPr>
+              <w:t xml:space="preserve">0.8s</w:t>
+            </w:r>
+          </w:p>
+        </w:tc>
+        <w:tc>
+          <w:tcPr>
+            <w:tcW w:type="dxa" w:w="5360"/>
+            <w:tcBorders>
+              <w:top w:val="single" w:color="CCCCCC" w:sz="1"/>
+              <w:left w:val="single" w:color="CCCCCC" w:sz="1"/>
+              <w:bottom w:val="single" w:color="CCCCCC" w:sz="1"/>
+              <w:right w:val="single" w:color="CCCCCC" w:sz="1"/>
+            </w:tcBorders>
+            <w:tcMar>
+              <w:top w:type="dxa" w:w="80"/>
+              <w:left w:type="dxa" w:w="120"/>
+              <w:bottom w:type="dxa" w:w="80"/>
+              <w:right w:type="dxa" w:w="120"/>
+            </w:tcMar>
+          </w:tcPr>
+          <w:p>
+            <w:r>
+              <w:rPr>
+                <w:b w:val="false"/>
+                <w:bCs w:val="false"/>
+                <w:sz w:val="22"/>
+                <w:szCs w:val="22"/>
+              </w:rPr>
+              <w:t xml:space="preserve">Individual button long-press threshold — decoupled from BOTH_HOLD_S</w:t>
+            </w:r>
+          </w:p>
+        </w:tc>
+      </w:tr>
+      <w:tr>
+        <w:tc>
+          <w:tcPr>
+            <w:tcW w:type="dxa" w:w="2400"/>
+            <w:tcBorders>
+              <w:top w:val="single" w:color="CCCCCC" w:sz="1"/>
+              <w:left w:val="single" w:color="CCCCCC" w:sz="1"/>
+              <w:bottom w:val="single" w:color="CCCCCC" w:sz="1"/>
+              <w:right w:val="single" w:color="CCCCCC" w:sz="1"/>
+            </w:tcBorders>
+            <w:tcMar>
+              <w:top w:type="dxa" w:w="80"/>
+              <w:left w:type="dxa" w:w="120"/>
+              <w:bottom w:type="dxa" w:w="80"/>
+              <w:right w:type="dxa" w:w="120"/>
+            </w:tcMar>
+          </w:tcPr>
+          <w:p>
+            <w:r>
+              <w:rPr>
+                <w:b w:val="false"/>
+                <w:bCs w:val="false"/>
+                <w:sz w:val="22"/>
+                <w:szCs w:val="22"/>
+              </w:rPr>
+              <w:t xml:space="preserve">TUNER_ON_S</w:t>
+            </w:r>
+          </w:p>
+        </w:tc>
+        <w:tc>
+          <w:tcPr>
+            <w:tcW w:type="dxa" w:w="2000"/>
+            <w:tcBorders>
+              <w:top w:val="single" w:color="CCCCCC" w:sz="1"/>
+              <w:left w:val="single" w:color="CCCCCC" w:sz="1"/>
+              <w:bottom w:val="single" w:color="CCCCCC" w:sz="1"/>
+              <w:right w:val="single" w:color="CCCCCC" w:sz="1"/>
+            </w:tcBorders>
+            <w:tcMar>
+              <w:top w:type="dxa" w:w="80"/>
+              <w:left w:type="dxa" w:w="120"/>
+              <w:bottom w:type="dxa" w:w="80"/>
+              <w:right w:type="dxa" w:w="120"/>
+            </w:tcMar>
+          </w:tcPr>
+          <w:p>
+            <w:r>
+              <w:rPr>
+                <w:b w:val="false"/>
+                <w:bCs w:val="false"/>
+                <w:sz w:val="22"/>
+                <w:szCs w:val="22"/>
+              </w:rPr>
+              <w:t xml:space="preserve">3.0s</w:t>
+            </w:r>
+          </w:p>
+        </w:tc>
+        <w:tc>
+          <w:tcPr>
+            <w:tcW w:type="dxa" w:w="5360"/>
+            <w:tcBorders>
+              <w:top w:val="single" w:color="CCCCCC" w:sz="1"/>
+              <w:left w:val="single" w:color="CCCCCC" w:sz="1"/>
+              <w:bottom w:val="single" w:color="CCCCCC" w:sz="1"/>
+              <w:right w:val="single" w:color="CCCCCC" w:sz="1"/>
+            </w:tcBorders>
+            <w:tcMar>
+              <w:top w:type="dxa" w:w="80"/>
+              <w:left w:type="dxa" w:w="120"/>
+              <w:bottom w:type="dxa" w:w="80"/>
+              <w:right w:type="dxa" w:w="120"/>
+            </w:tcMar>
+          </w:tcPr>
+          <w:p>
+            <w:r>
+              <w:rPr>
+                <w:b w:val="false"/>
+                <w:bCs w:val="false"/>
+                <w:sz w:val="22"/>
+                <w:szCs w:val="22"/>
+              </w:rPr>
+              <w:t xml:space="preserve">Tuner ring-out duration after strike</w:t>
             </w:r>
           </w:p>
         </w:tc>
@@ -14347,6 +14605,42 @@
         </w:tc>
       </w:tr>
     </w:tbl>
+    <w:p/>
+    <w:p>
+      <w:pPr>
+        <w:pStyle w:val="Heading2"/>
+      </w:pPr>
+      <w:r>
+        <w:t xml:space="preserve">Attempted — tuner ring-out decay</w:t>
+      </w:r>
+    </w:p>
+    <w:p>
+      <w:r>
+        <w:rPr>
+          <w:sz w:val="24"/>
+          <w:szCs w:val="24"/>
+        </w:rPr>
+        <w:t xml:space="preserve">Exponential duty cycle decay was implemented to simulate a tuning fork fading naturally after a strike. Both slow (every 150ms) and fast (every 20ms) step rates were tested. Both caused audible flanging/phasing artefacts due to the magnetic transducer's resonant characteristics — any duty cycle change while playing disrupts the waveform. Reverted to hard cutoff at TUNER_ON_S. The sharp cutoff is the correct behaviour for this hardware.</w:t>
+      </w:r>
+    </w:p>
+    <w:p/>
+    <w:p>
+      <w:pPr>
+        <w:pStyle w:val="Heading2"/>
+      </w:pPr>
+      <w:r>
+        <w:t xml:space="preserve">Attempted — tuner ring-out decay</w:t>
+      </w:r>
+    </w:p>
+    <w:p>
+      <w:r>
+        <w:rPr>
+          <w:sz w:val="24"/>
+          <w:szCs w:val="24"/>
+        </w:rPr>
+        <w:t xml:space="preserve">Exponential duty cycle decay was implemented to simulate a tuning fork fading after a strike. Both fast (every 20ms) and slow (every 150ms) step rates were tested. Both caused audible flanging and phasing artefacts — the magnetic transducer resonant characteristics mean any duty cycle change while playing disrupts the waveform regardless of step rate. Reverted to hard cutoff at TUNER_ON_S. Sharp cutoff is correct behaviour for this hardware.</w:t>
+      </w:r>
+    </w:p>
     <w:p/>
     <w:p>
       <w:pPr>

--- a/project_reference.docx
+++ b/project_reference.docx
@@ -8172,7 +8172,7 @@
           <w:sz w:val="24"/>
           <w:szCs w:val="24"/>
         </w:rPr>
-        <w:t xml:space="preserve">Guitar standard tuning reference (+2 octaves for transducer clarity). Tuning fork graphic (cyan vectorio rectangles). BOOT strikes the current note — rings out for 3 seconds then auto-silences. BOOT again stops early. A2 cycles through notes when stopped. Non-blocking ring-out state machine.</w:t>
+        <w:t xml:space="preserve">Guitar standard tuning reference (+2 octaves for transducer clarity). Tuning fork graphic (pink-purple vectorio rectangles). BOOT strikes the current note — fork and side lines flash white for 0.4s, tone plays for 3 seconds total then auto-stops. BOOT again stops immediately. A2 cycles through notes when stopped. Non-blocking ring-out state machine — button input remains active during ring-out.</w:t>
       </w:r>
     </w:p>
     <w:p/>
@@ -8457,7 +8457,7 @@
                 <w:sz w:val="22"/>
                 <w:szCs w:val="22"/>
               </w:rPr>
-              <w:t xml:space="preserve">4 cyan vectorio rectangles — tines, base, handle</w:t>
+              <w:t xml:space="preserve">4 pink-purple vectorio rectangles — tines, base, handle. Flashes white on strike.</w:t>
             </w:r>
           </w:p>
         </w:tc>
@@ -8487,6 +8487,92 @@
                 <w:sz w:val="22"/>
                 <w:szCs w:val="22"/>
               </w:rPr>
+              <w:t xml:space="preserve">Strike lines</w:t>
+            </w:r>
+          </w:p>
+        </w:tc>
+        <w:tc>
+          <w:tcPr>
+            <w:tcW w:type="dxa" w:w="2200"/>
+            <w:tcBorders>
+              <w:top w:val="single" w:color="CCCCCC" w:sz="1"/>
+              <w:left w:val="single" w:color="CCCCCC" w:sz="1"/>
+              <w:bottom w:val="single" w:color="CCCCCC" w:sz="1"/>
+              <w:right w:val="single" w:color="CCCCCC" w:sz="1"/>
+            </w:tcBorders>
+            <w:tcMar>
+              <w:top w:type="dxa" w:w="80"/>
+              <w:left w:type="dxa" w:w="120"/>
+              <w:bottom w:type="dxa" w:w="80"/>
+              <w:right w:type="dxa" w:w="120"/>
+            </w:tcMar>
+          </w:tcPr>
+          <w:p>
+            <w:r>
+              <w:rPr>
+                <w:b w:val="false"/>
+                <w:bCs w:val="false"/>
+                <w:sz w:val="22"/>
+                <w:szCs w:val="22"/>
+              </w:rPr>
+              <w:t xml:space="preserve">centred</w:t>
+            </w:r>
+          </w:p>
+        </w:tc>
+        <w:tc>
+          <w:tcPr>
+            <w:tcW w:type="dxa" w:w="5160"/>
+            <w:tcBorders>
+              <w:top w:val="single" w:color="CCCCCC" w:sz="1"/>
+              <w:left w:val="single" w:color="CCCCCC" w:sz="1"/>
+              <w:bottom w:val="single" w:color="CCCCCC" w:sz="1"/>
+              <w:right w:val="single" w:color="CCCCCC" w:sz="1"/>
+            </w:tcBorders>
+            <w:tcMar>
+              <w:top w:type="dxa" w:w="80"/>
+              <w:left w:type="dxa" w:w="120"/>
+              <w:bottom w:type="dxa" w:w="80"/>
+              <w:right w:type="dxa" w:w="120"/>
+            </w:tcMar>
+          </w:tcPr>
+          <w:p>
+            <w:r>
+              <w:rPr>
+                <w:b w:val="false"/>
+                <w:bCs w:val="false"/>
+                <w:sz w:val="22"/>
+                <w:szCs w:val="22"/>
+              </w:rPr>
+              <w:t xml:space="preserve">6 vectorio rectangles, 3 each side of fork. Hidden at rest, flash white on strike for TUNER_FLASH_S seconds.</w:t>
+            </w:r>
+          </w:p>
+        </w:tc>
+      </w:tr>
+      <w:tr>
+        <w:tc>
+          <w:tcPr>
+            <w:tcW w:type="dxa" w:w="2000"/>
+            <w:tcBorders>
+              <w:top w:val="single" w:color="CCCCCC" w:sz="1"/>
+              <w:left w:val="single" w:color="CCCCCC" w:sz="1"/>
+              <w:bottom w:val="single" w:color="CCCCCC" w:sz="1"/>
+              <w:right w:val="single" w:color="CCCCCC" w:sz="1"/>
+            </w:tcBorders>
+            <w:tcMar>
+              <w:top w:type="dxa" w:w="80"/>
+              <w:left w:type="dxa" w:w="120"/>
+              <w:bottom w:type="dxa" w:w="80"/>
+              <w:right w:type="dxa" w:w="120"/>
+            </w:tcMar>
+          </w:tcPr>
+          <w:p>
+            <w:r>
+              <w:rPr>
+                <w:b w:val="false"/>
+                <w:bCs w:val="false"/>
+                <w:sz w:val="22"/>
+                <w:szCs w:val="22"/>
+              </w:rPr>
               <w:t xml:space="preserve">lbl_tuner_mute</w:t>
             </w:r>
           </w:p>
@@ -8543,7 +8629,7 @@
                 <w:sz w:val="22"/>
                 <w:szCs w:val="22"/>
               </w:rPr>
-              <w:t xml:space="preserve">STRIKE (ready) or STOP (ringing), cyan scale=1</w:t>
+              <w:t xml:space="preserve">STRIKE (ready) or STOP (playing), cyan scale=1</w:t>
             </w:r>
           </w:p>
         </w:tc>
@@ -9658,7 +9744,25 @@
           <w:sz w:val="24"/>
           <w:szCs w:val="24"/>
         </w:rPr>
-        <w:t xml:space="preserve">Entering tuner mode from another mode always resets to STOPPED state with buzzer silenced. TUNER_ON_S = 3.0 seconds ring-out duration. Both button handlers use the same both_held() polling pattern as the metronome — mode switch is detected mid-press regardless of which button is pressed first.</w:t>
+        <w:t xml:space="preserve">Entering tuner mode from another mode always resets to STOPPED state with buzzer silenced, fork restored to pink-purple, strike lines hidden. Both button handlers use the same both_held() polling pattern as the metronome — mode switch is detected mid-press regardless of which button is pressed first.</w:t>
+      </w:r>
+    </w:p>
+    <w:p/>
+    <w:p>
+      <w:pPr>
+        <w:pStyle w:val="Heading2"/>
+      </w:pPr>
+      <w:r>
+        <w:t xml:space="preserve">Strike flash implementation</w:t>
+      </w:r>
+    </w:p>
+    <w:p>
+      <w:r>
+        <w:rPr>
+          <w:sz w:val="24"/>
+          <w:szCs w:val="24"/>
+        </w:rPr>
+        <w:t xml:space="preserve">Fork uses p_fork palette (pink-purple), strike lines use p_flash palette (black at rest). On strike both palettes flip to white simultaneously and display.refresh() is called immediately. After TUNER_FLASH_S seconds the loop restores both to their resting colours. Fork and lines are reset on manual stop and on mode entry. p_fork is isolated from p_flash — separate palette objects prevent aliasing. p_cyan remains defined but unused in the tuner after this change.</w:t>
       </w:r>
     </w:p>
     <w:p/>
@@ -14638,7 +14742,7 @@
           <w:sz w:val="24"/>
           <w:szCs w:val="24"/>
         </w:rPr>
-        <w:t xml:space="preserve">Exponential duty cycle decay was implemented to simulate a tuning fork fading after a strike. Both fast (every 20ms) and slow (every 150ms) step rates were tested. Both caused audible flanging and phasing artefacts — the magnetic transducer resonant characteristics mean any duty cycle change while playing disrupts the waveform regardless of step rate. Reverted to hard cutoff at TUNER_ON_S. Sharp cutoff is correct behaviour for this hardware.</w:t>
+        <w:t xml:space="preserve">Exponential duty cycle decay was implemented to simulate a tuning fork fading after a strike. Both fast (every 20ms) and slow (every 150ms) step rates were tested. Both caused audible flanging and phasing artefacts — the magnetic transducer resonant characteristics mean any duty cycle change while playing disrupts the waveform regardless of step rate. Reverted to hard cutoff at TUNER_ON_S. Sharp cutoff is correct behaviour for this hardware. Visual decay (pulse radiation outward from fork) remains a future option pending memory headroom check.</w:t>
       </w:r>
     </w:p>
     <w:p/>

--- a/project_reference.docx
+++ b/project_reference.docx
@@ -6704,7 +6704,7 @@
           <w:sz w:val="24"/>
           <w:szCs w:val="24"/>
         </w:rPr>
-        <w:t xml:space="preserve">40–250 BPM in steps of 5. Time signatures 4/4 and 3/4. Wall-clock anchored beat timing — drift-free across mode switches and BPM changes. Beat fade animation steps through palette slots each frame.</w:t>
+        <w:t xml:space="preserve">40–250 BPM in steps of 5. Time signatures 4/4 and 3/4. Wall-clock anchored beat timing — drift-free across mode switches and BPM changes. Beat fade animation steps through palette slots each frame. NeoPixel flashes in sync with every beat in both SOUND and SILENT modes — colour matches the current BPM colour.</w:t>
       </w:r>
     </w:p>
     <w:p/>
@@ -7252,6 +7252,92 @@
           </w:p>
         </w:tc>
       </w:tr>
+      <w:tr>
+        <w:tc>
+          <w:tcPr>
+            <w:tcW w:type="dxa" w:w="2000"/>
+            <w:tcBorders>
+              <w:top w:val="single" w:color="CCCCCC" w:sz="1"/>
+              <w:left w:val="single" w:color="CCCCCC" w:sz="1"/>
+              <w:bottom w:val="single" w:color="CCCCCC" w:sz="1"/>
+              <w:right w:val="single" w:color="CCCCCC" w:sz="1"/>
+            </w:tcBorders>
+            <w:tcMar>
+              <w:top w:type="dxa" w:w="80"/>
+              <w:left w:type="dxa" w:w="120"/>
+              <w:bottom w:type="dxa" w:w="80"/>
+              <w:right w:type="dxa" w:w="120"/>
+            </w:tcMar>
+          </w:tcPr>
+          <w:p>
+            <w:r>
+              <w:rPr>
+                <w:b w:val="false"/>
+                <w:bCs w:val="false"/>
+                <w:sz w:val="22"/>
+                <w:szCs w:val="22"/>
+              </w:rPr>
+              <w:t xml:space="preserve">NeoPixel</w:t>
+            </w:r>
+          </w:p>
+        </w:tc>
+        <w:tc>
+          <w:tcPr>
+            <w:tcW w:type="dxa" w:w="2200"/>
+            <w:tcBorders>
+              <w:top w:val="single" w:color="CCCCCC" w:sz="1"/>
+              <w:left w:val="single" w:color="CCCCCC" w:sz="1"/>
+              <w:bottom w:val="single" w:color="CCCCCC" w:sz="1"/>
+              <w:right w:val="single" w:color="CCCCCC" w:sz="1"/>
+            </w:tcBorders>
+            <w:tcMar>
+              <w:top w:type="dxa" w:w="80"/>
+              <w:left w:type="dxa" w:w="120"/>
+              <w:bottom w:type="dxa" w:w="80"/>
+              <w:right w:type="dxa" w:w="120"/>
+            </w:tcMar>
+          </w:tcPr>
+          <w:p>
+            <w:r>
+              <w:rPr>
+                <w:b w:val="false"/>
+                <w:bCs w:val="false"/>
+                <w:sz w:val="22"/>
+                <w:szCs w:val="22"/>
+              </w:rPr>
+              <w:t xml:space="preserve">board.NEOPIXEL</w:t>
+            </w:r>
+          </w:p>
+        </w:tc>
+        <w:tc>
+          <w:tcPr>
+            <w:tcW w:type="dxa" w:w="5160"/>
+            <w:tcBorders>
+              <w:top w:val="single" w:color="CCCCCC" w:sz="1"/>
+              <w:left w:val="single" w:color="CCCCCC" w:sz="1"/>
+              <w:bottom w:val="single" w:color="CCCCCC" w:sz="1"/>
+              <w:right w:val="single" w:color="CCCCCC" w:sz="1"/>
+            </w:tcBorders>
+            <w:tcMar>
+              <w:top w:type="dxa" w:w="80"/>
+              <w:left w:type="dxa" w:w="120"/>
+              <w:bottom w:type="dxa" w:w="80"/>
+              <w:right w:type="dxa" w:w="120"/>
+            </w:tcMar>
+          </w:tcPr>
+          <w:p>
+            <w:r>
+              <w:rPr>
+                <w:b w:val="false"/>
+                <w:bCs w:val="false"/>
+                <w:sz w:val="22"/>
+                <w:szCs w:val="22"/>
+              </w:rPr>
+              <w:t xml:space="preserve">Flashes BPM colour on every beat. Off between beats and in other modes.</w:t>
+            </w:r>
+          </w:p>
+        </w:tc>
+      </w:tr>
     </w:tbl>
     <w:p/>
     <w:p>
@@ -8121,6 +8207,24 @@
         </w:tc>
       </w:tr>
     </w:tbl>
+    <w:p/>
+    <w:p>
+      <w:pPr>
+        <w:pStyle w:val="Heading2"/>
+      </w:pPr>
+      <w:r>
+        <w:t xml:space="preserve">NeoPixel beat sync</w:t>
+      </w:r>
+    </w:p>
+    <w:p>
+      <w:r>
+        <w:rPr>
+          <w:sz w:val="24"/>
+          <w:szCs w:val="24"/>
+        </w:rPr>
+        <w:t xml:space="preserve">board.NEOPIXEL (onboard, independent of all exposed pins — no wiring needed). Flashes the current BPM colour on every beat in both SOUND and SILENT modes. Brightness=0.1 (10%) — tune once cased. auto_write=False for manual control. Colour tracked via metro_colour which is updated by apply_bpm() on every BPM change. NeoPixel turned off when leaving metro mode (enter_clock, enter_tuner). Library cost 1,872 bytes confirmed.</w:t>
+      </w:r>
+    </w:p>
     <w:p/>
     <w:p>
       <w:pPr>
@@ -13517,6 +13621,92 @@
                 <w:szCs w:val="22"/>
               </w:rPr>
               <w:t xml:space="preserve">Required by adafruit_gc9a01a</w:t>
+            </w:r>
+          </w:p>
+        </w:tc>
+      </w:tr>
+      <w:tr>
+        <w:tc>
+          <w:tcPr>
+            <w:tcW w:type="dxa" w:w="2400"/>
+            <w:tcBorders>
+              <w:top w:val="single" w:color="CCCCCC" w:sz="1"/>
+              <w:left w:val="single" w:color="CCCCCC" w:sz="1"/>
+              <w:bottom w:val="single" w:color="CCCCCC" w:sz="1"/>
+              <w:right w:val="single" w:color="CCCCCC" w:sz="1"/>
+            </w:tcBorders>
+            <w:tcMar>
+              <w:top w:type="dxa" w:w="80"/>
+              <w:left w:type="dxa" w:w="120"/>
+              <w:bottom w:type="dxa" w:w="80"/>
+              <w:right w:type="dxa" w:w="120"/>
+            </w:tcMar>
+          </w:tcPr>
+          <w:p>
+            <w:r>
+              <w:rPr>
+                <w:b w:val="false"/>
+                <w:bCs w:val="false"/>
+                <w:sz w:val="22"/>
+                <w:szCs w:val="22"/>
+              </w:rPr>
+              <w:t xml:space="preserve">neopixel.mpy</w:t>
+            </w:r>
+          </w:p>
+        </w:tc>
+        <w:tc>
+          <w:tcPr>
+            <w:tcW w:type="dxa" w:w="2000"/>
+            <w:tcBorders>
+              <w:top w:val="single" w:color="CCCCCC" w:sz="1"/>
+              <w:left w:val="single" w:color="CCCCCC" w:sz="1"/>
+              <w:bottom w:val="single" w:color="CCCCCC" w:sz="1"/>
+              <w:right w:val="single" w:color="CCCCCC" w:sz="1"/>
+            </w:tcBorders>
+            <w:tcMar>
+              <w:top w:type="dxa" w:w="80"/>
+              <w:left w:type="dxa" w:w="120"/>
+              <w:bottom w:type="dxa" w:w="80"/>
+              <w:right w:type="dxa" w:w="120"/>
+            </w:tcMar>
+          </w:tcPr>
+          <w:p>
+            <w:r>
+              <w:rPr>
+                <w:b w:val="false"/>
+                <w:bCs w:val="false"/>
+                <w:sz w:val="22"/>
+                <w:szCs w:val="22"/>
+              </w:rPr>
+              <w:t xml:space="preserve">lib/</w:t>
+            </w:r>
+          </w:p>
+        </w:tc>
+        <w:tc>
+          <w:tcPr>
+            <w:tcW w:type="dxa" w:w="5360"/>
+            <w:tcBorders>
+              <w:top w:val="single" w:color="CCCCCC" w:sz="1"/>
+              <w:left w:val="single" w:color="CCCCCC" w:sz="1"/>
+              <w:bottom w:val="single" w:color="CCCCCC" w:sz="1"/>
+              <w:right w:val="single" w:color="CCCCCC" w:sz="1"/>
+            </w:tcBorders>
+            <w:tcMar>
+              <w:top w:type="dxa" w:w="80"/>
+              <w:left w:type="dxa" w:w="120"/>
+              <w:bottom w:type="dxa" w:w="80"/>
+              <w:right w:type="dxa" w:w="120"/>
+            </w:tcMar>
+          </w:tcPr>
+          <w:p>
+            <w:r>
+              <w:rPr>
+                <w:b w:val="false"/>
+                <w:bCs w:val="false"/>
+                <w:sz w:val="22"/>
+                <w:szCs w:val="22"/>
+              </w:rPr>
+              <w:t xml:space="preserve">Required for metronome beat sync</w:t>
             </w:r>
           </w:p>
         </w:tc>
@@ -14413,7 +14603,7 @@
                 <w:sz w:val="22"/>
                 <w:szCs w:val="22"/>
               </w:rPr>
-              <w:t xml:space="preserve">board.NEOPIXEL independent of all exposed pins. Flash in sync with metronome beat colour. Memory confirmed viable.</w:t>
+              <w:t xml:space="preserve">Implemented. Flashes BPM colour on every beat, both SOUND and SILENT modes. 10% brightness. 1,872 bytes library cost. Clean boot confirmed with 67,520 bytes free.</w:t>
             </w:r>
           </w:p>
         </w:tc>

--- a/project_reference.docx
+++ b/project_reference.docx
@@ -5932,7 +5932,7 @@
           <w:sz w:val="24"/>
           <w:szCs w:val="24"/>
         </w:rPr>
-        <w:t xml:space="preserve">Clock → Metronome → Tuner → Clock. Both buttons held 0.5s advances mode.</w:t>
+        <w:t xml:space="preserve">Clock → Metronome → Tuner → Clock. Three modes. Both buttons held 0.3s (BOTH_HOLD_S) advances mode.</w:t>
       </w:r>
     </w:p>
     <w:p/>
@@ -14603,7 +14603,7 @@
                 <w:sz w:val="22"/>
                 <w:szCs w:val="22"/>
               </w:rPr>
-              <w:t xml:space="preserve">Implemented. Flashes BPM colour on every beat, both SOUND and SILENT modes. 10% brightness. 1,872 bytes library cost. Clean boot confirmed with 67,520 bytes free.</w:t>
+              <w:t xml:space="preserve">Removed — not suited to current case design. Can be revisited in a future iteration if needed.</w:t>
             </w:r>
           </w:p>
         </w:tc>
@@ -14899,6 +14899,24 @@
         </w:tc>
       </w:tr>
     </w:tbl>
+    <w:p/>
+    <w:p>
+      <w:pPr>
+        <w:pStyle w:val="Heading2"/>
+      </w:pPr>
+      <w:r>
+        <w:t xml:space="preserve">Attempted — colour themes</w:t>
+      </w:r>
+    </w:p>
+    <w:p>
+      <w:r>
+        <w:rPr>
+          <w:sz w:val="24"/>
+          <w:szCs w:val="24"/>
+        </w:rPr>
+        <w:t xml:space="preserve">A fourth theme mode was designed and partially implemented — NVM-based theme selection, six colour themes (Default/All Red/Mono/Amber/Ice/High Contrast), reboot-on-select. The implementation caused repeated MemoryErrors due to CircuitPython bytecode size constraints and soft-reboot heap fragmentation. After several approaches (themes.py, theme_mode.py modules) the feature was removed entirely to restore stability. Themes remain a candidate for a future hardware revision with more RAM headroom.</w:t>
+      </w:r>
+    </w:p>
     <w:p/>
     <w:p>
       <w:pPr>
@@ -14915,6 +14933,24 @@
           <w:szCs w:val="24"/>
         </w:rPr>
         <w:t xml:space="preserve">Exponential duty cycle decay was implemented to simulate a tuning fork fading naturally after a strike. Both slow (every 150ms) and fast (every 20ms) step rates were tested. Both caused audible flanging/phasing artefacts due to the magnetic transducer's resonant characteristics — any duty cycle change while playing disrupts the waveform. Reverted to hard cutoff at TUNER_ON_S. The sharp cutoff is the correct behaviour for this hardware.</w:t>
+      </w:r>
+    </w:p>
+    <w:p/>
+    <w:p>
+      <w:pPr>
+        <w:pStyle w:val="Heading2"/>
+      </w:pPr>
+      <w:r>
+        <w:t xml:space="preserve">Attempted — colour themes</w:t>
+      </w:r>
+    </w:p>
+    <w:p>
+      <w:r>
+        <w:rPr>
+          <w:sz w:val="24"/>
+          <w:szCs w:val="24"/>
+        </w:rPr>
+        <w:t xml:space="preserve">A fourth theme mode was designed and partially implemented — NVM-based theme selection, six colour themes (Default/All Red/Mono/Amber/Ice/High Contrast), reboot-on-select. The implementation caused repeated MemoryErrors due to CircuitPython bytecode size constraints and soft-reboot heap fragmentation. After several approaches (themes.py, theme_mode.py modules) the feature was removed entirely to restore stability. Themes remain a candidate for a future hardware revision with more RAM headroom.</w:t>
       </w:r>
     </w:p>
     <w:p/>

--- a/project_reference.docx
+++ b/project_reference.docx
@@ -9534,6 +9534,16 @@
     </w:p>
     <w:p/>
     <w:p>
+      <w:r>
+        <w:rPr>
+          <w:sz w:val="24"/>
+          <w:szCs w:val="24"/>
+        </w:rPr>
+        <w:t xml:space="preserve">Power impact: backlight draws ~35mA at full brightness, ~9mA at 25% dim — a 26mA saving. With 5-minute timeout and typical wear (glancing for ~1 minute every 5-10 minutes), the display spends most of its time dimmed. This is the single largest power saving lever available without hardware changes.</w:t>
+      </w:r>
+    </w:p>
+    <w:p/>
+    <w:p>
       <w:pPr>
         <w:pStyle w:val="Heading2"/>
       </w:pPr>
@@ -12907,6 +12917,92 @@
           </w:p>
         </w:tc>
       </w:tr>
+      <w:tr>
+        <w:tc>
+          <w:tcPr>
+            <w:tcW w:type="dxa" w:w="2400"/>
+            <w:tcBorders>
+              <w:top w:val="single" w:color="CCCCCC" w:sz="1"/>
+              <w:left w:val="single" w:color="CCCCCC" w:sz="1"/>
+              <w:bottom w:val="single" w:color="CCCCCC" w:sz="1"/>
+              <w:right w:val="single" w:color="CCCCCC" w:sz="1"/>
+            </w:tcBorders>
+            <w:tcMar>
+              <w:top w:type="dxa" w:w="80"/>
+              <w:left w:type="dxa" w:w="120"/>
+              <w:bottom w:type="dxa" w:w="80"/>
+              <w:right w:type="dxa" w:w="120"/>
+            </w:tcMar>
+          </w:tcPr>
+          <w:p>
+            <w:r>
+              <w:rPr>
+                <w:b w:val="false"/>
+                <w:bCs w:val="false"/>
+                <w:sz w:val="22"/>
+                <w:szCs w:val="22"/>
+              </w:rPr>
+              <w:t xml:space="preserve">Button orientation</w:t>
+            </w:r>
+          </w:p>
+        </w:tc>
+        <w:tc>
+          <w:tcPr>
+            <w:tcW w:type="dxa" w:w="1600"/>
+            <w:tcBorders>
+              <w:top w:val="single" w:color="CCCCCC" w:sz="1"/>
+              <w:left w:val="single" w:color="CCCCCC" w:sz="1"/>
+              <w:bottom w:val="single" w:color="CCCCCC" w:sz="1"/>
+              <w:right w:val="single" w:color="CCCCCC" w:sz="1"/>
+            </w:tcBorders>
+            <w:tcMar>
+              <w:top w:type="dxa" w:w="80"/>
+              <w:left w:type="dxa" w:w="120"/>
+              <w:bottom w:type="dxa" w:w="80"/>
+              <w:right w:type="dxa" w:w="120"/>
+            </w:tcMar>
+          </w:tcPr>
+          <w:p>
+            <w:r>
+              <w:rPr>
+                <w:b w:val="false"/>
+                <w:bCs w:val="false"/>
+                <w:sz w:val="22"/>
+                <w:szCs w:val="22"/>
+              </w:rPr>
+              <w:t xml:space="preserve">Pending</w:t>
+            </w:r>
+          </w:p>
+        </w:tc>
+        <w:tc>
+          <w:tcPr>
+            <w:tcW w:type="dxa" w:w="5360"/>
+            <w:tcBorders>
+              <w:top w:val="single" w:color="CCCCCC" w:sz="1"/>
+              <w:left w:val="single" w:color="CCCCCC" w:sz="1"/>
+              <w:bottom w:val="single" w:color="CCCCCC" w:sz="1"/>
+              <w:right w:val="single" w:color="CCCCCC" w:sz="1"/>
+            </w:tcBorders>
+            <w:tcMar>
+              <w:top w:type="dxa" w:w="80"/>
+              <w:left w:type="dxa" w:w="120"/>
+              <w:bottom w:type="dxa" w:w="80"/>
+              <w:right w:type="dxa" w:w="120"/>
+            </w:tcMar>
+          </w:tcPr>
+          <w:p>
+            <w:r>
+              <w:rPr>
+                <w:b w:val="false"/>
+                <w:bCs w:val="false"/>
+                <w:sz w:val="22"/>
+                <w:szCs w:val="22"/>
+              </w:rPr>
+              <w:t xml:space="preserve">Current SKRPABE010 is top-actuated. If case design requires side actuation, Alps Alpine SKSJLEE010 (4.8×3.25×3.3mm, half-mount, side push) is the drop-in replacement candidate. Different footprint — requires new KiCad footprint before next PCB revision.</w:t>
+            </w:r>
+          </w:p>
+        </w:tc>
+      </w:tr>
     </w:tbl>
     <w:p/>
     <w:p>
@@ -12932,9 +13028,19 @@
         <w:pStyle w:val="Heading2"/>
       </w:pPr>
       <w:r>
-        <w:t xml:space="preserve">Charger BFF absorption — component list</w:t>
+        <w:t xml:space="preserve">Charger BFF absorption — verified component list (from schematic)</w:t>
       </w:r>
     </w:p>
+    <w:p>
+      <w:r>
+        <w:rPr>
+          <w:sz w:val="24"/>
+          <w:szCs w:val="24"/>
+        </w:rPr>
+        <w:t xml:space="preserve">Components verified from Adafruit_LIPoly_Charger_BFF_rev_C KiCad schematic. Keep and omit list based on case design constraints.</w:t>
+      </w:r>
+    </w:p>
+    <w:p/>
     <w:tbl>
       <w:tblPr>
         <w:tblW w:type="dxa" w:w="9360"/>
@@ -12948,15 +13054,16 @@
         </w:tblBorders>
       </w:tblPr>
       <w:tblGrid>
+        <w:gridCol w:w="600"/>
         <w:gridCol w:w="2400"/>
-        <w:gridCol w:w="2000"/>
         <w:gridCol w:w="1200"/>
-        <w:gridCol w:w="3760"/>
+        <w:gridCol w:w="800"/>
+        <w:gridCol w:w="4400"/>
       </w:tblGrid>
       <w:tr>
         <w:tc>
           <w:tcPr>
-            <w:tcW w:type="dxa" w:w="2400"/>
+            <w:tcW w:type="dxa" w:w="600"/>
             <w:tcBorders>
               <w:top w:val="single" w:color="CCCCCC" w:sz="1"/>
               <w:left w:val="single" w:color="CCCCCC" w:sz="1"/>
@@ -12979,13 +13086,13 @@
                 <w:sz w:val="22"/>
                 <w:szCs w:val="22"/>
               </w:rPr>
-              <w:t xml:space="preserve">Component</w:t>
-            </w:r>
-          </w:p>
-        </w:tc>
-        <w:tc>
-          <w:tcPr>
-            <w:tcW w:type="dxa" w:w="2000"/>
+              <w:t xml:space="preserve">Ref</w:t>
+            </w:r>
+          </w:p>
+        </w:tc>
+        <w:tc>
+          <w:tcPr>
+            <w:tcW w:type="dxa" w:w="2400"/>
             <w:tcBorders>
               <w:top w:val="single" w:color="CCCCCC" w:sz="1"/>
               <w:left w:val="single" w:color="CCCCCC" w:sz="1"/>
@@ -13043,7 +13150,7 @@
         </w:tc>
         <w:tc>
           <w:tcPr>
-            <w:tcW w:type="dxa" w:w="3760"/>
+            <w:tcW w:type="dxa" w:w="800"/>
             <w:tcBorders>
               <w:top w:val="single" w:color="CCCCCC" w:sz="1"/>
               <w:left w:val="single" w:color="CCCCCC" w:sz="1"/>
@@ -13066,6 +13173,35 @@
                 <w:sz w:val="22"/>
                 <w:szCs w:val="22"/>
               </w:rPr>
+              <w:t xml:space="preserve">Keep?</w:t>
+            </w:r>
+          </w:p>
+        </w:tc>
+        <w:tc>
+          <w:tcPr>
+            <w:tcW w:type="dxa" w:w="4400"/>
+            <w:tcBorders>
+              <w:top w:val="single" w:color="CCCCCC" w:sz="1"/>
+              <w:left w:val="single" w:color="CCCCCC" w:sz="1"/>
+              <w:bottom w:val="single" w:color="CCCCCC" w:sz="1"/>
+              <w:right w:val="single" w:color="CCCCCC" w:sz="1"/>
+            </w:tcBorders>
+            <w:shd w:fill="D5E8F0" w:val="clear"/>
+            <w:tcMar>
+              <w:top w:type="dxa" w:w="80"/>
+              <w:left w:type="dxa" w:w="120"/>
+              <w:bottom w:type="dxa" w:w="80"/>
+              <w:right w:type="dxa" w:w="120"/>
+            </w:tcMar>
+          </w:tcPr>
+          <w:p>
+            <w:r>
+              <w:rPr>
+                <w:b/>
+                <w:bCs/>
+                <w:sz w:val="22"/>
+                <w:szCs w:val="22"/>
+              </w:rPr>
               <w:t xml:space="preserve">Notes</w:t>
             </w:r>
           </w:p>
@@ -13074,6 +13210,34 @@
       <w:tr>
         <w:tc>
           <w:tcPr>
+            <w:tcW w:type="dxa" w:w="600"/>
+            <w:tcBorders>
+              <w:top w:val="single" w:color="CCCCCC" w:sz="1"/>
+              <w:left w:val="single" w:color="CCCCCC" w:sz="1"/>
+              <w:bottom w:val="single" w:color="CCCCCC" w:sz="1"/>
+              <w:right w:val="single" w:color="CCCCCC" w:sz="1"/>
+            </w:tcBorders>
+            <w:tcMar>
+              <w:top w:type="dxa" w:w="80"/>
+              <w:left w:type="dxa" w:w="120"/>
+              <w:bottom w:type="dxa" w:w="80"/>
+              <w:right w:type="dxa" w:w="120"/>
+            </w:tcMar>
+          </w:tcPr>
+          <w:p>
+            <w:r>
+              <w:rPr>
+                <w:b w:val="false"/>
+                <w:bCs w:val="false"/>
+                <w:sz w:val="22"/>
+                <w:szCs w:val="22"/>
+              </w:rPr>
+              <w:t xml:space="preserve">U3</w:t>
+            </w:r>
+          </w:p>
+        </w:tc>
+        <w:tc>
+          <w:tcPr>
             <w:tcW w:type="dxa" w:w="2400"/>
             <w:tcBorders>
               <w:top w:val="single" w:color="CCCCCC" w:sz="1"/>
@@ -13096,34 +13260,6 @@
                 <w:sz w:val="22"/>
                 <w:szCs w:val="22"/>
               </w:rPr>
-              <w:t xml:space="preserve">Charge IC</w:t>
-            </w:r>
-          </w:p>
-        </w:tc>
-        <w:tc>
-          <w:tcPr>
-            <w:tcW w:type="dxa" w:w="2000"/>
-            <w:tcBorders>
-              <w:top w:val="single" w:color="CCCCCC" w:sz="1"/>
-              <w:left w:val="single" w:color="CCCCCC" w:sz="1"/>
-              <w:bottom w:val="single" w:color="CCCCCC" w:sz="1"/>
-              <w:right w:val="single" w:color="CCCCCC" w:sz="1"/>
-            </w:tcBorders>
-            <w:tcMar>
-              <w:top w:type="dxa" w:w="80"/>
-              <w:left w:type="dxa" w:w="120"/>
-              <w:bottom w:type="dxa" w:w="80"/>
-              <w:right w:type="dxa" w:w="120"/>
-            </w:tcMar>
-          </w:tcPr>
-          <w:p>
-            <w:r>
-              <w:rPr>
-                <w:b w:val="false"/>
-                <w:bCs w:val="false"/>
-                <w:sz w:val="22"/>
-                <w:szCs w:val="22"/>
-              </w:rPr>
               <w:t xml:space="preserve">MCP73831T-2ACI/OT</w:t>
             </w:r>
           </w:p>
@@ -13158,29 +13294,57 @@
         </w:tc>
         <w:tc>
           <w:tcPr>
-            <w:tcW w:type="dxa" w:w="3760"/>
-            <w:tcBorders>
-              <w:top w:val="single" w:color="CCCCCC" w:sz="1"/>
-              <w:left w:val="single" w:color="CCCCCC" w:sz="1"/>
-              <w:bottom w:val="single" w:color="CCCCCC" w:sz="1"/>
-              <w:right w:val="single" w:color="CCCCCC" w:sz="1"/>
-            </w:tcBorders>
-            <w:tcMar>
-              <w:top w:type="dxa" w:w="80"/>
-              <w:left w:type="dxa" w:w="120"/>
-              <w:bottom w:type="dxa" w:w="80"/>
-              <w:right w:type="dxa" w:w="120"/>
-            </w:tcMar>
-          </w:tcPr>
-          <w:p>
-            <w:r>
-              <w:rPr>
-                <w:b w:val="false"/>
-                <w:bCs w:val="false"/>
-                <w:sz w:val="22"/>
-                <w:szCs w:val="22"/>
-              </w:rPr>
-              <w:t xml:space="preserve">MCP73831T-2 sets 4.2V charge termination. -2 suffix critical.</w:t>
+            <w:tcW w:type="dxa" w:w="800"/>
+            <w:tcBorders>
+              <w:top w:val="single" w:color="CCCCCC" w:sz="1"/>
+              <w:left w:val="single" w:color="CCCCCC" w:sz="1"/>
+              <w:bottom w:val="single" w:color="CCCCCC" w:sz="1"/>
+              <w:right w:val="single" w:color="CCCCCC" w:sz="1"/>
+            </w:tcBorders>
+            <w:tcMar>
+              <w:top w:type="dxa" w:w="80"/>
+              <w:left w:type="dxa" w:w="120"/>
+              <w:bottom w:type="dxa" w:w="80"/>
+              <w:right w:type="dxa" w:w="120"/>
+            </w:tcMar>
+          </w:tcPr>
+          <w:p>
+            <w:r>
+              <w:rPr>
+                <w:b w:val="false"/>
+                <w:bCs w:val="false"/>
+                <w:sz w:val="22"/>
+                <w:szCs w:val="22"/>
+              </w:rPr>
+              <w:t xml:space="preserve">YES</w:t>
+            </w:r>
+          </w:p>
+        </w:tc>
+        <w:tc>
+          <w:tcPr>
+            <w:tcW w:type="dxa" w:w="4400"/>
+            <w:tcBorders>
+              <w:top w:val="single" w:color="CCCCCC" w:sz="1"/>
+              <w:left w:val="single" w:color="CCCCCC" w:sz="1"/>
+              <w:bottom w:val="single" w:color="CCCCCC" w:sz="1"/>
+              <w:right w:val="single" w:color="CCCCCC" w:sz="1"/>
+            </w:tcBorders>
+            <w:tcMar>
+              <w:top w:type="dxa" w:w="80"/>
+              <w:left w:type="dxa" w:w="120"/>
+              <w:bottom w:type="dxa" w:w="80"/>
+              <w:right w:type="dxa" w:w="120"/>
+            </w:tcMar>
+          </w:tcPr>
+          <w:p>
+            <w:r>
+              <w:rPr>
+                <w:b w:val="false"/>
+                <w:bCs w:val="false"/>
+                <w:sz w:val="22"/>
+                <w:szCs w:val="22"/>
+              </w:rPr>
+              <w:t xml:space="preserve">Charge IC. -2ACI suffix = 4.2V termination, essential.</w:t>
             </w:r>
           </w:p>
         </w:tc>
@@ -13188,6 +13352,34 @@
       <w:tr>
         <w:tc>
           <w:tcPr>
+            <w:tcW w:type="dxa" w:w="600"/>
+            <w:tcBorders>
+              <w:top w:val="single" w:color="CCCCCC" w:sz="1"/>
+              <w:left w:val="single" w:color="CCCCCC" w:sz="1"/>
+              <w:bottom w:val="single" w:color="CCCCCC" w:sz="1"/>
+              <w:right w:val="single" w:color="CCCCCC" w:sz="1"/>
+            </w:tcBorders>
+            <w:tcMar>
+              <w:top w:type="dxa" w:w="80"/>
+              <w:left w:type="dxa" w:w="120"/>
+              <w:bottom w:type="dxa" w:w="80"/>
+              <w:right w:type="dxa" w:w="120"/>
+            </w:tcMar>
+          </w:tcPr>
+          <w:p>
+            <w:r>
+              <w:rPr>
+                <w:b w:val="false"/>
+                <w:bCs w:val="false"/>
+                <w:sz w:val="22"/>
+                <w:szCs w:val="22"/>
+              </w:rPr>
+              <w:t xml:space="preserve">C1</w:t>
+            </w:r>
+          </w:p>
+        </w:tc>
+        <w:tc>
+          <w:tcPr>
             <w:tcW w:type="dxa" w:w="2400"/>
             <w:tcBorders>
               <w:top w:val="single" w:color="CCCCCC" w:sz="1"/>
@@ -13210,35 +13402,7 @@
                 <w:sz w:val="22"/>
                 <w:szCs w:val="22"/>
               </w:rPr>
-              <w:t xml:space="preserve">Charge current resistor</w:t>
-            </w:r>
-          </w:p>
-        </w:tc>
-        <w:tc>
-          <w:tcPr>
-            <w:tcW w:type="dxa" w:w="2000"/>
-            <w:tcBorders>
-              <w:top w:val="single" w:color="CCCCCC" w:sz="1"/>
-              <w:left w:val="single" w:color="CCCCCC" w:sz="1"/>
-              <w:bottom w:val="single" w:color="CCCCCC" w:sz="1"/>
-              <w:right w:val="single" w:color="CCCCCC" w:sz="1"/>
-            </w:tcBorders>
-            <w:tcMar>
-              <w:top w:type="dxa" w:w="80"/>
-              <w:left w:type="dxa" w:w="120"/>
-              <w:bottom w:type="dxa" w:w="80"/>
-              <w:right w:type="dxa" w:w="120"/>
-            </w:tcMar>
-          </w:tcPr>
-          <w:p>
-            <w:r>
-              <w:rPr>
-                <w:b w:val="false"/>
-                <w:bCs w:val="false"/>
-                <w:sz w:val="22"/>
-                <w:szCs w:val="22"/>
-              </w:rPr>
-              <w:t xml:space="preserve">R_prog</w:t>
+              <w:t xml:space="preserve">Capacitor</w:t>
             </w:r>
           </w:p>
         </w:tc>
@@ -13266,35 +13430,63 @@
                 <w:sz w:val="22"/>
                 <w:szCs w:val="22"/>
               </w:rPr>
-              <w:t xml:space="preserve">5kΩ</w:t>
-            </w:r>
-          </w:p>
-        </w:tc>
-        <w:tc>
-          <w:tcPr>
-            <w:tcW w:type="dxa" w:w="3760"/>
-            <w:tcBorders>
-              <w:top w:val="single" w:color="CCCCCC" w:sz="1"/>
-              <w:left w:val="single" w:color="CCCCCC" w:sz="1"/>
-              <w:bottom w:val="single" w:color="CCCCCC" w:sz="1"/>
-              <w:right w:val="single" w:color="CCCCCC" w:sz="1"/>
-            </w:tcBorders>
-            <w:tcMar>
-              <w:top w:type="dxa" w:w="80"/>
-              <w:left w:type="dxa" w:w="120"/>
-              <w:bottom w:type="dxa" w:w="80"/>
-              <w:right w:type="dxa" w:w="120"/>
-            </w:tcMar>
-          </w:tcPr>
-          <w:p>
-            <w:r>
-              <w:rPr>
-                <w:b w:val="false"/>
-                <w:bCs w:val="false"/>
-                <w:sz w:val="22"/>
-                <w:szCs w:val="22"/>
-              </w:rPr>
-              <w:t xml:space="preserve">PROG pin to GND. 5kΩ = 200mA charge current. Match to battery capacity.</w:t>
+              <w:t xml:space="preserve">10µF 0805</w:t>
+            </w:r>
+          </w:p>
+        </w:tc>
+        <w:tc>
+          <w:tcPr>
+            <w:tcW w:type="dxa" w:w="800"/>
+            <w:tcBorders>
+              <w:top w:val="single" w:color="CCCCCC" w:sz="1"/>
+              <w:left w:val="single" w:color="CCCCCC" w:sz="1"/>
+              <w:bottom w:val="single" w:color="CCCCCC" w:sz="1"/>
+              <w:right w:val="single" w:color="CCCCCC" w:sz="1"/>
+            </w:tcBorders>
+            <w:tcMar>
+              <w:top w:type="dxa" w:w="80"/>
+              <w:left w:type="dxa" w:w="120"/>
+              <w:bottom w:type="dxa" w:w="80"/>
+              <w:right w:type="dxa" w:w="120"/>
+            </w:tcMar>
+          </w:tcPr>
+          <w:p>
+            <w:r>
+              <w:rPr>
+                <w:b w:val="false"/>
+                <w:bCs w:val="false"/>
+                <w:sz w:val="22"/>
+                <w:szCs w:val="22"/>
+              </w:rPr>
+              <w:t xml:space="preserve">YES</w:t>
+            </w:r>
+          </w:p>
+        </w:tc>
+        <w:tc>
+          <w:tcPr>
+            <w:tcW w:type="dxa" w:w="4400"/>
+            <w:tcBorders>
+              <w:top w:val="single" w:color="CCCCCC" w:sz="1"/>
+              <w:left w:val="single" w:color="CCCCCC" w:sz="1"/>
+              <w:bottom w:val="single" w:color="CCCCCC" w:sz="1"/>
+              <w:right w:val="single" w:color="CCCCCC" w:sz="1"/>
+            </w:tcBorders>
+            <w:tcMar>
+              <w:top w:type="dxa" w:w="80"/>
+              <w:left w:type="dxa" w:w="120"/>
+              <w:bottom w:type="dxa" w:w="80"/>
+              <w:right w:type="dxa" w:w="120"/>
+            </w:tcMar>
+          </w:tcPr>
+          <w:p>
+            <w:r>
+              <w:rPr>
+                <w:b w:val="false"/>
+                <w:bCs w:val="false"/>
+                <w:sz w:val="22"/>
+                <w:szCs w:val="22"/>
+              </w:rPr>
+              <w:t xml:space="preserve">VIN input decoupling</w:t>
             </w:r>
           </w:p>
         </w:tc>
@@ -13302,6 +13494,34 @@
       <w:tr>
         <w:tc>
           <w:tcPr>
+            <w:tcW w:type="dxa" w:w="600"/>
+            <w:tcBorders>
+              <w:top w:val="single" w:color="CCCCCC" w:sz="1"/>
+              <w:left w:val="single" w:color="CCCCCC" w:sz="1"/>
+              <w:bottom w:val="single" w:color="CCCCCC" w:sz="1"/>
+              <w:right w:val="single" w:color="CCCCCC" w:sz="1"/>
+            </w:tcBorders>
+            <w:tcMar>
+              <w:top w:type="dxa" w:w="80"/>
+              <w:left w:type="dxa" w:w="120"/>
+              <w:bottom w:type="dxa" w:w="80"/>
+              <w:right w:type="dxa" w:w="120"/>
+            </w:tcMar>
+          </w:tcPr>
+          <w:p>
+            <w:r>
+              <w:rPr>
+                <w:b w:val="false"/>
+                <w:bCs w:val="false"/>
+                <w:sz w:val="22"/>
+                <w:szCs w:val="22"/>
+              </w:rPr>
+              <w:t xml:space="preserve">C20</w:t>
+            </w:r>
+          </w:p>
+        </w:tc>
+        <w:tc>
+          <w:tcPr>
             <w:tcW w:type="dxa" w:w="2400"/>
             <w:tcBorders>
               <w:top w:val="single" w:color="CCCCCC" w:sz="1"/>
@@ -13324,35 +13544,7 @@
                 <w:sz w:val="22"/>
                 <w:szCs w:val="22"/>
               </w:rPr>
-              <w:t xml:space="preserve">Input decoupling</w:t>
-            </w:r>
-          </w:p>
-        </w:tc>
-        <w:tc>
-          <w:tcPr>
-            <w:tcW w:type="dxa" w:w="2000"/>
-            <w:tcBorders>
-              <w:top w:val="single" w:color="CCCCCC" w:sz="1"/>
-              <w:left w:val="single" w:color="CCCCCC" w:sz="1"/>
-              <w:bottom w:val="single" w:color="CCCCCC" w:sz="1"/>
-              <w:right w:val="single" w:color="CCCCCC" w:sz="1"/>
-            </w:tcBorders>
-            <w:tcMar>
-              <w:top w:type="dxa" w:w="80"/>
-              <w:left w:type="dxa" w:w="120"/>
-              <w:bottom w:type="dxa" w:w="80"/>
-              <w:right w:type="dxa" w:w="120"/>
-            </w:tcMar>
-          </w:tcPr>
-          <w:p>
-            <w:r>
-              <w:rPr>
-                <w:b w:val="false"/>
-                <w:bCs w:val="false"/>
-                <w:sz w:val="22"/>
-                <w:szCs w:val="22"/>
-              </w:rPr>
-              <w:t xml:space="preserve">C_in</w:t>
+              <w:t xml:space="preserve">Capacitor</w:t>
             </w:r>
           </w:p>
         </w:tc>
@@ -13380,35 +13572,63 @@
                 <w:sz w:val="22"/>
                 <w:szCs w:val="22"/>
               </w:rPr>
-              <w:t xml:space="preserve">4.7µF</w:t>
-            </w:r>
-          </w:p>
-        </w:tc>
-        <w:tc>
-          <w:tcPr>
-            <w:tcW w:type="dxa" w:w="3760"/>
-            <w:tcBorders>
-              <w:top w:val="single" w:color="CCCCCC" w:sz="1"/>
-              <w:left w:val="single" w:color="CCCCCC" w:sz="1"/>
-              <w:bottom w:val="single" w:color="CCCCCC" w:sz="1"/>
-              <w:right w:val="single" w:color="CCCCCC" w:sz="1"/>
-            </w:tcBorders>
-            <w:tcMar>
-              <w:top w:type="dxa" w:w="80"/>
-              <w:left w:type="dxa" w:w="120"/>
-              <w:bottom w:type="dxa" w:w="80"/>
-              <w:right w:type="dxa" w:w="120"/>
-            </w:tcMar>
-          </w:tcPr>
-          <w:p>
-            <w:r>
-              <w:rPr>
-                <w:b w:val="false"/>
-                <w:bCs w:val="false"/>
-                <w:sz w:val="22"/>
-                <w:szCs w:val="22"/>
-              </w:rPr>
-              <w:t xml:space="preserve">On VIN (USB 5V input)</w:t>
+              <w:t xml:space="preserve">10µF 0805</w:t>
+            </w:r>
+          </w:p>
+        </w:tc>
+        <w:tc>
+          <w:tcPr>
+            <w:tcW w:type="dxa" w:w="800"/>
+            <w:tcBorders>
+              <w:top w:val="single" w:color="CCCCCC" w:sz="1"/>
+              <w:left w:val="single" w:color="CCCCCC" w:sz="1"/>
+              <w:bottom w:val="single" w:color="CCCCCC" w:sz="1"/>
+              <w:right w:val="single" w:color="CCCCCC" w:sz="1"/>
+            </w:tcBorders>
+            <w:tcMar>
+              <w:top w:type="dxa" w:w="80"/>
+              <w:left w:type="dxa" w:w="120"/>
+              <w:bottom w:type="dxa" w:w="80"/>
+              <w:right w:type="dxa" w:w="120"/>
+            </w:tcMar>
+          </w:tcPr>
+          <w:p>
+            <w:r>
+              <w:rPr>
+                <w:b w:val="false"/>
+                <w:bCs w:val="false"/>
+                <w:sz w:val="22"/>
+                <w:szCs w:val="22"/>
+              </w:rPr>
+              <w:t xml:space="preserve">YES</w:t>
+            </w:r>
+          </w:p>
+        </w:tc>
+        <w:tc>
+          <w:tcPr>
+            <w:tcW w:type="dxa" w:w="4400"/>
+            <w:tcBorders>
+              <w:top w:val="single" w:color="CCCCCC" w:sz="1"/>
+              <w:left w:val="single" w:color="CCCCCC" w:sz="1"/>
+              <w:bottom w:val="single" w:color="CCCCCC" w:sz="1"/>
+              <w:right w:val="single" w:color="CCCCCC" w:sz="1"/>
+            </w:tcBorders>
+            <w:tcMar>
+              <w:top w:type="dxa" w:w="80"/>
+              <w:left w:type="dxa" w:w="120"/>
+              <w:bottom w:type="dxa" w:w="80"/>
+              <w:right w:type="dxa" w:w="120"/>
+            </w:tcMar>
+          </w:tcPr>
+          <w:p>
+            <w:r>
+              <w:rPr>
+                <w:b w:val="false"/>
+                <w:bCs w:val="false"/>
+                <w:sz w:val="22"/>
+                <w:szCs w:val="22"/>
+              </w:rPr>
+              <w:t xml:space="preserve">VBAT output decoupling</w:t>
             </w:r>
           </w:p>
         </w:tc>
@@ -13416,6 +13636,34 @@
       <w:tr>
         <w:tc>
           <w:tcPr>
+            <w:tcW w:type="dxa" w:w="600"/>
+            <w:tcBorders>
+              <w:top w:val="single" w:color="CCCCCC" w:sz="1"/>
+              <w:left w:val="single" w:color="CCCCCC" w:sz="1"/>
+              <w:bottom w:val="single" w:color="CCCCCC" w:sz="1"/>
+              <w:right w:val="single" w:color="CCCCCC" w:sz="1"/>
+            </w:tcBorders>
+            <w:tcMar>
+              <w:top w:type="dxa" w:w="80"/>
+              <w:left w:type="dxa" w:w="120"/>
+              <w:bottom w:type="dxa" w:w="80"/>
+              <w:right w:type="dxa" w:w="120"/>
+            </w:tcMar>
+          </w:tcPr>
+          <w:p>
+            <w:r>
+              <w:rPr>
+                <w:b w:val="false"/>
+                <w:bCs w:val="false"/>
+                <w:sz w:val="22"/>
+                <w:szCs w:val="22"/>
+              </w:rPr>
+              <w:t xml:space="preserve">R8</w:t>
+            </w:r>
+          </w:p>
+        </w:tc>
+        <w:tc>
+          <w:tcPr>
             <w:tcW w:type="dxa" w:w="2400"/>
             <w:tcBorders>
               <w:top w:val="single" w:color="CCCCCC" w:sz="1"/>
@@ -13438,35 +13686,7 @@
                 <w:sz w:val="22"/>
                 <w:szCs w:val="22"/>
               </w:rPr>
-              <w:t xml:space="preserve">Battery decoupling</w:t>
-            </w:r>
-          </w:p>
-        </w:tc>
-        <w:tc>
-          <w:tcPr>
-            <w:tcW w:type="dxa" w:w="2000"/>
-            <w:tcBorders>
-              <w:top w:val="single" w:color="CCCCCC" w:sz="1"/>
-              <w:left w:val="single" w:color="CCCCCC" w:sz="1"/>
-              <w:bottom w:val="single" w:color="CCCCCC" w:sz="1"/>
-              <w:right w:val="single" w:color="CCCCCC" w:sz="1"/>
-            </w:tcBorders>
-            <w:tcMar>
-              <w:top w:type="dxa" w:w="80"/>
-              <w:left w:type="dxa" w:w="120"/>
-              <w:bottom w:type="dxa" w:w="80"/>
-              <w:right w:type="dxa" w:w="120"/>
-            </w:tcMar>
-          </w:tcPr>
-          <w:p>
-            <w:r>
-              <w:rPr>
-                <w:b w:val="false"/>
-                <w:bCs w:val="false"/>
-                <w:sz w:val="22"/>
-                <w:szCs w:val="22"/>
-              </w:rPr>
-              <w:t xml:space="preserve">C_bat</w:t>
+              <w:t xml:space="preserve">Resistor</w:t>
             </w:r>
           </w:p>
         </w:tc>
@@ -13494,35 +13714,63 @@
                 <w:sz w:val="22"/>
                 <w:szCs w:val="22"/>
               </w:rPr>
-              <w:t xml:space="preserve">4.7µF</w:t>
-            </w:r>
-          </w:p>
-        </w:tc>
-        <w:tc>
-          <w:tcPr>
-            <w:tcW w:type="dxa" w:w="3760"/>
-            <w:tcBorders>
-              <w:top w:val="single" w:color="CCCCCC" w:sz="1"/>
-              <w:left w:val="single" w:color="CCCCCC" w:sz="1"/>
-              <w:bottom w:val="single" w:color="CCCCCC" w:sz="1"/>
-              <w:right w:val="single" w:color="CCCCCC" w:sz="1"/>
-            </w:tcBorders>
-            <w:tcMar>
-              <w:top w:type="dxa" w:w="80"/>
-              <w:left w:type="dxa" w:w="120"/>
-              <w:bottom w:type="dxa" w:w="80"/>
-              <w:right w:type="dxa" w:w="120"/>
-            </w:tcMar>
-          </w:tcPr>
-          <w:p>
-            <w:r>
-              <w:rPr>
-                <w:b w:val="false"/>
-                <w:bCs w:val="false"/>
-                <w:sz w:val="22"/>
-                <w:szCs w:val="22"/>
-              </w:rPr>
-              <w:t xml:space="preserve">On VBAT (battery output)</w:t>
+              <w:t xml:space="preserve">5.1K 0603</w:t>
+            </w:r>
+          </w:p>
+        </w:tc>
+        <w:tc>
+          <w:tcPr>
+            <w:tcW w:type="dxa" w:w="800"/>
+            <w:tcBorders>
+              <w:top w:val="single" w:color="CCCCCC" w:sz="1"/>
+              <w:left w:val="single" w:color="CCCCCC" w:sz="1"/>
+              <w:bottom w:val="single" w:color="CCCCCC" w:sz="1"/>
+              <w:right w:val="single" w:color="CCCCCC" w:sz="1"/>
+            </w:tcBorders>
+            <w:tcMar>
+              <w:top w:type="dxa" w:w="80"/>
+              <w:left w:type="dxa" w:w="120"/>
+              <w:bottom w:type="dxa" w:w="80"/>
+              <w:right w:type="dxa" w:w="120"/>
+            </w:tcMar>
+          </w:tcPr>
+          <w:p>
+            <w:r>
+              <w:rPr>
+                <w:b w:val="false"/>
+                <w:bCs w:val="false"/>
+                <w:sz w:val="22"/>
+                <w:szCs w:val="22"/>
+              </w:rPr>
+              <w:t xml:space="preserve">YES</w:t>
+            </w:r>
+          </w:p>
+        </w:tc>
+        <w:tc>
+          <w:tcPr>
+            <w:tcW w:type="dxa" w:w="4400"/>
+            <w:tcBorders>
+              <w:top w:val="single" w:color="CCCCCC" w:sz="1"/>
+              <w:left w:val="single" w:color="CCCCCC" w:sz="1"/>
+              <w:bottom w:val="single" w:color="CCCCCC" w:sz="1"/>
+              <w:right w:val="single" w:color="CCCCCC" w:sz="1"/>
+            </w:tcBorders>
+            <w:tcMar>
+              <w:top w:type="dxa" w:w="80"/>
+              <w:left w:type="dxa" w:w="120"/>
+              <w:bottom w:type="dxa" w:w="80"/>
+              <w:right w:type="dxa" w:w="120"/>
+            </w:tcMar>
+          </w:tcPr>
+          <w:p>
+            <w:r>
+              <w:rPr>
+                <w:b w:val="false"/>
+                <w:bCs w:val="false"/>
+                <w:sz w:val="22"/>
+                <w:szCs w:val="22"/>
+              </w:rPr>
+              <w:t xml:space="preserve">PROG pin sets charge current. 5.1K = ~200mA. Adafruit uses 5.1K not 5K.</w:t>
             </w:r>
           </w:p>
         </w:tc>
@@ -13530,6 +13778,34 @@
       <w:tr>
         <w:tc>
           <w:tcPr>
+            <w:tcW w:type="dxa" w:w="600"/>
+            <w:tcBorders>
+              <w:top w:val="single" w:color="CCCCCC" w:sz="1"/>
+              <w:left w:val="single" w:color="CCCCCC" w:sz="1"/>
+              <w:bottom w:val="single" w:color="CCCCCC" w:sz="1"/>
+              <w:right w:val="single" w:color="CCCCCC" w:sz="1"/>
+            </w:tcBorders>
+            <w:tcMar>
+              <w:top w:type="dxa" w:w="80"/>
+              <w:left w:type="dxa" w:w="120"/>
+              <w:bottom w:type="dxa" w:w="80"/>
+              <w:right w:type="dxa" w:w="120"/>
+            </w:tcMar>
+          </w:tcPr>
+          <w:p>
+            <w:r>
+              <w:rPr>
+                <w:b w:val="false"/>
+                <w:bCs w:val="false"/>
+                <w:sz w:val="22"/>
+                <w:szCs w:val="22"/>
+              </w:rPr>
+              <w:t xml:space="preserve">D2</w:t>
+            </w:r>
+          </w:p>
+        </w:tc>
+        <w:tc>
+          <w:tcPr>
             <w:tcW w:type="dxa" w:w="2400"/>
             <w:tcBorders>
               <w:top w:val="single" w:color="CCCCCC" w:sz="1"/>
@@ -13552,35 +13828,7 @@
                 <w:sz w:val="22"/>
                 <w:szCs w:val="22"/>
               </w:rPr>
-              <w:t xml:space="preserve">Status LED</w:t>
-            </w:r>
-          </w:p>
-        </w:tc>
-        <w:tc>
-          <w:tcPr>
-            <w:tcW w:type="dxa" w:w="2000"/>
-            <w:tcBorders>
-              <w:top w:val="single" w:color="CCCCCC" w:sz="1"/>
-              <w:left w:val="single" w:color="CCCCCC" w:sz="1"/>
-              <w:bottom w:val="single" w:color="CCCCCC" w:sz="1"/>
-              <w:right w:val="single" w:color="CCCCCC" w:sz="1"/>
-            </w:tcBorders>
-            <w:tcMar>
-              <w:top w:type="dxa" w:w="80"/>
-              <w:left w:type="dxa" w:w="120"/>
-              <w:bottom w:type="dxa" w:w="80"/>
-              <w:right w:type="dxa" w:w="120"/>
-            </w:tcMar>
-          </w:tcPr>
-          <w:p>
-            <w:r>
-              <w:rPr>
-                <w:b w:val="false"/>
-                <w:bCs w:val="false"/>
-                <w:sz w:val="22"/>
-                <w:szCs w:val="22"/>
-              </w:rPr>
-              <w:t xml:space="preserve">Optional</w:t>
+              <w:t xml:space="preserve">Diode MBR120</w:t>
             </w:r>
           </w:p>
         </w:tc>
@@ -13608,35 +13856,63 @@
                 <w:sz w:val="22"/>
                 <w:szCs w:val="22"/>
               </w:rPr>
-              <w:t xml:space="preserve">—</w:t>
-            </w:r>
-          </w:p>
-        </w:tc>
-        <w:tc>
-          <w:tcPr>
-            <w:tcW w:type="dxa" w:w="3760"/>
-            <w:tcBorders>
-              <w:top w:val="single" w:color="CCCCCC" w:sz="1"/>
-              <w:left w:val="single" w:color="CCCCCC" w:sz="1"/>
-              <w:bottom w:val="single" w:color="CCCCCC" w:sz="1"/>
-              <w:right w:val="single" w:color="CCCCCC" w:sz="1"/>
-            </w:tcBorders>
-            <w:tcMar>
-              <w:top w:type="dxa" w:w="80"/>
-              <w:left w:type="dxa" w:w="120"/>
-              <w:bottom w:type="dxa" w:w="80"/>
-              <w:right w:type="dxa" w:w="120"/>
-            </w:tcMar>
-          </w:tcPr>
-          <w:p>
-            <w:r>
-              <w:rPr>
-                <w:b w:val="false"/>
-                <w:bCs w:val="false"/>
-                <w:sz w:val="22"/>
-                <w:szCs w:val="22"/>
-              </w:rPr>
-              <w:t xml:space="preserve">STAT pin — omit if LED not visible in case</w:t>
+              <w:t xml:space="preserve">SOD-123FL</w:t>
+            </w:r>
+          </w:p>
+        </w:tc>
+        <w:tc>
+          <w:tcPr>
+            <w:tcW w:type="dxa" w:w="800"/>
+            <w:tcBorders>
+              <w:top w:val="single" w:color="CCCCCC" w:sz="1"/>
+              <w:left w:val="single" w:color="CCCCCC" w:sz="1"/>
+              <w:bottom w:val="single" w:color="CCCCCC" w:sz="1"/>
+              <w:right w:val="single" w:color="CCCCCC" w:sz="1"/>
+            </w:tcBorders>
+            <w:tcMar>
+              <w:top w:type="dxa" w:w="80"/>
+              <w:left w:type="dxa" w:w="120"/>
+              <w:bottom w:type="dxa" w:w="80"/>
+              <w:right w:type="dxa" w:w="120"/>
+            </w:tcMar>
+          </w:tcPr>
+          <w:p>
+            <w:r>
+              <w:rPr>
+                <w:b w:val="false"/>
+                <w:bCs w:val="false"/>
+                <w:sz w:val="22"/>
+                <w:szCs w:val="22"/>
+              </w:rPr>
+              <w:t xml:space="preserve">YES</w:t>
+            </w:r>
+          </w:p>
+        </w:tc>
+        <w:tc>
+          <w:tcPr>
+            <w:tcW w:type="dxa" w:w="4400"/>
+            <w:tcBorders>
+              <w:top w:val="single" w:color="CCCCCC" w:sz="1"/>
+              <w:left w:val="single" w:color="CCCCCC" w:sz="1"/>
+              <w:bottom w:val="single" w:color="CCCCCC" w:sz="1"/>
+              <w:right w:val="single" w:color="CCCCCC" w:sz="1"/>
+            </w:tcBorders>
+            <w:tcMar>
+              <w:top w:type="dxa" w:w="80"/>
+              <w:left w:type="dxa" w:w="120"/>
+              <w:bottom w:type="dxa" w:w="80"/>
+              <w:right w:type="dxa" w:w="120"/>
+            </w:tcMar>
+          </w:tcPr>
+          <w:p>
+            <w:r>
+              <w:rPr>
+                <w:b w:val="false"/>
+                <w:bCs w:val="false"/>
+                <w:sz w:val="22"/>
+                <w:szCs w:val="22"/>
+              </w:rPr>
+              <w:t xml:space="preserve">Schottky reverse polarity protection on VBAT. Critical — do not omit.</w:t>
             </w:r>
           </w:p>
         </w:tc>
@@ -13644,6 +13920,34 @@
       <w:tr>
         <w:tc>
           <w:tcPr>
+            <w:tcW w:type="dxa" w:w="600"/>
+            <w:tcBorders>
+              <w:top w:val="single" w:color="CCCCCC" w:sz="1"/>
+              <w:left w:val="single" w:color="CCCCCC" w:sz="1"/>
+              <w:bottom w:val="single" w:color="CCCCCC" w:sz="1"/>
+              <w:right w:val="single" w:color="CCCCCC" w:sz="1"/>
+            </w:tcBorders>
+            <w:tcMar>
+              <w:top w:type="dxa" w:w="80"/>
+              <w:left w:type="dxa" w:w="120"/>
+              <w:bottom w:type="dxa" w:w="80"/>
+              <w:right w:type="dxa" w:w="120"/>
+            </w:tcMar>
+          </w:tcPr>
+          <w:p>
+            <w:r>
+              <w:rPr>
+                <w:b w:val="false"/>
+                <w:bCs w:val="false"/>
+                <w:sz w:val="22"/>
+                <w:szCs w:val="22"/>
+              </w:rPr>
+              <w:t xml:space="preserve">R1</w:t>
+            </w:r>
+          </w:p>
+        </w:tc>
+        <w:tc>
+          <w:tcPr>
             <w:tcW w:type="dxa" w:w="2400"/>
             <w:tcBorders>
               <w:top w:val="single" w:color="CCCCCC" w:sz="1"/>
@@ -13666,35 +13970,7 @@
                 <w:sz w:val="22"/>
                 <w:szCs w:val="22"/>
               </w:rPr>
-              <w:t xml:space="preserve">Battery connector</w:t>
-            </w:r>
-          </w:p>
-        </w:tc>
-        <w:tc>
-          <w:tcPr>
-            <w:tcW w:type="dxa" w:w="2000"/>
-            <w:tcBorders>
-              <w:top w:val="single" w:color="CCCCCC" w:sz="1"/>
-              <w:left w:val="single" w:color="CCCCCC" w:sz="1"/>
-              <w:bottom w:val="single" w:color="CCCCCC" w:sz="1"/>
-              <w:right w:val="single" w:color="CCCCCC" w:sz="1"/>
-            </w:tcBorders>
-            <w:tcMar>
-              <w:top w:type="dxa" w:w="80"/>
-              <w:left w:type="dxa" w:w="120"/>
-              <w:bottom w:type="dxa" w:w="80"/>
-              <w:right w:type="dxa" w:w="120"/>
-            </w:tcMar>
-          </w:tcPr>
-          <w:p>
-            <w:r>
-              <w:rPr>
-                <w:b w:val="false"/>
-                <w:bCs w:val="false"/>
-                <w:sz w:val="22"/>
-                <w:szCs w:val="22"/>
-              </w:rPr>
-              <w:t xml:space="preserve">Direct solder</w:t>
+              <w:t xml:space="preserve">Resistor</w:t>
             </w:r>
           </w:p>
         </w:tc>
@@ -13722,35 +13998,63 @@
                 <w:sz w:val="22"/>
                 <w:szCs w:val="22"/>
               </w:rPr>
-              <w:t xml:space="preserve">—</w:t>
-            </w:r>
-          </w:p>
-        </w:tc>
-        <w:tc>
-          <w:tcPr>
-            <w:tcW w:type="dxa" w:w="3760"/>
-            <w:tcBorders>
-              <w:top w:val="single" w:color="CCCCCC" w:sz="1"/>
-              <w:left w:val="single" w:color="CCCCCC" w:sz="1"/>
-              <w:bottom w:val="single" w:color="CCCCCC" w:sz="1"/>
-              <w:right w:val="single" w:color="CCCCCC" w:sz="1"/>
-            </w:tcBorders>
-            <w:tcMar>
-              <w:top w:type="dxa" w:w="80"/>
-              <w:left w:type="dxa" w:w="120"/>
-              <w:bottom w:type="dxa" w:w="80"/>
-              <w:right w:type="dxa" w:w="120"/>
-            </w:tcMar>
-          </w:tcPr>
-          <w:p>
-            <w:r>
-              <w:rPr>
-                <w:b w:val="false"/>
-                <w:bCs w:val="false"/>
-                <w:sz w:val="22"/>
-                <w:szCs w:val="22"/>
-              </w:rPr>
-              <w:t xml:space="preserve">Omit JST-PH — solder battery wires direct to pads</w:t>
+              <w:t xml:space="preserve">100K 0603</w:t>
+            </w:r>
+          </w:p>
+        </w:tc>
+        <w:tc>
+          <w:tcPr>
+            <w:tcW w:type="dxa" w:w="800"/>
+            <w:tcBorders>
+              <w:top w:val="single" w:color="CCCCCC" w:sz="1"/>
+              <w:left w:val="single" w:color="CCCCCC" w:sz="1"/>
+              <w:bottom w:val="single" w:color="CCCCCC" w:sz="1"/>
+              <w:right w:val="single" w:color="CCCCCC" w:sz="1"/>
+            </w:tcBorders>
+            <w:tcMar>
+              <w:top w:type="dxa" w:w="80"/>
+              <w:left w:type="dxa" w:w="120"/>
+              <w:bottom w:type="dxa" w:w="80"/>
+              <w:right w:type="dxa" w:w="120"/>
+            </w:tcMar>
+          </w:tcPr>
+          <w:p>
+            <w:r>
+              <w:rPr>
+                <w:b w:val="false"/>
+                <w:bCs w:val="false"/>
+                <w:sz w:val="22"/>
+                <w:szCs w:val="22"/>
+              </w:rPr>
+              <w:t xml:space="preserve">YES</w:t>
+            </w:r>
+          </w:p>
+        </w:tc>
+        <w:tc>
+          <w:tcPr>
+            <w:tcW w:type="dxa" w:w="4400"/>
+            <w:tcBorders>
+              <w:top w:val="single" w:color="CCCCCC" w:sz="1"/>
+              <w:left w:val="single" w:color="CCCCCC" w:sz="1"/>
+              <w:bottom w:val="single" w:color="CCCCCC" w:sz="1"/>
+              <w:right w:val="single" w:color="CCCCCC" w:sz="1"/>
+            </w:tcBorders>
+            <w:tcMar>
+              <w:top w:type="dxa" w:w="80"/>
+              <w:left w:type="dxa" w:w="120"/>
+              <w:bottom w:type="dxa" w:w="80"/>
+              <w:right w:type="dxa" w:w="120"/>
+            </w:tcMar>
+          </w:tcPr>
+          <w:p>
+            <w:r>
+              <w:rPr>
+                <w:b w:val="false"/>
+                <w:bCs w:val="false"/>
+                <w:sz w:val="22"/>
+                <w:szCs w:val="22"/>
+              </w:rPr>
+              <w:t xml:space="preserve">Voltage divider top resistor (A2 battery monitoring)</w:t>
             </w:r>
           </w:p>
         </w:tc>
@@ -13758,6 +14062,34 @@
       <w:tr>
         <w:tc>
           <w:tcPr>
+            <w:tcW w:type="dxa" w:w="600"/>
+            <w:tcBorders>
+              <w:top w:val="single" w:color="CCCCCC" w:sz="1"/>
+              <w:left w:val="single" w:color="CCCCCC" w:sz="1"/>
+              <w:bottom w:val="single" w:color="CCCCCC" w:sz="1"/>
+              <w:right w:val="single" w:color="CCCCCC" w:sz="1"/>
+            </w:tcBorders>
+            <w:tcMar>
+              <w:top w:type="dxa" w:w="80"/>
+              <w:left w:type="dxa" w:w="120"/>
+              <w:bottom w:type="dxa" w:w="80"/>
+              <w:right w:type="dxa" w:w="120"/>
+            </w:tcMar>
+          </w:tcPr>
+          <w:p>
+            <w:r>
+              <w:rPr>
+                <w:b w:val="false"/>
+                <w:bCs w:val="false"/>
+                <w:sz w:val="22"/>
+                <w:szCs w:val="22"/>
+              </w:rPr>
+              <w:t xml:space="preserve">R3</w:t>
+            </w:r>
+          </w:p>
+        </w:tc>
+        <w:tc>
+          <w:tcPr>
             <w:tcW w:type="dxa" w:w="2400"/>
             <w:tcBorders>
               <w:top w:val="single" w:color="CCCCCC" w:sz="1"/>
@@ -13780,35 +14112,7 @@
                 <w:sz w:val="22"/>
                 <w:szCs w:val="22"/>
               </w:rPr>
-              <w:t xml:space="preserve">Power switch</w:t>
-            </w:r>
-          </w:p>
-        </w:tc>
-        <w:tc>
-          <w:tcPr>
-            <w:tcW w:type="dxa" w:w="2000"/>
-            <w:tcBorders>
-              <w:top w:val="single" w:color="CCCCCC" w:sz="1"/>
-              <w:left w:val="single" w:color="CCCCCC" w:sz="1"/>
-              <w:bottom w:val="single" w:color="CCCCCC" w:sz="1"/>
-              <w:right w:val="single" w:color="CCCCCC" w:sz="1"/>
-            </w:tcBorders>
-            <w:tcMar>
-              <w:top w:type="dxa" w:w="80"/>
-              <w:left w:type="dxa" w:w="120"/>
-              <w:bottom w:type="dxa" w:w="80"/>
-              <w:right w:type="dxa" w:w="120"/>
-            </w:tcMar>
-          </w:tcPr>
-          <w:p>
-            <w:r>
-              <w:rPr>
-                <w:b w:val="false"/>
-                <w:bCs w:val="false"/>
-                <w:sz w:val="22"/>
-                <w:szCs w:val="22"/>
-              </w:rPr>
-              <w:t xml:space="preserve">Optional</w:t>
+              <w:t xml:space="preserve">Resistor</w:t>
             </w:r>
           </w:p>
         </w:tc>
@@ -13836,35 +14140,915 @@
                 <w:sz w:val="22"/>
                 <w:szCs w:val="22"/>
               </w:rPr>
+              <w:t xml:space="preserve">100K 0603</w:t>
+            </w:r>
+          </w:p>
+        </w:tc>
+        <w:tc>
+          <w:tcPr>
+            <w:tcW w:type="dxa" w:w="800"/>
+            <w:tcBorders>
+              <w:top w:val="single" w:color="CCCCCC" w:sz="1"/>
+              <w:left w:val="single" w:color="CCCCCC" w:sz="1"/>
+              <w:bottom w:val="single" w:color="CCCCCC" w:sz="1"/>
+              <w:right w:val="single" w:color="CCCCCC" w:sz="1"/>
+            </w:tcBorders>
+            <w:tcMar>
+              <w:top w:type="dxa" w:w="80"/>
+              <w:left w:type="dxa" w:w="120"/>
+              <w:bottom w:type="dxa" w:w="80"/>
+              <w:right w:type="dxa" w:w="120"/>
+            </w:tcMar>
+          </w:tcPr>
+          <w:p>
+            <w:r>
+              <w:rPr>
+                <w:b w:val="false"/>
+                <w:bCs w:val="false"/>
+                <w:sz w:val="22"/>
+                <w:szCs w:val="22"/>
+              </w:rPr>
+              <w:t xml:space="preserve">YES</w:t>
+            </w:r>
+          </w:p>
+        </w:tc>
+        <w:tc>
+          <w:tcPr>
+            <w:tcW w:type="dxa" w:w="4400"/>
+            <w:tcBorders>
+              <w:top w:val="single" w:color="CCCCCC" w:sz="1"/>
+              <w:left w:val="single" w:color="CCCCCC" w:sz="1"/>
+              <w:bottom w:val="single" w:color="CCCCCC" w:sz="1"/>
+              <w:right w:val="single" w:color="CCCCCC" w:sz="1"/>
+            </w:tcBorders>
+            <w:tcMar>
+              <w:top w:type="dxa" w:w="80"/>
+              <w:left w:type="dxa" w:w="120"/>
+              <w:bottom w:type="dxa" w:w="80"/>
+              <w:right w:type="dxa" w:w="120"/>
+            </w:tcMar>
+          </w:tcPr>
+          <w:p>
+            <w:r>
+              <w:rPr>
+                <w:b w:val="false"/>
+                <w:bCs w:val="false"/>
+                <w:sz w:val="22"/>
+                <w:szCs w:val="22"/>
+              </w:rPr>
+              <w:t xml:space="preserve">Voltage divider bottom resistor. R1+R3 give 2:1 ratio matching code VOLTAGE_DIVIDER=2.0</w:t>
+            </w:r>
+          </w:p>
+        </w:tc>
+      </w:tr>
+      <w:tr>
+        <w:tc>
+          <w:tcPr>
+            <w:tcW w:type="dxa" w:w="600"/>
+            <w:tcBorders>
+              <w:top w:val="single" w:color="CCCCCC" w:sz="1"/>
+              <w:left w:val="single" w:color="CCCCCC" w:sz="1"/>
+              <w:bottom w:val="single" w:color="CCCCCC" w:sz="1"/>
+              <w:right w:val="single" w:color="CCCCCC" w:sz="1"/>
+            </w:tcBorders>
+            <w:tcMar>
+              <w:top w:type="dxa" w:w="80"/>
+              <w:left w:type="dxa" w:w="120"/>
+              <w:bottom w:type="dxa" w:w="80"/>
+              <w:right w:type="dxa" w:w="120"/>
+            </w:tcMar>
+          </w:tcPr>
+          <w:p>
+            <w:r>
+              <w:rPr>
+                <w:b w:val="false"/>
+                <w:bCs w:val="false"/>
+                <w:sz w:val="22"/>
+                <w:szCs w:val="22"/>
+              </w:rPr>
+              <w:t xml:space="preserve">R2</w:t>
+            </w:r>
+          </w:p>
+        </w:tc>
+        <w:tc>
+          <w:tcPr>
+            <w:tcW w:type="dxa" w:w="2400"/>
+            <w:tcBorders>
+              <w:top w:val="single" w:color="CCCCCC" w:sz="1"/>
+              <w:left w:val="single" w:color="CCCCCC" w:sz="1"/>
+              <w:bottom w:val="single" w:color="CCCCCC" w:sz="1"/>
+              <w:right w:val="single" w:color="CCCCCC" w:sz="1"/>
+            </w:tcBorders>
+            <w:tcMar>
+              <w:top w:type="dxa" w:w="80"/>
+              <w:left w:type="dxa" w:w="120"/>
+              <w:bottom w:type="dxa" w:w="80"/>
+              <w:right w:type="dxa" w:w="120"/>
+            </w:tcMar>
+          </w:tcPr>
+          <w:p>
+            <w:r>
+              <w:rPr>
+                <w:b w:val="false"/>
+                <w:bCs w:val="false"/>
+                <w:sz w:val="22"/>
+                <w:szCs w:val="22"/>
+              </w:rPr>
+              <w:t xml:space="preserve">Resistor</w:t>
+            </w:r>
+          </w:p>
+        </w:tc>
+        <w:tc>
+          <w:tcPr>
+            <w:tcW w:type="dxa" w:w="1200"/>
+            <w:tcBorders>
+              <w:top w:val="single" w:color="CCCCCC" w:sz="1"/>
+              <w:left w:val="single" w:color="CCCCCC" w:sz="1"/>
+              <w:bottom w:val="single" w:color="CCCCCC" w:sz="1"/>
+              <w:right w:val="single" w:color="CCCCCC" w:sz="1"/>
+            </w:tcBorders>
+            <w:tcMar>
+              <w:top w:type="dxa" w:w="80"/>
+              <w:left w:type="dxa" w:w="120"/>
+              <w:bottom w:type="dxa" w:w="80"/>
+              <w:right w:type="dxa" w:w="120"/>
+            </w:tcMar>
+          </w:tcPr>
+          <w:p>
+            <w:r>
+              <w:rPr>
+                <w:b w:val="false"/>
+                <w:bCs w:val="false"/>
+                <w:sz w:val="22"/>
+                <w:szCs w:val="22"/>
+              </w:rPr>
+              <w:t xml:space="preserve">5.1K 0603</w:t>
+            </w:r>
+          </w:p>
+        </w:tc>
+        <w:tc>
+          <w:tcPr>
+            <w:tcW w:type="dxa" w:w="800"/>
+            <w:tcBorders>
+              <w:top w:val="single" w:color="CCCCCC" w:sz="1"/>
+              <w:left w:val="single" w:color="CCCCCC" w:sz="1"/>
+              <w:bottom w:val="single" w:color="CCCCCC" w:sz="1"/>
+              <w:right w:val="single" w:color="CCCCCC" w:sz="1"/>
+            </w:tcBorders>
+            <w:tcMar>
+              <w:top w:type="dxa" w:w="80"/>
+              <w:left w:type="dxa" w:w="120"/>
+              <w:bottom w:type="dxa" w:w="80"/>
+              <w:right w:type="dxa" w:w="120"/>
+            </w:tcMar>
+          </w:tcPr>
+          <w:p>
+            <w:r>
+              <w:rPr>
+                <w:b w:val="false"/>
+                <w:bCs w:val="false"/>
+                <w:sz w:val="22"/>
+                <w:szCs w:val="22"/>
+              </w:rPr>
+              <w:t xml:space="preserve">OMIT</w:t>
+            </w:r>
+          </w:p>
+        </w:tc>
+        <w:tc>
+          <w:tcPr>
+            <w:tcW w:type="dxa" w:w="4400"/>
+            <w:tcBorders>
+              <w:top w:val="single" w:color="CCCCCC" w:sz="1"/>
+              <w:left w:val="single" w:color="CCCCCC" w:sz="1"/>
+              <w:bottom w:val="single" w:color="CCCCCC" w:sz="1"/>
+              <w:right w:val="single" w:color="CCCCCC" w:sz="1"/>
+            </w:tcBorders>
+            <w:tcMar>
+              <w:top w:type="dxa" w:w="80"/>
+              <w:left w:type="dxa" w:w="120"/>
+              <w:bottom w:type="dxa" w:w="80"/>
+              <w:right w:type="dxa" w:w="120"/>
+            </w:tcMar>
+          </w:tcPr>
+          <w:p>
+            <w:r>
+              <w:rPr>
+                <w:b w:val="false"/>
+                <w:bCs w:val="false"/>
+                <w:sz w:val="22"/>
+                <w:szCs w:val="22"/>
+              </w:rPr>
+              <w:t xml:space="preserve">LED current limiter for CHG0. Not needed without LED.</w:t>
+            </w:r>
+          </w:p>
+        </w:tc>
+      </w:tr>
+      <w:tr>
+        <w:tc>
+          <w:tcPr>
+            <w:tcW w:type="dxa" w:w="600"/>
+            <w:tcBorders>
+              <w:top w:val="single" w:color="CCCCCC" w:sz="1"/>
+              <w:left w:val="single" w:color="CCCCCC" w:sz="1"/>
+              <w:bottom w:val="single" w:color="CCCCCC" w:sz="1"/>
+              <w:right w:val="single" w:color="CCCCCC" w:sz="1"/>
+            </w:tcBorders>
+            <w:tcMar>
+              <w:top w:type="dxa" w:w="80"/>
+              <w:left w:type="dxa" w:w="120"/>
+              <w:bottom w:type="dxa" w:w="80"/>
+              <w:right w:type="dxa" w:w="120"/>
+            </w:tcMar>
+          </w:tcPr>
+          <w:p>
+            <w:r>
+              <w:rPr>
+                <w:b w:val="false"/>
+                <w:bCs w:val="false"/>
+                <w:sz w:val="22"/>
+                <w:szCs w:val="22"/>
+              </w:rPr>
+              <w:t xml:space="preserve">CHG0</w:t>
+            </w:r>
+          </w:p>
+        </w:tc>
+        <w:tc>
+          <w:tcPr>
+            <w:tcW w:type="dxa" w:w="2400"/>
+            <w:tcBorders>
+              <w:top w:val="single" w:color="CCCCCC" w:sz="1"/>
+              <w:left w:val="single" w:color="CCCCCC" w:sz="1"/>
+              <w:bottom w:val="single" w:color="CCCCCC" w:sz="1"/>
+              <w:right w:val="single" w:color="CCCCCC" w:sz="1"/>
+            </w:tcBorders>
+            <w:tcMar>
+              <w:top w:type="dxa" w:w="80"/>
+              <w:left w:type="dxa" w:w="120"/>
+              <w:bottom w:type="dxa" w:w="80"/>
+              <w:right w:type="dxa" w:w="120"/>
+            </w:tcMar>
+          </w:tcPr>
+          <w:p>
+            <w:r>
+              <w:rPr>
+                <w:b w:val="false"/>
+                <w:bCs w:val="false"/>
+                <w:sz w:val="22"/>
+                <w:szCs w:val="22"/>
+              </w:rPr>
+              <w:t xml:space="preserve">LED orange</w:t>
+            </w:r>
+          </w:p>
+        </w:tc>
+        <w:tc>
+          <w:tcPr>
+            <w:tcW w:type="dxa" w:w="1200"/>
+            <w:tcBorders>
+              <w:top w:val="single" w:color="CCCCCC" w:sz="1"/>
+              <w:left w:val="single" w:color="CCCCCC" w:sz="1"/>
+              <w:bottom w:val="single" w:color="CCCCCC" w:sz="1"/>
+              <w:right w:val="single" w:color="CCCCCC" w:sz="1"/>
+            </w:tcBorders>
+            <w:tcMar>
+              <w:top w:type="dxa" w:w="80"/>
+              <w:left w:type="dxa" w:w="120"/>
+              <w:bottom w:type="dxa" w:w="80"/>
+              <w:right w:type="dxa" w:w="120"/>
+            </w:tcMar>
+          </w:tcPr>
+          <w:p>
+            <w:r>
+              <w:rPr>
+                <w:b w:val="false"/>
+                <w:bCs w:val="false"/>
+                <w:sz w:val="22"/>
+                <w:szCs w:val="22"/>
+              </w:rPr>
+              <w:t xml:space="preserve">0603</w:t>
+            </w:r>
+          </w:p>
+        </w:tc>
+        <w:tc>
+          <w:tcPr>
+            <w:tcW w:type="dxa" w:w="800"/>
+            <w:tcBorders>
+              <w:top w:val="single" w:color="CCCCCC" w:sz="1"/>
+              <w:left w:val="single" w:color="CCCCCC" w:sz="1"/>
+              <w:bottom w:val="single" w:color="CCCCCC" w:sz="1"/>
+              <w:right w:val="single" w:color="CCCCCC" w:sz="1"/>
+            </w:tcBorders>
+            <w:tcMar>
+              <w:top w:type="dxa" w:w="80"/>
+              <w:left w:type="dxa" w:w="120"/>
+              <w:bottom w:type="dxa" w:w="80"/>
+              <w:right w:type="dxa" w:w="120"/>
+            </w:tcMar>
+          </w:tcPr>
+          <w:p>
+            <w:r>
+              <w:rPr>
+                <w:b w:val="false"/>
+                <w:bCs w:val="false"/>
+                <w:sz w:val="22"/>
+                <w:szCs w:val="22"/>
+              </w:rPr>
+              <w:t xml:space="preserve">OMIT</w:t>
+            </w:r>
+          </w:p>
+        </w:tc>
+        <w:tc>
+          <w:tcPr>
+            <w:tcW w:type="dxa" w:w="4400"/>
+            <w:tcBorders>
+              <w:top w:val="single" w:color="CCCCCC" w:sz="1"/>
+              <w:left w:val="single" w:color="CCCCCC" w:sz="1"/>
+              <w:bottom w:val="single" w:color="CCCCCC" w:sz="1"/>
+              <w:right w:val="single" w:color="CCCCCC" w:sz="1"/>
+            </w:tcBorders>
+            <w:tcMar>
+              <w:top w:type="dxa" w:w="80"/>
+              <w:left w:type="dxa" w:w="120"/>
+              <w:bottom w:type="dxa" w:w="80"/>
+              <w:right w:type="dxa" w:w="120"/>
+            </w:tcMar>
+          </w:tcPr>
+          <w:p>
+            <w:r>
+              <w:rPr>
+                <w:b w:val="false"/>
+                <w:bCs w:val="false"/>
+                <w:sz w:val="22"/>
+                <w:szCs w:val="22"/>
+              </w:rPr>
+              <w:t xml:space="preserve">Charge status LED. Not visible in case.</w:t>
+            </w:r>
+          </w:p>
+        </w:tc>
+      </w:tr>
+      <w:tr>
+        <w:tc>
+          <w:tcPr>
+            <w:tcW w:type="dxa" w:w="600"/>
+            <w:tcBorders>
+              <w:top w:val="single" w:color="CCCCCC" w:sz="1"/>
+              <w:left w:val="single" w:color="CCCCCC" w:sz="1"/>
+              <w:bottom w:val="single" w:color="CCCCCC" w:sz="1"/>
+              <w:right w:val="single" w:color="CCCCCC" w:sz="1"/>
+            </w:tcBorders>
+            <w:tcMar>
+              <w:top w:type="dxa" w:w="80"/>
+              <w:left w:type="dxa" w:w="120"/>
+              <w:bottom w:type="dxa" w:w="80"/>
+              <w:right w:type="dxa" w:w="120"/>
+            </w:tcMar>
+          </w:tcPr>
+          <w:p>
+            <w:r>
+              <w:rPr>
+                <w:b w:val="false"/>
+                <w:bCs w:val="false"/>
+                <w:sz w:val="22"/>
+                <w:szCs w:val="22"/>
+              </w:rPr>
+              <w:t xml:space="preserve">SW2</w:t>
+            </w:r>
+          </w:p>
+        </w:tc>
+        <w:tc>
+          <w:tcPr>
+            <w:tcW w:type="dxa" w:w="2400"/>
+            <w:tcBorders>
+              <w:top w:val="single" w:color="CCCCCC" w:sz="1"/>
+              <w:left w:val="single" w:color="CCCCCC" w:sz="1"/>
+              <w:bottom w:val="single" w:color="CCCCCC" w:sz="1"/>
+              <w:right w:val="single" w:color="CCCCCC" w:sz="1"/>
+            </w:tcBorders>
+            <w:tcMar>
+              <w:top w:type="dxa" w:w="80"/>
+              <w:left w:type="dxa" w:w="120"/>
+              <w:bottom w:type="dxa" w:w="80"/>
+              <w:right w:type="dxa" w:w="120"/>
+            </w:tcMar>
+          </w:tcPr>
+          <w:p>
+            <w:r>
+              <w:rPr>
+                <w:b w:val="false"/>
+                <w:bCs w:val="false"/>
+                <w:sz w:val="22"/>
+                <w:szCs w:val="22"/>
+              </w:rPr>
+              <w:t xml:space="preserve">DPDT switch</w:t>
+            </w:r>
+          </w:p>
+        </w:tc>
+        <w:tc>
+          <w:tcPr>
+            <w:tcW w:type="dxa" w:w="1200"/>
+            <w:tcBorders>
+              <w:top w:val="single" w:color="CCCCCC" w:sz="1"/>
+              <w:left w:val="single" w:color="CCCCCC" w:sz="1"/>
+              <w:bottom w:val="single" w:color="CCCCCC" w:sz="1"/>
+              <w:right w:val="single" w:color="CCCCCC" w:sz="1"/>
+            </w:tcBorders>
+            <w:tcMar>
+              <w:top w:type="dxa" w:w="80"/>
+              <w:left w:type="dxa" w:w="120"/>
+              <w:bottom w:type="dxa" w:w="80"/>
+              <w:right w:type="dxa" w:w="120"/>
+            </w:tcMar>
+          </w:tcPr>
+          <w:p>
+            <w:r>
+              <w:rPr>
+                <w:b w:val="false"/>
+                <w:bCs w:val="false"/>
+                <w:sz w:val="22"/>
+                <w:szCs w:val="22"/>
+              </w:rPr>
+              <w:t xml:space="preserve">EG1390</w:t>
+            </w:r>
+          </w:p>
+        </w:tc>
+        <w:tc>
+          <w:tcPr>
+            <w:tcW w:type="dxa" w:w="800"/>
+            <w:tcBorders>
+              <w:top w:val="single" w:color="CCCCCC" w:sz="1"/>
+              <w:left w:val="single" w:color="CCCCCC" w:sz="1"/>
+              <w:bottom w:val="single" w:color="CCCCCC" w:sz="1"/>
+              <w:right w:val="single" w:color="CCCCCC" w:sz="1"/>
+            </w:tcBorders>
+            <w:tcMar>
+              <w:top w:type="dxa" w:w="80"/>
+              <w:left w:type="dxa" w:w="120"/>
+              <w:bottom w:type="dxa" w:w="80"/>
+              <w:right w:type="dxa" w:w="120"/>
+            </w:tcMar>
+          </w:tcPr>
+          <w:p>
+            <w:r>
+              <w:rPr>
+                <w:b w:val="false"/>
+                <w:bCs w:val="false"/>
+                <w:sz w:val="22"/>
+                <w:szCs w:val="22"/>
+              </w:rPr>
+              <w:t xml:space="preserve">OMIT</w:t>
+            </w:r>
+          </w:p>
+        </w:tc>
+        <w:tc>
+          <w:tcPr>
+            <w:tcW w:type="dxa" w:w="4400"/>
+            <w:tcBorders>
+              <w:top w:val="single" w:color="CCCCCC" w:sz="1"/>
+              <w:left w:val="single" w:color="CCCCCC" w:sz="1"/>
+              <w:bottom w:val="single" w:color="CCCCCC" w:sz="1"/>
+              <w:right w:val="single" w:color="CCCCCC" w:sz="1"/>
+            </w:tcBorders>
+            <w:tcMar>
+              <w:top w:type="dxa" w:w="80"/>
+              <w:left w:type="dxa" w:w="120"/>
+              <w:bottom w:type="dxa" w:w="80"/>
+              <w:right w:type="dxa" w:w="120"/>
+            </w:tcMar>
+          </w:tcPr>
+          <w:p>
+            <w:r>
+              <w:rPr>
+                <w:b w:val="false"/>
+                <w:bCs w:val="false"/>
+                <w:sz w:val="22"/>
+                <w:szCs w:val="22"/>
+              </w:rPr>
+              <w:t xml:space="preserve">Power switch. Not accessible in case. Battery disconnect is only power-off.</w:t>
+            </w:r>
+          </w:p>
+        </w:tc>
+      </w:tr>
+      <w:tr>
+        <w:tc>
+          <w:tcPr>
+            <w:tcW w:type="dxa" w:w="600"/>
+            <w:tcBorders>
+              <w:top w:val="single" w:color="CCCCCC" w:sz="1"/>
+              <w:left w:val="single" w:color="CCCCCC" w:sz="1"/>
+              <w:bottom w:val="single" w:color="CCCCCC" w:sz="1"/>
+              <w:right w:val="single" w:color="CCCCCC" w:sz="1"/>
+            </w:tcBorders>
+            <w:tcMar>
+              <w:top w:type="dxa" w:w="80"/>
+              <w:left w:type="dxa" w:w="120"/>
+              <w:bottom w:type="dxa" w:w="80"/>
+              <w:right w:type="dxa" w:w="120"/>
+            </w:tcMar>
+          </w:tcPr>
+          <w:p>
+            <w:r>
+              <w:rPr>
+                <w:b w:val="false"/>
+                <w:bCs w:val="false"/>
+                <w:sz w:val="22"/>
+                <w:szCs w:val="22"/>
+              </w:rPr>
+              <w:t xml:space="preserve">X1</w:t>
+            </w:r>
+          </w:p>
+        </w:tc>
+        <w:tc>
+          <w:tcPr>
+            <w:tcW w:type="dxa" w:w="2400"/>
+            <w:tcBorders>
+              <w:top w:val="single" w:color="CCCCCC" w:sz="1"/>
+              <w:left w:val="single" w:color="CCCCCC" w:sz="1"/>
+              <w:bottom w:val="single" w:color="CCCCCC" w:sz="1"/>
+              <w:right w:val="single" w:color="CCCCCC" w:sz="1"/>
+            </w:tcBorders>
+            <w:tcMar>
+              <w:top w:type="dxa" w:w="80"/>
+              <w:left w:type="dxa" w:w="120"/>
+              <w:bottom w:type="dxa" w:w="80"/>
+              <w:right w:type="dxa" w:w="120"/>
+            </w:tcMar>
+          </w:tcPr>
+          <w:p>
+            <w:r>
+              <w:rPr>
+                <w:b w:val="false"/>
+                <w:bCs w:val="false"/>
+                <w:sz w:val="22"/>
+                <w:szCs w:val="22"/>
+              </w:rPr>
+              <w:t xml:space="preserve">JST-PH 2-pin</w:t>
+            </w:r>
+          </w:p>
+        </w:tc>
+        <w:tc>
+          <w:tcPr>
+            <w:tcW w:type="dxa" w:w="1200"/>
+            <w:tcBorders>
+              <w:top w:val="single" w:color="CCCCCC" w:sz="1"/>
+              <w:left w:val="single" w:color="CCCCCC" w:sz="1"/>
+              <w:bottom w:val="single" w:color="CCCCCC" w:sz="1"/>
+              <w:right w:val="single" w:color="CCCCCC" w:sz="1"/>
+            </w:tcBorders>
+            <w:tcMar>
+              <w:top w:type="dxa" w:w="80"/>
+              <w:left w:type="dxa" w:w="120"/>
+              <w:bottom w:type="dxa" w:w="80"/>
+              <w:right w:type="dxa" w:w="120"/>
+            </w:tcMar>
+          </w:tcPr>
+          <w:p>
+            <w:r>
+              <w:rPr>
+                <w:b w:val="false"/>
+                <w:bCs w:val="false"/>
+                <w:sz w:val="22"/>
+                <w:szCs w:val="22"/>
+              </w:rPr>
               <w:t xml:space="preserve">—</w:t>
             </w:r>
           </w:p>
         </w:tc>
         <w:tc>
           <w:tcPr>
-            <w:tcW w:type="dxa" w:w="3760"/>
-            <w:tcBorders>
-              <w:top w:val="single" w:color="CCCCCC" w:sz="1"/>
-              <w:left w:val="single" w:color="CCCCCC" w:sz="1"/>
-              <w:bottom w:val="single" w:color="CCCCCC" w:sz="1"/>
-              <w:right w:val="single" w:color="CCCCCC" w:sz="1"/>
-            </w:tcBorders>
-            <w:tcMar>
-              <w:top w:type="dxa" w:w="80"/>
-              <w:left w:type="dxa" w:w="120"/>
-              <w:bottom w:type="dxa" w:w="80"/>
-              <w:right w:type="dxa" w:w="120"/>
-            </w:tcMar>
-          </w:tcPr>
-          <w:p>
-            <w:r>
-              <w:rPr>
-                <w:b w:val="false"/>
-                <w:bCs w:val="false"/>
-                <w:sz w:val="22"/>
-                <w:szCs w:val="22"/>
-              </w:rPr>
-              <w:t xml:space="preserve">Omit slide switch if battery disconnect is the only power-off method</w:t>
+            <w:tcW w:type="dxa" w:w="800"/>
+            <w:tcBorders>
+              <w:top w:val="single" w:color="CCCCCC" w:sz="1"/>
+              <w:left w:val="single" w:color="CCCCCC" w:sz="1"/>
+              <w:bottom w:val="single" w:color="CCCCCC" w:sz="1"/>
+              <w:right w:val="single" w:color="CCCCCC" w:sz="1"/>
+            </w:tcBorders>
+            <w:tcMar>
+              <w:top w:type="dxa" w:w="80"/>
+              <w:left w:type="dxa" w:w="120"/>
+              <w:bottom w:type="dxa" w:w="80"/>
+              <w:right w:type="dxa" w:w="120"/>
+            </w:tcMar>
+          </w:tcPr>
+          <w:p>
+            <w:r>
+              <w:rPr>
+                <w:b w:val="false"/>
+                <w:bCs w:val="false"/>
+                <w:sz w:val="22"/>
+                <w:szCs w:val="22"/>
+              </w:rPr>
+              <w:t xml:space="preserve">OMIT</w:t>
+            </w:r>
+          </w:p>
+        </w:tc>
+        <w:tc>
+          <w:tcPr>
+            <w:tcW w:type="dxa" w:w="4400"/>
+            <w:tcBorders>
+              <w:top w:val="single" w:color="CCCCCC" w:sz="1"/>
+              <w:left w:val="single" w:color="CCCCCC" w:sz="1"/>
+              <w:bottom w:val="single" w:color="CCCCCC" w:sz="1"/>
+              <w:right w:val="single" w:color="CCCCCC" w:sz="1"/>
+            </w:tcBorders>
+            <w:tcMar>
+              <w:top w:type="dxa" w:w="80"/>
+              <w:left w:type="dxa" w:w="120"/>
+              <w:bottom w:type="dxa" w:w="80"/>
+              <w:right w:type="dxa" w:w="120"/>
+            </w:tcMar>
+          </w:tcPr>
+          <w:p>
+            <w:r>
+              <w:rPr>
+                <w:b w:val="false"/>
+                <w:bCs w:val="false"/>
+                <w:sz w:val="22"/>
+                <w:szCs w:val="22"/>
+              </w:rPr>
+              <w:t xml:space="preserve">Battery connector. Replace with direct solder pads.</w:t>
+            </w:r>
+          </w:p>
+        </w:tc>
+      </w:tr>
+      <w:tr>
+        <w:tc>
+          <w:tcPr>
+            <w:tcW w:type="dxa" w:w="600"/>
+            <w:tcBorders>
+              <w:top w:val="single" w:color="CCCCCC" w:sz="1"/>
+              <w:left w:val="single" w:color="CCCCCC" w:sz="1"/>
+              <w:bottom w:val="single" w:color="CCCCCC" w:sz="1"/>
+              <w:right w:val="single" w:color="CCCCCC" w:sz="1"/>
+            </w:tcBorders>
+            <w:tcMar>
+              <w:top w:type="dxa" w:w="80"/>
+              <w:left w:type="dxa" w:w="120"/>
+              <w:bottom w:type="dxa" w:w="80"/>
+              <w:right w:type="dxa" w:w="120"/>
+            </w:tcMar>
+          </w:tcPr>
+          <w:p>
+            <w:r>
+              <w:rPr>
+                <w:b w:val="false"/>
+                <w:bCs w:val="false"/>
+                <w:sz w:val="22"/>
+                <w:szCs w:val="22"/>
+              </w:rPr>
+              <w:t xml:space="preserve">JP1/JP2/JP3</w:t>
+            </w:r>
+          </w:p>
+        </w:tc>
+        <w:tc>
+          <w:tcPr>
+            <w:tcW w:type="dxa" w:w="2400"/>
+            <w:tcBorders>
+              <w:top w:val="single" w:color="CCCCCC" w:sz="1"/>
+              <w:left w:val="single" w:color="CCCCCC" w:sz="1"/>
+              <w:bottom w:val="single" w:color="CCCCCC" w:sz="1"/>
+              <w:right w:val="single" w:color="CCCCCC" w:sz="1"/>
+            </w:tcBorders>
+            <w:tcMar>
+              <w:top w:type="dxa" w:w="80"/>
+              <w:left w:type="dxa" w:w="120"/>
+              <w:bottom w:type="dxa" w:w="80"/>
+              <w:right w:type="dxa" w:w="120"/>
+            </w:tcMar>
+          </w:tcPr>
+          <w:p>
+            <w:r>
+              <w:rPr>
+                <w:b w:val="false"/>
+                <w:bCs w:val="false"/>
+                <w:sz w:val="22"/>
+                <w:szCs w:val="22"/>
+              </w:rPr>
+              <w:t xml:space="preserve">Headers</w:t>
+            </w:r>
+          </w:p>
+        </w:tc>
+        <w:tc>
+          <w:tcPr>
+            <w:tcW w:type="dxa" w:w="1200"/>
+            <w:tcBorders>
+              <w:top w:val="single" w:color="CCCCCC" w:sz="1"/>
+              <w:left w:val="single" w:color="CCCCCC" w:sz="1"/>
+              <w:bottom w:val="single" w:color="CCCCCC" w:sz="1"/>
+              <w:right w:val="single" w:color="CCCCCC" w:sz="1"/>
+            </w:tcBorders>
+            <w:tcMar>
+              <w:top w:type="dxa" w:w="80"/>
+              <w:left w:type="dxa" w:w="120"/>
+              <w:bottom w:type="dxa" w:w="80"/>
+              <w:right w:type="dxa" w:w="120"/>
+            </w:tcMar>
+          </w:tcPr>
+          <w:p>
+            <w:r>
+              <w:rPr>
+                <w:b w:val="false"/>
+                <w:bCs w:val="false"/>
+                <w:sz w:val="22"/>
+                <w:szCs w:val="22"/>
+              </w:rPr>
+              <w:t xml:space="preserve">—</w:t>
+            </w:r>
+          </w:p>
+        </w:tc>
+        <w:tc>
+          <w:tcPr>
+            <w:tcW w:type="dxa" w:w="800"/>
+            <w:tcBorders>
+              <w:top w:val="single" w:color="CCCCCC" w:sz="1"/>
+              <w:left w:val="single" w:color="CCCCCC" w:sz="1"/>
+              <w:bottom w:val="single" w:color="CCCCCC" w:sz="1"/>
+              <w:right w:val="single" w:color="CCCCCC" w:sz="1"/>
+            </w:tcBorders>
+            <w:tcMar>
+              <w:top w:type="dxa" w:w="80"/>
+              <w:left w:type="dxa" w:w="120"/>
+              <w:bottom w:type="dxa" w:w="80"/>
+              <w:right w:type="dxa" w:w="120"/>
+            </w:tcMar>
+          </w:tcPr>
+          <w:p>
+            <w:r>
+              <w:rPr>
+                <w:b w:val="false"/>
+                <w:bCs w:val="false"/>
+                <w:sz w:val="22"/>
+                <w:szCs w:val="22"/>
+              </w:rPr>
+              <w:t xml:space="preserve">OMIT</w:t>
+            </w:r>
+          </w:p>
+        </w:tc>
+        <w:tc>
+          <w:tcPr>
+            <w:tcW w:type="dxa" w:w="4400"/>
+            <w:tcBorders>
+              <w:top w:val="single" w:color="CCCCCC" w:sz="1"/>
+              <w:left w:val="single" w:color="CCCCCC" w:sz="1"/>
+              <w:bottom w:val="single" w:color="CCCCCC" w:sz="1"/>
+              <w:right w:val="single" w:color="CCCCCC" w:sz="1"/>
+            </w:tcBorders>
+            <w:tcMar>
+              <w:top w:type="dxa" w:w="80"/>
+              <w:left w:type="dxa" w:w="120"/>
+              <w:bottom w:type="dxa" w:w="80"/>
+              <w:right w:type="dxa" w:w="120"/>
+            </w:tcMar>
+          </w:tcPr>
+          <w:p>
+            <w:r>
+              <w:rPr>
+                <w:b w:val="false"/>
+                <w:bCs w:val="false"/>
+                <w:sz w:val="22"/>
+                <w:szCs w:val="22"/>
+              </w:rPr>
+              <w:t xml:space="preserve">QT Py connections. Replaced by carrier board traces.</w:t>
+            </w:r>
+          </w:p>
+        </w:tc>
+      </w:tr>
+      <w:tr>
+        <w:tc>
+          <w:tcPr>
+            <w:tcW w:type="dxa" w:w="600"/>
+            <w:tcBorders>
+              <w:top w:val="single" w:color="CCCCCC" w:sz="1"/>
+              <w:left w:val="single" w:color="CCCCCC" w:sz="1"/>
+              <w:bottom w:val="single" w:color="CCCCCC" w:sz="1"/>
+              <w:right w:val="single" w:color="CCCCCC" w:sz="1"/>
+            </w:tcBorders>
+            <w:tcMar>
+              <w:top w:type="dxa" w:w="80"/>
+              <w:left w:type="dxa" w:w="120"/>
+              <w:bottom w:type="dxa" w:w="80"/>
+              <w:right w:type="dxa" w:w="120"/>
+            </w:tcMar>
+          </w:tcPr>
+          <w:p>
+            <w:r>
+              <w:rPr>
+                <w:b w:val="false"/>
+                <w:bCs w:val="false"/>
+                <w:sz w:val="22"/>
+                <w:szCs w:val="22"/>
+              </w:rPr>
+              <w:t xml:space="preserve">SJ1</w:t>
+            </w:r>
+          </w:p>
+        </w:tc>
+        <w:tc>
+          <w:tcPr>
+            <w:tcW w:type="dxa" w:w="2400"/>
+            <w:tcBorders>
+              <w:top w:val="single" w:color="CCCCCC" w:sz="1"/>
+              <w:left w:val="single" w:color="CCCCCC" w:sz="1"/>
+              <w:bottom w:val="single" w:color="CCCCCC" w:sz="1"/>
+              <w:right w:val="single" w:color="CCCCCC" w:sz="1"/>
+            </w:tcBorders>
+            <w:tcMar>
+              <w:top w:type="dxa" w:w="80"/>
+              <w:left w:type="dxa" w:w="120"/>
+              <w:bottom w:type="dxa" w:w="80"/>
+              <w:right w:type="dxa" w:w="120"/>
+            </w:tcMar>
+          </w:tcPr>
+          <w:p>
+            <w:r>
+              <w:rPr>
+                <w:b w:val="false"/>
+                <w:bCs w:val="false"/>
+                <w:sz w:val="22"/>
+                <w:szCs w:val="22"/>
+              </w:rPr>
+              <w:t xml:space="preserve">Solder jumper</w:t>
+            </w:r>
+          </w:p>
+        </w:tc>
+        <w:tc>
+          <w:tcPr>
+            <w:tcW w:type="dxa" w:w="1200"/>
+            <w:tcBorders>
+              <w:top w:val="single" w:color="CCCCCC" w:sz="1"/>
+              <w:left w:val="single" w:color="CCCCCC" w:sz="1"/>
+              <w:bottom w:val="single" w:color="CCCCCC" w:sz="1"/>
+              <w:right w:val="single" w:color="CCCCCC" w:sz="1"/>
+            </w:tcBorders>
+            <w:tcMar>
+              <w:top w:type="dxa" w:w="80"/>
+              <w:left w:type="dxa" w:w="120"/>
+              <w:bottom w:type="dxa" w:w="80"/>
+              <w:right w:type="dxa" w:w="120"/>
+            </w:tcMar>
+          </w:tcPr>
+          <w:p>
+            <w:r>
+              <w:rPr>
+                <w:b w:val="false"/>
+                <w:bCs w:val="false"/>
+                <w:sz w:val="22"/>
+                <w:szCs w:val="22"/>
+              </w:rPr>
+              <w:t xml:space="preserve">closed</w:t>
+            </w:r>
+          </w:p>
+        </w:tc>
+        <w:tc>
+          <w:tcPr>
+            <w:tcW w:type="dxa" w:w="800"/>
+            <w:tcBorders>
+              <w:top w:val="single" w:color="CCCCCC" w:sz="1"/>
+              <w:left w:val="single" w:color="CCCCCC" w:sz="1"/>
+              <w:bottom w:val="single" w:color="CCCCCC" w:sz="1"/>
+              <w:right w:val="single" w:color="CCCCCC" w:sz="1"/>
+            </w:tcBorders>
+            <w:tcMar>
+              <w:top w:type="dxa" w:w="80"/>
+              <w:left w:type="dxa" w:w="120"/>
+              <w:bottom w:type="dxa" w:w="80"/>
+              <w:right w:type="dxa" w:w="120"/>
+            </w:tcMar>
+          </w:tcPr>
+          <w:p>
+            <w:r>
+              <w:rPr>
+                <w:b w:val="false"/>
+                <w:bCs w:val="false"/>
+                <w:sz w:val="22"/>
+                <w:szCs w:val="22"/>
+              </w:rPr>
+              <w:t xml:space="preserve">OMIT</w:t>
+            </w:r>
+          </w:p>
+        </w:tc>
+        <w:tc>
+          <w:tcPr>
+            <w:tcW w:type="dxa" w:w="4400"/>
+            <w:tcBorders>
+              <w:top w:val="single" w:color="CCCCCC" w:sz="1"/>
+              <w:left w:val="single" w:color="CCCCCC" w:sz="1"/>
+              <w:bottom w:val="single" w:color="CCCCCC" w:sz="1"/>
+              <w:right w:val="single" w:color="CCCCCC" w:sz="1"/>
+            </w:tcBorders>
+            <w:tcMar>
+              <w:top w:type="dxa" w:w="80"/>
+              <w:left w:type="dxa" w:w="120"/>
+              <w:bottom w:type="dxa" w:w="80"/>
+              <w:right w:type="dxa" w:w="120"/>
+            </w:tcMar>
+          </w:tcPr>
+          <w:p>
+            <w:r>
+              <w:rPr>
+                <w:b w:val="false"/>
+                <w:bCs w:val="false"/>
+                <w:sz w:val="22"/>
+                <w:szCs w:val="22"/>
+              </w:rPr>
+              <w:t xml:space="preserve">A2 voltage divider enable jumper. Connect directly in layout.</w:t>
             </w:r>
           </w:p>
         </w:tc>
@@ -13877,7 +15061,17 @@
           <w:sz w:val="24"/>
           <w:szCs w:val="24"/>
         </w:rPr>
-        <w:t xml:space="preserve">MCP73831T STAT pin: low = charging, high-impedance = charge complete or no battery. Can drive an LED to GND via resistor, or leave unconnected if no LED needed.</w:t>
+        <w:t xml:space="preserve">MCP73831T STAT pin: low = charging, high-impedance = charge complete or no battery. Leave unconnected if no LED. R8 charge current formula: I_charge = 1000V / R_prog. At 5.1K: 1000/5100 = 196mA ≈ 200mA. Adafruit uses 5.1K not 5K — use same value.</w:t>
+      </w:r>
+    </w:p>
+    <w:p/>
+    <w:p>
+      <w:r>
+        <w:rPr>
+          <w:sz w:val="24"/>
+          <w:szCs w:val="24"/>
+        </w:rPr>
+        <w:t xml:space="preserve">D2 MBR120 note: this is a Schottky diode on the VBAT output providing reverse polarity protection. It was not in the earlier documented component list — confirmed from schematic. Do not omit when absorbing onto carrier PCB.</w:t>
       </w:r>
     </w:p>
     <w:p/>

--- a/project_reference.docx
+++ b/project_reference.docx
@@ -1353,9 +1353,37 @@
         <w:pStyle w:val="Heading2"/>
       </w:pPr>
       <w:r>
-        <w:t xml:space="preserve">Core components — Prototype 2 (current)</w:t>
+        <w:t xml:space="preserve">Core components — Prototype 2 / SMDv5a</w:t>
       </w:r>
     </w:p>
+    <w:p>
+      <w:r>
+        <w:rPr>
+          <w:sz w:val="24"/>
+          <w:szCs w:val="24"/>
+        </w:rPr>
+        <w:t xml:space="preserve">First custom PCB. All THT components converted to SMD. FPC connector added directly to carrier board, EYESPI BFF removed. Mirror issue discovered on FPC connector and corrected.</w:t>
+      </w:r>
+    </w:p>
+    <w:p/>
+    <w:p>
+      <w:pPr>
+        <w:pStyle w:val="Heading2"/>
+      </w:pPr>
+      <w:r>
+        <w:t xml:space="preserve">Core components — SMDv6a / SMDv7 (current)</w:t>
+      </w:r>
+    </w:p>
+    <w:p>
+      <w:r>
+        <w:rPr>
+          <w:sz w:val="24"/>
+          <w:szCs w:val="24"/>
+        </w:rPr>
+        <w:t xml:space="preserve">SMDv6a absorbed the Charger BFF charging circuit onto the carrier board. B.Cu mirror issue discovered on Q2 (motor transistor), D2 (motor flyback diode), and MCP73831T. All corrected in SMDv7 schematic and PCB.</w:t>
+      </w:r>
+    </w:p>
+    <w:p/>
     <w:tbl>
       <w:tblPr>
         <w:tblW w:type="dxa" w:w="9360"/>
@@ -1543,7 +1571,7 @@
                 <w:sz w:val="22"/>
                 <w:szCs w:val="22"/>
               </w:rPr>
-              <w:t xml:space="preserve">Unchanged from Prototype 1</w:t>
+              <w:t xml:space="preserve">Unchanged from Prototype 1. Docked via female headers on carrier PCB.</w:t>
             </w:r>
           </w:p>
         </w:tc>
@@ -1629,7 +1657,7 @@
                 <w:sz w:val="22"/>
                 <w:szCs w:val="22"/>
               </w:rPr>
-              <w:t xml:space="preserve">GC9A01 COG driver, 15-pin 0.5mm FPC, no breakout PCB. Same driver as #6178 — no code changes needed.</w:t>
+              <w:t xml:space="preserve">GC9A01 COG driver, 15-pin 0.5mm FPC. Same driver as #6178 — no code changes needed.</w:t>
             </w:r>
           </w:p>
         </w:tc>
@@ -1745,7 +1773,7 @@
                 <w:sz w:val="22"/>
                 <w:szCs w:val="22"/>
               </w:rPr>
-              <w:t xml:space="preserve">Button 1</w:t>
+              <w:t xml:space="preserve">Button 1 (top actuated)</w:t>
             </w:r>
           </w:p>
         </w:tc>
@@ -1801,7 +1829,7 @@
                 <w:sz w:val="22"/>
                 <w:szCs w:val="22"/>
               </w:rPr>
-              <w:t xml:space="preserve">A2 — SMD tactile on carrier PCB, internal pull-up, no resistor</w:t>
+              <w:t xml:space="preserve">A2 — SMD tactile, internal pull-up, no resistor</w:t>
             </w:r>
           </w:p>
         </w:tc>
@@ -1831,7 +1859,7 @@
                 <w:sz w:val="22"/>
                 <w:szCs w:val="22"/>
               </w:rPr>
-              <w:t xml:space="preserve">Button 2</w:t>
+              <w:t xml:space="preserve">Button 2 (top actuated)</w:t>
             </w:r>
           </w:p>
         </w:tc>
@@ -1887,7 +1915,7 @@
                 <w:sz w:val="22"/>
                 <w:szCs w:val="22"/>
               </w:rPr>
-              <w:t xml:space="preserve">SDA — SMD tactile on carrier PCB</w:t>
+              <w:t xml:space="preserve">SDA — SMD tactile</w:t>
             </w:r>
           </w:p>
         </w:tc>
@@ -1917,7 +1945,7 @@
                 <w:sz w:val="22"/>
                 <w:szCs w:val="22"/>
               </w:rPr>
-              <w:t xml:space="preserve">Battery charger</w:t>
+              <w:t xml:space="preserve">Button option (side actuated)</w:t>
             </w:r>
           </w:p>
         </w:tc>
@@ -1945,7 +1973,7 @@
                 <w:sz w:val="22"/>
                 <w:szCs w:val="22"/>
               </w:rPr>
-              <w:t xml:space="preserve">Adafruit Charger BFF #5397</w:t>
+              <w:t xml:space="preserve">Alps Alpine SKSCPDE010</w:t>
             </w:r>
           </w:p>
         </w:tc>
@@ -1973,7 +2001,7 @@
                 <w:sz w:val="22"/>
                 <w:szCs w:val="22"/>
               </w:rPr>
-              <w:t xml:space="preserve">Stacks on QT Py back. JST-PH connector being removed — battery wires direct to pads.</w:t>
+              <w:t xml:space="preserve">5-pad SMD, 1.6N, custom KiCad footprint. For case designs requiring side actuation.</w:t>
             </w:r>
           </w:p>
         </w:tc>
@@ -2003,6 +2031,92 @@
                 <w:sz w:val="22"/>
                 <w:szCs w:val="22"/>
               </w:rPr>
+              <w:t xml:space="preserve">Battery charger</w:t>
+            </w:r>
+          </w:p>
+        </w:tc>
+        <w:tc>
+          <w:tcPr>
+            <w:tcW w:type="dxa" w:w="2800"/>
+            <w:tcBorders>
+              <w:top w:val="single" w:color="CCCCCC" w:sz="1"/>
+              <w:left w:val="single" w:color="CCCCCC" w:sz="1"/>
+              <w:bottom w:val="single" w:color="CCCCCC" w:sz="1"/>
+              <w:right w:val="single" w:color="CCCCCC" w:sz="1"/>
+            </w:tcBorders>
+            <w:tcMar>
+              <w:top w:type="dxa" w:w="80"/>
+              <w:left w:type="dxa" w:w="120"/>
+              <w:bottom w:type="dxa" w:w="80"/>
+              <w:right w:type="dxa" w:w="120"/>
+            </w:tcMar>
+          </w:tcPr>
+          <w:p>
+            <w:r>
+              <w:rPr>
+                <w:b w:val="false"/>
+                <w:bCs w:val="false"/>
+                <w:sz w:val="22"/>
+                <w:szCs w:val="22"/>
+              </w:rPr>
+              <w:t xml:space="preserve">MCP73831T-2ACI/OT absorbed on carrier</w:t>
+            </w:r>
+          </w:p>
+        </w:tc>
+        <w:tc>
+          <w:tcPr>
+            <w:tcW w:type="dxa" w:w="4560"/>
+            <w:tcBorders>
+              <w:top w:val="single" w:color="CCCCCC" w:sz="1"/>
+              <w:left w:val="single" w:color="CCCCCC" w:sz="1"/>
+              <w:bottom w:val="single" w:color="CCCCCC" w:sz="1"/>
+              <w:right w:val="single" w:color="CCCCCC" w:sz="1"/>
+            </w:tcBorders>
+            <w:tcMar>
+              <w:top w:type="dxa" w:w="80"/>
+              <w:left w:type="dxa" w:w="120"/>
+              <w:bottom w:type="dxa" w:w="80"/>
+              <w:right w:type="dxa" w:w="120"/>
+            </w:tcMar>
+          </w:tcPr>
+          <w:p>
+            <w:r>
+              <w:rPr>
+                <w:b w:val="false"/>
+                <w:bCs w:val="false"/>
+                <w:sz w:val="22"/>
+                <w:szCs w:val="22"/>
+              </w:rPr>
+              <w:t xml:space="preserve">JST-PH replaced with through-hole solder pads. LED and switch omitted.</w:t>
+            </w:r>
+          </w:p>
+        </w:tc>
+      </w:tr>
+      <w:tr>
+        <w:tc>
+          <w:tcPr>
+            <w:tcW w:type="dxa" w:w="2000"/>
+            <w:tcBorders>
+              <w:top w:val="single" w:color="CCCCCC" w:sz="1"/>
+              <w:left w:val="single" w:color="CCCCCC" w:sz="1"/>
+              <w:bottom w:val="single" w:color="CCCCCC" w:sz="1"/>
+              <w:right w:val="single" w:color="CCCCCC" w:sz="1"/>
+            </w:tcBorders>
+            <w:tcMar>
+              <w:top w:type="dxa" w:w="80"/>
+              <w:left w:type="dxa" w:w="120"/>
+              <w:bottom w:type="dxa" w:w="80"/>
+              <w:right w:type="dxa" w:w="120"/>
+            </w:tcMar>
+          </w:tcPr>
+          <w:p>
+            <w:r>
+              <w:rPr>
+                <w:b w:val="false"/>
+                <w:bCs w:val="false"/>
+                <w:sz w:val="22"/>
+                <w:szCs w:val="22"/>
+              </w:rPr>
               <w:t xml:space="preserve">Battery</w:t>
             </w:r>
           </w:p>
@@ -2059,7 +2173,7 @@
                 <w:sz w:val="22"/>
                 <w:szCs w:val="22"/>
               </w:rPr>
-              <w:t xml:space="preserve">Tucked to side of stack, not contributing to stack thickness</w:t>
+              <w:t xml:space="preserve">Tucked to side of stack</w:t>
             </w:r>
           </w:p>
         </w:tc>
@@ -2071,7 +2185,7 @@
         <w:pStyle w:val="Heading2"/>
       </w:pPr>
       <w:r>
-        <w:t xml:space="preserve">Audio and feedback — Prototype 2 (current)</w:t>
+        <w:t xml:space="preserve">Audio and feedback — SMDv6a/v7 (current)</w:t>
       </w:r>
     </w:p>
     <w:tbl>
@@ -2319,7 +2433,7 @@
                 <w:sz w:val="22"/>
                 <w:szCs w:val="22"/>
               </w:rPr>
-              <w:t xml:space="preserve">MMBT2222A + SS14 + 100Ω on carrier PCB. PWM strength control at 1000Hz.</w:t>
+              <w:t xml:space="preserve">Q2 MMBT2222A driver on B.Cu — Q2 pins, D2 diode, and motor pad polarity all corrected in SMDv7</w:t>
             </w:r>
           </w:p>
         </w:tc>
@@ -2433,7 +2547,7 @@
                 <w:sz w:val="22"/>
                 <w:szCs w:val="22"/>
               </w:rPr>
-              <w:t xml:space="preserve">MMBT2222A + SS14 + 100Ω on carrier PCB. Better response at 660/880Hz than piezo.</w:t>
+              <w:t xml:space="preserve">Q1 MMBT2222A driver on F.Cu</w:t>
             </w:r>
           </w:p>
         </w:tc>
@@ -2547,7 +2661,7 @@
                 <w:sz w:val="22"/>
                 <w:szCs w:val="22"/>
               </w:rPr>
-              <w:t xml:space="preserve">MOSFET switching LEDK to GND. R5 10Ω current limit, R4 10kΩ RESET pull-up.</w:t>
+              <w:t xml:space="preserve">MOSFET switching LEDK to GND</w:t>
             </w:r>
           </w:p>
         </w:tc>
@@ -2749,7 +2863,7 @@
                 <w:sz w:val="22"/>
                 <w:szCs w:val="22"/>
               </w:rPr>
-              <w:t xml:space="preserve">Switches motor (60mA) and buzzer (95mA) from 3mA GPIO. One per circuit.</w:t>
+              <w:t xml:space="preserve">Switches motor/buzzer load from 3mA GPIO</w:t>
             </w:r>
           </w:p>
         </w:tc>
@@ -2893,7 +3007,7 @@
                 <w:sz w:val="22"/>
                 <w:szCs w:val="22"/>
               </w:rPr>
-              <w:t xml:space="preserve">SS14 (SMA) Schottky</w:t>
+              <w:t xml:space="preserve">SS14 Schottky</w:t>
             </w:r>
           </w:p>
         </w:tc>
@@ -2921,7 +3035,7 @@
                 <w:sz w:val="22"/>
                 <w:szCs w:val="22"/>
               </w:rPr>
-              <w:t xml:space="preserve">Clamps voltage spike on switch-off. One per circuit.</w:t>
+              <w:t xml:space="preserve">Clamps voltage spike on switch-off</w:t>
             </w:r>
           </w:p>
         </w:tc>
@@ -2934,16 +3048,498 @@
           <w:sz w:val="24"/>
           <w:szCs w:val="24"/>
         </w:rPr>
-        <w:t xml:space="preserve">MMBT2222A SOT-23 pinout (flat face up, pins down): pin 1 = Base, pin 2 = Emitter, pin 3 = Collector. Q1 = motor (A1), Q2 = buzzer (A3).</w:t>
+        <w:t xml:space="preserve">MMBT2222A SOT-23 pinout (flat face up): pin 1 = Base, pin 2 = Emitter, pin 3 = Collector. Q1 = buzzer (A3, F.Cu). Q2 = motor (A1, B.Cu — schematic pins 1/3 swapped to correct B.Cu mirror).</w:t>
       </w:r>
     </w:p>
     <w:p/>
+    <w:p/>
     <w:p>
       <w:pPr>
-        <w:pStyle w:val="Heading2"/>
+        <w:pStyle w:val="Heading1"/>
       </w:pPr>
       <w:r>
-        <w:t xml:space="preserve">Stack dimensions</w:t>
+        <w:t xml:space="preserve">B.Cu Mirror Issue — Critical Lesson</w:t>
+      </w:r>
+    </w:p>
+    <w:p>
+      <w:r>
+        <w:rPr>
+          <w:sz w:val="24"/>
+          <w:szCs w:val="24"/>
+        </w:rPr>
+        <w:t xml:space="preserve">Any component placed on B.Cu is physically mirrored left-to-right relative to what the PCB editor shows. The PCB editor top-down view shows B.Cu as if the board were transparent — physically the component is reversed. The 3D viewer shows physical reality and should always be used to verify B.Cu component orientation before fabrication.</w:t>
+      </w:r>
+    </w:p>
+    <w:p/>
+    <w:tbl>
+      <w:tblPr>
+        <w:tblW w:type="dxa" w:w="9360"/>
+        <w:tblBorders>
+          <w:top w:val="single" w:color="auto" w:sz="4"/>
+          <w:left w:val="single" w:color="auto" w:sz="4"/>
+          <w:bottom w:val="single" w:color="auto" w:sz="4"/>
+          <w:right w:val="single" w:color="auto" w:sz="4"/>
+          <w:insideH w:val="single" w:color="auto" w:sz="4"/>
+          <w:insideV w:val="single" w:color="auto" w:sz="4"/>
+        </w:tblBorders>
+      </w:tblPr>
+      <w:tblGrid>
+        <w:gridCol w:w="2400"/>
+        <w:gridCol w:w="3200"/>
+        <w:gridCol w:w="3760"/>
+      </w:tblGrid>
+      <w:tr>
+        <w:tc>
+          <w:tcPr>
+            <w:tcW w:type="dxa" w:w="2400"/>
+            <w:tcBorders>
+              <w:top w:val="single" w:color="CCCCCC" w:sz="1"/>
+              <w:left w:val="single" w:color="CCCCCC" w:sz="1"/>
+              <w:bottom w:val="single" w:color="CCCCCC" w:sz="1"/>
+              <w:right w:val="single" w:color="CCCCCC" w:sz="1"/>
+            </w:tcBorders>
+            <w:shd w:fill="D5E8F0" w:val="clear"/>
+            <w:tcMar>
+              <w:top w:type="dxa" w:w="80"/>
+              <w:left w:type="dxa" w:w="120"/>
+              <w:bottom w:type="dxa" w:w="80"/>
+              <w:right w:type="dxa" w:w="120"/>
+            </w:tcMar>
+          </w:tcPr>
+          <w:p>
+            <w:r>
+              <w:rPr>
+                <w:b/>
+                <w:bCs/>
+                <w:sz w:val="22"/>
+                <w:szCs w:val="22"/>
+              </w:rPr>
+              <w:t xml:space="preserve">Component type</w:t>
+            </w:r>
+          </w:p>
+        </w:tc>
+        <w:tc>
+          <w:tcPr>
+            <w:tcW w:type="dxa" w:w="3200"/>
+            <w:tcBorders>
+              <w:top w:val="single" w:color="CCCCCC" w:sz="1"/>
+              <w:left w:val="single" w:color="CCCCCC" w:sz="1"/>
+              <w:bottom w:val="single" w:color="CCCCCC" w:sz="1"/>
+              <w:right w:val="single" w:color="CCCCCC" w:sz="1"/>
+            </w:tcBorders>
+            <w:shd w:fill="D5E8F0" w:val="clear"/>
+            <w:tcMar>
+              <w:top w:type="dxa" w:w="80"/>
+              <w:left w:type="dxa" w:w="120"/>
+              <w:bottom w:type="dxa" w:w="80"/>
+              <w:right w:type="dxa" w:w="120"/>
+            </w:tcMar>
+          </w:tcPr>
+          <w:p>
+            <w:r>
+              <w:rPr>
+                <w:b/>
+                <w:bCs/>
+                <w:sz w:val="22"/>
+                <w:szCs w:val="22"/>
+              </w:rPr>
+              <w:t xml:space="preserve">Effect</w:t>
+            </w:r>
+          </w:p>
+        </w:tc>
+        <w:tc>
+          <w:tcPr>
+            <w:tcW w:type="dxa" w:w="3760"/>
+            <w:tcBorders>
+              <w:top w:val="single" w:color="CCCCCC" w:sz="1"/>
+              <w:left w:val="single" w:color="CCCCCC" w:sz="1"/>
+              <w:bottom w:val="single" w:color="CCCCCC" w:sz="1"/>
+              <w:right w:val="single" w:color="CCCCCC" w:sz="1"/>
+            </w:tcBorders>
+            <w:shd w:fill="D5E8F0" w:val="clear"/>
+            <w:tcMar>
+              <w:top w:type="dxa" w:w="80"/>
+              <w:left w:type="dxa" w:w="120"/>
+              <w:bottom w:type="dxa" w:w="80"/>
+              <w:right w:type="dxa" w:w="120"/>
+            </w:tcMar>
+          </w:tcPr>
+          <w:p>
+            <w:r>
+              <w:rPr>
+                <w:b/>
+                <w:bCs/>
+                <w:sz w:val="22"/>
+                <w:szCs w:val="22"/>
+              </w:rPr>
+              <w:t xml:space="preserve">Fix in schematic</w:t>
+            </w:r>
+          </w:p>
+        </w:tc>
+      </w:tr>
+      <w:tr>
+        <w:tc>
+          <w:tcPr>
+            <w:tcW w:type="dxa" w:w="2400"/>
+            <w:tcBorders>
+              <w:top w:val="single" w:color="CCCCCC" w:sz="1"/>
+              <w:left w:val="single" w:color="CCCCCC" w:sz="1"/>
+              <w:bottom w:val="single" w:color="CCCCCC" w:sz="1"/>
+              <w:right w:val="single" w:color="CCCCCC" w:sz="1"/>
+            </w:tcBorders>
+            <w:tcMar>
+              <w:top w:type="dxa" w:w="80"/>
+              <w:left w:type="dxa" w:w="120"/>
+              <w:bottom w:type="dxa" w:w="80"/>
+              <w:right w:type="dxa" w:w="120"/>
+            </w:tcMar>
+          </w:tcPr>
+          <w:p>
+            <w:r>
+              <w:rPr>
+                <w:b w:val="false"/>
+                <w:bCs w:val="false"/>
+                <w:sz w:val="22"/>
+                <w:szCs w:val="22"/>
+              </w:rPr>
+              <w:t xml:space="preserve">Resistors, capacitors</w:t>
+            </w:r>
+          </w:p>
+        </w:tc>
+        <w:tc>
+          <w:tcPr>
+            <w:tcW w:type="dxa" w:w="3200"/>
+            <w:tcBorders>
+              <w:top w:val="single" w:color="CCCCCC" w:sz="1"/>
+              <w:left w:val="single" w:color="CCCCCC" w:sz="1"/>
+              <w:bottom w:val="single" w:color="CCCCCC" w:sz="1"/>
+              <w:right w:val="single" w:color="CCCCCC" w:sz="1"/>
+            </w:tcBorders>
+            <w:tcMar>
+              <w:top w:type="dxa" w:w="80"/>
+              <w:left w:type="dxa" w:w="120"/>
+              <w:bottom w:type="dxa" w:w="80"/>
+              <w:right w:type="dxa" w:w="120"/>
+            </w:tcMar>
+          </w:tcPr>
+          <w:p>
+            <w:r>
+              <w:rPr>
+                <w:b w:val="false"/>
+                <w:bCs w:val="false"/>
+                <w:sz w:val="22"/>
+                <w:szCs w:val="22"/>
+              </w:rPr>
+              <w:t xml:space="preserve">None — symmetric</w:t>
+            </w:r>
+          </w:p>
+        </w:tc>
+        <w:tc>
+          <w:tcPr>
+            <w:tcW w:type="dxa" w:w="3760"/>
+            <w:tcBorders>
+              <w:top w:val="single" w:color="CCCCCC" w:sz="1"/>
+              <w:left w:val="single" w:color="CCCCCC" w:sz="1"/>
+              <w:bottom w:val="single" w:color="CCCCCC" w:sz="1"/>
+              <w:right w:val="single" w:color="CCCCCC" w:sz="1"/>
+            </w:tcBorders>
+            <w:tcMar>
+              <w:top w:type="dxa" w:w="80"/>
+              <w:left w:type="dxa" w:w="120"/>
+              <w:bottom w:type="dxa" w:w="80"/>
+              <w:right w:type="dxa" w:w="120"/>
+            </w:tcMar>
+          </w:tcPr>
+          <w:p>
+            <w:r>
+              <w:rPr>
+                <w:b w:val="false"/>
+                <w:bCs w:val="false"/>
+                <w:sz w:val="22"/>
+                <w:szCs w:val="22"/>
+              </w:rPr>
+              <w:t xml:space="preserve">No action needed</w:t>
+            </w:r>
+          </w:p>
+        </w:tc>
+      </w:tr>
+      <w:tr>
+        <w:tc>
+          <w:tcPr>
+            <w:tcW w:type="dxa" w:w="2400"/>
+            <w:tcBorders>
+              <w:top w:val="single" w:color="CCCCCC" w:sz="1"/>
+              <w:left w:val="single" w:color="CCCCCC" w:sz="1"/>
+              <w:bottom w:val="single" w:color="CCCCCC" w:sz="1"/>
+              <w:right w:val="single" w:color="CCCCCC" w:sz="1"/>
+            </w:tcBorders>
+            <w:tcMar>
+              <w:top w:type="dxa" w:w="80"/>
+              <w:left w:type="dxa" w:w="120"/>
+              <w:bottom w:type="dxa" w:w="80"/>
+              <w:right w:type="dxa" w:w="120"/>
+            </w:tcMar>
+          </w:tcPr>
+          <w:p>
+            <w:r>
+              <w:rPr>
+                <w:b w:val="false"/>
+                <w:bCs w:val="false"/>
+                <w:sz w:val="22"/>
+                <w:szCs w:val="22"/>
+              </w:rPr>
+              <w:t xml:space="preserve">SOT-23 (MMBT2222A, BSS138)</w:t>
+            </w:r>
+          </w:p>
+        </w:tc>
+        <w:tc>
+          <w:tcPr>
+            <w:tcW w:type="dxa" w:w="3200"/>
+            <w:tcBorders>
+              <w:top w:val="single" w:color="CCCCCC" w:sz="1"/>
+              <w:left w:val="single" w:color="CCCCCC" w:sz="1"/>
+              <w:bottom w:val="single" w:color="CCCCCC" w:sz="1"/>
+              <w:right w:val="single" w:color="CCCCCC" w:sz="1"/>
+            </w:tcBorders>
+            <w:tcMar>
+              <w:top w:type="dxa" w:w="80"/>
+              <w:left w:type="dxa" w:w="120"/>
+              <w:bottom w:type="dxa" w:w="80"/>
+              <w:right w:type="dxa" w:w="120"/>
+            </w:tcMar>
+          </w:tcPr>
+          <w:p>
+            <w:r>
+              <w:rPr>
+                <w:b w:val="false"/>
+                <w:bCs w:val="false"/>
+                <w:sz w:val="22"/>
+                <w:szCs w:val="22"/>
+              </w:rPr>
+              <w:t xml:space="preserve">Physical pin 1 ↔ schematic pad 3. Pin 2 (centre) unaffected.</w:t>
+            </w:r>
+          </w:p>
+        </w:tc>
+        <w:tc>
+          <w:tcPr>
+            <w:tcW w:type="dxa" w:w="3760"/>
+            <w:tcBorders>
+              <w:top w:val="single" w:color="CCCCCC" w:sz="1"/>
+              <w:left w:val="single" w:color="CCCCCC" w:sz="1"/>
+              <w:bottom w:val="single" w:color="CCCCCC" w:sz="1"/>
+              <w:right w:val="single" w:color="CCCCCC" w:sz="1"/>
+            </w:tcBorders>
+            <w:tcMar>
+              <w:top w:type="dxa" w:w="80"/>
+              <w:left w:type="dxa" w:w="120"/>
+              <w:bottom w:type="dxa" w:w="80"/>
+              <w:right w:type="dxa" w:w="120"/>
+            </w:tcMar>
+          </w:tcPr>
+          <w:p>
+            <w:r>
+              <w:rPr>
+                <w:b w:val="false"/>
+                <w:bCs w:val="false"/>
+                <w:sz w:val="22"/>
+                <w:szCs w:val="22"/>
+              </w:rPr>
+              <w:t xml:space="preserve">Swap pin 1 and pin 3 net assignments</w:t>
+            </w:r>
+          </w:p>
+        </w:tc>
+      </w:tr>
+      <w:tr>
+        <w:tc>
+          <w:tcPr>
+            <w:tcW w:type="dxa" w:w="2400"/>
+            <w:tcBorders>
+              <w:top w:val="single" w:color="CCCCCC" w:sz="1"/>
+              <w:left w:val="single" w:color="CCCCCC" w:sz="1"/>
+              <w:bottom w:val="single" w:color="CCCCCC" w:sz="1"/>
+              <w:right w:val="single" w:color="CCCCCC" w:sz="1"/>
+            </w:tcBorders>
+            <w:tcMar>
+              <w:top w:type="dxa" w:w="80"/>
+              <w:left w:type="dxa" w:w="120"/>
+              <w:bottom w:type="dxa" w:w="80"/>
+              <w:right w:type="dxa" w:w="120"/>
+            </w:tcMar>
+          </w:tcPr>
+          <w:p>
+            <w:r>
+              <w:rPr>
+                <w:b w:val="false"/>
+                <w:bCs w:val="false"/>
+                <w:sz w:val="22"/>
+                <w:szCs w:val="22"/>
+              </w:rPr>
+              <w:t xml:space="preserve">SOD-123FL (SS14, MBR120)</w:t>
+            </w:r>
+          </w:p>
+        </w:tc>
+        <w:tc>
+          <w:tcPr>
+            <w:tcW w:type="dxa" w:w="3200"/>
+            <w:tcBorders>
+              <w:top w:val="single" w:color="CCCCCC" w:sz="1"/>
+              <w:left w:val="single" w:color="CCCCCC" w:sz="1"/>
+              <w:bottom w:val="single" w:color="CCCCCC" w:sz="1"/>
+              <w:right w:val="single" w:color="CCCCCC" w:sz="1"/>
+            </w:tcBorders>
+            <w:tcMar>
+              <w:top w:type="dxa" w:w="80"/>
+              <w:left w:type="dxa" w:w="120"/>
+              <w:bottom w:type="dxa" w:w="80"/>
+              <w:right w:type="dxa" w:w="120"/>
+            </w:tcMar>
+          </w:tcPr>
+          <w:p>
+            <w:r>
+              <w:rPr>
+                <w:b w:val="false"/>
+                <w:bCs w:val="false"/>
+                <w:sz w:val="22"/>
+                <w:szCs w:val="22"/>
+              </w:rPr>
+              <w:t xml:space="preserve">Physical anode ↔ schematic cathode</w:t>
+            </w:r>
+          </w:p>
+        </w:tc>
+        <w:tc>
+          <w:tcPr>
+            <w:tcW w:type="dxa" w:w="3760"/>
+            <w:tcBorders>
+              <w:top w:val="single" w:color="CCCCCC" w:sz="1"/>
+              <w:left w:val="single" w:color="CCCCCC" w:sz="1"/>
+              <w:bottom w:val="single" w:color="CCCCCC" w:sz="1"/>
+              <w:right w:val="single" w:color="CCCCCC" w:sz="1"/>
+            </w:tcBorders>
+            <w:tcMar>
+              <w:top w:type="dxa" w:w="80"/>
+              <w:left w:type="dxa" w:w="120"/>
+              <w:bottom w:type="dxa" w:w="80"/>
+              <w:right w:type="dxa" w:w="120"/>
+            </w:tcMar>
+          </w:tcPr>
+          <w:p>
+            <w:r>
+              <w:rPr>
+                <w:b w:val="false"/>
+                <w:bCs w:val="false"/>
+                <w:sz w:val="22"/>
+                <w:szCs w:val="22"/>
+              </w:rPr>
+              <w:t xml:space="preserve">Swap anode and cathode net assignments</w:t>
+            </w:r>
+          </w:p>
+        </w:tc>
+      </w:tr>
+      <w:tr>
+        <w:tc>
+          <w:tcPr>
+            <w:tcW w:type="dxa" w:w="2400"/>
+            <w:tcBorders>
+              <w:top w:val="single" w:color="CCCCCC" w:sz="1"/>
+              <w:left w:val="single" w:color="CCCCCC" w:sz="1"/>
+              <w:bottom w:val="single" w:color="CCCCCC" w:sz="1"/>
+              <w:right w:val="single" w:color="CCCCCC" w:sz="1"/>
+            </w:tcBorders>
+            <w:tcMar>
+              <w:top w:type="dxa" w:w="80"/>
+              <w:left w:type="dxa" w:w="120"/>
+              <w:bottom w:type="dxa" w:w="80"/>
+              <w:right w:type="dxa" w:w="120"/>
+            </w:tcMar>
+          </w:tcPr>
+          <w:p>
+            <w:r>
+              <w:rPr>
+                <w:b w:val="false"/>
+                <w:bCs w:val="false"/>
+                <w:sz w:val="22"/>
+                <w:szCs w:val="22"/>
+              </w:rPr>
+              <w:t xml:space="preserve">SOT-23-5 (MCP73831T)</w:t>
+            </w:r>
+          </w:p>
+        </w:tc>
+        <w:tc>
+          <w:tcPr>
+            <w:tcW w:type="dxa" w:w="3200"/>
+            <w:tcBorders>
+              <w:top w:val="single" w:color="CCCCCC" w:sz="1"/>
+              <w:left w:val="single" w:color="CCCCCC" w:sz="1"/>
+              <w:bottom w:val="single" w:color="CCCCCC" w:sz="1"/>
+              <w:right w:val="single" w:color="CCCCCC" w:sz="1"/>
+            </w:tcBorders>
+            <w:tcMar>
+              <w:top w:type="dxa" w:w="80"/>
+              <w:left w:type="dxa" w:w="120"/>
+              <w:bottom w:type="dxa" w:w="80"/>
+              <w:right w:type="dxa" w:w="120"/>
+            </w:tcMar>
+          </w:tcPr>
+          <w:p>
+            <w:r>
+              <w:rPr>
+                <w:b w:val="false"/>
+                <w:bCs w:val="false"/>
+                <w:sz w:val="22"/>
+                <w:szCs w:val="22"/>
+              </w:rPr>
+              <w:t xml:space="preserve">Physical pin 1 ↔ schematic pad 3, physical pin 4 ↔ schematic pad 2</w:t>
+            </w:r>
+          </w:p>
+        </w:tc>
+        <w:tc>
+          <w:tcPr>
+            <w:tcW w:type="dxa" w:w="3760"/>
+            <w:tcBorders>
+              <w:top w:val="single" w:color="CCCCCC" w:sz="1"/>
+              <w:left w:val="single" w:color="CCCCCC" w:sz="1"/>
+              <w:bottom w:val="single" w:color="CCCCCC" w:sz="1"/>
+              <w:right w:val="single" w:color="CCCCCC" w:sz="1"/>
+            </w:tcBorders>
+            <w:tcMar>
+              <w:top w:type="dxa" w:w="80"/>
+              <w:left w:type="dxa" w:w="120"/>
+              <w:bottom w:type="dxa" w:w="80"/>
+              <w:right w:type="dxa" w:w="120"/>
+            </w:tcMar>
+          </w:tcPr>
+          <w:p>
+            <w:r>
+              <w:rPr>
+                <w:b w:val="false"/>
+                <w:bCs w:val="false"/>
+                <w:sz w:val="22"/>
+                <w:szCs w:val="22"/>
+              </w:rPr>
+              <w:t xml:space="preserve">Swap pins 1/3 and 2/4 net assignments</w:t>
+            </w:r>
+          </w:p>
+        </w:tc>
+      </w:tr>
+    </w:tbl>
+    <w:p/>
+    <w:p>
+      <w:r>
+        <w:rPr>
+          <w:sz w:val="24"/>
+          <w:szCs w:val="24"/>
+        </w:rPr>
+        <w:t xml:space="preserve">Components corrected in SMDv7: Q2 (MMBT2222A motor) pins 1/3 swapped, D2 (SS14 motor flyback) anode/cathode swapped, MCP73831T U2 pins 1/3 and 2/4 swapped, vibration motor (C0720B001F) pad polarity swapped. All B.Cu polarised components now corrected. Always use the 3D viewer to verify before ordering fabrication.</w:t>
+      </w:r>
+    </w:p>
+    <w:p/>
+    <w:p/>
+    <w:p>
+      <w:pPr>
+        <w:pStyle w:val="Heading1"/>
+      </w:pPr>
+      <w:r>
+        <w:t xml:space="preserve">Side-Actuated Button — SKSCPDE010</w:t>
       </w:r>
     </w:p>
     <w:tbl>
@@ -2959,14 +3555,13 @@
         </w:tblBorders>
       </w:tblPr>
       <w:tblGrid>
-        <w:gridCol w:w="2800"/>
-        <w:gridCol w:w="1600"/>
-        <w:gridCol w:w="5160"/>
+        <w:gridCol w:w="2400"/>
+        <w:gridCol w:w="7000"/>
       </w:tblGrid>
       <w:tr>
         <w:tc>
           <w:tcPr>
-            <w:tcW w:type="dxa" w:w="2800"/>
+            <w:tcW w:type="dxa" w:w="2400"/>
             <w:tcBorders>
               <w:top w:val="single" w:color="CCCCCC" w:sz="1"/>
               <w:left w:val="single" w:color="CCCCCC" w:sz="1"/>
@@ -2989,13 +3584,13 @@
                 <w:sz w:val="22"/>
                 <w:szCs w:val="22"/>
               </w:rPr>
-              <w:t xml:space="preserve">Configuration</w:t>
-            </w:r>
-          </w:p>
-        </w:tc>
-        <w:tc>
-          <w:tcPr>
-            <w:tcW w:type="dxa" w:w="1600"/>
+              <w:t xml:space="preserve">Property</w:t>
+            </w:r>
+          </w:p>
+        </w:tc>
+        <w:tc>
+          <w:tcPr>
+            <w:tcW w:type="dxa" w:w="7000"/>
             <w:tcBorders>
               <w:top w:val="single" w:color="CCCCCC" w:sz="1"/>
               <w:left w:val="single" w:color="CCCCCC" w:sz="1"/>
@@ -3018,36 +3613,7 @@
                 <w:sz w:val="22"/>
                 <w:szCs w:val="22"/>
               </w:rPr>
-              <w:t xml:space="preserve">Thickness</w:t>
-            </w:r>
-          </w:p>
-        </w:tc>
-        <w:tc>
-          <w:tcPr>
-            <w:tcW w:type="dxa" w:w="5160"/>
-            <w:tcBorders>
-              <w:top w:val="single" w:color="CCCCCC" w:sz="1"/>
-              <w:left w:val="single" w:color="CCCCCC" w:sz="1"/>
-              <w:bottom w:val="single" w:color="CCCCCC" w:sz="1"/>
-              <w:right w:val="single" w:color="CCCCCC" w:sz="1"/>
-            </w:tcBorders>
-            <w:shd w:fill="D5E8F0" w:val="clear"/>
-            <w:tcMar>
-              <w:top w:type="dxa" w:w="80"/>
-              <w:left w:type="dxa" w:w="120"/>
-              <w:bottom w:type="dxa" w:w="80"/>
-              <w:right w:type="dxa" w:w="120"/>
-            </w:tcMar>
-          </w:tcPr>
-          <w:p>
-            <w:r>
-              <w:rPr>
-                <w:b/>
-                <w:bCs/>
-                <w:sz w:val="22"/>
-                <w:szCs w:val="22"/>
-              </w:rPr>
-              <w:t xml:space="preserve">Notes</w:t>
+              <w:t xml:space="preserve">Value</w:t>
             </w:r>
           </w:p>
         </w:tc>
@@ -3055,85 +3621,57 @@
       <w:tr>
         <w:tc>
           <w:tcPr>
-            <w:tcW w:type="dxa" w:w="2800"/>
-            <w:tcBorders>
-              <w:top w:val="single" w:color="CCCCCC" w:sz="1"/>
-              <w:left w:val="single" w:color="CCCCCC" w:sz="1"/>
-              <w:bottom w:val="single" w:color="CCCCCC" w:sz="1"/>
-              <w:right w:val="single" w:color="CCCCCC" w:sz="1"/>
-            </w:tcBorders>
-            <w:tcMar>
-              <w:top w:type="dxa" w:w="80"/>
-              <w:left w:type="dxa" w:w="120"/>
-              <w:bottom w:type="dxa" w:w="80"/>
-              <w:right w:type="dxa" w:w="120"/>
-            </w:tcMar>
-          </w:tcPr>
-          <w:p>
-            <w:r>
-              <w:rPr>
-                <w:b w:val="false"/>
-                <w:bCs w:val="false"/>
-                <w:sz w:val="22"/>
-                <w:szCs w:val="22"/>
-              </w:rPr>
-              <w:t xml:space="preserve">QT Py + Charger BFF</w:t>
-            </w:r>
-          </w:p>
-        </w:tc>
-        <w:tc>
-          <w:tcPr>
-            <w:tcW w:type="dxa" w:w="1600"/>
-            <w:tcBorders>
-              <w:top w:val="single" w:color="CCCCCC" w:sz="1"/>
-              <w:left w:val="single" w:color="CCCCCC" w:sz="1"/>
-              <w:bottom w:val="single" w:color="CCCCCC" w:sz="1"/>
-              <w:right w:val="single" w:color="CCCCCC" w:sz="1"/>
-            </w:tcBorders>
-            <w:tcMar>
-              <w:top w:type="dxa" w:w="80"/>
-              <w:left w:type="dxa" w:w="120"/>
-              <w:bottom w:type="dxa" w:w="80"/>
-              <w:right w:type="dxa" w:w="120"/>
-            </w:tcMar>
-          </w:tcPr>
-          <w:p>
-            <w:r>
-              <w:rPr>
-                <w:b w:val="false"/>
-                <w:bCs w:val="false"/>
-                <w:sz w:val="22"/>
-                <w:szCs w:val="22"/>
-              </w:rPr>
-              <w:t xml:space="preserve">~15mm</w:t>
-            </w:r>
-          </w:p>
-        </w:tc>
-        <w:tc>
-          <w:tcPr>
-            <w:tcW w:type="dxa" w:w="5160"/>
-            <w:tcBorders>
-              <w:top w:val="single" w:color="CCCCCC" w:sz="1"/>
-              <w:left w:val="single" w:color="CCCCCC" w:sz="1"/>
-              <w:bottom w:val="single" w:color="CCCCCC" w:sz="1"/>
-              <w:right w:val="single" w:color="CCCCCC" w:sz="1"/>
-            </w:tcBorders>
-            <w:tcMar>
-              <w:top w:type="dxa" w:w="80"/>
-              <w:left w:type="dxa" w:w="120"/>
-              <w:bottom w:type="dxa" w:w="80"/>
-              <w:right w:type="dxa" w:w="120"/>
-            </w:tcMar>
-          </w:tcPr>
-          <w:p>
-            <w:r>
-              <w:rPr>
-                <w:b w:val="false"/>
-                <w:bCs w:val="false"/>
-                <w:sz w:val="22"/>
-                <w:szCs w:val="22"/>
-              </w:rPr>
-              <w:t xml:space="preserve">Header pins between boards are dominant height factor</w:t>
+            <w:tcW w:type="dxa" w:w="2400"/>
+            <w:tcBorders>
+              <w:top w:val="single" w:color="CCCCCC" w:sz="1"/>
+              <w:left w:val="single" w:color="CCCCCC" w:sz="1"/>
+              <w:bottom w:val="single" w:color="CCCCCC" w:sz="1"/>
+              <w:right w:val="single" w:color="CCCCCC" w:sz="1"/>
+            </w:tcBorders>
+            <w:tcMar>
+              <w:top w:type="dxa" w:w="80"/>
+              <w:left w:type="dxa" w:w="120"/>
+              <w:bottom w:type="dxa" w:w="80"/>
+              <w:right w:type="dxa" w:w="120"/>
+            </w:tcMar>
+          </w:tcPr>
+          <w:p>
+            <w:r>
+              <w:rPr>
+                <w:b w:val="false"/>
+                <w:bCs w:val="false"/>
+                <w:sz w:val="22"/>
+                <w:szCs w:val="22"/>
+              </w:rPr>
+              <w:t xml:space="preserve">Operating force</w:t>
+            </w:r>
+          </w:p>
+        </w:tc>
+        <w:tc>
+          <w:tcPr>
+            <w:tcW w:type="dxa" w:w="7000"/>
+            <w:tcBorders>
+              <w:top w:val="single" w:color="CCCCCC" w:sz="1"/>
+              <w:left w:val="single" w:color="CCCCCC" w:sz="1"/>
+              <w:bottom w:val="single" w:color="CCCCCC" w:sz="1"/>
+              <w:right w:val="single" w:color="CCCCCC" w:sz="1"/>
+            </w:tcBorders>
+            <w:tcMar>
+              <w:top w:type="dxa" w:w="80"/>
+              <w:left w:type="dxa" w:w="120"/>
+              <w:bottom w:type="dxa" w:w="80"/>
+              <w:right w:type="dxa" w:w="120"/>
+            </w:tcMar>
+          </w:tcPr>
+          <w:p>
+            <w:r>
+              <w:rPr>
+                <w:b w:val="false"/>
+                <w:bCs w:val="false"/>
+                <w:sz w:val="22"/>
+                <w:szCs w:val="22"/>
+              </w:rPr>
+              <w:t xml:space="preserve">1.6N</w:t>
             </w:r>
           </w:p>
         </w:tc>
@@ -3141,85 +3679,57 @@
       <w:tr>
         <w:tc>
           <w:tcPr>
-            <w:tcW w:type="dxa" w:w="2800"/>
-            <w:tcBorders>
-              <w:top w:val="single" w:color="CCCCCC" w:sz="1"/>
-              <w:left w:val="single" w:color="CCCCCC" w:sz="1"/>
-              <w:bottom w:val="single" w:color="CCCCCC" w:sz="1"/>
-              <w:right w:val="single" w:color="CCCCCC" w:sz="1"/>
-            </w:tcBorders>
-            <w:tcMar>
-              <w:top w:type="dxa" w:w="80"/>
-              <w:left w:type="dxa" w:w="120"/>
-              <w:bottom w:type="dxa" w:w="80"/>
-              <w:right w:type="dxa" w:w="120"/>
-            </w:tcMar>
-          </w:tcPr>
-          <w:p>
-            <w:r>
-              <w:rPr>
-                <w:b w:val="false"/>
-                <w:bCs w:val="false"/>
-                <w:sz w:val="22"/>
-                <w:szCs w:val="22"/>
-              </w:rPr>
-              <w:t xml:space="preserve">Charger BFF JST-PH connector alone</w:t>
-            </w:r>
-          </w:p>
-        </w:tc>
-        <w:tc>
-          <w:tcPr>
-            <w:tcW w:type="dxa" w:w="1600"/>
-            <w:tcBorders>
-              <w:top w:val="single" w:color="CCCCCC" w:sz="1"/>
-              <w:left w:val="single" w:color="CCCCCC" w:sz="1"/>
-              <w:bottom w:val="single" w:color="CCCCCC" w:sz="1"/>
-              <w:right w:val="single" w:color="CCCCCC" w:sz="1"/>
-            </w:tcBorders>
-            <w:tcMar>
-              <w:top w:type="dxa" w:w="80"/>
-              <w:left w:type="dxa" w:w="120"/>
-              <w:bottom w:type="dxa" w:w="80"/>
-              <w:right w:type="dxa" w:w="120"/>
-            </w:tcMar>
-          </w:tcPr>
-          <w:p>
-            <w:r>
-              <w:rPr>
-                <w:b w:val="false"/>
-                <w:bCs w:val="false"/>
-                <w:sz w:val="22"/>
-                <w:szCs w:val="22"/>
-              </w:rPr>
-              <w:t xml:space="preserve">~7.25mm</w:t>
-            </w:r>
-          </w:p>
-        </w:tc>
-        <w:tc>
-          <w:tcPr>
-            <w:tcW w:type="dxa" w:w="5160"/>
-            <w:tcBorders>
-              <w:top w:val="single" w:color="CCCCCC" w:sz="1"/>
-              <w:left w:val="single" w:color="CCCCCC" w:sz="1"/>
-              <w:bottom w:val="single" w:color="CCCCCC" w:sz="1"/>
-              <w:right w:val="single" w:color="CCCCCC" w:sz="1"/>
-            </w:tcBorders>
-            <w:tcMar>
-              <w:top w:type="dxa" w:w="80"/>
-              <w:left w:type="dxa" w:w="120"/>
-              <w:bottom w:type="dxa" w:w="80"/>
-              <w:right w:type="dxa" w:w="120"/>
-            </w:tcMar>
-          </w:tcPr>
-          <w:p>
-            <w:r>
-              <w:rPr>
-                <w:b w:val="false"/>
-                <w:bCs w:val="false"/>
-                <w:sz w:val="22"/>
-                <w:szCs w:val="22"/>
-              </w:rPr>
-              <w:t xml:space="preserve">Includes board thickness. Removing connector saves ~3mm.</w:t>
+            <w:tcW w:type="dxa" w:w="2400"/>
+            <w:tcBorders>
+              <w:top w:val="single" w:color="CCCCCC" w:sz="1"/>
+              <w:left w:val="single" w:color="CCCCCC" w:sz="1"/>
+              <w:bottom w:val="single" w:color="CCCCCC" w:sz="1"/>
+              <w:right w:val="single" w:color="CCCCCC" w:sz="1"/>
+            </w:tcBorders>
+            <w:tcMar>
+              <w:top w:type="dxa" w:w="80"/>
+              <w:left w:type="dxa" w:w="120"/>
+              <w:bottom w:type="dxa" w:w="80"/>
+              <w:right w:type="dxa" w:w="120"/>
+            </w:tcMar>
+          </w:tcPr>
+          <w:p>
+            <w:r>
+              <w:rPr>
+                <w:b w:val="false"/>
+                <w:bCs w:val="false"/>
+                <w:sz w:val="22"/>
+                <w:szCs w:val="22"/>
+              </w:rPr>
+              <w:t xml:space="preserve">Travel</w:t>
+            </w:r>
+          </w:p>
+        </w:tc>
+        <w:tc>
+          <w:tcPr>
+            <w:tcW w:type="dxa" w:w="7000"/>
+            <w:tcBorders>
+              <w:top w:val="single" w:color="CCCCCC" w:sz="1"/>
+              <w:left w:val="single" w:color="CCCCCC" w:sz="1"/>
+              <w:bottom w:val="single" w:color="CCCCCC" w:sz="1"/>
+              <w:right w:val="single" w:color="CCCCCC" w:sz="1"/>
+            </w:tcBorders>
+            <w:tcMar>
+              <w:top w:type="dxa" w:w="80"/>
+              <w:left w:type="dxa" w:w="120"/>
+              <w:bottom w:type="dxa" w:w="80"/>
+              <w:right w:type="dxa" w:w="120"/>
+            </w:tcMar>
+          </w:tcPr>
+          <w:p>
+            <w:r>
+              <w:rPr>
+                <w:b w:val="false"/>
+                <w:bCs w:val="false"/>
+                <w:sz w:val="22"/>
+                <w:szCs w:val="22"/>
+              </w:rPr>
+              <w:t xml:space="preserve">0.2mm</w:t>
             </w:r>
           </w:p>
         </w:tc>
@@ -3227,85 +3737,57 @@
       <w:tr>
         <w:tc>
           <w:tcPr>
-            <w:tcW w:type="dxa" w:w="2800"/>
-            <w:tcBorders>
-              <w:top w:val="single" w:color="CCCCCC" w:sz="1"/>
-              <w:left w:val="single" w:color="CCCCCC" w:sz="1"/>
-              <w:bottom w:val="single" w:color="CCCCCC" w:sz="1"/>
-              <w:right w:val="single" w:color="CCCCCC" w:sz="1"/>
-            </w:tcBorders>
-            <w:tcMar>
-              <w:top w:type="dxa" w:w="80"/>
-              <w:left w:type="dxa" w:w="120"/>
-              <w:bottom w:type="dxa" w:w="80"/>
-              <w:right w:type="dxa" w:w="120"/>
-            </w:tcMar>
-          </w:tcPr>
-          <w:p>
-            <w:r>
-              <w:rPr>
-                <w:b w:val="false"/>
-                <w:bCs w:val="false"/>
-                <w:sz w:val="22"/>
-                <w:szCs w:val="22"/>
-              </w:rPr>
-              <w:t xml:space="preserve">Full stack (current)</w:t>
-            </w:r>
-          </w:p>
-        </w:tc>
-        <w:tc>
-          <w:tcPr>
-            <w:tcW w:type="dxa" w:w="1600"/>
-            <w:tcBorders>
-              <w:top w:val="single" w:color="CCCCCC" w:sz="1"/>
-              <w:left w:val="single" w:color="CCCCCC" w:sz="1"/>
-              <w:bottom w:val="single" w:color="CCCCCC" w:sz="1"/>
-              <w:right w:val="single" w:color="CCCCCC" w:sz="1"/>
-            </w:tcBorders>
-            <w:tcMar>
-              <w:top w:type="dxa" w:w="80"/>
-              <w:left w:type="dxa" w:w="120"/>
-              <w:bottom w:type="dxa" w:w="80"/>
-              <w:right w:type="dxa" w:w="120"/>
-            </w:tcMar>
-          </w:tcPr>
-          <w:p>
-            <w:r>
-              <w:rPr>
-                <w:b w:val="false"/>
-                <w:bCs w:val="false"/>
-                <w:sz w:val="22"/>
-                <w:szCs w:val="22"/>
-              </w:rPr>
-              <w:t xml:space="preserve">~25.25mm</w:t>
-            </w:r>
-          </w:p>
-        </w:tc>
-        <w:tc>
-          <w:tcPr>
-            <w:tcW w:type="dxa" w:w="5160"/>
-            <w:tcBorders>
-              <w:top w:val="single" w:color="CCCCCC" w:sz="1"/>
-              <w:left w:val="single" w:color="CCCCCC" w:sz="1"/>
-              <w:bottom w:val="single" w:color="CCCCCC" w:sz="1"/>
-              <w:right w:val="single" w:color="CCCCCC" w:sz="1"/>
-            </w:tcBorders>
-            <w:tcMar>
-              <w:top w:type="dxa" w:w="80"/>
-              <w:left w:type="dxa" w:w="120"/>
-              <w:bottom w:type="dxa" w:w="80"/>
-              <w:right w:type="dxa" w:w="120"/>
-            </w:tcMar>
-          </w:tcPr>
-          <w:p>
-            <w:r>
-              <w:rPr>
-                <w:b w:val="false"/>
-                <w:bCs w:val="false"/>
-                <w:sz w:val="22"/>
-                <w:szCs w:val="22"/>
-              </w:rPr>
-              <w:t xml:space="preserve">QT Py + BFF + carrier PCB + display. Battery tucked to side.</w:t>
+            <w:tcW w:type="dxa" w:w="2400"/>
+            <w:tcBorders>
+              <w:top w:val="single" w:color="CCCCCC" w:sz="1"/>
+              <w:left w:val="single" w:color="CCCCCC" w:sz="1"/>
+              <w:bottom w:val="single" w:color="CCCCCC" w:sz="1"/>
+              <w:right w:val="single" w:color="CCCCCC" w:sz="1"/>
+            </w:tcBorders>
+            <w:tcMar>
+              <w:top w:type="dxa" w:w="80"/>
+              <w:left w:type="dxa" w:w="120"/>
+              <w:bottom w:type="dxa" w:w="80"/>
+              <w:right w:type="dxa" w:w="120"/>
+            </w:tcMar>
+          </w:tcPr>
+          <w:p>
+            <w:r>
+              <w:rPr>
+                <w:b w:val="false"/>
+                <w:bCs w:val="false"/>
+                <w:sz w:val="22"/>
+                <w:szCs w:val="22"/>
+              </w:rPr>
+              <w:t xml:space="preserve">Package</w:t>
+            </w:r>
+          </w:p>
+        </w:tc>
+        <w:tc>
+          <w:tcPr>
+            <w:tcW w:type="dxa" w:w="7000"/>
+            <w:tcBorders>
+              <w:top w:val="single" w:color="CCCCCC" w:sz="1"/>
+              <w:left w:val="single" w:color="CCCCCC" w:sz="1"/>
+              <w:bottom w:val="single" w:color="CCCCCC" w:sz="1"/>
+              <w:right w:val="single" w:color="CCCCCC" w:sz="1"/>
+            </w:tcBorders>
+            <w:tcMar>
+              <w:top w:type="dxa" w:w="80"/>
+              <w:left w:type="dxa" w:w="120"/>
+              <w:bottom w:type="dxa" w:w="80"/>
+              <w:right w:type="dxa" w:w="120"/>
+            </w:tcMar>
+          </w:tcPr>
+          <w:p>
+            <w:r>
+              <w:rPr>
+                <w:b w:val="false"/>
+                <w:bCs w:val="false"/>
+                <w:sz w:val="22"/>
+                <w:szCs w:val="22"/>
+              </w:rPr>
+              <w:t xml:space="preserve">3.5×3.55mm SMD, 1.25mm height</w:t>
             </w:r>
           </w:p>
         </w:tc>
@@ -3313,85 +3795,231 @@
       <w:tr>
         <w:tc>
           <w:tcPr>
-            <w:tcW w:type="dxa" w:w="2800"/>
-            <w:tcBorders>
-              <w:top w:val="single" w:color="CCCCCC" w:sz="1"/>
-              <w:left w:val="single" w:color="CCCCCC" w:sz="1"/>
-              <w:bottom w:val="single" w:color="CCCCCC" w:sz="1"/>
-              <w:right w:val="single" w:color="CCCCCC" w:sz="1"/>
-            </w:tcBorders>
-            <w:tcMar>
-              <w:top w:type="dxa" w:w="80"/>
-              <w:left w:type="dxa" w:w="120"/>
-              <w:bottom w:type="dxa" w:w="80"/>
-              <w:right w:type="dxa" w:w="120"/>
-            </w:tcMar>
-          </w:tcPr>
-          <w:p>
-            <w:r>
-              <w:rPr>
-                <w:b w:val="false"/>
-                <w:bCs w:val="false"/>
-                <w:sz w:val="22"/>
-                <w:szCs w:val="22"/>
-              </w:rPr>
-              <w:t xml:space="preserve">Full stack (after connector removal)</w:t>
-            </w:r>
-          </w:p>
-        </w:tc>
-        <w:tc>
-          <w:tcPr>
-            <w:tcW w:type="dxa" w:w="1600"/>
-            <w:tcBorders>
-              <w:top w:val="single" w:color="CCCCCC" w:sz="1"/>
-              <w:left w:val="single" w:color="CCCCCC" w:sz="1"/>
-              <w:bottom w:val="single" w:color="CCCCCC" w:sz="1"/>
-              <w:right w:val="single" w:color="CCCCCC" w:sz="1"/>
-            </w:tcBorders>
-            <w:tcMar>
-              <w:top w:type="dxa" w:w="80"/>
-              <w:left w:type="dxa" w:w="120"/>
-              <w:bottom w:type="dxa" w:w="80"/>
-              <w:right w:type="dxa" w:w="120"/>
-            </w:tcMar>
-          </w:tcPr>
-          <w:p>
-            <w:r>
-              <w:rPr>
-                <w:b w:val="false"/>
-                <w:bCs w:val="false"/>
-                <w:sz w:val="22"/>
-                <w:szCs w:val="22"/>
-              </w:rPr>
-              <w:t xml:space="preserve">~22mm</w:t>
-            </w:r>
-          </w:p>
-        </w:tc>
-        <w:tc>
-          <w:tcPr>
-            <w:tcW w:type="dxa" w:w="5160"/>
-            <w:tcBorders>
-              <w:top w:val="single" w:color="CCCCCC" w:sz="1"/>
-              <w:left w:val="single" w:color="CCCCCC" w:sz="1"/>
-              <w:bottom w:val="single" w:color="CCCCCC" w:sz="1"/>
-              <w:right w:val="single" w:color="CCCCCC" w:sz="1"/>
-            </w:tcBorders>
-            <w:tcMar>
-              <w:top w:type="dxa" w:w="80"/>
-              <w:left w:type="dxa" w:w="120"/>
-              <w:bottom w:type="dxa" w:w="80"/>
-              <w:right w:type="dxa" w:w="120"/>
-            </w:tcMar>
-          </w:tcPr>
-          <w:p>
-            <w:r>
-              <w:rPr>
-                <w:b w:val="false"/>
-                <w:bCs w:val="false"/>
-                <w:sz w:val="22"/>
-                <w:szCs w:val="22"/>
-              </w:rPr>
-              <w:t xml:space="preserve">Estimated. Single-board design needed to go significantly thinner.</w:t>
+            <w:tcW w:type="dxa" w:w="2400"/>
+            <w:tcBorders>
+              <w:top w:val="single" w:color="CCCCCC" w:sz="1"/>
+              <w:left w:val="single" w:color="CCCCCC" w:sz="1"/>
+              <w:bottom w:val="single" w:color="CCCCCC" w:sz="1"/>
+              <w:right w:val="single" w:color="CCCCCC" w:sz="1"/>
+            </w:tcBorders>
+            <w:tcMar>
+              <w:top w:type="dxa" w:w="80"/>
+              <w:left w:type="dxa" w:w="120"/>
+              <w:bottom w:type="dxa" w:w="80"/>
+              <w:right w:type="dxa" w:w="120"/>
+            </w:tcMar>
+          </w:tcPr>
+          <w:p>
+            <w:r>
+              <w:rPr>
+                <w:b w:val="false"/>
+                <w:bCs w:val="false"/>
+                <w:sz w:val="22"/>
+                <w:szCs w:val="22"/>
+              </w:rPr>
+              <w:t xml:space="preserve">Pads</w:t>
+            </w:r>
+          </w:p>
+        </w:tc>
+        <w:tc>
+          <w:tcPr>
+            <w:tcW w:type="dxa" w:w="7000"/>
+            <w:tcBorders>
+              <w:top w:val="single" w:color="CCCCCC" w:sz="1"/>
+              <w:left w:val="single" w:color="CCCCCC" w:sz="1"/>
+              <w:bottom w:val="single" w:color="CCCCCC" w:sz="1"/>
+              <w:right w:val="single" w:color="CCCCCC" w:sz="1"/>
+            </w:tcBorders>
+            <w:tcMar>
+              <w:top w:type="dxa" w:w="80"/>
+              <w:left w:type="dxa" w:w="120"/>
+              <w:bottom w:type="dxa" w:w="80"/>
+              <w:right w:type="dxa" w:w="120"/>
+            </w:tcMar>
+          </w:tcPr>
+          <w:p>
+            <w:r>
+              <w:rPr>
+                <w:b w:val="false"/>
+                <w:bCs w:val="false"/>
+                <w:sz w:val="22"/>
+                <w:szCs w:val="22"/>
+              </w:rPr>
+              <w:t xml:space="preserve">5 — pins 1/2 one switch terminal, pins 3/4 other terminal, pin 5 GND mechanical anchor</w:t>
+            </w:r>
+          </w:p>
+        </w:tc>
+      </w:tr>
+      <w:tr>
+        <w:tc>
+          <w:tcPr>
+            <w:tcW w:type="dxa" w:w="2400"/>
+            <w:tcBorders>
+              <w:top w:val="single" w:color="CCCCCC" w:sz="1"/>
+              <w:left w:val="single" w:color="CCCCCC" w:sz="1"/>
+              <w:bottom w:val="single" w:color="CCCCCC" w:sz="1"/>
+              <w:right w:val="single" w:color="CCCCCC" w:sz="1"/>
+            </w:tcBorders>
+            <w:tcMar>
+              <w:top w:type="dxa" w:w="80"/>
+              <w:left w:type="dxa" w:w="120"/>
+              <w:bottom w:type="dxa" w:w="80"/>
+              <w:right w:type="dxa" w:w="120"/>
+            </w:tcMar>
+          </w:tcPr>
+          <w:p>
+            <w:r>
+              <w:rPr>
+                <w:b w:val="false"/>
+                <w:bCs w:val="false"/>
+                <w:sz w:val="22"/>
+                <w:szCs w:val="22"/>
+              </w:rPr>
+              <w:t xml:space="preserve">Wiring</w:t>
+            </w:r>
+          </w:p>
+        </w:tc>
+        <w:tc>
+          <w:tcPr>
+            <w:tcW w:type="dxa" w:w="7000"/>
+            <w:tcBorders>
+              <w:top w:val="single" w:color="CCCCCC" w:sz="1"/>
+              <w:left w:val="single" w:color="CCCCCC" w:sz="1"/>
+              <w:bottom w:val="single" w:color="CCCCCC" w:sz="1"/>
+              <w:right w:val="single" w:color="CCCCCC" w:sz="1"/>
+            </w:tcBorders>
+            <w:tcMar>
+              <w:top w:type="dxa" w:w="80"/>
+              <w:left w:type="dxa" w:w="120"/>
+              <w:bottom w:type="dxa" w:w="80"/>
+              <w:right w:type="dxa" w:w="120"/>
+            </w:tcMar>
+          </w:tcPr>
+          <w:p>
+            <w:r>
+              <w:rPr>
+                <w:b w:val="false"/>
+                <w:bCs w:val="false"/>
+                <w:sz w:val="22"/>
+                <w:szCs w:val="22"/>
+              </w:rPr>
+              <w:t xml:space="preserve">Pins 1+2 → signal (A2 or SDA), Pins 3+4 → GND, Pin 5 → GND (no solder per datasheet — mechanical only)</w:t>
+            </w:r>
+          </w:p>
+        </w:tc>
+      </w:tr>
+      <w:tr>
+        <w:tc>
+          <w:tcPr>
+            <w:tcW w:type="dxa" w:w="2400"/>
+            <w:tcBorders>
+              <w:top w:val="single" w:color="CCCCCC" w:sz="1"/>
+              <w:left w:val="single" w:color="CCCCCC" w:sz="1"/>
+              <w:bottom w:val="single" w:color="CCCCCC" w:sz="1"/>
+              <w:right w:val="single" w:color="CCCCCC" w:sz="1"/>
+            </w:tcBorders>
+            <w:tcMar>
+              <w:top w:type="dxa" w:w="80"/>
+              <w:left w:type="dxa" w:w="120"/>
+              <w:bottom w:type="dxa" w:w="80"/>
+              <w:right w:type="dxa" w:w="120"/>
+            </w:tcMar>
+          </w:tcPr>
+          <w:p>
+            <w:r>
+              <w:rPr>
+                <w:b w:val="false"/>
+                <w:bCs w:val="false"/>
+                <w:sz w:val="22"/>
+                <w:szCs w:val="22"/>
+              </w:rPr>
+              <w:t xml:space="preserve">Footprint</w:t>
+            </w:r>
+          </w:p>
+        </w:tc>
+        <w:tc>
+          <w:tcPr>
+            <w:tcW w:type="dxa" w:w="7000"/>
+            <w:tcBorders>
+              <w:top w:val="single" w:color="CCCCCC" w:sz="1"/>
+              <w:left w:val="single" w:color="CCCCCC" w:sz="1"/>
+              <w:bottom w:val="single" w:color="CCCCCC" w:sz="1"/>
+              <w:right w:val="single" w:color="CCCCCC" w:sz="1"/>
+            </w:tcBorders>
+            <w:tcMar>
+              <w:top w:type="dxa" w:w="80"/>
+              <w:left w:type="dxa" w:w="120"/>
+              <w:bottom w:type="dxa" w:w="80"/>
+              <w:right w:type="dxa" w:w="120"/>
+            </w:tcMar>
+          </w:tcPr>
+          <w:p>
+            <w:r>
+              <w:rPr>
+                <w:b w:val="false"/>
+                <w:bCs w:val="false"/>
+                <w:sz w:val="22"/>
+                <w:szCs w:val="22"/>
+              </w:rPr>
+              <w:t xml:space="preserve">Custom — built from SKSCLDE010 base with pad 5 added (2.2×0.4mm at Y=-1.65mm)</w:t>
+            </w:r>
+          </w:p>
+        </w:tc>
+      </w:tr>
+      <w:tr>
+        <w:tc>
+          <w:tcPr>
+            <w:tcW w:type="dxa" w:w="2400"/>
+            <w:tcBorders>
+              <w:top w:val="single" w:color="CCCCCC" w:sz="1"/>
+              <w:left w:val="single" w:color="CCCCCC" w:sz="1"/>
+              <w:bottom w:val="single" w:color="CCCCCC" w:sz="1"/>
+              <w:right w:val="single" w:color="CCCCCC" w:sz="1"/>
+            </w:tcBorders>
+            <w:tcMar>
+              <w:top w:type="dxa" w:w="80"/>
+              <w:left w:type="dxa" w:w="120"/>
+              <w:bottom w:type="dxa" w:w="80"/>
+              <w:right w:type="dxa" w:w="120"/>
+            </w:tcMar>
+          </w:tcPr>
+          <w:p>
+            <w:r>
+              <w:rPr>
+                <w:b w:val="false"/>
+                <w:bCs w:val="false"/>
+                <w:sz w:val="22"/>
+                <w:szCs w:val="22"/>
+              </w:rPr>
+              <w:t xml:space="preserve">KiCad library</w:t>
+            </w:r>
+          </w:p>
+        </w:tc>
+        <w:tc>
+          <w:tcPr>
+            <w:tcW w:type="dxa" w:w="7000"/>
+            <w:tcBorders>
+              <w:top w:val="single" w:color="CCCCCC" w:sz="1"/>
+              <w:left w:val="single" w:color="CCCCCC" w:sz="1"/>
+              <w:bottom w:val="single" w:color="CCCCCC" w:sz="1"/>
+              <w:right w:val="single" w:color="CCCCCC" w:sz="1"/>
+            </w:tcBorders>
+            <w:tcMar>
+              <w:top w:type="dxa" w:w="80"/>
+              <w:left w:type="dxa" w:w="120"/>
+              <w:bottom w:type="dxa" w:w="80"/>
+              <w:right w:type="dxa" w:w="120"/>
+            </w:tcMar>
+          </w:tcPr>
+          <w:p>
+            <w:r>
+              <w:rPr>
+                <w:b w:val="false"/>
+                <w:bCs w:val="false"/>
+                <w:sz w:val="22"/>
+                <w:szCs w:val="22"/>
+              </w:rPr>
+              <w:t xml:space="preserve">Custom_Footprints — global library</w:t>
             </w:r>
           </w:p>
         </w:tc>
@@ -4308,7 +4936,7 @@
                 <w:sz w:val="22"/>
                 <w:szCs w:val="22"/>
               </w:rPr>
-              <w:t xml:space="preserve">Unused — free for future use</w:t>
+              <w:t xml:space="preserve">Unused</w:t>
             </w:r>
           </w:p>
         </w:tc>
@@ -4451,120 +5079,6 @@
                 <w:szCs w:val="22"/>
               </w:rPr>
               <w:t xml:space="preserve">Unused</w:t>
-            </w:r>
-          </w:p>
-        </w:tc>
-      </w:tr>
-      <w:tr>
-        <w:tc>
-          <w:tcPr>
-            <w:tcW w:type="dxa" w:w="1000"/>
-            <w:tcBorders>
-              <w:top w:val="single" w:color="CCCCCC" w:sz="1"/>
-              <w:left w:val="single" w:color="CCCCCC" w:sz="1"/>
-              <w:bottom w:val="single" w:color="CCCCCC" w:sz="1"/>
-              <w:right w:val="single" w:color="CCCCCC" w:sz="1"/>
-            </w:tcBorders>
-            <w:tcMar>
-              <w:top w:type="dxa" w:w="80"/>
-              <w:left w:type="dxa" w:w="120"/>
-              <w:bottom w:type="dxa" w:w="80"/>
-              <w:right w:type="dxa" w:w="120"/>
-            </w:tcMar>
-          </w:tcPr>
-          <w:p>
-            <w:r>
-              <w:rPr>
-                <w:b w:val="false"/>
-                <w:bCs w:val="false"/>
-                <w:sz w:val="22"/>
-                <w:szCs w:val="22"/>
-              </w:rPr>
-              <w:t xml:space="preserve">STEMMA QT</w:t>
-            </w:r>
-          </w:p>
-        </w:tc>
-        <w:tc>
-          <w:tcPr>
-            <w:tcW w:type="dxa" w:w="1200"/>
-            <w:tcBorders>
-              <w:top w:val="single" w:color="CCCCCC" w:sz="1"/>
-              <w:left w:val="single" w:color="CCCCCC" w:sz="1"/>
-              <w:bottom w:val="single" w:color="CCCCCC" w:sz="1"/>
-              <w:right w:val="single" w:color="CCCCCC" w:sz="1"/>
-            </w:tcBorders>
-            <w:tcMar>
-              <w:top w:type="dxa" w:w="80"/>
-              <w:left w:type="dxa" w:w="120"/>
-              <w:bottom w:type="dxa" w:w="80"/>
-              <w:right w:type="dxa" w:w="120"/>
-            </w:tcMar>
-          </w:tcPr>
-          <w:p>
-            <w:r>
-              <w:rPr>
-                <w:b w:val="false"/>
-                <w:bCs w:val="false"/>
-                <w:sz w:val="22"/>
-                <w:szCs w:val="22"/>
-              </w:rPr>
-              <w:t xml:space="preserve">—</w:t>
-            </w:r>
-          </w:p>
-        </w:tc>
-        <w:tc>
-          <w:tcPr>
-            <w:tcW w:type="dxa" w:w="4400"/>
-            <w:tcBorders>
-              <w:top w:val="single" w:color="CCCCCC" w:sz="1"/>
-              <w:left w:val="single" w:color="CCCCCC" w:sz="1"/>
-              <w:bottom w:val="single" w:color="CCCCCC" w:sz="1"/>
-              <w:right w:val="single" w:color="CCCCCC" w:sz="1"/>
-            </w:tcBorders>
-            <w:tcMar>
-              <w:top w:type="dxa" w:w="80"/>
-              <w:left w:type="dxa" w:w="120"/>
-              <w:bottom w:type="dxa" w:w="80"/>
-              <w:right w:type="dxa" w:w="120"/>
-            </w:tcMar>
-          </w:tcPr>
-          <w:p>
-            <w:r>
-              <w:rPr>
-                <w:b w:val="false"/>
-                <w:bCs w:val="false"/>
-                <w:sz w:val="22"/>
-                <w:szCs w:val="22"/>
-              </w:rPr>
-              <w:t xml:space="preserve">I2C1 — unused</w:t>
-            </w:r>
-          </w:p>
-        </w:tc>
-        <w:tc>
-          <w:tcPr>
-            <w:tcW w:type="dxa" w:w="1960"/>
-            <w:tcBorders>
-              <w:top w:val="single" w:color="CCCCCC" w:sz="1"/>
-              <w:left w:val="single" w:color="CCCCCC" w:sz="1"/>
-              <w:bottom w:val="single" w:color="CCCCCC" w:sz="1"/>
-              <w:right w:val="single" w:color="CCCCCC" w:sz="1"/>
-            </w:tcBorders>
-            <w:tcMar>
-              <w:top w:type="dxa" w:w="80"/>
-              <w:left w:type="dxa" w:w="120"/>
-              <w:bottom w:type="dxa" w:w="80"/>
-              <w:right w:type="dxa" w:w="120"/>
-            </w:tcMar>
-          </w:tcPr>
-          <w:p>
-            <w:r>
-              <w:rPr>
-                <w:b w:val="false"/>
-                <w:bCs w:val="false"/>
-                <w:sz w:val="22"/>
-                <w:szCs w:val="22"/>
-              </w:rPr>
-              <w:t xml:space="preserve">Free</w:t>
             </w:r>
           </w:p>
         </w:tc>
@@ -4577,16 +5091,7 @@
           <w:sz w:val="24"/>
           <w:szCs w:val="24"/>
         </w:rPr>
-        <w:t xml:space="preserve">PWM note: A0 and A1 share slice 6 at 1000Hz — confirmed working simultaneously at different duty cycles. A2 and A3 share slice 5 but A2 is digital input only. No conflicts.</w:t>
-      </w:r>
-    </w:p>
-    <w:p>
-      <w:r>
-        <w:rPr>
-          <w:sz w:val="24"/>
-          <w:szCs w:val="24"/>
-        </w:rPr>
-        <w:t xml:space="preserve">Future note: if an external RTC is added (I2C), SDA and SCL will both be needed. Button 2 would need remapping to MISO or another free pin.</w:t>
+        <w:t xml:space="preserve">PWM note: A0 and A1 share slice 6 at 1000Hz — confirmed working simultaneously. A2 and A3 share slice 5 but A2 is digital input only. No conflicts.</w:t>
       </w:r>
     </w:p>
     <w:p/>
@@ -4609,14 +5114,6 @@
       </w:r>
     </w:p>
     <w:p/>
-    <w:p>
-      <w:pPr>
-        <w:pStyle w:val="Heading2"/>
-      </w:pPr>
-      <w:r>
-        <w:t xml:space="preserve">Controls</w:t>
-      </w:r>
-    </w:p>
     <w:tbl>
       <w:tblPr>
         <w:tblW w:type="dxa" w:w="9360"/>
@@ -5034,7 +5531,7 @@
                 <w:sz w:val="22"/>
                 <w:szCs w:val="22"/>
               </w:rPr>
-              <w:t xml:space="preserve">Enter/advance time-set field (wake first if dimmed)</w:t>
+              <w:t xml:space="preserve">Enter/advance time-set (wake first if dimmed)</w:t>
             </w:r>
           </w:p>
         </w:tc>
@@ -5340,17 +5837,7 @@
           <w:sz w:val="24"/>
           <w:szCs w:val="24"/>
         </w:rPr>
-        <w:t xml:space="preserve">Analogue face on 240×240 round display. Hour numbers (cyan, scale=2) at radius 100. Minute dots (pink-purple) at radius 92. Green hour and minute hands, red second hand, red centre dot. Hands drawn each second onto shared bitmap via bitmaptools.draw_line().</w:t>
-      </w:r>
-    </w:p>
-    <w:p/>
-    <w:p>
-      <w:r>
-        <w:rPr>
-          <w:sz w:val="24"/>
-          <w:szCs w:val="24"/>
-        </w:rPr>
-        <w:t xml:space="preserve">BAT label sits in clock_group (above hands in render order) — this is a displayio layering constraint. Moving it behind the hands caused bitmap pixel interference.</w:t>
+        <w:t xml:space="preserve">Analogue face on 240×240 round display. Hour numbers (cyan, scale=2) at radius 100. Minute dots (pink-purple) at radius 92. Green hour and minute hands, red second hand, red centre dot. Hands drawn each second onto shared bitmap via bitmaptools.draw_line(). BAT label sits above hands due to displayio layering constraint — moving it behind caused bitmap pixel interference.</w:t>
       </w:r>
     </w:p>
     <w:p/>
@@ -5368,10 +5855,9 @@
           <w:sz w:val="24"/>
           <w:szCs w:val="24"/>
         </w:rPr>
-        <w:t xml:space="preserve">BOOT enters time-set. set_label shows HOUR then MIN at y=175. A2 increments the current field, BOOT advances to next. Both held cancels. Time written to RP2040 internal RTC on completion.</w:t>
+        <w:t xml:space="preserve">BOOT enters time-set. set_label shows HOUR then MIN at y=175. A2 increments field, BOOT advances. Both held cancels. Time written to RP2040 internal RTC.</w:t>
       </w:r>
     </w:p>
-    <w:p/>
     <w:p>
       <w:pPr>
         <w:pStyle w:val="Heading2"/>
@@ -5386,7 +5872,7 @@
           <w:sz w:val="24"/>
           <w:szCs w:val="24"/>
         </w:rPr>
-        <w:t xml:space="preserve">A2 wakes clock mode without entering time-set. BOOT when dimmed restores brightness only — time-set requires a subsequent BOOT press when fully awake.</w:t>
+        <w:t xml:space="preserve">A2 wakes clock mode without entering time-set. BOOT when dimmed restores brightness only — time-set requires subsequent BOOT press when fully awake.</w:t>
       </w:r>
     </w:p>
     <w:p/>
@@ -5405,18 +5891,10 @@
           <w:sz w:val="24"/>
           <w:szCs w:val="24"/>
         </w:rPr>
-        <w:t xml:space="preserve">40–250 BPM in steps of 5. Time signatures 4/4 and 3/4. Wall-clock anchored beat timing — drift-free across mode switches and BPM changes. Beat fade animation steps through palette slots each frame.</w:t>
+        <w:t xml:space="preserve">40–250 BPM in steps of 5. Time signatures 4/4 and 3/4. Wall-clock anchored beat timing — drift-free. Beat fade animation steps through palette slots each frame.</w:t>
       </w:r>
     </w:p>
     <w:p/>
-    <w:p>
-      <w:pPr>
-        <w:pStyle w:val="Heading2"/>
-      </w:pPr>
-      <w:r>
-        <w:t xml:space="preserve">Display layout</w:t>
-      </w:r>
-    </w:p>
     <w:tbl>
       <w:tblPr>
         <w:tblW w:type="dxa" w:w="9360"/>
@@ -5690,7 +6168,7 @@
                 <w:sz w:val="22"/>
                 <w:szCs w:val="22"/>
               </w:rPr>
-              <w:t xml:space="preserve">Whole/half/quarter/eighth/double-eighth/double-sixteenth depending on BPM</w:t>
+              <w:t xml:space="preserve">Whole/half/quarter/eighth/double-eighth/double-sixteenth by BPM</w:t>
             </w:r>
           </w:p>
         </w:tc>
@@ -5776,7 +6254,7 @@
                 <w:sz w:val="22"/>
                 <w:szCs w:val="22"/>
               </w:rPr>
-              <w:t xml:space="preserve">BPM label and number, scale=3, colour matches note gradient</w:t>
+              <w:t xml:space="preserve">BPM label and number, scale=3, colour matches gradient</w:t>
             </w:r>
           </w:p>
         </w:tc>
@@ -5955,14 +6433,6 @@
       </w:tr>
     </w:tbl>
     <w:p/>
-    <w:p>
-      <w:pPr>
-        <w:pStyle w:val="Heading2"/>
-      </w:pPr>
-      <w:r>
-        <w:t xml:space="preserve">Note colour — BPM gradient</w:t>
-      </w:r>
-    </w:p>
     <w:tbl>
       <w:tblPr>
         <w:tblW w:type="dxa" w:w="9360"/>
@@ -5976,13 +6446,14 @@
         </w:tblBorders>
       </w:tblPr>
       <w:tblGrid>
-        <w:gridCol w:w="2000"/>
-        <w:gridCol w:w="7360"/>
+        <w:gridCol w:w="1800"/>
+        <w:gridCol w:w="2400"/>
+        <w:gridCol w:w="5160"/>
       </w:tblGrid>
       <w:tr>
         <w:tc>
           <w:tcPr>
-            <w:tcW w:type="dxa" w:w="2000"/>
+            <w:tcW w:type="dxa" w:w="1800"/>
             <w:tcBorders>
               <w:top w:val="single" w:color="CCCCCC" w:sz="1"/>
               <w:left w:val="single" w:color="CCCCCC" w:sz="1"/>
@@ -6011,7 +6482,7 @@
         </w:tc>
         <w:tc>
           <w:tcPr>
-            <w:tcW w:type="dxa" w:w="7360"/>
+            <w:tcW w:type="dxa" w:w="2400"/>
             <w:tcBorders>
               <w:top w:val="single" w:color="CCCCCC" w:sz="1"/>
               <w:left w:val="single" w:color="CCCCCC" w:sz="1"/>
@@ -6038,11 +6509,40 @@
             </w:r>
           </w:p>
         </w:tc>
+        <w:tc>
+          <w:tcPr>
+            <w:tcW w:type="dxa" w:w="5160"/>
+            <w:tcBorders>
+              <w:top w:val="single" w:color="CCCCCC" w:sz="1"/>
+              <w:left w:val="single" w:color="CCCCCC" w:sz="1"/>
+              <w:bottom w:val="single" w:color="CCCCCC" w:sz="1"/>
+              <w:right w:val="single" w:color="CCCCCC" w:sz="1"/>
+            </w:tcBorders>
+            <w:shd w:fill="D5E8F0" w:val="clear"/>
+            <w:tcMar>
+              <w:top w:type="dxa" w:w="80"/>
+              <w:left w:type="dxa" w:w="120"/>
+              <w:bottom w:type="dxa" w:w="80"/>
+              <w:right w:type="dxa" w:w="120"/>
+            </w:tcMar>
+          </w:tcPr>
+          <w:p>
+            <w:r>
+              <w:rPr>
+                <w:b/>
+                <w:bCs/>
+                <w:sz w:val="22"/>
+                <w:szCs w:val="22"/>
+              </w:rPr>
+              <w:t xml:space="preserve">Symbol</w:t>
+            </w:r>
+          </w:p>
+        </w:tc>
       </w:tr>
       <w:tr>
         <w:tc>
           <w:tcPr>
-            <w:tcW w:type="dxa" w:w="2000"/>
+            <w:tcW w:type="dxa" w:w="1800"/>
             <w:tcBorders>
               <w:top w:val="single" w:color="CCCCCC" w:sz="1"/>
               <w:left w:val="single" w:color="CCCCCC" w:sz="1"/>
@@ -6070,7 +6570,7 @@
         </w:tc>
         <w:tc>
           <w:tcPr>
-            <w:tcW w:type="dxa" w:w="7360"/>
+            <w:tcW w:type="dxa" w:w="2400"/>
             <w:tcBorders>
               <w:top w:val="single" w:color="CCCCCC" w:sz="1"/>
               <w:left w:val="single" w:color="CCCCCC" w:sz="1"/>
@@ -6093,6 +6593,34 @@
                 <w:szCs w:val="22"/>
               </w:rPr>
               <w:t xml:space="preserve">Blue</w:t>
+            </w:r>
+          </w:p>
+        </w:tc>
+        <w:tc>
+          <w:tcPr>
+            <w:tcW w:type="dxa" w:w="5160"/>
+            <w:tcBorders>
+              <w:top w:val="single" w:color="CCCCCC" w:sz="1"/>
+              <w:left w:val="single" w:color="CCCCCC" w:sz="1"/>
+              <w:bottom w:val="single" w:color="CCCCCC" w:sz="1"/>
+              <w:right w:val="single" w:color="CCCCCC" w:sz="1"/>
+            </w:tcBorders>
+            <w:tcMar>
+              <w:top w:type="dxa" w:w="80"/>
+              <w:left w:type="dxa" w:w="120"/>
+              <w:bottom w:type="dxa" w:w="80"/>
+              <w:right w:type="dxa" w:w="120"/>
+            </w:tcMar>
+          </w:tcPr>
+          <w:p>
+            <w:r>
+              <w:rPr>
+                <w:b w:val="false"/>
+                <w:bCs w:val="false"/>
+                <w:sz w:val="22"/>
+                <w:szCs w:val="22"/>
+              </w:rPr>
+              <w:t xml:space="preserve">Whole note</w:t>
             </w:r>
           </w:p>
         </w:tc>
@@ -6100,7 +6628,7 @@
       <w:tr>
         <w:tc>
           <w:tcPr>
-            <w:tcW w:type="dxa" w:w="2000"/>
+            <w:tcW w:type="dxa" w:w="1800"/>
             <w:tcBorders>
               <w:top w:val="single" w:color="CCCCCC" w:sz="1"/>
               <w:left w:val="single" w:color="CCCCCC" w:sz="1"/>
@@ -6128,7 +6656,7 @@
         </w:tc>
         <w:tc>
           <w:tcPr>
-            <w:tcW w:type="dxa" w:w="7360"/>
+            <w:tcW w:type="dxa" w:w="2400"/>
             <w:tcBorders>
               <w:top w:val="single" w:color="CCCCCC" w:sz="1"/>
               <w:left w:val="single" w:color="CCCCCC" w:sz="1"/>
@@ -6151,6 +6679,34 @@
                 <w:szCs w:val="22"/>
               </w:rPr>
               <w:t xml:space="preserve">Teal/green</w:t>
+            </w:r>
+          </w:p>
+        </w:tc>
+        <w:tc>
+          <w:tcPr>
+            <w:tcW w:type="dxa" w:w="5160"/>
+            <w:tcBorders>
+              <w:top w:val="single" w:color="CCCCCC" w:sz="1"/>
+              <w:left w:val="single" w:color="CCCCCC" w:sz="1"/>
+              <w:bottom w:val="single" w:color="CCCCCC" w:sz="1"/>
+              <w:right w:val="single" w:color="CCCCCC" w:sz="1"/>
+            </w:tcBorders>
+            <w:tcMar>
+              <w:top w:type="dxa" w:w="80"/>
+              <w:left w:type="dxa" w:w="120"/>
+              <w:bottom w:type="dxa" w:w="80"/>
+              <w:right w:type="dxa" w:w="120"/>
+            </w:tcMar>
+          </w:tcPr>
+          <w:p>
+            <w:r>
+              <w:rPr>
+                <w:b w:val="false"/>
+                <w:bCs w:val="false"/>
+                <w:sz w:val="22"/>
+                <w:szCs w:val="22"/>
+              </w:rPr>
+              <w:t xml:space="preserve">Half note</w:t>
             </w:r>
           </w:p>
         </w:tc>
@@ -6158,7 +6714,7 @@
       <w:tr>
         <w:tc>
           <w:tcPr>
-            <w:tcW w:type="dxa" w:w="2000"/>
+            <w:tcW w:type="dxa" w:w="1800"/>
             <w:tcBorders>
               <w:top w:val="single" w:color="CCCCCC" w:sz="1"/>
               <w:left w:val="single" w:color="CCCCCC" w:sz="1"/>
@@ -6186,7 +6742,7 @@
         </w:tc>
         <w:tc>
           <w:tcPr>
-            <w:tcW w:type="dxa" w:w="7360"/>
+            <w:tcW w:type="dxa" w:w="2400"/>
             <w:tcBorders>
               <w:top w:val="single" w:color="CCCCCC" w:sz="1"/>
               <w:left w:val="single" w:color="CCCCCC" w:sz="1"/>
@@ -6209,6 +6765,34 @@
                 <w:szCs w:val="22"/>
               </w:rPr>
               <w:t xml:space="preserve">Amber/yellow</w:t>
+            </w:r>
+          </w:p>
+        </w:tc>
+        <w:tc>
+          <w:tcPr>
+            <w:tcW w:type="dxa" w:w="5160"/>
+            <w:tcBorders>
+              <w:top w:val="single" w:color="CCCCCC" w:sz="1"/>
+              <w:left w:val="single" w:color="CCCCCC" w:sz="1"/>
+              <w:bottom w:val="single" w:color="CCCCCC" w:sz="1"/>
+              <w:right w:val="single" w:color="CCCCCC" w:sz="1"/>
+            </w:tcBorders>
+            <w:tcMar>
+              <w:top w:type="dxa" w:w="80"/>
+              <w:left w:type="dxa" w:w="120"/>
+              <w:bottom w:type="dxa" w:w="80"/>
+              <w:right w:type="dxa" w:w="120"/>
+            </w:tcMar>
+          </w:tcPr>
+          <w:p>
+            <w:r>
+              <w:rPr>
+                <w:b w:val="false"/>
+                <w:bCs w:val="false"/>
+                <w:sz w:val="22"/>
+                <w:szCs w:val="22"/>
+              </w:rPr>
+              <w:t xml:space="preserve">Quarter note</w:t>
             </w:r>
           </w:p>
         </w:tc>
@@ -6216,7 +6800,7 @@
       <w:tr>
         <w:tc>
           <w:tcPr>
-            <w:tcW w:type="dxa" w:w="2000"/>
+            <w:tcW w:type="dxa" w:w="1800"/>
             <w:tcBorders>
               <w:top w:val="single" w:color="CCCCCC" w:sz="1"/>
               <w:left w:val="single" w:color="CCCCCC" w:sz="1"/>
@@ -6244,7 +6828,7 @@
         </w:tc>
         <w:tc>
           <w:tcPr>
-            <w:tcW w:type="dxa" w:w="7360"/>
+            <w:tcW w:type="dxa" w:w="2400"/>
             <w:tcBorders>
               <w:top w:val="single" w:color="CCCCCC" w:sz="1"/>
               <w:left w:val="single" w:color="CCCCCC" w:sz="1"/>
@@ -6267,6 +6851,34 @@
                 <w:szCs w:val="22"/>
               </w:rPr>
               <w:t xml:space="preserve">Orange/red</w:t>
+            </w:r>
+          </w:p>
+        </w:tc>
+        <w:tc>
+          <w:tcPr>
+            <w:tcW w:type="dxa" w:w="5160"/>
+            <w:tcBorders>
+              <w:top w:val="single" w:color="CCCCCC" w:sz="1"/>
+              <w:left w:val="single" w:color="CCCCCC" w:sz="1"/>
+              <w:bottom w:val="single" w:color="CCCCCC" w:sz="1"/>
+              <w:right w:val="single" w:color="CCCCCC" w:sz="1"/>
+            </w:tcBorders>
+            <w:tcMar>
+              <w:top w:type="dxa" w:w="80"/>
+              <w:left w:type="dxa" w:w="120"/>
+              <w:bottom w:type="dxa" w:w="80"/>
+              <w:right w:type="dxa" w:w="120"/>
+            </w:tcMar>
+          </w:tcPr>
+          <w:p>
+            <w:r>
+              <w:rPr>
+                <w:b w:val="false"/>
+                <w:bCs w:val="false"/>
+                <w:sz w:val="22"/>
+                <w:szCs w:val="22"/>
+              </w:rPr>
+              <w:t xml:space="preserve">Eighth note</w:t>
             </w:r>
           </w:p>
         </w:tc>
@@ -6274,7 +6886,7 @@
       <w:tr>
         <w:tc>
           <w:tcPr>
-            <w:tcW w:type="dxa" w:w="2000"/>
+            <w:tcW w:type="dxa" w:w="1800"/>
             <w:tcBorders>
               <w:top w:val="single" w:color="CCCCCC" w:sz="1"/>
               <w:left w:val="single" w:color="CCCCCC" w:sz="1"/>
@@ -6302,7 +6914,7 @@
         </w:tc>
         <w:tc>
           <w:tcPr>
-            <w:tcW w:type="dxa" w:w="7360"/>
+            <w:tcW w:type="dxa" w:w="2400"/>
             <w:tcBorders>
               <w:top w:val="single" w:color="CCCCCC" w:sz="1"/>
               <w:left w:val="single" w:color="CCCCCC" w:sz="1"/>
@@ -6325,6 +6937,34 @@
                 <w:szCs w:val="22"/>
               </w:rPr>
               <w:t xml:space="preserve">Deep red/magenta</w:t>
+            </w:r>
+          </w:p>
+        </w:tc>
+        <w:tc>
+          <w:tcPr>
+            <w:tcW w:type="dxa" w:w="5160"/>
+            <w:tcBorders>
+              <w:top w:val="single" w:color="CCCCCC" w:sz="1"/>
+              <w:left w:val="single" w:color="CCCCCC" w:sz="1"/>
+              <w:bottom w:val="single" w:color="CCCCCC" w:sz="1"/>
+              <w:right w:val="single" w:color="CCCCCC" w:sz="1"/>
+            </w:tcBorders>
+            <w:tcMar>
+              <w:top w:type="dxa" w:w="80"/>
+              <w:left w:type="dxa" w:w="120"/>
+              <w:bottom w:type="dxa" w:w="80"/>
+              <w:right w:type="dxa" w:w="120"/>
+            </w:tcMar>
+          </w:tcPr>
+          <w:p>
+            <w:r>
+              <w:rPr>
+                <w:b w:val="false"/>
+                <w:bCs w:val="false"/>
+                <w:sz w:val="22"/>
+                <w:szCs w:val="22"/>
+              </w:rPr>
+              <w:t xml:space="preserve">Double eighth note</w:t>
             </w:r>
           </w:p>
         </w:tc>
@@ -6332,7 +6972,7 @@
       <w:tr>
         <w:tc>
           <w:tcPr>
-            <w:tcW w:type="dxa" w:w="2000"/>
+            <w:tcW w:type="dxa" w:w="1800"/>
             <w:tcBorders>
               <w:top w:val="single" w:color="CCCCCC" w:sz="1"/>
               <w:left w:val="single" w:color="CCCCCC" w:sz="1"/>
@@ -6360,441 +7000,35 @@
         </w:tc>
         <w:tc>
           <w:tcPr>
-            <w:tcW w:type="dxa" w:w="7360"/>
-            <w:tcBorders>
-              <w:top w:val="single" w:color="CCCCCC" w:sz="1"/>
-              <w:left w:val="single" w:color="CCCCCC" w:sz="1"/>
-              <w:bottom w:val="single" w:color="CCCCCC" w:sz="1"/>
-              <w:right w:val="single" w:color="CCCCCC" w:sz="1"/>
-            </w:tcBorders>
-            <w:tcMar>
-              <w:top w:type="dxa" w:w="80"/>
-              <w:left w:type="dxa" w:w="120"/>
-              <w:bottom w:type="dxa" w:w="80"/>
-              <w:right w:type="dxa" w:w="120"/>
-            </w:tcMar>
-          </w:tcPr>
-          <w:p>
-            <w:r>
-              <w:rPr>
-                <w:b w:val="false"/>
-                <w:bCs w:val="false"/>
-                <w:sz w:val="22"/>
-                <w:szCs w:val="22"/>
-              </w:rPr>
-              <w:t xml:space="preserve">Very deep red (dark)</w:t>
-            </w:r>
-          </w:p>
-        </w:tc>
-      </w:tr>
-    </w:tbl>
-    <w:p/>
-    <w:p>
-      <w:pPr>
-        <w:pStyle w:val="Heading2"/>
-      </w:pPr>
-      <w:r>
-        <w:t xml:space="preserve">Note symbol — BPM range</w:t>
-      </w:r>
-    </w:p>
-    <w:tbl>
-      <w:tblPr>
-        <w:tblW w:type="dxa" w:w="9360"/>
-        <w:tblBorders>
-          <w:top w:val="single" w:color="auto" w:sz="4"/>
-          <w:left w:val="single" w:color="auto" w:sz="4"/>
-          <w:bottom w:val="single" w:color="auto" w:sz="4"/>
-          <w:right w:val="single" w:color="auto" w:sz="4"/>
-          <w:insideH w:val="single" w:color="auto" w:sz="4"/>
-          <w:insideV w:val="single" w:color="auto" w:sz="4"/>
-        </w:tblBorders>
-      </w:tblPr>
-      <w:tblGrid>
-        <w:gridCol w:w="2000"/>
-        <w:gridCol w:w="7360"/>
-      </w:tblGrid>
-      <w:tr>
-        <w:tc>
-          <w:tcPr>
-            <w:tcW w:type="dxa" w:w="2000"/>
-            <w:tcBorders>
-              <w:top w:val="single" w:color="CCCCCC" w:sz="1"/>
-              <w:left w:val="single" w:color="CCCCCC" w:sz="1"/>
-              <w:bottom w:val="single" w:color="CCCCCC" w:sz="1"/>
-              <w:right w:val="single" w:color="CCCCCC" w:sz="1"/>
-            </w:tcBorders>
-            <w:shd w:fill="D5E8F0" w:val="clear"/>
-            <w:tcMar>
-              <w:top w:type="dxa" w:w="80"/>
-              <w:left w:type="dxa" w:w="120"/>
-              <w:bottom w:type="dxa" w:w="80"/>
-              <w:right w:type="dxa" w:w="120"/>
-            </w:tcMar>
-          </w:tcPr>
-          <w:p>
-            <w:r>
-              <w:rPr>
-                <w:b/>
-                <w:bCs/>
-                <w:sz w:val="22"/>
-                <w:szCs w:val="22"/>
-              </w:rPr>
-              <w:t xml:space="preserve">BPM range</w:t>
-            </w:r>
-          </w:p>
-        </w:tc>
-        <w:tc>
-          <w:tcPr>
-            <w:tcW w:type="dxa" w:w="7360"/>
-            <w:tcBorders>
-              <w:top w:val="single" w:color="CCCCCC" w:sz="1"/>
-              <w:left w:val="single" w:color="CCCCCC" w:sz="1"/>
-              <w:bottom w:val="single" w:color="CCCCCC" w:sz="1"/>
-              <w:right w:val="single" w:color="CCCCCC" w:sz="1"/>
-            </w:tcBorders>
-            <w:shd w:fill="D5E8F0" w:val="clear"/>
-            <w:tcMar>
-              <w:top w:type="dxa" w:w="80"/>
-              <w:left w:type="dxa" w:w="120"/>
-              <w:bottom w:type="dxa" w:w="80"/>
-              <w:right w:type="dxa" w:w="120"/>
-            </w:tcMar>
-          </w:tcPr>
-          <w:p>
-            <w:r>
-              <w:rPr>
-                <w:b/>
-                <w:bCs/>
-                <w:sz w:val="22"/>
-                <w:szCs w:val="22"/>
-              </w:rPr>
-              <w:t xml:space="preserve">Symbol</w:t>
-            </w:r>
-          </w:p>
-        </w:tc>
-      </w:tr>
-      <w:tr>
-        <w:tc>
-          <w:tcPr>
-            <w:tcW w:type="dxa" w:w="2000"/>
-            <w:tcBorders>
-              <w:top w:val="single" w:color="CCCCCC" w:sz="1"/>
-              <w:left w:val="single" w:color="CCCCCC" w:sz="1"/>
-              <w:bottom w:val="single" w:color="CCCCCC" w:sz="1"/>
-              <w:right w:val="single" w:color="CCCCCC" w:sz="1"/>
-            </w:tcBorders>
-            <w:tcMar>
-              <w:top w:type="dxa" w:w="80"/>
-              <w:left w:type="dxa" w:w="120"/>
-              <w:bottom w:type="dxa" w:w="80"/>
-              <w:right w:type="dxa" w:w="120"/>
-            </w:tcMar>
-          </w:tcPr>
-          <w:p>
-            <w:r>
-              <w:rPr>
-                <w:b w:val="false"/>
-                <w:bCs w:val="false"/>
-                <w:sz w:val="22"/>
-                <w:szCs w:val="22"/>
-              </w:rPr>
-              <w:t xml:space="preserve">40–59</w:t>
-            </w:r>
-          </w:p>
-        </w:tc>
-        <w:tc>
-          <w:tcPr>
-            <w:tcW w:type="dxa" w:w="7360"/>
-            <w:tcBorders>
-              <w:top w:val="single" w:color="CCCCCC" w:sz="1"/>
-              <w:left w:val="single" w:color="CCCCCC" w:sz="1"/>
-              <w:bottom w:val="single" w:color="CCCCCC" w:sz="1"/>
-              <w:right w:val="single" w:color="CCCCCC" w:sz="1"/>
-            </w:tcBorders>
-            <w:tcMar>
-              <w:top w:type="dxa" w:w="80"/>
-              <w:left w:type="dxa" w:w="120"/>
-              <w:bottom w:type="dxa" w:w="80"/>
-              <w:right w:type="dxa" w:w="120"/>
-            </w:tcMar>
-          </w:tcPr>
-          <w:p>
-            <w:r>
-              <w:rPr>
-                <w:b w:val="false"/>
-                <w:bCs w:val="false"/>
-                <w:sz w:val="22"/>
-                <w:szCs w:val="22"/>
-              </w:rPr>
-              <w:t xml:space="preserve">Whole note</w:t>
-            </w:r>
-          </w:p>
-        </w:tc>
-      </w:tr>
-      <w:tr>
-        <w:tc>
-          <w:tcPr>
-            <w:tcW w:type="dxa" w:w="2000"/>
-            <w:tcBorders>
-              <w:top w:val="single" w:color="CCCCCC" w:sz="1"/>
-              <w:left w:val="single" w:color="CCCCCC" w:sz="1"/>
-              <w:bottom w:val="single" w:color="CCCCCC" w:sz="1"/>
-              <w:right w:val="single" w:color="CCCCCC" w:sz="1"/>
-            </w:tcBorders>
-            <w:tcMar>
-              <w:top w:type="dxa" w:w="80"/>
-              <w:left w:type="dxa" w:w="120"/>
-              <w:bottom w:type="dxa" w:w="80"/>
-              <w:right w:type="dxa" w:w="120"/>
-            </w:tcMar>
-          </w:tcPr>
-          <w:p>
-            <w:r>
-              <w:rPr>
-                <w:b w:val="false"/>
-                <w:bCs w:val="false"/>
-                <w:sz w:val="22"/>
-                <w:szCs w:val="22"/>
-              </w:rPr>
-              <w:t xml:space="preserve">60–79</w:t>
-            </w:r>
-          </w:p>
-        </w:tc>
-        <w:tc>
-          <w:tcPr>
-            <w:tcW w:type="dxa" w:w="7360"/>
-            <w:tcBorders>
-              <w:top w:val="single" w:color="CCCCCC" w:sz="1"/>
-              <w:left w:val="single" w:color="CCCCCC" w:sz="1"/>
-              <w:bottom w:val="single" w:color="CCCCCC" w:sz="1"/>
-              <w:right w:val="single" w:color="CCCCCC" w:sz="1"/>
-            </w:tcBorders>
-            <w:tcMar>
-              <w:top w:type="dxa" w:w="80"/>
-              <w:left w:type="dxa" w:w="120"/>
-              <w:bottom w:type="dxa" w:w="80"/>
-              <w:right w:type="dxa" w:w="120"/>
-            </w:tcMar>
-          </w:tcPr>
-          <w:p>
-            <w:r>
-              <w:rPr>
-                <w:b w:val="false"/>
-                <w:bCs w:val="false"/>
-                <w:sz w:val="22"/>
-                <w:szCs w:val="22"/>
-              </w:rPr>
-              <w:t xml:space="preserve">Half note</w:t>
-            </w:r>
-          </w:p>
-        </w:tc>
-      </w:tr>
-      <w:tr>
-        <w:tc>
-          <w:tcPr>
-            <w:tcW w:type="dxa" w:w="2000"/>
-            <w:tcBorders>
-              <w:top w:val="single" w:color="CCCCCC" w:sz="1"/>
-              <w:left w:val="single" w:color="CCCCCC" w:sz="1"/>
-              <w:bottom w:val="single" w:color="CCCCCC" w:sz="1"/>
-              <w:right w:val="single" w:color="CCCCCC" w:sz="1"/>
-            </w:tcBorders>
-            <w:tcMar>
-              <w:top w:type="dxa" w:w="80"/>
-              <w:left w:type="dxa" w:w="120"/>
-              <w:bottom w:type="dxa" w:w="80"/>
-              <w:right w:type="dxa" w:w="120"/>
-            </w:tcMar>
-          </w:tcPr>
-          <w:p>
-            <w:r>
-              <w:rPr>
-                <w:b w:val="false"/>
-                <w:bCs w:val="false"/>
-                <w:sz w:val="22"/>
-                <w:szCs w:val="22"/>
-              </w:rPr>
-              <w:t xml:space="preserve">80–119</w:t>
-            </w:r>
-          </w:p>
-        </w:tc>
-        <w:tc>
-          <w:tcPr>
-            <w:tcW w:type="dxa" w:w="7360"/>
-            <w:tcBorders>
-              <w:top w:val="single" w:color="CCCCCC" w:sz="1"/>
-              <w:left w:val="single" w:color="CCCCCC" w:sz="1"/>
-              <w:bottom w:val="single" w:color="CCCCCC" w:sz="1"/>
-              <w:right w:val="single" w:color="CCCCCC" w:sz="1"/>
-            </w:tcBorders>
-            <w:tcMar>
-              <w:top w:type="dxa" w:w="80"/>
-              <w:left w:type="dxa" w:w="120"/>
-              <w:bottom w:type="dxa" w:w="80"/>
-              <w:right w:type="dxa" w:w="120"/>
-            </w:tcMar>
-          </w:tcPr>
-          <w:p>
-            <w:r>
-              <w:rPr>
-                <w:b w:val="false"/>
-                <w:bCs w:val="false"/>
-                <w:sz w:val="22"/>
-                <w:szCs w:val="22"/>
-              </w:rPr>
-              <w:t xml:space="preserve">Quarter note</w:t>
-            </w:r>
-          </w:p>
-        </w:tc>
-      </w:tr>
-      <w:tr>
-        <w:tc>
-          <w:tcPr>
-            <w:tcW w:type="dxa" w:w="2000"/>
-            <w:tcBorders>
-              <w:top w:val="single" w:color="CCCCCC" w:sz="1"/>
-              <w:left w:val="single" w:color="CCCCCC" w:sz="1"/>
-              <w:bottom w:val="single" w:color="CCCCCC" w:sz="1"/>
-              <w:right w:val="single" w:color="CCCCCC" w:sz="1"/>
-            </w:tcBorders>
-            <w:tcMar>
-              <w:top w:type="dxa" w:w="80"/>
-              <w:left w:type="dxa" w:w="120"/>
-              <w:bottom w:type="dxa" w:w="80"/>
-              <w:right w:type="dxa" w:w="120"/>
-            </w:tcMar>
-          </w:tcPr>
-          <w:p>
-            <w:r>
-              <w:rPr>
-                <w:b w:val="false"/>
-                <w:bCs w:val="false"/>
-                <w:sz w:val="22"/>
-                <w:szCs w:val="22"/>
-              </w:rPr>
-              <w:t xml:space="preserve">120–159</w:t>
-            </w:r>
-          </w:p>
-        </w:tc>
-        <w:tc>
-          <w:tcPr>
-            <w:tcW w:type="dxa" w:w="7360"/>
-            <w:tcBorders>
-              <w:top w:val="single" w:color="CCCCCC" w:sz="1"/>
-              <w:left w:val="single" w:color="CCCCCC" w:sz="1"/>
-              <w:bottom w:val="single" w:color="CCCCCC" w:sz="1"/>
-              <w:right w:val="single" w:color="CCCCCC" w:sz="1"/>
-            </w:tcBorders>
-            <w:tcMar>
-              <w:top w:type="dxa" w:w="80"/>
-              <w:left w:type="dxa" w:w="120"/>
-              <w:bottom w:type="dxa" w:w="80"/>
-              <w:right w:type="dxa" w:w="120"/>
-            </w:tcMar>
-          </w:tcPr>
-          <w:p>
-            <w:r>
-              <w:rPr>
-                <w:b w:val="false"/>
-                <w:bCs w:val="false"/>
-                <w:sz w:val="22"/>
-                <w:szCs w:val="22"/>
-              </w:rPr>
-              <w:t xml:space="preserve">Eighth note</w:t>
-            </w:r>
-          </w:p>
-        </w:tc>
-      </w:tr>
-      <w:tr>
-        <w:tc>
-          <w:tcPr>
-            <w:tcW w:type="dxa" w:w="2000"/>
-            <w:tcBorders>
-              <w:top w:val="single" w:color="CCCCCC" w:sz="1"/>
-              <w:left w:val="single" w:color="CCCCCC" w:sz="1"/>
-              <w:bottom w:val="single" w:color="CCCCCC" w:sz="1"/>
-              <w:right w:val="single" w:color="CCCCCC" w:sz="1"/>
-            </w:tcBorders>
-            <w:tcMar>
-              <w:top w:type="dxa" w:w="80"/>
-              <w:left w:type="dxa" w:w="120"/>
-              <w:bottom w:type="dxa" w:w="80"/>
-              <w:right w:type="dxa" w:w="120"/>
-            </w:tcMar>
-          </w:tcPr>
-          <w:p>
-            <w:r>
-              <w:rPr>
-                <w:b w:val="false"/>
-                <w:bCs w:val="false"/>
-                <w:sz w:val="22"/>
-                <w:szCs w:val="22"/>
-              </w:rPr>
-              <w:t xml:space="preserve">160–199</w:t>
-            </w:r>
-          </w:p>
-        </w:tc>
-        <w:tc>
-          <w:tcPr>
-            <w:tcW w:type="dxa" w:w="7360"/>
-            <w:tcBorders>
-              <w:top w:val="single" w:color="CCCCCC" w:sz="1"/>
-              <w:left w:val="single" w:color="CCCCCC" w:sz="1"/>
-              <w:bottom w:val="single" w:color="CCCCCC" w:sz="1"/>
-              <w:right w:val="single" w:color="CCCCCC" w:sz="1"/>
-            </w:tcBorders>
-            <w:tcMar>
-              <w:top w:type="dxa" w:w="80"/>
-              <w:left w:type="dxa" w:w="120"/>
-              <w:bottom w:type="dxa" w:w="80"/>
-              <w:right w:type="dxa" w:w="120"/>
-            </w:tcMar>
-          </w:tcPr>
-          <w:p>
-            <w:r>
-              <w:rPr>
-                <w:b w:val="false"/>
-                <w:bCs w:val="false"/>
-                <w:sz w:val="22"/>
-                <w:szCs w:val="22"/>
-              </w:rPr>
-              <w:t xml:space="preserve">Double eighth note</w:t>
-            </w:r>
-          </w:p>
-        </w:tc>
-      </w:tr>
-      <w:tr>
-        <w:tc>
-          <w:tcPr>
-            <w:tcW w:type="dxa" w:w="2000"/>
-            <w:tcBorders>
-              <w:top w:val="single" w:color="CCCCCC" w:sz="1"/>
-              <w:left w:val="single" w:color="CCCCCC" w:sz="1"/>
-              <w:bottom w:val="single" w:color="CCCCCC" w:sz="1"/>
-              <w:right w:val="single" w:color="CCCCCC" w:sz="1"/>
-            </w:tcBorders>
-            <w:tcMar>
-              <w:top w:type="dxa" w:w="80"/>
-              <w:left w:type="dxa" w:w="120"/>
-              <w:bottom w:type="dxa" w:w="80"/>
-              <w:right w:type="dxa" w:w="120"/>
-            </w:tcMar>
-          </w:tcPr>
-          <w:p>
-            <w:r>
-              <w:rPr>
-                <w:b w:val="false"/>
-                <w:bCs w:val="false"/>
-                <w:sz w:val="22"/>
-                <w:szCs w:val="22"/>
-              </w:rPr>
-              <w:t xml:space="preserve">200–250</w:t>
-            </w:r>
-          </w:p>
-        </w:tc>
-        <w:tc>
-          <w:tcPr>
-            <w:tcW w:type="dxa" w:w="7360"/>
+            <w:tcW w:type="dxa" w:w="2400"/>
+            <w:tcBorders>
+              <w:top w:val="single" w:color="CCCCCC" w:sz="1"/>
+              <w:left w:val="single" w:color="CCCCCC" w:sz="1"/>
+              <w:bottom w:val="single" w:color="CCCCCC" w:sz="1"/>
+              <w:right w:val="single" w:color="CCCCCC" w:sz="1"/>
+            </w:tcBorders>
+            <w:tcMar>
+              <w:top w:type="dxa" w:w="80"/>
+              <w:left w:type="dxa" w:w="120"/>
+              <w:bottom w:type="dxa" w:w="80"/>
+              <w:right w:type="dxa" w:w="120"/>
+            </w:tcMar>
+          </w:tcPr>
+          <w:p>
+            <w:r>
+              <w:rPr>
+                <w:b w:val="false"/>
+                <w:bCs w:val="false"/>
+                <w:sz w:val="22"/>
+                <w:szCs w:val="22"/>
+              </w:rPr>
+              <w:t xml:space="preserve">Very deep red</w:t>
+            </w:r>
+          </w:p>
+        </w:tc>
+        <w:tc>
+          <w:tcPr>
+            <w:tcW w:type="dxa" w:w="5160"/>
             <w:tcBorders>
               <w:top w:val="single" w:color="CCCCCC" w:sz="1"/>
               <w:left w:val="single" w:color="CCCCCC" w:sz="1"/>
@@ -6837,7 +7071,7 @@
           <w:sz w:val="24"/>
           <w:szCs w:val="24"/>
         </w:rPr>
-        <w:t xml:space="preserve">tone(880Hz, 60ms) on downbeat. tone(660Hz, 60ms) on regular beats. Magnetic buzzer (CSS-0575A-SMT) on A3 via MMBT2222A.</w:t>
+        <w:t xml:space="preserve">tone(880Hz, 60ms) downbeat, tone(660Hz, 60ms) regular beats. Magnetic buzzer on A3 via Q1 MMBT2222A (F.Cu).</w:t>
       </w:r>
     </w:p>
     <w:p>
@@ -6854,7 +7088,7 @@
           <w:sz w:val="24"/>
           <w:szCs w:val="24"/>
         </w:rPr>
-        <w:t xml:space="preserve">vibrate(80ms) on downbeat, vibrate(50ms) on regular beats. Motor (C0720B001F) on A1 via MMBT2222A. MOTOR_STRENGTH=49151 (75%) — tune once cased.</w:t>
+        <w:t xml:space="preserve">vibrate(80ms) downbeat, vibrate(50ms) regular beats. Motor on A1 via Q2 MMBT2222A (B.Cu, pins corrected SMDv7). MOTOR_STRENGTH=49151 (75%).</w:t>
       </w:r>
     </w:p>
     <w:p/>
@@ -6873,18 +7107,10 @@
           <w:sz w:val="24"/>
           <w:szCs w:val="24"/>
         </w:rPr>
-        <w:t xml:space="preserve">Guitar standard tuning reference (+2 octaves for transducer clarity). Pink-purple tuning fork graphic (vectorio rectangles). On strike: fork and side lines flash white for TUNER_FLASH_S (0.4s), then tone plays for TUNER_ON_S (3.0s) then auto-stops.</w:t>
+        <w:t xml:space="preserve">Guitar standard tuning +2 octaves for transducer clarity. Pink-purple tuning fork (vectorio). On strike: fork and side lines flash white for 0.4s, tone plays 3.0s then auto-stops.</w:t>
       </w:r>
     </w:p>
     <w:p/>
-    <w:p>
-      <w:pPr>
-        <w:pStyle w:val="Heading2"/>
-      </w:pPr>
-      <w:r>
-        <w:t xml:space="preserve">Display layout</w:t>
-      </w:r>
-    </w:p>
     <w:tbl>
       <w:tblPr>
         <w:tblW w:type="dxa" w:w="9360"/>
@@ -7158,7 +7384,7 @@
                 <w:sz w:val="22"/>
                 <w:szCs w:val="22"/>
               </w:rPr>
-              <w:t xml:space="preserve">4 pink-purple vectorio rectangles (p_fork palette). Flash white on strike.</w:t>
+              <w:t xml:space="preserve">4 pink-purple vectorio rectangles (p_fork). Flash white on strike.</w:t>
             </w:r>
           </w:p>
         </w:tc>
@@ -7244,7 +7470,7 @@
                 <w:sz w:val="22"/>
                 <w:szCs w:val="22"/>
               </w:rPr>
-              <w:t xml:space="preserve">6 vectorio rectangles, 3 each side (p_flash palette). Hidden at rest, white on strike.</w:t>
+              <w:t xml:space="preserve">6 vectorio rectangles, 3 each side (p_flash). Hidden at rest, white during strike.</w:t>
             </w:r>
           </w:p>
         </w:tc>
@@ -7423,14 +7649,6 @@
       </w:tr>
     </w:tbl>
     <w:p/>
-    <w:p>
-      <w:pPr>
-        <w:pStyle w:val="Heading2"/>
-      </w:pPr>
-      <w:r>
-        <w:t xml:space="preserve">Guitar tuning notes (+2 octaves)</w:t>
-      </w:r>
-    </w:p>
     <w:tbl>
       <w:tblPr>
         <w:tblW w:type="dxa" w:w="9360"/>
@@ -7704,7 +7922,7 @@
                 <w:sz w:val="22"/>
                 <w:szCs w:val="22"/>
               </w:rPr>
-              <w:t xml:space="preserve">A string +2 octaves — standard reference pitch</w:t>
+              <w:t xml:space="preserve">A string — standard reference</w:t>
             </w:r>
           </w:p>
         </w:tc>
@@ -8055,14 +8273,6 @@
       </w:tr>
     </w:tbl>
     <w:p/>
-    <w:p>
-      <w:pPr>
-        <w:pStyle w:val="Heading2"/>
-      </w:pPr>
-      <w:r>
-        <w:t xml:space="preserve">Behaviour</w:t>
-      </w:r>
-    </w:p>
     <w:tbl>
       <w:tblPr>
         <w:tblW w:type="dxa" w:w="9360"/>
@@ -8308,7 +8518,7 @@
                 <w:sz w:val="22"/>
                 <w:szCs w:val="22"/>
               </w:rPr>
-              <w:t xml:space="preserve">Strike — flash + play, show STOP, auto-silence after TUNER_ON_S</w:t>
+              <w:t xml:space="preserve">Strike — flash + play, show STOP, auto-silence after 3s</w:t>
             </w:r>
           </w:p>
         </w:tc>
@@ -8422,22 +8632,12 @@
                 <w:sz w:val="22"/>
                 <w:szCs w:val="22"/>
               </w:rPr>
-              <w:t xml:space="preserve">Stop immediately, restore fork/lines, show STRIKE</w:t>
+              <w:t xml:space="preserve">Stop immediately, show STRIKE</w:t>
             </w:r>
           </w:p>
         </w:tc>
       </w:tr>
     </w:tbl>
-    <w:p/>
-    <w:p>
-      <w:r>
-        <w:rPr>
-          <w:sz w:val="24"/>
-          <w:szCs w:val="24"/>
-        </w:rPr>
-        <w:t xml:space="preserve">Notes shifted +2 octaves (E2→E4 etc.) for magnetic transducer clarity. Label format fixed-width 9 chars — prevents BAT label interference from bounding box changes. p_fork and p_flash are separate palettes — no aliasing. Entering tuner mode always resets to STOPPED state.</w:t>
-      </w:r>
-    </w:p>
     <w:p/>
     <w:p>
       <w:pPr>
@@ -8453,7 +8653,7 @@
           <w:sz w:val="24"/>
           <w:szCs w:val="24"/>
         </w:rPr>
-        <w:t xml:space="preserve">Exponential duty cycle decay tested at both fast (every 20ms) and slow (every 150ms) step rates. Both caused flanging/phasing artefacts — magnetic transducer disrupted by any duty cycle change while playing. Reverted to hard cutoff. Sharp cutoff is correct for this hardware.</w:t>
+        <w:t xml:space="preserve">Exponential PWM decay tested at 20ms and 150ms step rates. Both caused flanging/phasing from transducer resonance. Hard cutoff is correct for this hardware.</w:t>
       </w:r>
     </w:p>
     <w:p/>
@@ -8480,10 +8680,9 @@
           <w:sz w:val="24"/>
           <w:szCs w:val="24"/>
         </w:rPr>
-        <w:t xml:space="preserve">One 240×240 indexed bitmap (57,600 bytes, 24 colour slots) shared by Clock and Metronome. Clock palette makes slot 0 transparent (dial group shows through). Metro palette makes slot 0 black. Two TileGrids, two palettes, one bitmap. A second bitmap causes MemoryError.</w:t>
+        <w:t xml:space="preserve">One 240×240 indexed bitmap (57,600 bytes, 24 colour slots) shared by Clock and Metronome. Two TileGrids, two palettes, one bitmap. A second bitmap causes MemoryError.</w:t>
       </w:r>
     </w:p>
-    <w:p/>
     <w:p>
       <w:pPr>
         <w:pStyle w:val="Heading2"/>
@@ -8498,10 +8697,9 @@
           <w:sz w:val="24"/>
           <w:szCs w:val="24"/>
         </w:rPr>
-        <w:t xml:space="preserve">Sprite builder functions live in sprites.py, not code.py. Keeps code.py bytecode small enough to compile without consuming shared bitmap RAM. Imported after bitmap allocation, build_sprites() called, module deleted. Must be in CIRCUITPY root alongside code.py, not in /lib.</w:t>
+        <w:t xml:space="preserve">Sprite builders in sprites.py, not code.py. Keeps code.py bytecode small. Imported after bitmap, deleted after build. Must be in CIRCUITPY root alongside code.py, not in /lib.</w:t>
       </w:r>
     </w:p>
-    <w:p/>
     <w:p>
       <w:pPr>
         <w:pStyle w:val="Heading2"/>
@@ -8519,32 +8717,13 @@
         <w:t xml:space="preserve">(1) gc + collect, (2) all imports including displayio, (3) release_displays + collect, (4) shared_bitmap allocation, (5) import pwmio + backlight PWMOut, (6) display driver init. Backlight PWMOut must precede display driver — GC9A01A init resets the LITE/BACKLITE line.</w:t>
       </w:r>
     </w:p>
-    <w:p/>
     <w:p>
       <w:r>
         <w:rPr>
           <w:sz w:val="24"/>
           <w:szCs w:val="24"/>
         </w:rPr>
-        <w:t xml:space="preserve">Soft-reboot heap fragmentation: after a crash, CircuitPython soft-reboots with ~33KB less free RAM (170KB → 137KB). This can block the 57,600-byte contiguous bitmap allocation. Power cycle after crashes during development. Normal watch use has no soft reboots.</w:t>
-      </w:r>
-    </w:p>
-    <w:p/>
-    <w:p>
-      <w:pPr>
-        <w:pStyle w:val="Heading2"/>
-      </w:pPr>
-      <w:r>
-        <w:t xml:space="preserve">Tuner group</w:t>
-      </w:r>
-    </w:p>
-    <w:p>
-      <w:r>
-        <w:rPr>
-          <w:sz w:val="24"/>
-          <w:szCs w:val="24"/>
-        </w:rPr>
-        <w:t xml:space="preserve">Tuner uses no bitmap. All elements are vectorio rectangles and Labels. _build_tuner_group() deleted after calling to free bytecode. lbl_note, p_fork, p_flash exposed as globals via declaration inside builder.</w:t>
+        <w:t xml:space="preserve">Soft-reboot heap fragmentation: after a crash, ~33KB less RAM available (170KB → 137KB) which can block the 57,600-byte contiguous bitmap allocation. Power cycle after crashes during development.</w:t>
       </w:r>
     </w:p>
     <w:p/>
@@ -8562,7 +8741,7 @@
         <w:pStyle w:val="Heading2"/>
       </w:pPr>
       <w:r>
-        <w:t xml:space="preserve">Hardware</w:t>
+        <w:t xml:space="preserve">Charging circuit — absorbed onto carrier PCB (SMDv6a+)</w:t>
       </w:r>
     </w:p>
     <w:tbl>
@@ -8578,15 +8757,16 @@
         </w:tblBorders>
       </w:tblPr>
       <w:tblGrid>
-        <w:gridCol w:w="1600"/>
-        <w:gridCol w:w="2400"/>
-        <w:gridCol w:w="1800"/>
-        <w:gridCol w:w="3560"/>
+        <w:gridCol w:w="600"/>
+        <w:gridCol w:w="2000"/>
+        <w:gridCol w:w="1200"/>
+        <w:gridCol w:w="800"/>
+        <w:gridCol w:w="4960"/>
       </w:tblGrid>
       <w:tr>
         <w:tc>
           <w:tcPr>
-            <w:tcW w:type="dxa" w:w="1600"/>
+            <w:tcW w:type="dxa" w:w="600"/>
             <w:tcBorders>
               <w:top w:val="single" w:color="CCCCCC" w:sz="1"/>
               <w:left w:val="single" w:color="CCCCCC" w:sz="1"/>
@@ -8609,13 +8789,13 @@
                 <w:sz w:val="22"/>
                 <w:szCs w:val="22"/>
               </w:rPr>
-              <w:t xml:space="preserve">Item</w:t>
-            </w:r>
-          </w:p>
-        </w:tc>
-        <w:tc>
-          <w:tcPr>
-            <w:tcW w:type="dxa" w:w="2400"/>
+              <w:t xml:space="preserve">Ref</w:t>
+            </w:r>
+          </w:p>
+        </w:tc>
+        <w:tc>
+          <w:tcPr>
+            <w:tcW w:type="dxa" w:w="2000"/>
             <w:tcBorders>
               <w:top w:val="single" w:color="CCCCCC" w:sz="1"/>
               <w:left w:val="single" w:color="CCCCCC" w:sz="1"/>
@@ -8638,13 +8818,13 @@
                 <w:sz w:val="22"/>
                 <w:szCs w:val="22"/>
               </w:rPr>
-              <w:t xml:space="preserve">Product</w:t>
-            </w:r>
-          </w:p>
-        </w:tc>
-        <w:tc>
-          <w:tcPr>
-            <w:tcW w:type="dxa" w:w="1800"/>
+              <w:t xml:space="preserve">Component</w:t>
+            </w:r>
+          </w:p>
+        </w:tc>
+        <w:tc>
+          <w:tcPr>
+            <w:tcW w:type="dxa" w:w="1200"/>
             <w:tcBorders>
               <w:top w:val="single" w:color="CCCCCC" w:sz="1"/>
               <w:left w:val="single" w:color="CCCCCC" w:sz="1"/>
@@ -8667,13 +8847,13 @@
                 <w:sz w:val="22"/>
                 <w:szCs w:val="22"/>
               </w:rPr>
-              <w:t xml:space="preserve">Spec</w:t>
-            </w:r>
-          </w:p>
-        </w:tc>
-        <w:tc>
-          <w:tcPr>
-            <w:tcW w:type="dxa" w:w="3560"/>
+              <w:t xml:space="preserve">Value</w:t>
+            </w:r>
+          </w:p>
+        </w:tc>
+        <w:tc>
+          <w:tcPr>
+            <w:tcW w:type="dxa" w:w="800"/>
             <w:tcBorders>
               <w:top w:val="single" w:color="CCCCCC" w:sz="1"/>
               <w:left w:val="single" w:color="CCCCCC" w:sz="1"/>
@@ -8696,6 +8876,35 @@
                 <w:sz w:val="22"/>
                 <w:szCs w:val="22"/>
               </w:rPr>
+              <w:t xml:space="preserve">Keep?</w:t>
+            </w:r>
+          </w:p>
+        </w:tc>
+        <w:tc>
+          <w:tcPr>
+            <w:tcW w:type="dxa" w:w="4960"/>
+            <w:tcBorders>
+              <w:top w:val="single" w:color="CCCCCC" w:sz="1"/>
+              <w:left w:val="single" w:color="CCCCCC" w:sz="1"/>
+              <w:bottom w:val="single" w:color="CCCCCC" w:sz="1"/>
+              <w:right w:val="single" w:color="CCCCCC" w:sz="1"/>
+            </w:tcBorders>
+            <w:shd w:fill="D5E8F0" w:val="clear"/>
+            <w:tcMar>
+              <w:top w:type="dxa" w:w="80"/>
+              <w:left w:type="dxa" w:w="120"/>
+              <w:bottom w:type="dxa" w:w="80"/>
+              <w:right w:type="dxa" w:w="120"/>
+            </w:tcMar>
+          </w:tcPr>
+          <w:p>
+            <w:r>
+              <w:rPr>
+                <w:b/>
+                <w:bCs/>
+                <w:sz w:val="22"/>
+                <w:szCs w:val="22"/>
+              </w:rPr>
               <w:t xml:space="preserve">Notes</w:t>
             </w:r>
           </w:p>
@@ -8704,113 +8913,141 @@
       <w:tr>
         <w:tc>
           <w:tcPr>
-            <w:tcW w:type="dxa" w:w="1600"/>
-            <w:tcBorders>
-              <w:top w:val="single" w:color="CCCCCC" w:sz="1"/>
-              <w:left w:val="single" w:color="CCCCCC" w:sz="1"/>
-              <w:bottom w:val="single" w:color="CCCCCC" w:sz="1"/>
-              <w:right w:val="single" w:color="CCCCCC" w:sz="1"/>
-            </w:tcBorders>
-            <w:tcMar>
-              <w:top w:type="dxa" w:w="80"/>
-              <w:left w:type="dxa" w:w="120"/>
-              <w:bottom w:type="dxa" w:w="80"/>
-              <w:right w:type="dxa" w:w="120"/>
-            </w:tcMar>
-          </w:tcPr>
-          <w:p>
-            <w:r>
-              <w:rPr>
-                <w:b w:val="false"/>
-                <w:bCs w:val="false"/>
-                <w:sz w:val="22"/>
-                <w:szCs w:val="22"/>
-              </w:rPr>
-              <w:t xml:space="preserve">Battery</w:t>
-            </w:r>
-          </w:p>
-        </w:tc>
-        <w:tc>
-          <w:tcPr>
-            <w:tcW w:type="dxa" w:w="2400"/>
-            <w:tcBorders>
-              <w:top w:val="single" w:color="CCCCCC" w:sz="1"/>
-              <w:left w:val="single" w:color="CCCCCC" w:sz="1"/>
-              <w:bottom w:val="single" w:color="CCCCCC" w:sz="1"/>
-              <w:right w:val="single" w:color="CCCCCC" w:sz="1"/>
-            </w:tcBorders>
-            <w:tcMar>
-              <w:top w:type="dxa" w:w="80"/>
-              <w:left w:type="dxa" w:w="120"/>
-              <w:bottom w:type="dxa" w:w="80"/>
-              <w:right w:type="dxa" w:w="120"/>
-            </w:tcMar>
-          </w:tcPr>
-          <w:p>
-            <w:r>
-              <w:rPr>
-                <w:b w:val="false"/>
-                <w:bCs w:val="false"/>
-                <w:sz w:val="22"/>
-                <w:szCs w:val="22"/>
-              </w:rPr>
-              <w:t xml:space="preserve">Adafruit #3898</w:t>
-            </w:r>
-          </w:p>
-        </w:tc>
-        <w:tc>
-          <w:tcPr>
-            <w:tcW w:type="dxa" w:w="1800"/>
-            <w:tcBorders>
-              <w:top w:val="single" w:color="CCCCCC" w:sz="1"/>
-              <w:left w:val="single" w:color="CCCCCC" w:sz="1"/>
-              <w:bottom w:val="single" w:color="CCCCCC" w:sz="1"/>
-              <w:right w:val="single" w:color="CCCCCC" w:sz="1"/>
-            </w:tcBorders>
-            <w:tcMar>
-              <w:top w:type="dxa" w:w="80"/>
-              <w:left w:type="dxa" w:w="120"/>
-              <w:bottom w:type="dxa" w:w="80"/>
-              <w:right w:type="dxa" w:w="120"/>
-            </w:tcMar>
-          </w:tcPr>
-          <w:p>
-            <w:r>
-              <w:rPr>
-                <w:b w:val="false"/>
-                <w:bCs w:val="false"/>
-                <w:sz w:val="22"/>
-                <w:szCs w:val="22"/>
-              </w:rPr>
-              <w:t xml:space="preserve">3.7V 400mAh LiPo</w:t>
-            </w:r>
-          </w:p>
-        </w:tc>
-        <w:tc>
-          <w:tcPr>
-            <w:tcW w:type="dxa" w:w="3560"/>
-            <w:tcBorders>
-              <w:top w:val="single" w:color="CCCCCC" w:sz="1"/>
-              <w:left w:val="single" w:color="CCCCCC" w:sz="1"/>
-              <w:bottom w:val="single" w:color="CCCCCC" w:sz="1"/>
-              <w:right w:val="single" w:color="CCCCCC" w:sz="1"/>
-            </w:tcBorders>
-            <w:tcMar>
-              <w:top w:type="dxa" w:w="80"/>
-              <w:left w:type="dxa" w:w="120"/>
-              <w:bottom w:type="dxa" w:w="80"/>
-              <w:right w:type="dxa" w:w="120"/>
-            </w:tcMar>
-          </w:tcPr>
-          <w:p>
-            <w:r>
-              <w:rPr>
-                <w:b w:val="false"/>
-                <w:bCs w:val="false"/>
-                <w:sz w:val="22"/>
-                <w:szCs w:val="22"/>
-              </w:rPr>
-              <w:t xml:space="preserve">Tucked to side of stack — not contributing to face thickness</w:t>
+            <w:tcW w:type="dxa" w:w="600"/>
+            <w:tcBorders>
+              <w:top w:val="single" w:color="CCCCCC" w:sz="1"/>
+              <w:left w:val="single" w:color="CCCCCC" w:sz="1"/>
+              <w:bottom w:val="single" w:color="CCCCCC" w:sz="1"/>
+              <w:right w:val="single" w:color="CCCCCC" w:sz="1"/>
+            </w:tcBorders>
+            <w:tcMar>
+              <w:top w:type="dxa" w:w="80"/>
+              <w:left w:type="dxa" w:w="120"/>
+              <w:bottom w:type="dxa" w:w="80"/>
+              <w:right w:type="dxa" w:w="120"/>
+            </w:tcMar>
+          </w:tcPr>
+          <w:p>
+            <w:r>
+              <w:rPr>
+                <w:b w:val="false"/>
+                <w:bCs w:val="false"/>
+                <w:sz w:val="22"/>
+                <w:szCs w:val="22"/>
+              </w:rPr>
+              <w:t xml:space="preserve">U2</w:t>
+            </w:r>
+          </w:p>
+        </w:tc>
+        <w:tc>
+          <w:tcPr>
+            <w:tcW w:type="dxa" w:w="2000"/>
+            <w:tcBorders>
+              <w:top w:val="single" w:color="CCCCCC" w:sz="1"/>
+              <w:left w:val="single" w:color="CCCCCC" w:sz="1"/>
+              <w:bottom w:val="single" w:color="CCCCCC" w:sz="1"/>
+              <w:right w:val="single" w:color="CCCCCC" w:sz="1"/>
+            </w:tcBorders>
+            <w:tcMar>
+              <w:top w:type="dxa" w:w="80"/>
+              <w:left w:type="dxa" w:w="120"/>
+              <w:bottom w:type="dxa" w:w="80"/>
+              <w:right w:type="dxa" w:w="120"/>
+            </w:tcMar>
+          </w:tcPr>
+          <w:p>
+            <w:r>
+              <w:rPr>
+                <w:b w:val="false"/>
+                <w:bCs w:val="false"/>
+                <w:sz w:val="22"/>
+                <w:szCs w:val="22"/>
+              </w:rPr>
+              <w:t xml:space="preserve">MCP73831T-2ACI/OT</w:t>
+            </w:r>
+          </w:p>
+        </w:tc>
+        <w:tc>
+          <w:tcPr>
+            <w:tcW w:type="dxa" w:w="1200"/>
+            <w:tcBorders>
+              <w:top w:val="single" w:color="CCCCCC" w:sz="1"/>
+              <w:left w:val="single" w:color="CCCCCC" w:sz="1"/>
+              <w:bottom w:val="single" w:color="CCCCCC" w:sz="1"/>
+              <w:right w:val="single" w:color="CCCCCC" w:sz="1"/>
+            </w:tcBorders>
+            <w:tcMar>
+              <w:top w:type="dxa" w:w="80"/>
+              <w:left w:type="dxa" w:w="120"/>
+              <w:bottom w:type="dxa" w:w="80"/>
+              <w:right w:type="dxa" w:w="120"/>
+            </w:tcMar>
+          </w:tcPr>
+          <w:p>
+            <w:r>
+              <w:rPr>
+                <w:b w:val="false"/>
+                <w:bCs w:val="false"/>
+                <w:sz w:val="22"/>
+                <w:szCs w:val="22"/>
+              </w:rPr>
+              <w:t xml:space="preserve">SOT-23-5</w:t>
+            </w:r>
+          </w:p>
+        </w:tc>
+        <w:tc>
+          <w:tcPr>
+            <w:tcW w:type="dxa" w:w="800"/>
+            <w:tcBorders>
+              <w:top w:val="single" w:color="CCCCCC" w:sz="1"/>
+              <w:left w:val="single" w:color="CCCCCC" w:sz="1"/>
+              <w:bottom w:val="single" w:color="CCCCCC" w:sz="1"/>
+              <w:right w:val="single" w:color="CCCCCC" w:sz="1"/>
+            </w:tcBorders>
+            <w:tcMar>
+              <w:top w:type="dxa" w:w="80"/>
+              <w:left w:type="dxa" w:w="120"/>
+              <w:bottom w:type="dxa" w:w="80"/>
+              <w:right w:type="dxa" w:w="120"/>
+            </w:tcMar>
+          </w:tcPr>
+          <w:p>
+            <w:r>
+              <w:rPr>
+                <w:b w:val="false"/>
+                <w:bCs w:val="false"/>
+                <w:sz w:val="22"/>
+                <w:szCs w:val="22"/>
+              </w:rPr>
+              <w:t xml:space="preserve">YES</w:t>
+            </w:r>
+          </w:p>
+        </w:tc>
+        <w:tc>
+          <w:tcPr>
+            <w:tcW w:type="dxa" w:w="4960"/>
+            <w:tcBorders>
+              <w:top w:val="single" w:color="CCCCCC" w:sz="1"/>
+              <w:left w:val="single" w:color="CCCCCC" w:sz="1"/>
+              <w:bottom w:val="single" w:color="CCCCCC" w:sz="1"/>
+              <w:right w:val="single" w:color="CCCCCC" w:sz="1"/>
+            </w:tcBorders>
+            <w:tcMar>
+              <w:top w:type="dxa" w:w="80"/>
+              <w:left w:type="dxa" w:w="120"/>
+              <w:bottom w:type="dxa" w:w="80"/>
+              <w:right w:type="dxa" w:w="120"/>
+            </w:tcMar>
+          </w:tcPr>
+          <w:p>
+            <w:r>
+              <w:rPr>
+                <w:b w:val="false"/>
+                <w:bCs w:val="false"/>
+                <w:sz w:val="22"/>
+                <w:szCs w:val="22"/>
+              </w:rPr>
+              <w:t xml:space="preserve">Charge IC. -2 suffix = 4.2V termination. On B.Cu — pins corrected in SMDv7.</w:t>
             </w:r>
           </w:p>
         </w:tc>
@@ -8818,113 +9055,141 @@
       <w:tr>
         <w:tc>
           <w:tcPr>
-            <w:tcW w:type="dxa" w:w="1600"/>
-            <w:tcBorders>
-              <w:top w:val="single" w:color="CCCCCC" w:sz="1"/>
-              <w:left w:val="single" w:color="CCCCCC" w:sz="1"/>
-              <w:bottom w:val="single" w:color="CCCCCC" w:sz="1"/>
-              <w:right w:val="single" w:color="CCCCCC" w:sz="1"/>
-            </w:tcBorders>
-            <w:tcMar>
-              <w:top w:type="dxa" w:w="80"/>
-              <w:left w:type="dxa" w:w="120"/>
-              <w:bottom w:type="dxa" w:w="80"/>
-              <w:right w:type="dxa" w:w="120"/>
-            </w:tcMar>
-          </w:tcPr>
-          <w:p>
-            <w:r>
-              <w:rPr>
-                <w:b w:val="false"/>
-                <w:bCs w:val="false"/>
-                <w:sz w:val="22"/>
-                <w:szCs w:val="22"/>
-              </w:rPr>
-              <w:t xml:space="preserve">Charger</w:t>
-            </w:r>
-          </w:p>
-        </w:tc>
-        <w:tc>
-          <w:tcPr>
-            <w:tcW w:type="dxa" w:w="2400"/>
-            <w:tcBorders>
-              <w:top w:val="single" w:color="CCCCCC" w:sz="1"/>
-              <w:left w:val="single" w:color="CCCCCC" w:sz="1"/>
-              <w:bottom w:val="single" w:color="CCCCCC" w:sz="1"/>
-              <w:right w:val="single" w:color="CCCCCC" w:sz="1"/>
-            </w:tcBorders>
-            <w:tcMar>
-              <w:top w:type="dxa" w:w="80"/>
-              <w:left w:type="dxa" w:w="120"/>
-              <w:bottom w:type="dxa" w:w="80"/>
-              <w:right w:type="dxa" w:w="120"/>
-            </w:tcMar>
-          </w:tcPr>
-          <w:p>
-            <w:r>
-              <w:rPr>
-                <w:b w:val="false"/>
-                <w:bCs w:val="false"/>
-                <w:sz w:val="22"/>
-                <w:szCs w:val="22"/>
-              </w:rPr>
-              <w:t xml:space="preserve">Adafruit #5397 Charger BFF</w:t>
-            </w:r>
-          </w:p>
-        </w:tc>
-        <w:tc>
-          <w:tcPr>
-            <w:tcW w:type="dxa" w:w="1800"/>
-            <w:tcBorders>
-              <w:top w:val="single" w:color="CCCCCC" w:sz="1"/>
-              <w:left w:val="single" w:color="CCCCCC" w:sz="1"/>
-              <w:bottom w:val="single" w:color="CCCCCC" w:sz="1"/>
-              <w:right w:val="single" w:color="CCCCCC" w:sz="1"/>
-            </w:tcBorders>
-            <w:tcMar>
-              <w:top w:type="dxa" w:w="80"/>
-              <w:left w:type="dxa" w:w="120"/>
-              <w:bottom w:type="dxa" w:w="80"/>
-              <w:right w:type="dxa" w:w="120"/>
-            </w:tcMar>
-          </w:tcPr>
-          <w:p>
-            <w:r>
-              <w:rPr>
-                <w:b w:val="false"/>
-                <w:bCs w:val="false"/>
-                <w:sz w:val="22"/>
-                <w:szCs w:val="22"/>
-              </w:rPr>
-              <w:t xml:space="preserve">200mA charge rate</w:t>
-            </w:r>
-          </w:p>
-        </w:tc>
-        <w:tc>
-          <w:tcPr>
-            <w:tcW w:type="dxa" w:w="3560"/>
-            <w:tcBorders>
-              <w:top w:val="single" w:color="CCCCCC" w:sz="1"/>
-              <w:left w:val="single" w:color="CCCCCC" w:sz="1"/>
-              <w:bottom w:val="single" w:color="CCCCCC" w:sz="1"/>
-              <w:right w:val="single" w:color="CCCCCC" w:sz="1"/>
-            </w:tcBorders>
-            <w:tcMar>
-              <w:top w:type="dxa" w:w="80"/>
-              <w:left w:type="dxa" w:w="120"/>
-              <w:bottom w:type="dxa" w:w="80"/>
-              <w:right w:type="dxa" w:w="120"/>
-            </w:tcMar>
-          </w:tcPr>
-          <w:p>
-            <w:r>
-              <w:rPr>
-                <w:b w:val="false"/>
-                <w:bCs w:val="false"/>
-                <w:sz w:val="22"/>
-                <w:szCs w:val="22"/>
-              </w:rPr>
-              <w:t xml:space="preserve">JST-PH connector being removed — battery wires direct to SMD pads. Slide switch cuts all power — will be removed when absorbed onto carrier PCB.</w:t>
+            <w:tcW w:type="dxa" w:w="600"/>
+            <w:tcBorders>
+              <w:top w:val="single" w:color="CCCCCC" w:sz="1"/>
+              <w:left w:val="single" w:color="CCCCCC" w:sz="1"/>
+              <w:bottom w:val="single" w:color="CCCCCC" w:sz="1"/>
+              <w:right w:val="single" w:color="CCCCCC" w:sz="1"/>
+            </w:tcBorders>
+            <w:tcMar>
+              <w:top w:type="dxa" w:w="80"/>
+              <w:left w:type="dxa" w:w="120"/>
+              <w:bottom w:type="dxa" w:w="80"/>
+              <w:right w:type="dxa" w:w="120"/>
+            </w:tcMar>
+          </w:tcPr>
+          <w:p>
+            <w:r>
+              <w:rPr>
+                <w:b w:val="false"/>
+                <w:bCs w:val="false"/>
+                <w:sz w:val="22"/>
+                <w:szCs w:val="22"/>
+              </w:rPr>
+              <w:t xml:space="preserve">C1</w:t>
+            </w:r>
+          </w:p>
+        </w:tc>
+        <w:tc>
+          <w:tcPr>
+            <w:tcW w:type="dxa" w:w="2000"/>
+            <w:tcBorders>
+              <w:top w:val="single" w:color="CCCCCC" w:sz="1"/>
+              <w:left w:val="single" w:color="CCCCCC" w:sz="1"/>
+              <w:bottom w:val="single" w:color="CCCCCC" w:sz="1"/>
+              <w:right w:val="single" w:color="CCCCCC" w:sz="1"/>
+            </w:tcBorders>
+            <w:tcMar>
+              <w:top w:type="dxa" w:w="80"/>
+              <w:left w:type="dxa" w:w="120"/>
+              <w:bottom w:type="dxa" w:w="80"/>
+              <w:right w:type="dxa" w:w="120"/>
+            </w:tcMar>
+          </w:tcPr>
+          <w:p>
+            <w:r>
+              <w:rPr>
+                <w:b w:val="false"/>
+                <w:bCs w:val="false"/>
+                <w:sz w:val="22"/>
+                <w:szCs w:val="22"/>
+              </w:rPr>
+              <w:t xml:space="preserve">Capacitor 0805</w:t>
+            </w:r>
+          </w:p>
+        </w:tc>
+        <w:tc>
+          <w:tcPr>
+            <w:tcW w:type="dxa" w:w="1200"/>
+            <w:tcBorders>
+              <w:top w:val="single" w:color="CCCCCC" w:sz="1"/>
+              <w:left w:val="single" w:color="CCCCCC" w:sz="1"/>
+              <w:bottom w:val="single" w:color="CCCCCC" w:sz="1"/>
+              <w:right w:val="single" w:color="CCCCCC" w:sz="1"/>
+            </w:tcBorders>
+            <w:tcMar>
+              <w:top w:type="dxa" w:w="80"/>
+              <w:left w:type="dxa" w:w="120"/>
+              <w:bottom w:type="dxa" w:w="80"/>
+              <w:right w:type="dxa" w:w="120"/>
+            </w:tcMar>
+          </w:tcPr>
+          <w:p>
+            <w:r>
+              <w:rPr>
+                <w:b w:val="false"/>
+                <w:bCs w:val="false"/>
+                <w:sz w:val="22"/>
+                <w:szCs w:val="22"/>
+              </w:rPr>
+              <w:t xml:space="preserve">10µF</w:t>
+            </w:r>
+          </w:p>
+        </w:tc>
+        <w:tc>
+          <w:tcPr>
+            <w:tcW w:type="dxa" w:w="800"/>
+            <w:tcBorders>
+              <w:top w:val="single" w:color="CCCCCC" w:sz="1"/>
+              <w:left w:val="single" w:color="CCCCCC" w:sz="1"/>
+              <w:bottom w:val="single" w:color="CCCCCC" w:sz="1"/>
+              <w:right w:val="single" w:color="CCCCCC" w:sz="1"/>
+            </w:tcBorders>
+            <w:tcMar>
+              <w:top w:type="dxa" w:w="80"/>
+              <w:left w:type="dxa" w:w="120"/>
+              <w:bottom w:type="dxa" w:w="80"/>
+              <w:right w:type="dxa" w:w="120"/>
+            </w:tcMar>
+          </w:tcPr>
+          <w:p>
+            <w:r>
+              <w:rPr>
+                <w:b w:val="false"/>
+                <w:bCs w:val="false"/>
+                <w:sz w:val="22"/>
+                <w:szCs w:val="22"/>
+              </w:rPr>
+              <w:t xml:space="preserve">YES</w:t>
+            </w:r>
+          </w:p>
+        </w:tc>
+        <w:tc>
+          <w:tcPr>
+            <w:tcW w:type="dxa" w:w="4960"/>
+            <w:tcBorders>
+              <w:top w:val="single" w:color="CCCCCC" w:sz="1"/>
+              <w:left w:val="single" w:color="CCCCCC" w:sz="1"/>
+              <w:bottom w:val="single" w:color="CCCCCC" w:sz="1"/>
+              <w:right w:val="single" w:color="CCCCCC" w:sz="1"/>
+            </w:tcBorders>
+            <w:tcMar>
+              <w:top w:type="dxa" w:w="80"/>
+              <w:left w:type="dxa" w:w="120"/>
+              <w:bottom w:type="dxa" w:w="80"/>
+              <w:right w:type="dxa" w:w="120"/>
+            </w:tcMar>
+          </w:tcPr>
+          <w:p>
+            <w:r>
+              <w:rPr>
+                <w:b w:val="false"/>
+                <w:bCs w:val="false"/>
+                <w:sz w:val="22"/>
+                <w:szCs w:val="22"/>
+              </w:rPr>
+              <w:t xml:space="preserve">VIN input decoupling</w:t>
             </w:r>
           </w:p>
         </w:tc>
@@ -8932,118 +9197,1292 @@
       <w:tr>
         <w:tc>
           <w:tcPr>
-            <w:tcW w:type="dxa" w:w="1600"/>
-            <w:tcBorders>
-              <w:top w:val="single" w:color="CCCCCC" w:sz="1"/>
-              <w:left w:val="single" w:color="CCCCCC" w:sz="1"/>
-              <w:bottom w:val="single" w:color="CCCCCC" w:sz="1"/>
-              <w:right w:val="single" w:color="CCCCCC" w:sz="1"/>
-            </w:tcBorders>
-            <w:tcMar>
-              <w:top w:type="dxa" w:w="80"/>
-              <w:left w:type="dxa" w:w="120"/>
-              <w:bottom w:type="dxa" w:w="80"/>
-              <w:right w:type="dxa" w:w="120"/>
-            </w:tcMar>
-          </w:tcPr>
-          <w:p>
-            <w:r>
-              <w:rPr>
-                <w:b w:val="false"/>
-                <w:bCs w:val="false"/>
-                <w:sz w:val="22"/>
-                <w:szCs w:val="22"/>
-              </w:rPr>
-              <w:t xml:space="preserve">New battery (ordered)</w:t>
-            </w:r>
-          </w:p>
-        </w:tc>
-        <w:tc>
-          <w:tcPr>
-            <w:tcW w:type="dxa" w:w="2400"/>
-            <w:tcBorders>
-              <w:top w:val="single" w:color="CCCCCC" w:sz="1"/>
-              <w:left w:val="single" w:color="CCCCCC" w:sz="1"/>
-              <w:bottom w:val="single" w:color="CCCCCC" w:sz="1"/>
-              <w:right w:val="single" w:color="CCCCCC" w:sz="1"/>
-            </w:tcBorders>
-            <w:tcMar>
-              <w:top w:type="dxa" w:w="80"/>
-              <w:left w:type="dxa" w:w="120"/>
-              <w:bottom w:type="dxa" w:w="80"/>
-              <w:right w:type="dxa" w:w="120"/>
-            </w:tcMar>
-          </w:tcPr>
-          <w:p>
-            <w:r>
-              <w:rPr>
-                <w:b w:val="false"/>
-                <w:bCs w:val="false"/>
-                <w:sz w:val="22"/>
-                <w:szCs w:val="22"/>
-              </w:rPr>
-              <w:t xml:space="preserve">Adafruit #4236</w:t>
-            </w:r>
-          </w:p>
-        </w:tc>
-        <w:tc>
-          <w:tcPr>
-            <w:tcW w:type="dxa" w:w="1800"/>
-            <w:tcBorders>
-              <w:top w:val="single" w:color="CCCCCC" w:sz="1"/>
-              <w:left w:val="single" w:color="CCCCCC" w:sz="1"/>
-              <w:bottom w:val="single" w:color="CCCCCC" w:sz="1"/>
-              <w:right w:val="single" w:color="CCCCCC" w:sz="1"/>
-            </w:tcBorders>
-            <w:tcMar>
-              <w:top w:type="dxa" w:w="80"/>
-              <w:left w:type="dxa" w:w="120"/>
-              <w:bottom w:type="dxa" w:w="80"/>
-              <w:right w:type="dxa" w:w="120"/>
-            </w:tcMar>
-          </w:tcPr>
-          <w:p>
-            <w:r>
-              <w:rPr>
-                <w:b w:val="false"/>
-                <w:bCs w:val="false"/>
-                <w:sz w:val="22"/>
-                <w:szCs w:val="22"/>
-              </w:rPr>
-              <w:t xml:space="preserve">3.7V 420mAh LiPo</w:t>
-            </w:r>
-          </w:p>
-        </w:tc>
-        <w:tc>
-          <w:tcPr>
-            <w:tcW w:type="dxa" w:w="3560"/>
-            <w:tcBorders>
-              <w:top w:val="single" w:color="CCCCCC" w:sz="1"/>
-              <w:left w:val="single" w:color="CCCCCC" w:sz="1"/>
-              <w:bottom w:val="single" w:color="CCCCCC" w:sz="1"/>
-              <w:right w:val="single" w:color="CCCCCC" w:sz="1"/>
-            </w:tcBorders>
-            <w:tcMar>
-              <w:top w:type="dxa" w:w="80"/>
-              <w:left w:type="dxa" w:w="120"/>
-              <w:bottom w:type="dxa" w:w="80"/>
-              <w:right w:type="dxa" w:w="120"/>
-            </w:tcMar>
-          </w:tcPr>
-          <w:p>
-            <w:r>
-              <w:rPr>
-                <w:b w:val="false"/>
-                <w:bCs w:val="false"/>
-                <w:sz w:val="22"/>
-                <w:szCs w:val="22"/>
-              </w:rPr>
-              <w:t xml:space="preserve">3.5mm flat — better form factor for case design</w:t>
+            <w:tcW w:type="dxa" w:w="600"/>
+            <w:tcBorders>
+              <w:top w:val="single" w:color="CCCCCC" w:sz="1"/>
+              <w:left w:val="single" w:color="CCCCCC" w:sz="1"/>
+              <w:bottom w:val="single" w:color="CCCCCC" w:sz="1"/>
+              <w:right w:val="single" w:color="CCCCCC" w:sz="1"/>
+            </w:tcBorders>
+            <w:tcMar>
+              <w:top w:type="dxa" w:w="80"/>
+              <w:left w:type="dxa" w:w="120"/>
+              <w:bottom w:type="dxa" w:w="80"/>
+              <w:right w:type="dxa" w:w="120"/>
+            </w:tcMar>
+          </w:tcPr>
+          <w:p>
+            <w:r>
+              <w:rPr>
+                <w:b w:val="false"/>
+                <w:bCs w:val="false"/>
+                <w:sz w:val="22"/>
+                <w:szCs w:val="22"/>
+              </w:rPr>
+              <w:t xml:space="preserve">C20</w:t>
+            </w:r>
+          </w:p>
+        </w:tc>
+        <w:tc>
+          <w:tcPr>
+            <w:tcW w:type="dxa" w:w="2000"/>
+            <w:tcBorders>
+              <w:top w:val="single" w:color="CCCCCC" w:sz="1"/>
+              <w:left w:val="single" w:color="CCCCCC" w:sz="1"/>
+              <w:bottom w:val="single" w:color="CCCCCC" w:sz="1"/>
+              <w:right w:val="single" w:color="CCCCCC" w:sz="1"/>
+            </w:tcBorders>
+            <w:tcMar>
+              <w:top w:type="dxa" w:w="80"/>
+              <w:left w:type="dxa" w:w="120"/>
+              <w:bottom w:type="dxa" w:w="80"/>
+              <w:right w:type="dxa" w:w="120"/>
+            </w:tcMar>
+          </w:tcPr>
+          <w:p>
+            <w:r>
+              <w:rPr>
+                <w:b w:val="false"/>
+                <w:bCs w:val="false"/>
+                <w:sz w:val="22"/>
+                <w:szCs w:val="22"/>
+              </w:rPr>
+              <w:t xml:space="preserve">Capacitor 0805</w:t>
+            </w:r>
+          </w:p>
+        </w:tc>
+        <w:tc>
+          <w:tcPr>
+            <w:tcW w:type="dxa" w:w="1200"/>
+            <w:tcBorders>
+              <w:top w:val="single" w:color="CCCCCC" w:sz="1"/>
+              <w:left w:val="single" w:color="CCCCCC" w:sz="1"/>
+              <w:bottom w:val="single" w:color="CCCCCC" w:sz="1"/>
+              <w:right w:val="single" w:color="CCCCCC" w:sz="1"/>
+            </w:tcBorders>
+            <w:tcMar>
+              <w:top w:type="dxa" w:w="80"/>
+              <w:left w:type="dxa" w:w="120"/>
+              <w:bottom w:type="dxa" w:w="80"/>
+              <w:right w:type="dxa" w:w="120"/>
+            </w:tcMar>
+          </w:tcPr>
+          <w:p>
+            <w:r>
+              <w:rPr>
+                <w:b w:val="false"/>
+                <w:bCs w:val="false"/>
+                <w:sz w:val="22"/>
+                <w:szCs w:val="22"/>
+              </w:rPr>
+              <w:t xml:space="preserve">10µF</w:t>
+            </w:r>
+          </w:p>
+        </w:tc>
+        <w:tc>
+          <w:tcPr>
+            <w:tcW w:type="dxa" w:w="800"/>
+            <w:tcBorders>
+              <w:top w:val="single" w:color="CCCCCC" w:sz="1"/>
+              <w:left w:val="single" w:color="CCCCCC" w:sz="1"/>
+              <w:bottom w:val="single" w:color="CCCCCC" w:sz="1"/>
+              <w:right w:val="single" w:color="CCCCCC" w:sz="1"/>
+            </w:tcBorders>
+            <w:tcMar>
+              <w:top w:type="dxa" w:w="80"/>
+              <w:left w:type="dxa" w:w="120"/>
+              <w:bottom w:type="dxa" w:w="80"/>
+              <w:right w:type="dxa" w:w="120"/>
+            </w:tcMar>
+          </w:tcPr>
+          <w:p>
+            <w:r>
+              <w:rPr>
+                <w:b w:val="false"/>
+                <w:bCs w:val="false"/>
+                <w:sz w:val="22"/>
+                <w:szCs w:val="22"/>
+              </w:rPr>
+              <w:t xml:space="preserve">YES</w:t>
+            </w:r>
+          </w:p>
+        </w:tc>
+        <w:tc>
+          <w:tcPr>
+            <w:tcW w:type="dxa" w:w="4960"/>
+            <w:tcBorders>
+              <w:top w:val="single" w:color="CCCCCC" w:sz="1"/>
+              <w:left w:val="single" w:color="CCCCCC" w:sz="1"/>
+              <w:bottom w:val="single" w:color="CCCCCC" w:sz="1"/>
+              <w:right w:val="single" w:color="CCCCCC" w:sz="1"/>
+            </w:tcBorders>
+            <w:tcMar>
+              <w:top w:type="dxa" w:w="80"/>
+              <w:left w:type="dxa" w:w="120"/>
+              <w:bottom w:type="dxa" w:w="80"/>
+              <w:right w:type="dxa" w:w="120"/>
+            </w:tcMar>
+          </w:tcPr>
+          <w:p>
+            <w:r>
+              <w:rPr>
+                <w:b w:val="false"/>
+                <w:bCs w:val="false"/>
+                <w:sz w:val="22"/>
+                <w:szCs w:val="22"/>
+              </w:rPr>
+              <w:t xml:space="preserve">VBAT output decoupling</w:t>
+            </w:r>
+          </w:p>
+        </w:tc>
+      </w:tr>
+      <w:tr>
+        <w:tc>
+          <w:tcPr>
+            <w:tcW w:type="dxa" w:w="600"/>
+            <w:tcBorders>
+              <w:top w:val="single" w:color="CCCCCC" w:sz="1"/>
+              <w:left w:val="single" w:color="CCCCCC" w:sz="1"/>
+              <w:bottom w:val="single" w:color="CCCCCC" w:sz="1"/>
+              <w:right w:val="single" w:color="CCCCCC" w:sz="1"/>
+            </w:tcBorders>
+            <w:tcMar>
+              <w:top w:type="dxa" w:w="80"/>
+              <w:left w:type="dxa" w:w="120"/>
+              <w:bottom w:type="dxa" w:w="80"/>
+              <w:right w:type="dxa" w:w="120"/>
+            </w:tcMar>
+          </w:tcPr>
+          <w:p>
+            <w:r>
+              <w:rPr>
+                <w:b w:val="false"/>
+                <w:bCs w:val="false"/>
+                <w:sz w:val="22"/>
+                <w:szCs w:val="22"/>
+              </w:rPr>
+              <w:t xml:space="preserve">R8</w:t>
+            </w:r>
+          </w:p>
+        </w:tc>
+        <w:tc>
+          <w:tcPr>
+            <w:tcW w:type="dxa" w:w="2000"/>
+            <w:tcBorders>
+              <w:top w:val="single" w:color="CCCCCC" w:sz="1"/>
+              <w:left w:val="single" w:color="CCCCCC" w:sz="1"/>
+              <w:bottom w:val="single" w:color="CCCCCC" w:sz="1"/>
+              <w:right w:val="single" w:color="CCCCCC" w:sz="1"/>
+            </w:tcBorders>
+            <w:tcMar>
+              <w:top w:type="dxa" w:w="80"/>
+              <w:left w:type="dxa" w:w="120"/>
+              <w:bottom w:type="dxa" w:w="80"/>
+              <w:right w:type="dxa" w:w="120"/>
+            </w:tcMar>
+          </w:tcPr>
+          <w:p>
+            <w:r>
+              <w:rPr>
+                <w:b w:val="false"/>
+                <w:bCs w:val="false"/>
+                <w:sz w:val="22"/>
+                <w:szCs w:val="22"/>
+              </w:rPr>
+              <w:t xml:space="preserve">Resistor 0603</w:t>
+            </w:r>
+          </w:p>
+        </w:tc>
+        <w:tc>
+          <w:tcPr>
+            <w:tcW w:type="dxa" w:w="1200"/>
+            <w:tcBorders>
+              <w:top w:val="single" w:color="CCCCCC" w:sz="1"/>
+              <w:left w:val="single" w:color="CCCCCC" w:sz="1"/>
+              <w:bottom w:val="single" w:color="CCCCCC" w:sz="1"/>
+              <w:right w:val="single" w:color="CCCCCC" w:sz="1"/>
+            </w:tcBorders>
+            <w:tcMar>
+              <w:top w:type="dxa" w:w="80"/>
+              <w:left w:type="dxa" w:w="120"/>
+              <w:bottom w:type="dxa" w:w="80"/>
+              <w:right w:type="dxa" w:w="120"/>
+            </w:tcMar>
+          </w:tcPr>
+          <w:p>
+            <w:r>
+              <w:rPr>
+                <w:b w:val="false"/>
+                <w:bCs w:val="false"/>
+                <w:sz w:val="22"/>
+                <w:szCs w:val="22"/>
+              </w:rPr>
+              <w:t xml:space="preserve">5.1kΩ</w:t>
+            </w:r>
+          </w:p>
+        </w:tc>
+        <w:tc>
+          <w:tcPr>
+            <w:tcW w:type="dxa" w:w="800"/>
+            <w:tcBorders>
+              <w:top w:val="single" w:color="CCCCCC" w:sz="1"/>
+              <w:left w:val="single" w:color="CCCCCC" w:sz="1"/>
+              <w:bottom w:val="single" w:color="CCCCCC" w:sz="1"/>
+              <w:right w:val="single" w:color="CCCCCC" w:sz="1"/>
+            </w:tcBorders>
+            <w:tcMar>
+              <w:top w:type="dxa" w:w="80"/>
+              <w:left w:type="dxa" w:w="120"/>
+              <w:bottom w:type="dxa" w:w="80"/>
+              <w:right w:type="dxa" w:w="120"/>
+            </w:tcMar>
+          </w:tcPr>
+          <w:p>
+            <w:r>
+              <w:rPr>
+                <w:b w:val="false"/>
+                <w:bCs w:val="false"/>
+                <w:sz w:val="22"/>
+                <w:szCs w:val="22"/>
+              </w:rPr>
+              <w:t xml:space="preserve">YES</w:t>
+            </w:r>
+          </w:p>
+        </w:tc>
+        <w:tc>
+          <w:tcPr>
+            <w:tcW w:type="dxa" w:w="4960"/>
+            <w:tcBorders>
+              <w:top w:val="single" w:color="CCCCCC" w:sz="1"/>
+              <w:left w:val="single" w:color="CCCCCC" w:sz="1"/>
+              <w:bottom w:val="single" w:color="CCCCCC" w:sz="1"/>
+              <w:right w:val="single" w:color="CCCCCC" w:sz="1"/>
+            </w:tcBorders>
+            <w:tcMar>
+              <w:top w:type="dxa" w:w="80"/>
+              <w:left w:type="dxa" w:w="120"/>
+              <w:bottom w:type="dxa" w:w="80"/>
+              <w:right w:type="dxa" w:w="120"/>
+            </w:tcMar>
+          </w:tcPr>
+          <w:p>
+            <w:r>
+              <w:rPr>
+                <w:b w:val="false"/>
+                <w:bCs w:val="false"/>
+                <w:sz w:val="22"/>
+                <w:szCs w:val="22"/>
+              </w:rPr>
+              <w:t xml:space="preserve">PROG pin. 5.1kΩ = ~200mA charge current</w:t>
+            </w:r>
+          </w:p>
+        </w:tc>
+      </w:tr>
+      <w:tr>
+        <w:tc>
+          <w:tcPr>
+            <w:tcW w:type="dxa" w:w="600"/>
+            <w:tcBorders>
+              <w:top w:val="single" w:color="CCCCCC" w:sz="1"/>
+              <w:left w:val="single" w:color="CCCCCC" w:sz="1"/>
+              <w:bottom w:val="single" w:color="CCCCCC" w:sz="1"/>
+              <w:right w:val="single" w:color="CCCCCC" w:sz="1"/>
+            </w:tcBorders>
+            <w:tcMar>
+              <w:top w:type="dxa" w:w="80"/>
+              <w:left w:type="dxa" w:w="120"/>
+              <w:bottom w:type="dxa" w:w="80"/>
+              <w:right w:type="dxa" w:w="120"/>
+            </w:tcMar>
+          </w:tcPr>
+          <w:p>
+            <w:r>
+              <w:rPr>
+                <w:b w:val="false"/>
+                <w:bCs w:val="false"/>
+                <w:sz w:val="22"/>
+                <w:szCs w:val="22"/>
+              </w:rPr>
+              <w:t xml:space="preserve">D3</w:t>
+            </w:r>
+          </w:p>
+        </w:tc>
+        <w:tc>
+          <w:tcPr>
+            <w:tcW w:type="dxa" w:w="2000"/>
+            <w:tcBorders>
+              <w:top w:val="single" w:color="CCCCCC" w:sz="1"/>
+              <w:left w:val="single" w:color="CCCCCC" w:sz="1"/>
+              <w:bottom w:val="single" w:color="CCCCCC" w:sz="1"/>
+              <w:right w:val="single" w:color="CCCCCC" w:sz="1"/>
+            </w:tcBorders>
+            <w:tcMar>
+              <w:top w:type="dxa" w:w="80"/>
+              <w:left w:type="dxa" w:w="120"/>
+              <w:bottom w:type="dxa" w:w="80"/>
+              <w:right w:type="dxa" w:w="120"/>
+            </w:tcMar>
+          </w:tcPr>
+          <w:p>
+            <w:r>
+              <w:rPr>
+                <w:b w:val="false"/>
+                <w:bCs w:val="false"/>
+                <w:sz w:val="22"/>
+                <w:szCs w:val="22"/>
+              </w:rPr>
+              <w:t xml:space="preserve">MBR120 SOD-123FL</w:t>
+            </w:r>
+          </w:p>
+        </w:tc>
+        <w:tc>
+          <w:tcPr>
+            <w:tcW w:type="dxa" w:w="1200"/>
+            <w:tcBorders>
+              <w:top w:val="single" w:color="CCCCCC" w:sz="1"/>
+              <w:left w:val="single" w:color="CCCCCC" w:sz="1"/>
+              <w:bottom w:val="single" w:color="CCCCCC" w:sz="1"/>
+              <w:right w:val="single" w:color="CCCCCC" w:sz="1"/>
+            </w:tcBorders>
+            <w:tcMar>
+              <w:top w:type="dxa" w:w="80"/>
+              <w:left w:type="dxa" w:w="120"/>
+              <w:bottom w:type="dxa" w:w="80"/>
+              <w:right w:type="dxa" w:w="120"/>
+            </w:tcMar>
+          </w:tcPr>
+          <w:p>
+            <w:r>
+              <w:rPr>
+                <w:b w:val="false"/>
+                <w:bCs w:val="false"/>
+                <w:sz w:val="22"/>
+                <w:szCs w:val="22"/>
+              </w:rPr>
+              <w:t xml:space="preserve">—</w:t>
+            </w:r>
+          </w:p>
+        </w:tc>
+        <w:tc>
+          <w:tcPr>
+            <w:tcW w:type="dxa" w:w="800"/>
+            <w:tcBorders>
+              <w:top w:val="single" w:color="CCCCCC" w:sz="1"/>
+              <w:left w:val="single" w:color="CCCCCC" w:sz="1"/>
+              <w:bottom w:val="single" w:color="CCCCCC" w:sz="1"/>
+              <w:right w:val="single" w:color="CCCCCC" w:sz="1"/>
+            </w:tcBorders>
+            <w:tcMar>
+              <w:top w:type="dxa" w:w="80"/>
+              <w:left w:type="dxa" w:w="120"/>
+              <w:bottom w:type="dxa" w:w="80"/>
+              <w:right w:type="dxa" w:w="120"/>
+            </w:tcMar>
+          </w:tcPr>
+          <w:p>
+            <w:r>
+              <w:rPr>
+                <w:b w:val="false"/>
+                <w:bCs w:val="false"/>
+                <w:sz w:val="22"/>
+                <w:szCs w:val="22"/>
+              </w:rPr>
+              <w:t xml:space="preserve">YES</w:t>
+            </w:r>
+          </w:p>
+        </w:tc>
+        <w:tc>
+          <w:tcPr>
+            <w:tcW w:type="dxa" w:w="4960"/>
+            <w:tcBorders>
+              <w:top w:val="single" w:color="CCCCCC" w:sz="1"/>
+              <w:left w:val="single" w:color="CCCCCC" w:sz="1"/>
+              <w:bottom w:val="single" w:color="CCCCCC" w:sz="1"/>
+              <w:right w:val="single" w:color="CCCCCC" w:sz="1"/>
+            </w:tcBorders>
+            <w:tcMar>
+              <w:top w:type="dxa" w:w="80"/>
+              <w:left w:type="dxa" w:w="120"/>
+              <w:bottom w:type="dxa" w:w="80"/>
+              <w:right w:type="dxa" w:w="120"/>
+            </w:tcMar>
+          </w:tcPr>
+          <w:p>
+            <w:r>
+              <w:rPr>
+                <w:b w:val="false"/>
+                <w:bCs w:val="false"/>
+                <w:sz w:val="22"/>
+                <w:szCs w:val="22"/>
+              </w:rPr>
+              <w:t xml:space="preserve">Reverse polarity protection on VBAT. On B.Cu — orientation verified.</w:t>
+            </w:r>
+          </w:p>
+        </w:tc>
+      </w:tr>
+      <w:tr>
+        <w:tc>
+          <w:tcPr>
+            <w:tcW w:type="dxa" w:w="600"/>
+            <w:tcBorders>
+              <w:top w:val="single" w:color="CCCCCC" w:sz="1"/>
+              <w:left w:val="single" w:color="CCCCCC" w:sz="1"/>
+              <w:bottom w:val="single" w:color="CCCCCC" w:sz="1"/>
+              <w:right w:val="single" w:color="CCCCCC" w:sz="1"/>
+            </w:tcBorders>
+            <w:tcMar>
+              <w:top w:type="dxa" w:w="80"/>
+              <w:left w:type="dxa" w:w="120"/>
+              <w:bottom w:type="dxa" w:w="80"/>
+              <w:right w:type="dxa" w:w="120"/>
+            </w:tcMar>
+          </w:tcPr>
+          <w:p>
+            <w:r>
+              <w:rPr>
+                <w:b w:val="false"/>
+                <w:bCs w:val="false"/>
+                <w:sz w:val="22"/>
+                <w:szCs w:val="22"/>
+              </w:rPr>
+              <w:t xml:space="preserve">R1</w:t>
+            </w:r>
+          </w:p>
+        </w:tc>
+        <w:tc>
+          <w:tcPr>
+            <w:tcW w:type="dxa" w:w="2000"/>
+            <w:tcBorders>
+              <w:top w:val="single" w:color="CCCCCC" w:sz="1"/>
+              <w:left w:val="single" w:color="CCCCCC" w:sz="1"/>
+              <w:bottom w:val="single" w:color="CCCCCC" w:sz="1"/>
+              <w:right w:val="single" w:color="CCCCCC" w:sz="1"/>
+            </w:tcBorders>
+            <w:tcMar>
+              <w:top w:type="dxa" w:w="80"/>
+              <w:left w:type="dxa" w:w="120"/>
+              <w:bottom w:type="dxa" w:w="80"/>
+              <w:right w:type="dxa" w:w="120"/>
+            </w:tcMar>
+          </w:tcPr>
+          <w:p>
+            <w:r>
+              <w:rPr>
+                <w:b w:val="false"/>
+                <w:bCs w:val="false"/>
+                <w:sz w:val="22"/>
+                <w:szCs w:val="22"/>
+              </w:rPr>
+              <w:t xml:space="preserve">Resistor 0603</w:t>
+            </w:r>
+          </w:p>
+        </w:tc>
+        <w:tc>
+          <w:tcPr>
+            <w:tcW w:type="dxa" w:w="1200"/>
+            <w:tcBorders>
+              <w:top w:val="single" w:color="CCCCCC" w:sz="1"/>
+              <w:left w:val="single" w:color="CCCCCC" w:sz="1"/>
+              <w:bottom w:val="single" w:color="CCCCCC" w:sz="1"/>
+              <w:right w:val="single" w:color="CCCCCC" w:sz="1"/>
+            </w:tcBorders>
+            <w:tcMar>
+              <w:top w:type="dxa" w:w="80"/>
+              <w:left w:type="dxa" w:w="120"/>
+              <w:bottom w:type="dxa" w:w="80"/>
+              <w:right w:type="dxa" w:w="120"/>
+            </w:tcMar>
+          </w:tcPr>
+          <w:p>
+            <w:r>
+              <w:rPr>
+                <w:b w:val="false"/>
+                <w:bCs w:val="false"/>
+                <w:sz w:val="22"/>
+                <w:szCs w:val="22"/>
+              </w:rPr>
+              <w:t xml:space="preserve">100kΩ</w:t>
+            </w:r>
+          </w:p>
+        </w:tc>
+        <w:tc>
+          <w:tcPr>
+            <w:tcW w:type="dxa" w:w="800"/>
+            <w:tcBorders>
+              <w:top w:val="single" w:color="CCCCCC" w:sz="1"/>
+              <w:left w:val="single" w:color="CCCCCC" w:sz="1"/>
+              <w:bottom w:val="single" w:color="CCCCCC" w:sz="1"/>
+              <w:right w:val="single" w:color="CCCCCC" w:sz="1"/>
+            </w:tcBorders>
+            <w:tcMar>
+              <w:top w:type="dxa" w:w="80"/>
+              <w:left w:type="dxa" w:w="120"/>
+              <w:bottom w:type="dxa" w:w="80"/>
+              <w:right w:type="dxa" w:w="120"/>
+            </w:tcMar>
+          </w:tcPr>
+          <w:p>
+            <w:r>
+              <w:rPr>
+                <w:b w:val="false"/>
+                <w:bCs w:val="false"/>
+                <w:sz w:val="22"/>
+                <w:szCs w:val="22"/>
+              </w:rPr>
+              <w:t xml:space="preserve">YES</w:t>
+            </w:r>
+          </w:p>
+        </w:tc>
+        <w:tc>
+          <w:tcPr>
+            <w:tcW w:type="dxa" w:w="4960"/>
+            <w:tcBorders>
+              <w:top w:val="single" w:color="CCCCCC" w:sz="1"/>
+              <w:left w:val="single" w:color="CCCCCC" w:sz="1"/>
+              <w:bottom w:val="single" w:color="CCCCCC" w:sz="1"/>
+              <w:right w:val="single" w:color="CCCCCC" w:sz="1"/>
+            </w:tcBorders>
+            <w:tcMar>
+              <w:top w:type="dxa" w:w="80"/>
+              <w:left w:type="dxa" w:w="120"/>
+              <w:bottom w:type="dxa" w:w="80"/>
+              <w:right w:type="dxa" w:w="120"/>
+            </w:tcMar>
+          </w:tcPr>
+          <w:p>
+            <w:r>
+              <w:rPr>
+                <w:b w:val="false"/>
+                <w:bCs w:val="false"/>
+                <w:sz w:val="22"/>
+                <w:szCs w:val="22"/>
+              </w:rPr>
+              <w:t xml:space="preserve">Voltage divider top — A2 battery monitoring</w:t>
+            </w:r>
+          </w:p>
+        </w:tc>
+      </w:tr>
+      <w:tr>
+        <w:tc>
+          <w:tcPr>
+            <w:tcW w:type="dxa" w:w="600"/>
+            <w:tcBorders>
+              <w:top w:val="single" w:color="CCCCCC" w:sz="1"/>
+              <w:left w:val="single" w:color="CCCCCC" w:sz="1"/>
+              <w:bottom w:val="single" w:color="CCCCCC" w:sz="1"/>
+              <w:right w:val="single" w:color="CCCCCC" w:sz="1"/>
+            </w:tcBorders>
+            <w:tcMar>
+              <w:top w:type="dxa" w:w="80"/>
+              <w:left w:type="dxa" w:w="120"/>
+              <w:bottom w:type="dxa" w:w="80"/>
+              <w:right w:type="dxa" w:w="120"/>
+            </w:tcMar>
+          </w:tcPr>
+          <w:p>
+            <w:r>
+              <w:rPr>
+                <w:b w:val="false"/>
+                <w:bCs w:val="false"/>
+                <w:sz w:val="22"/>
+                <w:szCs w:val="22"/>
+              </w:rPr>
+              <w:t xml:space="preserve">R3</w:t>
+            </w:r>
+          </w:p>
+        </w:tc>
+        <w:tc>
+          <w:tcPr>
+            <w:tcW w:type="dxa" w:w="2000"/>
+            <w:tcBorders>
+              <w:top w:val="single" w:color="CCCCCC" w:sz="1"/>
+              <w:left w:val="single" w:color="CCCCCC" w:sz="1"/>
+              <w:bottom w:val="single" w:color="CCCCCC" w:sz="1"/>
+              <w:right w:val="single" w:color="CCCCCC" w:sz="1"/>
+            </w:tcBorders>
+            <w:tcMar>
+              <w:top w:type="dxa" w:w="80"/>
+              <w:left w:type="dxa" w:w="120"/>
+              <w:bottom w:type="dxa" w:w="80"/>
+              <w:right w:type="dxa" w:w="120"/>
+            </w:tcMar>
+          </w:tcPr>
+          <w:p>
+            <w:r>
+              <w:rPr>
+                <w:b w:val="false"/>
+                <w:bCs w:val="false"/>
+                <w:sz w:val="22"/>
+                <w:szCs w:val="22"/>
+              </w:rPr>
+              <w:t xml:space="preserve">Resistor 0603</w:t>
+            </w:r>
+          </w:p>
+        </w:tc>
+        <w:tc>
+          <w:tcPr>
+            <w:tcW w:type="dxa" w:w="1200"/>
+            <w:tcBorders>
+              <w:top w:val="single" w:color="CCCCCC" w:sz="1"/>
+              <w:left w:val="single" w:color="CCCCCC" w:sz="1"/>
+              <w:bottom w:val="single" w:color="CCCCCC" w:sz="1"/>
+              <w:right w:val="single" w:color="CCCCCC" w:sz="1"/>
+            </w:tcBorders>
+            <w:tcMar>
+              <w:top w:type="dxa" w:w="80"/>
+              <w:left w:type="dxa" w:w="120"/>
+              <w:bottom w:type="dxa" w:w="80"/>
+              <w:right w:type="dxa" w:w="120"/>
+            </w:tcMar>
+          </w:tcPr>
+          <w:p>
+            <w:r>
+              <w:rPr>
+                <w:b w:val="false"/>
+                <w:bCs w:val="false"/>
+                <w:sz w:val="22"/>
+                <w:szCs w:val="22"/>
+              </w:rPr>
+              <w:t xml:space="preserve">100kΩ</w:t>
+            </w:r>
+          </w:p>
+        </w:tc>
+        <w:tc>
+          <w:tcPr>
+            <w:tcW w:type="dxa" w:w="800"/>
+            <w:tcBorders>
+              <w:top w:val="single" w:color="CCCCCC" w:sz="1"/>
+              <w:left w:val="single" w:color="CCCCCC" w:sz="1"/>
+              <w:bottom w:val="single" w:color="CCCCCC" w:sz="1"/>
+              <w:right w:val="single" w:color="CCCCCC" w:sz="1"/>
+            </w:tcBorders>
+            <w:tcMar>
+              <w:top w:type="dxa" w:w="80"/>
+              <w:left w:type="dxa" w:w="120"/>
+              <w:bottom w:type="dxa" w:w="80"/>
+              <w:right w:type="dxa" w:w="120"/>
+            </w:tcMar>
+          </w:tcPr>
+          <w:p>
+            <w:r>
+              <w:rPr>
+                <w:b w:val="false"/>
+                <w:bCs w:val="false"/>
+                <w:sz w:val="22"/>
+                <w:szCs w:val="22"/>
+              </w:rPr>
+              <w:t xml:space="preserve">YES</w:t>
+            </w:r>
+          </w:p>
+        </w:tc>
+        <w:tc>
+          <w:tcPr>
+            <w:tcW w:type="dxa" w:w="4960"/>
+            <w:tcBorders>
+              <w:top w:val="single" w:color="CCCCCC" w:sz="1"/>
+              <w:left w:val="single" w:color="CCCCCC" w:sz="1"/>
+              <w:bottom w:val="single" w:color="CCCCCC" w:sz="1"/>
+              <w:right w:val="single" w:color="CCCCCC" w:sz="1"/>
+            </w:tcBorders>
+            <w:tcMar>
+              <w:top w:type="dxa" w:w="80"/>
+              <w:left w:type="dxa" w:w="120"/>
+              <w:bottom w:type="dxa" w:w="80"/>
+              <w:right w:type="dxa" w:w="120"/>
+            </w:tcMar>
+          </w:tcPr>
+          <w:p>
+            <w:r>
+              <w:rPr>
+                <w:b w:val="false"/>
+                <w:bCs w:val="false"/>
+                <w:sz w:val="22"/>
+                <w:szCs w:val="22"/>
+              </w:rPr>
+              <w:t xml:space="preserve">Voltage divider bottom. R1+R3 give 2:1 ratio, VDIV=2.0 in code</w:t>
+            </w:r>
+          </w:p>
+        </w:tc>
+      </w:tr>
+      <w:tr>
+        <w:tc>
+          <w:tcPr>
+            <w:tcW w:type="dxa" w:w="600"/>
+            <w:tcBorders>
+              <w:top w:val="single" w:color="CCCCCC" w:sz="1"/>
+              <w:left w:val="single" w:color="CCCCCC" w:sz="1"/>
+              <w:bottom w:val="single" w:color="CCCCCC" w:sz="1"/>
+              <w:right w:val="single" w:color="CCCCCC" w:sz="1"/>
+            </w:tcBorders>
+            <w:tcMar>
+              <w:top w:type="dxa" w:w="80"/>
+              <w:left w:type="dxa" w:w="120"/>
+              <w:bottom w:type="dxa" w:w="80"/>
+              <w:right w:type="dxa" w:w="120"/>
+            </w:tcMar>
+          </w:tcPr>
+          <w:p>
+            <w:r>
+              <w:rPr>
+                <w:b w:val="false"/>
+                <w:bCs w:val="false"/>
+                <w:sz w:val="22"/>
+                <w:szCs w:val="22"/>
+              </w:rPr>
+              <w:t xml:space="preserve">R2</w:t>
+            </w:r>
+          </w:p>
+        </w:tc>
+        <w:tc>
+          <w:tcPr>
+            <w:tcW w:type="dxa" w:w="2000"/>
+            <w:tcBorders>
+              <w:top w:val="single" w:color="CCCCCC" w:sz="1"/>
+              <w:left w:val="single" w:color="CCCCCC" w:sz="1"/>
+              <w:bottom w:val="single" w:color="CCCCCC" w:sz="1"/>
+              <w:right w:val="single" w:color="CCCCCC" w:sz="1"/>
+            </w:tcBorders>
+            <w:tcMar>
+              <w:top w:type="dxa" w:w="80"/>
+              <w:left w:type="dxa" w:w="120"/>
+              <w:bottom w:type="dxa" w:w="80"/>
+              <w:right w:type="dxa" w:w="120"/>
+            </w:tcMar>
+          </w:tcPr>
+          <w:p>
+            <w:r>
+              <w:rPr>
+                <w:b w:val="false"/>
+                <w:bCs w:val="false"/>
+                <w:sz w:val="22"/>
+                <w:szCs w:val="22"/>
+              </w:rPr>
+              <w:t xml:space="preserve">LED resistor 0603</w:t>
+            </w:r>
+          </w:p>
+        </w:tc>
+        <w:tc>
+          <w:tcPr>
+            <w:tcW w:type="dxa" w:w="1200"/>
+            <w:tcBorders>
+              <w:top w:val="single" w:color="CCCCCC" w:sz="1"/>
+              <w:left w:val="single" w:color="CCCCCC" w:sz="1"/>
+              <w:bottom w:val="single" w:color="CCCCCC" w:sz="1"/>
+              <w:right w:val="single" w:color="CCCCCC" w:sz="1"/>
+            </w:tcBorders>
+            <w:tcMar>
+              <w:top w:type="dxa" w:w="80"/>
+              <w:left w:type="dxa" w:w="120"/>
+              <w:bottom w:type="dxa" w:w="80"/>
+              <w:right w:type="dxa" w:w="120"/>
+            </w:tcMar>
+          </w:tcPr>
+          <w:p>
+            <w:r>
+              <w:rPr>
+                <w:b w:val="false"/>
+                <w:bCs w:val="false"/>
+                <w:sz w:val="22"/>
+                <w:szCs w:val="22"/>
+              </w:rPr>
+              <w:t xml:space="preserve">5.1kΩ</w:t>
+            </w:r>
+          </w:p>
+        </w:tc>
+        <w:tc>
+          <w:tcPr>
+            <w:tcW w:type="dxa" w:w="800"/>
+            <w:tcBorders>
+              <w:top w:val="single" w:color="CCCCCC" w:sz="1"/>
+              <w:left w:val="single" w:color="CCCCCC" w:sz="1"/>
+              <w:bottom w:val="single" w:color="CCCCCC" w:sz="1"/>
+              <w:right w:val="single" w:color="CCCCCC" w:sz="1"/>
+            </w:tcBorders>
+            <w:tcMar>
+              <w:top w:type="dxa" w:w="80"/>
+              <w:left w:type="dxa" w:w="120"/>
+              <w:bottom w:type="dxa" w:w="80"/>
+              <w:right w:type="dxa" w:w="120"/>
+            </w:tcMar>
+          </w:tcPr>
+          <w:p>
+            <w:r>
+              <w:rPr>
+                <w:b w:val="false"/>
+                <w:bCs w:val="false"/>
+                <w:sz w:val="22"/>
+                <w:szCs w:val="22"/>
+              </w:rPr>
+              <w:t xml:space="preserve">OMIT</w:t>
+            </w:r>
+          </w:p>
+        </w:tc>
+        <w:tc>
+          <w:tcPr>
+            <w:tcW w:type="dxa" w:w="4960"/>
+            <w:tcBorders>
+              <w:top w:val="single" w:color="CCCCCC" w:sz="1"/>
+              <w:left w:val="single" w:color="CCCCCC" w:sz="1"/>
+              <w:bottom w:val="single" w:color="CCCCCC" w:sz="1"/>
+              <w:right w:val="single" w:color="CCCCCC" w:sz="1"/>
+            </w:tcBorders>
+            <w:tcMar>
+              <w:top w:type="dxa" w:w="80"/>
+              <w:left w:type="dxa" w:w="120"/>
+              <w:bottom w:type="dxa" w:w="80"/>
+              <w:right w:type="dxa" w:w="120"/>
+            </w:tcMar>
+          </w:tcPr>
+          <w:p>
+            <w:r>
+              <w:rPr>
+                <w:b w:val="false"/>
+                <w:bCs w:val="false"/>
+                <w:sz w:val="22"/>
+                <w:szCs w:val="22"/>
+              </w:rPr>
+              <w:t xml:space="preserve">LED current limiter — omit with LED</w:t>
+            </w:r>
+          </w:p>
+        </w:tc>
+      </w:tr>
+      <w:tr>
+        <w:tc>
+          <w:tcPr>
+            <w:tcW w:type="dxa" w:w="600"/>
+            <w:tcBorders>
+              <w:top w:val="single" w:color="CCCCCC" w:sz="1"/>
+              <w:left w:val="single" w:color="CCCCCC" w:sz="1"/>
+              <w:bottom w:val="single" w:color="CCCCCC" w:sz="1"/>
+              <w:right w:val="single" w:color="CCCCCC" w:sz="1"/>
+            </w:tcBorders>
+            <w:tcMar>
+              <w:top w:type="dxa" w:w="80"/>
+              <w:left w:type="dxa" w:w="120"/>
+              <w:bottom w:type="dxa" w:w="80"/>
+              <w:right w:type="dxa" w:w="120"/>
+            </w:tcMar>
+          </w:tcPr>
+          <w:p>
+            <w:r>
+              <w:rPr>
+                <w:b w:val="false"/>
+                <w:bCs w:val="false"/>
+                <w:sz w:val="22"/>
+                <w:szCs w:val="22"/>
+              </w:rPr>
+              <w:t xml:space="preserve">CHG0</w:t>
+            </w:r>
+          </w:p>
+        </w:tc>
+        <w:tc>
+          <w:tcPr>
+            <w:tcW w:type="dxa" w:w="2000"/>
+            <w:tcBorders>
+              <w:top w:val="single" w:color="CCCCCC" w:sz="1"/>
+              <w:left w:val="single" w:color="CCCCCC" w:sz="1"/>
+              <w:bottom w:val="single" w:color="CCCCCC" w:sz="1"/>
+              <w:right w:val="single" w:color="CCCCCC" w:sz="1"/>
+            </w:tcBorders>
+            <w:tcMar>
+              <w:top w:type="dxa" w:w="80"/>
+              <w:left w:type="dxa" w:w="120"/>
+              <w:bottom w:type="dxa" w:w="80"/>
+              <w:right w:type="dxa" w:w="120"/>
+            </w:tcMar>
+          </w:tcPr>
+          <w:p>
+            <w:r>
+              <w:rPr>
+                <w:b w:val="false"/>
+                <w:bCs w:val="false"/>
+                <w:sz w:val="22"/>
+                <w:szCs w:val="22"/>
+              </w:rPr>
+              <w:t xml:space="preserve">LED 0603</w:t>
+            </w:r>
+          </w:p>
+        </w:tc>
+        <w:tc>
+          <w:tcPr>
+            <w:tcW w:type="dxa" w:w="1200"/>
+            <w:tcBorders>
+              <w:top w:val="single" w:color="CCCCCC" w:sz="1"/>
+              <w:left w:val="single" w:color="CCCCCC" w:sz="1"/>
+              <w:bottom w:val="single" w:color="CCCCCC" w:sz="1"/>
+              <w:right w:val="single" w:color="CCCCCC" w:sz="1"/>
+            </w:tcBorders>
+            <w:tcMar>
+              <w:top w:type="dxa" w:w="80"/>
+              <w:left w:type="dxa" w:w="120"/>
+              <w:bottom w:type="dxa" w:w="80"/>
+              <w:right w:type="dxa" w:w="120"/>
+            </w:tcMar>
+          </w:tcPr>
+          <w:p>
+            <w:r>
+              <w:rPr>
+                <w:b w:val="false"/>
+                <w:bCs w:val="false"/>
+                <w:sz w:val="22"/>
+                <w:szCs w:val="22"/>
+              </w:rPr>
+              <w:t xml:space="preserve">Orange</w:t>
+            </w:r>
+          </w:p>
+        </w:tc>
+        <w:tc>
+          <w:tcPr>
+            <w:tcW w:type="dxa" w:w="800"/>
+            <w:tcBorders>
+              <w:top w:val="single" w:color="CCCCCC" w:sz="1"/>
+              <w:left w:val="single" w:color="CCCCCC" w:sz="1"/>
+              <w:bottom w:val="single" w:color="CCCCCC" w:sz="1"/>
+              <w:right w:val="single" w:color="CCCCCC" w:sz="1"/>
+            </w:tcBorders>
+            <w:tcMar>
+              <w:top w:type="dxa" w:w="80"/>
+              <w:left w:type="dxa" w:w="120"/>
+              <w:bottom w:type="dxa" w:w="80"/>
+              <w:right w:type="dxa" w:w="120"/>
+            </w:tcMar>
+          </w:tcPr>
+          <w:p>
+            <w:r>
+              <w:rPr>
+                <w:b w:val="false"/>
+                <w:bCs w:val="false"/>
+                <w:sz w:val="22"/>
+                <w:szCs w:val="22"/>
+              </w:rPr>
+              <w:t xml:space="preserve">OMIT</w:t>
+            </w:r>
+          </w:p>
+        </w:tc>
+        <w:tc>
+          <w:tcPr>
+            <w:tcW w:type="dxa" w:w="4960"/>
+            <w:tcBorders>
+              <w:top w:val="single" w:color="CCCCCC" w:sz="1"/>
+              <w:left w:val="single" w:color="CCCCCC" w:sz="1"/>
+              <w:bottom w:val="single" w:color="CCCCCC" w:sz="1"/>
+              <w:right w:val="single" w:color="CCCCCC" w:sz="1"/>
+            </w:tcBorders>
+            <w:tcMar>
+              <w:top w:type="dxa" w:w="80"/>
+              <w:left w:type="dxa" w:w="120"/>
+              <w:bottom w:type="dxa" w:w="80"/>
+              <w:right w:type="dxa" w:w="120"/>
+            </w:tcMar>
+          </w:tcPr>
+          <w:p>
+            <w:r>
+              <w:rPr>
+                <w:b w:val="false"/>
+                <w:bCs w:val="false"/>
+                <w:sz w:val="22"/>
+                <w:szCs w:val="22"/>
+              </w:rPr>
+              <w:t xml:space="preserve">Not visible in case</w:t>
+            </w:r>
+          </w:p>
+        </w:tc>
+      </w:tr>
+      <w:tr>
+        <w:tc>
+          <w:tcPr>
+            <w:tcW w:type="dxa" w:w="600"/>
+            <w:tcBorders>
+              <w:top w:val="single" w:color="CCCCCC" w:sz="1"/>
+              <w:left w:val="single" w:color="CCCCCC" w:sz="1"/>
+              <w:bottom w:val="single" w:color="CCCCCC" w:sz="1"/>
+              <w:right w:val="single" w:color="CCCCCC" w:sz="1"/>
+            </w:tcBorders>
+            <w:tcMar>
+              <w:top w:type="dxa" w:w="80"/>
+              <w:left w:type="dxa" w:w="120"/>
+              <w:bottom w:type="dxa" w:w="80"/>
+              <w:right w:type="dxa" w:w="120"/>
+            </w:tcMar>
+          </w:tcPr>
+          <w:p>
+            <w:r>
+              <w:rPr>
+                <w:b w:val="false"/>
+                <w:bCs w:val="false"/>
+                <w:sz w:val="22"/>
+                <w:szCs w:val="22"/>
+              </w:rPr>
+              <w:t xml:space="preserve">SW2</w:t>
+            </w:r>
+          </w:p>
+        </w:tc>
+        <w:tc>
+          <w:tcPr>
+            <w:tcW w:type="dxa" w:w="2000"/>
+            <w:tcBorders>
+              <w:top w:val="single" w:color="CCCCCC" w:sz="1"/>
+              <w:left w:val="single" w:color="CCCCCC" w:sz="1"/>
+              <w:bottom w:val="single" w:color="CCCCCC" w:sz="1"/>
+              <w:right w:val="single" w:color="CCCCCC" w:sz="1"/>
+            </w:tcBorders>
+            <w:tcMar>
+              <w:top w:type="dxa" w:w="80"/>
+              <w:left w:type="dxa" w:w="120"/>
+              <w:bottom w:type="dxa" w:w="80"/>
+              <w:right w:type="dxa" w:w="120"/>
+            </w:tcMar>
+          </w:tcPr>
+          <w:p>
+            <w:r>
+              <w:rPr>
+                <w:b w:val="false"/>
+                <w:bCs w:val="false"/>
+                <w:sz w:val="22"/>
+                <w:szCs w:val="22"/>
+              </w:rPr>
+              <w:t xml:space="preserve">DPDT switch</w:t>
+            </w:r>
+          </w:p>
+        </w:tc>
+        <w:tc>
+          <w:tcPr>
+            <w:tcW w:type="dxa" w:w="1200"/>
+            <w:tcBorders>
+              <w:top w:val="single" w:color="CCCCCC" w:sz="1"/>
+              <w:left w:val="single" w:color="CCCCCC" w:sz="1"/>
+              <w:bottom w:val="single" w:color="CCCCCC" w:sz="1"/>
+              <w:right w:val="single" w:color="CCCCCC" w:sz="1"/>
+            </w:tcBorders>
+            <w:tcMar>
+              <w:top w:type="dxa" w:w="80"/>
+              <w:left w:type="dxa" w:w="120"/>
+              <w:bottom w:type="dxa" w:w="80"/>
+              <w:right w:type="dxa" w:w="120"/>
+            </w:tcMar>
+          </w:tcPr>
+          <w:p>
+            <w:r>
+              <w:rPr>
+                <w:b w:val="false"/>
+                <w:bCs w:val="false"/>
+                <w:sz w:val="22"/>
+                <w:szCs w:val="22"/>
+              </w:rPr>
+              <w:t xml:space="preserve">EG1390</w:t>
+            </w:r>
+          </w:p>
+        </w:tc>
+        <w:tc>
+          <w:tcPr>
+            <w:tcW w:type="dxa" w:w="800"/>
+            <w:tcBorders>
+              <w:top w:val="single" w:color="CCCCCC" w:sz="1"/>
+              <w:left w:val="single" w:color="CCCCCC" w:sz="1"/>
+              <w:bottom w:val="single" w:color="CCCCCC" w:sz="1"/>
+              <w:right w:val="single" w:color="CCCCCC" w:sz="1"/>
+            </w:tcBorders>
+            <w:tcMar>
+              <w:top w:type="dxa" w:w="80"/>
+              <w:left w:type="dxa" w:w="120"/>
+              <w:bottom w:type="dxa" w:w="80"/>
+              <w:right w:type="dxa" w:w="120"/>
+            </w:tcMar>
+          </w:tcPr>
+          <w:p>
+            <w:r>
+              <w:rPr>
+                <w:b w:val="false"/>
+                <w:bCs w:val="false"/>
+                <w:sz w:val="22"/>
+                <w:szCs w:val="22"/>
+              </w:rPr>
+              <w:t xml:space="preserve">OMIT</w:t>
+            </w:r>
+          </w:p>
+        </w:tc>
+        <w:tc>
+          <w:tcPr>
+            <w:tcW w:type="dxa" w:w="4960"/>
+            <w:tcBorders>
+              <w:top w:val="single" w:color="CCCCCC" w:sz="1"/>
+              <w:left w:val="single" w:color="CCCCCC" w:sz="1"/>
+              <w:bottom w:val="single" w:color="CCCCCC" w:sz="1"/>
+              <w:right w:val="single" w:color="CCCCCC" w:sz="1"/>
+            </w:tcBorders>
+            <w:tcMar>
+              <w:top w:type="dxa" w:w="80"/>
+              <w:left w:type="dxa" w:w="120"/>
+              <w:bottom w:type="dxa" w:w="80"/>
+              <w:right w:type="dxa" w:w="120"/>
+            </w:tcMar>
+          </w:tcPr>
+          <w:p>
+            <w:r>
+              <w:rPr>
+                <w:b w:val="false"/>
+                <w:bCs w:val="false"/>
+                <w:sz w:val="22"/>
+                <w:szCs w:val="22"/>
+              </w:rPr>
+              <w:t xml:space="preserve">Not accessible in case</w:t>
+            </w:r>
+          </w:p>
+        </w:tc>
+      </w:tr>
+      <w:tr>
+        <w:tc>
+          <w:tcPr>
+            <w:tcW w:type="dxa" w:w="600"/>
+            <w:tcBorders>
+              <w:top w:val="single" w:color="CCCCCC" w:sz="1"/>
+              <w:left w:val="single" w:color="CCCCCC" w:sz="1"/>
+              <w:bottom w:val="single" w:color="CCCCCC" w:sz="1"/>
+              <w:right w:val="single" w:color="CCCCCC" w:sz="1"/>
+            </w:tcBorders>
+            <w:tcMar>
+              <w:top w:type="dxa" w:w="80"/>
+              <w:left w:type="dxa" w:w="120"/>
+              <w:bottom w:type="dxa" w:w="80"/>
+              <w:right w:type="dxa" w:w="120"/>
+            </w:tcMar>
+          </w:tcPr>
+          <w:p>
+            <w:r>
+              <w:rPr>
+                <w:b w:val="false"/>
+                <w:bCs w:val="false"/>
+                <w:sz w:val="22"/>
+                <w:szCs w:val="22"/>
+              </w:rPr>
+              <w:t xml:space="preserve">X1</w:t>
+            </w:r>
+          </w:p>
+        </w:tc>
+        <w:tc>
+          <w:tcPr>
+            <w:tcW w:type="dxa" w:w="2000"/>
+            <w:tcBorders>
+              <w:top w:val="single" w:color="CCCCCC" w:sz="1"/>
+              <w:left w:val="single" w:color="CCCCCC" w:sz="1"/>
+              <w:bottom w:val="single" w:color="CCCCCC" w:sz="1"/>
+              <w:right w:val="single" w:color="CCCCCC" w:sz="1"/>
+            </w:tcBorders>
+            <w:tcMar>
+              <w:top w:type="dxa" w:w="80"/>
+              <w:left w:type="dxa" w:w="120"/>
+              <w:bottom w:type="dxa" w:w="80"/>
+              <w:right w:type="dxa" w:w="120"/>
+            </w:tcMar>
+          </w:tcPr>
+          <w:p>
+            <w:r>
+              <w:rPr>
+                <w:b w:val="false"/>
+                <w:bCs w:val="false"/>
+                <w:sz w:val="22"/>
+                <w:szCs w:val="22"/>
+              </w:rPr>
+              <w:t xml:space="preserve">JST-PH 2-pin</w:t>
+            </w:r>
+          </w:p>
+        </w:tc>
+        <w:tc>
+          <w:tcPr>
+            <w:tcW w:type="dxa" w:w="1200"/>
+            <w:tcBorders>
+              <w:top w:val="single" w:color="CCCCCC" w:sz="1"/>
+              <w:left w:val="single" w:color="CCCCCC" w:sz="1"/>
+              <w:bottom w:val="single" w:color="CCCCCC" w:sz="1"/>
+              <w:right w:val="single" w:color="CCCCCC" w:sz="1"/>
+            </w:tcBorders>
+            <w:tcMar>
+              <w:top w:type="dxa" w:w="80"/>
+              <w:left w:type="dxa" w:w="120"/>
+              <w:bottom w:type="dxa" w:w="80"/>
+              <w:right w:type="dxa" w:w="120"/>
+            </w:tcMar>
+          </w:tcPr>
+          <w:p>
+            <w:r>
+              <w:rPr>
+                <w:b w:val="false"/>
+                <w:bCs w:val="false"/>
+                <w:sz w:val="22"/>
+                <w:szCs w:val="22"/>
+              </w:rPr>
+              <w:t xml:space="preserve">—</w:t>
+            </w:r>
+          </w:p>
+        </w:tc>
+        <w:tc>
+          <w:tcPr>
+            <w:tcW w:type="dxa" w:w="800"/>
+            <w:tcBorders>
+              <w:top w:val="single" w:color="CCCCCC" w:sz="1"/>
+              <w:left w:val="single" w:color="CCCCCC" w:sz="1"/>
+              <w:bottom w:val="single" w:color="CCCCCC" w:sz="1"/>
+              <w:right w:val="single" w:color="CCCCCC" w:sz="1"/>
+            </w:tcBorders>
+            <w:tcMar>
+              <w:top w:type="dxa" w:w="80"/>
+              <w:left w:type="dxa" w:w="120"/>
+              <w:bottom w:type="dxa" w:w="80"/>
+              <w:right w:type="dxa" w:w="120"/>
+            </w:tcMar>
+          </w:tcPr>
+          <w:p>
+            <w:r>
+              <w:rPr>
+                <w:b w:val="false"/>
+                <w:bCs w:val="false"/>
+                <w:sz w:val="22"/>
+                <w:szCs w:val="22"/>
+              </w:rPr>
+              <w:t xml:space="preserve">OMIT</w:t>
+            </w:r>
+          </w:p>
+        </w:tc>
+        <w:tc>
+          <w:tcPr>
+            <w:tcW w:type="dxa" w:w="4960"/>
+            <w:tcBorders>
+              <w:top w:val="single" w:color="CCCCCC" w:sz="1"/>
+              <w:left w:val="single" w:color="CCCCCC" w:sz="1"/>
+              <w:bottom w:val="single" w:color="CCCCCC" w:sz="1"/>
+              <w:right w:val="single" w:color="CCCCCC" w:sz="1"/>
+            </w:tcBorders>
+            <w:tcMar>
+              <w:top w:type="dxa" w:w="80"/>
+              <w:left w:type="dxa" w:w="120"/>
+              <w:bottom w:type="dxa" w:w="80"/>
+              <w:right w:type="dxa" w:w="120"/>
+            </w:tcMar>
+          </w:tcPr>
+          <w:p>
+            <w:r>
+              <w:rPr>
+                <w:b w:val="false"/>
+                <w:bCs w:val="false"/>
+                <w:sz w:val="22"/>
+                <w:szCs w:val="22"/>
+              </w:rPr>
+              <w:t xml:space="preserve">Replaced with through-hole solder pads</w:t>
             </w:r>
           </w:p>
         </w:tc>
       </w:tr>
     </w:tbl>
+    <w:p/>
+    <w:p>
+      <w:r>
+        <w:rPr>
+          <w:sz w:val="24"/>
+          <w:szCs w:val="24"/>
+        </w:rPr>
+        <w:t xml:space="preserve">Voltage divider: +5V USB rail → R1 → A2 → R3 → GND. Above 4.3V on A2 = USB charging detected. Voltage clamped to 4.2V before % calculation. bat_percent reflects actual level even when charging.</w:t>
+      </w:r>
+    </w:p>
     <w:p/>
     <w:p>
       <w:pPr>
@@ -9506,16 +10945,6 @@
     </w:tbl>
     <w:p/>
     <w:p>
-      <w:r>
-        <w:rPr>
-          <w:sz w:val="24"/>
-          <w:szCs w:val="24"/>
-        </w:rPr>
-        <w:t xml:space="preserve">Voltage read once per minute. A2 deinited, ADC read, A2 reinited. Above 4.3V = USB charging. Voltage clamped to 4.2V before % calculation — prevents USB voltage (~4.49V) from corrupting reading. bat_percent always reflects actual charge level even when charging.</w:t>
-      </w:r>
-    </w:p>
-    <w:p/>
-    <w:p>
       <w:pPr>
         <w:pStyle w:val="Heading2"/>
       </w:pPr>
@@ -9529,17 +10958,7 @@
           <w:sz w:val="24"/>
           <w:szCs w:val="24"/>
         </w:rPr>
-        <w:t xml:space="preserve">DIM_AFTER_S=300 (5 minutes). BL_DIM=16384 (25%). BL_FULL=65535. Clock mode: A2 wakes without entering time-set. Metro/Tuner: first press wakes only, second press fires action. is_waking() guard on all button handlers.</w:t>
-      </w:r>
-    </w:p>
-    <w:p/>
-    <w:p>
-      <w:r>
-        <w:rPr>
-          <w:sz w:val="24"/>
-          <w:szCs w:val="24"/>
-        </w:rPr>
-        <w:t xml:space="preserve">Power impact: backlight draws ~35mA at full brightness, ~9mA at 25% dim — a 26mA saving. With 5-minute timeout and typical wear (glancing for ~1 minute every 5-10 minutes), the display spends most of its time dimmed. This is the single largest power saving lever available without hardware changes.</w:t>
+        <w:t xml:space="preserve">DIM_AFTER_S=300 (5 minutes). BL_DIM=16384 (25%). BL_FULL=65535. Power impact: ~35mA full brightness → ~9mA at 25% dim, saving ~26mA. With 5-minute timeout this is the single largest power saving lever without hardware changes.</w:t>
       </w:r>
     </w:p>
     <w:p/>
@@ -9548,7 +10967,7 @@
         <w:pStyle w:val="Heading2"/>
       </w:pPr>
       <w:r>
-        <w:t xml:space="preserve">Real world battery tests (400mAh, pre-optimization settings)</w:t>
+        <w:t xml:space="preserve">Real world battery tests (400mAh)</w:t>
       </w:r>
     </w:p>
     <w:tbl>
@@ -9910,7 +11329,7 @@
                 <w:sz w:val="22"/>
                 <w:szCs w:val="22"/>
               </w:rPr>
-              <w:t xml:space="preserve">Estimated 7–9 hours. Static display, buzzer only.</w:t>
+              <w:t xml:space="preserve">Estimated 7–9 hours total</w:t>
             </w:r>
           </w:p>
         </w:tc>
@@ -9996,7 +11415,7 @@
                 <w:sz w:val="22"/>
                 <w:szCs w:val="22"/>
               </w:rPr>
-              <w:t xml:space="preserve">5min dim, 25% brightness. Green→yellow at 2h, red at 7h.</w:t>
+              <w:t xml:space="preserve">5min dim, 25% brightness</w:t>
             </w:r>
           </w:p>
         </w:tc>
@@ -10342,7 +11761,7 @@
                 <w:sz w:val="22"/>
                 <w:szCs w:val="22"/>
               </w:rPr>
-              <w:t xml:space="preserve">65535 (100%)</w:t>
+              <w:t xml:space="preserve">65535</w:t>
             </w:r>
           </w:p>
         </w:tc>
@@ -10456,7 +11875,7 @@
                 <w:sz w:val="22"/>
                 <w:szCs w:val="22"/>
               </w:rPr>
-              <w:t xml:space="preserve">Motor PWM duty — tune once cased</w:t>
+              <w:t xml:space="preserve">Motor PWM — tune once cased</w:t>
             </w:r>
           </w:p>
         </w:tc>
@@ -10628,7 +12047,7 @@
                 <w:sz w:val="22"/>
                 <w:szCs w:val="22"/>
               </w:rPr>
-              <w:t xml:space="preserve">USB charging detection threshold (volts)</w:t>
+              <w:t xml:space="preserve">USB charging detection threshold</w:t>
             </w:r>
           </w:p>
         </w:tc>
@@ -10800,7 +12219,7 @@
                 <w:sz w:val="22"/>
                 <w:szCs w:val="22"/>
               </w:rPr>
-              <w:t xml:space="preserve">Individual button long-press threshold — independent of BOTH_HOLD_S</w:t>
+              <w:t xml:space="preserve">Individual button long-press — independent of BOTH_HOLD_S</w:t>
             </w:r>
           </w:p>
         </w:tc>
@@ -10886,7 +12305,7 @@
                 <w:sz w:val="22"/>
                 <w:szCs w:val="22"/>
               </w:rPr>
-              <w:t xml:space="preserve">Tuner ring-out duration after strike</w:t>
+              <w:t xml:space="preserve">Ring-out duration</w:t>
             </w:r>
           </w:p>
         </w:tc>
@@ -10972,7 +12391,7 @@
                 <w:sz w:val="22"/>
                 <w:szCs w:val="22"/>
               </w:rPr>
-              <w:t xml:space="preserve">Tuner fork and line flash duration on strike</w:t>
+              <w:t xml:space="preserve">Fork and line flash duration on strike</w:t>
             </w:r>
           </w:p>
         </w:tc>
@@ -11058,7 +12477,7 @@
                 <w:sz w:val="22"/>
                 <w:szCs w:val="22"/>
               </w:rPr>
-              <w:t xml:space="preserve">Metronome BPM range</w:t>
+              <w:t xml:space="preserve">Metronome range</w:t>
             </w:r>
           </w:p>
         </w:tc>
@@ -11144,7 +12563,7 @@
                 <w:sz w:val="22"/>
                 <w:szCs w:val="22"/>
               </w:rPr>
-              <w:t xml:space="preserve">BPM increment per button press</w:t>
+              <w:t xml:space="preserve">BPM increment per press</w:t>
             </w:r>
           </w:p>
         </w:tc>
@@ -11876,609 +13295,6 @@
         <w:pStyle w:val="Heading1"/>
       </w:pPr>
       <w:r>
-        <w:t xml:space="preserve">Motor Strength Control</w:t>
-      </w:r>
-    </w:p>
-    <w:tbl>
-      <w:tblPr>
-        <w:tblW w:type="dxa" w:w="9360"/>
-        <w:tblBorders>
-          <w:top w:val="single" w:color="auto" w:sz="4"/>
-          <w:left w:val="single" w:color="auto" w:sz="4"/>
-          <w:bottom w:val="single" w:color="auto" w:sz="4"/>
-          <w:right w:val="single" w:color="auto" w:sz="4"/>
-          <w:insideH w:val="single" w:color="auto" w:sz="4"/>
-          <w:insideV w:val="single" w:color="auto" w:sz="4"/>
-        </w:tblBorders>
-      </w:tblPr>
-      <w:tblGrid>
-        <w:gridCol w:w="2000"/>
-        <w:gridCol w:w="1400"/>
-        <w:gridCol w:w="2000"/>
-        <w:gridCol w:w="3960"/>
-      </w:tblGrid>
-      <w:tr>
-        <w:tc>
-          <w:tcPr>
-            <w:tcW w:type="dxa" w:w="2000"/>
-            <w:tcBorders>
-              <w:top w:val="single" w:color="CCCCCC" w:sz="1"/>
-              <w:left w:val="single" w:color="CCCCCC" w:sz="1"/>
-              <w:bottom w:val="single" w:color="CCCCCC" w:sz="1"/>
-              <w:right w:val="single" w:color="CCCCCC" w:sz="1"/>
-            </w:tcBorders>
-            <w:shd w:fill="D5E8F0" w:val="clear"/>
-            <w:tcMar>
-              <w:top w:type="dxa" w:w="80"/>
-              <w:left w:type="dxa" w:w="120"/>
-              <w:bottom w:type="dxa" w:w="80"/>
-              <w:right w:type="dxa" w:w="120"/>
-            </w:tcMar>
-          </w:tcPr>
-          <w:p>
-            <w:r>
-              <w:rPr>
-                <w:b/>
-                <w:bCs/>
-                <w:sz w:val="22"/>
-                <w:szCs w:val="22"/>
-              </w:rPr>
-              <w:t xml:space="preserve">MOTOR_STRENGTH</w:t>
-            </w:r>
-          </w:p>
-        </w:tc>
-        <w:tc>
-          <w:tcPr>
-            <w:tcW w:type="dxa" w:w="1400"/>
-            <w:tcBorders>
-              <w:top w:val="single" w:color="CCCCCC" w:sz="1"/>
-              <w:left w:val="single" w:color="CCCCCC" w:sz="1"/>
-              <w:bottom w:val="single" w:color="CCCCCC" w:sz="1"/>
-              <w:right w:val="single" w:color="CCCCCC" w:sz="1"/>
-            </w:tcBorders>
-            <w:shd w:fill="D5E8F0" w:val="clear"/>
-            <w:tcMar>
-              <w:top w:type="dxa" w:w="80"/>
-              <w:left w:type="dxa" w:w="120"/>
-              <w:bottom w:type="dxa" w:w="80"/>
-              <w:right w:type="dxa" w:w="120"/>
-            </w:tcMar>
-          </w:tcPr>
-          <w:p>
-            <w:r>
-              <w:rPr>
-                <w:b/>
-                <w:bCs/>
-                <w:sz w:val="22"/>
-                <w:szCs w:val="22"/>
-              </w:rPr>
-              <w:t xml:space="preserve">Duty cycle</w:t>
-            </w:r>
-          </w:p>
-        </w:tc>
-        <w:tc>
-          <w:tcPr>
-            <w:tcW w:type="dxa" w:w="2000"/>
-            <w:tcBorders>
-              <w:top w:val="single" w:color="CCCCCC" w:sz="1"/>
-              <w:left w:val="single" w:color="CCCCCC" w:sz="1"/>
-              <w:bottom w:val="single" w:color="CCCCCC" w:sz="1"/>
-              <w:right w:val="single" w:color="CCCCCC" w:sz="1"/>
-            </w:tcBorders>
-            <w:shd w:fill="D5E8F0" w:val="clear"/>
-            <w:tcMar>
-              <w:top w:type="dxa" w:w="80"/>
-              <w:left w:type="dxa" w:w="120"/>
-              <w:bottom w:type="dxa" w:w="80"/>
-              <w:right w:type="dxa" w:w="120"/>
-            </w:tcMar>
-          </w:tcPr>
-          <w:p>
-            <w:r>
-              <w:rPr>
-                <w:b/>
-                <w:bCs/>
-                <w:sz w:val="22"/>
-                <w:szCs w:val="22"/>
-              </w:rPr>
-              <w:t xml:space="preserve">Strength</w:t>
-            </w:r>
-          </w:p>
-        </w:tc>
-        <w:tc>
-          <w:tcPr>
-            <w:tcW w:type="dxa" w:w="3960"/>
-            <w:tcBorders>
-              <w:top w:val="single" w:color="CCCCCC" w:sz="1"/>
-              <w:left w:val="single" w:color="CCCCCC" w:sz="1"/>
-              <w:bottom w:val="single" w:color="CCCCCC" w:sz="1"/>
-              <w:right w:val="single" w:color="CCCCCC" w:sz="1"/>
-            </w:tcBorders>
-            <w:shd w:fill="D5E8F0" w:val="clear"/>
-            <w:tcMar>
-              <w:top w:type="dxa" w:w="80"/>
-              <w:left w:type="dxa" w:w="120"/>
-              <w:bottom w:type="dxa" w:w="80"/>
-              <w:right w:type="dxa" w:w="120"/>
-            </w:tcMar>
-          </w:tcPr>
-          <w:p>
-            <w:r>
-              <w:rPr>
-                <w:b/>
-                <w:bCs/>
-                <w:sz w:val="22"/>
-                <w:szCs w:val="22"/>
-              </w:rPr>
-              <w:t xml:space="preserve">Notes</w:t>
-            </w:r>
-          </w:p>
-        </w:tc>
-      </w:tr>
-      <w:tr>
-        <w:tc>
-          <w:tcPr>
-            <w:tcW w:type="dxa" w:w="2000"/>
-            <w:tcBorders>
-              <w:top w:val="single" w:color="CCCCCC" w:sz="1"/>
-              <w:left w:val="single" w:color="CCCCCC" w:sz="1"/>
-              <w:bottom w:val="single" w:color="CCCCCC" w:sz="1"/>
-              <w:right w:val="single" w:color="CCCCCC" w:sz="1"/>
-            </w:tcBorders>
-            <w:tcMar>
-              <w:top w:type="dxa" w:w="80"/>
-              <w:left w:type="dxa" w:w="120"/>
-              <w:bottom w:type="dxa" w:w="80"/>
-              <w:right w:type="dxa" w:w="120"/>
-            </w:tcMar>
-          </w:tcPr>
-          <w:p>
-            <w:r>
-              <w:rPr>
-                <w:b w:val="false"/>
-                <w:bCs w:val="false"/>
-                <w:sz w:val="22"/>
-                <w:szCs w:val="22"/>
-              </w:rPr>
-              <w:t xml:space="preserve">16384</w:t>
-            </w:r>
-          </w:p>
-        </w:tc>
-        <w:tc>
-          <w:tcPr>
-            <w:tcW w:type="dxa" w:w="1400"/>
-            <w:tcBorders>
-              <w:top w:val="single" w:color="CCCCCC" w:sz="1"/>
-              <w:left w:val="single" w:color="CCCCCC" w:sz="1"/>
-              <w:bottom w:val="single" w:color="CCCCCC" w:sz="1"/>
-              <w:right w:val="single" w:color="CCCCCC" w:sz="1"/>
-            </w:tcBorders>
-            <w:tcMar>
-              <w:top w:type="dxa" w:w="80"/>
-              <w:left w:type="dxa" w:w="120"/>
-              <w:bottom w:type="dxa" w:w="80"/>
-              <w:right w:type="dxa" w:w="120"/>
-            </w:tcMar>
-          </w:tcPr>
-          <w:p>
-            <w:r>
-              <w:rPr>
-                <w:b w:val="false"/>
-                <w:bCs w:val="false"/>
-                <w:sz w:val="22"/>
-                <w:szCs w:val="22"/>
-              </w:rPr>
-              <w:t xml:space="preserve">25%</w:t>
-            </w:r>
-          </w:p>
-        </w:tc>
-        <w:tc>
-          <w:tcPr>
-            <w:tcW w:type="dxa" w:w="2000"/>
-            <w:tcBorders>
-              <w:top w:val="single" w:color="CCCCCC" w:sz="1"/>
-              <w:left w:val="single" w:color="CCCCCC" w:sz="1"/>
-              <w:bottom w:val="single" w:color="CCCCCC" w:sz="1"/>
-              <w:right w:val="single" w:color="CCCCCC" w:sz="1"/>
-            </w:tcBorders>
-            <w:tcMar>
-              <w:top w:type="dxa" w:w="80"/>
-              <w:left w:type="dxa" w:w="120"/>
-              <w:bottom w:type="dxa" w:w="80"/>
-              <w:right w:type="dxa" w:w="120"/>
-            </w:tcMar>
-          </w:tcPr>
-          <w:p>
-            <w:r>
-              <w:rPr>
-                <w:b w:val="false"/>
-                <w:bCs w:val="false"/>
-                <w:sz w:val="22"/>
-                <w:szCs w:val="22"/>
-              </w:rPr>
-              <w:t xml:space="preserve">Weak</w:t>
-            </w:r>
-          </w:p>
-        </w:tc>
-        <w:tc>
-          <w:tcPr>
-            <w:tcW w:type="dxa" w:w="3960"/>
-            <w:tcBorders>
-              <w:top w:val="single" w:color="CCCCCC" w:sz="1"/>
-              <w:left w:val="single" w:color="CCCCCC" w:sz="1"/>
-              <w:bottom w:val="single" w:color="CCCCCC" w:sz="1"/>
-              <w:right w:val="single" w:color="CCCCCC" w:sz="1"/>
-            </w:tcBorders>
-            <w:tcMar>
-              <w:top w:type="dxa" w:w="80"/>
-              <w:left w:type="dxa" w:w="120"/>
-              <w:bottom w:type="dxa" w:w="80"/>
-              <w:right w:type="dxa" w:w="120"/>
-            </w:tcMar>
-          </w:tcPr>
-          <w:p>
-            <w:r>
-              <w:rPr>
-                <w:b w:val="false"/>
-                <w:bCs w:val="false"/>
-                <w:sz w:val="22"/>
-                <w:szCs w:val="22"/>
-              </w:rPr>
-              <w:t xml:space="preserve">May not start reliably — ERM minimum ~20-30%</w:t>
-            </w:r>
-          </w:p>
-        </w:tc>
-      </w:tr>
-      <w:tr>
-        <w:tc>
-          <w:tcPr>
-            <w:tcW w:type="dxa" w:w="2000"/>
-            <w:tcBorders>
-              <w:top w:val="single" w:color="CCCCCC" w:sz="1"/>
-              <w:left w:val="single" w:color="CCCCCC" w:sz="1"/>
-              <w:bottom w:val="single" w:color="CCCCCC" w:sz="1"/>
-              <w:right w:val="single" w:color="CCCCCC" w:sz="1"/>
-            </w:tcBorders>
-            <w:tcMar>
-              <w:top w:type="dxa" w:w="80"/>
-              <w:left w:type="dxa" w:w="120"/>
-              <w:bottom w:type="dxa" w:w="80"/>
-              <w:right w:type="dxa" w:w="120"/>
-            </w:tcMar>
-          </w:tcPr>
-          <w:p>
-            <w:r>
-              <w:rPr>
-                <w:b w:val="false"/>
-                <w:bCs w:val="false"/>
-                <w:sz w:val="22"/>
-                <w:szCs w:val="22"/>
-              </w:rPr>
-              <w:t xml:space="preserve">32768</w:t>
-            </w:r>
-          </w:p>
-        </w:tc>
-        <w:tc>
-          <w:tcPr>
-            <w:tcW w:type="dxa" w:w="1400"/>
-            <w:tcBorders>
-              <w:top w:val="single" w:color="CCCCCC" w:sz="1"/>
-              <w:left w:val="single" w:color="CCCCCC" w:sz="1"/>
-              <w:bottom w:val="single" w:color="CCCCCC" w:sz="1"/>
-              <w:right w:val="single" w:color="CCCCCC" w:sz="1"/>
-            </w:tcBorders>
-            <w:tcMar>
-              <w:top w:type="dxa" w:w="80"/>
-              <w:left w:type="dxa" w:w="120"/>
-              <w:bottom w:type="dxa" w:w="80"/>
-              <w:right w:type="dxa" w:w="120"/>
-            </w:tcMar>
-          </w:tcPr>
-          <w:p>
-            <w:r>
-              <w:rPr>
-                <w:b w:val="false"/>
-                <w:bCs w:val="false"/>
-                <w:sz w:val="22"/>
-                <w:szCs w:val="22"/>
-              </w:rPr>
-              <w:t xml:space="preserve">50%</w:t>
-            </w:r>
-          </w:p>
-        </w:tc>
-        <w:tc>
-          <w:tcPr>
-            <w:tcW w:type="dxa" w:w="2000"/>
-            <w:tcBorders>
-              <w:top w:val="single" w:color="CCCCCC" w:sz="1"/>
-              <w:left w:val="single" w:color="CCCCCC" w:sz="1"/>
-              <w:bottom w:val="single" w:color="CCCCCC" w:sz="1"/>
-              <w:right w:val="single" w:color="CCCCCC" w:sz="1"/>
-            </w:tcBorders>
-            <w:tcMar>
-              <w:top w:type="dxa" w:w="80"/>
-              <w:left w:type="dxa" w:w="120"/>
-              <w:bottom w:type="dxa" w:w="80"/>
-              <w:right w:type="dxa" w:w="120"/>
-            </w:tcMar>
-          </w:tcPr>
-          <w:p>
-            <w:r>
-              <w:rPr>
-                <w:b w:val="false"/>
-                <w:bCs w:val="false"/>
-                <w:sz w:val="22"/>
-                <w:szCs w:val="22"/>
-              </w:rPr>
-              <w:t xml:space="preserve">Medium</w:t>
-            </w:r>
-          </w:p>
-        </w:tc>
-        <w:tc>
-          <w:tcPr>
-            <w:tcW w:type="dxa" w:w="3960"/>
-            <w:tcBorders>
-              <w:top w:val="single" w:color="CCCCCC" w:sz="1"/>
-              <w:left w:val="single" w:color="CCCCCC" w:sz="1"/>
-              <w:bottom w:val="single" w:color="CCCCCC" w:sz="1"/>
-              <w:right w:val="single" w:color="CCCCCC" w:sz="1"/>
-            </w:tcBorders>
-            <w:tcMar>
-              <w:top w:type="dxa" w:w="80"/>
-              <w:left w:type="dxa" w:w="120"/>
-              <w:bottom w:type="dxa" w:w="80"/>
-              <w:right w:type="dxa" w:w="120"/>
-            </w:tcMar>
-          </w:tcPr>
-          <w:p>
-            <w:r>
-              <w:rPr>
-                <w:b w:val="false"/>
-                <w:bCs w:val="false"/>
-                <w:sz w:val="22"/>
-                <w:szCs w:val="22"/>
-              </w:rPr>
-              <w:t xml:space="preserve">Safe lower bound for reliable starts</w:t>
-            </w:r>
-          </w:p>
-        </w:tc>
-      </w:tr>
-      <w:tr>
-        <w:tc>
-          <w:tcPr>
-            <w:tcW w:type="dxa" w:w="2000"/>
-            <w:tcBorders>
-              <w:top w:val="single" w:color="CCCCCC" w:sz="1"/>
-              <w:left w:val="single" w:color="CCCCCC" w:sz="1"/>
-              <w:bottom w:val="single" w:color="CCCCCC" w:sz="1"/>
-              <w:right w:val="single" w:color="CCCCCC" w:sz="1"/>
-            </w:tcBorders>
-            <w:tcMar>
-              <w:top w:type="dxa" w:w="80"/>
-              <w:left w:type="dxa" w:w="120"/>
-              <w:bottom w:type="dxa" w:w="80"/>
-              <w:right w:type="dxa" w:w="120"/>
-            </w:tcMar>
-          </w:tcPr>
-          <w:p>
-            <w:r>
-              <w:rPr>
-                <w:b w:val="false"/>
-                <w:bCs w:val="false"/>
-                <w:sz w:val="22"/>
-                <w:szCs w:val="22"/>
-              </w:rPr>
-              <w:t xml:space="preserve">49151</w:t>
-            </w:r>
-          </w:p>
-        </w:tc>
-        <w:tc>
-          <w:tcPr>
-            <w:tcW w:type="dxa" w:w="1400"/>
-            <w:tcBorders>
-              <w:top w:val="single" w:color="CCCCCC" w:sz="1"/>
-              <w:left w:val="single" w:color="CCCCCC" w:sz="1"/>
-              <w:bottom w:val="single" w:color="CCCCCC" w:sz="1"/>
-              <w:right w:val="single" w:color="CCCCCC" w:sz="1"/>
-            </w:tcBorders>
-            <w:tcMar>
-              <w:top w:type="dxa" w:w="80"/>
-              <w:left w:type="dxa" w:w="120"/>
-              <w:bottom w:type="dxa" w:w="80"/>
-              <w:right w:type="dxa" w:w="120"/>
-            </w:tcMar>
-          </w:tcPr>
-          <w:p>
-            <w:r>
-              <w:rPr>
-                <w:b w:val="false"/>
-                <w:bCs w:val="false"/>
-                <w:sz w:val="22"/>
-                <w:szCs w:val="22"/>
-              </w:rPr>
-              <w:t xml:space="preserve">75%</w:t>
-            </w:r>
-          </w:p>
-        </w:tc>
-        <w:tc>
-          <w:tcPr>
-            <w:tcW w:type="dxa" w:w="2000"/>
-            <w:tcBorders>
-              <w:top w:val="single" w:color="CCCCCC" w:sz="1"/>
-              <w:left w:val="single" w:color="CCCCCC" w:sz="1"/>
-              <w:bottom w:val="single" w:color="CCCCCC" w:sz="1"/>
-              <w:right w:val="single" w:color="CCCCCC" w:sz="1"/>
-            </w:tcBorders>
-            <w:tcMar>
-              <w:top w:type="dxa" w:w="80"/>
-              <w:left w:type="dxa" w:w="120"/>
-              <w:bottom w:type="dxa" w:w="80"/>
-              <w:right w:type="dxa" w:w="120"/>
-            </w:tcMar>
-          </w:tcPr>
-          <w:p>
-            <w:r>
-              <w:rPr>
-                <w:b w:val="false"/>
-                <w:bCs w:val="false"/>
-                <w:sz w:val="22"/>
-                <w:szCs w:val="22"/>
-              </w:rPr>
-              <w:t xml:space="preserve">Strong (default)</w:t>
-            </w:r>
-          </w:p>
-        </w:tc>
-        <w:tc>
-          <w:tcPr>
-            <w:tcW w:type="dxa" w:w="3960"/>
-            <w:tcBorders>
-              <w:top w:val="single" w:color="CCCCCC" w:sz="1"/>
-              <w:left w:val="single" w:color="CCCCCC" w:sz="1"/>
-              <w:bottom w:val="single" w:color="CCCCCC" w:sz="1"/>
-              <w:right w:val="single" w:color="CCCCCC" w:sz="1"/>
-            </w:tcBorders>
-            <w:tcMar>
-              <w:top w:type="dxa" w:w="80"/>
-              <w:left w:type="dxa" w:w="120"/>
-              <w:bottom w:type="dxa" w:w="80"/>
-              <w:right w:type="dxa" w:w="120"/>
-            </w:tcMar>
-          </w:tcPr>
-          <w:p>
-            <w:r>
-              <w:rPr>
-                <w:b w:val="false"/>
-                <w:bCs w:val="false"/>
-                <w:sz w:val="22"/>
-                <w:szCs w:val="22"/>
-              </w:rPr>
-              <w:t xml:space="preserve">Good balance of feel and power</w:t>
-            </w:r>
-          </w:p>
-        </w:tc>
-      </w:tr>
-      <w:tr>
-        <w:tc>
-          <w:tcPr>
-            <w:tcW w:type="dxa" w:w="2000"/>
-            <w:tcBorders>
-              <w:top w:val="single" w:color="CCCCCC" w:sz="1"/>
-              <w:left w:val="single" w:color="CCCCCC" w:sz="1"/>
-              <w:bottom w:val="single" w:color="CCCCCC" w:sz="1"/>
-              <w:right w:val="single" w:color="CCCCCC" w:sz="1"/>
-            </w:tcBorders>
-            <w:tcMar>
-              <w:top w:type="dxa" w:w="80"/>
-              <w:left w:type="dxa" w:w="120"/>
-              <w:bottom w:type="dxa" w:w="80"/>
-              <w:right w:type="dxa" w:w="120"/>
-            </w:tcMar>
-          </w:tcPr>
-          <w:p>
-            <w:r>
-              <w:rPr>
-                <w:b w:val="false"/>
-                <w:bCs w:val="false"/>
-                <w:sz w:val="22"/>
-                <w:szCs w:val="22"/>
-              </w:rPr>
-              <w:t xml:space="preserve">65535</w:t>
-            </w:r>
-          </w:p>
-        </w:tc>
-        <w:tc>
-          <w:tcPr>
-            <w:tcW w:type="dxa" w:w="1400"/>
-            <w:tcBorders>
-              <w:top w:val="single" w:color="CCCCCC" w:sz="1"/>
-              <w:left w:val="single" w:color="CCCCCC" w:sz="1"/>
-              <w:bottom w:val="single" w:color="CCCCCC" w:sz="1"/>
-              <w:right w:val="single" w:color="CCCCCC" w:sz="1"/>
-            </w:tcBorders>
-            <w:tcMar>
-              <w:top w:type="dxa" w:w="80"/>
-              <w:left w:type="dxa" w:w="120"/>
-              <w:bottom w:type="dxa" w:w="80"/>
-              <w:right w:type="dxa" w:w="120"/>
-            </w:tcMar>
-          </w:tcPr>
-          <w:p>
-            <w:r>
-              <w:rPr>
-                <w:b w:val="false"/>
-                <w:bCs w:val="false"/>
-                <w:sz w:val="22"/>
-                <w:szCs w:val="22"/>
-              </w:rPr>
-              <w:t xml:space="preserve">100%</w:t>
-            </w:r>
-          </w:p>
-        </w:tc>
-        <w:tc>
-          <w:tcPr>
-            <w:tcW w:type="dxa" w:w="2000"/>
-            <w:tcBorders>
-              <w:top w:val="single" w:color="CCCCCC" w:sz="1"/>
-              <w:left w:val="single" w:color="CCCCCC" w:sz="1"/>
-              <w:bottom w:val="single" w:color="CCCCCC" w:sz="1"/>
-              <w:right w:val="single" w:color="CCCCCC" w:sz="1"/>
-            </w:tcBorders>
-            <w:tcMar>
-              <w:top w:type="dxa" w:w="80"/>
-              <w:left w:type="dxa" w:w="120"/>
-              <w:bottom w:type="dxa" w:w="80"/>
-              <w:right w:type="dxa" w:w="120"/>
-            </w:tcMar>
-          </w:tcPr>
-          <w:p>
-            <w:r>
-              <w:rPr>
-                <w:b w:val="false"/>
-                <w:bCs w:val="false"/>
-                <w:sz w:val="22"/>
-                <w:szCs w:val="22"/>
-              </w:rPr>
-              <w:t xml:space="preserve">Full</w:t>
-            </w:r>
-          </w:p>
-        </w:tc>
-        <w:tc>
-          <w:tcPr>
-            <w:tcW w:type="dxa" w:w="3960"/>
-            <w:tcBorders>
-              <w:top w:val="single" w:color="CCCCCC" w:sz="1"/>
-              <w:left w:val="single" w:color="CCCCCC" w:sz="1"/>
-              <w:bottom w:val="single" w:color="CCCCCC" w:sz="1"/>
-              <w:right w:val="single" w:color="CCCCCC" w:sz="1"/>
-            </w:tcBorders>
-            <w:tcMar>
-              <w:top w:type="dxa" w:w="80"/>
-              <w:left w:type="dxa" w:w="120"/>
-              <w:bottom w:type="dxa" w:w="80"/>
-              <w:right w:type="dxa" w:w="120"/>
-            </w:tcMar>
-          </w:tcPr>
-          <w:p>
-            <w:r>
-              <w:rPr>
-                <w:b w:val="false"/>
-                <w:bCs w:val="false"/>
-                <w:sz w:val="22"/>
-                <w:szCs w:val="22"/>
-              </w:rPr>
-              <w:t xml:space="preserve">Maximum draw</w:t>
-            </w:r>
-          </w:p>
-        </w:tc>
-      </w:tr>
-    </w:tbl>
-    <w:p/>
-    <w:p/>
-    <w:p>
-      <w:pPr>
-        <w:pStyle w:val="Heading1"/>
-      </w:pPr>
-      <w:r>
         <w:t xml:space="preserve">Attempted — Not Implemented</w:t>
       </w:r>
     </w:p>
@@ -12496,10 +13312,9 @@
           <w:sz w:val="24"/>
           <w:szCs w:val="24"/>
         </w:rPr>
-        <w:t xml:space="preserve">Six themes (Default/All Red/Mono/Amber/Ice/High Contrast) designed with NVM-based selection and reboot-on-apply. Implementation caused MemoryError due to bytecode size and soft-reboot heap fragmentation. Removed entirely to restore stability. Candidate for a future hardware revision with more RAM headroom.</w:t>
+        <w:t xml:space="preserve">Six themes designed with NVM-based selection and reboot-on-apply. Caused MemoryError due to bytecode size and soft-reboot heap fragmentation. Removed to restore stability. Candidate for future hardware revision with more RAM.</w:t>
       </w:r>
     </w:p>
-    <w:p/>
     <w:p>
       <w:pPr>
         <w:pStyle w:val="Heading2"/>
@@ -12514,10 +13329,9 @@
           <w:sz w:val="24"/>
           <w:szCs w:val="24"/>
         </w:rPr>
-        <w:t xml:space="preserve">Implemented and working — flashed BPM colour on every metronome beat. Removed as it does not suit the current case design. Library cost 1,872 bytes. Can be revisited if a translucent case window is added.</w:t>
+        <w:t xml:space="preserve">Implemented and working — flashed BPM colour on every metronome beat. Removed as it does not suit current case design. Library cost 1,872 bytes. Can be revisited if translucent case window added.</w:t>
       </w:r>
     </w:p>
-    <w:p/>
     <w:p>
       <w:pPr>
         <w:pStyle w:val="Heading2"/>
@@ -12532,7 +13346,7 @@
           <w:sz w:val="24"/>
           <w:szCs w:val="24"/>
         </w:rPr>
-        <w:t xml:space="preserve">Exponential PWM decay tested at 20ms and 150ms step rates. Both caused flanging/phasing from transducer resonance characteristics. Hard cutoff at TUNER_ON_S is correct for this hardware.</w:t>
+        <w:t xml:space="preserve">Exponential PWM decay caused flanging/phasing from transducer resonance at both fast (20ms) and slow (150ms) step rates. Hard cutoff at TUNER_ON_S is correct for this hardware.</w:t>
       </w:r>
     </w:p>
     <w:p/>
@@ -12550,7 +13364,7 @@
         <w:pStyle w:val="Heading2"/>
       </w:pPr>
       <w:r>
-        <w:t xml:space="preserve">Near term</w:t>
+        <w:t xml:space="preserve">Current status</w:t>
       </w:r>
     </w:p>
     <w:tbl>
@@ -12567,8 +13381,8 @@
       </w:tblPr>
       <w:tblGrid>
         <w:gridCol w:w="2400"/>
-        <w:gridCol w:w="1600"/>
-        <w:gridCol w:w="5360"/>
+        <w:gridCol w:w="1800"/>
+        <w:gridCol w:w="5160"/>
       </w:tblGrid>
       <w:tr>
         <w:tc>
@@ -12602,7 +13416,7 @@
         </w:tc>
         <w:tc>
           <w:tcPr>
-            <w:tcW w:type="dxa" w:w="1600"/>
+            <w:tcW w:type="dxa" w:w="1800"/>
             <w:tcBorders>
               <w:top w:val="single" w:color="CCCCCC" w:sz="1"/>
               <w:left w:val="single" w:color="CCCCCC" w:sz="1"/>
@@ -12631,7 +13445,7 @@
         </w:tc>
         <w:tc>
           <w:tcPr>
-            <w:tcW w:type="dxa" w:w="5360"/>
+            <w:tcW w:type="dxa" w:w="5160"/>
             <w:tcBorders>
               <w:top w:val="single" w:color="CCCCCC" w:sz="1"/>
               <w:left w:val="single" w:color="CCCCCC" w:sz="1"/>
@@ -12684,63 +13498,63 @@
                 <w:sz w:val="22"/>
                 <w:szCs w:val="22"/>
               </w:rPr>
-              <w:t xml:space="preserve">Remove Charger BFF JST-PH connector</w:t>
-            </w:r>
-          </w:p>
-        </w:tc>
-        <w:tc>
-          <w:tcPr>
-            <w:tcW w:type="dxa" w:w="1600"/>
-            <w:tcBorders>
-              <w:top w:val="single" w:color="CCCCCC" w:sz="1"/>
-              <w:left w:val="single" w:color="CCCCCC" w:sz="1"/>
-              <w:bottom w:val="single" w:color="CCCCCC" w:sz="1"/>
-              <w:right w:val="single" w:color="CCCCCC" w:sz="1"/>
-            </w:tcBorders>
-            <w:tcMar>
-              <w:top w:type="dxa" w:w="80"/>
-              <w:left w:type="dxa" w:w="120"/>
-              <w:bottom w:type="dxa" w:w="80"/>
-              <w:right w:type="dxa" w:w="120"/>
-            </w:tcMar>
-          </w:tcPr>
-          <w:p>
-            <w:r>
-              <w:rPr>
-                <w:b w:val="false"/>
-                <w:bCs w:val="false"/>
-                <w:sz w:val="22"/>
-                <w:szCs w:val="22"/>
-              </w:rPr>
-              <w:t xml:space="preserve">In progress</w:t>
-            </w:r>
-          </w:p>
-        </w:tc>
-        <w:tc>
-          <w:tcPr>
-            <w:tcW w:type="dxa" w:w="5360"/>
-            <w:tcBorders>
-              <w:top w:val="single" w:color="CCCCCC" w:sz="1"/>
-              <w:left w:val="single" w:color="CCCCCC" w:sz="1"/>
-              <w:bottom w:val="single" w:color="CCCCCC" w:sz="1"/>
-              <w:right w:val="single" w:color="CCCCCC" w:sz="1"/>
-            </w:tcBorders>
-            <w:tcMar>
-              <w:top w:type="dxa" w:w="80"/>
-              <w:left w:type="dxa" w:w="120"/>
-              <w:bottom w:type="dxa" w:w="80"/>
-              <w:right w:type="dxa" w:w="120"/>
-            </w:tcMar>
-          </w:tcPr>
-          <w:p>
-            <w:r>
-              <w:rPr>
-                <w:b w:val="false"/>
-                <w:bCs w:val="false"/>
-                <w:sz w:val="22"/>
-                <w:szCs w:val="22"/>
-              </w:rPr>
-              <w:t xml:space="preserve">Spare QT Py + BFF. Clips posts back to pad, solder battery wires direct. Saves ~3mm.</w:t>
+              <w:t xml:space="preserve">Charger BFF absorption</w:t>
+            </w:r>
+          </w:p>
+        </w:tc>
+        <w:tc>
+          <w:tcPr>
+            <w:tcW w:type="dxa" w:w="1800"/>
+            <w:tcBorders>
+              <w:top w:val="single" w:color="CCCCCC" w:sz="1"/>
+              <w:left w:val="single" w:color="CCCCCC" w:sz="1"/>
+              <w:bottom w:val="single" w:color="CCCCCC" w:sz="1"/>
+              <w:right w:val="single" w:color="CCCCCC" w:sz="1"/>
+            </w:tcBorders>
+            <w:tcMar>
+              <w:top w:type="dxa" w:w="80"/>
+              <w:left w:type="dxa" w:w="120"/>
+              <w:bottom w:type="dxa" w:w="80"/>
+              <w:right w:type="dxa" w:w="120"/>
+            </w:tcMar>
+          </w:tcPr>
+          <w:p>
+            <w:r>
+              <w:rPr>
+                <w:b w:val="false"/>
+                <w:bCs w:val="false"/>
+                <w:sz w:val="22"/>
+                <w:szCs w:val="22"/>
+              </w:rPr>
+              <w:t xml:space="preserve">Complete — SMDv6a</w:t>
+            </w:r>
+          </w:p>
+        </w:tc>
+        <w:tc>
+          <w:tcPr>
+            <w:tcW w:type="dxa" w:w="5160"/>
+            <w:tcBorders>
+              <w:top w:val="single" w:color="CCCCCC" w:sz="1"/>
+              <w:left w:val="single" w:color="CCCCCC" w:sz="1"/>
+              <w:bottom w:val="single" w:color="CCCCCC" w:sz="1"/>
+              <w:right w:val="single" w:color="CCCCCC" w:sz="1"/>
+            </w:tcBorders>
+            <w:tcMar>
+              <w:top w:type="dxa" w:w="80"/>
+              <w:left w:type="dxa" w:w="120"/>
+              <w:bottom w:type="dxa" w:w="80"/>
+              <w:right w:type="dxa" w:w="120"/>
+            </w:tcMar>
+          </w:tcPr>
+          <w:p>
+            <w:r>
+              <w:rPr>
+                <w:b w:val="false"/>
+                <w:bCs w:val="false"/>
+                <w:sz w:val="22"/>
+                <w:szCs w:val="22"/>
+              </w:rPr>
+              <w:t xml:space="preserve">MCP73831T + components on carrier PCB. Through-hole battery pads. LED and switch omitted.</w:t>
             </w:r>
           </w:p>
         </w:tc>
@@ -12770,63 +13584,63 @@
                 <w:sz w:val="22"/>
                 <w:szCs w:val="22"/>
               </w:rPr>
-              <w:t xml:space="preserve">Case design</w:t>
-            </w:r>
-          </w:p>
-        </w:tc>
-        <w:tc>
-          <w:tcPr>
-            <w:tcW w:type="dxa" w:w="1600"/>
-            <w:tcBorders>
-              <w:top w:val="single" w:color="CCCCCC" w:sz="1"/>
-              <w:left w:val="single" w:color="CCCCCC" w:sz="1"/>
-              <w:bottom w:val="single" w:color="CCCCCC" w:sz="1"/>
-              <w:right w:val="single" w:color="CCCCCC" w:sz="1"/>
-            </w:tcBorders>
-            <w:tcMar>
-              <w:top w:type="dxa" w:w="80"/>
-              <w:left w:type="dxa" w:w="120"/>
-              <w:bottom w:type="dxa" w:w="80"/>
-              <w:right w:type="dxa" w:w="120"/>
-            </w:tcMar>
-          </w:tcPr>
-          <w:p>
-            <w:r>
-              <w:rPr>
-                <w:b w:val="false"/>
-                <w:bCs w:val="false"/>
-                <w:sz w:val="22"/>
-                <w:szCs w:val="22"/>
-              </w:rPr>
-              <w:t xml:space="preserve">Pending</w:t>
-            </w:r>
-          </w:p>
-        </w:tc>
-        <w:tc>
-          <w:tcPr>
-            <w:tcW w:type="dxa" w:w="5360"/>
-            <w:tcBorders>
-              <w:top w:val="single" w:color="CCCCCC" w:sz="1"/>
-              <w:left w:val="single" w:color="CCCCCC" w:sz="1"/>
-              <w:bottom w:val="single" w:color="CCCCCC" w:sz="1"/>
-              <w:right w:val="single" w:color="CCCCCC" w:sz="1"/>
-            </w:tcBorders>
-            <w:tcMar>
-              <w:top w:type="dxa" w:w="80"/>
-              <w:left w:type="dxa" w:w="120"/>
-              <w:bottom w:type="dxa" w:w="80"/>
-              <w:right w:type="dxa" w:w="120"/>
-            </w:tcMar>
-          </w:tcPr>
-          <w:p>
-            <w:r>
-              <w:rPr>
-                <w:b w:val="false"/>
-                <w:bCs w:val="false"/>
-                <w:sz w:val="22"/>
-                <w:szCs w:val="22"/>
-              </w:rPr>
-              <w:t xml:space="preserve">Current full stack ~25mm. Battery tucked to side. Thickness acceptable for first case.</w:t>
+              <w:t xml:space="preserve">B.Cu mirror corrections</w:t>
+            </w:r>
+          </w:p>
+        </w:tc>
+        <w:tc>
+          <w:tcPr>
+            <w:tcW w:type="dxa" w:w="1800"/>
+            <w:tcBorders>
+              <w:top w:val="single" w:color="CCCCCC" w:sz="1"/>
+              <w:left w:val="single" w:color="CCCCCC" w:sz="1"/>
+              <w:bottom w:val="single" w:color="CCCCCC" w:sz="1"/>
+              <w:right w:val="single" w:color="CCCCCC" w:sz="1"/>
+            </w:tcBorders>
+            <w:tcMar>
+              <w:top w:type="dxa" w:w="80"/>
+              <w:left w:type="dxa" w:w="120"/>
+              <w:bottom w:type="dxa" w:w="80"/>
+              <w:right w:type="dxa" w:w="120"/>
+            </w:tcMar>
+          </w:tcPr>
+          <w:p>
+            <w:r>
+              <w:rPr>
+                <w:b w:val="false"/>
+                <w:bCs w:val="false"/>
+                <w:sz w:val="22"/>
+                <w:szCs w:val="22"/>
+              </w:rPr>
+              <w:t xml:space="preserve">Complete — SMDv7</w:t>
+            </w:r>
+          </w:p>
+        </w:tc>
+        <w:tc>
+          <w:tcPr>
+            <w:tcW w:type="dxa" w:w="5160"/>
+            <w:tcBorders>
+              <w:top w:val="single" w:color="CCCCCC" w:sz="1"/>
+              <w:left w:val="single" w:color="CCCCCC" w:sz="1"/>
+              <w:bottom w:val="single" w:color="CCCCCC" w:sz="1"/>
+              <w:right w:val="single" w:color="CCCCCC" w:sz="1"/>
+            </w:tcBorders>
+            <w:tcMar>
+              <w:top w:type="dxa" w:w="80"/>
+              <w:left w:type="dxa" w:w="120"/>
+              <w:bottom w:type="dxa" w:w="80"/>
+              <w:right w:type="dxa" w:w="120"/>
+            </w:tcMar>
+          </w:tcPr>
+          <w:p>
+            <w:r>
+              <w:rPr>
+                <w:b w:val="false"/>
+                <w:bCs w:val="false"/>
+                <w:sz w:val="22"/>
+                <w:szCs w:val="22"/>
+              </w:rPr>
+              <w:t xml:space="preserve">Q2, D2, MCP73831T pin assignments corrected. DRC clean.</w:t>
             </w:r>
           </w:p>
         </w:tc>
@@ -12856,63 +13670,63 @@
                 <w:sz w:val="22"/>
                 <w:szCs w:val="22"/>
               </w:rPr>
-              <w:t xml:space="preserve">MOTOR_STRENGTH tuning</w:t>
-            </w:r>
-          </w:p>
-        </w:tc>
-        <w:tc>
-          <w:tcPr>
-            <w:tcW w:type="dxa" w:w="1600"/>
-            <w:tcBorders>
-              <w:top w:val="single" w:color="CCCCCC" w:sz="1"/>
-              <w:left w:val="single" w:color="CCCCCC" w:sz="1"/>
-              <w:bottom w:val="single" w:color="CCCCCC" w:sz="1"/>
-              <w:right w:val="single" w:color="CCCCCC" w:sz="1"/>
-            </w:tcBorders>
-            <w:tcMar>
-              <w:top w:type="dxa" w:w="80"/>
-              <w:left w:type="dxa" w:w="120"/>
-              <w:bottom w:type="dxa" w:w="80"/>
-              <w:right w:type="dxa" w:w="120"/>
-            </w:tcMar>
-          </w:tcPr>
-          <w:p>
-            <w:r>
-              <w:rPr>
-                <w:b w:val="false"/>
-                <w:bCs w:val="false"/>
-                <w:sz w:val="22"/>
-                <w:szCs w:val="22"/>
-              </w:rPr>
-              <w:t xml:space="preserve">Pending</w:t>
-            </w:r>
-          </w:p>
-        </w:tc>
-        <w:tc>
-          <w:tcPr>
-            <w:tcW w:type="dxa" w:w="5360"/>
-            <w:tcBorders>
-              <w:top w:val="single" w:color="CCCCCC" w:sz="1"/>
-              <w:left w:val="single" w:color="CCCCCC" w:sz="1"/>
-              <w:bottom w:val="single" w:color="CCCCCC" w:sz="1"/>
-              <w:right w:val="single" w:color="CCCCCC" w:sz="1"/>
-            </w:tcBorders>
-            <w:tcMar>
-              <w:top w:type="dxa" w:w="80"/>
-              <w:left w:type="dxa" w:w="120"/>
-              <w:bottom w:type="dxa" w:w="80"/>
-              <w:right w:type="dxa" w:w="120"/>
-            </w:tcMar>
-          </w:tcPr>
-          <w:p>
-            <w:r>
-              <w:rPr>
-                <w:b w:val="false"/>
-                <w:bCs w:val="false"/>
-                <w:sz w:val="22"/>
-                <w:szCs w:val="22"/>
-              </w:rPr>
-              <w:t xml:space="preserve">Adjust once watch is cased and wrist feel can be assessed.</w:t>
+              <w:t xml:space="preserve">Side-actuated button footprint</w:t>
+            </w:r>
+          </w:p>
+        </w:tc>
+        <w:tc>
+          <w:tcPr>
+            <w:tcW w:type="dxa" w:w="1800"/>
+            <w:tcBorders>
+              <w:top w:val="single" w:color="CCCCCC" w:sz="1"/>
+              <w:left w:val="single" w:color="CCCCCC" w:sz="1"/>
+              <w:bottom w:val="single" w:color="CCCCCC" w:sz="1"/>
+              <w:right w:val="single" w:color="CCCCCC" w:sz="1"/>
+            </w:tcBorders>
+            <w:tcMar>
+              <w:top w:type="dxa" w:w="80"/>
+              <w:left w:type="dxa" w:w="120"/>
+              <w:bottom w:type="dxa" w:w="80"/>
+              <w:right w:type="dxa" w:w="120"/>
+            </w:tcMar>
+          </w:tcPr>
+          <w:p>
+            <w:r>
+              <w:rPr>
+                <w:b w:val="false"/>
+                <w:bCs w:val="false"/>
+                <w:sz w:val="22"/>
+                <w:szCs w:val="22"/>
+              </w:rPr>
+              <w:t xml:space="preserve">Complete</w:t>
+            </w:r>
+          </w:p>
+        </w:tc>
+        <w:tc>
+          <w:tcPr>
+            <w:tcW w:type="dxa" w:w="5160"/>
+            <w:tcBorders>
+              <w:top w:val="single" w:color="CCCCCC" w:sz="1"/>
+              <w:left w:val="single" w:color="CCCCCC" w:sz="1"/>
+              <w:bottom w:val="single" w:color="CCCCCC" w:sz="1"/>
+              <w:right w:val="single" w:color="CCCCCC" w:sz="1"/>
+            </w:tcBorders>
+            <w:tcMar>
+              <w:top w:type="dxa" w:w="80"/>
+              <w:left w:type="dxa" w:w="120"/>
+              <w:bottom w:type="dxa" w:w="80"/>
+              <w:right w:type="dxa" w:w="120"/>
+            </w:tcMar>
+          </w:tcPr>
+          <w:p>
+            <w:r>
+              <w:rPr>
+                <w:b w:val="false"/>
+                <w:bCs w:val="false"/>
+                <w:sz w:val="22"/>
+                <w:szCs w:val="22"/>
+              </w:rPr>
+              <w:t xml:space="preserve">Alps Alpine SKSCPDE010 custom KiCad footprint built. Ready for next PCB revision.</w:t>
             </w:r>
           </w:p>
         </w:tc>
@@ -12942,13 +13756,99 @@
                 <w:sz w:val="22"/>
                 <w:szCs w:val="22"/>
               </w:rPr>
-              <w:t xml:space="preserve">Button orientation</w:t>
-            </w:r>
-          </w:p>
-        </w:tc>
-        <w:tc>
-          <w:tcPr>
-            <w:tcW w:type="dxa" w:w="1600"/>
+              <w:t xml:space="preserve">SMDv7 fabrication</w:t>
+            </w:r>
+          </w:p>
+        </w:tc>
+        <w:tc>
+          <w:tcPr>
+            <w:tcW w:type="dxa" w:w="1800"/>
+            <w:tcBorders>
+              <w:top w:val="single" w:color="CCCCCC" w:sz="1"/>
+              <w:left w:val="single" w:color="CCCCCC" w:sz="1"/>
+              <w:bottom w:val="single" w:color="CCCCCC" w:sz="1"/>
+              <w:right w:val="single" w:color="CCCCCC" w:sz="1"/>
+            </w:tcBorders>
+            <w:tcMar>
+              <w:top w:type="dxa" w:w="80"/>
+              <w:left w:type="dxa" w:w="120"/>
+              <w:bottom w:type="dxa" w:w="80"/>
+              <w:right w:type="dxa" w:w="120"/>
+            </w:tcMar>
+          </w:tcPr>
+          <w:p>
+            <w:r>
+              <w:rPr>
+                <w:b w:val="false"/>
+                <w:bCs w:val="false"/>
+                <w:sz w:val="22"/>
+                <w:szCs w:val="22"/>
+              </w:rPr>
+              <w:t xml:space="preserve">Ready to order</w:t>
+            </w:r>
+          </w:p>
+        </w:tc>
+        <w:tc>
+          <w:tcPr>
+            <w:tcW w:type="dxa" w:w="5160"/>
+            <w:tcBorders>
+              <w:top w:val="single" w:color="CCCCCC" w:sz="1"/>
+              <w:left w:val="single" w:color="CCCCCC" w:sz="1"/>
+              <w:bottom w:val="single" w:color="CCCCCC" w:sz="1"/>
+              <w:right w:val="single" w:color="CCCCCC" w:sz="1"/>
+            </w:tcBorders>
+            <w:tcMar>
+              <w:top w:type="dxa" w:w="80"/>
+              <w:left w:type="dxa" w:w="120"/>
+              <w:bottom w:type="dxa" w:w="80"/>
+              <w:right w:type="dxa" w:w="120"/>
+            </w:tcMar>
+          </w:tcPr>
+          <w:p>
+            <w:r>
+              <w:rPr>
+                <w:b w:val="false"/>
+                <w:bCs w:val="false"/>
+                <w:sz w:val="22"/>
+                <w:szCs w:val="22"/>
+              </w:rPr>
+              <w:t xml:space="preserve">DRC 0 errors. ERC warnings excluded.</w:t>
+            </w:r>
+          </w:p>
+        </w:tc>
+      </w:tr>
+      <w:tr>
+        <w:tc>
+          <w:tcPr>
+            <w:tcW w:type="dxa" w:w="2400"/>
+            <w:tcBorders>
+              <w:top w:val="single" w:color="CCCCCC" w:sz="1"/>
+              <w:left w:val="single" w:color="CCCCCC" w:sz="1"/>
+              <w:bottom w:val="single" w:color="CCCCCC" w:sz="1"/>
+              <w:right w:val="single" w:color="CCCCCC" w:sz="1"/>
+            </w:tcBorders>
+            <w:tcMar>
+              <w:top w:type="dxa" w:w="80"/>
+              <w:left w:type="dxa" w:w="120"/>
+              <w:bottom w:type="dxa" w:w="80"/>
+              <w:right w:type="dxa" w:w="120"/>
+            </w:tcMar>
+          </w:tcPr>
+          <w:p>
+            <w:r>
+              <w:rPr>
+                <w:b w:val="false"/>
+                <w:bCs w:val="false"/>
+                <w:sz w:val="22"/>
+                <w:szCs w:val="22"/>
+              </w:rPr>
+              <w:t xml:space="preserve">MOTOR_STRENGTH tuning</w:t>
+            </w:r>
+          </w:p>
+        </w:tc>
+        <w:tc>
+          <w:tcPr>
+            <w:tcW w:type="dxa" w:w="1800"/>
             <w:tcBorders>
               <w:top w:val="single" w:color="CCCCCC" w:sz="1"/>
               <w:left w:val="single" w:color="CCCCCC" w:sz="1"/>
@@ -12976,29 +13876,115 @@
         </w:tc>
         <w:tc>
           <w:tcPr>
-            <w:tcW w:type="dxa" w:w="5360"/>
-            <w:tcBorders>
-              <w:top w:val="single" w:color="CCCCCC" w:sz="1"/>
-              <w:left w:val="single" w:color="CCCCCC" w:sz="1"/>
-              <w:bottom w:val="single" w:color="CCCCCC" w:sz="1"/>
-              <w:right w:val="single" w:color="CCCCCC" w:sz="1"/>
-            </w:tcBorders>
-            <w:tcMar>
-              <w:top w:type="dxa" w:w="80"/>
-              <w:left w:type="dxa" w:w="120"/>
-              <w:bottom w:type="dxa" w:w="80"/>
-              <w:right w:type="dxa" w:w="120"/>
-            </w:tcMar>
-          </w:tcPr>
-          <w:p>
-            <w:r>
-              <w:rPr>
-                <w:b w:val="false"/>
-                <w:bCs w:val="false"/>
-                <w:sz w:val="22"/>
-                <w:szCs w:val="22"/>
-              </w:rPr>
-              <w:t xml:space="preserve">Current SKRPABE010 is top-actuated. If case design requires side actuation, Alps Alpine SKSJLEE010 (4.8×3.25×3.3mm, half-mount, side push) is the drop-in replacement candidate. Different footprint — requires new KiCad footprint before next PCB revision.</w:t>
+            <w:tcW w:type="dxa" w:w="5160"/>
+            <w:tcBorders>
+              <w:top w:val="single" w:color="CCCCCC" w:sz="1"/>
+              <w:left w:val="single" w:color="CCCCCC" w:sz="1"/>
+              <w:bottom w:val="single" w:color="CCCCCC" w:sz="1"/>
+              <w:right w:val="single" w:color="CCCCCC" w:sz="1"/>
+            </w:tcBorders>
+            <w:tcMar>
+              <w:top w:type="dxa" w:w="80"/>
+              <w:left w:type="dxa" w:w="120"/>
+              <w:bottom w:type="dxa" w:w="80"/>
+              <w:right w:type="dxa" w:w="120"/>
+            </w:tcMar>
+          </w:tcPr>
+          <w:p>
+            <w:r>
+              <w:rPr>
+                <w:b w:val="false"/>
+                <w:bCs w:val="false"/>
+                <w:sz w:val="22"/>
+                <w:szCs w:val="22"/>
+              </w:rPr>
+              <w:t xml:space="preserve">Adjust once watch is cased and wrist feel can be assessed.</w:t>
+            </w:r>
+          </w:p>
+        </w:tc>
+      </w:tr>
+      <w:tr>
+        <w:tc>
+          <w:tcPr>
+            <w:tcW w:type="dxa" w:w="2400"/>
+            <w:tcBorders>
+              <w:top w:val="single" w:color="CCCCCC" w:sz="1"/>
+              <w:left w:val="single" w:color="CCCCCC" w:sz="1"/>
+              <w:bottom w:val="single" w:color="CCCCCC" w:sz="1"/>
+              <w:right w:val="single" w:color="CCCCCC" w:sz="1"/>
+            </w:tcBorders>
+            <w:tcMar>
+              <w:top w:type="dxa" w:w="80"/>
+              <w:left w:type="dxa" w:w="120"/>
+              <w:bottom w:type="dxa" w:w="80"/>
+              <w:right w:type="dxa" w:w="120"/>
+            </w:tcMar>
+          </w:tcPr>
+          <w:p>
+            <w:r>
+              <w:rPr>
+                <w:b w:val="false"/>
+                <w:bCs w:val="false"/>
+                <w:sz w:val="22"/>
+                <w:szCs w:val="22"/>
+              </w:rPr>
+              <w:t xml:space="preserve">Case design / 3D printing</w:t>
+            </w:r>
+          </w:p>
+        </w:tc>
+        <w:tc>
+          <w:tcPr>
+            <w:tcW w:type="dxa" w:w="1800"/>
+            <w:tcBorders>
+              <w:top w:val="single" w:color="CCCCCC" w:sz="1"/>
+              <w:left w:val="single" w:color="CCCCCC" w:sz="1"/>
+              <w:bottom w:val="single" w:color="CCCCCC" w:sz="1"/>
+              <w:right w:val="single" w:color="CCCCCC" w:sz="1"/>
+            </w:tcBorders>
+            <w:tcMar>
+              <w:top w:type="dxa" w:w="80"/>
+              <w:left w:type="dxa" w:w="120"/>
+              <w:bottom w:type="dxa" w:w="80"/>
+              <w:right w:type="dxa" w:w="120"/>
+            </w:tcMar>
+          </w:tcPr>
+          <w:p>
+            <w:r>
+              <w:rPr>
+                <w:b w:val="false"/>
+                <w:bCs w:val="false"/>
+                <w:sz w:val="22"/>
+                <w:szCs w:val="22"/>
+              </w:rPr>
+              <w:t xml:space="preserve">Pending</w:t>
+            </w:r>
+          </w:p>
+        </w:tc>
+        <w:tc>
+          <w:tcPr>
+            <w:tcW w:type="dxa" w:w="5160"/>
+            <w:tcBorders>
+              <w:top w:val="single" w:color="CCCCCC" w:sz="1"/>
+              <w:left w:val="single" w:color="CCCCCC" w:sz="1"/>
+              <w:bottom w:val="single" w:color="CCCCCC" w:sz="1"/>
+              <w:right w:val="single" w:color="CCCCCC" w:sz="1"/>
+            </w:tcBorders>
+            <w:tcMar>
+              <w:top w:type="dxa" w:w="80"/>
+              <w:left w:type="dxa" w:w="120"/>
+              <w:bottom w:type="dxa" w:w="80"/>
+              <w:right w:type="dxa" w:w="120"/>
+            </w:tcMar>
+          </w:tcPr>
+          <w:p>
+            <w:r>
+              <w:rPr>
+                <w:b w:val="false"/>
+                <w:bCs w:val="false"/>
+                <w:sz w:val="22"/>
+                <w:szCs w:val="22"/>
+              </w:rPr>
+              <w:t xml:space="preserve">Current stack ~25mm. Battery tucked to side.</w:t>
             </w:r>
           </w:p>
         </w:tc>
@@ -13019,7 +14005,7 @@
           <w:sz w:val="24"/>
           <w:szCs w:val="24"/>
         </w:rPr>
-        <w:t xml:space="preserve">Absorbing QT Py + Charger BFF onto one custom board is the path to a genuinely slim profile. The carrier board PCB work has already resolved pin assignments, motor/buzzer drivers, backlight circuit, FPC connector, and button placement. New challenges: RP2040 support circuit (crystal, flash, LDO, USB-C ESD), MCP73831T charging circuit. Adafruit QT Py RP2040 KiCad files are open source — use as reference. Charger BFF absorption first (simpler — 4 components) then evaluate QT Py absorption.</w:t>
+        <w:t xml:space="preserve">Absorbing QT Py + Charger BFF onto one custom board is the path to a slim profile. New challenges: RP2040 support circuit (crystal, flash, LDO, USB-C ESD). Adafruit QT Py RP2040 KiCad files are open source — use as reference. All carrier board circuits (motor, buzzer, backlight, FPC, buttons) already proven and transfer directly.</w:t>
       </w:r>
     </w:p>
     <w:p/>
@@ -13028,19 +14014,9 @@
         <w:pStyle w:val="Heading2"/>
       </w:pPr>
       <w:r>
-        <w:t xml:space="preserve">Charger BFF absorption — verified component list (from schematic)</w:t>
+        <w:t xml:space="preserve">Stack dimensions</w:t>
       </w:r>
     </w:p>
-    <w:p>
-      <w:r>
-        <w:rPr>
-          <w:sz w:val="24"/>
-          <w:szCs w:val="24"/>
-        </w:rPr>
-        <w:t xml:space="preserve">Components verified from Adafruit_LIPoly_Charger_BFF_rev_C KiCad schematic. Keep and omit list based on case design constraints.</w:t>
-      </w:r>
-    </w:p>
-    <w:p/>
     <w:tbl>
       <w:tblPr>
         <w:tblW w:type="dxa" w:w="9360"/>
@@ -13054,16 +14030,14 @@
         </w:tblBorders>
       </w:tblPr>
       <w:tblGrid>
-        <w:gridCol w:w="600"/>
-        <w:gridCol w:w="2400"/>
-        <w:gridCol w:w="1200"/>
-        <w:gridCol w:w="800"/>
-        <w:gridCol w:w="4400"/>
+        <w:gridCol w:w="2800"/>
+        <w:gridCol w:w="1600"/>
+        <w:gridCol w:w="5160"/>
       </w:tblGrid>
       <w:tr>
         <w:tc>
           <w:tcPr>
-            <w:tcW w:type="dxa" w:w="600"/>
+            <w:tcW w:type="dxa" w:w="2800"/>
             <w:tcBorders>
               <w:top w:val="single" w:color="CCCCCC" w:sz="1"/>
               <w:left w:val="single" w:color="CCCCCC" w:sz="1"/>
@@ -13086,13 +14060,13 @@
                 <w:sz w:val="22"/>
                 <w:szCs w:val="22"/>
               </w:rPr>
-              <w:t xml:space="preserve">Ref</w:t>
-            </w:r>
-          </w:p>
-        </w:tc>
-        <w:tc>
-          <w:tcPr>
-            <w:tcW w:type="dxa" w:w="2400"/>
+              <w:t xml:space="preserve">Configuration</w:t>
+            </w:r>
+          </w:p>
+        </w:tc>
+        <w:tc>
+          <w:tcPr>
+            <w:tcW w:type="dxa" w:w="1600"/>
             <w:tcBorders>
               <w:top w:val="single" w:color="CCCCCC" w:sz="1"/>
               <w:left w:val="single" w:color="CCCCCC" w:sz="1"/>
@@ -13115,13 +14089,13 @@
                 <w:sz w:val="22"/>
                 <w:szCs w:val="22"/>
               </w:rPr>
-              <w:t xml:space="preserve">Part</w:t>
-            </w:r>
-          </w:p>
-        </w:tc>
-        <w:tc>
-          <w:tcPr>
-            <w:tcW w:type="dxa" w:w="1200"/>
+              <w:t xml:space="preserve">Thickness</w:t>
+            </w:r>
+          </w:p>
+        </w:tc>
+        <w:tc>
+          <w:tcPr>
+            <w:tcW w:type="dxa" w:w="5160"/>
             <w:tcBorders>
               <w:top w:val="single" w:color="CCCCCC" w:sz="1"/>
               <w:left w:val="single" w:color="CCCCCC" w:sz="1"/>
@@ -13144,64 +14118,6 @@
                 <w:sz w:val="22"/>
                 <w:szCs w:val="22"/>
               </w:rPr>
-              <w:t xml:space="preserve">Value</w:t>
-            </w:r>
-          </w:p>
-        </w:tc>
-        <w:tc>
-          <w:tcPr>
-            <w:tcW w:type="dxa" w:w="800"/>
-            <w:tcBorders>
-              <w:top w:val="single" w:color="CCCCCC" w:sz="1"/>
-              <w:left w:val="single" w:color="CCCCCC" w:sz="1"/>
-              <w:bottom w:val="single" w:color="CCCCCC" w:sz="1"/>
-              <w:right w:val="single" w:color="CCCCCC" w:sz="1"/>
-            </w:tcBorders>
-            <w:shd w:fill="D5E8F0" w:val="clear"/>
-            <w:tcMar>
-              <w:top w:type="dxa" w:w="80"/>
-              <w:left w:type="dxa" w:w="120"/>
-              <w:bottom w:type="dxa" w:w="80"/>
-              <w:right w:type="dxa" w:w="120"/>
-            </w:tcMar>
-          </w:tcPr>
-          <w:p>
-            <w:r>
-              <w:rPr>
-                <w:b/>
-                <w:bCs/>
-                <w:sz w:val="22"/>
-                <w:szCs w:val="22"/>
-              </w:rPr>
-              <w:t xml:space="preserve">Keep?</w:t>
-            </w:r>
-          </w:p>
-        </w:tc>
-        <w:tc>
-          <w:tcPr>
-            <w:tcW w:type="dxa" w:w="4400"/>
-            <w:tcBorders>
-              <w:top w:val="single" w:color="CCCCCC" w:sz="1"/>
-              <w:left w:val="single" w:color="CCCCCC" w:sz="1"/>
-              <w:bottom w:val="single" w:color="CCCCCC" w:sz="1"/>
-              <w:right w:val="single" w:color="CCCCCC" w:sz="1"/>
-            </w:tcBorders>
-            <w:shd w:fill="D5E8F0" w:val="clear"/>
-            <w:tcMar>
-              <w:top w:type="dxa" w:w="80"/>
-              <w:left w:type="dxa" w:w="120"/>
-              <w:bottom w:type="dxa" w:w="80"/>
-              <w:right w:type="dxa" w:w="120"/>
-            </w:tcMar>
-          </w:tcPr>
-          <w:p>
-            <w:r>
-              <w:rPr>
-                <w:b/>
-                <w:bCs/>
-                <w:sz w:val="22"/>
-                <w:szCs w:val="22"/>
-              </w:rPr>
               <w:t xml:space="preserve">Notes</w:t>
             </w:r>
           </w:p>
@@ -13210,141 +14126,85 @@
       <w:tr>
         <w:tc>
           <w:tcPr>
-            <w:tcW w:type="dxa" w:w="600"/>
-            <w:tcBorders>
-              <w:top w:val="single" w:color="CCCCCC" w:sz="1"/>
-              <w:left w:val="single" w:color="CCCCCC" w:sz="1"/>
-              <w:bottom w:val="single" w:color="CCCCCC" w:sz="1"/>
-              <w:right w:val="single" w:color="CCCCCC" w:sz="1"/>
-            </w:tcBorders>
-            <w:tcMar>
-              <w:top w:type="dxa" w:w="80"/>
-              <w:left w:type="dxa" w:w="120"/>
-              <w:bottom w:type="dxa" w:w="80"/>
-              <w:right w:type="dxa" w:w="120"/>
-            </w:tcMar>
-          </w:tcPr>
-          <w:p>
-            <w:r>
-              <w:rPr>
-                <w:b w:val="false"/>
-                <w:bCs w:val="false"/>
-                <w:sz w:val="22"/>
-                <w:szCs w:val="22"/>
-              </w:rPr>
-              <w:t xml:space="preserve">U3</w:t>
-            </w:r>
-          </w:p>
-        </w:tc>
-        <w:tc>
-          <w:tcPr>
-            <w:tcW w:type="dxa" w:w="2400"/>
-            <w:tcBorders>
-              <w:top w:val="single" w:color="CCCCCC" w:sz="1"/>
-              <w:left w:val="single" w:color="CCCCCC" w:sz="1"/>
-              <w:bottom w:val="single" w:color="CCCCCC" w:sz="1"/>
-              <w:right w:val="single" w:color="CCCCCC" w:sz="1"/>
-            </w:tcBorders>
-            <w:tcMar>
-              <w:top w:type="dxa" w:w="80"/>
-              <w:left w:type="dxa" w:w="120"/>
-              <w:bottom w:type="dxa" w:w="80"/>
-              <w:right w:type="dxa" w:w="120"/>
-            </w:tcMar>
-          </w:tcPr>
-          <w:p>
-            <w:r>
-              <w:rPr>
-                <w:b w:val="false"/>
-                <w:bCs w:val="false"/>
-                <w:sz w:val="22"/>
-                <w:szCs w:val="22"/>
-              </w:rPr>
-              <w:t xml:space="preserve">MCP73831T-2ACI/OT</w:t>
-            </w:r>
-          </w:p>
-        </w:tc>
-        <w:tc>
-          <w:tcPr>
-            <w:tcW w:type="dxa" w:w="1200"/>
-            <w:tcBorders>
-              <w:top w:val="single" w:color="CCCCCC" w:sz="1"/>
-              <w:left w:val="single" w:color="CCCCCC" w:sz="1"/>
-              <w:bottom w:val="single" w:color="CCCCCC" w:sz="1"/>
-              <w:right w:val="single" w:color="CCCCCC" w:sz="1"/>
-            </w:tcBorders>
-            <w:tcMar>
-              <w:top w:type="dxa" w:w="80"/>
-              <w:left w:type="dxa" w:w="120"/>
-              <w:bottom w:type="dxa" w:w="80"/>
-              <w:right w:type="dxa" w:w="120"/>
-            </w:tcMar>
-          </w:tcPr>
-          <w:p>
-            <w:r>
-              <w:rPr>
-                <w:b w:val="false"/>
-                <w:bCs w:val="false"/>
-                <w:sz w:val="22"/>
-                <w:szCs w:val="22"/>
-              </w:rPr>
-              <w:t xml:space="preserve">SOT-23-5</w:t>
-            </w:r>
-          </w:p>
-        </w:tc>
-        <w:tc>
-          <w:tcPr>
-            <w:tcW w:type="dxa" w:w="800"/>
-            <w:tcBorders>
-              <w:top w:val="single" w:color="CCCCCC" w:sz="1"/>
-              <w:left w:val="single" w:color="CCCCCC" w:sz="1"/>
-              <w:bottom w:val="single" w:color="CCCCCC" w:sz="1"/>
-              <w:right w:val="single" w:color="CCCCCC" w:sz="1"/>
-            </w:tcBorders>
-            <w:tcMar>
-              <w:top w:type="dxa" w:w="80"/>
-              <w:left w:type="dxa" w:w="120"/>
-              <w:bottom w:type="dxa" w:w="80"/>
-              <w:right w:type="dxa" w:w="120"/>
-            </w:tcMar>
-          </w:tcPr>
-          <w:p>
-            <w:r>
-              <w:rPr>
-                <w:b w:val="false"/>
-                <w:bCs w:val="false"/>
-                <w:sz w:val="22"/>
-                <w:szCs w:val="22"/>
-              </w:rPr>
-              <w:t xml:space="preserve">YES</w:t>
-            </w:r>
-          </w:p>
-        </w:tc>
-        <w:tc>
-          <w:tcPr>
-            <w:tcW w:type="dxa" w:w="4400"/>
-            <w:tcBorders>
-              <w:top w:val="single" w:color="CCCCCC" w:sz="1"/>
-              <w:left w:val="single" w:color="CCCCCC" w:sz="1"/>
-              <w:bottom w:val="single" w:color="CCCCCC" w:sz="1"/>
-              <w:right w:val="single" w:color="CCCCCC" w:sz="1"/>
-            </w:tcBorders>
-            <w:tcMar>
-              <w:top w:type="dxa" w:w="80"/>
-              <w:left w:type="dxa" w:w="120"/>
-              <w:bottom w:type="dxa" w:w="80"/>
-              <w:right w:type="dxa" w:w="120"/>
-            </w:tcMar>
-          </w:tcPr>
-          <w:p>
-            <w:r>
-              <w:rPr>
-                <w:b w:val="false"/>
-                <w:bCs w:val="false"/>
-                <w:sz w:val="22"/>
-                <w:szCs w:val="22"/>
-              </w:rPr>
-              <w:t xml:space="preserve">Charge IC. -2ACI suffix = 4.2V termination, essential.</w:t>
+            <w:tcW w:type="dxa" w:w="2800"/>
+            <w:tcBorders>
+              <w:top w:val="single" w:color="CCCCCC" w:sz="1"/>
+              <w:left w:val="single" w:color="CCCCCC" w:sz="1"/>
+              <w:bottom w:val="single" w:color="CCCCCC" w:sz="1"/>
+              <w:right w:val="single" w:color="CCCCCC" w:sz="1"/>
+            </w:tcBorders>
+            <w:tcMar>
+              <w:top w:type="dxa" w:w="80"/>
+              <w:left w:type="dxa" w:w="120"/>
+              <w:bottom w:type="dxa" w:w="80"/>
+              <w:right w:type="dxa" w:w="120"/>
+            </w:tcMar>
+          </w:tcPr>
+          <w:p>
+            <w:r>
+              <w:rPr>
+                <w:b w:val="false"/>
+                <w:bCs w:val="false"/>
+                <w:sz w:val="22"/>
+                <w:szCs w:val="22"/>
+              </w:rPr>
+              <w:t xml:space="preserve">QT Py + Charger BFF</w:t>
+            </w:r>
+          </w:p>
+        </w:tc>
+        <w:tc>
+          <w:tcPr>
+            <w:tcW w:type="dxa" w:w="1600"/>
+            <w:tcBorders>
+              <w:top w:val="single" w:color="CCCCCC" w:sz="1"/>
+              <w:left w:val="single" w:color="CCCCCC" w:sz="1"/>
+              <w:bottom w:val="single" w:color="CCCCCC" w:sz="1"/>
+              <w:right w:val="single" w:color="CCCCCC" w:sz="1"/>
+            </w:tcBorders>
+            <w:tcMar>
+              <w:top w:type="dxa" w:w="80"/>
+              <w:left w:type="dxa" w:w="120"/>
+              <w:bottom w:type="dxa" w:w="80"/>
+              <w:right w:type="dxa" w:w="120"/>
+            </w:tcMar>
+          </w:tcPr>
+          <w:p>
+            <w:r>
+              <w:rPr>
+                <w:b w:val="false"/>
+                <w:bCs w:val="false"/>
+                <w:sz w:val="22"/>
+                <w:szCs w:val="22"/>
+              </w:rPr>
+              <w:t xml:space="preserve">~15mm</w:t>
+            </w:r>
+          </w:p>
+        </w:tc>
+        <w:tc>
+          <w:tcPr>
+            <w:tcW w:type="dxa" w:w="5160"/>
+            <w:tcBorders>
+              <w:top w:val="single" w:color="CCCCCC" w:sz="1"/>
+              <w:left w:val="single" w:color="CCCCCC" w:sz="1"/>
+              <w:bottom w:val="single" w:color="CCCCCC" w:sz="1"/>
+              <w:right w:val="single" w:color="CCCCCC" w:sz="1"/>
+            </w:tcBorders>
+            <w:tcMar>
+              <w:top w:type="dxa" w:w="80"/>
+              <w:left w:type="dxa" w:w="120"/>
+              <w:bottom w:type="dxa" w:w="80"/>
+              <w:right w:type="dxa" w:w="120"/>
+            </w:tcMar>
+          </w:tcPr>
+          <w:p>
+            <w:r>
+              <w:rPr>
+                <w:b w:val="false"/>
+                <w:bCs w:val="false"/>
+                <w:sz w:val="22"/>
+                <w:szCs w:val="22"/>
+              </w:rPr>
+              <w:t xml:space="preserve">Header pins dominant height factor</w:t>
             </w:r>
           </w:p>
         </w:tc>
@@ -13352,141 +14212,85 @@
       <w:tr>
         <w:tc>
           <w:tcPr>
-            <w:tcW w:type="dxa" w:w="600"/>
-            <w:tcBorders>
-              <w:top w:val="single" w:color="CCCCCC" w:sz="1"/>
-              <w:left w:val="single" w:color="CCCCCC" w:sz="1"/>
-              <w:bottom w:val="single" w:color="CCCCCC" w:sz="1"/>
-              <w:right w:val="single" w:color="CCCCCC" w:sz="1"/>
-            </w:tcBorders>
-            <w:tcMar>
-              <w:top w:type="dxa" w:w="80"/>
-              <w:left w:type="dxa" w:w="120"/>
-              <w:bottom w:type="dxa" w:w="80"/>
-              <w:right w:type="dxa" w:w="120"/>
-            </w:tcMar>
-          </w:tcPr>
-          <w:p>
-            <w:r>
-              <w:rPr>
-                <w:b w:val="false"/>
-                <w:bCs w:val="false"/>
-                <w:sz w:val="22"/>
-                <w:szCs w:val="22"/>
-              </w:rPr>
-              <w:t xml:space="preserve">C1</w:t>
-            </w:r>
-          </w:p>
-        </w:tc>
-        <w:tc>
-          <w:tcPr>
-            <w:tcW w:type="dxa" w:w="2400"/>
-            <w:tcBorders>
-              <w:top w:val="single" w:color="CCCCCC" w:sz="1"/>
-              <w:left w:val="single" w:color="CCCCCC" w:sz="1"/>
-              <w:bottom w:val="single" w:color="CCCCCC" w:sz="1"/>
-              <w:right w:val="single" w:color="CCCCCC" w:sz="1"/>
-            </w:tcBorders>
-            <w:tcMar>
-              <w:top w:type="dxa" w:w="80"/>
-              <w:left w:type="dxa" w:w="120"/>
-              <w:bottom w:type="dxa" w:w="80"/>
-              <w:right w:type="dxa" w:w="120"/>
-            </w:tcMar>
-          </w:tcPr>
-          <w:p>
-            <w:r>
-              <w:rPr>
-                <w:b w:val="false"/>
-                <w:bCs w:val="false"/>
-                <w:sz w:val="22"/>
-                <w:szCs w:val="22"/>
-              </w:rPr>
-              <w:t xml:space="preserve">Capacitor</w:t>
-            </w:r>
-          </w:p>
-        </w:tc>
-        <w:tc>
-          <w:tcPr>
-            <w:tcW w:type="dxa" w:w="1200"/>
-            <w:tcBorders>
-              <w:top w:val="single" w:color="CCCCCC" w:sz="1"/>
-              <w:left w:val="single" w:color="CCCCCC" w:sz="1"/>
-              <w:bottom w:val="single" w:color="CCCCCC" w:sz="1"/>
-              <w:right w:val="single" w:color="CCCCCC" w:sz="1"/>
-            </w:tcBorders>
-            <w:tcMar>
-              <w:top w:type="dxa" w:w="80"/>
-              <w:left w:type="dxa" w:w="120"/>
-              <w:bottom w:type="dxa" w:w="80"/>
-              <w:right w:type="dxa" w:w="120"/>
-            </w:tcMar>
-          </w:tcPr>
-          <w:p>
-            <w:r>
-              <w:rPr>
-                <w:b w:val="false"/>
-                <w:bCs w:val="false"/>
-                <w:sz w:val="22"/>
-                <w:szCs w:val="22"/>
-              </w:rPr>
-              <w:t xml:space="preserve">10µF 0805</w:t>
-            </w:r>
-          </w:p>
-        </w:tc>
-        <w:tc>
-          <w:tcPr>
-            <w:tcW w:type="dxa" w:w="800"/>
-            <w:tcBorders>
-              <w:top w:val="single" w:color="CCCCCC" w:sz="1"/>
-              <w:left w:val="single" w:color="CCCCCC" w:sz="1"/>
-              <w:bottom w:val="single" w:color="CCCCCC" w:sz="1"/>
-              <w:right w:val="single" w:color="CCCCCC" w:sz="1"/>
-            </w:tcBorders>
-            <w:tcMar>
-              <w:top w:type="dxa" w:w="80"/>
-              <w:left w:type="dxa" w:w="120"/>
-              <w:bottom w:type="dxa" w:w="80"/>
-              <w:right w:type="dxa" w:w="120"/>
-            </w:tcMar>
-          </w:tcPr>
-          <w:p>
-            <w:r>
-              <w:rPr>
-                <w:b w:val="false"/>
-                <w:bCs w:val="false"/>
-                <w:sz w:val="22"/>
-                <w:szCs w:val="22"/>
-              </w:rPr>
-              <w:t xml:space="preserve">YES</w:t>
-            </w:r>
-          </w:p>
-        </w:tc>
-        <w:tc>
-          <w:tcPr>
-            <w:tcW w:type="dxa" w:w="4400"/>
-            <w:tcBorders>
-              <w:top w:val="single" w:color="CCCCCC" w:sz="1"/>
-              <w:left w:val="single" w:color="CCCCCC" w:sz="1"/>
-              <w:bottom w:val="single" w:color="CCCCCC" w:sz="1"/>
-              <w:right w:val="single" w:color="CCCCCC" w:sz="1"/>
-            </w:tcBorders>
-            <w:tcMar>
-              <w:top w:type="dxa" w:w="80"/>
-              <w:left w:type="dxa" w:w="120"/>
-              <w:bottom w:type="dxa" w:w="80"/>
-              <w:right w:type="dxa" w:w="120"/>
-            </w:tcMar>
-          </w:tcPr>
-          <w:p>
-            <w:r>
-              <w:rPr>
-                <w:b w:val="false"/>
-                <w:bCs w:val="false"/>
-                <w:sz w:val="22"/>
-                <w:szCs w:val="22"/>
-              </w:rPr>
-              <w:t xml:space="preserve">VIN input decoupling</w:t>
+            <w:tcW w:type="dxa" w:w="2800"/>
+            <w:tcBorders>
+              <w:top w:val="single" w:color="CCCCCC" w:sz="1"/>
+              <w:left w:val="single" w:color="CCCCCC" w:sz="1"/>
+              <w:bottom w:val="single" w:color="CCCCCC" w:sz="1"/>
+              <w:right w:val="single" w:color="CCCCCC" w:sz="1"/>
+            </w:tcBorders>
+            <w:tcMar>
+              <w:top w:type="dxa" w:w="80"/>
+              <w:left w:type="dxa" w:w="120"/>
+              <w:bottom w:type="dxa" w:w="80"/>
+              <w:right w:type="dxa" w:w="120"/>
+            </w:tcMar>
+          </w:tcPr>
+          <w:p>
+            <w:r>
+              <w:rPr>
+                <w:b w:val="false"/>
+                <w:bCs w:val="false"/>
+                <w:sz w:val="22"/>
+                <w:szCs w:val="22"/>
+              </w:rPr>
+              <w:t xml:space="preserve">Full stack (current)</w:t>
+            </w:r>
+          </w:p>
+        </w:tc>
+        <w:tc>
+          <w:tcPr>
+            <w:tcW w:type="dxa" w:w="1600"/>
+            <w:tcBorders>
+              <w:top w:val="single" w:color="CCCCCC" w:sz="1"/>
+              <w:left w:val="single" w:color="CCCCCC" w:sz="1"/>
+              <w:bottom w:val="single" w:color="CCCCCC" w:sz="1"/>
+              <w:right w:val="single" w:color="CCCCCC" w:sz="1"/>
+            </w:tcBorders>
+            <w:tcMar>
+              <w:top w:type="dxa" w:w="80"/>
+              <w:left w:type="dxa" w:w="120"/>
+              <w:bottom w:type="dxa" w:w="80"/>
+              <w:right w:type="dxa" w:w="120"/>
+            </w:tcMar>
+          </w:tcPr>
+          <w:p>
+            <w:r>
+              <w:rPr>
+                <w:b w:val="false"/>
+                <w:bCs w:val="false"/>
+                <w:sz w:val="22"/>
+                <w:szCs w:val="22"/>
+              </w:rPr>
+              <w:t xml:space="preserve">~25.25mm</w:t>
+            </w:r>
+          </w:p>
+        </w:tc>
+        <w:tc>
+          <w:tcPr>
+            <w:tcW w:type="dxa" w:w="5160"/>
+            <w:tcBorders>
+              <w:top w:val="single" w:color="CCCCCC" w:sz="1"/>
+              <w:left w:val="single" w:color="CCCCCC" w:sz="1"/>
+              <w:bottom w:val="single" w:color="CCCCCC" w:sz="1"/>
+              <w:right w:val="single" w:color="CCCCCC" w:sz="1"/>
+            </w:tcBorders>
+            <w:tcMar>
+              <w:top w:type="dxa" w:w="80"/>
+              <w:left w:type="dxa" w:w="120"/>
+              <w:bottom w:type="dxa" w:w="80"/>
+              <w:right w:type="dxa" w:w="120"/>
+            </w:tcMar>
+          </w:tcPr>
+          <w:p>
+            <w:r>
+              <w:rPr>
+                <w:b w:val="false"/>
+                <w:bCs w:val="false"/>
+                <w:sz w:val="22"/>
+                <w:szCs w:val="22"/>
+              </w:rPr>
+              <w:t xml:space="preserve">QT Py + BFF + carrier PCB + display. Battery tucked to side.</w:t>
             </w:r>
           </w:p>
         </w:tc>
@@ -13494,141 +14298,85 @@
       <w:tr>
         <w:tc>
           <w:tcPr>
-            <w:tcW w:type="dxa" w:w="600"/>
-            <w:tcBorders>
-              <w:top w:val="single" w:color="CCCCCC" w:sz="1"/>
-              <w:left w:val="single" w:color="CCCCCC" w:sz="1"/>
-              <w:bottom w:val="single" w:color="CCCCCC" w:sz="1"/>
-              <w:right w:val="single" w:color="CCCCCC" w:sz="1"/>
-            </w:tcBorders>
-            <w:tcMar>
-              <w:top w:type="dxa" w:w="80"/>
-              <w:left w:type="dxa" w:w="120"/>
-              <w:bottom w:type="dxa" w:w="80"/>
-              <w:right w:type="dxa" w:w="120"/>
-            </w:tcMar>
-          </w:tcPr>
-          <w:p>
-            <w:r>
-              <w:rPr>
-                <w:b w:val="false"/>
-                <w:bCs w:val="false"/>
-                <w:sz w:val="22"/>
-                <w:szCs w:val="22"/>
-              </w:rPr>
-              <w:t xml:space="preserve">C20</w:t>
-            </w:r>
-          </w:p>
-        </w:tc>
-        <w:tc>
-          <w:tcPr>
-            <w:tcW w:type="dxa" w:w="2400"/>
-            <w:tcBorders>
-              <w:top w:val="single" w:color="CCCCCC" w:sz="1"/>
-              <w:left w:val="single" w:color="CCCCCC" w:sz="1"/>
-              <w:bottom w:val="single" w:color="CCCCCC" w:sz="1"/>
-              <w:right w:val="single" w:color="CCCCCC" w:sz="1"/>
-            </w:tcBorders>
-            <w:tcMar>
-              <w:top w:type="dxa" w:w="80"/>
-              <w:left w:type="dxa" w:w="120"/>
-              <w:bottom w:type="dxa" w:w="80"/>
-              <w:right w:type="dxa" w:w="120"/>
-            </w:tcMar>
-          </w:tcPr>
-          <w:p>
-            <w:r>
-              <w:rPr>
-                <w:b w:val="false"/>
-                <w:bCs w:val="false"/>
-                <w:sz w:val="22"/>
-                <w:szCs w:val="22"/>
-              </w:rPr>
-              <w:t xml:space="preserve">Capacitor</w:t>
-            </w:r>
-          </w:p>
-        </w:tc>
-        <w:tc>
-          <w:tcPr>
-            <w:tcW w:type="dxa" w:w="1200"/>
-            <w:tcBorders>
-              <w:top w:val="single" w:color="CCCCCC" w:sz="1"/>
-              <w:left w:val="single" w:color="CCCCCC" w:sz="1"/>
-              <w:bottom w:val="single" w:color="CCCCCC" w:sz="1"/>
-              <w:right w:val="single" w:color="CCCCCC" w:sz="1"/>
-            </w:tcBorders>
-            <w:tcMar>
-              <w:top w:type="dxa" w:w="80"/>
-              <w:left w:type="dxa" w:w="120"/>
-              <w:bottom w:type="dxa" w:w="80"/>
-              <w:right w:type="dxa" w:w="120"/>
-            </w:tcMar>
-          </w:tcPr>
-          <w:p>
-            <w:r>
-              <w:rPr>
-                <w:b w:val="false"/>
-                <w:bCs w:val="false"/>
-                <w:sz w:val="22"/>
-                <w:szCs w:val="22"/>
-              </w:rPr>
-              <w:t xml:space="preserve">10µF 0805</w:t>
-            </w:r>
-          </w:p>
-        </w:tc>
-        <w:tc>
-          <w:tcPr>
-            <w:tcW w:type="dxa" w:w="800"/>
-            <w:tcBorders>
-              <w:top w:val="single" w:color="CCCCCC" w:sz="1"/>
-              <w:left w:val="single" w:color="CCCCCC" w:sz="1"/>
-              <w:bottom w:val="single" w:color="CCCCCC" w:sz="1"/>
-              <w:right w:val="single" w:color="CCCCCC" w:sz="1"/>
-            </w:tcBorders>
-            <w:tcMar>
-              <w:top w:type="dxa" w:w="80"/>
-              <w:left w:type="dxa" w:w="120"/>
-              <w:bottom w:type="dxa" w:w="80"/>
-              <w:right w:type="dxa" w:w="120"/>
-            </w:tcMar>
-          </w:tcPr>
-          <w:p>
-            <w:r>
-              <w:rPr>
-                <w:b w:val="false"/>
-                <w:bCs w:val="false"/>
-                <w:sz w:val="22"/>
-                <w:szCs w:val="22"/>
-              </w:rPr>
-              <w:t xml:space="preserve">YES</w:t>
-            </w:r>
-          </w:p>
-        </w:tc>
-        <w:tc>
-          <w:tcPr>
-            <w:tcW w:type="dxa" w:w="4400"/>
-            <w:tcBorders>
-              <w:top w:val="single" w:color="CCCCCC" w:sz="1"/>
-              <w:left w:val="single" w:color="CCCCCC" w:sz="1"/>
-              <w:bottom w:val="single" w:color="CCCCCC" w:sz="1"/>
-              <w:right w:val="single" w:color="CCCCCC" w:sz="1"/>
-            </w:tcBorders>
-            <w:tcMar>
-              <w:top w:type="dxa" w:w="80"/>
-              <w:left w:type="dxa" w:w="120"/>
-              <w:bottom w:type="dxa" w:w="80"/>
-              <w:right w:type="dxa" w:w="120"/>
-            </w:tcMar>
-          </w:tcPr>
-          <w:p>
-            <w:r>
-              <w:rPr>
-                <w:b w:val="false"/>
-                <w:bCs w:val="false"/>
-                <w:sz w:val="22"/>
-                <w:szCs w:val="22"/>
-              </w:rPr>
-              <w:t xml:space="preserve">VBAT output decoupling</w:t>
+            <w:tcW w:type="dxa" w:w="2800"/>
+            <w:tcBorders>
+              <w:top w:val="single" w:color="CCCCCC" w:sz="1"/>
+              <w:left w:val="single" w:color="CCCCCC" w:sz="1"/>
+              <w:bottom w:val="single" w:color="CCCCCC" w:sz="1"/>
+              <w:right w:val="single" w:color="CCCCCC" w:sz="1"/>
+            </w:tcBorders>
+            <w:tcMar>
+              <w:top w:type="dxa" w:w="80"/>
+              <w:left w:type="dxa" w:w="120"/>
+              <w:bottom w:type="dxa" w:w="80"/>
+              <w:right w:type="dxa" w:w="120"/>
+            </w:tcMar>
+          </w:tcPr>
+          <w:p>
+            <w:r>
+              <w:rPr>
+                <w:b w:val="false"/>
+                <w:bCs w:val="false"/>
+                <w:sz w:val="22"/>
+                <w:szCs w:val="22"/>
+              </w:rPr>
+              <w:t xml:space="preserve">After JST-PH removal</w:t>
+            </w:r>
+          </w:p>
+        </w:tc>
+        <w:tc>
+          <w:tcPr>
+            <w:tcW w:type="dxa" w:w="1600"/>
+            <w:tcBorders>
+              <w:top w:val="single" w:color="CCCCCC" w:sz="1"/>
+              <w:left w:val="single" w:color="CCCCCC" w:sz="1"/>
+              <w:bottom w:val="single" w:color="CCCCCC" w:sz="1"/>
+              <w:right w:val="single" w:color="CCCCCC" w:sz="1"/>
+            </w:tcBorders>
+            <w:tcMar>
+              <w:top w:type="dxa" w:w="80"/>
+              <w:left w:type="dxa" w:w="120"/>
+              <w:bottom w:type="dxa" w:w="80"/>
+              <w:right w:type="dxa" w:w="120"/>
+            </w:tcMar>
+          </w:tcPr>
+          <w:p>
+            <w:r>
+              <w:rPr>
+                <w:b w:val="false"/>
+                <w:bCs w:val="false"/>
+                <w:sz w:val="22"/>
+                <w:szCs w:val="22"/>
+              </w:rPr>
+              <w:t xml:space="preserve">~22mm</w:t>
+            </w:r>
+          </w:p>
+        </w:tc>
+        <w:tc>
+          <w:tcPr>
+            <w:tcW w:type="dxa" w:w="5160"/>
+            <w:tcBorders>
+              <w:top w:val="single" w:color="CCCCCC" w:sz="1"/>
+              <w:left w:val="single" w:color="CCCCCC" w:sz="1"/>
+              <w:bottom w:val="single" w:color="CCCCCC" w:sz="1"/>
+              <w:right w:val="single" w:color="CCCCCC" w:sz="1"/>
+            </w:tcBorders>
+            <w:tcMar>
+              <w:top w:type="dxa" w:w="80"/>
+              <w:left w:type="dxa" w:w="120"/>
+              <w:bottom w:type="dxa" w:w="80"/>
+              <w:right w:type="dxa" w:w="120"/>
+            </w:tcMar>
+          </w:tcPr>
+          <w:p>
+            <w:r>
+              <w:rPr>
+                <w:b w:val="false"/>
+                <w:bCs w:val="false"/>
+                <w:sz w:val="22"/>
+                <w:szCs w:val="22"/>
+              </w:rPr>
+              <w:t xml:space="preserve">Saves ~3mm. Connector removed on spare unit for evaluation.</w:t>
             </w:r>
           </w:p>
         </w:tc>
@@ -13636,1444 +14384,90 @@
       <w:tr>
         <w:tc>
           <w:tcPr>
-            <w:tcW w:type="dxa" w:w="600"/>
-            <w:tcBorders>
-              <w:top w:val="single" w:color="CCCCCC" w:sz="1"/>
-              <w:left w:val="single" w:color="CCCCCC" w:sz="1"/>
-              <w:bottom w:val="single" w:color="CCCCCC" w:sz="1"/>
-              <w:right w:val="single" w:color="CCCCCC" w:sz="1"/>
-            </w:tcBorders>
-            <w:tcMar>
-              <w:top w:type="dxa" w:w="80"/>
-              <w:left w:type="dxa" w:w="120"/>
-              <w:bottom w:type="dxa" w:w="80"/>
-              <w:right w:type="dxa" w:w="120"/>
-            </w:tcMar>
-          </w:tcPr>
-          <w:p>
-            <w:r>
-              <w:rPr>
-                <w:b w:val="false"/>
-                <w:bCs w:val="false"/>
-                <w:sz w:val="22"/>
-                <w:szCs w:val="22"/>
-              </w:rPr>
-              <w:t xml:space="preserve">R8</w:t>
-            </w:r>
-          </w:p>
-        </w:tc>
-        <w:tc>
-          <w:tcPr>
-            <w:tcW w:type="dxa" w:w="2400"/>
-            <w:tcBorders>
-              <w:top w:val="single" w:color="CCCCCC" w:sz="1"/>
-              <w:left w:val="single" w:color="CCCCCC" w:sz="1"/>
-              <w:bottom w:val="single" w:color="CCCCCC" w:sz="1"/>
-              <w:right w:val="single" w:color="CCCCCC" w:sz="1"/>
-            </w:tcBorders>
-            <w:tcMar>
-              <w:top w:type="dxa" w:w="80"/>
-              <w:left w:type="dxa" w:w="120"/>
-              <w:bottom w:type="dxa" w:w="80"/>
-              <w:right w:type="dxa" w:w="120"/>
-            </w:tcMar>
-          </w:tcPr>
-          <w:p>
-            <w:r>
-              <w:rPr>
-                <w:b w:val="false"/>
-                <w:bCs w:val="false"/>
-                <w:sz w:val="22"/>
-                <w:szCs w:val="22"/>
-              </w:rPr>
-              <w:t xml:space="preserve">Resistor</w:t>
-            </w:r>
-          </w:p>
-        </w:tc>
-        <w:tc>
-          <w:tcPr>
-            <w:tcW w:type="dxa" w:w="1200"/>
-            <w:tcBorders>
-              <w:top w:val="single" w:color="CCCCCC" w:sz="1"/>
-              <w:left w:val="single" w:color="CCCCCC" w:sz="1"/>
-              <w:bottom w:val="single" w:color="CCCCCC" w:sz="1"/>
-              <w:right w:val="single" w:color="CCCCCC" w:sz="1"/>
-            </w:tcBorders>
-            <w:tcMar>
-              <w:top w:type="dxa" w:w="80"/>
-              <w:left w:type="dxa" w:w="120"/>
-              <w:bottom w:type="dxa" w:w="80"/>
-              <w:right w:type="dxa" w:w="120"/>
-            </w:tcMar>
-          </w:tcPr>
-          <w:p>
-            <w:r>
-              <w:rPr>
-                <w:b w:val="false"/>
-                <w:bCs w:val="false"/>
-                <w:sz w:val="22"/>
-                <w:szCs w:val="22"/>
-              </w:rPr>
-              <w:t xml:space="preserve">5.1K 0603</w:t>
-            </w:r>
-          </w:p>
-        </w:tc>
-        <w:tc>
-          <w:tcPr>
-            <w:tcW w:type="dxa" w:w="800"/>
-            <w:tcBorders>
-              <w:top w:val="single" w:color="CCCCCC" w:sz="1"/>
-              <w:left w:val="single" w:color="CCCCCC" w:sz="1"/>
-              <w:bottom w:val="single" w:color="CCCCCC" w:sz="1"/>
-              <w:right w:val="single" w:color="CCCCCC" w:sz="1"/>
-            </w:tcBorders>
-            <w:tcMar>
-              <w:top w:type="dxa" w:w="80"/>
-              <w:left w:type="dxa" w:w="120"/>
-              <w:bottom w:type="dxa" w:w="80"/>
-              <w:right w:type="dxa" w:w="120"/>
-            </w:tcMar>
-          </w:tcPr>
-          <w:p>
-            <w:r>
-              <w:rPr>
-                <w:b w:val="false"/>
-                <w:bCs w:val="false"/>
-                <w:sz w:val="22"/>
-                <w:szCs w:val="22"/>
-              </w:rPr>
-              <w:t xml:space="preserve">YES</w:t>
-            </w:r>
-          </w:p>
-        </w:tc>
-        <w:tc>
-          <w:tcPr>
-            <w:tcW w:type="dxa" w:w="4400"/>
-            <w:tcBorders>
-              <w:top w:val="single" w:color="CCCCCC" w:sz="1"/>
-              <w:left w:val="single" w:color="CCCCCC" w:sz="1"/>
-              <w:bottom w:val="single" w:color="CCCCCC" w:sz="1"/>
-              <w:right w:val="single" w:color="CCCCCC" w:sz="1"/>
-            </w:tcBorders>
-            <w:tcMar>
-              <w:top w:type="dxa" w:w="80"/>
-              <w:left w:type="dxa" w:w="120"/>
-              <w:bottom w:type="dxa" w:w="80"/>
-              <w:right w:type="dxa" w:w="120"/>
-            </w:tcMar>
-          </w:tcPr>
-          <w:p>
-            <w:r>
-              <w:rPr>
-                <w:b w:val="false"/>
-                <w:bCs w:val="false"/>
-                <w:sz w:val="22"/>
-                <w:szCs w:val="22"/>
-              </w:rPr>
-              <w:t xml:space="preserve">PROG pin sets charge current. 5.1K = ~200mA. Adafruit uses 5.1K not 5K.</w:t>
-            </w:r>
-          </w:p>
-        </w:tc>
-      </w:tr>
-      <w:tr>
-        <w:tc>
-          <w:tcPr>
-            <w:tcW w:type="dxa" w:w="600"/>
-            <w:tcBorders>
-              <w:top w:val="single" w:color="CCCCCC" w:sz="1"/>
-              <w:left w:val="single" w:color="CCCCCC" w:sz="1"/>
-              <w:bottom w:val="single" w:color="CCCCCC" w:sz="1"/>
-              <w:right w:val="single" w:color="CCCCCC" w:sz="1"/>
-            </w:tcBorders>
-            <w:tcMar>
-              <w:top w:type="dxa" w:w="80"/>
-              <w:left w:type="dxa" w:w="120"/>
-              <w:bottom w:type="dxa" w:w="80"/>
-              <w:right w:type="dxa" w:w="120"/>
-            </w:tcMar>
-          </w:tcPr>
-          <w:p>
-            <w:r>
-              <w:rPr>
-                <w:b w:val="false"/>
-                <w:bCs w:val="false"/>
-                <w:sz w:val="22"/>
-                <w:szCs w:val="22"/>
-              </w:rPr>
-              <w:t xml:space="preserve">D2</w:t>
-            </w:r>
-          </w:p>
-        </w:tc>
-        <w:tc>
-          <w:tcPr>
-            <w:tcW w:type="dxa" w:w="2400"/>
-            <w:tcBorders>
-              <w:top w:val="single" w:color="CCCCCC" w:sz="1"/>
-              <w:left w:val="single" w:color="CCCCCC" w:sz="1"/>
-              <w:bottom w:val="single" w:color="CCCCCC" w:sz="1"/>
-              <w:right w:val="single" w:color="CCCCCC" w:sz="1"/>
-            </w:tcBorders>
-            <w:tcMar>
-              <w:top w:type="dxa" w:w="80"/>
-              <w:left w:type="dxa" w:w="120"/>
-              <w:bottom w:type="dxa" w:w="80"/>
-              <w:right w:type="dxa" w:w="120"/>
-            </w:tcMar>
-          </w:tcPr>
-          <w:p>
-            <w:r>
-              <w:rPr>
-                <w:b w:val="false"/>
-                <w:bCs w:val="false"/>
-                <w:sz w:val="22"/>
-                <w:szCs w:val="22"/>
-              </w:rPr>
-              <w:t xml:space="preserve">Diode MBR120</w:t>
-            </w:r>
-          </w:p>
-        </w:tc>
-        <w:tc>
-          <w:tcPr>
-            <w:tcW w:type="dxa" w:w="1200"/>
-            <w:tcBorders>
-              <w:top w:val="single" w:color="CCCCCC" w:sz="1"/>
-              <w:left w:val="single" w:color="CCCCCC" w:sz="1"/>
-              <w:bottom w:val="single" w:color="CCCCCC" w:sz="1"/>
-              <w:right w:val="single" w:color="CCCCCC" w:sz="1"/>
-            </w:tcBorders>
-            <w:tcMar>
-              <w:top w:type="dxa" w:w="80"/>
-              <w:left w:type="dxa" w:w="120"/>
-              <w:bottom w:type="dxa" w:w="80"/>
-              <w:right w:type="dxa" w:w="120"/>
-            </w:tcMar>
-          </w:tcPr>
-          <w:p>
-            <w:r>
-              <w:rPr>
-                <w:b w:val="false"/>
-                <w:bCs w:val="false"/>
-                <w:sz w:val="22"/>
-                <w:szCs w:val="22"/>
-              </w:rPr>
-              <w:t xml:space="preserve">SOD-123FL</w:t>
-            </w:r>
-          </w:p>
-        </w:tc>
-        <w:tc>
-          <w:tcPr>
-            <w:tcW w:type="dxa" w:w="800"/>
-            <w:tcBorders>
-              <w:top w:val="single" w:color="CCCCCC" w:sz="1"/>
-              <w:left w:val="single" w:color="CCCCCC" w:sz="1"/>
-              <w:bottom w:val="single" w:color="CCCCCC" w:sz="1"/>
-              <w:right w:val="single" w:color="CCCCCC" w:sz="1"/>
-            </w:tcBorders>
-            <w:tcMar>
-              <w:top w:type="dxa" w:w="80"/>
-              <w:left w:type="dxa" w:w="120"/>
-              <w:bottom w:type="dxa" w:w="80"/>
-              <w:right w:type="dxa" w:w="120"/>
-            </w:tcMar>
-          </w:tcPr>
-          <w:p>
-            <w:r>
-              <w:rPr>
-                <w:b w:val="false"/>
-                <w:bCs w:val="false"/>
-                <w:sz w:val="22"/>
-                <w:szCs w:val="22"/>
-              </w:rPr>
-              <w:t xml:space="preserve">YES</w:t>
-            </w:r>
-          </w:p>
-        </w:tc>
-        <w:tc>
-          <w:tcPr>
-            <w:tcW w:type="dxa" w:w="4400"/>
-            <w:tcBorders>
-              <w:top w:val="single" w:color="CCCCCC" w:sz="1"/>
-              <w:left w:val="single" w:color="CCCCCC" w:sz="1"/>
-              <w:bottom w:val="single" w:color="CCCCCC" w:sz="1"/>
-              <w:right w:val="single" w:color="CCCCCC" w:sz="1"/>
-            </w:tcBorders>
-            <w:tcMar>
-              <w:top w:type="dxa" w:w="80"/>
-              <w:left w:type="dxa" w:w="120"/>
-              <w:bottom w:type="dxa" w:w="80"/>
-              <w:right w:type="dxa" w:w="120"/>
-            </w:tcMar>
-          </w:tcPr>
-          <w:p>
-            <w:r>
-              <w:rPr>
-                <w:b w:val="false"/>
-                <w:bCs w:val="false"/>
-                <w:sz w:val="22"/>
-                <w:szCs w:val="22"/>
-              </w:rPr>
-              <w:t xml:space="preserve">Schottky reverse polarity protection on VBAT. Critical — do not omit.</w:t>
-            </w:r>
-          </w:p>
-        </w:tc>
-      </w:tr>
-      <w:tr>
-        <w:tc>
-          <w:tcPr>
-            <w:tcW w:type="dxa" w:w="600"/>
-            <w:tcBorders>
-              <w:top w:val="single" w:color="CCCCCC" w:sz="1"/>
-              <w:left w:val="single" w:color="CCCCCC" w:sz="1"/>
-              <w:bottom w:val="single" w:color="CCCCCC" w:sz="1"/>
-              <w:right w:val="single" w:color="CCCCCC" w:sz="1"/>
-            </w:tcBorders>
-            <w:tcMar>
-              <w:top w:type="dxa" w:w="80"/>
-              <w:left w:type="dxa" w:w="120"/>
-              <w:bottom w:type="dxa" w:w="80"/>
-              <w:right w:type="dxa" w:w="120"/>
-            </w:tcMar>
-          </w:tcPr>
-          <w:p>
-            <w:r>
-              <w:rPr>
-                <w:b w:val="false"/>
-                <w:bCs w:val="false"/>
-                <w:sz w:val="22"/>
-                <w:szCs w:val="22"/>
-              </w:rPr>
-              <w:t xml:space="preserve">R1</w:t>
-            </w:r>
-          </w:p>
-        </w:tc>
-        <w:tc>
-          <w:tcPr>
-            <w:tcW w:type="dxa" w:w="2400"/>
-            <w:tcBorders>
-              <w:top w:val="single" w:color="CCCCCC" w:sz="1"/>
-              <w:left w:val="single" w:color="CCCCCC" w:sz="1"/>
-              <w:bottom w:val="single" w:color="CCCCCC" w:sz="1"/>
-              <w:right w:val="single" w:color="CCCCCC" w:sz="1"/>
-            </w:tcBorders>
-            <w:tcMar>
-              <w:top w:type="dxa" w:w="80"/>
-              <w:left w:type="dxa" w:w="120"/>
-              <w:bottom w:type="dxa" w:w="80"/>
-              <w:right w:type="dxa" w:w="120"/>
-            </w:tcMar>
-          </w:tcPr>
-          <w:p>
-            <w:r>
-              <w:rPr>
-                <w:b w:val="false"/>
-                <w:bCs w:val="false"/>
-                <w:sz w:val="22"/>
-                <w:szCs w:val="22"/>
-              </w:rPr>
-              <w:t xml:space="preserve">Resistor</w:t>
-            </w:r>
-          </w:p>
-        </w:tc>
-        <w:tc>
-          <w:tcPr>
-            <w:tcW w:type="dxa" w:w="1200"/>
-            <w:tcBorders>
-              <w:top w:val="single" w:color="CCCCCC" w:sz="1"/>
-              <w:left w:val="single" w:color="CCCCCC" w:sz="1"/>
-              <w:bottom w:val="single" w:color="CCCCCC" w:sz="1"/>
-              <w:right w:val="single" w:color="CCCCCC" w:sz="1"/>
-            </w:tcBorders>
-            <w:tcMar>
-              <w:top w:type="dxa" w:w="80"/>
-              <w:left w:type="dxa" w:w="120"/>
-              <w:bottom w:type="dxa" w:w="80"/>
-              <w:right w:type="dxa" w:w="120"/>
-            </w:tcMar>
-          </w:tcPr>
-          <w:p>
-            <w:r>
-              <w:rPr>
-                <w:b w:val="false"/>
-                <w:bCs w:val="false"/>
-                <w:sz w:val="22"/>
-                <w:szCs w:val="22"/>
-              </w:rPr>
-              <w:t xml:space="preserve">100K 0603</w:t>
-            </w:r>
-          </w:p>
-        </w:tc>
-        <w:tc>
-          <w:tcPr>
-            <w:tcW w:type="dxa" w:w="800"/>
-            <w:tcBorders>
-              <w:top w:val="single" w:color="CCCCCC" w:sz="1"/>
-              <w:left w:val="single" w:color="CCCCCC" w:sz="1"/>
-              <w:bottom w:val="single" w:color="CCCCCC" w:sz="1"/>
-              <w:right w:val="single" w:color="CCCCCC" w:sz="1"/>
-            </w:tcBorders>
-            <w:tcMar>
-              <w:top w:type="dxa" w:w="80"/>
-              <w:left w:type="dxa" w:w="120"/>
-              <w:bottom w:type="dxa" w:w="80"/>
-              <w:right w:type="dxa" w:w="120"/>
-            </w:tcMar>
-          </w:tcPr>
-          <w:p>
-            <w:r>
-              <w:rPr>
-                <w:b w:val="false"/>
-                <w:bCs w:val="false"/>
-                <w:sz w:val="22"/>
-                <w:szCs w:val="22"/>
-              </w:rPr>
-              <w:t xml:space="preserve">YES</w:t>
-            </w:r>
-          </w:p>
-        </w:tc>
-        <w:tc>
-          <w:tcPr>
-            <w:tcW w:type="dxa" w:w="4400"/>
-            <w:tcBorders>
-              <w:top w:val="single" w:color="CCCCCC" w:sz="1"/>
-              <w:left w:val="single" w:color="CCCCCC" w:sz="1"/>
-              <w:bottom w:val="single" w:color="CCCCCC" w:sz="1"/>
-              <w:right w:val="single" w:color="CCCCCC" w:sz="1"/>
-            </w:tcBorders>
-            <w:tcMar>
-              <w:top w:type="dxa" w:w="80"/>
-              <w:left w:type="dxa" w:w="120"/>
-              <w:bottom w:type="dxa" w:w="80"/>
-              <w:right w:type="dxa" w:w="120"/>
-            </w:tcMar>
-          </w:tcPr>
-          <w:p>
-            <w:r>
-              <w:rPr>
-                <w:b w:val="false"/>
-                <w:bCs w:val="false"/>
-                <w:sz w:val="22"/>
-                <w:szCs w:val="22"/>
-              </w:rPr>
-              <w:t xml:space="preserve">Voltage divider top resistor (A2 battery monitoring)</w:t>
-            </w:r>
-          </w:p>
-        </w:tc>
-      </w:tr>
-      <w:tr>
-        <w:tc>
-          <w:tcPr>
-            <w:tcW w:type="dxa" w:w="600"/>
-            <w:tcBorders>
-              <w:top w:val="single" w:color="CCCCCC" w:sz="1"/>
-              <w:left w:val="single" w:color="CCCCCC" w:sz="1"/>
-              <w:bottom w:val="single" w:color="CCCCCC" w:sz="1"/>
-              <w:right w:val="single" w:color="CCCCCC" w:sz="1"/>
-            </w:tcBorders>
-            <w:tcMar>
-              <w:top w:type="dxa" w:w="80"/>
-              <w:left w:type="dxa" w:w="120"/>
-              <w:bottom w:type="dxa" w:w="80"/>
-              <w:right w:type="dxa" w:w="120"/>
-            </w:tcMar>
-          </w:tcPr>
-          <w:p>
-            <w:r>
-              <w:rPr>
-                <w:b w:val="false"/>
-                <w:bCs w:val="false"/>
-                <w:sz w:val="22"/>
-                <w:szCs w:val="22"/>
-              </w:rPr>
-              <w:t xml:space="preserve">R3</w:t>
-            </w:r>
-          </w:p>
-        </w:tc>
-        <w:tc>
-          <w:tcPr>
-            <w:tcW w:type="dxa" w:w="2400"/>
-            <w:tcBorders>
-              <w:top w:val="single" w:color="CCCCCC" w:sz="1"/>
-              <w:left w:val="single" w:color="CCCCCC" w:sz="1"/>
-              <w:bottom w:val="single" w:color="CCCCCC" w:sz="1"/>
-              <w:right w:val="single" w:color="CCCCCC" w:sz="1"/>
-            </w:tcBorders>
-            <w:tcMar>
-              <w:top w:type="dxa" w:w="80"/>
-              <w:left w:type="dxa" w:w="120"/>
-              <w:bottom w:type="dxa" w:w="80"/>
-              <w:right w:type="dxa" w:w="120"/>
-            </w:tcMar>
-          </w:tcPr>
-          <w:p>
-            <w:r>
-              <w:rPr>
-                <w:b w:val="false"/>
-                <w:bCs w:val="false"/>
-                <w:sz w:val="22"/>
-                <w:szCs w:val="22"/>
-              </w:rPr>
-              <w:t xml:space="preserve">Resistor</w:t>
-            </w:r>
-          </w:p>
-        </w:tc>
-        <w:tc>
-          <w:tcPr>
-            <w:tcW w:type="dxa" w:w="1200"/>
-            <w:tcBorders>
-              <w:top w:val="single" w:color="CCCCCC" w:sz="1"/>
-              <w:left w:val="single" w:color="CCCCCC" w:sz="1"/>
-              <w:bottom w:val="single" w:color="CCCCCC" w:sz="1"/>
-              <w:right w:val="single" w:color="CCCCCC" w:sz="1"/>
-            </w:tcBorders>
-            <w:tcMar>
-              <w:top w:type="dxa" w:w="80"/>
-              <w:left w:type="dxa" w:w="120"/>
-              <w:bottom w:type="dxa" w:w="80"/>
-              <w:right w:type="dxa" w:w="120"/>
-            </w:tcMar>
-          </w:tcPr>
-          <w:p>
-            <w:r>
-              <w:rPr>
-                <w:b w:val="false"/>
-                <w:bCs w:val="false"/>
-                <w:sz w:val="22"/>
-                <w:szCs w:val="22"/>
-              </w:rPr>
-              <w:t xml:space="preserve">100K 0603</w:t>
-            </w:r>
-          </w:p>
-        </w:tc>
-        <w:tc>
-          <w:tcPr>
-            <w:tcW w:type="dxa" w:w="800"/>
-            <w:tcBorders>
-              <w:top w:val="single" w:color="CCCCCC" w:sz="1"/>
-              <w:left w:val="single" w:color="CCCCCC" w:sz="1"/>
-              <w:bottom w:val="single" w:color="CCCCCC" w:sz="1"/>
-              <w:right w:val="single" w:color="CCCCCC" w:sz="1"/>
-            </w:tcBorders>
-            <w:tcMar>
-              <w:top w:type="dxa" w:w="80"/>
-              <w:left w:type="dxa" w:w="120"/>
-              <w:bottom w:type="dxa" w:w="80"/>
-              <w:right w:type="dxa" w:w="120"/>
-            </w:tcMar>
-          </w:tcPr>
-          <w:p>
-            <w:r>
-              <w:rPr>
-                <w:b w:val="false"/>
-                <w:bCs w:val="false"/>
-                <w:sz w:val="22"/>
-                <w:szCs w:val="22"/>
-              </w:rPr>
-              <w:t xml:space="preserve">YES</w:t>
-            </w:r>
-          </w:p>
-        </w:tc>
-        <w:tc>
-          <w:tcPr>
-            <w:tcW w:type="dxa" w:w="4400"/>
-            <w:tcBorders>
-              <w:top w:val="single" w:color="CCCCCC" w:sz="1"/>
-              <w:left w:val="single" w:color="CCCCCC" w:sz="1"/>
-              <w:bottom w:val="single" w:color="CCCCCC" w:sz="1"/>
-              <w:right w:val="single" w:color="CCCCCC" w:sz="1"/>
-            </w:tcBorders>
-            <w:tcMar>
-              <w:top w:type="dxa" w:w="80"/>
-              <w:left w:type="dxa" w:w="120"/>
-              <w:bottom w:type="dxa" w:w="80"/>
-              <w:right w:type="dxa" w:w="120"/>
-            </w:tcMar>
-          </w:tcPr>
-          <w:p>
-            <w:r>
-              <w:rPr>
-                <w:b w:val="false"/>
-                <w:bCs w:val="false"/>
-                <w:sz w:val="22"/>
-                <w:szCs w:val="22"/>
-              </w:rPr>
-              <w:t xml:space="preserve">Voltage divider bottom resistor. R1+R3 give 2:1 ratio matching code VOLTAGE_DIVIDER=2.0</w:t>
-            </w:r>
-          </w:p>
-        </w:tc>
-      </w:tr>
-      <w:tr>
-        <w:tc>
-          <w:tcPr>
-            <w:tcW w:type="dxa" w:w="600"/>
-            <w:tcBorders>
-              <w:top w:val="single" w:color="CCCCCC" w:sz="1"/>
-              <w:left w:val="single" w:color="CCCCCC" w:sz="1"/>
-              <w:bottom w:val="single" w:color="CCCCCC" w:sz="1"/>
-              <w:right w:val="single" w:color="CCCCCC" w:sz="1"/>
-            </w:tcBorders>
-            <w:tcMar>
-              <w:top w:type="dxa" w:w="80"/>
-              <w:left w:type="dxa" w:w="120"/>
-              <w:bottom w:type="dxa" w:w="80"/>
-              <w:right w:type="dxa" w:w="120"/>
-            </w:tcMar>
-          </w:tcPr>
-          <w:p>
-            <w:r>
-              <w:rPr>
-                <w:b w:val="false"/>
-                <w:bCs w:val="false"/>
-                <w:sz w:val="22"/>
-                <w:szCs w:val="22"/>
-              </w:rPr>
-              <w:t xml:space="preserve">R2</w:t>
-            </w:r>
-          </w:p>
-        </w:tc>
-        <w:tc>
-          <w:tcPr>
-            <w:tcW w:type="dxa" w:w="2400"/>
-            <w:tcBorders>
-              <w:top w:val="single" w:color="CCCCCC" w:sz="1"/>
-              <w:left w:val="single" w:color="CCCCCC" w:sz="1"/>
-              <w:bottom w:val="single" w:color="CCCCCC" w:sz="1"/>
-              <w:right w:val="single" w:color="CCCCCC" w:sz="1"/>
-            </w:tcBorders>
-            <w:tcMar>
-              <w:top w:type="dxa" w:w="80"/>
-              <w:left w:type="dxa" w:w="120"/>
-              <w:bottom w:type="dxa" w:w="80"/>
-              <w:right w:type="dxa" w:w="120"/>
-            </w:tcMar>
-          </w:tcPr>
-          <w:p>
-            <w:r>
-              <w:rPr>
-                <w:b w:val="false"/>
-                <w:bCs w:val="false"/>
-                <w:sz w:val="22"/>
-                <w:szCs w:val="22"/>
-              </w:rPr>
-              <w:t xml:space="preserve">Resistor</w:t>
-            </w:r>
-          </w:p>
-        </w:tc>
-        <w:tc>
-          <w:tcPr>
-            <w:tcW w:type="dxa" w:w="1200"/>
-            <w:tcBorders>
-              <w:top w:val="single" w:color="CCCCCC" w:sz="1"/>
-              <w:left w:val="single" w:color="CCCCCC" w:sz="1"/>
-              <w:bottom w:val="single" w:color="CCCCCC" w:sz="1"/>
-              <w:right w:val="single" w:color="CCCCCC" w:sz="1"/>
-            </w:tcBorders>
-            <w:tcMar>
-              <w:top w:type="dxa" w:w="80"/>
-              <w:left w:type="dxa" w:w="120"/>
-              <w:bottom w:type="dxa" w:w="80"/>
-              <w:right w:type="dxa" w:w="120"/>
-            </w:tcMar>
-          </w:tcPr>
-          <w:p>
-            <w:r>
-              <w:rPr>
-                <w:b w:val="false"/>
-                <w:bCs w:val="false"/>
-                <w:sz w:val="22"/>
-                <w:szCs w:val="22"/>
-              </w:rPr>
-              <w:t xml:space="preserve">5.1K 0603</w:t>
-            </w:r>
-          </w:p>
-        </w:tc>
-        <w:tc>
-          <w:tcPr>
-            <w:tcW w:type="dxa" w:w="800"/>
-            <w:tcBorders>
-              <w:top w:val="single" w:color="CCCCCC" w:sz="1"/>
-              <w:left w:val="single" w:color="CCCCCC" w:sz="1"/>
-              <w:bottom w:val="single" w:color="CCCCCC" w:sz="1"/>
-              <w:right w:val="single" w:color="CCCCCC" w:sz="1"/>
-            </w:tcBorders>
-            <w:tcMar>
-              <w:top w:type="dxa" w:w="80"/>
-              <w:left w:type="dxa" w:w="120"/>
-              <w:bottom w:type="dxa" w:w="80"/>
-              <w:right w:type="dxa" w:w="120"/>
-            </w:tcMar>
-          </w:tcPr>
-          <w:p>
-            <w:r>
-              <w:rPr>
-                <w:b w:val="false"/>
-                <w:bCs w:val="false"/>
-                <w:sz w:val="22"/>
-                <w:szCs w:val="22"/>
-              </w:rPr>
-              <w:t xml:space="preserve">OMIT</w:t>
-            </w:r>
-          </w:p>
-        </w:tc>
-        <w:tc>
-          <w:tcPr>
-            <w:tcW w:type="dxa" w:w="4400"/>
-            <w:tcBorders>
-              <w:top w:val="single" w:color="CCCCCC" w:sz="1"/>
-              <w:left w:val="single" w:color="CCCCCC" w:sz="1"/>
-              <w:bottom w:val="single" w:color="CCCCCC" w:sz="1"/>
-              <w:right w:val="single" w:color="CCCCCC" w:sz="1"/>
-            </w:tcBorders>
-            <w:tcMar>
-              <w:top w:type="dxa" w:w="80"/>
-              <w:left w:type="dxa" w:w="120"/>
-              <w:bottom w:type="dxa" w:w="80"/>
-              <w:right w:type="dxa" w:w="120"/>
-            </w:tcMar>
-          </w:tcPr>
-          <w:p>
-            <w:r>
-              <w:rPr>
-                <w:b w:val="false"/>
-                <w:bCs w:val="false"/>
-                <w:sz w:val="22"/>
-                <w:szCs w:val="22"/>
-              </w:rPr>
-              <w:t xml:space="preserve">LED current limiter for CHG0. Not needed without LED.</w:t>
-            </w:r>
-          </w:p>
-        </w:tc>
-      </w:tr>
-      <w:tr>
-        <w:tc>
-          <w:tcPr>
-            <w:tcW w:type="dxa" w:w="600"/>
-            <w:tcBorders>
-              <w:top w:val="single" w:color="CCCCCC" w:sz="1"/>
-              <w:left w:val="single" w:color="CCCCCC" w:sz="1"/>
-              <w:bottom w:val="single" w:color="CCCCCC" w:sz="1"/>
-              <w:right w:val="single" w:color="CCCCCC" w:sz="1"/>
-            </w:tcBorders>
-            <w:tcMar>
-              <w:top w:type="dxa" w:w="80"/>
-              <w:left w:type="dxa" w:w="120"/>
-              <w:bottom w:type="dxa" w:w="80"/>
-              <w:right w:type="dxa" w:w="120"/>
-            </w:tcMar>
-          </w:tcPr>
-          <w:p>
-            <w:r>
-              <w:rPr>
-                <w:b w:val="false"/>
-                <w:bCs w:val="false"/>
-                <w:sz w:val="22"/>
-                <w:szCs w:val="22"/>
-              </w:rPr>
-              <w:t xml:space="preserve">CHG0</w:t>
-            </w:r>
-          </w:p>
-        </w:tc>
-        <w:tc>
-          <w:tcPr>
-            <w:tcW w:type="dxa" w:w="2400"/>
-            <w:tcBorders>
-              <w:top w:val="single" w:color="CCCCCC" w:sz="1"/>
-              <w:left w:val="single" w:color="CCCCCC" w:sz="1"/>
-              <w:bottom w:val="single" w:color="CCCCCC" w:sz="1"/>
-              <w:right w:val="single" w:color="CCCCCC" w:sz="1"/>
-            </w:tcBorders>
-            <w:tcMar>
-              <w:top w:type="dxa" w:w="80"/>
-              <w:left w:type="dxa" w:w="120"/>
-              <w:bottom w:type="dxa" w:w="80"/>
-              <w:right w:type="dxa" w:w="120"/>
-            </w:tcMar>
-          </w:tcPr>
-          <w:p>
-            <w:r>
-              <w:rPr>
-                <w:b w:val="false"/>
-                <w:bCs w:val="false"/>
-                <w:sz w:val="22"/>
-                <w:szCs w:val="22"/>
-              </w:rPr>
-              <w:t xml:space="preserve">LED orange</w:t>
-            </w:r>
-          </w:p>
-        </w:tc>
-        <w:tc>
-          <w:tcPr>
-            <w:tcW w:type="dxa" w:w="1200"/>
-            <w:tcBorders>
-              <w:top w:val="single" w:color="CCCCCC" w:sz="1"/>
-              <w:left w:val="single" w:color="CCCCCC" w:sz="1"/>
-              <w:bottom w:val="single" w:color="CCCCCC" w:sz="1"/>
-              <w:right w:val="single" w:color="CCCCCC" w:sz="1"/>
-            </w:tcBorders>
-            <w:tcMar>
-              <w:top w:type="dxa" w:w="80"/>
-              <w:left w:type="dxa" w:w="120"/>
-              <w:bottom w:type="dxa" w:w="80"/>
-              <w:right w:type="dxa" w:w="120"/>
-            </w:tcMar>
-          </w:tcPr>
-          <w:p>
-            <w:r>
-              <w:rPr>
-                <w:b w:val="false"/>
-                <w:bCs w:val="false"/>
-                <w:sz w:val="22"/>
-                <w:szCs w:val="22"/>
-              </w:rPr>
-              <w:t xml:space="preserve">0603</w:t>
-            </w:r>
-          </w:p>
-        </w:tc>
-        <w:tc>
-          <w:tcPr>
-            <w:tcW w:type="dxa" w:w="800"/>
-            <w:tcBorders>
-              <w:top w:val="single" w:color="CCCCCC" w:sz="1"/>
-              <w:left w:val="single" w:color="CCCCCC" w:sz="1"/>
-              <w:bottom w:val="single" w:color="CCCCCC" w:sz="1"/>
-              <w:right w:val="single" w:color="CCCCCC" w:sz="1"/>
-            </w:tcBorders>
-            <w:tcMar>
-              <w:top w:type="dxa" w:w="80"/>
-              <w:left w:type="dxa" w:w="120"/>
-              <w:bottom w:type="dxa" w:w="80"/>
-              <w:right w:type="dxa" w:w="120"/>
-            </w:tcMar>
-          </w:tcPr>
-          <w:p>
-            <w:r>
-              <w:rPr>
-                <w:b w:val="false"/>
-                <w:bCs w:val="false"/>
-                <w:sz w:val="22"/>
-                <w:szCs w:val="22"/>
-              </w:rPr>
-              <w:t xml:space="preserve">OMIT</w:t>
-            </w:r>
-          </w:p>
-        </w:tc>
-        <w:tc>
-          <w:tcPr>
-            <w:tcW w:type="dxa" w:w="4400"/>
-            <w:tcBorders>
-              <w:top w:val="single" w:color="CCCCCC" w:sz="1"/>
-              <w:left w:val="single" w:color="CCCCCC" w:sz="1"/>
-              <w:bottom w:val="single" w:color="CCCCCC" w:sz="1"/>
-              <w:right w:val="single" w:color="CCCCCC" w:sz="1"/>
-            </w:tcBorders>
-            <w:tcMar>
-              <w:top w:type="dxa" w:w="80"/>
-              <w:left w:type="dxa" w:w="120"/>
-              <w:bottom w:type="dxa" w:w="80"/>
-              <w:right w:type="dxa" w:w="120"/>
-            </w:tcMar>
-          </w:tcPr>
-          <w:p>
-            <w:r>
-              <w:rPr>
-                <w:b w:val="false"/>
-                <w:bCs w:val="false"/>
-                <w:sz w:val="22"/>
-                <w:szCs w:val="22"/>
-              </w:rPr>
-              <w:t xml:space="preserve">Charge status LED. Not visible in case.</w:t>
-            </w:r>
-          </w:p>
-        </w:tc>
-      </w:tr>
-      <w:tr>
-        <w:tc>
-          <w:tcPr>
-            <w:tcW w:type="dxa" w:w="600"/>
-            <w:tcBorders>
-              <w:top w:val="single" w:color="CCCCCC" w:sz="1"/>
-              <w:left w:val="single" w:color="CCCCCC" w:sz="1"/>
-              <w:bottom w:val="single" w:color="CCCCCC" w:sz="1"/>
-              <w:right w:val="single" w:color="CCCCCC" w:sz="1"/>
-            </w:tcBorders>
-            <w:tcMar>
-              <w:top w:type="dxa" w:w="80"/>
-              <w:left w:type="dxa" w:w="120"/>
-              <w:bottom w:type="dxa" w:w="80"/>
-              <w:right w:type="dxa" w:w="120"/>
-            </w:tcMar>
-          </w:tcPr>
-          <w:p>
-            <w:r>
-              <w:rPr>
-                <w:b w:val="false"/>
-                <w:bCs w:val="false"/>
-                <w:sz w:val="22"/>
-                <w:szCs w:val="22"/>
-              </w:rPr>
-              <w:t xml:space="preserve">SW2</w:t>
-            </w:r>
-          </w:p>
-        </w:tc>
-        <w:tc>
-          <w:tcPr>
-            <w:tcW w:type="dxa" w:w="2400"/>
-            <w:tcBorders>
-              <w:top w:val="single" w:color="CCCCCC" w:sz="1"/>
-              <w:left w:val="single" w:color="CCCCCC" w:sz="1"/>
-              <w:bottom w:val="single" w:color="CCCCCC" w:sz="1"/>
-              <w:right w:val="single" w:color="CCCCCC" w:sz="1"/>
-            </w:tcBorders>
-            <w:tcMar>
-              <w:top w:type="dxa" w:w="80"/>
-              <w:left w:type="dxa" w:w="120"/>
-              <w:bottom w:type="dxa" w:w="80"/>
-              <w:right w:type="dxa" w:w="120"/>
-            </w:tcMar>
-          </w:tcPr>
-          <w:p>
-            <w:r>
-              <w:rPr>
-                <w:b w:val="false"/>
-                <w:bCs w:val="false"/>
-                <w:sz w:val="22"/>
-                <w:szCs w:val="22"/>
-              </w:rPr>
-              <w:t xml:space="preserve">DPDT switch</w:t>
-            </w:r>
-          </w:p>
-        </w:tc>
-        <w:tc>
-          <w:tcPr>
-            <w:tcW w:type="dxa" w:w="1200"/>
-            <w:tcBorders>
-              <w:top w:val="single" w:color="CCCCCC" w:sz="1"/>
-              <w:left w:val="single" w:color="CCCCCC" w:sz="1"/>
-              <w:bottom w:val="single" w:color="CCCCCC" w:sz="1"/>
-              <w:right w:val="single" w:color="CCCCCC" w:sz="1"/>
-            </w:tcBorders>
-            <w:tcMar>
-              <w:top w:type="dxa" w:w="80"/>
-              <w:left w:type="dxa" w:w="120"/>
-              <w:bottom w:type="dxa" w:w="80"/>
-              <w:right w:type="dxa" w:w="120"/>
-            </w:tcMar>
-          </w:tcPr>
-          <w:p>
-            <w:r>
-              <w:rPr>
-                <w:b w:val="false"/>
-                <w:bCs w:val="false"/>
-                <w:sz w:val="22"/>
-                <w:szCs w:val="22"/>
-              </w:rPr>
-              <w:t xml:space="preserve">EG1390</w:t>
-            </w:r>
-          </w:p>
-        </w:tc>
-        <w:tc>
-          <w:tcPr>
-            <w:tcW w:type="dxa" w:w="800"/>
-            <w:tcBorders>
-              <w:top w:val="single" w:color="CCCCCC" w:sz="1"/>
-              <w:left w:val="single" w:color="CCCCCC" w:sz="1"/>
-              <w:bottom w:val="single" w:color="CCCCCC" w:sz="1"/>
-              <w:right w:val="single" w:color="CCCCCC" w:sz="1"/>
-            </w:tcBorders>
-            <w:tcMar>
-              <w:top w:type="dxa" w:w="80"/>
-              <w:left w:type="dxa" w:w="120"/>
-              <w:bottom w:type="dxa" w:w="80"/>
-              <w:right w:type="dxa" w:w="120"/>
-            </w:tcMar>
-          </w:tcPr>
-          <w:p>
-            <w:r>
-              <w:rPr>
-                <w:b w:val="false"/>
-                <w:bCs w:val="false"/>
-                <w:sz w:val="22"/>
-                <w:szCs w:val="22"/>
-              </w:rPr>
-              <w:t xml:space="preserve">OMIT</w:t>
-            </w:r>
-          </w:p>
-        </w:tc>
-        <w:tc>
-          <w:tcPr>
-            <w:tcW w:type="dxa" w:w="4400"/>
-            <w:tcBorders>
-              <w:top w:val="single" w:color="CCCCCC" w:sz="1"/>
-              <w:left w:val="single" w:color="CCCCCC" w:sz="1"/>
-              <w:bottom w:val="single" w:color="CCCCCC" w:sz="1"/>
-              <w:right w:val="single" w:color="CCCCCC" w:sz="1"/>
-            </w:tcBorders>
-            <w:tcMar>
-              <w:top w:type="dxa" w:w="80"/>
-              <w:left w:type="dxa" w:w="120"/>
-              <w:bottom w:type="dxa" w:w="80"/>
-              <w:right w:type="dxa" w:w="120"/>
-            </w:tcMar>
-          </w:tcPr>
-          <w:p>
-            <w:r>
-              <w:rPr>
-                <w:b w:val="false"/>
-                <w:bCs w:val="false"/>
-                <w:sz w:val="22"/>
-                <w:szCs w:val="22"/>
-              </w:rPr>
-              <w:t xml:space="preserve">Power switch. Not accessible in case. Battery disconnect is only power-off.</w:t>
-            </w:r>
-          </w:p>
-        </w:tc>
-      </w:tr>
-      <w:tr>
-        <w:tc>
-          <w:tcPr>
-            <w:tcW w:type="dxa" w:w="600"/>
-            <w:tcBorders>
-              <w:top w:val="single" w:color="CCCCCC" w:sz="1"/>
-              <w:left w:val="single" w:color="CCCCCC" w:sz="1"/>
-              <w:bottom w:val="single" w:color="CCCCCC" w:sz="1"/>
-              <w:right w:val="single" w:color="CCCCCC" w:sz="1"/>
-            </w:tcBorders>
-            <w:tcMar>
-              <w:top w:type="dxa" w:w="80"/>
-              <w:left w:type="dxa" w:w="120"/>
-              <w:bottom w:type="dxa" w:w="80"/>
-              <w:right w:type="dxa" w:w="120"/>
-            </w:tcMar>
-          </w:tcPr>
-          <w:p>
-            <w:r>
-              <w:rPr>
-                <w:b w:val="false"/>
-                <w:bCs w:val="false"/>
-                <w:sz w:val="22"/>
-                <w:szCs w:val="22"/>
-              </w:rPr>
-              <w:t xml:space="preserve">X1</w:t>
-            </w:r>
-          </w:p>
-        </w:tc>
-        <w:tc>
-          <w:tcPr>
-            <w:tcW w:type="dxa" w:w="2400"/>
-            <w:tcBorders>
-              <w:top w:val="single" w:color="CCCCCC" w:sz="1"/>
-              <w:left w:val="single" w:color="CCCCCC" w:sz="1"/>
-              <w:bottom w:val="single" w:color="CCCCCC" w:sz="1"/>
-              <w:right w:val="single" w:color="CCCCCC" w:sz="1"/>
-            </w:tcBorders>
-            <w:tcMar>
-              <w:top w:type="dxa" w:w="80"/>
-              <w:left w:type="dxa" w:w="120"/>
-              <w:bottom w:type="dxa" w:w="80"/>
-              <w:right w:type="dxa" w:w="120"/>
-            </w:tcMar>
-          </w:tcPr>
-          <w:p>
-            <w:r>
-              <w:rPr>
-                <w:b w:val="false"/>
-                <w:bCs w:val="false"/>
-                <w:sz w:val="22"/>
-                <w:szCs w:val="22"/>
-              </w:rPr>
-              <w:t xml:space="preserve">JST-PH 2-pin</w:t>
-            </w:r>
-          </w:p>
-        </w:tc>
-        <w:tc>
-          <w:tcPr>
-            <w:tcW w:type="dxa" w:w="1200"/>
-            <w:tcBorders>
-              <w:top w:val="single" w:color="CCCCCC" w:sz="1"/>
-              <w:left w:val="single" w:color="CCCCCC" w:sz="1"/>
-              <w:bottom w:val="single" w:color="CCCCCC" w:sz="1"/>
-              <w:right w:val="single" w:color="CCCCCC" w:sz="1"/>
-            </w:tcBorders>
-            <w:tcMar>
-              <w:top w:type="dxa" w:w="80"/>
-              <w:left w:type="dxa" w:w="120"/>
-              <w:bottom w:type="dxa" w:w="80"/>
-              <w:right w:type="dxa" w:w="120"/>
-            </w:tcMar>
-          </w:tcPr>
-          <w:p>
-            <w:r>
-              <w:rPr>
-                <w:b w:val="false"/>
-                <w:bCs w:val="false"/>
-                <w:sz w:val="22"/>
-                <w:szCs w:val="22"/>
-              </w:rPr>
-              <w:t xml:space="preserve">—</w:t>
-            </w:r>
-          </w:p>
-        </w:tc>
-        <w:tc>
-          <w:tcPr>
-            <w:tcW w:type="dxa" w:w="800"/>
-            <w:tcBorders>
-              <w:top w:val="single" w:color="CCCCCC" w:sz="1"/>
-              <w:left w:val="single" w:color="CCCCCC" w:sz="1"/>
-              <w:bottom w:val="single" w:color="CCCCCC" w:sz="1"/>
-              <w:right w:val="single" w:color="CCCCCC" w:sz="1"/>
-            </w:tcBorders>
-            <w:tcMar>
-              <w:top w:type="dxa" w:w="80"/>
-              <w:left w:type="dxa" w:w="120"/>
-              <w:bottom w:type="dxa" w:w="80"/>
-              <w:right w:type="dxa" w:w="120"/>
-            </w:tcMar>
-          </w:tcPr>
-          <w:p>
-            <w:r>
-              <w:rPr>
-                <w:b w:val="false"/>
-                <w:bCs w:val="false"/>
-                <w:sz w:val="22"/>
-                <w:szCs w:val="22"/>
-              </w:rPr>
-              <w:t xml:space="preserve">OMIT</w:t>
-            </w:r>
-          </w:p>
-        </w:tc>
-        <w:tc>
-          <w:tcPr>
-            <w:tcW w:type="dxa" w:w="4400"/>
-            <w:tcBorders>
-              <w:top w:val="single" w:color="CCCCCC" w:sz="1"/>
-              <w:left w:val="single" w:color="CCCCCC" w:sz="1"/>
-              <w:bottom w:val="single" w:color="CCCCCC" w:sz="1"/>
-              <w:right w:val="single" w:color="CCCCCC" w:sz="1"/>
-            </w:tcBorders>
-            <w:tcMar>
-              <w:top w:type="dxa" w:w="80"/>
-              <w:left w:type="dxa" w:w="120"/>
-              <w:bottom w:type="dxa" w:w="80"/>
-              <w:right w:type="dxa" w:w="120"/>
-            </w:tcMar>
-          </w:tcPr>
-          <w:p>
-            <w:r>
-              <w:rPr>
-                <w:b w:val="false"/>
-                <w:bCs w:val="false"/>
-                <w:sz w:val="22"/>
-                <w:szCs w:val="22"/>
-              </w:rPr>
-              <w:t xml:space="preserve">Battery connector. Replace with direct solder pads.</w:t>
-            </w:r>
-          </w:p>
-        </w:tc>
-      </w:tr>
-      <w:tr>
-        <w:tc>
-          <w:tcPr>
-            <w:tcW w:type="dxa" w:w="600"/>
-            <w:tcBorders>
-              <w:top w:val="single" w:color="CCCCCC" w:sz="1"/>
-              <w:left w:val="single" w:color="CCCCCC" w:sz="1"/>
-              <w:bottom w:val="single" w:color="CCCCCC" w:sz="1"/>
-              <w:right w:val="single" w:color="CCCCCC" w:sz="1"/>
-            </w:tcBorders>
-            <w:tcMar>
-              <w:top w:type="dxa" w:w="80"/>
-              <w:left w:type="dxa" w:w="120"/>
-              <w:bottom w:type="dxa" w:w="80"/>
-              <w:right w:type="dxa" w:w="120"/>
-            </w:tcMar>
-          </w:tcPr>
-          <w:p>
-            <w:r>
-              <w:rPr>
-                <w:b w:val="false"/>
-                <w:bCs w:val="false"/>
-                <w:sz w:val="22"/>
-                <w:szCs w:val="22"/>
-              </w:rPr>
-              <w:t xml:space="preserve">JP1/JP2/JP3</w:t>
-            </w:r>
-          </w:p>
-        </w:tc>
-        <w:tc>
-          <w:tcPr>
-            <w:tcW w:type="dxa" w:w="2400"/>
-            <w:tcBorders>
-              <w:top w:val="single" w:color="CCCCCC" w:sz="1"/>
-              <w:left w:val="single" w:color="CCCCCC" w:sz="1"/>
-              <w:bottom w:val="single" w:color="CCCCCC" w:sz="1"/>
-              <w:right w:val="single" w:color="CCCCCC" w:sz="1"/>
-            </w:tcBorders>
-            <w:tcMar>
-              <w:top w:type="dxa" w:w="80"/>
-              <w:left w:type="dxa" w:w="120"/>
-              <w:bottom w:type="dxa" w:w="80"/>
-              <w:right w:type="dxa" w:w="120"/>
-            </w:tcMar>
-          </w:tcPr>
-          <w:p>
-            <w:r>
-              <w:rPr>
-                <w:b w:val="false"/>
-                <w:bCs w:val="false"/>
-                <w:sz w:val="22"/>
-                <w:szCs w:val="22"/>
-              </w:rPr>
-              <w:t xml:space="preserve">Headers</w:t>
-            </w:r>
-          </w:p>
-        </w:tc>
-        <w:tc>
-          <w:tcPr>
-            <w:tcW w:type="dxa" w:w="1200"/>
-            <w:tcBorders>
-              <w:top w:val="single" w:color="CCCCCC" w:sz="1"/>
-              <w:left w:val="single" w:color="CCCCCC" w:sz="1"/>
-              <w:bottom w:val="single" w:color="CCCCCC" w:sz="1"/>
-              <w:right w:val="single" w:color="CCCCCC" w:sz="1"/>
-            </w:tcBorders>
-            <w:tcMar>
-              <w:top w:type="dxa" w:w="80"/>
-              <w:left w:type="dxa" w:w="120"/>
-              <w:bottom w:type="dxa" w:w="80"/>
-              <w:right w:type="dxa" w:w="120"/>
-            </w:tcMar>
-          </w:tcPr>
-          <w:p>
-            <w:r>
-              <w:rPr>
-                <w:b w:val="false"/>
-                <w:bCs w:val="false"/>
-                <w:sz w:val="22"/>
-                <w:szCs w:val="22"/>
-              </w:rPr>
-              <w:t xml:space="preserve">—</w:t>
-            </w:r>
-          </w:p>
-        </w:tc>
-        <w:tc>
-          <w:tcPr>
-            <w:tcW w:type="dxa" w:w="800"/>
-            <w:tcBorders>
-              <w:top w:val="single" w:color="CCCCCC" w:sz="1"/>
-              <w:left w:val="single" w:color="CCCCCC" w:sz="1"/>
-              <w:bottom w:val="single" w:color="CCCCCC" w:sz="1"/>
-              <w:right w:val="single" w:color="CCCCCC" w:sz="1"/>
-            </w:tcBorders>
-            <w:tcMar>
-              <w:top w:type="dxa" w:w="80"/>
-              <w:left w:type="dxa" w:w="120"/>
-              <w:bottom w:type="dxa" w:w="80"/>
-              <w:right w:type="dxa" w:w="120"/>
-            </w:tcMar>
-          </w:tcPr>
-          <w:p>
-            <w:r>
-              <w:rPr>
-                <w:b w:val="false"/>
-                <w:bCs w:val="false"/>
-                <w:sz w:val="22"/>
-                <w:szCs w:val="22"/>
-              </w:rPr>
-              <w:t xml:space="preserve">OMIT</w:t>
-            </w:r>
-          </w:p>
-        </w:tc>
-        <w:tc>
-          <w:tcPr>
-            <w:tcW w:type="dxa" w:w="4400"/>
-            <w:tcBorders>
-              <w:top w:val="single" w:color="CCCCCC" w:sz="1"/>
-              <w:left w:val="single" w:color="CCCCCC" w:sz="1"/>
-              <w:bottom w:val="single" w:color="CCCCCC" w:sz="1"/>
-              <w:right w:val="single" w:color="CCCCCC" w:sz="1"/>
-            </w:tcBorders>
-            <w:tcMar>
-              <w:top w:type="dxa" w:w="80"/>
-              <w:left w:type="dxa" w:w="120"/>
-              <w:bottom w:type="dxa" w:w="80"/>
-              <w:right w:type="dxa" w:w="120"/>
-            </w:tcMar>
-          </w:tcPr>
-          <w:p>
-            <w:r>
-              <w:rPr>
-                <w:b w:val="false"/>
-                <w:bCs w:val="false"/>
-                <w:sz w:val="22"/>
-                <w:szCs w:val="22"/>
-              </w:rPr>
-              <w:t xml:space="preserve">QT Py connections. Replaced by carrier board traces.</w:t>
-            </w:r>
-          </w:p>
-        </w:tc>
-      </w:tr>
-      <w:tr>
-        <w:tc>
-          <w:tcPr>
-            <w:tcW w:type="dxa" w:w="600"/>
-            <w:tcBorders>
-              <w:top w:val="single" w:color="CCCCCC" w:sz="1"/>
-              <w:left w:val="single" w:color="CCCCCC" w:sz="1"/>
-              <w:bottom w:val="single" w:color="CCCCCC" w:sz="1"/>
-              <w:right w:val="single" w:color="CCCCCC" w:sz="1"/>
-            </w:tcBorders>
-            <w:tcMar>
-              <w:top w:type="dxa" w:w="80"/>
-              <w:left w:type="dxa" w:w="120"/>
-              <w:bottom w:type="dxa" w:w="80"/>
-              <w:right w:type="dxa" w:w="120"/>
-            </w:tcMar>
-          </w:tcPr>
-          <w:p>
-            <w:r>
-              <w:rPr>
-                <w:b w:val="false"/>
-                <w:bCs w:val="false"/>
-                <w:sz w:val="22"/>
-                <w:szCs w:val="22"/>
-              </w:rPr>
-              <w:t xml:space="preserve">SJ1</w:t>
-            </w:r>
-          </w:p>
-        </w:tc>
-        <w:tc>
-          <w:tcPr>
-            <w:tcW w:type="dxa" w:w="2400"/>
-            <w:tcBorders>
-              <w:top w:val="single" w:color="CCCCCC" w:sz="1"/>
-              <w:left w:val="single" w:color="CCCCCC" w:sz="1"/>
-              <w:bottom w:val="single" w:color="CCCCCC" w:sz="1"/>
-              <w:right w:val="single" w:color="CCCCCC" w:sz="1"/>
-            </w:tcBorders>
-            <w:tcMar>
-              <w:top w:type="dxa" w:w="80"/>
-              <w:left w:type="dxa" w:w="120"/>
-              <w:bottom w:type="dxa" w:w="80"/>
-              <w:right w:type="dxa" w:w="120"/>
-            </w:tcMar>
-          </w:tcPr>
-          <w:p>
-            <w:r>
-              <w:rPr>
-                <w:b w:val="false"/>
-                <w:bCs w:val="false"/>
-                <w:sz w:val="22"/>
-                <w:szCs w:val="22"/>
-              </w:rPr>
-              <w:t xml:space="preserve">Solder jumper</w:t>
-            </w:r>
-          </w:p>
-        </w:tc>
-        <w:tc>
-          <w:tcPr>
-            <w:tcW w:type="dxa" w:w="1200"/>
-            <w:tcBorders>
-              <w:top w:val="single" w:color="CCCCCC" w:sz="1"/>
-              <w:left w:val="single" w:color="CCCCCC" w:sz="1"/>
-              <w:bottom w:val="single" w:color="CCCCCC" w:sz="1"/>
-              <w:right w:val="single" w:color="CCCCCC" w:sz="1"/>
-            </w:tcBorders>
-            <w:tcMar>
-              <w:top w:type="dxa" w:w="80"/>
-              <w:left w:type="dxa" w:w="120"/>
-              <w:bottom w:type="dxa" w:w="80"/>
-              <w:right w:type="dxa" w:w="120"/>
-            </w:tcMar>
-          </w:tcPr>
-          <w:p>
-            <w:r>
-              <w:rPr>
-                <w:b w:val="false"/>
-                <w:bCs w:val="false"/>
-                <w:sz w:val="22"/>
-                <w:szCs w:val="22"/>
-              </w:rPr>
-              <w:t xml:space="preserve">closed</w:t>
-            </w:r>
-          </w:p>
-        </w:tc>
-        <w:tc>
-          <w:tcPr>
-            <w:tcW w:type="dxa" w:w="800"/>
-            <w:tcBorders>
-              <w:top w:val="single" w:color="CCCCCC" w:sz="1"/>
-              <w:left w:val="single" w:color="CCCCCC" w:sz="1"/>
-              <w:bottom w:val="single" w:color="CCCCCC" w:sz="1"/>
-              <w:right w:val="single" w:color="CCCCCC" w:sz="1"/>
-            </w:tcBorders>
-            <w:tcMar>
-              <w:top w:type="dxa" w:w="80"/>
-              <w:left w:type="dxa" w:w="120"/>
-              <w:bottom w:type="dxa" w:w="80"/>
-              <w:right w:type="dxa" w:w="120"/>
-            </w:tcMar>
-          </w:tcPr>
-          <w:p>
-            <w:r>
-              <w:rPr>
-                <w:b w:val="false"/>
-                <w:bCs w:val="false"/>
-                <w:sz w:val="22"/>
-                <w:szCs w:val="22"/>
-              </w:rPr>
-              <w:t xml:space="preserve">OMIT</w:t>
-            </w:r>
-          </w:p>
-        </w:tc>
-        <w:tc>
-          <w:tcPr>
-            <w:tcW w:type="dxa" w:w="4400"/>
-            <w:tcBorders>
-              <w:top w:val="single" w:color="CCCCCC" w:sz="1"/>
-              <w:left w:val="single" w:color="CCCCCC" w:sz="1"/>
-              <w:bottom w:val="single" w:color="CCCCCC" w:sz="1"/>
-              <w:right w:val="single" w:color="CCCCCC" w:sz="1"/>
-            </w:tcBorders>
-            <w:tcMar>
-              <w:top w:type="dxa" w:w="80"/>
-              <w:left w:type="dxa" w:w="120"/>
-              <w:bottom w:type="dxa" w:w="80"/>
-              <w:right w:type="dxa" w:w="120"/>
-            </w:tcMar>
-          </w:tcPr>
-          <w:p>
-            <w:r>
-              <w:rPr>
-                <w:b w:val="false"/>
-                <w:bCs w:val="false"/>
-                <w:sz w:val="22"/>
-                <w:szCs w:val="22"/>
-              </w:rPr>
-              <w:t xml:space="preserve">A2 voltage divider enable jumper. Connect directly in layout.</w:t>
+            <w:tcW w:type="dxa" w:w="2800"/>
+            <w:tcBorders>
+              <w:top w:val="single" w:color="CCCCCC" w:sz="1"/>
+              <w:left w:val="single" w:color="CCCCCC" w:sz="1"/>
+              <w:bottom w:val="single" w:color="CCCCCC" w:sz="1"/>
+              <w:right w:val="single" w:color="CCCCCC" w:sz="1"/>
+            </w:tcBorders>
+            <w:tcMar>
+              <w:top w:type="dxa" w:w="80"/>
+              <w:left w:type="dxa" w:w="120"/>
+              <w:bottom w:type="dxa" w:w="80"/>
+              <w:right w:type="dxa" w:w="120"/>
+            </w:tcMar>
+          </w:tcPr>
+          <w:p>
+            <w:r>
+              <w:rPr>
+                <w:b w:val="false"/>
+                <w:bCs w:val="false"/>
+                <w:sz w:val="22"/>
+                <w:szCs w:val="22"/>
+              </w:rPr>
+              <w:t xml:space="preserve">Single board target</w:t>
+            </w:r>
+          </w:p>
+        </w:tc>
+        <w:tc>
+          <w:tcPr>
+            <w:tcW w:type="dxa" w:w="1600"/>
+            <w:tcBorders>
+              <w:top w:val="single" w:color="CCCCCC" w:sz="1"/>
+              <w:left w:val="single" w:color="CCCCCC" w:sz="1"/>
+              <w:bottom w:val="single" w:color="CCCCCC" w:sz="1"/>
+              <w:right w:val="single" w:color="CCCCCC" w:sz="1"/>
+            </w:tcBorders>
+            <w:tcMar>
+              <w:top w:type="dxa" w:w="80"/>
+              <w:left w:type="dxa" w:w="120"/>
+              <w:bottom w:type="dxa" w:w="80"/>
+              <w:right w:type="dxa" w:w="120"/>
+            </w:tcMar>
+          </w:tcPr>
+          <w:p>
+            <w:r>
+              <w:rPr>
+                <w:b w:val="false"/>
+                <w:bCs w:val="false"/>
+                <w:sz w:val="22"/>
+                <w:szCs w:val="22"/>
+              </w:rPr>
+              <w:t xml:space="preserve">~12-13mm</w:t>
+            </w:r>
+          </w:p>
+        </w:tc>
+        <w:tc>
+          <w:tcPr>
+            <w:tcW w:type="dxa" w:w="5160"/>
+            <w:tcBorders>
+              <w:top w:val="single" w:color="CCCCCC" w:sz="1"/>
+              <w:left w:val="single" w:color="CCCCCC" w:sz="1"/>
+              <w:bottom w:val="single" w:color="CCCCCC" w:sz="1"/>
+              <w:right w:val="single" w:color="CCCCCC" w:sz="1"/>
+            </w:tcBorders>
+            <w:tcMar>
+              <w:top w:type="dxa" w:w="80"/>
+              <w:left w:type="dxa" w:w="120"/>
+              <w:bottom w:type="dxa" w:w="80"/>
+              <w:right w:type="dxa" w:w="120"/>
+            </w:tcMar>
+          </w:tcPr>
+          <w:p>
+            <w:r>
+              <w:rPr>
+                <w:b w:val="false"/>
+                <w:bCs w:val="false"/>
+                <w:sz w:val="22"/>
+                <w:szCs w:val="22"/>
+              </w:rPr>
+              <w:t xml:space="preserve">Requires custom RP2040 board replacing QT Py and BFF</w:t>
             </w:r>
           </w:p>
         </w:tc>
       </w:tr>
     </w:tbl>
-    <w:p/>
-    <w:p>
-      <w:r>
-        <w:rPr>
-          <w:sz w:val="24"/>
-          <w:szCs w:val="24"/>
-        </w:rPr>
-        <w:t xml:space="preserve">MCP73831T STAT pin: low = charging, high-impedance = charge complete or no battery. Leave unconnected if no LED. R8 charge current formula: I_charge = 1000V / R_prog. At 5.1K: 1000/5100 = 196mA ≈ 200mA. Adafruit uses 5.1K not 5K — use same value.</w:t>
-      </w:r>
-    </w:p>
-    <w:p/>
-    <w:p>
-      <w:r>
-        <w:rPr>
-          <w:sz w:val="24"/>
-          <w:szCs w:val="24"/>
-        </w:rPr>
-        <w:t xml:space="preserve">D2 MBR120 note: this is a Schottky diode on the VBAT output providing reverse polarity protection. It was not in the earlier documented component list — confirmed from schematic. Do not omit when absorbing onto carrier PCB.</w:t>
-      </w:r>
-    </w:p>
     <w:p/>
     <w:p/>
     <w:sectPr>
